--- a/documentation/04 Website/Website User Interface.docx
+++ b/documentation/04 Website/Website User Interface.docx
@@ -289,7 +289,7 @@
                 <w:sz w:val="20"/>
                 <w:szCs w:val="20"/>
               </w:rPr>
-              <w:t>20 October 2026</w:t>
+              <w:t>23 October 2026</w:t>
             </w:r>
           </w:p>
         </w:tc>
@@ -1338,6 +1338,81 @@
           </w:p>
         </w:tc>
       </w:tr>
+      <w:tr>
+        <w:tblPrEx>
+          <w:tblCellMar>
+            <w:top w:w="0" w:type="dxa"/>
+            <w:bottom w:w="0" w:type="dxa"/>
+          </w:tblCellMar>
+        </w:tblPrEx>
+        <w:tc>
+          <w:tcPr>
+            <w:tcW w:w="1300" w:type="dxa"/>
+            <w:tcMar>
+              <w:top w:w="50" w:type="dxa"/>
+              <w:left w:w="90" w:type="dxa"/>
+              <w:bottom w:w="50" w:type="dxa"/>
+              <w:right w:w="90" w:type="dxa"/>
+            </w:tcMar>
+          </w:tcPr>
+          <w:p>
+            <w:r>
+              <w:rPr>
+                <w:sz w:val="19"/>
+                <w:szCs w:val="19"/>
+              </w:rPr>
+              <w:t>1.1</w:t>
+            </w:r>
+          </w:p>
+        </w:tc>
+        <w:tc>
+          <w:tcPr>
+            <w:tcW w:w="1900" w:type="dxa"/>
+            <w:tcMar>
+              <w:top w:w="50" w:type="dxa"/>
+              <w:left w:w="90" w:type="dxa"/>
+              <w:bottom w:w="50" w:type="dxa"/>
+              <w:right w:w="90" w:type="dxa"/>
+            </w:tcMar>
+          </w:tcPr>
+          <w:p>
+            <w:r>
+              <w:rPr>
+                <w:sz w:val="19"/>
+                <w:szCs w:val="19"/>
+              </w:rPr>
+              <w:t>23 October 2026</w:t>
+            </w:r>
+          </w:p>
+        </w:tc>
+        <w:tc>
+          <w:tcPr>
+            <w:tcW w:w="6438" w:type="dxa"/>
+            <w:tcMar>
+              <w:top w:w="50" w:type="dxa"/>
+              <w:left w:w="90" w:type="dxa"/>
+              <w:bottom w:w="50" w:type="dxa"/>
+              <w:right w:w="90" w:type="dxa"/>
+            </w:tcMar>
+          </w:tcPr>
+          <w:p>
+            <w:r>
+              <w:rPr>
+                <w:sz w:val="19"/>
+                <w:szCs w:val="19"/>
+              </w:rPr>
+              <w:t>The About page sets out the company below the film: who we are with the registered facts, how we work (timber from farms across Central Kenya, milled in Nakuru), mission and vision, where to find us with a map l</w:t>
+            </w:r>
+            <w:r>
+              <w:rPr>
+                <w:sz w:val="19"/>
+                <w:szCs w:val="19"/>
+              </w:rPr>
+              <w:t>ink, and the founder with a photo frame; the same facts for search engines in index.html.</w:t>
+            </w:r>
+          </w:p>
+        </w:tc>
+      </w:tr>
     </w:tbl>
     <w:p>
       <w:pPr>
@@ -1370,7 +1445,7 @@
     <w:sdt>
       <w:sdtPr>
         <w:alias w:val="Contents"/>
-        <w:id w:val="2117097262"/>
+        <w:id w:val="281383074"/>
       </w:sdtPr>
       <w:sdtEndPr/>
       <w:sdtContent>
@@ -1397,7 +1472,7 @@
           <w:r>
             <w:fldChar w:fldCharType="separate"/>
           </w:r>
-          <w:hyperlink w:anchor="_Toc243418106" w:history="1">
+          <w:hyperlink w:anchor="_Toc243676172" w:history="1">
             <w:r>
               <w:rPr>
                 <w:rStyle w:val="Hyperlink"/>
@@ -1421,7 +1496,7 @@
               <w:rPr>
                 <w:noProof/>
               </w:rPr>
-              <w:instrText xml:space="preserve"> PAGEREF _Toc243418106 \h </w:instrText>
+              <w:instrText xml:space="preserve"> PAGEREF _Toc243676172 \h </w:instrText>
             </w:r>
             <w:r>
               <w:rPr>
@@ -1462,7 +1537,7 @@
               <w:szCs w:val="22"/>
             </w:rPr>
           </w:pPr>
-          <w:hyperlink w:anchor="_Toc243418107" w:history="1">
+          <w:hyperlink w:anchor="_Toc243676173" w:history="1">
             <w:r>
               <w:rPr>
                 <w:rStyle w:val="Hyperlink"/>
@@ -1486,7 +1561,7 @@
               <w:rPr>
                 <w:noProof/>
               </w:rPr>
-              <w:instrText xml:space="preserve"> PAGEREF _Toc243418107 \h </w:instrText>
+              <w:instrText xml:space="preserve"> PAGEREF _Toc243676173 \h </w:instrText>
             </w:r>
             <w:r>
               <w:rPr>
@@ -1527,7 +1602,7 @@
               <w:szCs w:val="22"/>
             </w:rPr>
           </w:pPr>
-          <w:hyperlink w:anchor="_Toc243418108" w:history="1">
+          <w:hyperlink w:anchor="_Toc243676174" w:history="1">
             <w:r>
               <w:rPr>
                 <w:rStyle w:val="Hyperlink"/>
@@ -1551,7 +1626,7 @@
               <w:rPr>
                 <w:noProof/>
               </w:rPr>
-              <w:instrText xml:space="preserve"> PAGEREF _Toc243418108 \h </w:instrText>
+              <w:instrText xml:space="preserve"> PAGEREF _Toc243676174 \h </w:instrText>
             </w:r>
             <w:r>
               <w:rPr>
@@ -1592,7 +1667,7 @@
               <w:szCs w:val="22"/>
             </w:rPr>
           </w:pPr>
-          <w:hyperlink w:anchor="_Toc243418109" w:history="1">
+          <w:hyperlink w:anchor="_Toc243676175" w:history="1">
             <w:r>
               <w:rPr>
                 <w:rStyle w:val="Hyperlink"/>
@@ -1616,7 +1691,7 @@
               <w:rPr>
                 <w:noProof/>
               </w:rPr>
-              <w:instrText xml:space="preserve"> PAGEREF _Toc243418109 \h </w:instrText>
+              <w:instrText xml:space="preserve"> PAGEREF _Toc243676175 \h </w:instrText>
             </w:r>
             <w:r>
               <w:rPr>
@@ -1657,7 +1732,7 @@
               <w:szCs w:val="22"/>
             </w:rPr>
           </w:pPr>
-          <w:hyperlink w:anchor="_Toc243418110" w:history="1">
+          <w:hyperlink w:anchor="_Toc243676176" w:history="1">
             <w:r>
               <w:rPr>
                 <w:rStyle w:val="Hyperlink"/>
@@ -1681,7 +1756,7 @@
               <w:rPr>
                 <w:noProof/>
               </w:rPr>
-              <w:instrText xml:space="preserve"> PAGEREF _Toc243418110 \h </w:instrText>
+              <w:instrText xml:space="preserve"> PAGEREF _Toc243676176 \h </w:instrText>
             </w:r>
             <w:r>
               <w:rPr>
@@ -1722,7 +1797,7 @@
               <w:szCs w:val="22"/>
             </w:rPr>
           </w:pPr>
-          <w:hyperlink w:anchor="_Toc243418111" w:history="1">
+          <w:hyperlink w:anchor="_Toc243676177" w:history="1">
             <w:r>
               <w:rPr>
                 <w:rStyle w:val="Hyperlink"/>
@@ -1746,7 +1821,7 @@
               <w:rPr>
                 <w:noProof/>
               </w:rPr>
-              <w:instrText xml:space="preserve"> PAGEREF _Toc243418111 \h </w:instrText>
+              <w:instrText xml:space="preserve"> PAGEREF _Toc243676177 \h </w:instrText>
             </w:r>
             <w:r>
               <w:rPr>
@@ -1787,7 +1862,7 @@
               <w:szCs w:val="22"/>
             </w:rPr>
           </w:pPr>
-          <w:hyperlink w:anchor="_Toc243418112" w:history="1">
+          <w:hyperlink w:anchor="_Toc243676178" w:history="1">
             <w:r>
               <w:rPr>
                 <w:rStyle w:val="Hyperlink"/>
@@ -1811,7 +1886,7 @@
               <w:rPr>
                 <w:noProof/>
               </w:rPr>
-              <w:instrText xml:space="preserve"> PAGEREF _Toc243418112 \h </w:instrText>
+              <w:instrText xml:space="preserve"> PAGEREF _Toc243676178 \h </w:instrText>
             </w:r>
             <w:r>
               <w:rPr>
@@ -1852,7 +1927,7 @@
               <w:szCs w:val="22"/>
             </w:rPr>
           </w:pPr>
-          <w:hyperlink w:anchor="_Toc243418113" w:history="1">
+          <w:hyperlink w:anchor="_Toc243676179" w:history="1">
             <w:r>
               <w:rPr>
                 <w:rStyle w:val="Hyperlink"/>
@@ -1876,7 +1951,7 @@
               <w:rPr>
                 <w:noProof/>
               </w:rPr>
-              <w:instrText xml:space="preserve"> PAGEREF _Toc243418113 \h </w:instrText>
+              <w:instrText xml:space="preserve"> PAGEREF _Toc243676179 \h </w:instrText>
             </w:r>
             <w:r>
               <w:rPr>
@@ -1917,7 +1992,7 @@
               <w:szCs w:val="22"/>
             </w:rPr>
           </w:pPr>
-          <w:hyperlink w:anchor="_Toc243418114" w:history="1">
+          <w:hyperlink w:anchor="_Toc243676180" w:history="1">
             <w:r>
               <w:rPr>
                 <w:rStyle w:val="Hyperlink"/>
@@ -1941,7 +2016,7 @@
               <w:rPr>
                 <w:noProof/>
               </w:rPr>
-              <w:instrText xml:space="preserve"> PAGEREF _Toc243418114 \h </w:instrText>
+              <w:instrText xml:space="preserve"> PAGEREF _Toc243676180 \h </w:instrText>
             </w:r>
             <w:r>
               <w:rPr>
@@ -1982,7 +2057,7 @@
               <w:szCs w:val="22"/>
             </w:rPr>
           </w:pPr>
-          <w:hyperlink w:anchor="_Toc243418115" w:history="1">
+          <w:hyperlink w:anchor="_Toc243676181" w:history="1">
             <w:r>
               <w:rPr>
                 <w:rStyle w:val="Hyperlink"/>
@@ -2006,7 +2081,7 @@
               <w:rPr>
                 <w:noProof/>
               </w:rPr>
-              <w:instrText xml:space="preserve"> PAGEREF _Toc243418115 \h </w:instrText>
+              <w:instrText xml:space="preserve"> PAGEREF _Toc243676181 \h </w:instrText>
             </w:r>
             <w:r>
               <w:rPr>
@@ -2047,7 +2122,7 @@
               <w:szCs w:val="22"/>
             </w:rPr>
           </w:pPr>
-          <w:hyperlink w:anchor="_Toc243418116" w:history="1">
+          <w:hyperlink w:anchor="_Toc243676182" w:history="1">
             <w:r>
               <w:rPr>
                 <w:rStyle w:val="Hyperlink"/>
@@ -2071,7 +2146,7 @@
               <w:rPr>
                 <w:noProof/>
               </w:rPr>
-              <w:instrText xml:space="preserve"> PAGEREF _Toc243418116 \h </w:instrText>
+              <w:instrText xml:space="preserve"> PAGEREF _Toc243676182 \h </w:instrText>
             </w:r>
             <w:r>
               <w:rPr>
@@ -2112,7 +2187,7 @@
               <w:szCs w:val="22"/>
             </w:rPr>
           </w:pPr>
-          <w:hyperlink w:anchor="_Toc243418117" w:history="1">
+          <w:hyperlink w:anchor="_Toc243676183" w:history="1">
             <w:r>
               <w:rPr>
                 <w:rStyle w:val="Hyperlink"/>
@@ -2136,7 +2211,7 @@
               <w:rPr>
                 <w:noProof/>
               </w:rPr>
-              <w:instrText xml:space="preserve"> PAGEREF _Toc243418117 \h </w:instrText>
+              <w:instrText xml:space="preserve"> PAGEREF _Toc243676183 \h </w:instrText>
             </w:r>
             <w:r>
               <w:rPr>
@@ -2177,7 +2252,7 @@
               <w:szCs w:val="22"/>
             </w:rPr>
           </w:pPr>
-          <w:hyperlink w:anchor="_Toc243418118" w:history="1">
+          <w:hyperlink w:anchor="_Toc243676184" w:history="1">
             <w:r>
               <w:rPr>
                 <w:rStyle w:val="Hyperlink"/>
@@ -2201,7 +2276,7 @@
               <w:rPr>
                 <w:noProof/>
               </w:rPr>
-              <w:instrText xml:space="preserve"> PAGEREF _Toc243418118 \h </w:instrText>
+              <w:instrText xml:space="preserve"> PAGEREF _Toc243676184 \h </w:instrText>
             </w:r>
             <w:r>
               <w:rPr>
@@ -2242,7 +2317,7 @@
               <w:szCs w:val="22"/>
             </w:rPr>
           </w:pPr>
-          <w:hyperlink w:anchor="_Toc243418119" w:history="1">
+          <w:hyperlink w:anchor="_Toc243676185" w:history="1">
             <w:r>
               <w:rPr>
                 <w:rStyle w:val="Hyperlink"/>
@@ -2266,7 +2341,7 @@
               <w:rPr>
                 <w:noProof/>
               </w:rPr>
-              <w:instrText xml:space="preserve"> PAGEREF _Toc243418119 \h </w:instrText>
+              <w:instrText xml:space="preserve"> PAGEREF _Toc243676185 \h </w:instrText>
             </w:r>
             <w:r>
               <w:rPr>
@@ -2307,7 +2382,7 @@
               <w:szCs w:val="22"/>
             </w:rPr>
           </w:pPr>
-          <w:hyperlink w:anchor="_Toc243418120" w:history="1">
+          <w:hyperlink w:anchor="_Toc243676186" w:history="1">
             <w:r>
               <w:rPr>
                 <w:rStyle w:val="Hyperlink"/>
@@ -2331,7 +2406,7 @@
               <w:rPr>
                 <w:noProof/>
               </w:rPr>
-              <w:instrText xml:space="preserve"> PAGEREF _Toc243418120 \h </w:instrText>
+              <w:instrText xml:space="preserve"> PAGEREF _Toc243676186 \h </w:instrText>
             </w:r>
             <w:r>
               <w:rPr>
@@ -2372,7 +2447,7 @@
               <w:szCs w:val="22"/>
             </w:rPr>
           </w:pPr>
-          <w:hyperlink w:anchor="_Toc243418121" w:history="1">
+          <w:hyperlink w:anchor="_Toc243676187" w:history="1">
             <w:r>
               <w:rPr>
                 <w:rStyle w:val="Hyperlink"/>
@@ -2396,7 +2471,7 @@
               <w:rPr>
                 <w:noProof/>
               </w:rPr>
-              <w:instrText xml:space="preserve"> PAGEREF _Toc243418121 \h </w:instrText>
+              <w:instrText xml:space="preserve"> PAGEREF _Toc243676187 \h </w:instrText>
             </w:r>
             <w:r>
               <w:rPr>
@@ -2413,7 +2488,7 @@
               <w:rPr>
                 <w:noProof/>
               </w:rPr>
-              <w:t>14</w:t>
+              <w:t>15</w:t>
             </w:r>
             <w:r>
               <w:rPr>
@@ -2437,7 +2512,7 @@
               <w:szCs w:val="22"/>
             </w:rPr>
           </w:pPr>
-          <w:hyperlink w:anchor="_Toc243418122" w:history="1">
+          <w:hyperlink w:anchor="_Toc243676188" w:history="1">
             <w:r>
               <w:rPr>
                 <w:rStyle w:val="Hyperlink"/>
@@ -2461,7 +2536,7 @@
               <w:rPr>
                 <w:noProof/>
               </w:rPr>
-              <w:instrText xml:space="preserve"> PAGEREF _Toc243418122 \h </w:instrText>
+              <w:instrText xml:space="preserve"> PAGEREF _Toc243676188 \h </w:instrText>
             </w:r>
             <w:r>
               <w:rPr>
@@ -2502,7 +2577,7 @@
               <w:szCs w:val="22"/>
             </w:rPr>
           </w:pPr>
-          <w:hyperlink w:anchor="_Toc243418123" w:history="1">
+          <w:hyperlink w:anchor="_Toc243676189" w:history="1">
             <w:r>
               <w:rPr>
                 <w:rStyle w:val="Hyperlink"/>
@@ -2526,7 +2601,7 @@
               <w:rPr>
                 <w:noProof/>
               </w:rPr>
-              <w:instrText xml:space="preserve"> PAGEREF _Toc243418123 \h </w:instrText>
+              <w:instrText xml:space="preserve"> PAGEREF _Toc243676189 \h </w:instrText>
             </w:r>
             <w:r>
               <w:rPr>
@@ -2543,7 +2618,7 @@
               <w:rPr>
                 <w:noProof/>
               </w:rPr>
-              <w:t>16</w:t>
+              <w:t>17</w:t>
             </w:r>
             <w:r>
               <w:rPr>
@@ -2567,7 +2642,7 @@
               <w:szCs w:val="22"/>
             </w:rPr>
           </w:pPr>
-          <w:hyperlink w:anchor="_Toc243418124" w:history="1">
+          <w:hyperlink w:anchor="_Toc243676190" w:history="1">
             <w:r>
               <w:rPr>
                 <w:rStyle w:val="Hyperlink"/>
@@ -2591,7 +2666,7 @@
               <w:rPr>
                 <w:noProof/>
               </w:rPr>
-              <w:instrText xml:space="preserve"> PAGEREF _Toc243418124 \h </w:instrText>
+              <w:instrText xml:space="preserve"> PAGEREF _Toc243676190 \h </w:instrText>
             </w:r>
             <w:r>
               <w:rPr>
@@ -2608,7 +2683,7 @@
               <w:rPr>
                 <w:noProof/>
               </w:rPr>
-              <w:t>17</w:t>
+              <w:t>18</w:t>
             </w:r>
             <w:r>
               <w:rPr>
@@ -2632,7 +2707,7 @@
               <w:szCs w:val="22"/>
             </w:rPr>
           </w:pPr>
-          <w:hyperlink w:anchor="_Toc243418125" w:history="1">
+          <w:hyperlink w:anchor="_Toc243676191" w:history="1">
             <w:r>
               <w:rPr>
                 <w:rStyle w:val="Hyperlink"/>
@@ -2656,7 +2731,7 @@
               <w:rPr>
                 <w:noProof/>
               </w:rPr>
-              <w:instrText xml:space="preserve"> PAGEREF _Toc243418125 \h </w:instrText>
+              <w:instrText xml:space="preserve"> PAGEREF _Toc243676191 \h </w:instrText>
             </w:r>
             <w:r>
               <w:rPr>
@@ -2673,7 +2748,7 @@
               <w:rPr>
                 <w:noProof/>
               </w:rPr>
-              <w:t>18</w:t>
+              <w:t>19</w:t>
             </w:r>
             <w:r>
               <w:rPr>
@@ -2697,7 +2772,7 @@
               <w:szCs w:val="22"/>
             </w:rPr>
           </w:pPr>
-          <w:hyperlink w:anchor="_Toc243418126" w:history="1">
+          <w:hyperlink w:anchor="_Toc243676192" w:history="1">
             <w:r>
               <w:rPr>
                 <w:rStyle w:val="Hyperlink"/>
@@ -2721,7 +2796,7 @@
               <w:rPr>
                 <w:noProof/>
               </w:rPr>
-              <w:instrText xml:space="preserve"> PAGEREF _Toc243418126 \h </w:instrText>
+              <w:instrText xml:space="preserve"> PAGEREF _Toc243676192 \h </w:instrText>
             </w:r>
             <w:r>
               <w:rPr>
@@ -2738,7 +2813,7 @@
               <w:rPr>
                 <w:noProof/>
               </w:rPr>
-              <w:t>18</w:t>
+              <w:t>19</w:t>
             </w:r>
             <w:r>
               <w:rPr>
@@ -2762,7 +2837,7 @@
               <w:szCs w:val="22"/>
             </w:rPr>
           </w:pPr>
-          <w:hyperlink w:anchor="_Toc243418127" w:history="1">
+          <w:hyperlink w:anchor="_Toc243676193" w:history="1">
             <w:r>
               <w:rPr>
                 <w:rStyle w:val="Hyperlink"/>
@@ -2786,7 +2861,7 @@
               <w:rPr>
                 <w:noProof/>
               </w:rPr>
-              <w:instrText xml:space="preserve"> PAGEREF _Toc243418127 \h </w:instrText>
+              <w:instrText xml:space="preserve"> PAGEREF _Toc243676193 \h </w:instrText>
             </w:r>
             <w:r>
               <w:rPr>
@@ -2803,7 +2878,7 @@
               <w:rPr>
                 <w:noProof/>
               </w:rPr>
-              <w:t>19</w:t>
+              <w:t>20</w:t>
             </w:r>
             <w:r>
               <w:rPr>
@@ -2827,7 +2902,7 @@
               <w:szCs w:val="22"/>
             </w:rPr>
           </w:pPr>
-          <w:hyperlink w:anchor="_Toc243418128" w:history="1">
+          <w:hyperlink w:anchor="_Toc243676194" w:history="1">
             <w:r>
               <w:rPr>
                 <w:rStyle w:val="Hyperlink"/>
@@ -2851,7 +2926,7 @@
               <w:rPr>
                 <w:noProof/>
               </w:rPr>
-              <w:instrText xml:space="preserve"> PAGEREF _Toc243418128 \h </w:instrText>
+              <w:instrText xml:space="preserve"> PAGEREF _Toc243676194 \h </w:instrText>
             </w:r>
             <w:r>
               <w:rPr>
@@ -2868,7 +2943,7 @@
               <w:rPr>
                 <w:noProof/>
               </w:rPr>
-              <w:t>19</w:t>
+              <w:t>20</w:t>
             </w:r>
             <w:r>
               <w:rPr>
@@ -2892,7 +2967,7 @@
               <w:szCs w:val="22"/>
             </w:rPr>
           </w:pPr>
-          <w:hyperlink w:anchor="_Toc243418129" w:history="1">
+          <w:hyperlink w:anchor="_Toc243676195" w:history="1">
             <w:r>
               <w:rPr>
                 <w:rStyle w:val="Hyperlink"/>
@@ -2916,7 +2991,7 @@
               <w:rPr>
                 <w:noProof/>
               </w:rPr>
-              <w:instrText xml:space="preserve"> PAGEREF _Toc243418129 \h </w:instrText>
+              <w:instrText xml:space="preserve"> PAGEREF _Toc243676195 \h </w:instrText>
             </w:r>
             <w:r>
               <w:rPr>
@@ -2933,7 +3008,7 @@
               <w:rPr>
                 <w:noProof/>
               </w:rPr>
-              <w:t>21</w:t>
+              <w:t>22</w:t>
             </w:r>
             <w:r>
               <w:rPr>
@@ -2957,7 +3032,7 @@
               <w:szCs w:val="22"/>
             </w:rPr>
           </w:pPr>
-          <w:hyperlink w:anchor="_Toc243418130" w:history="1">
+          <w:hyperlink w:anchor="_Toc243676196" w:history="1">
             <w:r>
               <w:rPr>
                 <w:rStyle w:val="Hyperlink"/>
@@ -2981,7 +3056,7 @@
               <w:rPr>
                 <w:noProof/>
               </w:rPr>
-              <w:instrText xml:space="preserve"> PAGEREF _Toc243418130 \h </w:instrText>
+              <w:instrText xml:space="preserve"> PAGEREF _Toc243676196 \h </w:instrText>
             </w:r>
             <w:r>
               <w:rPr>
@@ -2998,7 +3073,7 @@
               <w:rPr>
                 <w:noProof/>
               </w:rPr>
-              <w:t>22</w:t>
+              <w:t>23</w:t>
             </w:r>
             <w:r>
               <w:rPr>
@@ -3022,7 +3097,7 @@
               <w:szCs w:val="22"/>
             </w:rPr>
           </w:pPr>
-          <w:hyperlink w:anchor="_Toc243418131" w:history="1">
+          <w:hyperlink w:anchor="_Toc243676197" w:history="1">
             <w:r>
               <w:rPr>
                 <w:rStyle w:val="Hyperlink"/>
@@ -3046,7 +3121,7 @@
               <w:rPr>
                 <w:noProof/>
               </w:rPr>
-              <w:instrText xml:space="preserve"> PAGEREF _Toc243418131 \h </w:instrText>
+              <w:instrText xml:space="preserve"> PAGEREF _Toc243676197 \h </w:instrText>
             </w:r>
             <w:r>
               <w:rPr>
@@ -3063,7 +3138,7 @@
               <w:rPr>
                 <w:noProof/>
               </w:rPr>
-              <w:t>23</w:t>
+              <w:t>24</w:t>
             </w:r>
             <w:r>
               <w:rPr>
@@ -3087,7 +3162,7 @@
               <w:szCs w:val="22"/>
             </w:rPr>
           </w:pPr>
-          <w:hyperlink w:anchor="_Toc243418132" w:history="1">
+          <w:hyperlink w:anchor="_Toc243676198" w:history="1">
             <w:r>
               <w:rPr>
                 <w:rStyle w:val="Hyperlink"/>
@@ -3111,7 +3186,7 @@
               <w:rPr>
                 <w:noProof/>
               </w:rPr>
-              <w:instrText xml:space="preserve"> PAGEREF _Toc243418132 \h </w:instrText>
+              <w:instrText xml:space="preserve"> PAGEREF _Toc243676198 \h </w:instrText>
             </w:r>
             <w:r>
               <w:rPr>
@@ -3128,7 +3203,7 @@
               <w:rPr>
                 <w:noProof/>
               </w:rPr>
-              <w:t>23</w:t>
+              <w:t>24</w:t>
             </w:r>
             <w:r>
               <w:rPr>
@@ -3152,7 +3227,7 @@
               <w:szCs w:val="22"/>
             </w:rPr>
           </w:pPr>
-          <w:hyperlink w:anchor="_Toc243418133" w:history="1">
+          <w:hyperlink w:anchor="_Toc243676199" w:history="1">
             <w:r>
               <w:rPr>
                 <w:rStyle w:val="Hyperlink"/>
@@ -3176,7 +3251,7 @@
               <w:rPr>
                 <w:noProof/>
               </w:rPr>
-              <w:instrText xml:space="preserve"> PAGEREF _Toc243418133 \h </w:instrText>
+              <w:instrText xml:space="preserve"> PAGEREF _Toc243676199 \h </w:instrText>
             </w:r>
             <w:r>
               <w:rPr>
@@ -3193,7 +3268,7 @@
               <w:rPr>
                 <w:noProof/>
               </w:rPr>
-              <w:t>24</w:t>
+              <w:t>25</w:t>
             </w:r>
             <w:r>
               <w:rPr>
@@ -3219,7 +3294,7 @@
       <w:pPr>
         <w:pStyle w:val="Heading1"/>
       </w:pPr>
-      <w:bookmarkStart w:id="1" w:name="_Toc243418106"/>
+      <w:bookmarkStart w:id="1" w:name="_Toc243676172"/>
       <w:r>
         <w:lastRenderedPageBreak/>
         <w:t>1  Introduction</w:t>
@@ -3231,10 +3306,10 @@
         <w:spacing w:after="120" w:line="276" w:lineRule="auto"/>
       </w:pPr>
       <w:r>
-        <w:t>The customer website is a React single-pag</w:t>
-      </w:r>
-      <w:r>
-        <w:t xml:space="preserve">e application. Visitors browse products, read reviews, see what is featured, chat with the assistant, and - once signed in - order and pay with M-Pesa and follow their deliveries. It talks only to the website server (DWS-WEB-01) through the </w:t>
+        <w:t>The customer website is a React single-page application. Visitors browse products, read reviews, see what is featured, chat with the assistant, and - once signed in - order and pay with M-Pesa and follow their deliveries. It talks o</w:t>
+      </w:r>
+      <w:r>
+        <w:t xml:space="preserve">nly to the website server (DWS-WEB-01) through the </w:t>
       </w:r>
       <w:r>
         <w:rPr>
@@ -3305,17 +3380,7 @@
                 <w:sz w:val="19"/>
                 <w:szCs w:val="19"/>
               </w:rPr>
-              <w:t>It</w:t>
-            </w:r>
-            <w:r>
-              <w:rPr>
-                <w:b/>
-                <w:bCs/>
-                <w:color w:val="FFFFFF"/>
-                <w:sz w:val="19"/>
-                <w:szCs w:val="19"/>
-              </w:rPr>
-              <w:t>em</w:t>
+              <w:t>Item</w:t>
             </w:r>
           </w:p>
         </w:tc>
@@ -3762,7 +3827,7 @@
       <w:pPr>
         <w:pStyle w:val="Heading1"/>
       </w:pPr>
-      <w:bookmarkStart w:id="2" w:name="_Toc243418107"/>
+      <w:bookmarkStart w:id="2" w:name="_Toc243676173"/>
       <w:r>
         <w:lastRenderedPageBreak/>
         <w:t>2  Pages</w:t>
@@ -4819,6 +4884,7 @@
                 <w:sz w:val="19"/>
                 <w:szCs w:val="19"/>
               </w:rPr>
+              <w:lastRenderedPageBreak/>
               <w:t>/about</w:t>
             </w:r>
           </w:p>
@@ -4865,7 +4931,7 @@
                 <w:sz w:val="19"/>
                 <w:szCs w:val="19"/>
               </w:rPr>
-              <w:t>Company story played by scrolling (see About page story in section 4).</w:t>
+              <w:t>Company story played by scrolling, then who we are, how we work, where to find us and the founder (see About page story in section 4).</w:t>
             </w:r>
           </w:p>
         </w:tc>
@@ -4883,7 +4949,6 @@
           <w:sz w:val="18"/>
           <w:szCs w:val="18"/>
         </w:rPr>
-        <w:lastRenderedPageBreak/>
         <w:t>Table 1: Website pages</w:t>
       </w:r>
     </w:p>
@@ -4896,7 +4961,7 @@
       <w:pPr>
         <w:pStyle w:val="Heading1"/>
       </w:pPr>
-      <w:bookmarkStart w:id="3" w:name="_Toc243418108"/>
+      <w:bookmarkStart w:id="3" w:name="_Toc243676174"/>
       <w:r>
         <w:lastRenderedPageBreak/>
         <w:t>3  Shared components and state</w:t>
@@ -4907,7 +4972,7 @@
       <w:pPr>
         <w:pStyle w:val="Heading2"/>
       </w:pPr>
-      <w:bookmarkStart w:id="4" w:name="_Toc243418109"/>
+      <w:bookmarkStart w:id="4" w:name="_Toc243676175"/>
       <w:r>
         <w:t>3.1  Components (src/components)</w:t>
       </w:r>
@@ -5363,14 +5428,14 @@
                 <w:sz w:val="19"/>
                 <w:szCs w:val="19"/>
               </w:rPr>
-              <w:t>Asks for the optional cookie categories (analytics, marketing): Accept all, Reject all and Customize. Customize is a wood-coloured link (since 20 October 2026; it used to share the red of Remove and Sign out, which made a normal choice look like a warning)</w:t>
-            </w:r>
-            <w:r>
-              <w:rPr>
-                <w:sz w:val="19"/>
-                <w:szCs w:val="19"/>
-              </w:rPr>
-              <w:t>.</w:t>
+              <w:t xml:space="preserve">Asks for the optional cookie categories (analytics, marketing): Accept all, Reject </w:t>
+            </w:r>
+            <w:r>
+              <w:rPr>
+                <w:sz w:val="19"/>
+                <w:szCs w:val="19"/>
+              </w:rPr>
+              <w:t>all and Customize. Customize is a wood-coloured link (since 20 October 2026; it used to share the red of Remove and Sign out, which made a normal choice look like a warning).</w:t>
             </w:r>
           </w:p>
         </w:tc>
@@ -5490,7 +5555,14 @@
                 <w:sz w:val="19"/>
                 <w:szCs w:val="19"/>
               </w:rPr>
-              <w:t>Product display pieces; ProductCard shows the Featured tag; ProductDescription shows the AI-arranged copy or tidies the original itself.</w:t>
+              <w:t>Product display pie</w:t>
+            </w:r>
+            <w:r>
+              <w:rPr>
+                <w:sz w:val="19"/>
+                <w:szCs w:val="19"/>
+              </w:rPr>
+              <w:t>ces; ProductCard shows the Featured tag; ProductDescription shows the AI-arranged copy or tidies the original itself.</w:t>
             </w:r>
           </w:p>
         </w:tc>
@@ -5804,7 +5876,7 @@
       <w:pPr>
         <w:pStyle w:val="Heading2"/>
       </w:pPr>
-      <w:bookmarkStart w:id="5" w:name="_Toc243418110"/>
+      <w:bookmarkStart w:id="5" w:name="_Toc243676176"/>
       <w:r>
         <w:t>3.2  State (src/context)</w:t>
       </w:r>
@@ -6623,7 +6695,7 @@
       <w:pPr>
         <w:pStyle w:val="Heading2"/>
       </w:pPr>
-      <w:bookmarkStart w:id="6" w:name="_Toc243418111"/>
+      <w:bookmarkStart w:id="6" w:name="_Toc243676177"/>
       <w:r>
         <w:t>3.3  Helpers (src/core and src/api)</w:t>
       </w:r>
@@ -6897,7 +6969,7 @@
       <w:pPr>
         <w:pStyle w:val="Heading1"/>
       </w:pPr>
-      <w:bookmarkStart w:id="7" w:name="_Toc243418112"/>
+      <w:bookmarkStart w:id="7" w:name="_Toc243676178"/>
       <w:r>
         <w:lastRenderedPageBreak/>
         <w:t>4  Feature notes</w:t>
@@ -6908,7 +6980,7 @@
       <w:pPr>
         <w:pStyle w:val="Heading2"/>
       </w:pPr>
-      <w:bookmarkStart w:id="8" w:name="_Toc243418113"/>
+      <w:bookmarkStart w:id="8" w:name="_Toc243676179"/>
       <w:r>
         <w:t>4.1  Buying and paying</w:t>
       </w:r>
@@ -6991,7 +7063,7 @@
       <w:pPr>
         <w:pStyle w:val="Heading2"/>
       </w:pPr>
-      <w:bookmarkStart w:id="9" w:name="_Toc243418114"/>
+      <w:bookmarkStart w:id="9" w:name="_Toc243676180"/>
       <w:r>
         <w:t>4.2  Featured campaigns</w:t>
       </w:r>
@@ -7346,7 +7418,7 @@
       <w:pPr>
         <w:pStyle w:val="Heading2"/>
       </w:pPr>
-      <w:bookmarkStart w:id="10" w:name="_Toc243418115"/>
+      <w:bookmarkStart w:id="10" w:name="_Toc243676181"/>
       <w:r>
         <w:t>4.3  Product page</w:t>
       </w:r>
@@ -7513,7 +7585,7 @@
       <w:pPr>
         <w:pStyle w:val="Heading2"/>
       </w:pPr>
-      <w:bookmarkStart w:id="11" w:name="_Toc243418116"/>
+      <w:bookmarkStart w:id="11" w:name="_Toc243676182"/>
       <w:r>
         <w:t>4.4  Ratings</w:t>
       </w:r>
@@ -7594,7 +7666,7 @@
       <w:pPr>
         <w:pStyle w:val="Heading2"/>
       </w:pPr>
-      <w:bookmarkStart w:id="12" w:name="_Toc243418117"/>
+      <w:bookmarkStart w:id="12" w:name="_Toc243676183"/>
       <w:r>
         <w:t>4.5  Signing in and signing up</w:t>
       </w:r>
@@ -7947,14 +8019,14 @@
                 <w:sz w:val="19"/>
                 <w:szCs w:val="19"/>
               </w:rPr>
-              <w:t>Shown above the form. A new Google user then chooses a username (same rule) and gives a phone number before the account is created. A Google account</w:t>
-            </w:r>
-            <w:r>
-              <w:rPr>
-                <w:sz w:val="19"/>
-                <w:szCs w:val="19"/>
-              </w:rPr>
-              <w:t xml:space="preserve"> whose email already belongs to an account here is not joined to it; the person is asked to sign in with that account instead.</w:t>
+              <w:t>Shown above the form. A new Google user then chooses a username (same rule) and gives a phone number before the account is created. A Google account whose email already belongs to an account here is not joined to it; the person is asked to sign in with tha</w:t>
+            </w:r>
+            <w:r>
+              <w:rPr>
+                <w:sz w:val="19"/>
+                <w:szCs w:val="19"/>
+              </w:rPr>
+              <w:t>t account instead.</w:t>
             </w:r>
           </w:p>
         </w:tc>
@@ -8131,7 +8203,7 @@
       <w:pPr>
         <w:pStyle w:val="Heading2"/>
       </w:pPr>
-      <w:bookmarkStart w:id="13" w:name="_Toc243418118"/>
+      <w:bookmarkStart w:id="13" w:name="_Toc243676184"/>
       <w:r>
         <w:t>4.6  Confirming the phone number (SMS code)</w:t>
       </w:r>
@@ -8436,7 +8508,7 @@
       <w:pPr>
         <w:pStyle w:val="Heading2"/>
       </w:pPr>
-      <w:bookmarkStart w:id="14" w:name="_Toc243418119"/>
+      <w:bookmarkStart w:id="14" w:name="_Toc243676185"/>
       <w:r>
         <w:t>4.7  About page story</w:t>
       </w:r>
@@ -8827,88 +8899,372 @@
     </w:p>
     <w:p>
       <w:pPr>
-        <w:pStyle w:val="Heading2"/>
-      </w:pPr>
-      <w:bookmarkStart w:id="15" w:name="_Toc243418120"/>
+        <w:spacing w:after="120" w:line="276" w:lineRule="auto"/>
+      </w:pPr>
+      <w:r>
+        <w:t xml:space="preserve">Below the film (since 23 October 2026) </w:t>
+      </w:r>
+      <w:r>
+        <w:t>the page sets out the company for customers and for payment-provider checks: Who we are, with the registered facts (business name, business registration number, the workshop in Nakuru and where the timber comes from - farms across Central Kenya); How we wo</w:t>
+      </w:r>
+      <w:r>
+        <w:t xml:space="preserve">rk in four numbered steps </w:t>
+      </w:r>
       <w:r>
         <w:lastRenderedPageBreak/>
-        <w:t>4.8  Help page and support email</w:t>
-      </w:r>
-      <w:bookmarkEnd w:id="15"/>
-    </w:p>
-    <w:p>
-      <w:pPr>
-        <w:spacing w:after="120" w:line="276" w:lineRule="auto"/>
-      </w:pPr>
-      <w:r>
-        <w:t>The He</w:t>
-      </w:r>
-      <w:r>
-        <w:t>lp page's contact buttons sit right under the chat button, before the questions (since 7 October 2026; they used to be at the bottom of the page). The email button opens the Send us an email window (below); the address is shown under the buttons: dateroemw</w:t>
-      </w:r>
-      <w:r>
-        <w:t>oodsales+support@gmail.com. That is the business Gmail (dateroemwoodsales@gmail.com) with a "+support" tag, so the mail arrives in the business mailbox and a Gmail filter files it under the Customers label. The page, the assistant and the fallback helper a</w:t>
-      </w:r>
-      <w:r>
-        <w:t>ll read the contacts from the website server's settings (DWS-WEB-01).</w:t>
-      </w:r>
-    </w:p>
-    <w:p>
-      <w:pPr>
-        <w:pStyle w:val="Heading2"/>
-      </w:pPr>
-      <w:bookmarkStart w:id="16" w:name="_Toc243418121"/>
-      <w:r>
-        <w:t>4.9  Frequently asked questions</w:t>
-      </w:r>
-      <w:bookmarkEnd w:id="16"/>
-    </w:p>
-    <w:p>
-      <w:pPr>
-        <w:spacing w:after="120" w:line="276" w:lineRule="auto"/>
-      </w:pPr>
-      <w:r>
-        <w:t>Since 7 October 2026 the Help page lists frequently asked questions below the chat button and the contact buttons (</w:t>
-      </w:r>
-      <w:r>
-        <w:rPr>
-          <w:rFonts w:ascii="Consolas" w:eastAsia="Consolas" w:hAnsi="Consolas" w:cs="Consolas"/>
-          <w:color w:val="3B3F3D"/>
-          <w:sz w:val="19"/>
-          <w:szCs w:val="19"/>
-        </w:rPr>
-        <w:t>FaqSection</w:t>
-      </w:r>
-      <w:r>
-        <w:t xml:space="preserve"> in </w:t>
-      </w:r>
-      <w:r>
-        <w:rPr>
-          <w:rFonts w:ascii="Consolas" w:eastAsia="Consolas" w:hAnsi="Consolas" w:cs="Consolas"/>
-          <w:color w:val="3B3F3D"/>
-          <w:sz w:val="19"/>
-          <w:szCs w:val="19"/>
-        </w:rPr>
-        <w:t>src/pages/HelpPage.jsx</w:t>
-      </w:r>
-      <w:r>
-        <w:t xml:space="preserve">). </w:t>
-      </w:r>
-      <w:r>
-        <w:t>They come from the website server (</w:t>
-      </w:r>
-      <w:r>
-        <w:rPr>
-          <w:rFonts w:ascii="Consolas" w:eastAsia="Consolas" w:hAnsi="Consolas" w:cs="Consolas"/>
-          <w:color w:val="3B3F3D"/>
-          <w:sz w:val="19"/>
-          <w:szCs w:val="19"/>
-        </w:rPr>
-        <w:t>GET /help/faqs</w:t>
-      </w:r>
-      <w:r>
-        <w:t>), grouped by topic in the order admins set, and admins keep them up to date in the desktop app (FAQs) - so a changed feature only needs its answer changed there, not the code.</w:t>
-      </w:r>
+        <w:t>(sourcing, milling and finishing, ordering and paying, delivery); the mission and vision; What we stand for; Where to find us, with the workshop address and an Open in Google Maps button; and the founder, with a round photo frame.</w:t>
+      </w:r>
+      <w:r>
+        <w:t xml:space="preserve"> The KRA PIN and personal phone numbers are deliberately left off the public page.</w:t>
+      </w:r>
+    </w:p>
+    <w:tbl>
+      <w:tblPr>
+        <w:tblW w:w="9638" w:type="dxa"/>
+        <w:tblBorders>
+          <w:top w:val="single" w:sz="4" w:space="0" w:color="C9D2CC"/>
+          <w:left w:val="single" w:sz="4" w:space="0" w:color="C9D2CC"/>
+          <w:bottom w:val="single" w:sz="4" w:space="0" w:color="C9D2CC"/>
+          <w:right w:val="single" w:sz="4" w:space="0" w:color="C9D2CC"/>
+          <w:insideH w:val="single" w:sz="4" w:space="0" w:color="C9D2CC"/>
+          <w:insideV w:val="single" w:sz="4" w:space="0" w:color="C9D2CC"/>
+        </w:tblBorders>
+        <w:tblLayout w:type="fixed"/>
+        <w:tblCellMar>
+          <w:left w:w="10" w:type="dxa"/>
+          <w:right w:w="10" w:type="dxa"/>
+        </w:tblCellMar>
+        <w:tblLook w:val="0000" w:firstRow="0" w:lastRow="0" w:firstColumn="0" w:lastColumn="0" w:noHBand="0" w:noVBand="0"/>
+      </w:tblPr>
+      <w:tblGrid>
+        <w:gridCol w:w="3125"/>
+        <w:gridCol w:w="6513"/>
+      </w:tblGrid>
+      <w:tr>
+        <w:tblPrEx>
+          <w:tblCellMar>
+            <w:top w:w="0" w:type="dxa"/>
+            <w:bottom w:w="0" w:type="dxa"/>
+          </w:tblCellMar>
+        </w:tblPrEx>
+        <w:trPr>
+          <w:cantSplit/>
+          <w:tblHeader/>
+        </w:trPr>
+        <w:tc>
+          <w:tcPr>
+            <w:tcW w:w="3125" w:type="dxa"/>
+            <w:shd w:val="clear" w:color="auto" w:fill="1F4D3A"/>
+            <w:tcMar>
+              <w:top w:w="50" w:type="dxa"/>
+              <w:left w:w="90" w:type="dxa"/>
+              <w:bottom w:w="50" w:type="dxa"/>
+              <w:right w:w="90" w:type="dxa"/>
+            </w:tcMar>
+          </w:tcPr>
+          <w:p>
+            <w:pPr>
+              <w:spacing w:after="20" w:line="252" w:lineRule="auto"/>
+            </w:pPr>
+            <w:r>
+              <w:rPr>
+                <w:b/>
+                <w:bCs/>
+                <w:color w:val="FFFFFF"/>
+                <w:sz w:val="19"/>
+                <w:szCs w:val="19"/>
+              </w:rPr>
+              <w:t>To change</w:t>
+            </w:r>
+          </w:p>
+        </w:tc>
+        <w:tc>
+          <w:tcPr>
+            <w:tcW w:w="6513" w:type="dxa"/>
+            <w:shd w:val="clear" w:color="auto" w:fill="1F4D3A"/>
+            <w:tcMar>
+              <w:top w:w="50" w:type="dxa"/>
+              <w:left w:w="90" w:type="dxa"/>
+              <w:bottom w:w="50" w:type="dxa"/>
+              <w:right w:w="90" w:type="dxa"/>
+            </w:tcMar>
+          </w:tcPr>
+          <w:p>
+            <w:pPr>
+              <w:spacing w:after="20" w:line="252" w:lineRule="auto"/>
+            </w:pPr>
+            <w:r>
+              <w:rPr>
+                <w:b/>
+                <w:bCs/>
+                <w:color w:val="FFFFFF"/>
+                <w:sz w:val="19"/>
+                <w:szCs w:val="19"/>
+              </w:rPr>
+              <w:t>Where</w:t>
+            </w:r>
+          </w:p>
+        </w:tc>
+      </w:tr>
+      <w:tr>
+        <w:tblPrEx>
+          <w:tblCellMar>
+            <w:top w:w="0" w:type="dxa"/>
+            <w:bottom w:w="0" w:type="dxa"/>
+          </w:tblCellMar>
+        </w:tblPrEx>
+        <w:trPr>
+          <w:cantSplit/>
+        </w:trPr>
+        <w:tc>
+          <w:tcPr>
+            <w:tcW w:w="3125" w:type="dxa"/>
+            <w:tcMar>
+              <w:top w:w="50" w:type="dxa"/>
+              <w:left w:w="90" w:type="dxa"/>
+              <w:bottom w:w="50" w:type="dxa"/>
+              <w:right w:w="90" w:type="dxa"/>
+            </w:tcMar>
+          </w:tcPr>
+          <w:p>
+            <w:pPr>
+              <w:spacing w:after="20" w:line="252" w:lineRule="auto"/>
+            </w:pPr>
+            <w:r>
+              <w:rPr>
+                <w:b/>
+                <w:bCs/>
+                <w:sz w:val="19"/>
+                <w:szCs w:val="19"/>
+              </w:rPr>
+              <w:t>Company facts, the steps, the address, the founder words</w:t>
+            </w:r>
+          </w:p>
+        </w:tc>
+        <w:tc>
+          <w:tcPr>
+            <w:tcW w:w="6513" w:type="dxa"/>
+            <w:tcMar>
+              <w:top w:w="50" w:type="dxa"/>
+              <w:left w:w="90" w:type="dxa"/>
+              <w:bottom w:w="50" w:type="dxa"/>
+              <w:right w:w="90" w:type="dxa"/>
+            </w:tcMar>
+          </w:tcPr>
+          <w:p>
+            <w:pPr>
+              <w:spacing w:after="20" w:line="252" w:lineRule="auto"/>
+            </w:pPr>
+            <w:r>
+              <w:rPr>
+                <w:rFonts w:ascii="Consolas" w:eastAsia="Consolas" w:hAnsi="Consolas" w:cs="Consolas"/>
+                <w:color w:val="3B3F3D"/>
+                <w:sz w:val="17"/>
+                <w:szCs w:val="17"/>
+              </w:rPr>
+              <w:t>src/core/aboutStory.js</w:t>
+            </w:r>
+            <w:r>
+              <w:rPr>
+                <w:sz w:val="19"/>
+                <w:szCs w:val="19"/>
+              </w:rPr>
+              <w:t xml:space="preserve"> (ABOUT_COMPANY, ABOUT_HOW, ABOUT_LOCATION, ABOUT_FOUNDER)</w:t>
+            </w:r>
+          </w:p>
+        </w:tc>
+      </w:tr>
+      <w:tr>
+        <w:tblPrEx>
+          <w:tblCellMar>
+            <w:top w:w="0" w:type="dxa"/>
+            <w:bottom w:w="0" w:type="dxa"/>
+          </w:tblCellMar>
+        </w:tblPrEx>
+        <w:trPr>
+          <w:cantSplit/>
+        </w:trPr>
+        <w:tc>
+          <w:tcPr>
+            <w:tcW w:w="3125" w:type="dxa"/>
+            <w:shd w:val="clear" w:color="auto" w:fill="F4F5F3"/>
+            <w:tcMar>
+              <w:top w:w="50" w:type="dxa"/>
+              <w:left w:w="90" w:type="dxa"/>
+              <w:bottom w:w="50" w:type="dxa"/>
+              <w:right w:w="90" w:type="dxa"/>
+            </w:tcMar>
+          </w:tcPr>
+          <w:p>
+            <w:pPr>
+              <w:spacing w:after="20" w:line="252" w:lineRule="auto"/>
+            </w:pPr>
+            <w:r>
+              <w:rPr>
+                <w:b/>
+                <w:bCs/>
+                <w:sz w:val="19"/>
+                <w:szCs w:val="19"/>
+              </w:rPr>
+              <w:t>The photo of the founder</w:t>
+            </w:r>
+          </w:p>
+        </w:tc>
+        <w:tc>
+          <w:tcPr>
+            <w:tcW w:w="6513" w:type="dxa"/>
+            <w:shd w:val="clear" w:color="auto" w:fill="F4F5F3"/>
+            <w:tcMar>
+              <w:top w:w="50" w:type="dxa"/>
+              <w:left w:w="90" w:type="dxa"/>
+              <w:bottom w:w="50" w:type="dxa"/>
+              <w:right w:w="90" w:type="dxa"/>
+            </w:tcMar>
+          </w:tcPr>
+          <w:p>
+            <w:pPr>
+              <w:spacing w:after="20" w:line="252" w:lineRule="auto"/>
+            </w:pPr>
+            <w:r>
+              <w:rPr>
+                <w:sz w:val="19"/>
+                <w:szCs w:val="19"/>
+              </w:rPr>
+              <w:t xml:space="preserve">Put a square photo (at least 800 x 800) at </w:t>
+            </w:r>
+            <w:r>
+              <w:rPr>
+                <w:rFonts w:ascii="Consolas" w:eastAsia="Consolas" w:hAnsi="Consolas" w:cs="Consolas"/>
+                <w:color w:val="3B3F3D"/>
+                <w:sz w:val="17"/>
+                <w:szCs w:val="17"/>
+              </w:rPr>
+              <w:t>public/brand/founder.jpg</w:t>
+            </w:r>
+            <w:r>
+              <w:rPr>
+                <w:sz w:val="19"/>
+                <w:szCs w:val="19"/>
+              </w:rPr>
+              <w:t xml:space="preserve"> and rebuild the site. Until then, and while it loads, the frame shows the company emblem (</w:t>
+            </w:r>
+            <w:r>
+              <w:rPr>
+                <w:rFonts w:ascii="Consolas" w:eastAsia="Consolas" w:hAnsi="Consolas" w:cs="Consolas"/>
+                <w:color w:val="3B3F3D"/>
+                <w:sz w:val="17"/>
+                <w:szCs w:val="17"/>
+              </w:rPr>
+              <w:t>FounderPhoto</w:t>
+            </w:r>
+            <w:r>
+              <w:rPr>
+                <w:sz w:val="19"/>
+                <w:szCs w:val="19"/>
+              </w:rPr>
+              <w:t xml:space="preserve"> in </w:t>
+            </w:r>
+            <w:r>
+              <w:rPr>
+                <w:rFonts w:ascii="Consolas" w:eastAsia="Consolas" w:hAnsi="Consolas" w:cs="Consolas"/>
+                <w:color w:val="3B3F3D"/>
+                <w:sz w:val="17"/>
+                <w:szCs w:val="17"/>
+              </w:rPr>
+              <w:t>src/pages/AboutPage.jsx</w:t>
+            </w:r>
+            <w:r>
+              <w:rPr>
+                <w:sz w:val="19"/>
+                <w:szCs w:val="19"/>
+              </w:rPr>
+              <w:t>).</w:t>
+            </w:r>
+          </w:p>
+        </w:tc>
+      </w:tr>
+      <w:tr>
+        <w:tblPrEx>
+          <w:tblCellMar>
+            <w:top w:w="0" w:type="dxa"/>
+            <w:bottom w:w="0" w:type="dxa"/>
+          </w:tblCellMar>
+        </w:tblPrEx>
+        <w:trPr>
+          <w:cantSplit/>
+        </w:trPr>
+        <w:tc>
+          <w:tcPr>
+            <w:tcW w:w="3125" w:type="dxa"/>
+            <w:tcMar>
+              <w:top w:w="50" w:type="dxa"/>
+              <w:left w:w="90" w:type="dxa"/>
+              <w:bottom w:w="50" w:type="dxa"/>
+              <w:right w:w="90" w:type="dxa"/>
+            </w:tcMar>
+          </w:tcPr>
+          <w:p>
+            <w:pPr>
+              <w:spacing w:after="20" w:line="252" w:lineRule="auto"/>
+            </w:pPr>
+            <w:r>
+              <w:rPr>
+                <w:b/>
+                <w:bCs/>
+                <w:sz w:val="19"/>
+                <w:szCs w:val="19"/>
+              </w:rPr>
+              <w:t>The same facts for search engi</w:t>
+            </w:r>
+            <w:r>
+              <w:rPr>
+                <w:b/>
+                <w:bCs/>
+                <w:sz w:val="19"/>
+                <w:szCs w:val="19"/>
+              </w:rPr>
+              <w:t>nes and payment checks</w:t>
+            </w:r>
+          </w:p>
+        </w:tc>
+        <w:tc>
+          <w:tcPr>
+            <w:tcW w:w="6513" w:type="dxa"/>
+            <w:tcMar>
+              <w:top w:w="50" w:type="dxa"/>
+              <w:left w:w="90" w:type="dxa"/>
+              <w:bottom w:w="50" w:type="dxa"/>
+              <w:right w:w="90" w:type="dxa"/>
+            </w:tcMar>
+          </w:tcPr>
+          <w:p>
+            <w:pPr>
+              <w:spacing w:after="20" w:line="252" w:lineRule="auto"/>
+            </w:pPr>
+            <w:r>
+              <w:rPr>
+                <w:rFonts w:ascii="Consolas" w:eastAsia="Consolas" w:hAnsi="Consolas" w:cs="Consolas"/>
+                <w:color w:val="3B3F3D"/>
+                <w:sz w:val="17"/>
+                <w:szCs w:val="17"/>
+              </w:rPr>
+              <w:t>index.html</w:t>
+            </w:r>
+            <w:r>
+              <w:rPr>
+                <w:sz w:val="19"/>
+                <w:szCs w:val="19"/>
+              </w:rPr>
+              <w:t xml:space="preserve"> (the Organization block, application/ld+json) - keep it in step with the About page</w:t>
+            </w:r>
+          </w:p>
+        </w:tc>
+      </w:tr>
+    </w:tbl>
+    <w:p>
+      <w:pPr>
+        <w:spacing w:after="120"/>
+      </w:pPr>
     </w:p>
     <w:p>
       <w:pPr>
@@ -8922,7 +9278,7 @@
         </w:rPr>
         <w:drawing>
           <wp:inline distT="0" distB="0" distL="0" distR="0">
-            <wp:extent cx="6096000" cy="4286250"/>
+            <wp:extent cx="6096000" cy="4448175"/>
             <wp:effectExtent l="0" t="0" r="0" b="0"/>
             <wp:docPr id="4" name="Picture 4"/>
             <wp:cNvGraphicFramePr>
@@ -8947,7 +9303,7 @@
                   <pic:spPr bwMode="auto">
                     <a:xfrm>
                       <a:off x="0" y="0"/>
-                      <a:ext cx="6096000" cy="4286250"/>
+                      <a:ext cx="6096000" cy="4448175"/>
                     </a:xfrm>
                     <a:prstGeom prst="rect">
                       <a:avLst/>
@@ -8973,102 +9329,50 @@
           <w:sz w:val="18"/>
           <w:szCs w:val="18"/>
         </w:rPr>
-        <w:t>Figure 4: The Help page ques</w:t>
-      </w:r>
-      <w:r>
-        <w:rPr>
-          <w:i/>
-          <w:iCs/>
-          <w:color w:val="5F6B66"/>
-          <w:sz w:val="18"/>
-          <w:szCs w:val="18"/>
-        </w:rPr>
-        <w:t>tions, one of them opened</w:t>
-      </w:r>
-    </w:p>
-    <w:p>
-      <w:pPr>
-        <w:pStyle w:val="ListParagraph"/>
-        <w:numPr>
-          <w:ilvl w:val="0"/>
-          <w:numId w:val="2"/>
-        </w:numPr>
-        <w:spacing w:after="60" w:line="264" w:lineRule="auto"/>
-      </w:pPr>
-      <w:r>
-        <w:t>A search box: every word typed must appear in the question, answer or topic; capitals and punctuation don't count, so "mpesa pin" finds "M-Pesa PIN".</w:t>
-      </w:r>
-    </w:p>
-    <w:p>
-      <w:pPr>
-        <w:pStyle w:val="ListParagraph"/>
-        <w:numPr>
-          <w:ilvl w:val="0"/>
-          <w:numId w:val="2"/>
-        </w:numPr>
-        <w:spacing w:after="60" w:line="264" w:lineRule="auto"/>
-      </w:pPr>
-      <w:r>
-        <w:t>Topic buttons (All, Ordering, Payment ...) show one topic at a time.</w:t>
-      </w:r>
-    </w:p>
-    <w:p>
-      <w:pPr>
-        <w:pStyle w:val="ListParagraph"/>
-        <w:numPr>
-          <w:ilvl w:val="0"/>
-          <w:numId w:val="2"/>
-        </w:numPr>
-        <w:spacing w:after="60" w:line="264" w:lineRule="auto"/>
-      </w:pPr>
-      <w:r>
-        <w:t>Each questi</w:t>
-      </w:r>
-      <w:r>
-        <w:t>on opens to its answer. Lines starting "1. ", "2. " show as numbered steps, and a question can end with a link to the page it is about ("Go to Shipping"), named as in the menu.</w:t>
-      </w:r>
-    </w:p>
-    <w:p>
-      <w:pPr>
-        <w:pStyle w:val="ListParagraph"/>
-        <w:numPr>
-          <w:ilvl w:val="0"/>
-          <w:numId w:val="2"/>
-        </w:numPr>
-        <w:spacing w:after="60" w:line="264" w:lineRule="auto"/>
-      </w:pPr>
-      <w:r>
-        <w:t>With no questions, or when they can't be loaded, the section is left out; the c</w:t>
-      </w:r>
-      <w:r>
-        <w:t>hat and the contacts remain.</w:t>
-      </w:r>
-    </w:p>
-    <w:p>
-      <w:pPr>
-        <w:spacing w:after="60"/>
-      </w:pPr>
-    </w:p>
-    <w:p>
-      <w:pPr>
-        <w:pBdr>
-          <w:left w:val="single" w:sz="24" w:space="8" w:color="8A5A2B"/>
-        </w:pBdr>
-        <w:shd w:val="clear" w:color="auto" w:fill="F6EFE6"/>
-        <w:spacing w:before="120" w:after="180" w:line="264" w:lineRule="auto"/>
-        <w:ind w:left="160" w:right="160"/>
-      </w:pPr>
-      <w:r>
-        <w:rPr>
-          <w:b/>
-          <w:bCs/>
-          <w:color w:val="8A5A2B"/>
-        </w:rPr>
+        <w:t>Figure 4: The About page: How we work, mission and vision, What we stand for, Where to find us</w:t>
+      </w:r>
+    </w:p>
+    <w:p>
+      <w:pPr>
+        <w:pStyle w:val="Heading2"/>
+      </w:pPr>
+      <w:bookmarkStart w:id="15" w:name="_Toc243676186"/>
+      <w:r>
+        <w:t>4.8  Help page and support email</w:t>
+      </w:r>
+      <w:bookmarkEnd w:id="15"/>
+    </w:p>
+    <w:p>
+      <w:pPr>
+        <w:spacing w:after="120" w:line="276" w:lineRule="auto"/>
+      </w:pPr>
+      <w:r>
+        <w:t>The Help page's contact buttons sit right under the chat button, before the questions (since 7 October 2026; they used to be at the bottom of the page). The email button opens the Send us an email window (below); the address is shown under the buttons: dat</w:t>
+      </w:r>
+      <w:r>
+        <w:t>eroemwoodsales+support@gmail.com. That is the business Gmail (dateroemwoodsales@gmail.com) with a "+support" tag, so the mail arrives in the business mailbox and a Gmail filter files it under the Customers label. The page, the assistant and the fallback he</w:t>
+      </w:r>
+      <w:r>
+        <w:t>lper all read the contacts from the website server's settings (DWS-WEB-01).</w:t>
+      </w:r>
+    </w:p>
+    <w:p>
+      <w:pPr>
+        <w:pStyle w:val="Heading2"/>
+      </w:pPr>
+      <w:bookmarkStart w:id="16" w:name="_Toc243676187"/>
+      <w:r>
         <w:lastRenderedPageBreak/>
-        <w:t xml:space="preserve">Where to adjust: </w:t>
-      </w:r>
-      <w:r>
-        <w:t xml:space="preserve">Questions and answers: the desktop app, FAQs. Page names for links: </w:t>
+        <w:t>4.9  Frequently asked questions</w:t>
+      </w:r>
+      <w:bookmarkEnd w:id="16"/>
+    </w:p>
+    <w:p>
+      <w:pPr>
+        <w:spacing w:after="120" w:line="276" w:lineRule="auto"/>
+      </w:pPr>
+      <w:r>
+        <w:t>Since 7 October 2026 the Help page lists frequently asked questions below the chat button and the contact buttons (</w:t>
       </w:r>
       <w:r>
         <w:rPr>
@@ -9077,7 +9381,7 @@
           <w:sz w:val="19"/>
           <w:szCs w:val="19"/>
         </w:rPr>
-        <w:t>PAGE_NAMES</w:t>
+        <w:t>FaqSection</w:t>
       </w:r>
       <w:r>
         <w:t xml:space="preserve"> in </w:t>
@@ -9089,10 +9393,7 @@
           <w:sz w:val="19"/>
           <w:szCs w:val="19"/>
         </w:rPr>
-        <w:t>src/pages/HelpPage.jsx</w:t>
-      </w:r>
-      <w:r>
-        <w:t xml:space="preserve"> and </w:t>
+        <w:t>src/pages/HelpPage.</w:t>
       </w:r>
       <w:r>
         <w:rPr>
@@ -9101,10 +9402,10 @@
           <w:sz w:val="19"/>
           <w:szCs w:val="19"/>
         </w:rPr>
-        <w:t>PAGES</w:t>
-      </w:r>
-      <w:r>
-        <w:t xml:space="preserve"> in the desktop app's </w:t>
+        <w:t>jsx</w:t>
+      </w:r>
+      <w:r>
+        <w:t>). They come from the website server (</w:t>
       </w:r>
       <w:r>
         <w:rPr>
@@ -9113,79 +9414,10 @@
           <w:sz w:val="19"/>
           <w:szCs w:val="19"/>
         </w:rPr>
-        <w:t>ui/sections/faqs_section.py</w:t>
-      </w:r>
-      <w:r>
-        <w:t xml:space="preserve"> (keep them the same). Styles: </w:t>
-      </w:r>
-      <w:r>
-        <w:rPr>
-          <w:rFonts w:ascii="Consolas" w:eastAsia="Consolas" w:hAnsi="Consolas" w:cs="Consolas"/>
-          <w:color w:val="3B3F3D"/>
-          <w:sz w:val="19"/>
-          <w:szCs w:val="19"/>
-        </w:rPr>
-        <w:t>.help-faq</w:t>
-      </w:r>
-      <w:r>
-        <w:t xml:space="preserve"> in </w:t>
-      </w:r>
-      <w:r>
-        <w:rPr>
-          <w:rFonts w:ascii="Consolas" w:eastAsia="Consolas" w:hAnsi="Consolas" w:cs="Consolas"/>
-          <w:color w:val="3B3F3D"/>
-          <w:sz w:val="19"/>
-          <w:szCs w:val="19"/>
-        </w:rPr>
-        <w:t>sr</w:t>
-      </w:r>
-      <w:r>
-        <w:rPr>
-          <w:rFonts w:ascii="Consolas" w:eastAsia="Consolas" w:hAnsi="Consolas" w:cs="Consolas"/>
-          <w:color w:val="3B3F3D"/>
-          <w:sz w:val="19"/>
-          <w:szCs w:val="19"/>
-        </w:rPr>
-        <w:t>c/styles/index.css</w:t>
-      </w:r>
-      <w:r>
-        <w:t>.</w:t>
-      </w:r>
-    </w:p>
-    <w:p>
-      <w:pPr>
-        <w:pStyle w:val="Heading2"/>
-      </w:pPr>
-      <w:bookmarkStart w:id="17" w:name="_Toc243418122"/>
-      <w:r>
-        <w:t>4.10  Send us an email</w:t>
-      </w:r>
-      <w:bookmarkEnd w:id="17"/>
-    </w:p>
-    <w:p>
-      <w:pPr>
-        <w:spacing w:after="120" w:line="276" w:lineRule="auto"/>
-      </w:pPr>
-      <w:r>
-        <w:t>Since 7 October 2026 a customer can write to the support team on the site itself - "just like what they would have done in their outlook or gmail web", without opening an email app (sent by the website server, see the Website Server document). "i want that</w:t>
-      </w:r>
-      <w:r>
-        <w:t xml:space="preserve"> email thingy to appear once some one clicks on the email": the form is a window over the page (</w:t>
-      </w:r>
-      <w:r>
-        <w:rPr>
-          <w:rFonts w:ascii="Consolas" w:eastAsia="Consolas" w:hAnsi="Consolas" w:cs="Consolas"/>
-          <w:color w:val="3B3F3D"/>
-          <w:sz w:val="19"/>
-          <w:szCs w:val="19"/>
-        </w:rPr>
-        <w:t>src/components/EmailDialog.jsx</w:t>
-      </w:r>
-      <w:r>
-        <w:t>), opened by the Send us an email button on the Help page and on the Bulk Orders page, where the subject starts as "Bulk order enq</w:t>
-      </w:r>
-      <w:r>
-        <w:t>uiry". While the website server has no email settings, the same buttons open the visitor's email app as before.</w:t>
+        <w:t>GET /help/faqs</w:t>
+      </w:r>
+      <w:r>
+        <w:t>), grouped by topic in the order admins set, and admins keep them up to date in the desktop app (FAQs) - so a changed feature only needs its answer changed there, not the code.</w:t>
       </w:r>
     </w:p>
     <w:p>
@@ -9251,7 +9483,203 @@
           <w:sz w:val="18"/>
           <w:szCs w:val="18"/>
         </w:rPr>
-        <w:t>Figure 5: The Help page: chat button, then the contact buttons, then the questions</w:t>
+        <w:t>Figure 5: The Help page questions, one of them opened</w:t>
+      </w:r>
+    </w:p>
+    <w:p>
+      <w:pPr>
+        <w:pStyle w:val="ListParagraph"/>
+        <w:numPr>
+          <w:ilvl w:val="0"/>
+          <w:numId w:val="2"/>
+        </w:numPr>
+        <w:spacing w:after="60" w:line="264" w:lineRule="auto"/>
+      </w:pPr>
+      <w:r>
+        <w:t>A search box: every word typed must appear in the question, answer or topic; capitals and punctuation don't count, so "mpesa pin" finds "M-Pesa PIN".</w:t>
+      </w:r>
+    </w:p>
+    <w:p>
+      <w:pPr>
+        <w:pStyle w:val="ListParagraph"/>
+        <w:numPr>
+          <w:ilvl w:val="0"/>
+          <w:numId w:val="2"/>
+        </w:numPr>
+        <w:spacing w:after="60" w:line="264" w:lineRule="auto"/>
+      </w:pPr>
+      <w:r>
+        <w:t xml:space="preserve">Topic buttons (All, Ordering, Payment ...) show one </w:t>
+      </w:r>
+      <w:r>
+        <w:t>topic at a time.</w:t>
+      </w:r>
+    </w:p>
+    <w:p>
+      <w:pPr>
+        <w:pStyle w:val="ListParagraph"/>
+        <w:numPr>
+          <w:ilvl w:val="0"/>
+          <w:numId w:val="2"/>
+        </w:numPr>
+        <w:spacing w:after="60" w:line="264" w:lineRule="auto"/>
+      </w:pPr>
+      <w:r>
+        <w:t>Each question opens to its answer. Lines starting "1. ", "2. " show as numbered steps, and a question can end with a link to the page it is about ("Go to Shipping"), named as in the menu.</w:t>
+      </w:r>
+    </w:p>
+    <w:p>
+      <w:pPr>
+        <w:pStyle w:val="ListParagraph"/>
+        <w:numPr>
+          <w:ilvl w:val="0"/>
+          <w:numId w:val="2"/>
+        </w:numPr>
+        <w:spacing w:after="60" w:line="264" w:lineRule="auto"/>
+      </w:pPr>
+      <w:r>
+        <w:t>With no questions, or when they can't be loaded, th</w:t>
+      </w:r>
+      <w:r>
+        <w:t>e section is left out; the chat and the contacts remain.</w:t>
+      </w:r>
+    </w:p>
+    <w:p>
+      <w:pPr>
+        <w:spacing w:after="60"/>
+      </w:pPr>
+    </w:p>
+    <w:p>
+      <w:pPr>
+        <w:pBdr>
+          <w:left w:val="single" w:sz="24" w:space="8" w:color="8A5A2B"/>
+        </w:pBdr>
+        <w:shd w:val="clear" w:color="auto" w:fill="F6EFE6"/>
+        <w:spacing w:before="120" w:after="180" w:line="264" w:lineRule="auto"/>
+        <w:ind w:left="160" w:right="160"/>
+      </w:pPr>
+      <w:r>
+        <w:rPr>
+          <w:b/>
+          <w:bCs/>
+          <w:color w:val="8A5A2B"/>
+        </w:rPr>
+        <w:t xml:space="preserve">Where to adjust: </w:t>
+      </w:r>
+      <w:r>
+        <w:t xml:space="preserve">Questions and answers: the desktop app, FAQs. Page names for links: </w:t>
+      </w:r>
+      <w:r>
+        <w:rPr>
+          <w:rFonts w:ascii="Consolas" w:eastAsia="Consolas" w:hAnsi="Consolas" w:cs="Consolas"/>
+          <w:color w:val="3B3F3D"/>
+          <w:sz w:val="19"/>
+          <w:szCs w:val="19"/>
+        </w:rPr>
+        <w:t>PAGE_NAMES</w:t>
+      </w:r>
+      <w:r>
+        <w:t xml:space="preserve"> in </w:t>
+      </w:r>
+      <w:r>
+        <w:rPr>
+          <w:rFonts w:ascii="Consolas" w:eastAsia="Consolas" w:hAnsi="Consolas" w:cs="Consolas"/>
+          <w:color w:val="3B3F3D"/>
+          <w:sz w:val="19"/>
+          <w:szCs w:val="19"/>
+        </w:rPr>
+        <w:t>src/pages/HelpPage.jsx</w:t>
+      </w:r>
+      <w:r>
+        <w:t xml:space="preserve"> and </w:t>
+      </w:r>
+      <w:r>
+        <w:rPr>
+          <w:rFonts w:ascii="Consolas" w:eastAsia="Consolas" w:hAnsi="Consolas" w:cs="Consolas"/>
+          <w:color w:val="3B3F3D"/>
+          <w:sz w:val="19"/>
+          <w:szCs w:val="19"/>
+        </w:rPr>
+        <w:t>PAGES</w:t>
+      </w:r>
+      <w:r>
+        <w:t xml:space="preserve"> in the desktop app's </w:t>
+      </w:r>
+      <w:r>
+        <w:rPr>
+          <w:rFonts w:ascii="Consolas" w:eastAsia="Consolas" w:hAnsi="Consolas" w:cs="Consolas"/>
+          <w:color w:val="3B3F3D"/>
+          <w:sz w:val="19"/>
+          <w:szCs w:val="19"/>
+        </w:rPr>
+        <w:t>ui/sections/faqs_section.py</w:t>
+      </w:r>
+      <w:r>
+        <w:t xml:space="preserve"> (keep them the same). Styles: </w:t>
+      </w:r>
+      <w:r>
+        <w:rPr>
+          <w:rFonts w:ascii="Consolas" w:eastAsia="Consolas" w:hAnsi="Consolas" w:cs="Consolas"/>
+          <w:color w:val="3B3F3D"/>
+          <w:sz w:val="19"/>
+          <w:szCs w:val="19"/>
+        </w:rPr>
+        <w:t>.help-faq</w:t>
+      </w:r>
+      <w:r>
+        <w:t xml:space="preserve"> in </w:t>
+      </w:r>
+      <w:r>
+        <w:rPr>
+          <w:rFonts w:ascii="Consolas" w:eastAsia="Consolas" w:hAnsi="Consolas" w:cs="Consolas"/>
+          <w:color w:val="3B3F3D"/>
+          <w:sz w:val="19"/>
+          <w:szCs w:val="19"/>
+        </w:rPr>
+        <w:t>src/styles/index.css</w:t>
+      </w:r>
+      <w:r>
+        <w:t>.</w:t>
+      </w:r>
+    </w:p>
+    <w:p>
+      <w:pPr>
+        <w:pStyle w:val="Heading2"/>
+      </w:pPr>
+      <w:bookmarkStart w:id="17" w:name="_Toc243676188"/>
+      <w:r>
+        <w:t>4.10  Send us an email</w:t>
+      </w:r>
+      <w:bookmarkEnd w:id="17"/>
+    </w:p>
+    <w:p>
+      <w:pPr>
+        <w:spacing w:after="120" w:line="276" w:lineRule="auto"/>
+      </w:pPr>
+      <w:r>
+        <w:t>Since 7 October 2026 a customer can write to the support team on the site itself - "just like what they would have done in their outlook or gmail web", without opening</w:t>
+      </w:r>
+      <w:r>
+        <w:t xml:space="preserve"> an email app (sent by the website server, see the Website Server document). "i want that email thingy to appear once some one clicks on the email": the form is a window over the page (</w:t>
+      </w:r>
+      <w:r>
+        <w:rPr>
+          <w:rFonts w:ascii="Consolas" w:eastAsia="Consolas" w:hAnsi="Consolas" w:cs="Consolas"/>
+          <w:color w:val="3B3F3D"/>
+          <w:sz w:val="19"/>
+          <w:szCs w:val="19"/>
+        </w:rPr>
+        <w:t>src/components/EmailDialog.jsx</w:t>
+      </w:r>
+      <w:r>
+        <w:t xml:space="preserve">), opened by the Send us an email button </w:t>
+      </w:r>
+      <w:r>
+        <w:t xml:space="preserve">on the </w:t>
+      </w:r>
+      <w:r>
+        <w:lastRenderedPageBreak/>
+        <w:t>Help page and on the Bulk Orders page, where the subject starts as "Bulk order enquiry". While the website server has no email settings, the same buttons open the visitor's email app as before.</w:t>
       </w:r>
     </w:p>
     <w:p>
@@ -9264,7 +9692,6 @@
         <w:rPr>
           <w:noProof/>
         </w:rPr>
-        <w:lastRenderedPageBreak/>
         <w:drawing>
           <wp:inline distT="0" distB="0" distL="0" distR="0">
             <wp:extent cx="6096000" cy="4286250"/>
@@ -9318,252 +9745,17 @@
           <w:sz w:val="18"/>
           <w:szCs w:val="18"/>
         </w:rPr>
-        <w:t>Figure 6: The Send us an email window (sample customer), with the suggestion for a mistyped address</w:t>
-      </w:r>
-    </w:p>
-    <w:p>
-      <w:pPr>
-        <w:pStyle w:val="ListParagraph"/>
-        <w:numPr>
-          <w:ilvl w:val="0"/>
-          <w:numId w:val="2"/>
-        </w:numPr>
-        <w:spacing w:after="60" w:line="264" w:lineRule="auto"/>
-      </w:pPr>
-      <w:r>
-        <w:t>To is fixed (the support team); the customer fills in their name, email, an optional phone number, a subject and the message (10 to 4,000 characters, with a</w:t>
-      </w:r>
-      <w:r>
-        <w:t xml:space="preserve"> counter).</w:t>
-      </w:r>
-    </w:p>
-    <w:p>
-      <w:pPr>
-        <w:pStyle w:val="ListParagraph"/>
-        <w:numPr>
-          <w:ilvl w:val="0"/>
-          <w:numId w:val="2"/>
-        </w:numPr>
-        <w:spacing w:after="60" w:line="264" w:lineRule="auto"/>
-      </w:pPr>
-      <w:r>
-        <w:t>Which desk (since 17 October 2026): the Help page writes to the support desk (+support); the Bulk Orders page to the orders desk (+orders), whose copies and replies also come from +orders.</w:t>
-      </w:r>
-    </w:p>
-    <w:p>
-      <w:pPr>
-        <w:pStyle w:val="ListParagraph"/>
-        <w:numPr>
-          <w:ilvl w:val="0"/>
-          <w:numId w:val="2"/>
-        </w:numPr>
-        <w:spacing w:after="60" w:line="264" w:lineRule="auto"/>
-      </w:pPr>
-      <w:r>
-        <w:t xml:space="preserve">Signed in: the phone field starts with the phone number </w:t>
-      </w:r>
-      <w:r>
-        <w:t>on the account.</w:t>
-      </w:r>
-    </w:p>
-    <w:p>
-      <w:pPr>
-        <w:pStyle w:val="ListParagraph"/>
-        <w:numPr>
-          <w:ilvl w:val="0"/>
-          <w:numId w:val="2"/>
-        </w:numPr>
-        <w:spacing w:after="60" w:line="264" w:lineRule="auto"/>
-      </w:pPr>
-      <w:r>
-        <w:t>Signed in: name and email come from the account and can't be changed ("From your account - we reply here"). Not signed in: a mistyped address gets a suggestion, as at sign-up ("Did you mean ...@gmail.com?").</w:t>
-      </w:r>
-    </w:p>
-    <w:p>
-      <w:pPr>
-        <w:pStyle w:val="ListParagraph"/>
-        <w:numPr>
-          <w:ilvl w:val="0"/>
-          <w:numId w:val="2"/>
-        </w:numPr>
-        <w:spacing w:after="60" w:line="264" w:lineRule="auto"/>
-      </w:pPr>
-      <w:r>
-        <w:t xml:space="preserve">After Send: "Sent", the address </w:t>
-      </w:r>
-      <w:r>
-        <w:t>the reply will go to, and whether a copy (signed in) or a short confirmation (not signed in) is on its way; "Write another" clears subject and message.</w:t>
-      </w:r>
-    </w:p>
-    <w:p>
-      <w:pPr>
-        <w:pStyle w:val="ListParagraph"/>
-        <w:numPr>
-          <w:ilvl w:val="0"/>
-          <w:numId w:val="2"/>
-        </w:numPr>
-        <w:spacing w:after="60" w:line="264" w:lineRule="auto"/>
-      </w:pPr>
-      <w:r>
-        <w:t>A hidden field only bots fill in, and the time the form was open, help the server spot automated sending</w:t>
-      </w:r>
-      <w:r>
-        <w:t>.</w:t>
-      </w:r>
-    </w:p>
-    <w:p>
-      <w:pPr>
-        <w:pStyle w:val="ListParagraph"/>
-        <w:numPr>
-          <w:ilvl w:val="0"/>
-          <w:numId w:val="2"/>
-        </w:numPr>
-        <w:spacing w:after="60" w:line="264" w:lineRule="auto"/>
-      </w:pPr>
-      <w:r>
-        <w:t>At the bottom, "Prefer your own email app? Open it" opens the visitor's email app with the subject and message typed so far, and the address is shown to copy.</w:t>
-      </w:r>
-    </w:p>
-    <w:p>
-      <w:pPr>
-        <w:pStyle w:val="ListParagraph"/>
-        <w:numPr>
-          <w:ilvl w:val="0"/>
-          <w:numId w:val="2"/>
-        </w:numPr>
-        <w:spacing w:after="60" w:line="264" w:lineRule="auto"/>
-      </w:pPr>
-      <w:r>
-        <w:t>The window closes with the cross, Escape or a click outside it. Closing keeps what was typed un</w:t>
-      </w:r>
-      <w:r>
-        <w:t>til the page is left; after Send, Done closes it and the next one starts with an empty subject and message.</w:t>
-      </w:r>
-    </w:p>
-    <w:p>
-      <w:pPr>
-        <w:spacing w:after="60"/>
-      </w:pPr>
-    </w:p>
-    <w:p>
-      <w:pPr>
-        <w:pBdr>
-          <w:left w:val="single" w:sz="24" w:space="8" w:color="8A5A2B"/>
-        </w:pBdr>
-        <w:shd w:val="clear" w:color="auto" w:fill="F6EFE6"/>
-        <w:spacing w:before="120" w:after="180" w:line="264" w:lineRule="auto"/>
-        <w:ind w:left="160" w:right="160"/>
-      </w:pPr>
+        <w:t>Figure 6: The Help page: chat button, then the contac</w:t>
+      </w:r>
       <w:r>
         <w:rPr>
-          <w:b/>
-          <w:bCs/>
-          <w:color w:val="8A5A2B"/>
+          <w:i/>
+          <w:iCs/>
+          <w:color w:val="5F6B66"/>
+          <w:sz w:val="18"/>
+          <w:szCs w:val="18"/>
         </w:rPr>
-        <w:t xml:space="preserve">Where to adjust: </w:t>
-      </w:r>
-      <w:r>
-        <w:t xml:space="preserve">Wording, fields and the Bulk Orders subject: </w:t>
-      </w:r>
-      <w:r>
-        <w:rPr>
-          <w:rFonts w:ascii="Consolas" w:eastAsia="Consolas" w:hAnsi="Consolas" w:cs="Consolas"/>
-          <w:color w:val="3B3F3D"/>
-          <w:sz w:val="19"/>
-          <w:szCs w:val="19"/>
-        </w:rPr>
-        <w:t>src/components/EmailDialog.jsx</w:t>
-      </w:r>
-      <w:r>
-        <w:t xml:space="preserve"> and </w:t>
-      </w:r>
-      <w:r>
-        <w:rPr>
-          <w:rFonts w:ascii="Consolas" w:eastAsia="Consolas" w:hAnsi="Consolas" w:cs="Consolas"/>
-          <w:color w:val="3B3F3D"/>
-          <w:sz w:val="19"/>
-          <w:szCs w:val="19"/>
-        </w:rPr>
-        <w:t>BULK_SUBJECT</w:t>
-      </w:r>
-      <w:r>
-        <w:t xml:space="preserve"> in </w:t>
-      </w:r>
-      <w:r>
-        <w:rPr>
-          <w:rFonts w:ascii="Consolas" w:eastAsia="Consolas" w:hAnsi="Consolas" w:cs="Consolas"/>
-          <w:color w:val="3B3F3D"/>
-          <w:sz w:val="19"/>
-          <w:szCs w:val="19"/>
-        </w:rPr>
-        <w:t>src/pages/HeavyOrderPage.jsx</w:t>
-      </w:r>
-      <w:r>
-        <w:t>. Styl</w:t>
-      </w:r>
-      <w:r>
-        <w:t xml:space="preserve">es: </w:t>
-      </w:r>
-      <w:r>
-        <w:rPr>
-          <w:rFonts w:ascii="Consolas" w:eastAsia="Consolas" w:hAnsi="Consolas" w:cs="Consolas"/>
-          <w:color w:val="3B3F3D"/>
-          <w:sz w:val="19"/>
-          <w:szCs w:val="19"/>
-        </w:rPr>
-        <w:t>.email-modal</w:t>
-      </w:r>
-      <w:r>
-        <w:t xml:space="preserve"> and </w:t>
-      </w:r>
-      <w:r>
-        <w:rPr>
-          <w:rFonts w:ascii="Consolas" w:eastAsia="Consolas" w:hAnsi="Consolas" w:cs="Consolas"/>
-          <w:color w:val="3B3F3D"/>
-          <w:sz w:val="19"/>
-          <w:szCs w:val="19"/>
-        </w:rPr>
-        <w:t>.help-email</w:t>
-      </w:r>
-      <w:r>
-        <w:t xml:space="preserve"> in </w:t>
-      </w:r>
-      <w:r>
-        <w:rPr>
-          <w:rFonts w:ascii="Consolas" w:eastAsia="Consolas" w:hAnsi="Consolas" w:cs="Consolas"/>
-          <w:color w:val="3B3F3D"/>
-          <w:sz w:val="19"/>
-          <w:szCs w:val="19"/>
-        </w:rPr>
-        <w:t>src/styles/index.css</w:t>
-      </w:r>
-      <w:r>
-        <w:t>.</w:t>
-      </w:r>
-    </w:p>
-    <w:p>
-      <w:pPr>
-        <w:pStyle w:val="Heading2"/>
-      </w:pPr>
-      <w:bookmarkStart w:id="18" w:name="_Toc243418123"/>
-      <w:r>
-        <w:t>4.11  Bulk order pictures</w:t>
-      </w:r>
-      <w:bookmarkEnd w:id="18"/>
-    </w:p>
-    <w:p>
-      <w:pPr>
-        <w:spacing w:after="120" w:line="276" w:lineRule="auto"/>
-      </w:pPr>
-      <w:r>
-        <w:t>Since 9 October 2026 the Bulk Orders page shows what a bulk order looks like: "pictures that can be used to show case what bulk orders look like so that customers can see a</w:t>
-      </w:r>
-      <w:r>
-        <w:t xml:space="preserve"> template of what is meant by bulk orders ... </w:t>
-      </w:r>
-      <w:r>
-        <w:lastRenderedPageBreak/>
-        <w:t>like a slide". The pictures are not products; Marketers, Admins and the SuperAdmin keep them in Marketing in the phone and desktop apps (see those documents). With no pictures, the page is as before.</w:t>
+        <w:t>t buttons, then the questions</w:t>
       </w:r>
     </w:p>
     <w:p>
@@ -9576,6 +9768,7 @@
         <w:rPr>
           <w:noProof/>
         </w:rPr>
+        <w:lastRenderedPageBreak/>
         <w:drawing>
           <wp:inline distT="0" distB="0" distL="0" distR="0">
             <wp:extent cx="6096000" cy="4286250"/>
@@ -9629,17 +9822,7 @@
           <w:sz w:val="18"/>
           <w:szCs w:val="18"/>
         </w:rPr>
-        <w:t>Figure 7</w:t>
-      </w:r>
-      <w:r>
-        <w:rPr>
-          <w:i/>
-          <w:iCs/>
-          <w:color w:val="5F6B66"/>
-          <w:sz w:val="18"/>
-          <w:szCs w:val="18"/>
-        </w:rPr>
-        <w:t>: The Bulk Orders page with its slideshow (sample pictures)</w:t>
+        <w:t>Figure 7: The Send us an email window (sample customer), with the suggestion for a mistyped address</w:t>
       </w:r>
     </w:p>
     <w:p>
@@ -9652,10 +9835,10 @@
         <w:spacing w:after="60" w:line="264" w:lineRule="auto"/>
       </w:pPr>
       <w:r>
-        <w:t xml:space="preserve">One picture at a time, cross-fading to the next every 5 seconds. It waits while the mouse is over it, a finger is on it or it has the keyboard focus, and while the tab is in the background; after </w:t>
-      </w:r>
-      <w:r>
-        <w:t>any change the next one is a full 5 seconds away.</w:t>
+        <w:t>To is fixed (the support team); the customer fills in their name, email, an optional phone number, a subject and the message</w:t>
+      </w:r>
+      <w:r>
+        <w:t xml:space="preserve"> (10 to 4,000 characters, with a counter).</w:t>
       </w:r>
     </w:p>
     <w:p>
@@ -9668,7 +9851,7 @@
         <w:spacing w:after="60" w:line="264" w:lineRule="auto"/>
       </w:pPr>
       <w:r>
-        <w:t>Arrows at the sides, dots underneath (the current one a wood bar), the left and right arrow keys, and a swipe on a phone.</w:t>
+        <w:t>Which desk (since 17 October 2026): the Help page writes to the support desk (+support); the Bulk Orders page to the orders desk (+orders), whose copies and replies also come from +orders.</w:t>
       </w:r>
     </w:p>
     <w:p>
@@ -9681,10 +9864,10 @@
         <w:spacing w:after="60" w:line="264" w:lineRule="auto"/>
       </w:pPr>
       <w:r>
-        <w:t>Each picture is shown whole - upright phone photos are not cut - over a blurred, dar</w:t>
-      </w:r>
-      <w:r>
-        <w:t>kened copy of itself that fills the frame (16:9 on a computer, 4:3 on a phone). The caption, when there is one, sits along the bottom.</w:t>
+        <w:t>Signed in: the phone fie</w:t>
+      </w:r>
+      <w:r>
+        <w:t>ld starts with the phone number on the account.</w:t>
       </w:r>
     </w:p>
     <w:p>
@@ -9697,7 +9880,65 @@
         <w:spacing w:after="60" w:line="264" w:lineRule="auto"/>
       </w:pPr>
       <w:r>
-        <w:t>Visitors who have asked their device for less motion get no automatic changes or fades: the picture stays until they move it.</w:t>
+        <w:t>Signed in: name and email come from the account and can't be changed ("From your account - we reply here"). Not signed in: a mistyped address gets a suggestion, as at sign-up ("Did you mean ...@gmail.com?").</w:t>
+      </w:r>
+    </w:p>
+    <w:p>
+      <w:pPr>
+        <w:pStyle w:val="ListParagraph"/>
+        <w:numPr>
+          <w:ilvl w:val="0"/>
+          <w:numId w:val="2"/>
+        </w:numPr>
+        <w:spacing w:after="60" w:line="264" w:lineRule="auto"/>
+      </w:pPr>
+      <w:r>
+        <w:t>After Send: "Sent", the address the reply will go to, and whether a copy (signed in) or a short confirmation (not signed in) is on its way; "Write another" clears subject and message.</w:t>
+      </w:r>
+    </w:p>
+    <w:p>
+      <w:pPr>
+        <w:pStyle w:val="ListParagraph"/>
+        <w:numPr>
+          <w:ilvl w:val="0"/>
+          <w:numId w:val="2"/>
+        </w:numPr>
+        <w:spacing w:after="60" w:line="264" w:lineRule="auto"/>
+      </w:pPr>
+      <w:r>
+        <w:t>A hidden field only bots fill in, and the time the form was open, help t</w:t>
+      </w:r>
+      <w:r>
+        <w:t>he server spot automated sending.</w:t>
+      </w:r>
+    </w:p>
+    <w:p>
+      <w:pPr>
+        <w:pStyle w:val="ListParagraph"/>
+        <w:numPr>
+          <w:ilvl w:val="0"/>
+          <w:numId w:val="2"/>
+        </w:numPr>
+        <w:spacing w:after="60" w:line="264" w:lineRule="auto"/>
+      </w:pPr>
+      <w:r>
+        <w:t>At the bottom, "Prefer your own email app? Open it" opens the visitor's email app with the subject and message typed so far, and the address is shown to copy.</w:t>
+      </w:r>
+    </w:p>
+    <w:p>
+      <w:pPr>
+        <w:pStyle w:val="ListParagraph"/>
+        <w:numPr>
+          <w:ilvl w:val="0"/>
+          <w:numId w:val="2"/>
+        </w:numPr>
+        <w:spacing w:after="60" w:line="264" w:lineRule="auto"/>
+      </w:pPr>
+      <w:r>
+        <w:t>The window closes with the cross, Escape or a click outside it.</w:t>
+      </w:r>
+      <w:r>
+        <w:t xml:space="preserve"> Closing keeps what was typed until the page is left; after Send, Done closes it and the next one starts with an empty subject and message.</w:t>
       </w:r>
     </w:p>
     <w:p>
@@ -9723,7 +9964,7 @@
         <w:t xml:space="preserve">Where to adjust: </w:t>
       </w:r>
       <w:r>
-        <w:t xml:space="preserve">Timing and swipe distance: </w:t>
+        <w:t xml:space="preserve">Wording, fields and the Bulk Orders subject: </w:t>
       </w:r>
       <w:r>
         <w:rPr>
@@ -9732,7 +9973,7 @@
           <w:sz w:val="19"/>
           <w:szCs w:val="19"/>
         </w:rPr>
-        <w:t>ADVANCE_MS</w:t>
+        <w:t>src/components/EmailDialog.jsx</w:t>
       </w:r>
       <w:r>
         <w:t xml:space="preserve"> and </w:t>
@@ -9744,7 +9985,7 @@
           <w:sz w:val="19"/>
           <w:szCs w:val="19"/>
         </w:rPr>
-        <w:t>SWIPE_PX</w:t>
+        <w:t>BULK_SUBJECT</w:t>
       </w:r>
       <w:r>
         <w:t xml:space="preserve"> in </w:t>
@@ -9756,10 +9997,7 @@
           <w:sz w:val="19"/>
           <w:szCs w:val="19"/>
         </w:rPr>
-        <w:t>src/components/ShowcaseSlider.jsx</w:t>
-      </w:r>
-      <w:r>
-        <w:t xml:space="preserve">. Heading: </w:t>
+        <w:t>sr</w:t>
       </w:r>
       <w:r>
         <w:rPr>
@@ -9768,7 +10006,10 @@
           <w:sz w:val="19"/>
           <w:szCs w:val="19"/>
         </w:rPr>
-        <w:t>src/pages/Heav</w:t>
+        <w:t>c/pages/HeavyOrderPage.jsx</w:t>
+      </w:r>
+      <w:r>
+        <w:t xml:space="preserve">. Styles: </w:t>
       </w:r>
       <w:r>
         <w:rPr>
@@ -9777,10 +10018,10 @@
           <w:sz w:val="19"/>
           <w:szCs w:val="19"/>
         </w:rPr>
-        <w:t>yOrderPage.jsx</w:t>
-      </w:r>
-      <w:r>
-        <w:t xml:space="preserve">. Styles: </w:t>
+        <w:t>.email-modal</w:t>
+      </w:r>
+      <w:r>
+        <w:t xml:space="preserve"> and </w:t>
       </w:r>
       <w:r>
         <w:rPr>
@@ -9789,7 +10030,7 @@
           <w:sz w:val="19"/>
           <w:szCs w:val="19"/>
         </w:rPr>
-        <w:t>.showcase</w:t>
+        <w:t>.help-email</w:t>
       </w:r>
       <w:r>
         <w:t xml:space="preserve"> in </w:t>
@@ -9811,118 +10052,28 @@
       <w:pPr>
         <w:pStyle w:val="Heading2"/>
       </w:pPr>
-      <w:bookmarkStart w:id="19" w:name="_Toc243418124"/>
-      <w:r>
-        <w:t>4.12  Chat assistant and nudges</w:t>
-      </w:r>
-      <w:bookmarkEnd w:id="19"/>
+      <w:bookmarkStart w:id="18" w:name="_Toc243676189"/>
+      <w:r>
+        <w:t>4.11  Bulk order pictures</w:t>
+      </w:r>
+      <w:bookmarkEnd w:id="18"/>
     </w:p>
     <w:p>
       <w:pPr>
         <w:spacing w:after="120" w:line="276" w:lineRule="auto"/>
       </w:pPr>
       <w:r>
-        <w:t xml:space="preserve">See the AI Assistant document (DWS-BE-04). Timings are in </w:t>
-      </w:r>
-      <w:r>
-        <w:rPr>
-          <w:rFonts w:ascii="Consolas" w:eastAsia="Consolas" w:hAnsi="Consolas" w:cs="Consolas"/>
-          <w:color w:val="3B3F3D"/>
-          <w:sz w:val="19"/>
-          <w:szCs w:val="19"/>
-        </w:rPr>
-        <w:t>NUDGE_TIMING</w:t>
-      </w:r>
-      <w:r>
-        <w:t xml:space="preserve"> in </w:t>
-      </w:r>
-      <w:r>
-        <w:rPr>
-          <w:rFonts w:ascii="Consolas" w:eastAsia="Consolas" w:hAnsi="Consolas" w:cs="Consolas"/>
-          <w:color w:val="3B3F3D"/>
-          <w:sz w:val="19"/>
-          <w:szCs w:val="19"/>
-        </w:rPr>
-        <w:t>src/context/ChatNudgeContext.jsx</w:t>
-      </w:r>
-      <w:r>
-        <w:t xml:space="preserve">; one-tap questions are </w:t>
-      </w:r>
-      <w:r>
-        <w:rPr>
-          <w:rFonts w:ascii="Consolas" w:eastAsia="Consolas" w:hAnsi="Consolas" w:cs="Consolas"/>
-          <w:color w:val="3B3F3D"/>
-          <w:sz w:val="19"/>
-          <w:szCs w:val="19"/>
-        </w:rPr>
-        <w:t>QUICK_QUESTIONS</w:t>
-      </w:r>
-      <w:r>
-        <w:t xml:space="preserve"> in </w:t>
-      </w:r>
-      <w:r>
-        <w:rPr>
-          <w:rFonts w:ascii="Consolas" w:eastAsia="Consolas" w:hAnsi="Consolas" w:cs="Consolas"/>
-          <w:color w:val="3B3F3D"/>
-          <w:sz w:val="19"/>
-          <w:szCs w:val="19"/>
-        </w:rPr>
-        <w:t>src/components/HelpWidget.jsx</w:t>
-      </w:r>
-      <w:r>
-        <w:t>.</w:t>
-      </w:r>
-    </w:p>
-    <w:p>
-      <w:r>
-        <w:br w:type="page"/>
-      </w:r>
-    </w:p>
-    <w:p>
-      <w:pPr>
-        <w:pStyle w:val="Heading1"/>
-      </w:pPr>
-      <w:bookmarkStart w:id="20" w:name="_Toc243418125"/>
+        <w:t xml:space="preserve">Since 9 October 2026 the Bulk Orders page shows what a bulk order looks like: "pictures that can be used to show case what bulk orders look </w:t>
+      </w:r>
+      <w:r>
+        <w:t xml:space="preserve">like so that customers can see a template of what is meant by bulk orders ... </w:t>
+      </w:r>
       <w:r>
         <w:lastRenderedPageBreak/>
-        <w:t>5  Brand style</w:t>
-      </w:r>
-      <w:bookmarkEnd w:id="20"/>
-    </w:p>
-    <w:p>
-      <w:pPr>
-        <w:pStyle w:val="Heading2"/>
-      </w:pPr>
-      <w:bookmarkStart w:id="21" w:name="_Toc243418126"/>
-      <w:r>
-        <w:t>5.1  Company emblem</w:t>
-      </w:r>
-      <w:bookmarkEnd w:id="21"/>
-    </w:p>
-    <w:p>
-      <w:pPr>
-        <w:spacing w:after="120" w:line="276" w:lineRule="auto"/>
-      </w:pPr>
-      <w:r>
-        <w:t>Since 7 October 2026 the company emblem is the one on the delivery lorry in the About film ("i want to use it as the company log"), redrawn as clean gold lines on near-black without changi</w:t>
-      </w:r>
-      <w:r>
-        <w:t>ng its design ("enhance it ... without having to restructure it so much"): the end of a log with its wavy bark edge and growth rings, and a tree whose leafy canopy is the innermost ring. The drawing is code (</w:t>
-      </w:r>
-      <w:r>
-        <w:rPr>
-          <w:rFonts w:ascii="Consolas" w:eastAsia="Consolas" w:hAnsi="Consolas" w:cs="Consolas"/>
-          <w:color w:val="3B3F3D"/>
-          <w:sz w:val="19"/>
-          <w:szCs w:val="19"/>
-        </w:rPr>
-        <w:t>src/brand/emblem.js</w:t>
-      </w:r>
-      <w:r>
-        <w:t xml:space="preserve">) in two weights: full, with </w:t>
-      </w:r>
-      <w:r>
-        <w:t>every ring, for large pictures, and bold (bark edge, canopy and tree, thicker lines) for small ones.</w:t>
+        <w:t>like a slide". The pictures are not products; Marketers, Admins and the SuperAdmin keep them in Marketing in the phone and desktop apps (see those documents). With no pictures, t</w:t>
+      </w:r>
+      <w:r>
+        <w:t>he page is as before.</w:t>
       </w:r>
     </w:p>
     <w:p>
@@ -9937,7 +10088,7 @@
         </w:rPr>
         <w:drawing>
           <wp:inline distT="0" distB="0" distL="0" distR="0">
-            <wp:extent cx="2857500" cy="2857500"/>
+            <wp:extent cx="6096000" cy="4286250"/>
             <wp:effectExtent l="0" t="0" r="0" b="0"/>
             <wp:docPr id="8" name="Picture 8"/>
             <wp:cNvGraphicFramePr>
@@ -9962,6 +10113,355 @@
                   <pic:spPr bwMode="auto">
                     <a:xfrm>
                       <a:off x="0" y="0"/>
+                      <a:ext cx="6096000" cy="4286250"/>
+                    </a:xfrm>
+                    <a:prstGeom prst="rect">
+                      <a:avLst/>
+                    </a:prstGeom>
+                  </pic:spPr>
+                </pic:pic>
+              </a:graphicData>
+            </a:graphic>
+          </wp:inline>
+        </w:drawing>
+      </w:r>
+    </w:p>
+    <w:p>
+      <w:pPr>
+        <w:spacing w:after="220"/>
+        <w:jc w:val="center"/>
+      </w:pPr>
+      <w:r>
+        <w:rPr>
+          <w:i/>
+          <w:iCs/>
+          <w:color w:val="5F6B66"/>
+          <w:sz w:val="18"/>
+          <w:szCs w:val="18"/>
+        </w:rPr>
+        <w:t>Figure 8: The Bulk Orders page with its slideshow (sample pictures)</w:t>
+      </w:r>
+    </w:p>
+    <w:p>
+      <w:pPr>
+        <w:pStyle w:val="ListParagraph"/>
+        <w:numPr>
+          <w:ilvl w:val="0"/>
+          <w:numId w:val="2"/>
+        </w:numPr>
+        <w:spacing w:after="60" w:line="264" w:lineRule="auto"/>
+      </w:pPr>
+      <w:r>
+        <w:t>One picture at a time, cross-fading to the next every 5 seconds. It waits while the mouse is over it, a finger is on it or it has the keyboard focus, and while the tab is in the background; after any change the next one is a full 5 seconds away.</w:t>
+      </w:r>
+    </w:p>
+    <w:p>
+      <w:pPr>
+        <w:pStyle w:val="ListParagraph"/>
+        <w:numPr>
+          <w:ilvl w:val="0"/>
+          <w:numId w:val="2"/>
+        </w:numPr>
+        <w:spacing w:after="60" w:line="264" w:lineRule="auto"/>
+      </w:pPr>
+      <w:r>
+        <w:t xml:space="preserve">Arrows at </w:t>
+      </w:r>
+      <w:r>
+        <w:t>the sides, dots underneath (the current one a wood bar), the left and right arrow keys, and a swipe on a phone.</w:t>
+      </w:r>
+    </w:p>
+    <w:p>
+      <w:pPr>
+        <w:pStyle w:val="ListParagraph"/>
+        <w:numPr>
+          <w:ilvl w:val="0"/>
+          <w:numId w:val="2"/>
+        </w:numPr>
+        <w:spacing w:after="60" w:line="264" w:lineRule="auto"/>
+      </w:pPr>
+      <w:r>
+        <w:t>Each picture is shown whole - upright phone photos are not cut - over a blurred, darkened copy of itself that fills the frame (16:9 on a compute</w:t>
+      </w:r>
+      <w:r>
+        <w:t>r, 4:3 on a phone). The caption, when there is one, sits along the bottom.</w:t>
+      </w:r>
+    </w:p>
+    <w:p>
+      <w:pPr>
+        <w:pStyle w:val="ListParagraph"/>
+        <w:numPr>
+          <w:ilvl w:val="0"/>
+          <w:numId w:val="2"/>
+        </w:numPr>
+        <w:spacing w:after="60" w:line="264" w:lineRule="auto"/>
+      </w:pPr>
+      <w:r>
+        <w:t>Visitors who have asked their device for less motion get no automatic changes or fades: the picture stays until they move it.</w:t>
+      </w:r>
+    </w:p>
+    <w:p>
+      <w:pPr>
+        <w:spacing w:after="60"/>
+      </w:pPr>
+    </w:p>
+    <w:p>
+      <w:pPr>
+        <w:pBdr>
+          <w:left w:val="single" w:sz="24" w:space="8" w:color="8A5A2B"/>
+        </w:pBdr>
+        <w:shd w:val="clear" w:color="auto" w:fill="F6EFE6"/>
+        <w:spacing w:before="120" w:after="180" w:line="264" w:lineRule="auto"/>
+        <w:ind w:left="160" w:right="160"/>
+      </w:pPr>
+      <w:r>
+        <w:rPr>
+          <w:b/>
+          <w:bCs/>
+          <w:color w:val="8A5A2B"/>
+        </w:rPr>
+        <w:t xml:space="preserve">Where to adjust: </w:t>
+      </w:r>
+      <w:r>
+        <w:t xml:space="preserve">Timing and swipe distance: </w:t>
+      </w:r>
+      <w:r>
+        <w:rPr>
+          <w:rFonts w:ascii="Consolas" w:eastAsia="Consolas" w:hAnsi="Consolas" w:cs="Consolas"/>
+          <w:color w:val="3B3F3D"/>
+          <w:sz w:val="19"/>
+          <w:szCs w:val="19"/>
+        </w:rPr>
+        <w:t>ADVANCE_MS</w:t>
+      </w:r>
+      <w:r>
+        <w:t xml:space="preserve"> and </w:t>
+      </w:r>
+      <w:r>
+        <w:rPr>
+          <w:rFonts w:ascii="Consolas" w:eastAsia="Consolas" w:hAnsi="Consolas" w:cs="Consolas"/>
+          <w:color w:val="3B3F3D"/>
+          <w:sz w:val="19"/>
+          <w:szCs w:val="19"/>
+        </w:rPr>
+        <w:t>SWIPE_PX</w:t>
+      </w:r>
+      <w:r>
+        <w:t xml:space="preserve"> in </w:t>
+      </w:r>
+      <w:r>
+        <w:rPr>
+          <w:rFonts w:ascii="Consolas" w:eastAsia="Consolas" w:hAnsi="Consolas" w:cs="Consolas"/>
+          <w:color w:val="3B3F3D"/>
+          <w:sz w:val="19"/>
+          <w:szCs w:val="19"/>
+        </w:rPr>
+        <w:t>src/components/ShowcaseSlider.jsx</w:t>
+      </w:r>
+      <w:r>
+        <w:t xml:space="preserve">. Heading: </w:t>
+      </w:r>
+      <w:r>
+        <w:rPr>
+          <w:rFonts w:ascii="Consolas" w:eastAsia="Consolas" w:hAnsi="Consolas" w:cs="Consolas"/>
+          <w:color w:val="3B3F3D"/>
+          <w:sz w:val="19"/>
+          <w:szCs w:val="19"/>
+        </w:rPr>
+        <w:t>src/pages/HeavyOrderPage.jsx</w:t>
+      </w:r>
+      <w:r>
+        <w:t xml:space="preserve">. Styles: </w:t>
+      </w:r>
+      <w:r>
+        <w:rPr>
+          <w:rFonts w:ascii="Consolas" w:eastAsia="Consolas" w:hAnsi="Consolas" w:cs="Consolas"/>
+          <w:color w:val="3B3F3D"/>
+          <w:sz w:val="19"/>
+          <w:szCs w:val="19"/>
+        </w:rPr>
+        <w:t>.showcase</w:t>
+      </w:r>
+      <w:r>
+        <w:t xml:space="preserve"> in </w:t>
+      </w:r>
+      <w:r>
+        <w:rPr>
+          <w:rFonts w:ascii="Consolas" w:eastAsia="Consolas" w:hAnsi="Consolas" w:cs="Consolas"/>
+          <w:color w:val="3B3F3D"/>
+          <w:sz w:val="19"/>
+          <w:szCs w:val="19"/>
+        </w:rPr>
+        <w:t>src/styles/index.css</w:t>
+      </w:r>
+      <w:r>
+        <w:t>.</w:t>
+      </w:r>
+    </w:p>
+    <w:p>
+      <w:pPr>
+        <w:pStyle w:val="Heading2"/>
+      </w:pPr>
+      <w:bookmarkStart w:id="19" w:name="_Toc243676190"/>
+      <w:r>
+        <w:t>4.12  Chat assistant and nudges</w:t>
+      </w:r>
+      <w:bookmarkEnd w:id="19"/>
+    </w:p>
+    <w:p>
+      <w:pPr>
+        <w:spacing w:after="120" w:line="276" w:lineRule="auto"/>
+      </w:pPr>
+      <w:r>
+        <w:t xml:space="preserve">See the AI Assistant document (DWS-BE-04). Timings are in </w:t>
+      </w:r>
+      <w:r>
+        <w:rPr>
+          <w:rFonts w:ascii="Consolas" w:eastAsia="Consolas" w:hAnsi="Consolas" w:cs="Consolas"/>
+          <w:color w:val="3B3F3D"/>
+          <w:sz w:val="19"/>
+          <w:szCs w:val="19"/>
+        </w:rPr>
+        <w:t>NUDGE_TIMING</w:t>
+      </w:r>
+      <w:r>
+        <w:t xml:space="preserve"> in </w:t>
+      </w:r>
+      <w:r>
+        <w:rPr>
+          <w:rFonts w:ascii="Consolas" w:eastAsia="Consolas" w:hAnsi="Consolas" w:cs="Consolas"/>
+          <w:color w:val="3B3F3D"/>
+          <w:sz w:val="19"/>
+          <w:szCs w:val="19"/>
+        </w:rPr>
+        <w:t>src/context/Chat</w:t>
+      </w:r>
+      <w:r>
+        <w:rPr>
+          <w:rFonts w:ascii="Consolas" w:eastAsia="Consolas" w:hAnsi="Consolas" w:cs="Consolas"/>
+          <w:color w:val="3B3F3D"/>
+          <w:sz w:val="19"/>
+          <w:szCs w:val="19"/>
+        </w:rPr>
+        <w:t>NudgeContext.jsx</w:t>
+      </w:r>
+      <w:r>
+        <w:t xml:space="preserve">; one-tap questions are </w:t>
+      </w:r>
+      <w:r>
+        <w:rPr>
+          <w:rFonts w:ascii="Consolas" w:eastAsia="Consolas" w:hAnsi="Consolas" w:cs="Consolas"/>
+          <w:color w:val="3B3F3D"/>
+          <w:sz w:val="19"/>
+          <w:szCs w:val="19"/>
+        </w:rPr>
+        <w:t>QUICK_QUESTIONS</w:t>
+      </w:r>
+      <w:r>
+        <w:t xml:space="preserve"> in </w:t>
+      </w:r>
+      <w:r>
+        <w:rPr>
+          <w:rFonts w:ascii="Consolas" w:eastAsia="Consolas" w:hAnsi="Consolas" w:cs="Consolas"/>
+          <w:color w:val="3B3F3D"/>
+          <w:sz w:val="19"/>
+          <w:szCs w:val="19"/>
+        </w:rPr>
+        <w:t>src/components/HelpWidget.jsx</w:t>
+      </w:r>
+      <w:r>
+        <w:t>.</w:t>
+      </w:r>
+    </w:p>
+    <w:p>
+      <w:r>
+        <w:br w:type="page"/>
+      </w:r>
+    </w:p>
+    <w:p>
+      <w:pPr>
+        <w:pStyle w:val="Heading1"/>
+      </w:pPr>
+      <w:bookmarkStart w:id="20" w:name="_Toc243676191"/>
+      <w:r>
+        <w:lastRenderedPageBreak/>
+        <w:t>5  Brand style</w:t>
+      </w:r>
+      <w:bookmarkEnd w:id="20"/>
+    </w:p>
+    <w:p>
+      <w:pPr>
+        <w:pStyle w:val="Heading2"/>
+      </w:pPr>
+      <w:bookmarkStart w:id="21" w:name="_Toc243676192"/>
+      <w:r>
+        <w:t>5.1  Company emblem</w:t>
+      </w:r>
+      <w:bookmarkEnd w:id="21"/>
+    </w:p>
+    <w:p>
+      <w:pPr>
+        <w:spacing w:after="120" w:line="276" w:lineRule="auto"/>
+      </w:pPr>
+      <w:r>
+        <w:t>Since 7 October 2026 the company emblem is the one on the delivery lorry in the About film ("i want to use it as the company log"</w:t>
+      </w:r>
+      <w:r>
+        <w:t>), redrawn as clean gold lines on near-black without changing its design ("enhance it ... without having to restructure it so much"): the end of a log with its wavy bark edge and growth rings, and a tree whose leafy canopy is the innermost ring. The drawin</w:t>
+      </w:r>
+      <w:r>
+        <w:t>g is code (</w:t>
+      </w:r>
+      <w:r>
+        <w:rPr>
+          <w:rFonts w:ascii="Consolas" w:eastAsia="Consolas" w:hAnsi="Consolas" w:cs="Consolas"/>
+          <w:color w:val="3B3F3D"/>
+          <w:sz w:val="19"/>
+          <w:szCs w:val="19"/>
+        </w:rPr>
+        <w:t>src/brand/emblem.js</w:t>
+      </w:r>
+      <w:r>
+        <w:t>) in two weights: full, with every ring, for large pictures, and bold (bark edge, canopy and tree, thicker lines) for small ones.</w:t>
+      </w:r>
+    </w:p>
+    <w:p>
+      <w:pPr>
+        <w:keepNext/>
+        <w:spacing w:before="120" w:after="60"/>
+        <w:jc w:val="center"/>
+      </w:pPr>
+      <w:r>
+        <w:rPr>
+          <w:noProof/>
+        </w:rPr>
+        <w:drawing>
+          <wp:inline distT="0" distB="0" distL="0" distR="0">
+            <wp:extent cx="2857500" cy="2857500"/>
+            <wp:effectExtent l="0" t="0" r="0" b="0"/>
+            <wp:docPr id="9" name="Picture 9"/>
+            <wp:cNvGraphicFramePr>
+              <a:graphicFrameLocks xmlns:a="http://schemas.openxmlformats.org/drawingml/2006/main" noChangeAspect="1"/>
+            </wp:cNvGraphicFramePr>
+            <a:graphic xmlns:a="http://schemas.openxmlformats.org/drawingml/2006/main">
+              <a:graphicData uri="http://schemas.openxmlformats.org/drawingml/2006/picture">
+                <pic:pic xmlns:pic="http://schemas.openxmlformats.org/drawingml/2006/picture">
+                  <pic:nvPicPr>
+                    <pic:cNvPr id="0" name=""/>
+                    <pic:cNvPicPr>
+                      <a:picLocks noChangeAspect="1" noChangeArrowheads="1"/>
+                    </pic:cNvPicPr>
+                  </pic:nvPicPr>
+                  <pic:blipFill>
+                    <a:blip r:embed="rId15"/>
+                    <a:srcRect/>
+                    <a:stretch>
+                      <a:fillRect/>
+                    </a:stretch>
+                  </pic:blipFill>
+                  <pic:spPr bwMode="auto">
+                    <a:xfrm>
+                      <a:off x="0" y="0"/>
                       <a:ext cx="2857500" cy="2857500"/>
                     </a:xfrm>
                     <a:prstGeom prst="rect">
@@ -9988,7 +10488,7 @@
           <w:sz w:val="18"/>
           <w:szCs w:val="18"/>
         </w:rPr>
-        <w:t>Figure 8: The social media profile picture (brand/Dateroem Woods profile picture.png)</w:t>
+        <w:t>Figure 9: The social media profile picture (brand/Dateroem Woods profile picture.png)</w:t>
       </w:r>
     </w:p>
     <w:tbl>
@@ -10074,7 +10574,17 @@
                 <w:sz w:val="19"/>
                 <w:szCs w:val="19"/>
               </w:rPr>
-              <w:t>Where it is used</w:t>
+              <w:t>Whe</w:t>
+            </w:r>
+            <w:r>
+              <w:rPr>
+                <w:b/>
+                <w:bCs/>
+                <w:color w:val="FFFFFF"/>
+                <w:sz w:val="19"/>
+                <w:szCs w:val="19"/>
+              </w:rPr>
+              <w:t>re it is used</w:t>
             </w:r>
           </w:p>
         </w:tc>
@@ -10225,16 +10735,7 @@
                 <w:sz w:val="19"/>
                 <w:szCs w:val="19"/>
               </w:rPr>
-              <w:t>public/apple-touch-icon.png, public/icon-192.png, public</w:t>
-            </w:r>
-            <w:r>
-              <w:rPr>
-                <w:b/>
-                <w:bCs/>
-                <w:sz w:val="19"/>
-                <w:szCs w:val="19"/>
-              </w:rPr>
-              <w:t>/icon-512.png, public/manifest.webmanifest</w:t>
+              <w:t>public/apple-touch-icon.png, public/icon-192.png, public/icon-512.png, public/manifest.webmanifest</w:t>
             </w:r>
           </w:p>
         </w:tc>
@@ -10579,7 +11080,7 @@
       <w:pPr>
         <w:pStyle w:val="Heading2"/>
       </w:pPr>
-      <w:bookmarkStart w:id="22" w:name="_Toc243418127"/>
+      <w:bookmarkStart w:id="22" w:name="_Toc243676193"/>
       <w:r>
         <w:lastRenderedPageBreak/>
         <w:t>5.2  Footer</w:t>
@@ -10637,362 +11138,6 @@
         <w:drawing>
           <wp:inline distT="0" distB="0" distL="0" distR="0">
             <wp:extent cx="6096000" cy="3810000"/>
-            <wp:effectExtent l="0" t="0" r="0" b="0"/>
-            <wp:docPr id="9" name="Picture 9"/>
-            <wp:cNvGraphicFramePr>
-              <a:graphicFrameLocks xmlns:a="http://schemas.openxmlformats.org/drawingml/2006/main" noChangeAspect="1"/>
-            </wp:cNvGraphicFramePr>
-            <a:graphic xmlns:a="http://schemas.openxmlformats.org/drawingml/2006/main">
-              <a:graphicData uri="http://schemas.openxmlformats.org/drawingml/2006/picture">
-                <pic:pic xmlns:pic="http://schemas.openxmlformats.org/drawingml/2006/picture">
-                  <pic:nvPicPr>
-                    <pic:cNvPr id="0" name=""/>
-                    <pic:cNvPicPr>
-                      <a:picLocks noChangeAspect="1" noChangeArrowheads="1"/>
-                    </pic:cNvPicPr>
-                  </pic:nvPicPr>
-                  <pic:blipFill>
-                    <a:blip r:embed="rId15"/>
-                    <a:srcRect/>
-                    <a:stretch>
-                      <a:fillRect/>
-                    </a:stretch>
-                  </pic:blipFill>
-                  <pic:spPr bwMode="auto">
-                    <a:xfrm>
-                      <a:off x="0" y="0"/>
-                      <a:ext cx="6096000" cy="3810000"/>
-                    </a:xfrm>
-                    <a:prstGeom prst="rect">
-                      <a:avLst/>
-                    </a:prstGeom>
-                  </pic:spPr>
-                </pic:pic>
-              </a:graphicData>
-            </a:graphic>
-          </wp:inline>
-        </w:drawing>
-      </w:r>
-    </w:p>
-    <w:p>
-      <w:pPr>
-        <w:spacing w:after="220"/>
-        <w:jc w:val="center"/>
-      </w:pPr>
-      <w:r>
-        <w:rPr>
-          <w:i/>
-          <w:iCs/>
-          <w:color w:val="5F6B66"/>
-          <w:sz w:val="18"/>
-          <w:szCs w:val="18"/>
-        </w:rPr>
-        <w:t>Figure 9: The footer, with the business TikTok and Instagram (@dateroem.woods)</w:t>
-      </w:r>
-    </w:p>
-    <w:p>
-      <w:pPr>
-        <w:pStyle w:val="Heading2"/>
-      </w:pPr>
-      <w:bookmarkStart w:id="23" w:name="_Toc243418128"/>
-      <w:r>
-        <w:t>5.3  Colours, wood and icons</w:t>
-      </w:r>
-      <w:bookmarkEnd w:id="23"/>
-    </w:p>
-    <w:p>
-      <w:pPr>
-        <w:pStyle w:val="ListParagraph"/>
-        <w:numPr>
-          <w:ilvl w:val="0"/>
-          <w:numId w:val="2"/>
-        </w:numPr>
-        <w:spacing w:after="60" w:line="264" w:lineRule="auto"/>
-      </w:pPr>
-      <w:r>
-        <w:t>Forest-green the</w:t>
-      </w:r>
-      <w:r>
-        <w:t>me with a painted-wood accent. Since 20 October 2026 the greens are "Living Forest", which the board chose after the older green was felt to be "too lazy and not lively": the page #0f241b, raised surfaces (cards, the cookie banner) #1d4232 and inner panels</w:t>
-      </w:r>
-      <w:r>
-        <w:t xml:space="preserve"> #173628 - the same values as the phone and desktop apps. Text on the page keeps a contrast of about 10:1, muted text about 6:1 and the wood about 5:1. The values are the variables at the top of </w:t>
-      </w:r>
-      <w:r>
-        <w:rPr>
-          <w:rFonts w:ascii="Consolas" w:eastAsia="Consolas" w:hAnsi="Consolas" w:cs="Consolas"/>
-          <w:color w:val="3B3F3D"/>
-          <w:sz w:val="19"/>
-          <w:szCs w:val="19"/>
-        </w:rPr>
-        <w:t>src/styles/index.css</w:t>
-      </w:r>
-      <w:r>
-        <w:t xml:space="preserve"> (</w:t>
-      </w:r>
-      <w:r>
-        <w:rPr>
-          <w:rFonts w:ascii="Consolas" w:eastAsia="Consolas" w:hAnsi="Consolas" w:cs="Consolas"/>
-          <w:color w:val="3B3F3D"/>
-          <w:sz w:val="19"/>
-          <w:szCs w:val="19"/>
-        </w:rPr>
-        <w:t>--bg</w:t>
-      </w:r>
-      <w:r>
-        <w:t xml:space="preserve">, </w:t>
-      </w:r>
-      <w:r>
-        <w:rPr>
-          <w:rFonts w:ascii="Consolas" w:eastAsia="Consolas" w:hAnsi="Consolas" w:cs="Consolas"/>
-          <w:color w:val="3B3F3D"/>
-          <w:sz w:val="19"/>
-          <w:szCs w:val="19"/>
-        </w:rPr>
-        <w:t>--bg-elevated</w:t>
-      </w:r>
-      <w:r>
-        <w:t>); the browser bar c</w:t>
-      </w:r>
-      <w:r>
-        <w:t>olour (</w:t>
-      </w:r>
-      <w:r>
-        <w:rPr>
-          <w:rFonts w:ascii="Consolas" w:eastAsia="Consolas" w:hAnsi="Consolas" w:cs="Consolas"/>
-          <w:color w:val="3B3F3D"/>
-          <w:sz w:val="19"/>
-          <w:szCs w:val="19"/>
-        </w:rPr>
-        <w:t>theme-color</w:t>
-      </w:r>
-      <w:r>
-        <w:t xml:space="preserve"> in index.html and the web manifest) follows the page green.</w:t>
-      </w:r>
-    </w:p>
-    <w:p>
-      <w:pPr>
-        <w:pStyle w:val="ListParagraph"/>
-        <w:numPr>
-          <w:ilvl w:val="0"/>
-          <w:numId w:val="2"/>
-        </w:numPr>
-        <w:spacing w:after="60" w:line="264" w:lineRule="auto"/>
-      </w:pPr>
-      <w:r>
-        <w:t>Colour themes (since 20 October 2026: "is it possible to add more themes like the dark and light theme and what we have will be default"): Forest is the default, Dark is charcoal greys, Light is warm paper with dark text and a darker, barkier wood for smal</w:t>
-      </w:r>
-      <w:r>
-        <w:t>l text. Every colour is a variable with a value per theme (</w:t>
-      </w:r>
-      <w:r>
-        <w:rPr>
-          <w:rFonts w:ascii="Consolas" w:eastAsia="Consolas" w:hAnsi="Consolas" w:cs="Consolas"/>
-          <w:color w:val="3B3F3D"/>
-          <w:sz w:val="19"/>
-          <w:szCs w:val="19"/>
-        </w:rPr>
-        <w:t>html[data-theme]</w:t>
-      </w:r>
-      <w:r>
-        <w:t xml:space="preserve"> at the top of </w:t>
-      </w:r>
-      <w:r>
-        <w:rPr>
-          <w:rFonts w:ascii="Consolas" w:eastAsia="Consolas" w:hAnsi="Consolas" w:cs="Consolas"/>
-          <w:color w:val="3B3F3D"/>
-          <w:sz w:val="19"/>
-          <w:szCs w:val="19"/>
-        </w:rPr>
-        <w:t>index.css</w:t>
-      </w:r>
-      <w:r>
-        <w:t xml:space="preserve">); hairlines and faint tints use </w:t>
-      </w:r>
-      <w:r>
-        <w:rPr>
-          <w:rFonts w:ascii="Consolas" w:eastAsia="Consolas" w:hAnsi="Consolas" w:cs="Consolas"/>
-          <w:color w:val="3B3F3D"/>
-          <w:sz w:val="19"/>
-          <w:szCs w:val="19"/>
-        </w:rPr>
-        <w:t>--ink-rgb</w:t>
-      </w:r>
-      <w:r>
-        <w:t xml:space="preserve"> (white on the dark themes, black on Light). The About story and the sign-in photo panel are built on dark photogra</w:t>
-      </w:r>
-      <w:r>
-        <w:t xml:space="preserve">phs and keep the Forest colours in every theme. A small script in </w:t>
-      </w:r>
-      <w:r>
-        <w:rPr>
-          <w:rFonts w:ascii="Consolas" w:eastAsia="Consolas" w:hAnsi="Consolas" w:cs="Consolas"/>
-          <w:color w:val="3B3F3D"/>
-          <w:sz w:val="19"/>
-          <w:szCs w:val="19"/>
-        </w:rPr>
-        <w:t>index.html</w:t>
-      </w:r>
-      <w:r>
-        <w:t xml:space="preserve"> applies the saved theme before the first frame, so a Light page never flashes green.</w:t>
-      </w:r>
-    </w:p>
-    <w:p>
-      <w:pPr>
-        <w:pStyle w:val="ListParagraph"/>
-        <w:numPr>
-          <w:ilvl w:val="0"/>
-          <w:numId w:val="2"/>
-        </w:numPr>
-        <w:spacing w:after="60" w:line="264" w:lineRule="auto"/>
-      </w:pPr>
-      <w:r>
-        <w:t>One brush (</w:t>
-      </w:r>
-      <w:r>
-        <w:rPr>
-          <w:rFonts w:ascii="Consolas" w:eastAsia="Consolas" w:hAnsi="Consolas" w:cs="Consolas"/>
-          <w:color w:val="3B3F3D"/>
-          <w:sz w:val="19"/>
-          <w:szCs w:val="19"/>
-        </w:rPr>
-        <w:t>src/wood/woodPaint.js</w:t>
-      </w:r>
-      <w:r>
-        <w:t>) paints the Dateroem wordmark (whose letters form the rings o</w:t>
-      </w:r>
-      <w:r>
-        <w:t>f a cut log) and the plank and log-end textures used on buttons and highlights.</w:t>
-      </w:r>
-    </w:p>
-    <w:p>
-      <w:pPr>
-        <w:pStyle w:val="ListParagraph"/>
-        <w:numPr>
-          <w:ilvl w:val="0"/>
-          <w:numId w:val="2"/>
-        </w:numPr>
-        <w:spacing w:after="60" w:line="264" w:lineRule="auto"/>
-      </w:pPr>
-      <w:r>
-        <w:rPr>
-          <w:rFonts w:ascii="Consolas" w:eastAsia="Consolas" w:hAnsi="Consolas" w:cs="Consolas"/>
-          <w:color w:val="3B3F3D"/>
-          <w:sz w:val="19"/>
-          <w:szCs w:val="19"/>
-        </w:rPr>
-        <w:lastRenderedPageBreak/>
-        <w:t>npm run build</w:t>
-      </w:r>
-      <w:r>
-        <w:t xml:space="preserve"> first runs </w:t>
-      </w:r>
-      <w:r>
-        <w:rPr>
-          <w:rFonts w:ascii="Consolas" w:eastAsia="Consolas" w:hAnsi="Consolas" w:cs="Consolas"/>
-          <w:color w:val="3B3F3D"/>
-          <w:sz w:val="19"/>
-          <w:szCs w:val="19"/>
-        </w:rPr>
-        <w:t>scripts/paint-wood-textures.mjs</w:t>
-      </w:r>
-      <w:r>
-        <w:t>, so the textures always match the wordmark.</w:t>
-      </w:r>
-    </w:p>
-    <w:p>
-      <w:pPr>
-        <w:pStyle w:val="ListParagraph"/>
-        <w:numPr>
-          <w:ilvl w:val="0"/>
-          <w:numId w:val="2"/>
-        </w:numPr>
-        <w:spacing w:after="60" w:line="264" w:lineRule="auto"/>
-      </w:pPr>
-      <w:r>
-        <w:rPr>
-          <w:rFonts w:ascii="Consolas" w:eastAsia="Consolas" w:hAnsi="Consolas" w:cs="Consolas"/>
-          <w:color w:val="3B3F3D"/>
-          <w:sz w:val="19"/>
-          <w:szCs w:val="19"/>
-        </w:rPr>
-        <w:t>npm run wood:export -- --mobile &lt;mobile project&gt; ...</w:t>
-      </w:r>
-      <w:r>
-        <w:t xml:space="preserve"> renders the same wood </w:t>
-      </w:r>
-      <w:r>
-        <w:t>images for the mobile and desktop apps.</w:t>
-      </w:r>
-    </w:p>
-    <w:p>
-      <w:pPr>
-        <w:pStyle w:val="ListParagraph"/>
-        <w:numPr>
-          <w:ilvl w:val="0"/>
-          <w:numId w:val="2"/>
-        </w:numPr>
-        <w:spacing w:after="60" w:line="264" w:lineRule="auto"/>
-      </w:pPr>
-      <w:r>
-        <w:t xml:space="preserve">All styles are in </w:t>
-      </w:r>
-      <w:r>
-        <w:rPr>
-          <w:rFonts w:ascii="Consolas" w:eastAsia="Consolas" w:hAnsi="Consolas" w:cs="Consolas"/>
-          <w:color w:val="3B3F3D"/>
-          <w:sz w:val="19"/>
-          <w:szCs w:val="19"/>
-        </w:rPr>
-        <w:t>src/styles/index.css</w:t>
-      </w:r>
-      <w:r>
-        <w:t>. Small "forest" motions (things growing into place) respect the reduced-motion setting.</w:t>
-      </w:r>
-    </w:p>
-    <w:p>
-      <w:pPr>
-        <w:pStyle w:val="ListParagraph"/>
-        <w:numPr>
-          <w:ilvl w:val="0"/>
-          <w:numId w:val="2"/>
-        </w:numPr>
-        <w:spacing w:after="60" w:line="264" w:lineRule="auto"/>
-      </w:pPr>
-      <w:r>
-        <w:t>Icons are drawn line icons (</w:t>
-      </w:r>
-      <w:r>
-        <w:rPr>
-          <w:rFonts w:ascii="Consolas" w:eastAsia="Consolas" w:hAnsi="Consolas" w:cs="Consolas"/>
-          <w:color w:val="3B3F3D"/>
-          <w:sz w:val="19"/>
-          <w:szCs w:val="19"/>
-        </w:rPr>
-        <w:t>src/components/Icon.jsx</w:t>
-      </w:r>
-      <w:r>
-        <w:t>), not emojis.</w:t>
-      </w:r>
-    </w:p>
-    <w:p>
-      <w:pPr>
-        <w:spacing w:after="60"/>
-      </w:pPr>
-    </w:p>
-    <w:p>
-      <w:pPr>
-        <w:keepNext/>
-        <w:spacing w:before="120" w:after="60"/>
-        <w:jc w:val="center"/>
-      </w:pPr>
-      <w:r>
-        <w:rPr>
-          <w:noProof/>
-        </w:rPr>
-        <w:drawing>
-          <wp:inline distT="0" distB="0" distL="0" distR="0">
-            <wp:extent cx="4191000" cy="1095375"/>
             <wp:effectExtent l="0" t="0" r="0" b="0"/>
             <wp:docPr id="10" name="Picture 10"/>
             <wp:cNvGraphicFramePr>
@@ -11017,7 +11162,7 @@
                   <pic:spPr bwMode="auto">
                     <a:xfrm>
                       <a:off x="0" y="0"/>
-                      <a:ext cx="4191000" cy="1095375"/>
+                      <a:ext cx="6096000" cy="3810000"/>
                     </a:xfrm>
                     <a:prstGeom prst="rect">
                       <a:avLst/>
@@ -11043,18 +11188,298 @@
           <w:sz w:val="18"/>
           <w:szCs w:val="18"/>
         </w:rPr>
-        <w:t>Figure 10: The Theme</w:t>
+        <w:t>Figure 10: The footer, with the business TikTok and Instagram (@dateroem.woods)</w:t>
+      </w:r>
+    </w:p>
+    <w:p>
+      <w:pPr>
+        <w:pStyle w:val="Heading2"/>
+      </w:pPr>
+      <w:bookmarkStart w:id="23" w:name="_Toc243676194"/>
+      <w:r>
+        <w:t>5.3  Colours, wood and icons</w:t>
+      </w:r>
+      <w:bookmarkEnd w:id="23"/>
+    </w:p>
+    <w:p>
+      <w:pPr>
+        <w:pStyle w:val="ListParagraph"/>
+        <w:numPr>
+          <w:ilvl w:val="0"/>
+          <w:numId w:val="2"/>
+        </w:numPr>
+        <w:spacing w:after="60" w:line="264" w:lineRule="auto"/>
+      </w:pPr>
+      <w:r>
+        <w:t>Forest-green th</w:t>
+      </w:r>
+      <w:r>
+        <w:t>eme with a painted-wood accent. Since 20 October 2026 the greens are "Living Forest", which the board chose after the older green was felt to be "too lazy and not lively": the page #0f241b, raised surfaces (cards, the cookie banner) #1d4232 and inner panel</w:t>
+      </w:r>
+      <w:r>
+        <w:t xml:space="preserve">s #173628 - the same values as the phone and desktop apps. Text on the page keeps a contrast of about 10:1, muted text about 6:1 and the wood about 5:1. The values are the variables at the top of </w:t>
       </w:r>
       <w:r>
         <w:rPr>
-          <w:i/>
-          <w:iCs/>
-          <w:color w:val="5F6B66"/>
-          <w:sz w:val="18"/>
-          <w:szCs w:val="18"/>
+          <w:rFonts w:ascii="Consolas" w:eastAsia="Consolas" w:hAnsi="Consolas" w:cs="Consolas"/>
+          <w:color w:val="3B3F3D"/>
+          <w:sz w:val="19"/>
+          <w:szCs w:val="19"/>
         </w:rPr>
-        <w:t xml:space="preserve"> menu at the end of the top links (Light)</w:t>
-      </w:r>
+        <w:t>src/styles/index.css</w:t>
+      </w:r>
+      <w:r>
+        <w:t xml:space="preserve"> (</w:t>
+      </w:r>
+      <w:r>
+        <w:rPr>
+          <w:rFonts w:ascii="Consolas" w:eastAsia="Consolas" w:hAnsi="Consolas" w:cs="Consolas"/>
+          <w:color w:val="3B3F3D"/>
+          <w:sz w:val="19"/>
+          <w:szCs w:val="19"/>
+        </w:rPr>
+        <w:t>--bg</w:t>
+      </w:r>
+      <w:r>
+        <w:t xml:space="preserve">, </w:t>
+      </w:r>
+      <w:r>
+        <w:rPr>
+          <w:rFonts w:ascii="Consolas" w:eastAsia="Consolas" w:hAnsi="Consolas" w:cs="Consolas"/>
+          <w:color w:val="3B3F3D"/>
+          <w:sz w:val="19"/>
+          <w:szCs w:val="19"/>
+        </w:rPr>
+        <w:t>--bg-elevated</w:t>
+      </w:r>
+      <w:r>
+        <w:t xml:space="preserve">); the browser bar </w:t>
+      </w:r>
+      <w:r>
+        <w:t>colour (</w:t>
+      </w:r>
+      <w:r>
+        <w:rPr>
+          <w:rFonts w:ascii="Consolas" w:eastAsia="Consolas" w:hAnsi="Consolas" w:cs="Consolas"/>
+          <w:color w:val="3B3F3D"/>
+          <w:sz w:val="19"/>
+          <w:szCs w:val="19"/>
+        </w:rPr>
+        <w:t>theme-color</w:t>
+      </w:r>
+      <w:r>
+        <w:t xml:space="preserve"> in index.html and the web manifest) follows the page green.</w:t>
+      </w:r>
+    </w:p>
+    <w:p>
+      <w:pPr>
+        <w:pStyle w:val="ListParagraph"/>
+        <w:numPr>
+          <w:ilvl w:val="0"/>
+          <w:numId w:val="2"/>
+        </w:numPr>
+        <w:spacing w:after="60" w:line="264" w:lineRule="auto"/>
+      </w:pPr>
+      <w:r>
+        <w:t>Colour themes (since 20 October 2026: "is it possible to add more themes like the dark and light theme and what we have will be default"): Forest is the default, Dark is charcoal greys, Light is warm paper with dark text and a darker, barkier wood for smal</w:t>
+      </w:r>
+      <w:r>
+        <w:t>l text. Every colour is a variable with a value per theme (</w:t>
+      </w:r>
+      <w:r>
+        <w:rPr>
+          <w:rFonts w:ascii="Consolas" w:eastAsia="Consolas" w:hAnsi="Consolas" w:cs="Consolas"/>
+          <w:color w:val="3B3F3D"/>
+          <w:sz w:val="19"/>
+          <w:szCs w:val="19"/>
+        </w:rPr>
+        <w:t>html[data-theme]</w:t>
+      </w:r>
+      <w:r>
+        <w:t xml:space="preserve"> at the top of </w:t>
+      </w:r>
+      <w:r>
+        <w:rPr>
+          <w:rFonts w:ascii="Consolas" w:eastAsia="Consolas" w:hAnsi="Consolas" w:cs="Consolas"/>
+          <w:color w:val="3B3F3D"/>
+          <w:sz w:val="19"/>
+          <w:szCs w:val="19"/>
+        </w:rPr>
+        <w:t>index.css</w:t>
+      </w:r>
+      <w:r>
+        <w:t xml:space="preserve">); hairlines and faint tints use </w:t>
+      </w:r>
+      <w:r>
+        <w:rPr>
+          <w:rFonts w:ascii="Consolas" w:eastAsia="Consolas" w:hAnsi="Consolas" w:cs="Consolas"/>
+          <w:color w:val="3B3F3D"/>
+          <w:sz w:val="19"/>
+          <w:szCs w:val="19"/>
+        </w:rPr>
+        <w:t>--ink-rgb</w:t>
+      </w:r>
+      <w:r>
+        <w:t xml:space="preserve"> (white on the dark themes, black on Light). The About story and the sign-in photo panel are built on dark photographs and keep the Forest colours in every theme. A small script in </w:t>
+      </w:r>
+      <w:r>
+        <w:rPr>
+          <w:rFonts w:ascii="Consolas" w:eastAsia="Consolas" w:hAnsi="Consolas" w:cs="Consolas"/>
+          <w:color w:val="3B3F3D"/>
+          <w:sz w:val="19"/>
+          <w:szCs w:val="19"/>
+        </w:rPr>
+        <w:t>index.html</w:t>
+      </w:r>
+      <w:r>
+        <w:t xml:space="preserve"> applies the saved theme before the first frame, so a Light page </w:t>
+      </w:r>
+      <w:r>
+        <w:t>never flashes green.</w:t>
+      </w:r>
+    </w:p>
+    <w:p>
+      <w:pPr>
+        <w:pStyle w:val="ListParagraph"/>
+        <w:numPr>
+          <w:ilvl w:val="0"/>
+          <w:numId w:val="2"/>
+        </w:numPr>
+        <w:spacing w:after="60" w:line="264" w:lineRule="auto"/>
+      </w:pPr>
+      <w:r>
+        <w:t>One brush (</w:t>
+      </w:r>
+      <w:r>
+        <w:rPr>
+          <w:rFonts w:ascii="Consolas" w:eastAsia="Consolas" w:hAnsi="Consolas" w:cs="Consolas"/>
+          <w:color w:val="3B3F3D"/>
+          <w:sz w:val="19"/>
+          <w:szCs w:val="19"/>
+        </w:rPr>
+        <w:t>src/wood/woodPaint.js</w:t>
+      </w:r>
+      <w:r>
+        <w:t>) paints the Dateroem wordmark (whose letters form the rings of a cut log) and the plank and log-end textures used on buttons and highlights.</w:t>
+      </w:r>
+    </w:p>
+    <w:p>
+      <w:pPr>
+        <w:pStyle w:val="ListParagraph"/>
+        <w:numPr>
+          <w:ilvl w:val="0"/>
+          <w:numId w:val="2"/>
+        </w:numPr>
+        <w:spacing w:after="60" w:line="264" w:lineRule="auto"/>
+      </w:pPr>
+      <w:r>
+        <w:rPr>
+          <w:rFonts w:ascii="Consolas" w:eastAsia="Consolas" w:hAnsi="Consolas" w:cs="Consolas"/>
+          <w:color w:val="3B3F3D"/>
+          <w:sz w:val="19"/>
+          <w:szCs w:val="19"/>
+        </w:rPr>
+        <w:lastRenderedPageBreak/>
+        <w:t>npm run build</w:t>
+      </w:r>
+      <w:r>
+        <w:t xml:space="preserve"> first runs </w:t>
+      </w:r>
+      <w:r>
+        <w:rPr>
+          <w:rFonts w:ascii="Consolas" w:eastAsia="Consolas" w:hAnsi="Consolas" w:cs="Consolas"/>
+          <w:color w:val="3B3F3D"/>
+          <w:sz w:val="19"/>
+          <w:szCs w:val="19"/>
+        </w:rPr>
+        <w:t>scripts/paint-wood-textures.mjs</w:t>
+      </w:r>
+      <w:r>
+        <w:t xml:space="preserve">, so </w:t>
+      </w:r>
+      <w:r>
+        <w:t>the textures always match the wordmark.</w:t>
+      </w:r>
+    </w:p>
+    <w:p>
+      <w:pPr>
+        <w:pStyle w:val="ListParagraph"/>
+        <w:numPr>
+          <w:ilvl w:val="0"/>
+          <w:numId w:val="2"/>
+        </w:numPr>
+        <w:spacing w:after="60" w:line="264" w:lineRule="auto"/>
+      </w:pPr>
+      <w:r>
+        <w:rPr>
+          <w:rFonts w:ascii="Consolas" w:eastAsia="Consolas" w:hAnsi="Consolas" w:cs="Consolas"/>
+          <w:color w:val="3B3F3D"/>
+          <w:sz w:val="19"/>
+          <w:szCs w:val="19"/>
+        </w:rPr>
+        <w:t>npm run wood:export -- --mobile &lt;mobile project&gt; ...</w:t>
+      </w:r>
+      <w:r>
+        <w:t xml:space="preserve"> renders the same wood images for the mobile and desktop apps.</w:t>
+      </w:r>
+    </w:p>
+    <w:p>
+      <w:pPr>
+        <w:pStyle w:val="ListParagraph"/>
+        <w:numPr>
+          <w:ilvl w:val="0"/>
+          <w:numId w:val="2"/>
+        </w:numPr>
+        <w:spacing w:after="60" w:line="264" w:lineRule="auto"/>
+      </w:pPr>
+      <w:r>
+        <w:t xml:space="preserve">All styles are in </w:t>
+      </w:r>
+      <w:r>
+        <w:rPr>
+          <w:rFonts w:ascii="Consolas" w:eastAsia="Consolas" w:hAnsi="Consolas" w:cs="Consolas"/>
+          <w:color w:val="3B3F3D"/>
+          <w:sz w:val="19"/>
+          <w:szCs w:val="19"/>
+        </w:rPr>
+        <w:t>src/styles/index.css</w:t>
+      </w:r>
+      <w:r>
+        <w:t>. Small "forest" motions (things growing into place) respect th</w:t>
+      </w:r>
+      <w:r>
+        <w:t>e reduced-motion setting.</w:t>
+      </w:r>
+    </w:p>
+    <w:p>
+      <w:pPr>
+        <w:pStyle w:val="ListParagraph"/>
+        <w:numPr>
+          <w:ilvl w:val="0"/>
+          <w:numId w:val="2"/>
+        </w:numPr>
+        <w:spacing w:after="60" w:line="264" w:lineRule="auto"/>
+      </w:pPr>
+      <w:r>
+        <w:t>Icons are drawn line icons (</w:t>
+      </w:r>
+      <w:r>
+        <w:rPr>
+          <w:rFonts w:ascii="Consolas" w:eastAsia="Consolas" w:hAnsi="Consolas" w:cs="Consolas"/>
+          <w:color w:val="3B3F3D"/>
+          <w:sz w:val="19"/>
+          <w:szCs w:val="19"/>
+        </w:rPr>
+        <w:t>src/components/Icon.jsx</w:t>
+      </w:r>
+      <w:r>
+        <w:t>), not emojis.</w:t>
+      </w:r>
+    </w:p>
+    <w:p>
+      <w:pPr>
+        <w:spacing w:after="60"/>
+      </w:pPr>
     </w:p>
     <w:p>
       <w:pPr>
@@ -11068,7 +11493,7 @@
         </w:rPr>
         <w:drawing>
           <wp:inline distT="0" distB="0" distL="0" distR="0">
-            <wp:extent cx="6096000" cy="1247775"/>
+            <wp:extent cx="4191000" cy="1095375"/>
             <wp:effectExtent l="0" t="0" r="0" b="0"/>
             <wp:docPr id="11" name="Picture 11"/>
             <wp:cNvGraphicFramePr>
@@ -11093,6 +11518,72 @@
                   <pic:spPr bwMode="auto">
                     <a:xfrm>
                       <a:off x="0" y="0"/>
+                      <a:ext cx="4191000" cy="1095375"/>
+                    </a:xfrm>
+                    <a:prstGeom prst="rect">
+                      <a:avLst/>
+                    </a:prstGeom>
+                  </pic:spPr>
+                </pic:pic>
+              </a:graphicData>
+            </a:graphic>
+          </wp:inline>
+        </w:drawing>
+      </w:r>
+    </w:p>
+    <w:p>
+      <w:pPr>
+        <w:spacing w:after="220"/>
+        <w:jc w:val="center"/>
+      </w:pPr>
+      <w:r>
+        <w:rPr>
+          <w:i/>
+          <w:iCs/>
+          <w:color w:val="5F6B66"/>
+          <w:sz w:val="18"/>
+          <w:szCs w:val="18"/>
+        </w:rPr>
+        <w:t>Figure 11: The Theme menu at the end of the top links (Light)</w:t>
+      </w:r>
+    </w:p>
+    <w:p>
+      <w:pPr>
+        <w:keepNext/>
+        <w:spacing w:before="120" w:after="60"/>
+        <w:jc w:val="center"/>
+      </w:pPr>
+      <w:r>
+        <w:rPr>
+          <w:noProof/>
+        </w:rPr>
+        <w:drawing>
+          <wp:inline distT="0" distB="0" distL="0" distR="0">
+            <wp:extent cx="6096000" cy="1247775"/>
+            <wp:effectExtent l="0" t="0" r="0" b="0"/>
+            <wp:docPr id="12" name="Picture 12"/>
+            <wp:cNvGraphicFramePr>
+              <a:graphicFrameLocks xmlns:a="http://schemas.openxmlformats.org/drawingml/2006/main" noChangeAspect="1"/>
+            </wp:cNvGraphicFramePr>
+            <a:graphic xmlns:a="http://schemas.openxmlformats.org/drawingml/2006/main">
+              <a:graphicData uri="http://schemas.openxmlformats.org/drawingml/2006/picture">
+                <pic:pic xmlns:pic="http://schemas.openxmlformats.org/drawingml/2006/picture">
+                  <pic:nvPicPr>
+                    <pic:cNvPr id="0" name=""/>
+                    <pic:cNvPicPr>
+                      <a:picLocks noChangeAspect="1" noChangeArrowheads="1"/>
+                    </pic:cNvPicPr>
+                  </pic:nvPicPr>
+                  <pic:blipFill>
+                    <a:blip r:embed="rId18"/>
+                    <a:srcRect/>
+                    <a:stretch>
+                      <a:fillRect/>
+                    </a:stretch>
+                  </pic:blipFill>
+                  <pic:spPr bwMode="auto">
+                    <a:xfrm>
+                      <a:off x="0" y="0"/>
                       <a:ext cx="6096000" cy="1247775"/>
                     </a:xfrm>
                     <a:prstGeom prst="rect">
@@ -11119,7 +11610,7 @@
           <w:sz w:val="18"/>
           <w:szCs w:val="18"/>
         </w:rPr>
-        <w:t>Figure 11: The products page in Forest, Dark and Light</w:t>
+        <w:t>Figure 12: The products page in Forest, Dark and Light</w:t>
       </w:r>
     </w:p>
     <w:p>
@@ -11131,7 +11622,7 @@
       <w:pPr>
         <w:pStyle w:val="Heading1"/>
       </w:pPr>
-      <w:bookmarkStart w:id="24" w:name="_Toc243418129"/>
+      <w:bookmarkStart w:id="24" w:name="_Toc243676195"/>
       <w:r>
         <w:lastRenderedPageBreak/>
         <w:t>6  Privacy and analytics</w:t>
@@ -11143,10 +11634,10 @@
         <w:spacing w:after="120" w:line="276" w:lineRule="auto"/>
       </w:pPr>
       <w:r>
-        <w:t>Only strictly necessary storage is used without consent: the sign-in token and the cart. The closed-banner and video-position note</w:t>
-      </w:r>
-      <w:r>
-        <w:t xml:space="preserve">s are kept only in the visitor's own browser and are never sent anywhere. Google Analytics 4 (measurement id in </w:t>
+        <w:t>Only strictly n</w:t>
+      </w:r>
+      <w:r>
+        <w:t xml:space="preserve">ecessary storage is used without consent: the sign-in token and the cart. The closed-banner and video-position notes are kept only in the visitor's own browser and are never sent anywhere. Google Analytics 4 (measurement id in </w:t>
       </w:r>
       <w:r>
         <w:rPr>
@@ -11158,7 +11649,10 @@
         <w:t>VITE_GA_MEASUREMENT_ID</w:t>
       </w:r>
       <w:r>
-        <w:t>) is loaded only after the visitor allows the analytics category. Chat nudge events (</w:t>
+        <w:t>) is lo</w:t>
+      </w:r>
+      <w:r>
+        <w:t>aded only after the visitor allows the analytics category. Chat nudge events (</w:t>
       </w:r>
       <w:r>
         <w:rPr>
@@ -11179,16 +11673,7 @@
           <w:sz w:val="19"/>
           <w:szCs w:val="19"/>
         </w:rPr>
-        <w:t>chat_opened_after_n</w:t>
-      </w:r>
-      <w:r>
-        <w:rPr>
-          <w:rFonts w:ascii="Consolas" w:eastAsia="Consolas" w:hAnsi="Consolas" w:cs="Consolas"/>
-          <w:color w:val="3B3F3D"/>
-          <w:sz w:val="19"/>
-          <w:szCs w:val="19"/>
-        </w:rPr>
-        <w:t>udge</w:t>
+        <w:t>chat_opened_after_nudge</w:t>
       </w:r>
       <w:r>
         <w:t xml:space="preserve">, </w:t>
@@ -11215,7 +11700,7 @@
       <w:pPr>
         <w:pStyle w:val="Heading1"/>
       </w:pPr>
-      <w:bookmarkStart w:id="25" w:name="_Toc243418130"/>
+      <w:bookmarkStart w:id="25" w:name="_Toc243676196"/>
       <w:r>
         <w:lastRenderedPageBreak/>
         <w:t>7  Configuration</w:t>
@@ -11306,7 +11791,17 @@
                 <w:sz w:val="19"/>
                 <w:szCs w:val="19"/>
               </w:rPr>
-              <w:t>Value today</w:t>
+              <w:t>Value to</w:t>
+            </w:r>
+            <w:r>
+              <w:rPr>
+                <w:b/>
+                <w:bCs/>
+                <w:color w:val="FFFFFF"/>
+                <w:sz w:val="19"/>
+                <w:szCs w:val="19"/>
+              </w:rPr>
+              <w:t>day</w:t>
             </w:r>
           </w:p>
         </w:tc>
@@ -11537,7 +12032,7 @@
       <w:pPr>
         <w:pStyle w:val="Heading1"/>
       </w:pPr>
-      <w:bookmarkStart w:id="26" w:name="_Toc243418131"/>
+      <w:bookmarkStart w:id="26" w:name="_Toc243676197"/>
       <w:r>
         <w:lastRenderedPageBreak/>
         <w:t>8  Build, preview and publish</w:t>
@@ -11663,7 +12158,7 @@
       <w:pPr>
         <w:pStyle w:val="Heading2"/>
       </w:pPr>
-      <w:bookmarkStart w:id="27" w:name="_Toc243418132"/>
+      <w:bookmarkStart w:id="27" w:name="_Toc243676198"/>
       <w:r>
         <w:t>8.1  When something goes wrong</w:t>
       </w:r>
@@ -11769,7 +12264,7 @@
       <w:pPr>
         <w:pStyle w:val="Heading1"/>
       </w:pPr>
-      <w:bookmarkStart w:id="28" w:name="_Toc243418133"/>
+      <w:bookmarkStart w:id="28" w:name="_Toc243676199"/>
       <w:r>
         <w:lastRenderedPageBreak/>
         <w:t>9  Development history</w:t>
@@ -12446,14 +12941,7 @@
                 <w:sz w:val="19"/>
                 <w:szCs w:val="19"/>
               </w:rPr>
-              <w:t>Phone number required at sign-up; About page wit</w:t>
-            </w:r>
-            <w:r>
-              <w:rPr>
-                <w:sz w:val="19"/>
-                <w:szCs w:val="19"/>
-              </w:rPr>
-              <w:t>h the scroll-played journey from tree to doorstep.</w:t>
+              <w:t>Phone number required at sign-up; About page with the scroll-played journey from tree to doorstep.</w:t>
             </w:r>
           </w:p>
         </w:tc>
@@ -12685,14 +13173,7 @@
                 <w:sz w:val="19"/>
                 <w:szCs w:val="19"/>
               </w:rPr>
-              <w:t>The customer "Marketing" tab became "Featured": only campaigns that are running (Active, within their dates, with products), the tab s</w:t>
-            </w:r>
-            <w:r>
-              <w:rPr>
-                <w:sz w:val="19"/>
-                <w:szCs w:val="19"/>
-              </w:rPr>
-              <w:t>hown only while one is; a closable banner on the Products page and a tag on featured products.</w:t>
+              <w:t>The customer "Marketing" tab became "Featured": only campaigns that are running (Active, within their dates, with products), the tab shown only while one is; a closable banner on the Products page and a tag on featured products.</w:t>
             </w:r>
           </w:p>
         </w:tc>
@@ -13651,10 +14132,10 @@
       </w:pPr>
     </w:p>
     <w:sectPr>
-      <w:headerReference w:type="default" r:id="rId18"/>
-      <w:footerReference w:type="default" r:id="rId19"/>
-      <w:headerReference w:type="first" r:id="rId20"/>
-      <w:footerReference w:type="first" r:id="rId21"/>
+      <w:headerReference w:type="default" r:id="rId19"/>
+      <w:footerReference w:type="default" r:id="rId20"/>
+      <w:headerReference w:type="first" r:id="rId21"/>
+      <w:footerReference w:type="first" r:id="rId22"/>
       <w:pgSz w:w="11906" w:h="16838"/>
       <w:pgMar w:top="1134" w:right="1134" w:bottom="1134" w:left="1134" w:header="560" w:footer="560" w:gutter="0"/>
       <w:cols w:space="720"/>
@@ -13742,7 +14223,7 @@
         <w:sz w:val="16"/>
         <w:szCs w:val="16"/>
       </w:rPr>
-      <w:t>25</w:t>
+      <w:t>26</w:t>
     </w:r>
     <w:r>
       <w:rPr>
@@ -13791,7 +14272,7 @@
         <w:sz w:val="16"/>
         <w:szCs w:val="16"/>
       </w:rPr>
-      <w:t>25</w:t>
+      <w:t>26</w:t>
     </w:r>
     <w:r>
       <w:rPr>
@@ -13875,10 +14356,10 @@
 <file path=word/numbering.xml><?xml version="1.0" encoding="utf-8"?>
 <w:numbering xmlns:wpc="http://schemas.microsoft.com/office/word/2010/wordprocessingCanvas" xmlns:cx="http://schemas.microsoft.com/office/drawing/2014/chartex" xmlns:cx1="http://schemas.microsoft.com/office/drawing/2015/9/8/chartex" xmlns:mc="http://schemas.openxmlformats.org/markup-compatibility/2006" xmlns:o="urn:schemas-microsoft-com:office:office" xmlns:r="http://schemas.openxmlformats.org/officeDocument/2006/relationships" xmlns:m="http://schemas.openxmlformats.org/officeDocument/2006/math" xmlns:v="urn:schemas-microsoft-com:vml" xmlns:wp14="http://schemas.microsoft.com/office/word/2010/wordprocessingDrawing" xmlns:wp="http://schemas.openxmlformats.org/drawingml/2006/wordprocessingDrawing" xmlns:w10="urn:schemas-microsoft-com:office:word" xmlns:w="http://schemas.openxmlformats.org/wordprocessingml/2006/main" xmlns:w14="http://schemas.microsoft.com/office/word/2010/wordml" xmlns:w15="http://schemas.microsoft.com/office/word/2012/wordml" xmlns:w16se="http://schemas.microsoft.com/office/word/2015/wordml/symex" xmlns:wpg="http://schemas.microsoft.com/office/word/2010/wordprocessingGroup" xmlns:wpi="http://schemas.microsoft.com/office/word/2010/wordprocessingInk" xmlns:wne="http://schemas.microsoft.com/office/word/2006/wordml" xmlns:wps="http://schemas.microsoft.com/office/word/2010/wordprocessingShape" mc:Ignorable="w14 w15 w16se wp14">
   <w:abstractNum w:abstractNumId="0" w15:restartNumberingAfterBreak="0">
-    <w:nsid w:val="04EF7139"/>
+    <w:nsid w:val="0E3661E0"/>
     <w:multiLevelType w:val="hybridMultilevel"/>
-    <w:tmpl w:val="CD34C77A"/>
-    <w:lvl w:ilvl="0" w:tplc="39700DA8">
+    <w:tmpl w:val="10087D30"/>
+    <w:lvl w:ilvl="0" w:tplc="1840AAD4">
       <w:start w:val="1"/>
       <w:numFmt w:val="decimal"/>
       <w:lvlText w:val="%1."/>
@@ -13887,7 +14368,7 @@
         <w:ind w:left="540" w:hanging="300"/>
       </w:pPr>
     </w:lvl>
-    <w:lvl w:ilvl="1" w:tplc="3A764804" w:tentative="1">
+    <w:lvl w:ilvl="1" w:tplc="F5660632" w:tentative="1">
       <w:start w:val="1"/>
       <w:numFmt w:val="lowerLetter"/>
       <w:lvlText w:val="%2."/>
@@ -13896,7 +14377,7 @@
         <w:ind w:left="940" w:hanging="300"/>
       </w:pPr>
     </w:lvl>
-    <w:lvl w:ilvl="2" w:tplc="1278E480" w:tentative="1">
+    <w:lvl w:ilvl="2" w:tplc="EDF2EEF8" w:tentative="1">
       <w:start w:val="1"/>
       <w:numFmt w:val="lowerRoman"/>
       <w:lvlText w:val="%3."/>
@@ -13905,128 +14386,42 @@
         <w:ind w:left="1340" w:hanging="300"/>
       </w:pPr>
     </w:lvl>
-    <w:lvl w:ilvl="3" w:tplc="99B8C206">
+    <w:lvl w:ilvl="3" w:tplc="43FEF512">
       <w:numFmt w:val="decimal"/>
       <w:lvlText w:val=""/>
       <w:lvlJc w:val="left"/>
     </w:lvl>
-    <w:lvl w:ilvl="4" w:tplc="DA744364">
+    <w:lvl w:ilvl="4" w:tplc="368615BA">
       <w:numFmt w:val="decimal"/>
       <w:lvlText w:val=""/>
       <w:lvlJc w:val="left"/>
     </w:lvl>
-    <w:lvl w:ilvl="5" w:tplc="D468296A">
+    <w:lvl w:ilvl="5" w:tplc="ECF0487E">
       <w:numFmt w:val="decimal"/>
       <w:lvlText w:val=""/>
       <w:lvlJc w:val="left"/>
     </w:lvl>
-    <w:lvl w:ilvl="6" w:tplc="48287BAA">
+    <w:lvl w:ilvl="6" w:tplc="7FC08DE0">
       <w:numFmt w:val="decimal"/>
       <w:lvlText w:val=""/>
       <w:lvlJc w:val="left"/>
     </w:lvl>
-    <w:lvl w:ilvl="7" w:tplc="A912BA30">
+    <w:lvl w:ilvl="7" w:tplc="56FA31B2">
       <w:numFmt w:val="decimal"/>
       <w:lvlText w:val=""/>
       <w:lvlJc w:val="left"/>
     </w:lvl>
-    <w:lvl w:ilvl="8" w:tplc="54F220BE">
+    <w:lvl w:ilvl="8" w:tplc="C6D209E8">
       <w:numFmt w:val="decimal"/>
       <w:lvlText w:val=""/>
       <w:lvlJc w:val="left"/>
     </w:lvl>
   </w:abstractNum>
   <w:abstractNum w:abstractNumId="1" w15:restartNumberingAfterBreak="0">
-    <w:nsid w:val="174317D3"/>
+    <w:nsid w:val="39F8164C"/>
     <w:multiLevelType w:val="hybridMultilevel"/>
-    <w:tmpl w:val="4E4875E4"/>
-    <w:lvl w:ilvl="0" w:tplc="3E3E3520" w:tentative="1">
-      <w:start w:val="1"/>
-      <w:numFmt w:val="bullet"/>
-      <w:lvlText w:val="●"/>
-      <w:lvlJc w:val="left"/>
-      <w:pPr>
-        <w:ind w:left="720" w:hanging="360"/>
-      </w:pPr>
-    </w:lvl>
-    <w:lvl w:ilvl="1" w:tplc="8C1221C2" w:tentative="1">
-      <w:start w:val="1"/>
-      <w:numFmt w:val="bullet"/>
-      <w:lvlText w:val="○"/>
-      <w:lvlJc w:val="left"/>
-      <w:pPr>
-        <w:ind w:left="1440" w:hanging="360"/>
-      </w:pPr>
-    </w:lvl>
-    <w:lvl w:ilvl="2" w:tplc="624696BA" w:tentative="1">
-      <w:start w:val="1"/>
-      <w:numFmt w:val="bullet"/>
-      <w:lvlText w:val="■"/>
-      <w:lvlJc w:val="left"/>
-      <w:pPr>
-        <w:ind w:left="2160" w:hanging="360"/>
-      </w:pPr>
-    </w:lvl>
-    <w:lvl w:ilvl="3" w:tplc="C46AC2D6" w:tentative="1">
-      <w:start w:val="1"/>
-      <w:numFmt w:val="bullet"/>
-      <w:lvlText w:val="●"/>
-      <w:lvlJc w:val="left"/>
-      <w:pPr>
-        <w:ind w:left="2880" w:hanging="360"/>
-      </w:pPr>
-    </w:lvl>
-    <w:lvl w:ilvl="4" w:tplc="32809F34" w:tentative="1">
-      <w:start w:val="1"/>
-      <w:numFmt w:val="bullet"/>
-      <w:lvlText w:val="○"/>
-      <w:lvlJc w:val="left"/>
-      <w:pPr>
-        <w:ind w:left="3600" w:hanging="360"/>
-      </w:pPr>
-    </w:lvl>
-    <w:lvl w:ilvl="5" w:tplc="1B3632A4" w:tentative="1">
-      <w:start w:val="1"/>
-      <w:numFmt w:val="bullet"/>
-      <w:lvlText w:val="■"/>
-      <w:lvlJc w:val="left"/>
-      <w:pPr>
-        <w:ind w:left="4320" w:hanging="360"/>
-      </w:pPr>
-    </w:lvl>
-    <w:lvl w:ilvl="6" w:tplc="225203C2" w:tentative="1">
-      <w:start w:val="1"/>
-      <w:numFmt w:val="bullet"/>
-      <w:lvlText w:val="●"/>
-      <w:lvlJc w:val="left"/>
-      <w:pPr>
-        <w:ind w:left="5040" w:hanging="360"/>
-      </w:pPr>
-    </w:lvl>
-    <w:lvl w:ilvl="7" w:tplc="97806F3C" w:tentative="1">
-      <w:start w:val="1"/>
-      <w:numFmt w:val="bullet"/>
-      <w:lvlText w:val="●"/>
-      <w:lvlJc w:val="left"/>
-      <w:pPr>
-        <w:ind w:left="5760" w:hanging="360"/>
-      </w:pPr>
-    </w:lvl>
-    <w:lvl w:ilvl="8" w:tplc="C964A5C6" w:tentative="1">
-      <w:start w:val="1"/>
-      <w:numFmt w:val="bullet"/>
-      <w:lvlText w:val="●"/>
-      <w:lvlJc w:val="left"/>
-      <w:pPr>
-        <w:ind w:left="6480" w:hanging="360"/>
-      </w:pPr>
-    </w:lvl>
-  </w:abstractNum>
-  <w:abstractNum w:abstractNumId="2" w15:restartNumberingAfterBreak="0">
-    <w:nsid w:val="25555AB8"/>
-    <w:multiLevelType w:val="hybridMultilevel"/>
-    <w:tmpl w:val="FAF2B388"/>
-    <w:lvl w:ilvl="0" w:tplc="E548AAB2">
+    <w:tmpl w:val="366C1F58"/>
+    <w:lvl w:ilvl="0" w:tplc="CD62BCE2">
       <w:start w:val="1"/>
       <w:numFmt w:val="bullet"/>
       <w:lvlText w:val="•"/>
@@ -14035,7 +14430,7 @@
         <w:ind w:left="540" w:hanging="300"/>
       </w:pPr>
     </w:lvl>
-    <w:lvl w:ilvl="1" w:tplc="1EB41F04" w:tentative="1">
+    <w:lvl w:ilvl="1" w:tplc="C54EDE3A" w:tentative="1">
       <w:start w:val="1"/>
       <w:numFmt w:val="bullet"/>
       <w:lvlText w:val="–"/>
@@ -14044,7 +14439,7 @@
         <w:ind w:left="940" w:hanging="300"/>
       </w:pPr>
     </w:lvl>
-    <w:lvl w:ilvl="2" w:tplc="6428A860" w:tentative="1">
+    <w:lvl w:ilvl="2" w:tplc="E8DA8994" w:tentative="1">
       <w:start w:val="1"/>
       <w:numFmt w:val="bullet"/>
       <w:lvlText w:val="◦"/>
@@ -14053,45 +14448,131 @@
         <w:ind w:left="1340" w:hanging="300"/>
       </w:pPr>
     </w:lvl>
-    <w:lvl w:ilvl="3" w:tplc="1DD840DA">
+    <w:lvl w:ilvl="3" w:tplc="5A222D9C">
       <w:numFmt w:val="decimal"/>
       <w:lvlText w:val=""/>
       <w:lvlJc w:val="left"/>
     </w:lvl>
-    <w:lvl w:ilvl="4" w:tplc="59C2E088">
+    <w:lvl w:ilvl="4" w:tplc="00B2FDF0">
       <w:numFmt w:val="decimal"/>
       <w:lvlText w:val=""/>
       <w:lvlJc w:val="left"/>
     </w:lvl>
-    <w:lvl w:ilvl="5" w:tplc="715EA368">
+    <w:lvl w:ilvl="5" w:tplc="62ACE3E6">
       <w:numFmt w:val="decimal"/>
       <w:lvlText w:val=""/>
       <w:lvlJc w:val="left"/>
     </w:lvl>
-    <w:lvl w:ilvl="6" w:tplc="45A064D0">
+    <w:lvl w:ilvl="6" w:tplc="7AE0642A">
       <w:numFmt w:val="decimal"/>
       <w:lvlText w:val=""/>
       <w:lvlJc w:val="left"/>
     </w:lvl>
-    <w:lvl w:ilvl="7" w:tplc="EFE84B80">
+    <w:lvl w:ilvl="7" w:tplc="3336FA06">
       <w:numFmt w:val="decimal"/>
       <w:lvlText w:val=""/>
       <w:lvlJc w:val="left"/>
     </w:lvl>
-    <w:lvl w:ilvl="8" w:tplc="BEE27AA2">
+    <w:lvl w:ilvl="8" w:tplc="62A6DFC4">
       <w:numFmt w:val="decimal"/>
       <w:lvlText w:val=""/>
       <w:lvlJc w:val="left"/>
     </w:lvl>
   </w:abstractNum>
+  <w:abstractNum w:abstractNumId="2" w15:restartNumberingAfterBreak="0">
+    <w:nsid w:val="3B573347"/>
+    <w:multiLevelType w:val="hybridMultilevel"/>
+    <w:tmpl w:val="DD42E0EE"/>
+    <w:lvl w:ilvl="0" w:tplc="86BA04F2" w:tentative="1">
+      <w:start w:val="1"/>
+      <w:numFmt w:val="bullet"/>
+      <w:lvlText w:val="●"/>
+      <w:lvlJc w:val="left"/>
+      <w:pPr>
+        <w:ind w:left="720" w:hanging="360"/>
+      </w:pPr>
+    </w:lvl>
+    <w:lvl w:ilvl="1" w:tplc="39420708" w:tentative="1">
+      <w:start w:val="1"/>
+      <w:numFmt w:val="bullet"/>
+      <w:lvlText w:val="○"/>
+      <w:lvlJc w:val="left"/>
+      <w:pPr>
+        <w:ind w:left="1440" w:hanging="360"/>
+      </w:pPr>
+    </w:lvl>
+    <w:lvl w:ilvl="2" w:tplc="141844E0" w:tentative="1">
+      <w:start w:val="1"/>
+      <w:numFmt w:val="bullet"/>
+      <w:lvlText w:val="■"/>
+      <w:lvlJc w:val="left"/>
+      <w:pPr>
+        <w:ind w:left="2160" w:hanging="360"/>
+      </w:pPr>
+    </w:lvl>
+    <w:lvl w:ilvl="3" w:tplc="94561516" w:tentative="1">
+      <w:start w:val="1"/>
+      <w:numFmt w:val="bullet"/>
+      <w:lvlText w:val="●"/>
+      <w:lvlJc w:val="left"/>
+      <w:pPr>
+        <w:ind w:left="2880" w:hanging="360"/>
+      </w:pPr>
+    </w:lvl>
+    <w:lvl w:ilvl="4" w:tplc="48D20938" w:tentative="1">
+      <w:start w:val="1"/>
+      <w:numFmt w:val="bullet"/>
+      <w:lvlText w:val="○"/>
+      <w:lvlJc w:val="left"/>
+      <w:pPr>
+        <w:ind w:left="3600" w:hanging="360"/>
+      </w:pPr>
+    </w:lvl>
+    <w:lvl w:ilvl="5" w:tplc="106440AA" w:tentative="1">
+      <w:start w:val="1"/>
+      <w:numFmt w:val="bullet"/>
+      <w:lvlText w:val="■"/>
+      <w:lvlJc w:val="left"/>
+      <w:pPr>
+        <w:ind w:left="4320" w:hanging="360"/>
+      </w:pPr>
+    </w:lvl>
+    <w:lvl w:ilvl="6" w:tplc="1E0E6894" w:tentative="1">
+      <w:start w:val="1"/>
+      <w:numFmt w:val="bullet"/>
+      <w:lvlText w:val="●"/>
+      <w:lvlJc w:val="left"/>
+      <w:pPr>
+        <w:ind w:left="5040" w:hanging="360"/>
+      </w:pPr>
+    </w:lvl>
+    <w:lvl w:ilvl="7" w:tplc="83D051D4" w:tentative="1">
+      <w:start w:val="1"/>
+      <w:numFmt w:val="bullet"/>
+      <w:lvlText w:val="●"/>
+      <w:lvlJc w:val="left"/>
+      <w:pPr>
+        <w:ind w:left="5760" w:hanging="360"/>
+      </w:pPr>
+    </w:lvl>
+    <w:lvl w:ilvl="8" w:tplc="81424E5C" w:tentative="1">
+      <w:start w:val="1"/>
+      <w:numFmt w:val="bullet"/>
+      <w:lvlText w:val="●"/>
+      <w:lvlJc w:val="left"/>
+      <w:pPr>
+        <w:ind w:left="6480" w:hanging="360"/>
+      </w:pPr>
+    </w:lvl>
+  </w:abstractNum>
   <w:num w:numId="1">
-    <w:abstractNumId w:val="1"/>
+    <w:abstractNumId w:val="2"/>
     <w:lvlOverride w:ilvl="0">
       <w:startOverride w:val="1"/>
     </w:lvlOverride>
   </w:num>
   <w:num w:numId="2">
-    <w:abstractNumId w:val="2"/>
+    <w:abstractNumId w:val="1"/>
     <w:lvlOverride w:ilvl="0">
       <w:startOverride w:val="1"/>
     </w:lvlOverride>
@@ -14726,7 +15207,7 @@
     <w:autoRedefine/>
     <w:uiPriority w:val="39"/>
     <w:unhideWhenUsed/>
-    <w:rsid w:val="00B70CB9"/>
+    <w:rsid w:val="006A1AC0"/>
     <w:pPr>
       <w:spacing w:after="100"/>
     </w:pPr>
@@ -14738,7 +15219,7 @@
     <w:autoRedefine/>
     <w:uiPriority w:val="39"/>
     <w:unhideWhenUsed/>
-    <w:rsid w:val="00B70CB9"/>
+    <w:rsid w:val="006A1AC0"/>
     <w:pPr>
       <w:spacing w:after="100"/>
       <w:ind w:left="210"/>

--- a/documentation/04 Website/Website User Interface.docx
+++ b/documentation/04 Website/Website User Interface.docx
@@ -1413,6 +1413,81 @@
           </w:p>
         </w:tc>
       </w:tr>
+      <w:tr>
+        <w:tblPrEx>
+          <w:tblCellMar>
+            <w:top w:w="0" w:type="dxa"/>
+            <w:bottom w:w="0" w:type="dxa"/>
+          </w:tblCellMar>
+        </w:tblPrEx>
+        <w:tc>
+          <w:tcPr>
+            <w:tcW w:w="1300" w:type="dxa"/>
+            <w:tcMar>
+              <w:top w:w="50" w:type="dxa"/>
+              <w:left w:w="90" w:type="dxa"/>
+              <w:bottom w:w="50" w:type="dxa"/>
+              <w:right w:w="90" w:type="dxa"/>
+            </w:tcMar>
+          </w:tcPr>
+          <w:p>
+            <w:r>
+              <w:rPr>
+                <w:sz w:val="19"/>
+                <w:szCs w:val="19"/>
+              </w:rPr>
+              <w:t>1.1</w:t>
+            </w:r>
+          </w:p>
+        </w:tc>
+        <w:tc>
+          <w:tcPr>
+            <w:tcW w:w="1900" w:type="dxa"/>
+            <w:tcMar>
+              <w:top w:w="50" w:type="dxa"/>
+              <w:left w:w="90" w:type="dxa"/>
+              <w:bottom w:w="50" w:type="dxa"/>
+              <w:right w:w="90" w:type="dxa"/>
+            </w:tcMar>
+          </w:tcPr>
+          <w:p>
+            <w:r>
+              <w:rPr>
+                <w:sz w:val="19"/>
+                <w:szCs w:val="19"/>
+              </w:rPr>
+              <w:t>23 October 2026</w:t>
+            </w:r>
+          </w:p>
+        </w:tc>
+        <w:tc>
+          <w:tcPr>
+            <w:tcW w:w="6438" w:type="dxa"/>
+            <w:tcMar>
+              <w:top w:w="50" w:type="dxa"/>
+              <w:left w:w="90" w:type="dxa"/>
+              <w:bottom w:w="50" w:type="dxa"/>
+              <w:right w:w="90" w:type="dxa"/>
+            </w:tcMar>
+          </w:tcPr>
+          <w:p>
+            <w:r>
+              <w:rPr>
+                <w:sz w:val="19"/>
+                <w:szCs w:val="19"/>
+              </w:rPr>
+              <w:t>Order tickets (DW-7K3Q9P) on the payment screen, the order page and Ordered Goods; Track my order without signing in (the ticket and the last 3 d</w:t>
+            </w:r>
+            <w:r>
+              <w:rPr>
+                <w:sz w:val="19"/>
+                <w:szCs w:val="19"/>
+              </w:rPr>
+              <w:t>igits of the phone); the driver and number plate show only when staff share them for that delivery.</w:t>
+            </w:r>
+          </w:p>
+        </w:tc>
+      </w:tr>
     </w:tbl>
     <w:p>
       <w:pPr>
@@ -1445,7 +1520,7 @@
     <w:sdt>
       <w:sdtPr>
         <w:alias w:val="Contents"/>
-        <w:id w:val="281383074"/>
+        <w:id w:val="583495787"/>
       </w:sdtPr>
       <w:sdtEndPr/>
       <w:sdtContent>
@@ -1467,12 +1542,15 @@
             <w:fldChar w:fldCharType="begin"/>
           </w:r>
           <w:r>
-            <w:instrText>TOC \h \o "1-2"</w:instrText>
+            <w:instrText>TOC \h</w:instrText>
+          </w:r>
+          <w:r>
+            <w:instrText xml:space="preserve"> \o "1-2"</w:instrText>
           </w:r>
           <w:r>
             <w:fldChar w:fldCharType="separate"/>
           </w:r>
-          <w:hyperlink w:anchor="_Toc243676172" w:history="1">
+          <w:hyperlink w:anchor="_Toc243679753" w:history="1">
             <w:r>
               <w:rPr>
                 <w:rStyle w:val="Hyperlink"/>
@@ -1496,7 +1574,7 @@
               <w:rPr>
                 <w:noProof/>
               </w:rPr>
-              <w:instrText xml:space="preserve"> PAGEREF _Toc243676172 \h </w:instrText>
+              <w:instrText xml:space="preserve"> PAGEREF _Toc243679753 \h </w:instrText>
             </w:r>
             <w:r>
               <w:rPr>
@@ -1537,7 +1615,7 @@
               <w:szCs w:val="22"/>
             </w:rPr>
           </w:pPr>
-          <w:hyperlink w:anchor="_Toc243676173" w:history="1">
+          <w:hyperlink w:anchor="_Toc243679754" w:history="1">
             <w:r>
               <w:rPr>
                 <w:rStyle w:val="Hyperlink"/>
@@ -1561,7 +1639,7 @@
               <w:rPr>
                 <w:noProof/>
               </w:rPr>
-              <w:instrText xml:space="preserve"> PAGEREF _Toc243676173 \h </w:instrText>
+              <w:instrText xml:space="preserve"> PAGEREF _Toc243679754 \h </w:instrText>
             </w:r>
             <w:r>
               <w:rPr>
@@ -1602,7 +1680,7 @@
               <w:szCs w:val="22"/>
             </w:rPr>
           </w:pPr>
-          <w:hyperlink w:anchor="_Toc243676174" w:history="1">
+          <w:hyperlink w:anchor="_Toc243679755" w:history="1">
             <w:r>
               <w:rPr>
                 <w:rStyle w:val="Hyperlink"/>
@@ -1626,7 +1704,7 @@
               <w:rPr>
                 <w:noProof/>
               </w:rPr>
-              <w:instrText xml:space="preserve"> PAGEREF _Toc243676174 \h </w:instrText>
+              <w:instrText xml:space="preserve"> PAGEREF _Toc243679755 \h </w:instrText>
             </w:r>
             <w:r>
               <w:rPr>
@@ -1667,7 +1745,7 @@
               <w:szCs w:val="22"/>
             </w:rPr>
           </w:pPr>
-          <w:hyperlink w:anchor="_Toc243676175" w:history="1">
+          <w:hyperlink w:anchor="_Toc243679756" w:history="1">
             <w:r>
               <w:rPr>
                 <w:rStyle w:val="Hyperlink"/>
@@ -1691,7 +1769,7 @@
               <w:rPr>
                 <w:noProof/>
               </w:rPr>
-              <w:instrText xml:space="preserve"> PAGEREF _Toc243676175 \h </w:instrText>
+              <w:instrText xml:space="preserve"> PAGEREF _Toc243679756 \h </w:instrText>
             </w:r>
             <w:r>
               <w:rPr>
@@ -1732,7 +1810,7 @@
               <w:szCs w:val="22"/>
             </w:rPr>
           </w:pPr>
-          <w:hyperlink w:anchor="_Toc243676176" w:history="1">
+          <w:hyperlink w:anchor="_Toc243679757" w:history="1">
             <w:r>
               <w:rPr>
                 <w:rStyle w:val="Hyperlink"/>
@@ -1756,7 +1834,7 @@
               <w:rPr>
                 <w:noProof/>
               </w:rPr>
-              <w:instrText xml:space="preserve"> PAGEREF _Toc243676176 \h </w:instrText>
+              <w:instrText xml:space="preserve"> PAGEREF _Toc243679757 \h </w:instrText>
             </w:r>
             <w:r>
               <w:rPr>
@@ -1797,7 +1875,7 @@
               <w:szCs w:val="22"/>
             </w:rPr>
           </w:pPr>
-          <w:hyperlink w:anchor="_Toc243676177" w:history="1">
+          <w:hyperlink w:anchor="_Toc243679758" w:history="1">
             <w:r>
               <w:rPr>
                 <w:rStyle w:val="Hyperlink"/>
@@ -1821,7 +1899,7 @@
               <w:rPr>
                 <w:noProof/>
               </w:rPr>
-              <w:instrText xml:space="preserve"> PAGEREF _Toc243676177 \h </w:instrText>
+              <w:instrText xml:space="preserve"> PAGEREF _Toc243679758 \h </w:instrText>
             </w:r>
             <w:r>
               <w:rPr>
@@ -1862,7 +1940,7 @@
               <w:szCs w:val="22"/>
             </w:rPr>
           </w:pPr>
-          <w:hyperlink w:anchor="_Toc243676178" w:history="1">
+          <w:hyperlink w:anchor="_Toc243679759" w:history="1">
             <w:r>
               <w:rPr>
                 <w:rStyle w:val="Hyperlink"/>
@@ -1886,7 +1964,7 @@
               <w:rPr>
                 <w:noProof/>
               </w:rPr>
-              <w:instrText xml:space="preserve"> PAGEREF _Toc243676178 \h </w:instrText>
+              <w:instrText xml:space="preserve"> PAGEREF _Toc243679759 \h </w:instrText>
             </w:r>
             <w:r>
               <w:rPr>
@@ -1927,7 +2005,7 @@
               <w:szCs w:val="22"/>
             </w:rPr>
           </w:pPr>
-          <w:hyperlink w:anchor="_Toc243676179" w:history="1">
+          <w:hyperlink w:anchor="_Toc243679760" w:history="1">
             <w:r>
               <w:rPr>
                 <w:rStyle w:val="Hyperlink"/>
@@ -1951,7 +2029,7 @@
               <w:rPr>
                 <w:noProof/>
               </w:rPr>
-              <w:instrText xml:space="preserve"> PAGEREF _Toc243676179 \h </w:instrText>
+              <w:instrText xml:space="preserve"> PAGEREF _Toc243679760 \h </w:instrText>
             </w:r>
             <w:r>
               <w:rPr>
@@ -1992,7 +2070,7 @@
               <w:szCs w:val="22"/>
             </w:rPr>
           </w:pPr>
-          <w:hyperlink w:anchor="_Toc243676180" w:history="1">
+          <w:hyperlink w:anchor="_Toc243679761" w:history="1">
             <w:r>
               <w:rPr>
                 <w:rStyle w:val="Hyperlink"/>
@@ -2016,7 +2094,7 @@
               <w:rPr>
                 <w:noProof/>
               </w:rPr>
-              <w:instrText xml:space="preserve"> PAGEREF _Toc243676180 \h </w:instrText>
+              <w:instrText xml:space="preserve"> PAGEREF _Toc243679761 \h </w:instrText>
             </w:r>
             <w:r>
               <w:rPr>
@@ -2057,7 +2135,7 @@
               <w:szCs w:val="22"/>
             </w:rPr>
           </w:pPr>
-          <w:hyperlink w:anchor="_Toc243676181" w:history="1">
+          <w:hyperlink w:anchor="_Toc243679762" w:history="1">
             <w:r>
               <w:rPr>
                 <w:rStyle w:val="Hyperlink"/>
@@ -2081,7 +2159,7 @@
               <w:rPr>
                 <w:noProof/>
               </w:rPr>
-              <w:instrText xml:space="preserve"> PAGEREF _Toc243676181 \h </w:instrText>
+              <w:instrText xml:space="preserve"> PAGEREF _Toc243679762 \h </w:instrText>
             </w:r>
             <w:r>
               <w:rPr>
@@ -2122,7 +2200,7 @@
               <w:szCs w:val="22"/>
             </w:rPr>
           </w:pPr>
-          <w:hyperlink w:anchor="_Toc243676182" w:history="1">
+          <w:hyperlink w:anchor="_Toc243679763" w:history="1">
             <w:r>
               <w:rPr>
                 <w:rStyle w:val="Hyperlink"/>
@@ -2146,7 +2224,7 @@
               <w:rPr>
                 <w:noProof/>
               </w:rPr>
-              <w:instrText xml:space="preserve"> PAGEREF _Toc243676182 \h </w:instrText>
+              <w:instrText xml:space="preserve"> PAGEREF _Toc243679763 \h </w:instrText>
             </w:r>
             <w:r>
               <w:rPr>
@@ -2187,7 +2265,7 @@
               <w:szCs w:val="22"/>
             </w:rPr>
           </w:pPr>
-          <w:hyperlink w:anchor="_Toc243676183" w:history="1">
+          <w:hyperlink w:anchor="_Toc243679764" w:history="1">
             <w:r>
               <w:rPr>
                 <w:rStyle w:val="Hyperlink"/>
@@ -2211,7 +2289,7 @@
               <w:rPr>
                 <w:noProof/>
               </w:rPr>
-              <w:instrText xml:space="preserve"> PAGEREF _Toc243676183 \h </w:instrText>
+              <w:instrText xml:space="preserve"> PAGEREF _Toc243679764 \h </w:instrText>
             </w:r>
             <w:r>
               <w:rPr>
@@ -2252,7 +2330,7 @@
               <w:szCs w:val="22"/>
             </w:rPr>
           </w:pPr>
-          <w:hyperlink w:anchor="_Toc243676184" w:history="1">
+          <w:hyperlink w:anchor="_Toc243679765" w:history="1">
             <w:r>
               <w:rPr>
                 <w:rStyle w:val="Hyperlink"/>
@@ -2276,7 +2354,7 @@
               <w:rPr>
                 <w:noProof/>
               </w:rPr>
-              <w:instrText xml:space="preserve"> PAGEREF _Toc243676184 \h </w:instrText>
+              <w:instrText xml:space="preserve"> PAGEREF _Toc243679765 \h </w:instrText>
             </w:r>
             <w:r>
               <w:rPr>
@@ -2317,13 +2395,13 @@
               <w:szCs w:val="22"/>
             </w:rPr>
           </w:pPr>
-          <w:hyperlink w:anchor="_Toc243676185" w:history="1">
+          <w:hyperlink w:anchor="_Toc243679766" w:history="1">
             <w:r>
               <w:rPr>
                 <w:rStyle w:val="Hyperlink"/>
                 <w:noProof/>
               </w:rPr>
-              <w:t>4.7  About page story</w:t>
+              <w:t>4.7  Order tickets and Track my order</w:t>
             </w:r>
             <w:r>
               <w:rPr>
@@ -2341,7 +2419,7 @@
               <w:rPr>
                 <w:noProof/>
               </w:rPr>
-              <w:instrText xml:space="preserve"> PAGEREF _Toc243676185 \h </w:instrText>
+              <w:instrText xml:space="preserve"> PAGEREF _Toc243679766 \h </w:instrText>
             </w:r>
             <w:r>
               <w:rPr>
@@ -2382,13 +2460,13 @@
               <w:szCs w:val="22"/>
             </w:rPr>
           </w:pPr>
-          <w:hyperlink w:anchor="_Toc243676186" w:history="1">
+          <w:hyperlink w:anchor="_Toc243679767" w:history="1">
             <w:r>
               <w:rPr>
                 <w:rStyle w:val="Hyperlink"/>
                 <w:noProof/>
               </w:rPr>
-              <w:t>4.8  Help page and support email</w:t>
+              <w:t>4.8  About page story</w:t>
             </w:r>
             <w:r>
               <w:rPr>
@@ -2406,7 +2484,7 @@
               <w:rPr>
                 <w:noProof/>
               </w:rPr>
-              <w:instrText xml:space="preserve"> PAGEREF _Toc243676186 \h </w:instrText>
+              <w:instrText xml:space="preserve"> PAGEREF _Toc243679767 \h </w:instrText>
             </w:r>
             <w:r>
               <w:rPr>
@@ -2447,13 +2525,13 @@
               <w:szCs w:val="22"/>
             </w:rPr>
           </w:pPr>
-          <w:hyperlink w:anchor="_Toc243676187" w:history="1">
+          <w:hyperlink w:anchor="_Toc243679768" w:history="1">
             <w:r>
               <w:rPr>
                 <w:rStyle w:val="Hyperlink"/>
                 <w:noProof/>
               </w:rPr>
-              <w:t>4.9  Frequently asked questions</w:t>
+              <w:t>4.9  Help page and support email</w:t>
             </w:r>
             <w:r>
               <w:rPr>
@@ -2471,7 +2549,7 @@
               <w:rPr>
                 <w:noProof/>
               </w:rPr>
-              <w:instrText xml:space="preserve"> PAGEREF _Toc243676187 \h </w:instrText>
+              <w:instrText xml:space="preserve"> PAGEREF _Toc243679768 \h </w:instrText>
             </w:r>
             <w:r>
               <w:rPr>
@@ -2512,13 +2590,13 @@
               <w:szCs w:val="22"/>
             </w:rPr>
           </w:pPr>
-          <w:hyperlink w:anchor="_Toc243676188" w:history="1">
+          <w:hyperlink w:anchor="_Toc243679769" w:history="1">
             <w:r>
               <w:rPr>
                 <w:rStyle w:val="Hyperlink"/>
                 <w:noProof/>
               </w:rPr>
-              <w:t>4.10  Send us an email</w:t>
+              <w:t>4.10  Frequently asked questions</w:t>
             </w:r>
             <w:r>
               <w:rPr>
@@ -2536,7 +2614,7 @@
               <w:rPr>
                 <w:noProof/>
               </w:rPr>
-              <w:instrText xml:space="preserve"> PAGEREF _Toc243676188 \h </w:instrText>
+              <w:instrText xml:space="preserve"> PAGEREF _Toc243679769 \h </w:instrText>
             </w:r>
             <w:r>
               <w:rPr>
@@ -2577,13 +2655,13 @@
               <w:szCs w:val="22"/>
             </w:rPr>
           </w:pPr>
-          <w:hyperlink w:anchor="_Toc243676189" w:history="1">
+          <w:hyperlink w:anchor="_Toc243679770" w:history="1">
             <w:r>
               <w:rPr>
                 <w:rStyle w:val="Hyperlink"/>
                 <w:noProof/>
               </w:rPr>
-              <w:t>4.11  Bulk order pictures</w:t>
+              <w:t>4.11  Send us an email</w:t>
             </w:r>
             <w:r>
               <w:rPr>
@@ -2601,7 +2679,7 @@
               <w:rPr>
                 <w:noProof/>
               </w:rPr>
-              <w:instrText xml:space="preserve"> PAGEREF _Toc243676189 \h </w:instrText>
+              <w:instrText xml:space="preserve"> PAGEREF _Toc243679770 \h </w:instrText>
             </w:r>
             <w:r>
               <w:rPr>
@@ -2618,7 +2696,7 @@
               <w:rPr>
                 <w:noProof/>
               </w:rPr>
-              <w:t>17</w:t>
+              <w:t>16</w:t>
             </w:r>
             <w:r>
               <w:rPr>
@@ -2642,13 +2720,13 @@
               <w:szCs w:val="22"/>
             </w:rPr>
           </w:pPr>
-          <w:hyperlink w:anchor="_Toc243676190" w:history="1">
+          <w:hyperlink w:anchor="_Toc243679771" w:history="1">
             <w:r>
               <w:rPr>
                 <w:rStyle w:val="Hyperlink"/>
                 <w:noProof/>
               </w:rPr>
-              <w:t>4.12  Chat assistant and nudges</w:t>
+              <w:t>4.12  Bulk order pictures</w:t>
             </w:r>
             <w:r>
               <w:rPr>
@@ -2666,7 +2744,7 @@
               <w:rPr>
                 <w:noProof/>
               </w:rPr>
-              <w:instrText xml:space="preserve"> PAGEREF _Toc243676190 \h </w:instrText>
+              <w:instrText xml:space="preserve"> PAGEREF _Toc243679771 \h </w:instrText>
             </w:r>
             <w:r>
               <w:rPr>
@@ -2684,6 +2762,71 @@
                 <w:noProof/>
               </w:rPr>
               <w:t>18</w:t>
+            </w:r>
+            <w:r>
+              <w:rPr>
+                <w:noProof/>
+              </w:rPr>
+              <w:fldChar w:fldCharType="end"/>
+            </w:r>
+          </w:hyperlink>
+        </w:p>
+        <w:p>
+          <w:pPr>
+            <w:pStyle w:val="TOC2"/>
+            <w:tabs>
+              <w:tab w:val="right" w:leader="dot" w:pos="9628"/>
+            </w:tabs>
+            <w:rPr>
+              <w:rFonts w:asciiTheme="minorHAnsi" w:eastAsiaTheme="minorEastAsia" w:hAnsiTheme="minorHAnsi" w:cstheme="minorBidi"/>
+              <w:noProof/>
+              <w:color w:val="auto"/>
+              <w:sz w:val="22"/>
+              <w:szCs w:val="22"/>
+            </w:rPr>
+          </w:pPr>
+          <w:hyperlink w:anchor="_Toc243679772" w:history="1">
+            <w:r>
+              <w:rPr>
+                <w:rStyle w:val="Hyperlink"/>
+                <w:noProof/>
+              </w:rPr>
+              <w:t>4.13  Chat assistant and nudges</w:t>
+            </w:r>
+            <w:r>
+              <w:rPr>
+                <w:noProof/>
+              </w:rPr>
+              <w:tab/>
+            </w:r>
+            <w:r>
+              <w:rPr>
+                <w:noProof/>
+              </w:rPr>
+              <w:fldChar w:fldCharType="begin"/>
+            </w:r>
+            <w:r>
+              <w:rPr>
+                <w:noProof/>
+              </w:rPr>
+              <w:instrText xml:space="preserve"> PAGEREF _Toc243679772 \h </w:instrText>
+            </w:r>
+            <w:r>
+              <w:rPr>
+                <w:noProof/>
+              </w:rPr>
+            </w:r>
+            <w:r>
+              <w:rPr>
+                <w:noProof/>
+              </w:rPr>
+              <w:fldChar w:fldCharType="separate"/>
+            </w:r>
+            <w:r>
+              <w:rPr>
+                <w:noProof/>
+              </w:rPr>
+              <w:t>19</w:t>
             </w:r>
             <w:r>
               <w:rPr>
@@ -2707,7 +2850,7 @@
               <w:szCs w:val="22"/>
             </w:rPr>
           </w:pPr>
-          <w:hyperlink w:anchor="_Toc243676191" w:history="1">
+          <w:hyperlink w:anchor="_Toc243679773" w:history="1">
             <w:r>
               <w:rPr>
                 <w:rStyle w:val="Hyperlink"/>
@@ -2731,7 +2874,7 @@
               <w:rPr>
                 <w:noProof/>
               </w:rPr>
-              <w:instrText xml:space="preserve"> PAGEREF _Toc243676191 \h </w:instrText>
+              <w:instrText xml:space="preserve"> PAGEREF _Toc243679773 \h </w:instrText>
             </w:r>
             <w:r>
               <w:rPr>
@@ -2748,7 +2891,7 @@
               <w:rPr>
                 <w:noProof/>
               </w:rPr>
-              <w:t>19</w:t>
+              <w:t>20</w:t>
             </w:r>
             <w:r>
               <w:rPr>
@@ -2772,7 +2915,7 @@
               <w:szCs w:val="22"/>
             </w:rPr>
           </w:pPr>
-          <w:hyperlink w:anchor="_Toc243676192" w:history="1">
+          <w:hyperlink w:anchor="_Toc243679774" w:history="1">
             <w:r>
               <w:rPr>
                 <w:rStyle w:val="Hyperlink"/>
@@ -2796,7 +2939,7 @@
               <w:rPr>
                 <w:noProof/>
               </w:rPr>
-              <w:instrText xml:space="preserve"> PAGEREF _Toc243676192 \h </w:instrText>
+              <w:instrText xml:space="preserve"> PAGEREF _Toc243679774 \h </w:instrText>
             </w:r>
             <w:r>
               <w:rPr>
@@ -2813,7 +2956,7 @@
               <w:rPr>
                 <w:noProof/>
               </w:rPr>
-              <w:t>19</w:t>
+              <w:t>20</w:t>
             </w:r>
             <w:r>
               <w:rPr>
@@ -2837,7 +2980,7 @@
               <w:szCs w:val="22"/>
             </w:rPr>
           </w:pPr>
-          <w:hyperlink w:anchor="_Toc243676193" w:history="1">
+          <w:hyperlink w:anchor="_Toc243679775" w:history="1">
             <w:r>
               <w:rPr>
                 <w:rStyle w:val="Hyperlink"/>
@@ -2861,7 +3004,7 @@
               <w:rPr>
                 <w:noProof/>
               </w:rPr>
-              <w:instrText xml:space="preserve"> PAGEREF _Toc243676193 \h </w:instrText>
+              <w:instrText xml:space="preserve"> PAGEREF _Toc243679775 \h </w:instrText>
             </w:r>
             <w:r>
               <w:rPr>
@@ -2878,7 +3021,7 @@
               <w:rPr>
                 <w:noProof/>
               </w:rPr>
-              <w:t>20</w:t>
+              <w:t>21</w:t>
             </w:r>
             <w:r>
               <w:rPr>
@@ -2902,7 +3045,7 @@
               <w:szCs w:val="22"/>
             </w:rPr>
           </w:pPr>
-          <w:hyperlink w:anchor="_Toc243676194" w:history="1">
+          <w:hyperlink w:anchor="_Toc243679776" w:history="1">
             <w:r>
               <w:rPr>
                 <w:rStyle w:val="Hyperlink"/>
@@ -2926,7 +3069,7 @@
               <w:rPr>
                 <w:noProof/>
               </w:rPr>
-              <w:instrText xml:space="preserve"> PAGEREF _Toc243676194 \h </w:instrText>
+              <w:instrText xml:space="preserve"> PAGEREF _Toc243679776 \h </w:instrText>
             </w:r>
             <w:r>
               <w:rPr>
@@ -2943,7 +3086,7 @@
               <w:rPr>
                 <w:noProof/>
               </w:rPr>
-              <w:t>20</w:t>
+              <w:t>21</w:t>
             </w:r>
             <w:r>
               <w:rPr>
@@ -2967,7 +3110,7 @@
               <w:szCs w:val="22"/>
             </w:rPr>
           </w:pPr>
-          <w:hyperlink w:anchor="_Toc243676195" w:history="1">
+          <w:hyperlink w:anchor="_Toc243679777" w:history="1">
             <w:r>
               <w:rPr>
                 <w:rStyle w:val="Hyperlink"/>
@@ -2991,7 +3134,7 @@
               <w:rPr>
                 <w:noProof/>
               </w:rPr>
-              <w:instrText xml:space="preserve"> PAGEREF _Toc243676195 \h </w:instrText>
+              <w:instrText xml:space="preserve"> PAGEREF _Toc243679777 \h </w:instrText>
             </w:r>
             <w:r>
               <w:rPr>
@@ -3008,7 +3151,7 @@
               <w:rPr>
                 <w:noProof/>
               </w:rPr>
-              <w:t>22</w:t>
+              <w:t>23</w:t>
             </w:r>
             <w:r>
               <w:rPr>
@@ -3032,7 +3175,7 @@
               <w:szCs w:val="22"/>
             </w:rPr>
           </w:pPr>
-          <w:hyperlink w:anchor="_Toc243676196" w:history="1">
+          <w:hyperlink w:anchor="_Toc243679778" w:history="1">
             <w:r>
               <w:rPr>
                 <w:rStyle w:val="Hyperlink"/>
@@ -3056,7 +3199,7 @@
               <w:rPr>
                 <w:noProof/>
               </w:rPr>
-              <w:instrText xml:space="preserve"> PAGEREF _Toc243676196 \h </w:instrText>
+              <w:instrText xml:space="preserve"> PAGEREF _Toc243679778 \h </w:instrText>
             </w:r>
             <w:r>
               <w:rPr>
@@ -3073,7 +3216,7 @@
               <w:rPr>
                 <w:noProof/>
               </w:rPr>
-              <w:t>23</w:t>
+              <w:t>24</w:t>
             </w:r>
             <w:r>
               <w:rPr>
@@ -3097,7 +3240,7 @@
               <w:szCs w:val="22"/>
             </w:rPr>
           </w:pPr>
-          <w:hyperlink w:anchor="_Toc243676197" w:history="1">
+          <w:hyperlink w:anchor="_Toc243679779" w:history="1">
             <w:r>
               <w:rPr>
                 <w:rStyle w:val="Hyperlink"/>
@@ -3121,7 +3264,7 @@
               <w:rPr>
                 <w:noProof/>
               </w:rPr>
-              <w:instrText xml:space="preserve"> PAGEREF _Toc243676197 \h </w:instrText>
+              <w:instrText xml:space="preserve"> PAGEREF _Toc243679779 \h </w:instrText>
             </w:r>
             <w:r>
               <w:rPr>
@@ -3138,7 +3281,7 @@
               <w:rPr>
                 <w:noProof/>
               </w:rPr>
-              <w:t>24</w:t>
+              <w:t>25</w:t>
             </w:r>
             <w:r>
               <w:rPr>
@@ -3162,7 +3305,7 @@
               <w:szCs w:val="22"/>
             </w:rPr>
           </w:pPr>
-          <w:hyperlink w:anchor="_Toc243676198" w:history="1">
+          <w:hyperlink w:anchor="_Toc243679780" w:history="1">
             <w:r>
               <w:rPr>
                 <w:rStyle w:val="Hyperlink"/>
@@ -3186,7 +3329,7 @@
               <w:rPr>
                 <w:noProof/>
               </w:rPr>
-              <w:instrText xml:space="preserve"> PAGEREF _Toc243676198 \h </w:instrText>
+              <w:instrText xml:space="preserve"> PAGEREF _Toc243679780 \h </w:instrText>
             </w:r>
             <w:r>
               <w:rPr>
@@ -3203,7 +3346,7 @@
               <w:rPr>
                 <w:noProof/>
               </w:rPr>
-              <w:t>24</w:t>
+              <w:t>25</w:t>
             </w:r>
             <w:r>
               <w:rPr>
@@ -3227,7 +3370,7 @@
               <w:szCs w:val="22"/>
             </w:rPr>
           </w:pPr>
-          <w:hyperlink w:anchor="_Toc243676199" w:history="1">
+          <w:hyperlink w:anchor="_Toc243679781" w:history="1">
             <w:r>
               <w:rPr>
                 <w:rStyle w:val="Hyperlink"/>
@@ -3251,7 +3394,7 @@
               <w:rPr>
                 <w:noProof/>
               </w:rPr>
-              <w:instrText xml:space="preserve"> PAGEREF _Toc243676199 \h </w:instrText>
+              <w:instrText xml:space="preserve"> PAGEREF _Toc243679781 \h </w:instrText>
             </w:r>
             <w:r>
               <w:rPr>
@@ -3268,7 +3411,7 @@
               <w:rPr>
                 <w:noProof/>
               </w:rPr>
-              <w:t>25</w:t>
+              <w:t>26</w:t>
             </w:r>
             <w:r>
               <w:rPr>
@@ -3294,7 +3437,7 @@
       <w:pPr>
         <w:pStyle w:val="Heading1"/>
       </w:pPr>
-      <w:bookmarkStart w:id="1" w:name="_Toc243676172"/>
+      <w:bookmarkStart w:id="1" w:name="_Toc243679753"/>
       <w:r>
         <w:lastRenderedPageBreak/>
         <w:t>1  Introduction</w:t>
@@ -3306,10 +3449,10 @@
         <w:spacing w:after="120" w:line="276" w:lineRule="auto"/>
       </w:pPr>
       <w:r>
-        <w:t>The customer website is a React single-page application. Visitors browse products, read reviews, see what is featured, chat with the assistant, and - once signed in - order and pay with M-Pesa and follow their deliveries. It talks o</w:t>
-      </w:r>
-      <w:r>
-        <w:t xml:space="preserve">nly to the website server (DWS-WEB-01) through the </w:t>
+        <w:t>The customer website is a React single-page application. Visitors browse products, read reviews, see what is featured, chat with the assistant, and - once signed in - order and pay with M-Pesa and follow their deliveries. It talks only to the website serve</w:t>
+      </w:r>
+      <w:r>
+        <w:t xml:space="preserve">r (DWS-WEB-01) through the </w:t>
       </w:r>
       <w:r>
         <w:rPr>
@@ -3827,7 +3970,7 @@
       <w:pPr>
         <w:pStyle w:val="Heading1"/>
       </w:pPr>
-      <w:bookmarkStart w:id="2" w:name="_Toc243676173"/>
+      <w:bookmarkStart w:id="2" w:name="_Toc243679754"/>
       <w:r>
         <w:lastRenderedPageBreak/>
         <w:t>2  Pages</w:t>
@@ -4146,14 +4289,7 @@
                 <w:sz w:val="19"/>
                 <w:szCs w:val="19"/>
               </w:rPr>
-              <w:t>ProductDetailPag</w:t>
-            </w:r>
-            <w:r>
-              <w:rPr>
-                <w:sz w:val="19"/>
-                <w:szCs w:val="19"/>
-              </w:rPr>
-              <w:t>e.jsx</w:t>
+              <w:t>ProductDetailPage.jsx</w:t>
             </w:r>
           </w:p>
         </w:tc>
@@ -4177,14 +4313,14 @@
                 <w:sz w:val="19"/>
                 <w:szCs w:val="19"/>
               </w:rPr>
-              <w:t>Back arrow and "All products" link; photo, rating line, "Featured in ...", arranged description, stock, quantity with + and - only, Order Now (adds to cart), Go to cart. Below them: About this product, the campaign card, then the ratings (see Product</w:t>
-            </w:r>
-            <w:r>
-              <w:rPr>
-                <w:sz w:val="19"/>
-                <w:szCs w:val="19"/>
-              </w:rPr>
-              <w:t xml:space="preserve"> page in section 4).</w:t>
+              <w:t>Back arrow and "All products" link; photo, rating line, "Featured in ...", arranged description, stock, quantity with + and - only, Order Now (adds to cart), Go to cart. Below them: About this product, the campaign card, then the rati</w:t>
+            </w:r>
+            <w:r>
+              <w:rPr>
+                <w:sz w:val="19"/>
+                <w:szCs w:val="19"/>
+              </w:rPr>
+              <w:t>ngs (see Product page in section 4).</w:t>
             </w:r>
           </w:p>
         </w:tc>
@@ -4625,7 +4761,7 @@
                 <w:sz w:val="19"/>
                 <w:szCs w:val="19"/>
               </w:rPr>
-              <w:t>/shipping</w:t>
+              <w:t>/track</w:t>
             </w:r>
           </w:p>
         </w:tc>
@@ -4649,7 +4785,7 @@
                 <w:sz w:val="19"/>
                 <w:szCs w:val="19"/>
               </w:rPr>
-              <w:t>ShippingPage.jsx</w:t>
+              <w:t>TrackOrderPage.jsx</w:t>
             </w:r>
           </w:p>
         </w:tc>
@@ -4673,7 +4809,7 @@
                 <w:sz w:val="19"/>
                 <w:szCs w:val="19"/>
               </w:rPr>
-              <w:t>Read-only directory of pickup and delivery areas with maps.</w:t>
+              <w:t>Track my order: the ticket and the last 3 digits of the account's phone, no sign-in; where the order is, in four steps.</w:t>
             </w:r>
           </w:p>
         </w:tc>
@@ -4707,7 +4843,7 @@
                 <w:sz w:val="19"/>
                 <w:szCs w:val="19"/>
               </w:rPr>
-              <w:t>/help</w:t>
+              <w:t>/shipping</w:t>
             </w:r>
           </w:p>
         </w:tc>
@@ -4730,7 +4866,7 @@
                 <w:sz w:val="19"/>
                 <w:szCs w:val="19"/>
               </w:rPr>
-              <w:t>HelpPage.jsx</w:t>
+              <w:t>ShippingPage.jsx</w:t>
             </w:r>
           </w:p>
         </w:tc>
@@ -4753,14 +4889,7 @@
                 <w:sz w:val="19"/>
                 <w:szCs w:val="19"/>
               </w:rPr>
-              <w:t xml:space="preserve">A button that opens the chat panel; under it the contact buttons - Send us an email (opens the email window), phone and WhatsApp - with the email address to copy; then the frequently asked questions (search, topic buttons, answers that open, a link to the </w:t>
-            </w:r>
-            <w:r>
-              <w:rPr>
-                <w:sz w:val="19"/>
-                <w:szCs w:val="19"/>
-              </w:rPr>
-              <w:t>page each is about).</w:t>
+              <w:t>Read-only directory of pickup and delivery areas with maps.</w:t>
             </w:r>
           </w:p>
         </w:tc>
@@ -4795,7 +4924,7 @@
                 <w:sz w:val="19"/>
                 <w:szCs w:val="19"/>
               </w:rPr>
-              <w:t>/heavy-order</w:t>
+              <w:t>/help</w:t>
             </w:r>
           </w:p>
         </w:tc>
@@ -4819,7 +4948,7 @@
                 <w:sz w:val="19"/>
                 <w:szCs w:val="19"/>
               </w:rPr>
-              <w:t>HeavyOrderPage.jsx</w:t>
+              <w:t>HelpPage.jsx</w:t>
             </w:r>
           </w:p>
         </w:tc>
@@ -4843,14 +4972,14 @@
                 <w:sz w:val="19"/>
                 <w:szCs w:val="19"/>
               </w:rPr>
-              <w:t>How to arrange a bulk (heavy) order with the team; under the introduction, "What bulk orders look like" - a slideshow of example pictures (see Bulk order pictures in section 4); then WhatsApp, call, or Send us an email (the same email window as the Help pa</w:t>
-            </w:r>
-            <w:r>
-              <w:rPr>
-                <w:sz w:val="19"/>
-                <w:szCs w:val="19"/>
-              </w:rPr>
-              <w:t>ge, with the subject "Bulk order enquiry").</w:t>
+              <w:t xml:space="preserve">A button that opens the chat panel; under it the contact buttons - Send us an email (opens the email window), phone and WhatsApp - with the email address to copy; then the frequently asked questions (search, topic buttons, answers that open, a link to the </w:t>
+            </w:r>
+            <w:r>
+              <w:rPr>
+                <w:sz w:val="19"/>
+                <w:szCs w:val="19"/>
+              </w:rPr>
+              <w:t>page each is about).</w:t>
             </w:r>
           </w:p>
         </w:tc>
@@ -4884,6 +5013,94 @@
                 <w:sz w:val="19"/>
                 <w:szCs w:val="19"/>
               </w:rPr>
+              <w:t>/heavy-order</w:t>
+            </w:r>
+          </w:p>
+        </w:tc>
+        <w:tc>
+          <w:tcPr>
+            <w:tcW w:w="2585" w:type="dxa"/>
+            <w:tcMar>
+              <w:top w:w="50" w:type="dxa"/>
+              <w:left w:w="90" w:type="dxa"/>
+              <w:bottom w:w="50" w:type="dxa"/>
+              <w:right w:w="90" w:type="dxa"/>
+            </w:tcMar>
+          </w:tcPr>
+          <w:p>
+            <w:pPr>
+              <w:spacing w:after="20" w:line="252" w:lineRule="auto"/>
+            </w:pPr>
+            <w:r>
+              <w:rPr>
+                <w:sz w:val="19"/>
+                <w:szCs w:val="19"/>
+              </w:rPr>
+              <w:t>HeavyOrderPage.jsx</w:t>
+            </w:r>
+          </w:p>
+        </w:tc>
+        <w:tc>
+          <w:tcPr>
+            <w:tcW w:w="5173" w:type="dxa"/>
+            <w:tcMar>
+              <w:top w:w="50" w:type="dxa"/>
+              <w:left w:w="90" w:type="dxa"/>
+              <w:bottom w:w="50" w:type="dxa"/>
+              <w:right w:w="90" w:type="dxa"/>
+            </w:tcMar>
+          </w:tcPr>
+          <w:p>
+            <w:pPr>
+              <w:spacing w:after="20" w:line="252" w:lineRule="auto"/>
+            </w:pPr>
+            <w:r>
+              <w:rPr>
+                <w:sz w:val="19"/>
+                <w:szCs w:val="19"/>
+              </w:rPr>
+              <w:t>How to arrange a bulk (heavy) order with the team; under the introduction, "What bulk orders look like" - a slideshow of example pictures (see Bulk order pictures in section 4); then WhatsApp, call, or Send us an email (the same email window as the Help pa</w:t>
+            </w:r>
+            <w:r>
+              <w:rPr>
+                <w:sz w:val="19"/>
+                <w:szCs w:val="19"/>
+              </w:rPr>
+              <w:t>ge, with the subject "Bulk order enquiry").</w:t>
+            </w:r>
+          </w:p>
+        </w:tc>
+      </w:tr>
+      <w:tr>
+        <w:tblPrEx>
+          <w:tblCellMar>
+            <w:top w:w="0" w:type="dxa"/>
+            <w:bottom w:w="0" w:type="dxa"/>
+          </w:tblCellMar>
+        </w:tblPrEx>
+        <w:trPr>
+          <w:cantSplit/>
+        </w:trPr>
+        <w:tc>
+          <w:tcPr>
+            <w:tcW w:w="1880" w:type="dxa"/>
+            <w:shd w:val="clear" w:color="auto" w:fill="F4F5F3"/>
+            <w:tcMar>
+              <w:top w:w="50" w:type="dxa"/>
+              <w:left w:w="90" w:type="dxa"/>
+              <w:bottom w:w="50" w:type="dxa"/>
+              <w:right w:w="90" w:type="dxa"/>
+            </w:tcMar>
+          </w:tcPr>
+          <w:p>
+            <w:pPr>
+              <w:spacing w:after="20" w:line="252" w:lineRule="auto"/>
+            </w:pPr>
+            <w:r>
+              <w:rPr>
+                <w:sz w:val="19"/>
+                <w:szCs w:val="19"/>
+              </w:rPr>
               <w:lastRenderedPageBreak/>
               <w:t>/about</w:t>
             </w:r>
@@ -4892,6 +5109,7 @@
         <w:tc>
           <w:tcPr>
             <w:tcW w:w="2585" w:type="dxa"/>
+            <w:shd w:val="clear" w:color="auto" w:fill="F4F5F3"/>
             <w:tcMar>
               <w:top w:w="50" w:type="dxa"/>
               <w:left w:w="90" w:type="dxa"/>
@@ -4915,6 +5133,7 @@
         <w:tc>
           <w:tcPr>
             <w:tcW w:w="5173" w:type="dxa"/>
+            <w:shd w:val="clear" w:color="auto" w:fill="F4F5F3"/>
             <w:tcMar>
               <w:top w:w="50" w:type="dxa"/>
               <w:left w:w="90" w:type="dxa"/>
@@ -4961,7 +5180,7 @@
       <w:pPr>
         <w:pStyle w:val="Heading1"/>
       </w:pPr>
-      <w:bookmarkStart w:id="3" w:name="_Toc243676174"/>
+      <w:bookmarkStart w:id="3" w:name="_Toc243679755"/>
       <w:r>
         <w:lastRenderedPageBreak/>
         <w:t>3  Shared components and state</w:t>
@@ -4972,7 +5191,7 @@
       <w:pPr>
         <w:pStyle w:val="Heading2"/>
       </w:pPr>
-      <w:bookmarkStart w:id="4" w:name="_Toc243676175"/>
+      <w:bookmarkStart w:id="4" w:name="_Toc243679756"/>
       <w:r>
         <w:t>3.1  Components (src/components)</w:t>
       </w:r>
@@ -5778,7 +5997,7 @@
                 <w:sz w:val="19"/>
                 <w:szCs w:val="19"/>
               </w:rPr>
-              <w:t>ScrollManager</w:t>
+              <w:t>DriverNote</w:t>
             </w:r>
           </w:p>
         </w:tc>
@@ -5802,7 +6021,7 @@
                 <w:sz w:val="19"/>
                 <w:szCs w:val="19"/>
               </w:rPr>
-              <w:t>New pages start at the top; Back returns to the previous scroll position.</w:t>
+              <w:t>The driver's first name, the number plate and the company phone - only when staff shared the driver for that delivery.</w:t>
             </w:r>
           </w:p>
         </w:tc>
@@ -5838,6 +6057,66 @@
                 <w:sz w:val="19"/>
                 <w:szCs w:val="19"/>
               </w:rPr>
+              <w:t>ScrollManager</w:t>
+            </w:r>
+          </w:p>
+        </w:tc>
+        <w:tc>
+          <w:tcPr>
+            <w:tcW w:w="6885" w:type="dxa"/>
+            <w:tcMar>
+              <w:top w:w="50" w:type="dxa"/>
+              <w:left w:w="90" w:type="dxa"/>
+              <w:bottom w:w="50" w:type="dxa"/>
+              <w:right w:w="90" w:type="dxa"/>
+            </w:tcMar>
+          </w:tcPr>
+          <w:p>
+            <w:pPr>
+              <w:spacing w:after="20" w:line="252" w:lineRule="auto"/>
+            </w:pPr>
+            <w:r>
+              <w:rPr>
+                <w:sz w:val="19"/>
+                <w:szCs w:val="19"/>
+              </w:rPr>
+              <w:t>New pages start at the top; Back returns to the previous scroll position.</w:t>
+            </w:r>
+          </w:p>
+        </w:tc>
+      </w:tr>
+      <w:tr>
+        <w:tblPrEx>
+          <w:tblCellMar>
+            <w:top w:w="0" w:type="dxa"/>
+            <w:bottom w:w="0" w:type="dxa"/>
+          </w:tblCellMar>
+        </w:tblPrEx>
+        <w:trPr>
+          <w:cantSplit/>
+        </w:trPr>
+        <w:tc>
+          <w:tcPr>
+            <w:tcW w:w="2753" w:type="dxa"/>
+            <w:shd w:val="clear" w:color="auto" w:fill="F4F5F3"/>
+            <w:tcMar>
+              <w:top w:w="50" w:type="dxa"/>
+              <w:left w:w="90" w:type="dxa"/>
+              <w:bottom w:w="50" w:type="dxa"/>
+              <w:right w:w="90" w:type="dxa"/>
+            </w:tcMar>
+          </w:tcPr>
+          <w:p>
+            <w:pPr>
+              <w:spacing w:after="20" w:line="252" w:lineRule="auto"/>
+            </w:pPr>
+            <w:r>
+              <w:rPr>
+                <w:b/>
+                <w:bCs/>
+                <w:sz w:val="19"/>
+                <w:szCs w:val="19"/>
+              </w:rPr>
               <w:t>Icon, BackArrowIcon, WoodWordmark, Footer</w:t>
             </w:r>
           </w:p>
@@ -5845,6 +6124,7 @@
         <w:tc>
           <w:tcPr>
             <w:tcW w:w="6885" w:type="dxa"/>
+            <w:shd w:val="clear" w:color="auto" w:fill="F4F5F3"/>
             <w:tcMar>
               <w:top w:w="50" w:type="dxa"/>
               <w:left w:w="90" w:type="dxa"/>
@@ -5876,7 +6156,7 @@
       <w:pPr>
         <w:pStyle w:val="Heading2"/>
       </w:pPr>
-      <w:bookmarkStart w:id="5" w:name="_Toc243676176"/>
+      <w:bookmarkStart w:id="5" w:name="_Toc243679757"/>
       <w:r>
         <w:t>3.2  State (src/context)</w:t>
       </w:r>
@@ -6304,6 +6584,7 @@
                 <w:sz w:val="19"/>
                 <w:szCs w:val="19"/>
               </w:rPr>
+              <w:lastRenderedPageBreak/>
               <w:t>CookieConsentContext</w:t>
             </w:r>
           </w:p>
@@ -6397,7 +6678,6 @@
                 <w:sz w:val="19"/>
                 <w:szCs w:val="19"/>
               </w:rPr>
-              <w:lastRenderedPageBreak/>
               <w:t>ThemeContext</w:t>
             </w:r>
           </w:p>
@@ -6695,7 +6975,7 @@
       <w:pPr>
         <w:pStyle w:val="Heading2"/>
       </w:pPr>
-      <w:bookmarkStart w:id="6" w:name="_Toc243676177"/>
+      <w:bookmarkStart w:id="6" w:name="_Toc243679758"/>
       <w:r>
         <w:t>3.3  Helpers (src/core and src/api)</w:t>
       </w:r>
@@ -6969,7 +7249,7 @@
       <w:pPr>
         <w:pStyle w:val="Heading1"/>
       </w:pPr>
-      <w:bookmarkStart w:id="7" w:name="_Toc243676178"/>
+      <w:bookmarkStart w:id="7" w:name="_Toc243679759"/>
       <w:r>
         <w:lastRenderedPageBreak/>
         <w:t>4  Feature notes</w:t>
@@ -6980,7 +7260,7 @@
       <w:pPr>
         <w:pStyle w:val="Heading2"/>
       </w:pPr>
-      <w:bookmarkStart w:id="8" w:name="_Toc243676179"/>
+      <w:bookmarkStart w:id="8" w:name="_Toc243679760"/>
       <w:r>
         <w:t>4.1  Buying and paying</w:t>
       </w:r>
@@ -7048,10 +7328,7 @@
         <w:spacing w:after="60" w:line="264" w:lineRule="auto"/>
       </w:pPr>
       <w:r>
-        <w:t>Paid orders appear in Ordered Goods with a delivery estimate (3 weeks, or 3 months for very large items) until an admin schedules</w:t>
-      </w:r>
-      <w:r>
-        <w:t xml:space="preserve"> a real date.</w:t>
+        <w:t>Paid orders appear in Ordered Goods with a delivery estimate (3 weeks, or 3 months for very large items) until an admin schedules a real date.</w:t>
       </w:r>
     </w:p>
     <w:p>
@@ -7063,7 +7340,7 @@
       <w:pPr>
         <w:pStyle w:val="Heading2"/>
       </w:pPr>
-      <w:bookmarkStart w:id="9" w:name="_Toc243676180"/>
+      <w:bookmarkStart w:id="9" w:name="_Toc243679761"/>
       <w:r>
         <w:t>4.2  Featured campaigns</w:t>
       </w:r>
@@ -7074,10 +7351,13 @@
         <w:spacing w:after="120" w:line="276" w:lineRule="auto"/>
       </w:pPr>
       <w:r>
-        <w:t>Customers see campaigns where they already shop instead of on a separate "Marketing" tab, and only while a campaign is running: its status is Active, today is within its start and end dates, and it promotes at least o</w:t>
-      </w:r>
-      <w:r>
-        <w:t>ne product that is not in the bin. The website server applies this rule (DWS-WEB-01), so drafts, paused or ended campaigns and campaigns without products never reach the browser. Staff choose a campaign's products in the phone app or the desktop app.</w:t>
+        <w:t>Customers see campaigns where they already shop instead of on a separate "Marketing" tab</w:t>
+      </w:r>
+      <w:r>
+        <w:t xml:space="preserve">, and only while a campaign is running: its status is Active, today is within its start and end dates, and it promotes at least one product that is not in the bin. The website server applies this rule (DWS-WEB-01), so drafts, paused or ended campaigns and </w:t>
+      </w:r>
+      <w:r>
+        <w:t>campaigns without products never reach the browser. Staff choose a campaign's products in the phone app or the desktop app.</w:t>
       </w:r>
     </w:p>
     <w:tbl>
@@ -7319,7 +7599,16 @@
                 <w:sz w:val="19"/>
                 <w:szCs w:val="19"/>
               </w:rPr>
-              <w:t>Product page</w:t>
+              <w:t>Produ</w:t>
+            </w:r>
+            <w:r>
+              <w:rPr>
+                <w:b/>
+                <w:bCs/>
+                <w:sz w:val="19"/>
+                <w:szCs w:val="19"/>
+              </w:rPr>
+              <w:t>ct page</w:t>
             </w:r>
           </w:p>
         </w:tc>
@@ -7418,7 +7707,7 @@
       <w:pPr>
         <w:pStyle w:val="Heading2"/>
       </w:pPr>
-      <w:bookmarkStart w:id="10" w:name="_Toc243676181"/>
+      <w:bookmarkStart w:id="10" w:name="_Toc243679762"/>
       <w:r>
         <w:t>4.3  Product page</w:t>
       </w:r>
@@ -7585,7 +7874,7 @@
       <w:pPr>
         <w:pStyle w:val="Heading2"/>
       </w:pPr>
-      <w:bookmarkStart w:id="11" w:name="_Toc243676182"/>
+      <w:bookmarkStart w:id="11" w:name="_Toc243679763"/>
       <w:r>
         <w:t>4.4  Ratings</w:t>
       </w:r>
@@ -7666,7 +7955,7 @@
       <w:pPr>
         <w:pStyle w:val="Heading2"/>
       </w:pPr>
-      <w:bookmarkStart w:id="12" w:name="_Toc243676183"/>
+      <w:bookmarkStart w:id="12" w:name="_Toc243679764"/>
       <w:r>
         <w:t>4.5  Signing in and signing up</w:t>
       </w:r>
@@ -8019,14 +8308,14 @@
                 <w:sz w:val="19"/>
                 <w:szCs w:val="19"/>
               </w:rPr>
-              <w:t>Shown above the form. A new Google user then chooses a username (same rule) and gives a phone number before the account is created. A Google account whose email already belongs to an account here is not joined to it; the person is asked to sign in with tha</w:t>
-            </w:r>
-            <w:r>
-              <w:rPr>
-                <w:sz w:val="19"/>
-                <w:szCs w:val="19"/>
-              </w:rPr>
-              <w:t>t account instead.</w:t>
+              <w:t>Shown above the form. A new Google user then chooses a username (same rule) and gives a phone number before the account is created. A Google account</w:t>
+            </w:r>
+            <w:r>
+              <w:rPr>
+                <w:sz w:val="19"/>
+                <w:szCs w:val="19"/>
+              </w:rPr>
+              <w:t xml:space="preserve"> whose email already belongs to an account here is not joined to it; the person is asked to sign in with that account instead.</w:t>
             </w:r>
           </w:p>
         </w:tc>
@@ -8203,7 +8492,7 @@
       <w:pPr>
         <w:pStyle w:val="Heading2"/>
       </w:pPr>
-      <w:bookmarkStart w:id="13" w:name="_Toc243676184"/>
+      <w:bookmarkStart w:id="13" w:name="_Toc243679765"/>
       <w:r>
         <w:t>4.6  Confirming the phone number (SMS code)</w:t>
       </w:r>
@@ -8508,9 +8797,9 @@
       <w:pPr>
         <w:pStyle w:val="Heading2"/>
       </w:pPr>
-      <w:bookmarkStart w:id="14" w:name="_Toc243676185"/>
-      <w:r>
-        <w:t>4.7  About page story</w:t>
+      <w:bookmarkStart w:id="14" w:name="_Toc243679766"/>
+      <w:r>
+        <w:t>4.7  Order tickets and Track my order</w:t>
       </w:r>
       <w:bookmarkEnd w:id="14"/>
     </w:p>
@@ -8519,13 +8808,165 @@
         <w:spacing w:after="120" w:line="276" w:lineRule="auto"/>
       </w:pPr>
       <w:r>
-        <w:t>The About page plays a film of the business as the visitor scrolls: Acquisition, Harvest, Valu</w:t>
-      </w:r>
-      <w:r>
-        <w:t>e addition, Packaging and Delivery, each with a card that flies in. Scrolling moves one stage at a time with smooth glides, and the dots allow jumping to a stage. Frames are drawn on a canvas that stays pinned while the section scrolls. The same frames pla</w:t>
-      </w:r>
-      <w:r>
-        <w:t>y in the sign-in screen.</w:t>
+        <w:t>Since 23 October 2026 every order has a ticket like DW-7K3Q9P (migration 038):</w:t>
+      </w:r>
+      <w:r>
+        <w:t xml:space="preserve"> six letters and digits drawn at random, without the easily confused 0, O, 1, I and L, so it says nothing about how many orders exist and the next one can't be guessed. The customer sees it while M-Pesa confirms the payment, on the order page and on each o</w:t>
+      </w:r>
+      <w:r>
+        <w:t>rder in Ordered Goods, and quotes it to the team; the assistant names orders by it too.</w:t>
+      </w:r>
+    </w:p>
+    <w:p>
+      <w:pPr>
+        <w:spacing w:after="120" w:line="276" w:lineRule="auto"/>
+      </w:pPr>
+      <w:r>
+        <w:t>Track my order (</w:t>
+      </w:r>
+      <w:r>
+        <w:rPr>
+          <w:rFonts w:ascii="Consolas" w:eastAsia="Consolas" w:hAnsi="Consolas" w:cs="Consolas"/>
+          <w:color w:val="3B3F3D"/>
+          <w:sz w:val="19"/>
+          <w:szCs w:val="19"/>
+        </w:rPr>
+        <w:t>/track</w:t>
+      </w:r>
+      <w:r>
+        <w:t xml:space="preserve">, </w:t>
+      </w:r>
+      <w:r>
+        <w:rPr>
+          <w:rFonts w:ascii="Consolas" w:eastAsia="Consolas" w:hAnsi="Consolas" w:cs="Consolas"/>
+          <w:color w:val="3B3F3D"/>
+          <w:sz w:val="19"/>
+          <w:szCs w:val="19"/>
+        </w:rPr>
+        <w:t>pages/TrackOrderPage.jsx</w:t>
+      </w:r>
+      <w:r>
+        <w:t>) needs no sign-in: the ticket and the last 3 digits of the phone number on the account. It shows the order in four step</w:t>
+      </w:r>
+      <w:r>
+        <w:t>s - placed, paid, on a delivery, delivered (or cancelled, or being rescheduled) - with the dates, the pickup area, the total and the items, never the customer's name or phone. Signed-out visitors find it in the top links where signed-in customers see Order</w:t>
+      </w:r>
+      <w:r>
+        <w:t>ed Goods, and in the footer; the order page links to it with the ticket filled in. Only website orders can be tracked this way - orders staff open on a trip have no customer phone on record. Five wrong tries lock a ticket for half an hour and the page answ</w:t>
+      </w:r>
+      <w:r>
+        <w:t>ers at most 60 look-ups a minute (the backend keeps count).</w:t>
+      </w:r>
+    </w:p>
+    <w:p>
+      <w:pPr>
+        <w:spacing w:after="120" w:line="276" w:lineRule="auto"/>
+      </w:pPr>
+      <w:r>
+        <w:t>The driver and the vehicle are hidden from customers unless staff switch on Share driver for that delivery (desktop or phone). Then the order page, Ordered Goods and Track my order show the driver's first name, the number plate and the company phone number</w:t>
+      </w:r>
+      <w:r>
+        <w:t xml:space="preserve"> (</w:t>
+      </w:r>
+      <w:r>
+        <w:rPr>
+          <w:rFonts w:ascii="Consolas" w:eastAsia="Consolas" w:hAnsi="Consolas" w:cs="Consolas"/>
+          <w:color w:val="3B3F3D"/>
+          <w:sz w:val="19"/>
+          <w:szCs w:val="19"/>
+        </w:rPr>
+        <w:t>components/DriverNote.jsx</w:t>
+      </w:r>
+      <w:r>
+        <w:t>) - never the driver's own number.</w:t>
+      </w:r>
+    </w:p>
+    <w:p>
+      <w:pPr>
+        <w:keepNext/>
+        <w:spacing w:before="120" w:after="60"/>
+        <w:jc w:val="center"/>
+      </w:pPr>
+      <w:r>
+        <w:rPr>
+          <w:noProof/>
+        </w:rPr>
+        <w:lastRenderedPageBreak/>
+        <w:drawing>
+          <wp:inline distT="0" distB="0" distL="0" distR="0">
+            <wp:extent cx="6096000" cy="4152900"/>
+            <wp:effectExtent l="0" t="0" r="0" b="0"/>
+            <wp:docPr id="4" name="Picture 4"/>
+            <wp:cNvGraphicFramePr>
+              <a:graphicFrameLocks xmlns:a="http://schemas.openxmlformats.org/drawingml/2006/main" noChangeAspect="1"/>
+            </wp:cNvGraphicFramePr>
+            <a:graphic xmlns:a="http://schemas.openxmlformats.org/drawingml/2006/main">
+              <a:graphicData uri="http://schemas.openxmlformats.org/drawingml/2006/picture">
+                <pic:pic xmlns:pic="http://schemas.openxmlformats.org/drawingml/2006/picture">
+                  <pic:nvPicPr>
+                    <pic:cNvPr id="0" name=""/>
+                    <pic:cNvPicPr>
+                      <a:picLocks noChangeAspect="1" noChangeArrowheads="1"/>
+                    </pic:cNvPicPr>
+                  </pic:nvPicPr>
+                  <pic:blipFill>
+                    <a:blip r:embed="rId10"/>
+                    <a:srcRect/>
+                    <a:stretch>
+                      <a:fillRect/>
+                    </a:stretch>
+                  </pic:blipFill>
+                  <pic:spPr bwMode="auto">
+                    <a:xfrm>
+                      <a:off x="0" y="0"/>
+                      <a:ext cx="6096000" cy="4152900"/>
+                    </a:xfrm>
+                    <a:prstGeom prst="rect">
+                      <a:avLst/>
+                    </a:prstGeom>
+                  </pic:spPr>
+                </pic:pic>
+              </a:graphicData>
+            </a:graphic>
+          </wp:inline>
+        </w:drawing>
+      </w:r>
+    </w:p>
+    <w:p>
+      <w:pPr>
+        <w:spacing w:after="220"/>
+        <w:jc w:val="center"/>
+      </w:pPr>
+      <w:r>
+        <w:rPr>
+          <w:i/>
+          <w:iCs/>
+          <w:color w:val="5F6B66"/>
+          <w:sz w:val="18"/>
+          <w:szCs w:val="18"/>
+        </w:rPr>
+        <w:t>Figure 4: Track my order with a made-up order whose driver is shared</w:t>
+      </w:r>
+    </w:p>
+    <w:p>
+      <w:pPr>
+        <w:pStyle w:val="Heading2"/>
+      </w:pPr>
+      <w:bookmarkStart w:id="15" w:name="_Toc243679767"/>
+      <w:r>
+        <w:t>4.8  About page story</w:t>
+      </w:r>
+      <w:bookmarkEnd w:id="15"/>
+    </w:p>
+    <w:p>
+      <w:pPr>
+        <w:spacing w:after="120" w:line="276" w:lineRule="auto"/>
+      </w:pPr>
+      <w:r>
+        <w:t>The About page plays a film of the business as the visitor scrolls: Acquisition, Harvest, Value addition, Packaging and Delivery, each with a card that flies in. Scrolling moves one stage at a time with smooth glides, and the dots allow jumping to a stage.</w:t>
+      </w:r>
+      <w:r>
+        <w:t xml:space="preserve"> Frames are drawn on a canvas that stays pinned while the section scrolls. The same frames play in the sign-in screen.</w:t>
       </w:r>
     </w:p>
     <w:tbl>
@@ -8858,7 +9299,16 @@
                 <w:sz w:val="17"/>
                 <w:szCs w:val="17"/>
               </w:rPr>
-              <w:t>src/components/AuthStory.jsx</w:t>
+              <w:t>src/components/</w:t>
+            </w:r>
+            <w:r>
+              <w:rPr>
+                <w:rFonts w:ascii="Consolas" w:eastAsia="Consolas" w:hAnsi="Consolas" w:cs="Consolas"/>
+                <w:color w:val="3B3F3D"/>
+                <w:sz w:val="17"/>
+                <w:szCs w:val="17"/>
+              </w:rPr>
+              <w:t>AuthStory.jsx</w:t>
             </w:r>
             <w:r>
               <w:rPr>
@@ -8902,20 +9352,13 @@
         <w:spacing w:after="120" w:line="276" w:lineRule="auto"/>
       </w:pPr>
       <w:r>
-        <w:t xml:space="preserve">Below the film (since 23 October 2026) </w:t>
-      </w:r>
-      <w:r>
-        <w:t>the page sets out the company for customers and for payment-provider checks: Who we are, with the registered facts (business name, business registration number, the workshop in Nakuru and where the timber comes from - farms across Central Kenya); How we wo</w:t>
-      </w:r>
-      <w:r>
-        <w:t xml:space="preserve">rk in four numbered steps </w:t>
-      </w:r>
-      <w:r>
-        <w:lastRenderedPageBreak/>
-        <w:t>(sourcing, milling and finishing, ordering and paying, delivery); the mission and vision; What we stand for; Where to find us, with the workshop address and an Open in Google Maps button; and the founder, with a round photo frame.</w:t>
-      </w:r>
-      <w:r>
-        <w:t xml:space="preserve"> The KRA PIN and personal phone numbers are deliberately left off the public page.</w:t>
+        <w:t>Below the film (since 23 October 2026) the page sets out the company for customers and for payment-provider checks: Who we are, with the registered facts (business name, business registration number, the workshop in Nakuru and where the timber comes from -</w:t>
+      </w:r>
+      <w:r>
+        <w:t xml:space="preserve"> farms across Central Kenya); How we work in four numbered steps (sourcing, milling and finishing, ordering and paying, delivery); the mission and vision; What we stand for; Where to find us, with the workshop address and an Open in Google Maps button; and</w:t>
+      </w:r>
+      <w:r>
+        <w:t xml:space="preserve"> the founder, with a round photo frame. The KRA PIN and personal phone numbers are deliberately left off the public page.</w:t>
       </w:r>
     </w:p>
     <w:tbl>
@@ -8974,6 +9417,7 @@
                 <w:sz w:val="19"/>
                 <w:szCs w:val="19"/>
               </w:rPr>
+              <w:lastRenderedPageBreak/>
               <w:t>To change</w:t>
             </w:r>
           </w:p>
@@ -9162,7 +9606,14 @@
                 <w:sz w:val="19"/>
                 <w:szCs w:val="19"/>
               </w:rPr>
-              <w:t xml:space="preserve"> in </w:t>
+              <w:t xml:space="preserve"> </w:t>
+            </w:r>
+            <w:r>
+              <w:rPr>
+                <w:sz w:val="19"/>
+                <w:szCs w:val="19"/>
+              </w:rPr>
+              <w:t xml:space="preserve">in </w:t>
             </w:r>
             <w:r>
               <w:rPr>
@@ -9214,16 +9665,7 @@
                 <w:sz w:val="19"/>
                 <w:szCs w:val="19"/>
               </w:rPr>
-              <w:t>The same facts for search engi</w:t>
-            </w:r>
-            <w:r>
-              <w:rPr>
-                <w:b/>
-                <w:bCs/>
-                <w:sz w:val="19"/>
-                <w:szCs w:val="19"/>
-              </w:rPr>
-              <w:t>nes and payment checks</w:t>
+              <w:t>The same facts for search engines and payment checks</w:t>
             </w:r>
           </w:p>
         </w:tc>
@@ -9279,160 +9721,6 @@
         <w:drawing>
           <wp:inline distT="0" distB="0" distL="0" distR="0">
             <wp:extent cx="6096000" cy="4448175"/>
-            <wp:effectExtent l="0" t="0" r="0" b="0"/>
-            <wp:docPr id="4" name="Picture 4"/>
-            <wp:cNvGraphicFramePr>
-              <a:graphicFrameLocks xmlns:a="http://schemas.openxmlformats.org/drawingml/2006/main" noChangeAspect="1"/>
-            </wp:cNvGraphicFramePr>
-            <a:graphic xmlns:a="http://schemas.openxmlformats.org/drawingml/2006/main">
-              <a:graphicData uri="http://schemas.openxmlformats.org/drawingml/2006/picture">
-                <pic:pic xmlns:pic="http://schemas.openxmlformats.org/drawingml/2006/picture">
-                  <pic:nvPicPr>
-                    <pic:cNvPr id="0" name=""/>
-                    <pic:cNvPicPr>
-                      <a:picLocks noChangeAspect="1" noChangeArrowheads="1"/>
-                    </pic:cNvPicPr>
-                  </pic:nvPicPr>
-                  <pic:blipFill>
-                    <a:blip r:embed="rId10"/>
-                    <a:srcRect/>
-                    <a:stretch>
-                      <a:fillRect/>
-                    </a:stretch>
-                  </pic:blipFill>
-                  <pic:spPr bwMode="auto">
-                    <a:xfrm>
-                      <a:off x="0" y="0"/>
-                      <a:ext cx="6096000" cy="4448175"/>
-                    </a:xfrm>
-                    <a:prstGeom prst="rect">
-                      <a:avLst/>
-                    </a:prstGeom>
-                  </pic:spPr>
-                </pic:pic>
-              </a:graphicData>
-            </a:graphic>
-          </wp:inline>
-        </w:drawing>
-      </w:r>
-    </w:p>
-    <w:p>
-      <w:pPr>
-        <w:spacing w:after="220"/>
-        <w:jc w:val="center"/>
-      </w:pPr>
-      <w:r>
-        <w:rPr>
-          <w:i/>
-          <w:iCs/>
-          <w:color w:val="5F6B66"/>
-          <w:sz w:val="18"/>
-          <w:szCs w:val="18"/>
-        </w:rPr>
-        <w:t>Figure 4: The About page: How we work, mission and vision, What we stand for, Where to find us</w:t>
-      </w:r>
-    </w:p>
-    <w:p>
-      <w:pPr>
-        <w:pStyle w:val="Heading2"/>
-      </w:pPr>
-      <w:bookmarkStart w:id="15" w:name="_Toc243676186"/>
-      <w:r>
-        <w:t>4.8  Help page and support email</w:t>
-      </w:r>
-      <w:bookmarkEnd w:id="15"/>
-    </w:p>
-    <w:p>
-      <w:pPr>
-        <w:spacing w:after="120" w:line="276" w:lineRule="auto"/>
-      </w:pPr>
-      <w:r>
-        <w:t>The Help page's contact buttons sit right under the chat button, before the questions (since 7 October 2026; they used to be at the bottom of the page). The email button opens the Send us an email window (below); the address is shown under the buttons: dat</w:t>
-      </w:r>
-      <w:r>
-        <w:t>eroemwoodsales+support@gmail.com. That is the business Gmail (dateroemwoodsales@gmail.com) with a "+support" tag, so the mail arrives in the business mailbox and a Gmail filter files it under the Customers label. The page, the assistant and the fallback he</w:t>
-      </w:r>
-      <w:r>
-        <w:t>lper all read the contacts from the website server's settings (DWS-WEB-01).</w:t>
-      </w:r>
-    </w:p>
-    <w:p>
-      <w:pPr>
-        <w:pStyle w:val="Heading2"/>
-      </w:pPr>
-      <w:bookmarkStart w:id="16" w:name="_Toc243676187"/>
-      <w:r>
-        <w:lastRenderedPageBreak/>
-        <w:t>4.9  Frequently asked questions</w:t>
-      </w:r>
-      <w:bookmarkEnd w:id="16"/>
-    </w:p>
-    <w:p>
-      <w:pPr>
-        <w:spacing w:after="120" w:line="276" w:lineRule="auto"/>
-      </w:pPr>
-      <w:r>
-        <w:t>Since 7 October 2026 the Help page lists frequently asked questions below the chat button and the contact buttons (</w:t>
-      </w:r>
-      <w:r>
-        <w:rPr>
-          <w:rFonts w:ascii="Consolas" w:eastAsia="Consolas" w:hAnsi="Consolas" w:cs="Consolas"/>
-          <w:color w:val="3B3F3D"/>
-          <w:sz w:val="19"/>
-          <w:szCs w:val="19"/>
-        </w:rPr>
-        <w:t>FaqSection</w:t>
-      </w:r>
-      <w:r>
-        <w:t xml:space="preserve"> in </w:t>
-      </w:r>
-      <w:r>
-        <w:rPr>
-          <w:rFonts w:ascii="Consolas" w:eastAsia="Consolas" w:hAnsi="Consolas" w:cs="Consolas"/>
-          <w:color w:val="3B3F3D"/>
-          <w:sz w:val="19"/>
-          <w:szCs w:val="19"/>
-        </w:rPr>
-        <w:t>src/pages/HelpPage.</w:t>
-      </w:r>
-      <w:r>
-        <w:rPr>
-          <w:rFonts w:ascii="Consolas" w:eastAsia="Consolas" w:hAnsi="Consolas" w:cs="Consolas"/>
-          <w:color w:val="3B3F3D"/>
-          <w:sz w:val="19"/>
-          <w:szCs w:val="19"/>
-        </w:rPr>
-        <w:t>jsx</w:t>
-      </w:r>
-      <w:r>
-        <w:t>). They come from the website server (</w:t>
-      </w:r>
-      <w:r>
-        <w:rPr>
-          <w:rFonts w:ascii="Consolas" w:eastAsia="Consolas" w:hAnsi="Consolas" w:cs="Consolas"/>
-          <w:color w:val="3B3F3D"/>
-          <w:sz w:val="19"/>
-          <w:szCs w:val="19"/>
-        </w:rPr>
-        <w:t>GET /help/faqs</w:t>
-      </w:r>
-      <w:r>
-        <w:t>), grouped by topic in the order admins set, and admins keep them up to date in the desktop app (FAQs) - so a changed feature only needs its answer changed there, not the code.</w:t>
-      </w:r>
-    </w:p>
-    <w:p>
-      <w:pPr>
-        <w:keepNext/>
-        <w:spacing w:before="120" w:after="60"/>
-        <w:jc w:val="center"/>
-      </w:pPr>
-      <w:r>
-        <w:rPr>
-          <w:noProof/>
-        </w:rPr>
-        <w:drawing>
-          <wp:inline distT="0" distB="0" distL="0" distR="0">
-            <wp:extent cx="6096000" cy="4286250"/>
             <wp:effectExtent l="0" t="0" r="0" b="0"/>
             <wp:docPr id="5" name="Picture 5"/>
             <wp:cNvGraphicFramePr>
@@ -9457,7 +9745,7 @@
                   <pic:spPr bwMode="auto">
                     <a:xfrm>
                       <a:off x="0" y="0"/>
-                      <a:ext cx="6096000" cy="4286250"/>
+                      <a:ext cx="6096000" cy="4448175"/>
                     </a:xfrm>
                     <a:prstGeom prst="rect">
                       <a:avLst/>
@@ -9483,91 +9771,52 @@
           <w:sz w:val="18"/>
           <w:szCs w:val="18"/>
         </w:rPr>
-        <w:t>Figure 5: The Help page questions, one of them opened</w:t>
-      </w:r>
-    </w:p>
-    <w:p>
-      <w:pPr>
-        <w:pStyle w:val="ListParagraph"/>
-        <w:numPr>
-          <w:ilvl w:val="0"/>
-          <w:numId w:val="2"/>
-        </w:numPr>
-        <w:spacing w:after="60" w:line="264" w:lineRule="auto"/>
-      </w:pPr>
-      <w:r>
-        <w:t>A search box: every word typed must appear in the question, answer or topic; capitals and punctuation don't count, so "mpesa pin" finds "M-Pesa PIN".</w:t>
-      </w:r>
-    </w:p>
-    <w:p>
-      <w:pPr>
-        <w:pStyle w:val="ListParagraph"/>
-        <w:numPr>
-          <w:ilvl w:val="0"/>
-          <w:numId w:val="2"/>
-        </w:numPr>
-        <w:spacing w:after="60" w:line="264" w:lineRule="auto"/>
-      </w:pPr>
-      <w:r>
-        <w:t xml:space="preserve">Topic buttons (All, Ordering, Payment ...) show one </w:t>
-      </w:r>
-      <w:r>
-        <w:t>topic at a time.</w:t>
-      </w:r>
-    </w:p>
-    <w:p>
-      <w:pPr>
-        <w:pStyle w:val="ListParagraph"/>
-        <w:numPr>
-          <w:ilvl w:val="0"/>
-          <w:numId w:val="2"/>
-        </w:numPr>
-        <w:spacing w:after="60" w:line="264" w:lineRule="auto"/>
-      </w:pPr>
-      <w:r>
-        <w:t>Each question opens to its answer. Lines starting "1. ", "2. " show as numbered steps, and a question can end with a link to the page it is about ("Go to Shipping"), named as in the menu.</w:t>
-      </w:r>
-    </w:p>
-    <w:p>
-      <w:pPr>
-        <w:pStyle w:val="ListParagraph"/>
-        <w:numPr>
-          <w:ilvl w:val="0"/>
-          <w:numId w:val="2"/>
-        </w:numPr>
-        <w:spacing w:after="60" w:line="264" w:lineRule="auto"/>
-      </w:pPr>
-      <w:r>
-        <w:t>With no questions, or when they can't be loaded, th</w:t>
-      </w:r>
-      <w:r>
-        <w:t>e section is left out; the chat and the contacts remain.</w:t>
-      </w:r>
-    </w:p>
-    <w:p>
-      <w:pPr>
-        <w:spacing w:after="60"/>
-      </w:pPr>
-    </w:p>
-    <w:p>
-      <w:pPr>
-        <w:pBdr>
-          <w:left w:val="single" w:sz="24" w:space="8" w:color="8A5A2B"/>
-        </w:pBdr>
-        <w:shd w:val="clear" w:color="auto" w:fill="F6EFE6"/>
-        <w:spacing w:before="120" w:after="180" w:line="264" w:lineRule="auto"/>
-        <w:ind w:left="160" w:right="160"/>
-      </w:pPr>
-      <w:r>
-        <w:rPr>
-          <w:b/>
-          <w:bCs/>
-          <w:color w:val="8A5A2B"/>
-        </w:rPr>
-        <w:t xml:space="preserve">Where to adjust: </w:t>
-      </w:r>
-      <w:r>
-        <w:t xml:space="preserve">Questions and answers: the desktop app, FAQs. Page names for links: </w:t>
+        <w:t>Figure 5: The About page: How we work, mission and vision, What we stand for, Where to find us</w:t>
+      </w:r>
+    </w:p>
+    <w:p>
+      <w:pPr>
+        <w:pStyle w:val="Heading2"/>
+      </w:pPr>
+      <w:bookmarkStart w:id="16" w:name="_Toc243679768"/>
+      <w:r>
+        <w:t>4.9  Help page and support email</w:t>
+      </w:r>
+      <w:bookmarkEnd w:id="16"/>
+    </w:p>
+    <w:p>
+      <w:pPr>
+        <w:spacing w:after="120" w:line="276" w:lineRule="auto"/>
+      </w:pPr>
+      <w:r>
+        <w:t xml:space="preserve">The Help page's contact buttons sit right under the chat button, before the questions (since 7 October 2026; they used to be at </w:t>
+      </w:r>
+      <w:r>
+        <w:t>the bottom of the page). The email button opens the Send us an email window (below); the address is shown under the buttons: dateroemwoodsales+support@gmail.com. That is the business Gmail (dateroemwoodsales@gmail.com) with a "+support" tag, so the mail ar</w:t>
+      </w:r>
+      <w:r>
+        <w:t>rives in the business mailbox and a Gmail filter files it under the Customers label. The page, the assistant and the fallback helper all read the contacts from the website server's settings (DWS-WEB-01).</w:t>
+      </w:r>
+    </w:p>
+    <w:p>
+      <w:pPr>
+        <w:pStyle w:val="Heading2"/>
+      </w:pPr>
+      <w:bookmarkStart w:id="17" w:name="_Toc243679769"/>
+      <w:r>
+        <w:t>4.10  Frequently asked questions</w:t>
+      </w:r>
+      <w:bookmarkEnd w:id="17"/>
+    </w:p>
+    <w:p>
+      <w:pPr>
+        <w:spacing w:after="120" w:line="276" w:lineRule="auto"/>
+      </w:pPr>
+      <w:r>
+        <w:t>Since 7 October 202</w:t>
+      </w:r>
+      <w:r>
+        <w:t>6 the Help page lists frequently asked questions below the chat button and the contact buttons (</w:t>
       </w:r>
       <w:r>
         <w:rPr>
@@ -9576,7 +9825,7 @@
           <w:sz w:val="19"/>
           <w:szCs w:val="19"/>
         </w:rPr>
-        <w:t>PAGE_NAMES</w:t>
+        <w:t>FaqSection</w:t>
       </w:r>
       <w:r>
         <w:t xml:space="preserve"> in </w:t>
@@ -9591,7 +9840,7 @@
         <w:t>src/pages/HelpPage.jsx</w:t>
       </w:r>
       <w:r>
-        <w:t xml:space="preserve"> and </w:t>
+        <w:t>). They come from the website server (</w:t>
       </w:r>
       <w:r>
         <w:rPr>
@@ -9600,86 +9849,13 @@
           <w:sz w:val="19"/>
           <w:szCs w:val="19"/>
         </w:rPr>
-        <w:t>PAGES</w:t>
-      </w:r>
-      <w:r>
-        <w:t xml:space="preserve"> in the desktop app's </w:t>
-      </w:r>
-      <w:r>
-        <w:rPr>
-          <w:rFonts w:ascii="Consolas" w:eastAsia="Consolas" w:hAnsi="Consolas" w:cs="Consolas"/>
-          <w:color w:val="3B3F3D"/>
-          <w:sz w:val="19"/>
-          <w:szCs w:val="19"/>
-        </w:rPr>
-        <w:t>ui/sections/faqs_section.py</w:t>
-      </w:r>
-      <w:r>
-        <w:t xml:space="preserve"> (keep them the same). Styles: </w:t>
-      </w:r>
-      <w:r>
-        <w:rPr>
-          <w:rFonts w:ascii="Consolas" w:eastAsia="Consolas" w:hAnsi="Consolas" w:cs="Consolas"/>
-          <w:color w:val="3B3F3D"/>
-          <w:sz w:val="19"/>
-          <w:szCs w:val="19"/>
-        </w:rPr>
-        <w:t>.help-faq</w:t>
-      </w:r>
-      <w:r>
-        <w:t xml:space="preserve"> in </w:t>
-      </w:r>
-      <w:r>
-        <w:rPr>
-          <w:rFonts w:ascii="Consolas" w:eastAsia="Consolas" w:hAnsi="Consolas" w:cs="Consolas"/>
-          <w:color w:val="3B3F3D"/>
-          <w:sz w:val="19"/>
-          <w:szCs w:val="19"/>
-        </w:rPr>
-        <w:t>src/styles/index.css</w:t>
-      </w:r>
-      <w:r>
-        <w:t>.</w:t>
-      </w:r>
-    </w:p>
-    <w:p>
-      <w:pPr>
-        <w:pStyle w:val="Heading2"/>
-      </w:pPr>
-      <w:bookmarkStart w:id="17" w:name="_Toc243676188"/>
-      <w:r>
-        <w:t>4.10  Send us an email</w:t>
-      </w:r>
-      <w:bookmarkEnd w:id="17"/>
-    </w:p>
-    <w:p>
-      <w:pPr>
-        <w:spacing w:after="120" w:line="276" w:lineRule="auto"/>
-      </w:pPr>
-      <w:r>
-        <w:t>Since 7 October 2026 a customer can write to the support team on the site itself - "just like what they would have done in their outlook or gmail web", without opening</w:t>
-      </w:r>
-      <w:r>
-        <w:t xml:space="preserve"> an email app (sent by the website server, see the Website Server document). "i want that email thingy to appear once some one clicks on the email": the form is a window over the page (</w:t>
-      </w:r>
-      <w:r>
-        <w:rPr>
-          <w:rFonts w:ascii="Consolas" w:eastAsia="Consolas" w:hAnsi="Consolas" w:cs="Consolas"/>
-          <w:color w:val="3B3F3D"/>
-          <w:sz w:val="19"/>
-          <w:szCs w:val="19"/>
-        </w:rPr>
-        <w:t>src/components/EmailDialog.jsx</w:t>
-      </w:r>
-      <w:r>
-        <w:t xml:space="preserve">), opened by the Send us an email button </w:t>
-      </w:r>
-      <w:r>
-        <w:t xml:space="preserve">on the </w:t>
-      </w:r>
-      <w:r>
-        <w:lastRenderedPageBreak/>
-        <w:t>Help page and on the Bulk Orders page, where the subject starts as "Bulk order enquiry". While the website server has no email settings, the same buttons open the visitor's email app as before.</w:t>
+        <w:t>GET /help/faqs</w:t>
+      </w:r>
+      <w:r>
+        <w:t xml:space="preserve">), grouped by topic in the order admins set, and admins keep them up to </w:t>
+      </w:r>
+      <w:r>
+        <w:t>date in the desktop app (FAQs) - so a changed feature only needs its answer changed there, not the code.</w:t>
       </w:r>
     </w:p>
     <w:p>
@@ -9692,6 +9868,7 @@
         <w:rPr>
           <w:noProof/>
         </w:rPr>
+        <w:lastRenderedPageBreak/>
         <w:drawing>
           <wp:inline distT="0" distB="0" distL="0" distR="0">
             <wp:extent cx="6096000" cy="4286250"/>
@@ -9745,17 +9922,211 @@
           <w:sz w:val="18"/>
           <w:szCs w:val="18"/>
         </w:rPr>
-        <w:t>Figure 6: The Help page: chat button, then the contac</w:t>
-      </w:r>
+        <w:t>Figure 6: The Help page questions, one of them opened</w:t>
+      </w:r>
+    </w:p>
+    <w:p>
+      <w:pPr>
+        <w:pStyle w:val="ListParagraph"/>
+        <w:numPr>
+          <w:ilvl w:val="0"/>
+          <w:numId w:val="2"/>
+        </w:numPr>
+        <w:spacing w:after="60" w:line="264" w:lineRule="auto"/>
+      </w:pPr>
+      <w:r>
+        <w:t>A search box: every word typed must appear in the question, answer or topic; capitals and punct</w:t>
+      </w:r>
+      <w:r>
+        <w:t>uation don't count, so "mpesa pin" finds "M-Pesa PIN".</w:t>
+      </w:r>
+    </w:p>
+    <w:p>
+      <w:pPr>
+        <w:pStyle w:val="ListParagraph"/>
+        <w:numPr>
+          <w:ilvl w:val="0"/>
+          <w:numId w:val="2"/>
+        </w:numPr>
+        <w:spacing w:after="60" w:line="264" w:lineRule="auto"/>
+      </w:pPr>
+      <w:r>
+        <w:t>Topic buttons (All, Ordering, Payment ...) show one topic at a time.</w:t>
+      </w:r>
+    </w:p>
+    <w:p>
+      <w:pPr>
+        <w:pStyle w:val="ListParagraph"/>
+        <w:numPr>
+          <w:ilvl w:val="0"/>
+          <w:numId w:val="2"/>
+        </w:numPr>
+        <w:spacing w:after="60" w:line="264" w:lineRule="auto"/>
+      </w:pPr>
+      <w:r>
+        <w:t>Each question opens to its answer. Lines starting "1. ", "2. " show as numbered steps, and a question can end with a link to the pag</w:t>
+      </w:r>
+      <w:r>
+        <w:t>e it is about ("Go to Shipping"), named as in the menu.</w:t>
+      </w:r>
+    </w:p>
+    <w:p>
+      <w:pPr>
+        <w:pStyle w:val="ListParagraph"/>
+        <w:numPr>
+          <w:ilvl w:val="0"/>
+          <w:numId w:val="2"/>
+        </w:numPr>
+        <w:spacing w:after="60" w:line="264" w:lineRule="auto"/>
+      </w:pPr>
+      <w:r>
+        <w:t>With no questions, or when they can't be loaded, the section is left out; the chat and the contacts remain.</w:t>
+      </w:r>
+    </w:p>
+    <w:p>
+      <w:pPr>
+        <w:spacing w:after="60"/>
+      </w:pPr>
+    </w:p>
+    <w:p>
+      <w:pPr>
+        <w:pBdr>
+          <w:left w:val="single" w:sz="24" w:space="8" w:color="8A5A2B"/>
+        </w:pBdr>
+        <w:shd w:val="clear" w:color="auto" w:fill="F6EFE6"/>
+        <w:spacing w:before="120" w:after="180" w:line="264" w:lineRule="auto"/>
+        <w:ind w:left="160" w:right="160"/>
+      </w:pPr>
       <w:r>
         <w:rPr>
-          <w:i/>
-          <w:iCs/>
-          <w:color w:val="5F6B66"/>
-          <w:sz w:val="18"/>
-          <w:szCs w:val="18"/>
+          <w:b/>
+          <w:bCs/>
+          <w:color w:val="8A5A2B"/>
         </w:rPr>
-        <w:t>t buttons, then the questions</w:t>
+        <w:t xml:space="preserve">Where to adjust: </w:t>
+      </w:r>
+      <w:r>
+        <w:t xml:space="preserve">Questions and answers: the desktop app, FAQs. Page names for links: </w:t>
+      </w:r>
+      <w:r>
+        <w:rPr>
+          <w:rFonts w:ascii="Consolas" w:eastAsia="Consolas" w:hAnsi="Consolas" w:cs="Consolas"/>
+          <w:color w:val="3B3F3D"/>
+          <w:sz w:val="19"/>
+          <w:szCs w:val="19"/>
+        </w:rPr>
+        <w:t>PAGE_N</w:t>
+      </w:r>
+      <w:r>
+        <w:rPr>
+          <w:rFonts w:ascii="Consolas" w:eastAsia="Consolas" w:hAnsi="Consolas" w:cs="Consolas"/>
+          <w:color w:val="3B3F3D"/>
+          <w:sz w:val="19"/>
+          <w:szCs w:val="19"/>
+        </w:rPr>
+        <w:t>AMES</w:t>
+      </w:r>
+      <w:r>
+        <w:t xml:space="preserve"> in </w:t>
+      </w:r>
+      <w:r>
+        <w:rPr>
+          <w:rFonts w:ascii="Consolas" w:eastAsia="Consolas" w:hAnsi="Consolas" w:cs="Consolas"/>
+          <w:color w:val="3B3F3D"/>
+          <w:sz w:val="19"/>
+          <w:szCs w:val="19"/>
+        </w:rPr>
+        <w:t>src/pages/HelpPage.jsx</w:t>
+      </w:r>
+      <w:r>
+        <w:t xml:space="preserve"> and </w:t>
+      </w:r>
+      <w:r>
+        <w:rPr>
+          <w:rFonts w:ascii="Consolas" w:eastAsia="Consolas" w:hAnsi="Consolas" w:cs="Consolas"/>
+          <w:color w:val="3B3F3D"/>
+          <w:sz w:val="19"/>
+          <w:szCs w:val="19"/>
+        </w:rPr>
+        <w:t>PAGES</w:t>
+      </w:r>
+      <w:r>
+        <w:t xml:space="preserve"> in the desktop app's </w:t>
+      </w:r>
+      <w:r>
+        <w:rPr>
+          <w:rFonts w:ascii="Consolas" w:eastAsia="Consolas" w:hAnsi="Consolas" w:cs="Consolas"/>
+          <w:color w:val="3B3F3D"/>
+          <w:sz w:val="19"/>
+          <w:szCs w:val="19"/>
+        </w:rPr>
+        <w:t>ui/sections/faqs_section.py</w:t>
+      </w:r>
+      <w:r>
+        <w:t xml:space="preserve"> (keep them the same). Styles: </w:t>
+      </w:r>
+      <w:r>
+        <w:rPr>
+          <w:rFonts w:ascii="Consolas" w:eastAsia="Consolas" w:hAnsi="Consolas" w:cs="Consolas"/>
+          <w:color w:val="3B3F3D"/>
+          <w:sz w:val="19"/>
+          <w:szCs w:val="19"/>
+        </w:rPr>
+        <w:t>.help-faq</w:t>
+      </w:r>
+      <w:r>
+        <w:t xml:space="preserve"> in </w:t>
+      </w:r>
+      <w:r>
+        <w:rPr>
+          <w:rFonts w:ascii="Consolas" w:eastAsia="Consolas" w:hAnsi="Consolas" w:cs="Consolas"/>
+          <w:color w:val="3B3F3D"/>
+          <w:sz w:val="19"/>
+          <w:szCs w:val="19"/>
+        </w:rPr>
+        <w:t>src/styles/index.css</w:t>
+      </w:r>
+      <w:r>
+        <w:t>.</w:t>
+      </w:r>
+    </w:p>
+    <w:p>
+      <w:pPr>
+        <w:pStyle w:val="Heading2"/>
+      </w:pPr>
+      <w:bookmarkStart w:id="18" w:name="_Toc243679770"/>
+      <w:r>
+        <w:t>4.11  Send us an email</w:t>
+      </w:r>
+      <w:bookmarkEnd w:id="18"/>
+    </w:p>
+    <w:p>
+      <w:pPr>
+        <w:spacing w:after="120" w:line="276" w:lineRule="auto"/>
+      </w:pPr>
+      <w:r>
+        <w:t>Since 7 October 2026 a customer can write to the support team on the site itse</w:t>
+      </w:r>
+      <w:r>
+        <w:t>lf - "just like what they would have done in their outlook or gmail web", without opening an email app (sent by the website server, see the Website Server document). "i want that email thingy to appear once some one clicks on the email": the form is a wind</w:t>
+      </w:r>
+      <w:r>
+        <w:t>ow over the page (</w:t>
+      </w:r>
+      <w:r>
+        <w:rPr>
+          <w:rFonts w:ascii="Consolas" w:eastAsia="Consolas" w:hAnsi="Consolas" w:cs="Consolas"/>
+          <w:color w:val="3B3F3D"/>
+          <w:sz w:val="19"/>
+          <w:szCs w:val="19"/>
+        </w:rPr>
+        <w:t>src/components/EmailDialog.jsx</w:t>
+      </w:r>
+      <w:r>
+        <w:t>), opened by the Send us an email button on the Help page and on the Bulk Orders page, where the subject starts as "Bulk order enquiry". While the website server has no email settings, the same buttons open t</w:t>
+      </w:r>
+      <w:r>
+        <w:t>he visitor's email app as before.</w:t>
       </w:r>
     </w:p>
     <w:p>
@@ -9822,258 +10193,7 @@
           <w:sz w:val="18"/>
           <w:szCs w:val="18"/>
         </w:rPr>
-        <w:t>Figure 7: The Send us an email window (sample customer), with the suggestion for a mistyped address</w:t>
-      </w:r>
-    </w:p>
-    <w:p>
-      <w:pPr>
-        <w:pStyle w:val="ListParagraph"/>
-        <w:numPr>
-          <w:ilvl w:val="0"/>
-          <w:numId w:val="2"/>
-        </w:numPr>
-        <w:spacing w:after="60" w:line="264" w:lineRule="auto"/>
-      </w:pPr>
-      <w:r>
-        <w:t>To is fixed (the support team); the customer fills in their name, email, an optional phone number, a subject and the message</w:t>
-      </w:r>
-      <w:r>
-        <w:t xml:space="preserve"> (10 to 4,000 characters, with a counter).</w:t>
-      </w:r>
-    </w:p>
-    <w:p>
-      <w:pPr>
-        <w:pStyle w:val="ListParagraph"/>
-        <w:numPr>
-          <w:ilvl w:val="0"/>
-          <w:numId w:val="2"/>
-        </w:numPr>
-        <w:spacing w:after="60" w:line="264" w:lineRule="auto"/>
-      </w:pPr>
-      <w:r>
-        <w:t>Which desk (since 17 October 2026): the Help page writes to the support desk (+support); the Bulk Orders page to the orders desk (+orders), whose copies and replies also come from +orders.</w:t>
-      </w:r>
-    </w:p>
-    <w:p>
-      <w:pPr>
-        <w:pStyle w:val="ListParagraph"/>
-        <w:numPr>
-          <w:ilvl w:val="0"/>
-          <w:numId w:val="2"/>
-        </w:numPr>
-        <w:spacing w:after="60" w:line="264" w:lineRule="auto"/>
-      </w:pPr>
-      <w:r>
-        <w:t>Signed in: the phone fie</w:t>
-      </w:r>
-      <w:r>
-        <w:t>ld starts with the phone number on the account.</w:t>
-      </w:r>
-    </w:p>
-    <w:p>
-      <w:pPr>
-        <w:pStyle w:val="ListParagraph"/>
-        <w:numPr>
-          <w:ilvl w:val="0"/>
-          <w:numId w:val="2"/>
-        </w:numPr>
-        <w:spacing w:after="60" w:line="264" w:lineRule="auto"/>
-      </w:pPr>
-      <w:r>
-        <w:t>Signed in: name and email come from the account and can't be changed ("From your account - we reply here"). Not signed in: a mistyped address gets a suggestion, as at sign-up ("Did you mean ...@gmail.com?").</w:t>
-      </w:r>
-    </w:p>
-    <w:p>
-      <w:pPr>
-        <w:pStyle w:val="ListParagraph"/>
-        <w:numPr>
-          <w:ilvl w:val="0"/>
-          <w:numId w:val="2"/>
-        </w:numPr>
-        <w:spacing w:after="60" w:line="264" w:lineRule="auto"/>
-      </w:pPr>
-      <w:r>
-        <w:t>After Send: "Sent", the address the reply will go to, and whether a copy (signed in) or a short confirmation (not signed in) is on its way; "Write another" clears subject and message.</w:t>
-      </w:r>
-    </w:p>
-    <w:p>
-      <w:pPr>
-        <w:pStyle w:val="ListParagraph"/>
-        <w:numPr>
-          <w:ilvl w:val="0"/>
-          <w:numId w:val="2"/>
-        </w:numPr>
-        <w:spacing w:after="60" w:line="264" w:lineRule="auto"/>
-      </w:pPr>
-      <w:r>
-        <w:t>A hidden field only bots fill in, and the time the form was open, help t</w:t>
-      </w:r>
-      <w:r>
-        <w:t>he server spot automated sending.</w:t>
-      </w:r>
-    </w:p>
-    <w:p>
-      <w:pPr>
-        <w:pStyle w:val="ListParagraph"/>
-        <w:numPr>
-          <w:ilvl w:val="0"/>
-          <w:numId w:val="2"/>
-        </w:numPr>
-        <w:spacing w:after="60" w:line="264" w:lineRule="auto"/>
-      </w:pPr>
-      <w:r>
-        <w:t>At the bottom, "Prefer your own email app? Open it" opens the visitor's email app with the subject and message typed so far, and the address is shown to copy.</w:t>
-      </w:r>
-    </w:p>
-    <w:p>
-      <w:pPr>
-        <w:pStyle w:val="ListParagraph"/>
-        <w:numPr>
-          <w:ilvl w:val="0"/>
-          <w:numId w:val="2"/>
-        </w:numPr>
-        <w:spacing w:after="60" w:line="264" w:lineRule="auto"/>
-      </w:pPr>
-      <w:r>
-        <w:t>The window closes with the cross, Escape or a click outside it.</w:t>
-      </w:r>
-      <w:r>
-        <w:t xml:space="preserve"> Closing keeps what was typed until the page is left; after Send, Done closes it and the next one starts with an empty subject and message.</w:t>
-      </w:r>
-    </w:p>
-    <w:p>
-      <w:pPr>
-        <w:spacing w:after="60"/>
-      </w:pPr>
-    </w:p>
-    <w:p>
-      <w:pPr>
-        <w:pBdr>
-          <w:left w:val="single" w:sz="24" w:space="8" w:color="8A5A2B"/>
-        </w:pBdr>
-        <w:shd w:val="clear" w:color="auto" w:fill="F6EFE6"/>
-        <w:spacing w:before="120" w:after="180" w:line="264" w:lineRule="auto"/>
-        <w:ind w:left="160" w:right="160"/>
-      </w:pPr>
-      <w:r>
-        <w:rPr>
-          <w:b/>
-          <w:bCs/>
-          <w:color w:val="8A5A2B"/>
-        </w:rPr>
-        <w:t xml:space="preserve">Where to adjust: </w:t>
-      </w:r>
-      <w:r>
-        <w:t xml:space="preserve">Wording, fields and the Bulk Orders subject: </w:t>
-      </w:r>
-      <w:r>
-        <w:rPr>
-          <w:rFonts w:ascii="Consolas" w:eastAsia="Consolas" w:hAnsi="Consolas" w:cs="Consolas"/>
-          <w:color w:val="3B3F3D"/>
-          <w:sz w:val="19"/>
-          <w:szCs w:val="19"/>
-        </w:rPr>
-        <w:t>src/components/EmailDialog.jsx</w:t>
-      </w:r>
-      <w:r>
-        <w:t xml:space="preserve"> and </w:t>
-      </w:r>
-      <w:r>
-        <w:rPr>
-          <w:rFonts w:ascii="Consolas" w:eastAsia="Consolas" w:hAnsi="Consolas" w:cs="Consolas"/>
-          <w:color w:val="3B3F3D"/>
-          <w:sz w:val="19"/>
-          <w:szCs w:val="19"/>
-        </w:rPr>
-        <w:t>BULK_SUBJECT</w:t>
-      </w:r>
-      <w:r>
-        <w:t xml:space="preserve"> in </w:t>
-      </w:r>
-      <w:r>
-        <w:rPr>
-          <w:rFonts w:ascii="Consolas" w:eastAsia="Consolas" w:hAnsi="Consolas" w:cs="Consolas"/>
-          <w:color w:val="3B3F3D"/>
-          <w:sz w:val="19"/>
-          <w:szCs w:val="19"/>
-        </w:rPr>
-        <w:t>sr</w:t>
-      </w:r>
-      <w:r>
-        <w:rPr>
-          <w:rFonts w:ascii="Consolas" w:eastAsia="Consolas" w:hAnsi="Consolas" w:cs="Consolas"/>
-          <w:color w:val="3B3F3D"/>
-          <w:sz w:val="19"/>
-          <w:szCs w:val="19"/>
-        </w:rPr>
-        <w:t>c/pages/HeavyOrderPage.jsx</w:t>
-      </w:r>
-      <w:r>
-        <w:t xml:space="preserve">. Styles: </w:t>
-      </w:r>
-      <w:r>
-        <w:rPr>
-          <w:rFonts w:ascii="Consolas" w:eastAsia="Consolas" w:hAnsi="Consolas" w:cs="Consolas"/>
-          <w:color w:val="3B3F3D"/>
-          <w:sz w:val="19"/>
-          <w:szCs w:val="19"/>
-        </w:rPr>
-        <w:t>.email-modal</w:t>
-      </w:r>
-      <w:r>
-        <w:t xml:space="preserve"> and </w:t>
-      </w:r>
-      <w:r>
-        <w:rPr>
-          <w:rFonts w:ascii="Consolas" w:eastAsia="Consolas" w:hAnsi="Consolas" w:cs="Consolas"/>
-          <w:color w:val="3B3F3D"/>
-          <w:sz w:val="19"/>
-          <w:szCs w:val="19"/>
-        </w:rPr>
-        <w:t>.help-email</w:t>
-      </w:r>
-      <w:r>
-        <w:t xml:space="preserve"> in </w:t>
-      </w:r>
-      <w:r>
-        <w:rPr>
-          <w:rFonts w:ascii="Consolas" w:eastAsia="Consolas" w:hAnsi="Consolas" w:cs="Consolas"/>
-          <w:color w:val="3B3F3D"/>
-          <w:sz w:val="19"/>
-          <w:szCs w:val="19"/>
-        </w:rPr>
-        <w:t>src/styles/index.css</w:t>
-      </w:r>
-      <w:r>
-        <w:t>.</w:t>
-      </w:r>
-    </w:p>
-    <w:p>
-      <w:pPr>
-        <w:pStyle w:val="Heading2"/>
-      </w:pPr>
-      <w:bookmarkStart w:id="18" w:name="_Toc243676189"/>
-      <w:r>
-        <w:t>4.11  Bulk order pictures</w:t>
-      </w:r>
-      <w:bookmarkEnd w:id="18"/>
-    </w:p>
-    <w:p>
-      <w:pPr>
-        <w:spacing w:after="120" w:line="276" w:lineRule="auto"/>
-      </w:pPr>
-      <w:r>
-        <w:t xml:space="preserve">Since 9 October 2026 the Bulk Orders page shows what a bulk order looks like: "pictures that can be used to show case what bulk orders look </w:t>
-      </w:r>
-      <w:r>
-        <w:t xml:space="preserve">like so that customers can see a template of what is meant by bulk orders ... </w:t>
-      </w:r>
-      <w:r>
-        <w:lastRenderedPageBreak/>
-        <w:t>like a slide". The pictures are not products; Marketers, Admins and the SuperAdmin keep them in Marketing in the phone and desktop apps (see those documents). With no pictures, t</w:t>
-      </w:r>
-      <w:r>
-        <w:t>he page is as before.</w:t>
+        <w:t>Figure 7: The Help page: chat button, then the contact buttons, then the questions</w:t>
       </w:r>
     </w:p>
     <w:p>
@@ -10139,7 +10259,7 @@
           <w:sz w:val="18"/>
           <w:szCs w:val="18"/>
         </w:rPr>
-        <w:t>Figure 8: The Bulk Orders page with its slideshow (sample pictures)</w:t>
+        <w:t>Figure 8: The Send us an email window (sample customer), with the suggestion for a mistyped address</w:t>
       </w:r>
     </w:p>
     <w:p>
@@ -10152,7 +10272,11 @@
         <w:spacing w:after="60" w:line="264" w:lineRule="auto"/>
       </w:pPr>
       <w:r>
-        <w:t>One picture at a time, cross-fading to the next every 5 seconds. It waits while the mouse is over it, a finger is on it or it has the keyboard focus, and while the tab is in the background; after any change the next one is a full 5 seconds away.</w:t>
+        <w:lastRenderedPageBreak/>
+        <w:t>To is fixed (the support team); the</w:t>
+      </w:r>
+      <w:r>
+        <w:t xml:space="preserve"> customer fills in their name, email, an optional phone number, a subject and the message (10 to 4,000 characters, with a counter).</w:t>
       </w:r>
     </w:p>
     <w:p>
@@ -10165,10 +10289,7 @@
         <w:spacing w:after="60" w:line="264" w:lineRule="auto"/>
       </w:pPr>
       <w:r>
-        <w:t xml:space="preserve">Arrows at </w:t>
-      </w:r>
-      <w:r>
-        <w:t>the sides, dots underneath (the current one a wood bar), the left and right arrow keys, and a swipe on a phone.</w:t>
+        <w:t>Which desk (since 17 October 2026): the Help page writes to the support desk (+support); the Bulk Orders page to the orders desk (+orders), whose copies and replies also come from +orders.</w:t>
       </w:r>
     </w:p>
     <w:p>
@@ -10181,10 +10302,10 @@
         <w:spacing w:after="60" w:line="264" w:lineRule="auto"/>
       </w:pPr>
       <w:r>
-        <w:t>Each picture is shown whole - upright phone photos are not cut - over a blurred, darkened copy of itself that fills the frame (16:9 on a compute</w:t>
-      </w:r>
-      <w:r>
-        <w:t>r, 4:3 on a phone). The caption, when there is one, sits along the bottom.</w:t>
+        <w:t>Signed in: the phone field starts with the phone number on the acco</w:t>
+      </w:r>
+      <w:r>
+        <w:t>unt.</w:t>
       </w:r>
     </w:p>
     <w:p>
@@ -10197,7 +10318,68 @@
         <w:spacing w:after="60" w:line="264" w:lineRule="auto"/>
       </w:pPr>
       <w:r>
-        <w:t>Visitors who have asked their device for less motion get no automatic changes or fades: the picture stays until they move it.</w:t>
+        <w:t>Signed in: name and email come from the account and can't be changed ("From your account - we reply here"). Not signed in: a mistyped address gets a suggestion, as at sign-up ("Did you mean ...@gmail.com?").</w:t>
+      </w:r>
+    </w:p>
+    <w:p>
+      <w:pPr>
+        <w:pStyle w:val="ListParagraph"/>
+        <w:numPr>
+          <w:ilvl w:val="0"/>
+          <w:numId w:val="2"/>
+        </w:numPr>
+        <w:spacing w:after="60" w:line="264" w:lineRule="auto"/>
+      </w:pPr>
+      <w:r>
+        <w:t>After Send: "Sent", the address the reply w</w:t>
+      </w:r>
+      <w:r>
+        <w:t>ill go to, and whether a copy (signed in) or a short confirmation (not signed in) is on its way; "Write another" clears subject and message.</w:t>
+      </w:r>
+    </w:p>
+    <w:p>
+      <w:pPr>
+        <w:pStyle w:val="ListParagraph"/>
+        <w:numPr>
+          <w:ilvl w:val="0"/>
+          <w:numId w:val="2"/>
+        </w:numPr>
+        <w:spacing w:after="60" w:line="264" w:lineRule="auto"/>
+      </w:pPr>
+      <w:r>
+        <w:t>A hidden field only bots fill in, and the time the form was open, help the server spot automated sending.</w:t>
+      </w:r>
+    </w:p>
+    <w:p>
+      <w:pPr>
+        <w:pStyle w:val="ListParagraph"/>
+        <w:numPr>
+          <w:ilvl w:val="0"/>
+          <w:numId w:val="2"/>
+        </w:numPr>
+        <w:spacing w:after="60" w:line="264" w:lineRule="auto"/>
+      </w:pPr>
+      <w:r>
+        <w:t>At the bo</w:t>
+      </w:r>
+      <w:r>
+        <w:t>ttom, "Prefer your own email app? Open it" opens the visitor's email app with the subject and message typed so far, and the address is shown to copy.</w:t>
+      </w:r>
+    </w:p>
+    <w:p>
+      <w:pPr>
+        <w:pStyle w:val="ListParagraph"/>
+        <w:numPr>
+          <w:ilvl w:val="0"/>
+          <w:numId w:val="2"/>
+        </w:numPr>
+        <w:spacing w:after="60" w:line="264" w:lineRule="auto"/>
+      </w:pPr>
+      <w:r>
+        <w:t>The window closes with the cross, Escape or a click outside it. Closing keeps what was typed until the pag</w:t>
+      </w:r>
+      <w:r>
+        <w:t>e is left; after Send, Done closes it and the next one starts with an empty subject and message.</w:t>
       </w:r>
     </w:p>
     <w:p>
@@ -10223,7 +10405,7 @@
         <w:t xml:space="preserve">Where to adjust: </w:t>
       </w:r>
       <w:r>
-        <w:t xml:space="preserve">Timing and swipe distance: </w:t>
+        <w:t xml:space="preserve">Wording, fields and the Bulk Orders subject: </w:t>
       </w:r>
       <w:r>
         <w:rPr>
@@ -10232,7 +10414,7 @@
           <w:sz w:val="19"/>
           <w:szCs w:val="19"/>
         </w:rPr>
-        <w:t>ADVANCE_MS</w:t>
+        <w:t>src/components/EmailDialog.jsx</w:t>
       </w:r>
       <w:r>
         <w:t xml:space="preserve"> and </w:t>
@@ -10244,22 +10426,10 @@
           <w:sz w:val="19"/>
           <w:szCs w:val="19"/>
         </w:rPr>
-        <w:t>SWIPE_PX</w:t>
+        <w:t>BULK_SUBJECT</w:t>
       </w:r>
       <w:r>
         <w:t xml:space="preserve"> in </w:t>
-      </w:r>
-      <w:r>
-        <w:rPr>
-          <w:rFonts w:ascii="Consolas" w:eastAsia="Consolas" w:hAnsi="Consolas" w:cs="Consolas"/>
-          <w:color w:val="3B3F3D"/>
-          <w:sz w:val="19"/>
-          <w:szCs w:val="19"/>
-        </w:rPr>
-        <w:t>src/components/ShowcaseSlider.jsx</w:t>
-      </w:r>
-      <w:r>
-        <w:t xml:space="preserve">. Heading: </w:t>
       </w:r>
       <w:r>
         <w:rPr>
@@ -10280,7 +10450,28 @@
           <w:sz w:val="19"/>
           <w:szCs w:val="19"/>
         </w:rPr>
-        <w:t>.showcase</w:t>
+        <w:t>.email-</w:t>
+      </w:r>
+      <w:r>
+        <w:rPr>
+          <w:rFonts w:ascii="Consolas" w:eastAsia="Consolas" w:hAnsi="Consolas" w:cs="Consolas"/>
+          <w:color w:val="3B3F3D"/>
+          <w:sz w:val="19"/>
+          <w:szCs w:val="19"/>
+        </w:rPr>
+        <w:t>modal</w:t>
+      </w:r>
+      <w:r>
+        <w:t xml:space="preserve"> and </w:t>
+      </w:r>
+      <w:r>
+        <w:rPr>
+          <w:rFonts w:ascii="Consolas" w:eastAsia="Consolas" w:hAnsi="Consolas" w:cs="Consolas"/>
+          <w:color w:val="3B3F3D"/>
+          <w:sz w:val="19"/>
+          <w:szCs w:val="19"/>
+        </w:rPr>
+        <w:t>.help-email</w:t>
       </w:r>
       <w:r>
         <w:t xml:space="preserve"> in </w:t>
@@ -10302,9 +10493,9 @@
       <w:pPr>
         <w:pStyle w:val="Heading2"/>
       </w:pPr>
-      <w:bookmarkStart w:id="19" w:name="_Toc243676190"/>
-      <w:r>
-        <w:t>4.12  Chat assistant and nudges</w:t>
+      <w:bookmarkStart w:id="19" w:name="_Toc243679771"/>
+      <w:r>
+        <w:t>4.12  Bulk order pictures</w:t>
       </w:r>
       <w:bookmarkEnd w:id="19"/>
     </w:p>
@@ -10313,116 +10504,10 @@
         <w:spacing w:after="120" w:line="276" w:lineRule="auto"/>
       </w:pPr>
       <w:r>
-        <w:t xml:space="preserve">See the AI Assistant document (DWS-BE-04). Timings are in </w:t>
-      </w:r>
-      <w:r>
-        <w:rPr>
-          <w:rFonts w:ascii="Consolas" w:eastAsia="Consolas" w:hAnsi="Consolas" w:cs="Consolas"/>
-          <w:color w:val="3B3F3D"/>
-          <w:sz w:val="19"/>
-          <w:szCs w:val="19"/>
-        </w:rPr>
-        <w:t>NUDGE_TIMING</w:t>
-      </w:r>
-      <w:r>
-        <w:t xml:space="preserve"> in </w:t>
-      </w:r>
-      <w:r>
-        <w:rPr>
-          <w:rFonts w:ascii="Consolas" w:eastAsia="Consolas" w:hAnsi="Consolas" w:cs="Consolas"/>
-          <w:color w:val="3B3F3D"/>
-          <w:sz w:val="19"/>
-          <w:szCs w:val="19"/>
-        </w:rPr>
-        <w:t>src/context/Chat</w:t>
-      </w:r>
-      <w:r>
-        <w:rPr>
-          <w:rFonts w:ascii="Consolas" w:eastAsia="Consolas" w:hAnsi="Consolas" w:cs="Consolas"/>
-          <w:color w:val="3B3F3D"/>
-          <w:sz w:val="19"/>
-          <w:szCs w:val="19"/>
-        </w:rPr>
-        <w:t>NudgeContext.jsx</w:t>
-      </w:r>
-      <w:r>
-        <w:t xml:space="preserve">; one-tap questions are </w:t>
-      </w:r>
-      <w:r>
-        <w:rPr>
-          <w:rFonts w:ascii="Consolas" w:eastAsia="Consolas" w:hAnsi="Consolas" w:cs="Consolas"/>
-          <w:color w:val="3B3F3D"/>
-          <w:sz w:val="19"/>
-          <w:szCs w:val="19"/>
-        </w:rPr>
-        <w:t>QUICK_QUESTIONS</w:t>
-      </w:r>
-      <w:r>
-        <w:t xml:space="preserve"> in </w:t>
-      </w:r>
-      <w:r>
-        <w:rPr>
-          <w:rFonts w:ascii="Consolas" w:eastAsia="Consolas" w:hAnsi="Consolas" w:cs="Consolas"/>
-          <w:color w:val="3B3F3D"/>
-          <w:sz w:val="19"/>
-          <w:szCs w:val="19"/>
-        </w:rPr>
-        <w:t>src/components/HelpWidget.jsx</w:t>
-      </w:r>
-      <w:r>
-        <w:t>.</w:t>
-      </w:r>
-    </w:p>
-    <w:p>
-      <w:r>
-        <w:br w:type="page"/>
-      </w:r>
-    </w:p>
-    <w:p>
-      <w:pPr>
-        <w:pStyle w:val="Heading1"/>
-      </w:pPr>
-      <w:bookmarkStart w:id="20" w:name="_Toc243676191"/>
-      <w:r>
-        <w:lastRenderedPageBreak/>
-        <w:t>5  Brand style</w:t>
-      </w:r>
-      <w:bookmarkEnd w:id="20"/>
-    </w:p>
-    <w:p>
-      <w:pPr>
-        <w:pStyle w:val="Heading2"/>
-      </w:pPr>
-      <w:bookmarkStart w:id="21" w:name="_Toc243676192"/>
-      <w:r>
-        <w:t>5.1  Company emblem</w:t>
-      </w:r>
-      <w:bookmarkEnd w:id="21"/>
-    </w:p>
-    <w:p>
-      <w:pPr>
-        <w:spacing w:after="120" w:line="276" w:lineRule="auto"/>
-      </w:pPr>
-      <w:r>
-        <w:t>Since 7 October 2026 the company emblem is the one on the delivery lorry in the About film ("i want to use it as the company log"</w:t>
-      </w:r>
-      <w:r>
-        <w:t>), redrawn as clean gold lines on near-black without changing its design ("enhance it ... without having to restructure it so much"): the end of a log with its wavy bark edge and growth rings, and a tree whose leafy canopy is the innermost ring. The drawin</w:t>
-      </w:r>
-      <w:r>
-        <w:t>g is code (</w:t>
-      </w:r>
-      <w:r>
-        <w:rPr>
-          <w:rFonts w:ascii="Consolas" w:eastAsia="Consolas" w:hAnsi="Consolas" w:cs="Consolas"/>
-          <w:color w:val="3B3F3D"/>
-          <w:sz w:val="19"/>
-          <w:szCs w:val="19"/>
-        </w:rPr>
-        <w:t>src/brand/emblem.js</w:t>
-      </w:r>
-      <w:r>
-        <w:t>) in two weights: full, with every ring, for large pictures, and bold (bark edge, canopy and tree, thicker lines) for small ones.</w:t>
+        <w:t>Since 9 October 2026 the Bulk Orders page shows what a bulk order looks like: "pictures that can be used to show case what bulk orders look like so that customers can see a template o</w:t>
+      </w:r>
+      <w:r>
+        <w:t>f what is meant by bulk orders ... like a slide". The pictures are not products; Marketers, Admins and the SuperAdmin keep them in Marketing in the phone and desktop apps (see those documents). With no pictures, the page is as before.</w:t>
       </w:r>
     </w:p>
     <w:p>
@@ -10435,9 +10520,10 @@
         <w:rPr>
           <w:noProof/>
         </w:rPr>
+        <w:lastRenderedPageBreak/>
         <w:drawing>
           <wp:inline distT="0" distB="0" distL="0" distR="0">
-            <wp:extent cx="2857500" cy="2857500"/>
+            <wp:extent cx="6096000" cy="4286250"/>
             <wp:effectExtent l="0" t="0" r="0" b="0"/>
             <wp:docPr id="9" name="Picture 9"/>
             <wp:cNvGraphicFramePr>
@@ -10462,6 +10548,364 @@
                   <pic:spPr bwMode="auto">
                     <a:xfrm>
                       <a:off x="0" y="0"/>
+                      <a:ext cx="6096000" cy="4286250"/>
+                    </a:xfrm>
+                    <a:prstGeom prst="rect">
+                      <a:avLst/>
+                    </a:prstGeom>
+                  </pic:spPr>
+                </pic:pic>
+              </a:graphicData>
+            </a:graphic>
+          </wp:inline>
+        </w:drawing>
+      </w:r>
+    </w:p>
+    <w:p>
+      <w:pPr>
+        <w:spacing w:after="220"/>
+        <w:jc w:val="center"/>
+      </w:pPr>
+      <w:r>
+        <w:rPr>
+          <w:i/>
+          <w:iCs/>
+          <w:color w:val="5F6B66"/>
+          <w:sz w:val="18"/>
+          <w:szCs w:val="18"/>
+        </w:rPr>
+        <w:t xml:space="preserve">Figure 9: The Bulk </w:t>
+      </w:r>
+      <w:r>
+        <w:rPr>
+          <w:i/>
+          <w:iCs/>
+          <w:color w:val="5F6B66"/>
+          <w:sz w:val="18"/>
+          <w:szCs w:val="18"/>
+        </w:rPr>
+        <w:t>Orders page with its slideshow (sample pictures)</w:t>
+      </w:r>
+    </w:p>
+    <w:p>
+      <w:pPr>
+        <w:pStyle w:val="ListParagraph"/>
+        <w:numPr>
+          <w:ilvl w:val="0"/>
+          <w:numId w:val="2"/>
+        </w:numPr>
+        <w:spacing w:after="60" w:line="264" w:lineRule="auto"/>
+      </w:pPr>
+      <w:r>
+        <w:t xml:space="preserve">One picture at a time, cross-fading to the next every 5 seconds. It waits while the mouse is over it, a finger is on it or it has the keyboard focus, and while the tab is in the background; after any change </w:t>
+      </w:r>
+      <w:r>
+        <w:t>the next one is a full 5 seconds away.</w:t>
+      </w:r>
+    </w:p>
+    <w:p>
+      <w:pPr>
+        <w:pStyle w:val="ListParagraph"/>
+        <w:numPr>
+          <w:ilvl w:val="0"/>
+          <w:numId w:val="2"/>
+        </w:numPr>
+        <w:spacing w:after="60" w:line="264" w:lineRule="auto"/>
+      </w:pPr>
+      <w:r>
+        <w:t>Arrows at the sides, dots underneath (the current one a wood bar), the left and right arrow keys, and a swipe on a phone.</w:t>
+      </w:r>
+    </w:p>
+    <w:p>
+      <w:pPr>
+        <w:pStyle w:val="ListParagraph"/>
+        <w:numPr>
+          <w:ilvl w:val="0"/>
+          <w:numId w:val="2"/>
+        </w:numPr>
+        <w:spacing w:after="60" w:line="264" w:lineRule="auto"/>
+      </w:pPr>
+      <w:r>
+        <w:t xml:space="preserve">Each picture is shown whole - upright phone photos are not cut - over a blurred, darkened copy </w:t>
+      </w:r>
+      <w:r>
+        <w:t>of itself that fills the frame (16:9 on a computer, 4:3 on a phone). The caption, when there is one, sits along the bottom.</w:t>
+      </w:r>
+    </w:p>
+    <w:p>
+      <w:pPr>
+        <w:pStyle w:val="ListParagraph"/>
+        <w:numPr>
+          <w:ilvl w:val="0"/>
+          <w:numId w:val="2"/>
+        </w:numPr>
+        <w:spacing w:after="60" w:line="264" w:lineRule="auto"/>
+      </w:pPr>
+      <w:r>
+        <w:t>Visitors who have asked their device for less motion get no automatic changes or fades: the picture stays until they move it.</w:t>
+      </w:r>
+    </w:p>
+    <w:p>
+      <w:pPr>
+        <w:spacing w:after="60"/>
+      </w:pPr>
+    </w:p>
+    <w:p>
+      <w:pPr>
+        <w:pBdr>
+          <w:left w:val="single" w:sz="24" w:space="8" w:color="8A5A2B"/>
+        </w:pBdr>
+        <w:shd w:val="clear" w:color="auto" w:fill="F6EFE6"/>
+        <w:spacing w:before="120" w:after="180" w:line="264" w:lineRule="auto"/>
+        <w:ind w:left="160" w:right="160"/>
+      </w:pPr>
+      <w:r>
+        <w:rPr>
+          <w:b/>
+          <w:bCs/>
+          <w:color w:val="8A5A2B"/>
+        </w:rPr>
+        <w:t>Where</w:t>
+      </w:r>
+      <w:r>
+        <w:rPr>
+          <w:b/>
+          <w:bCs/>
+          <w:color w:val="8A5A2B"/>
+        </w:rPr>
+        <w:t xml:space="preserve"> to adjust: </w:t>
+      </w:r>
+      <w:r>
+        <w:t xml:space="preserve">Timing and swipe distance: </w:t>
+      </w:r>
+      <w:r>
+        <w:rPr>
+          <w:rFonts w:ascii="Consolas" w:eastAsia="Consolas" w:hAnsi="Consolas" w:cs="Consolas"/>
+          <w:color w:val="3B3F3D"/>
+          <w:sz w:val="19"/>
+          <w:szCs w:val="19"/>
+        </w:rPr>
+        <w:t>ADVANCE_MS</w:t>
+      </w:r>
+      <w:r>
+        <w:t xml:space="preserve"> and </w:t>
+      </w:r>
+      <w:r>
+        <w:rPr>
+          <w:rFonts w:ascii="Consolas" w:eastAsia="Consolas" w:hAnsi="Consolas" w:cs="Consolas"/>
+          <w:color w:val="3B3F3D"/>
+          <w:sz w:val="19"/>
+          <w:szCs w:val="19"/>
+        </w:rPr>
+        <w:t>SWIPE_PX</w:t>
+      </w:r>
+      <w:r>
+        <w:t xml:space="preserve"> in </w:t>
+      </w:r>
+      <w:r>
+        <w:rPr>
+          <w:rFonts w:ascii="Consolas" w:eastAsia="Consolas" w:hAnsi="Consolas" w:cs="Consolas"/>
+          <w:color w:val="3B3F3D"/>
+          <w:sz w:val="19"/>
+          <w:szCs w:val="19"/>
+        </w:rPr>
+        <w:t>src/components/ShowcaseSlider.jsx</w:t>
+      </w:r>
+      <w:r>
+        <w:t xml:space="preserve">. Heading: </w:t>
+      </w:r>
+      <w:r>
+        <w:rPr>
+          <w:rFonts w:ascii="Consolas" w:eastAsia="Consolas" w:hAnsi="Consolas" w:cs="Consolas"/>
+          <w:color w:val="3B3F3D"/>
+          <w:sz w:val="19"/>
+          <w:szCs w:val="19"/>
+        </w:rPr>
+        <w:t>src/pages/HeavyOrderPage.jsx</w:t>
+      </w:r>
+      <w:r>
+        <w:t xml:space="preserve">. Styles: </w:t>
+      </w:r>
+      <w:r>
+        <w:rPr>
+          <w:rFonts w:ascii="Consolas" w:eastAsia="Consolas" w:hAnsi="Consolas" w:cs="Consolas"/>
+          <w:color w:val="3B3F3D"/>
+          <w:sz w:val="19"/>
+          <w:szCs w:val="19"/>
+        </w:rPr>
+        <w:t>.showcase</w:t>
+      </w:r>
+      <w:r>
+        <w:t xml:space="preserve"> in </w:t>
+      </w:r>
+      <w:r>
+        <w:rPr>
+          <w:rFonts w:ascii="Consolas" w:eastAsia="Consolas" w:hAnsi="Consolas" w:cs="Consolas"/>
+          <w:color w:val="3B3F3D"/>
+          <w:sz w:val="19"/>
+          <w:szCs w:val="19"/>
+        </w:rPr>
+        <w:t>src/styles/index.css</w:t>
+      </w:r>
+      <w:r>
+        <w:t>.</w:t>
+      </w:r>
+    </w:p>
+    <w:p>
+      <w:pPr>
+        <w:pStyle w:val="Heading2"/>
+      </w:pPr>
+      <w:bookmarkStart w:id="20" w:name="_Toc243679772"/>
+      <w:r>
+        <w:t>4.13  Chat assistant and nudges</w:t>
+      </w:r>
+      <w:bookmarkEnd w:id="20"/>
+    </w:p>
+    <w:p>
+      <w:pPr>
+        <w:spacing w:after="120" w:line="276" w:lineRule="auto"/>
+      </w:pPr>
+      <w:r>
+        <w:t>See the AI Assistant document (DWS-BE-04)</w:t>
+      </w:r>
+      <w:r>
+        <w:t xml:space="preserve">. Timings are in </w:t>
+      </w:r>
+      <w:r>
+        <w:rPr>
+          <w:rFonts w:ascii="Consolas" w:eastAsia="Consolas" w:hAnsi="Consolas" w:cs="Consolas"/>
+          <w:color w:val="3B3F3D"/>
+          <w:sz w:val="19"/>
+          <w:szCs w:val="19"/>
+        </w:rPr>
+        <w:t>NUDGE_TIMING</w:t>
+      </w:r>
+      <w:r>
+        <w:t xml:space="preserve"> in </w:t>
+      </w:r>
+      <w:r>
+        <w:rPr>
+          <w:rFonts w:ascii="Consolas" w:eastAsia="Consolas" w:hAnsi="Consolas" w:cs="Consolas"/>
+          <w:color w:val="3B3F3D"/>
+          <w:sz w:val="19"/>
+          <w:szCs w:val="19"/>
+        </w:rPr>
+        <w:t>src/context/ChatNudgeContext.jsx</w:t>
+      </w:r>
+      <w:r>
+        <w:t xml:space="preserve">; one-tap questions are </w:t>
+      </w:r>
+      <w:r>
+        <w:rPr>
+          <w:rFonts w:ascii="Consolas" w:eastAsia="Consolas" w:hAnsi="Consolas" w:cs="Consolas"/>
+          <w:color w:val="3B3F3D"/>
+          <w:sz w:val="19"/>
+          <w:szCs w:val="19"/>
+        </w:rPr>
+        <w:t>QUICK_QUESTIONS</w:t>
+      </w:r>
+      <w:r>
+        <w:t xml:space="preserve"> in </w:t>
+      </w:r>
+      <w:r>
+        <w:rPr>
+          <w:rFonts w:ascii="Consolas" w:eastAsia="Consolas" w:hAnsi="Consolas" w:cs="Consolas"/>
+          <w:color w:val="3B3F3D"/>
+          <w:sz w:val="19"/>
+          <w:szCs w:val="19"/>
+        </w:rPr>
+        <w:t>src/components/HelpWidget.jsx</w:t>
+      </w:r>
+      <w:r>
+        <w:t>.</w:t>
+      </w:r>
+    </w:p>
+    <w:p>
+      <w:r>
+        <w:br w:type="page"/>
+      </w:r>
+    </w:p>
+    <w:p>
+      <w:pPr>
+        <w:pStyle w:val="Heading1"/>
+      </w:pPr>
+      <w:bookmarkStart w:id="21" w:name="_Toc243679773"/>
+      <w:r>
+        <w:lastRenderedPageBreak/>
+        <w:t>5  Brand style</w:t>
+      </w:r>
+      <w:bookmarkEnd w:id="21"/>
+    </w:p>
+    <w:p>
+      <w:pPr>
+        <w:pStyle w:val="Heading2"/>
+      </w:pPr>
+      <w:bookmarkStart w:id="22" w:name="_Toc243679774"/>
+      <w:r>
+        <w:t>5.1  Company emblem</w:t>
+      </w:r>
+      <w:bookmarkEnd w:id="22"/>
+    </w:p>
+    <w:p>
+      <w:pPr>
+        <w:spacing w:after="120" w:line="276" w:lineRule="auto"/>
+      </w:pPr>
+      <w:r>
+        <w:t>Since 7 October 2026 the company emblem is the one on the delivery lorry in the About film ("i want to use it as the company log"), redrawn as clean gold lines on near-black without changing its design ("enhance it ... without having to restructure it so m</w:t>
+      </w:r>
+      <w:r>
+        <w:t>uch"): the end of a log with its wavy bark edge and growth rings, and a tree whose leafy canopy is the innermost ring. The drawing is code (</w:t>
+      </w:r>
+      <w:r>
+        <w:rPr>
+          <w:rFonts w:ascii="Consolas" w:eastAsia="Consolas" w:hAnsi="Consolas" w:cs="Consolas"/>
+          <w:color w:val="3B3F3D"/>
+          <w:sz w:val="19"/>
+          <w:szCs w:val="19"/>
+        </w:rPr>
+        <w:t>src/brand/emblem.js</w:t>
+      </w:r>
+      <w:r>
+        <w:t>) in two weights: full, with every ring, for large pictures, and bold (bark edge, canopy and tree, thicker lines) for small ones.</w:t>
+      </w:r>
+    </w:p>
+    <w:p>
+      <w:pPr>
+        <w:keepNext/>
+        <w:spacing w:before="120" w:after="60"/>
+        <w:jc w:val="center"/>
+      </w:pPr>
+      <w:r>
+        <w:rPr>
+          <w:noProof/>
+        </w:rPr>
+        <w:drawing>
+          <wp:inline distT="0" distB="0" distL="0" distR="0">
+            <wp:extent cx="2857500" cy="2857500"/>
+            <wp:effectExtent l="0" t="0" r="0" b="0"/>
+            <wp:docPr id="10" name="Picture 10"/>
+            <wp:cNvGraphicFramePr>
+              <a:graphicFrameLocks xmlns:a="http://schemas.openxmlformats.org/drawingml/2006/main" noChangeAspect="1"/>
+            </wp:cNvGraphicFramePr>
+            <a:graphic xmlns:a="http://schemas.openxmlformats.org/drawingml/2006/main">
+              <a:graphicData uri="http://schemas.openxmlformats.org/drawingml/2006/picture">
+                <pic:pic xmlns:pic="http://schemas.openxmlformats.org/drawingml/2006/picture">
+                  <pic:nvPicPr>
+                    <pic:cNvPr id="0" name=""/>
+                    <pic:cNvPicPr>
+                      <a:picLocks noChangeAspect="1" noChangeArrowheads="1"/>
+                    </pic:cNvPicPr>
+                  </pic:nvPicPr>
+                  <pic:blipFill>
+                    <a:blip r:embed="rId16"/>
+                    <a:srcRect/>
+                    <a:stretch>
+                      <a:fillRect/>
+                    </a:stretch>
+                  </pic:blipFill>
+                  <pic:spPr bwMode="auto">
+                    <a:xfrm>
+                      <a:off x="0" y="0"/>
                       <a:ext cx="2857500" cy="2857500"/>
                     </a:xfrm>
                     <a:prstGeom prst="rect">
@@ -10488,7 +10932,7 @@
           <w:sz w:val="18"/>
           <w:szCs w:val="18"/>
         </w:rPr>
-        <w:t>Figure 9: The social media profile picture (brand/Dateroem Woods profile picture.png)</w:t>
+        <w:t>Figure 10: The social media profile picture (brand/Dateroem Woods profile picture.png)</w:t>
       </w:r>
     </w:p>
     <w:tbl>
@@ -10574,17 +11018,7 @@
                 <w:sz w:val="19"/>
                 <w:szCs w:val="19"/>
               </w:rPr>
-              <w:t>Whe</w:t>
-            </w:r>
-            <w:r>
-              <w:rPr>
-                <w:b/>
-                <w:bCs/>
-                <w:color w:val="FFFFFF"/>
-                <w:sz w:val="19"/>
-                <w:szCs w:val="19"/>
-              </w:rPr>
-              <w:t>re it is used</w:t>
+              <w:t>Where it is used</w:t>
             </w:r>
           </w:p>
         </w:tc>
@@ -10620,7 +11054,16 @@
                 <w:sz w:val="19"/>
                 <w:szCs w:val="19"/>
               </w:rPr>
-              <w:t>public/favicon.svg, public/favicon.ico</w:t>
+              <w:t>public/favicon</w:t>
+            </w:r>
+            <w:r>
+              <w:rPr>
+                <w:b/>
+                <w:bCs/>
+                <w:sz w:val="19"/>
+                <w:szCs w:val="19"/>
+              </w:rPr>
+              <w:t>.svg, public/favicon.ico</w:t>
             </w:r>
           </w:p>
         </w:tc>
@@ -10643,14 +11086,14 @@
                 <w:sz w:val="19"/>
                 <w:szCs w:val="19"/>
               </w:rPr>
-              <w:t>The browser tab. Browsers draw tab icons in a fixed small square, so since 8 October 2026 the emblem fills all of it ("can we make it a little more visible ... without having to affect size allowed in the browser area"): its wavy bark edge is the outline o</w:t>
-            </w:r>
-            <w:r>
-              <w:rPr>
-                <w:sz w:val="19"/>
-                <w:szCs w:val="19"/>
-              </w:rPr>
-              <w:t>f the icon, dark inside, with the thickest lines (</w:t>
+              <w:t>The browser tab. Browsers draw tab icons in a fixed small square, so since 8 October 2026 the emblem fills all of it ("can we make it a little more visible ... without having to affect size allowed in the browser area"): its wavy b</w:t>
+            </w:r>
+            <w:r>
+              <w:rPr>
+                <w:sz w:val="19"/>
+                <w:szCs w:val="19"/>
+              </w:rPr>
+              <w:t>ark edge is the outline of the icon, dark inside, with the thickest lines (</w:t>
             </w:r>
             <w:r>
               <w:rPr>
@@ -11080,12 +11523,12 @@
       <w:pPr>
         <w:pStyle w:val="Heading2"/>
       </w:pPr>
-      <w:bookmarkStart w:id="22" w:name="_Toc243676193"/>
+      <w:bookmarkStart w:id="23" w:name="_Toc243679775"/>
       <w:r>
         <w:lastRenderedPageBreak/>
         <w:t>5.2  Footer</w:t>
       </w:r>
-      <w:bookmarkEnd w:id="22"/>
+      <w:bookmarkEnd w:id="23"/>
     </w:p>
     <w:p>
       <w:pPr>
@@ -11138,362 +11581,6 @@
         <w:drawing>
           <wp:inline distT="0" distB="0" distL="0" distR="0">
             <wp:extent cx="6096000" cy="3810000"/>
-            <wp:effectExtent l="0" t="0" r="0" b="0"/>
-            <wp:docPr id="10" name="Picture 10"/>
-            <wp:cNvGraphicFramePr>
-              <a:graphicFrameLocks xmlns:a="http://schemas.openxmlformats.org/drawingml/2006/main" noChangeAspect="1"/>
-            </wp:cNvGraphicFramePr>
-            <a:graphic xmlns:a="http://schemas.openxmlformats.org/drawingml/2006/main">
-              <a:graphicData uri="http://schemas.openxmlformats.org/drawingml/2006/picture">
-                <pic:pic xmlns:pic="http://schemas.openxmlformats.org/drawingml/2006/picture">
-                  <pic:nvPicPr>
-                    <pic:cNvPr id="0" name=""/>
-                    <pic:cNvPicPr>
-                      <a:picLocks noChangeAspect="1" noChangeArrowheads="1"/>
-                    </pic:cNvPicPr>
-                  </pic:nvPicPr>
-                  <pic:blipFill>
-                    <a:blip r:embed="rId16"/>
-                    <a:srcRect/>
-                    <a:stretch>
-                      <a:fillRect/>
-                    </a:stretch>
-                  </pic:blipFill>
-                  <pic:spPr bwMode="auto">
-                    <a:xfrm>
-                      <a:off x="0" y="0"/>
-                      <a:ext cx="6096000" cy="3810000"/>
-                    </a:xfrm>
-                    <a:prstGeom prst="rect">
-                      <a:avLst/>
-                    </a:prstGeom>
-                  </pic:spPr>
-                </pic:pic>
-              </a:graphicData>
-            </a:graphic>
-          </wp:inline>
-        </w:drawing>
-      </w:r>
-    </w:p>
-    <w:p>
-      <w:pPr>
-        <w:spacing w:after="220"/>
-        <w:jc w:val="center"/>
-      </w:pPr>
-      <w:r>
-        <w:rPr>
-          <w:i/>
-          <w:iCs/>
-          <w:color w:val="5F6B66"/>
-          <w:sz w:val="18"/>
-          <w:szCs w:val="18"/>
-        </w:rPr>
-        <w:t>Figure 10: The footer, with the business TikTok and Instagram (@dateroem.woods)</w:t>
-      </w:r>
-    </w:p>
-    <w:p>
-      <w:pPr>
-        <w:pStyle w:val="Heading2"/>
-      </w:pPr>
-      <w:bookmarkStart w:id="23" w:name="_Toc243676194"/>
-      <w:r>
-        <w:t>5.3  Colours, wood and icons</w:t>
-      </w:r>
-      <w:bookmarkEnd w:id="23"/>
-    </w:p>
-    <w:p>
-      <w:pPr>
-        <w:pStyle w:val="ListParagraph"/>
-        <w:numPr>
-          <w:ilvl w:val="0"/>
-          <w:numId w:val="2"/>
-        </w:numPr>
-        <w:spacing w:after="60" w:line="264" w:lineRule="auto"/>
-      </w:pPr>
-      <w:r>
-        <w:t>Forest-green th</w:t>
-      </w:r>
-      <w:r>
-        <w:t>eme with a painted-wood accent. Since 20 October 2026 the greens are "Living Forest", which the board chose after the older green was felt to be "too lazy and not lively": the page #0f241b, raised surfaces (cards, the cookie banner) #1d4232 and inner panel</w:t>
-      </w:r>
-      <w:r>
-        <w:t xml:space="preserve">s #173628 - the same values as the phone and desktop apps. Text on the page keeps a contrast of about 10:1, muted text about 6:1 and the wood about 5:1. The values are the variables at the top of </w:t>
-      </w:r>
-      <w:r>
-        <w:rPr>
-          <w:rFonts w:ascii="Consolas" w:eastAsia="Consolas" w:hAnsi="Consolas" w:cs="Consolas"/>
-          <w:color w:val="3B3F3D"/>
-          <w:sz w:val="19"/>
-          <w:szCs w:val="19"/>
-        </w:rPr>
-        <w:t>src/styles/index.css</w:t>
-      </w:r>
-      <w:r>
-        <w:t xml:space="preserve"> (</w:t>
-      </w:r>
-      <w:r>
-        <w:rPr>
-          <w:rFonts w:ascii="Consolas" w:eastAsia="Consolas" w:hAnsi="Consolas" w:cs="Consolas"/>
-          <w:color w:val="3B3F3D"/>
-          <w:sz w:val="19"/>
-          <w:szCs w:val="19"/>
-        </w:rPr>
-        <w:t>--bg</w:t>
-      </w:r>
-      <w:r>
-        <w:t xml:space="preserve">, </w:t>
-      </w:r>
-      <w:r>
-        <w:rPr>
-          <w:rFonts w:ascii="Consolas" w:eastAsia="Consolas" w:hAnsi="Consolas" w:cs="Consolas"/>
-          <w:color w:val="3B3F3D"/>
-          <w:sz w:val="19"/>
-          <w:szCs w:val="19"/>
-        </w:rPr>
-        <w:t>--bg-elevated</w:t>
-      </w:r>
-      <w:r>
-        <w:t xml:space="preserve">); the browser bar </w:t>
-      </w:r>
-      <w:r>
-        <w:t>colour (</w:t>
-      </w:r>
-      <w:r>
-        <w:rPr>
-          <w:rFonts w:ascii="Consolas" w:eastAsia="Consolas" w:hAnsi="Consolas" w:cs="Consolas"/>
-          <w:color w:val="3B3F3D"/>
-          <w:sz w:val="19"/>
-          <w:szCs w:val="19"/>
-        </w:rPr>
-        <w:t>theme-color</w:t>
-      </w:r>
-      <w:r>
-        <w:t xml:space="preserve"> in index.html and the web manifest) follows the page green.</w:t>
-      </w:r>
-    </w:p>
-    <w:p>
-      <w:pPr>
-        <w:pStyle w:val="ListParagraph"/>
-        <w:numPr>
-          <w:ilvl w:val="0"/>
-          <w:numId w:val="2"/>
-        </w:numPr>
-        <w:spacing w:after="60" w:line="264" w:lineRule="auto"/>
-      </w:pPr>
-      <w:r>
-        <w:t>Colour themes (since 20 October 2026: "is it possible to add more themes like the dark and light theme and what we have will be default"): Forest is the default, Dark is charcoal greys, Light is warm paper with dark text and a darker, barkier wood for smal</w:t>
-      </w:r>
-      <w:r>
-        <w:t>l text. Every colour is a variable with a value per theme (</w:t>
-      </w:r>
-      <w:r>
-        <w:rPr>
-          <w:rFonts w:ascii="Consolas" w:eastAsia="Consolas" w:hAnsi="Consolas" w:cs="Consolas"/>
-          <w:color w:val="3B3F3D"/>
-          <w:sz w:val="19"/>
-          <w:szCs w:val="19"/>
-        </w:rPr>
-        <w:t>html[data-theme]</w:t>
-      </w:r>
-      <w:r>
-        <w:t xml:space="preserve"> at the top of </w:t>
-      </w:r>
-      <w:r>
-        <w:rPr>
-          <w:rFonts w:ascii="Consolas" w:eastAsia="Consolas" w:hAnsi="Consolas" w:cs="Consolas"/>
-          <w:color w:val="3B3F3D"/>
-          <w:sz w:val="19"/>
-          <w:szCs w:val="19"/>
-        </w:rPr>
-        <w:t>index.css</w:t>
-      </w:r>
-      <w:r>
-        <w:t xml:space="preserve">); hairlines and faint tints use </w:t>
-      </w:r>
-      <w:r>
-        <w:rPr>
-          <w:rFonts w:ascii="Consolas" w:eastAsia="Consolas" w:hAnsi="Consolas" w:cs="Consolas"/>
-          <w:color w:val="3B3F3D"/>
-          <w:sz w:val="19"/>
-          <w:szCs w:val="19"/>
-        </w:rPr>
-        <w:t>--ink-rgb</w:t>
-      </w:r>
-      <w:r>
-        <w:t xml:space="preserve"> (white on the dark themes, black on Light). The About story and the sign-in photo panel are built on dark photographs and keep the Forest colours in every theme. A small script in </w:t>
-      </w:r>
-      <w:r>
-        <w:rPr>
-          <w:rFonts w:ascii="Consolas" w:eastAsia="Consolas" w:hAnsi="Consolas" w:cs="Consolas"/>
-          <w:color w:val="3B3F3D"/>
-          <w:sz w:val="19"/>
-          <w:szCs w:val="19"/>
-        </w:rPr>
-        <w:t>index.html</w:t>
-      </w:r>
-      <w:r>
-        <w:t xml:space="preserve"> applies the saved theme before the first frame, so a Light page </w:t>
-      </w:r>
-      <w:r>
-        <w:t>never flashes green.</w:t>
-      </w:r>
-    </w:p>
-    <w:p>
-      <w:pPr>
-        <w:pStyle w:val="ListParagraph"/>
-        <w:numPr>
-          <w:ilvl w:val="0"/>
-          <w:numId w:val="2"/>
-        </w:numPr>
-        <w:spacing w:after="60" w:line="264" w:lineRule="auto"/>
-      </w:pPr>
-      <w:r>
-        <w:t>One brush (</w:t>
-      </w:r>
-      <w:r>
-        <w:rPr>
-          <w:rFonts w:ascii="Consolas" w:eastAsia="Consolas" w:hAnsi="Consolas" w:cs="Consolas"/>
-          <w:color w:val="3B3F3D"/>
-          <w:sz w:val="19"/>
-          <w:szCs w:val="19"/>
-        </w:rPr>
-        <w:t>src/wood/woodPaint.js</w:t>
-      </w:r>
-      <w:r>
-        <w:t>) paints the Dateroem wordmark (whose letters form the rings of a cut log) and the plank and log-end textures used on buttons and highlights.</w:t>
-      </w:r>
-    </w:p>
-    <w:p>
-      <w:pPr>
-        <w:pStyle w:val="ListParagraph"/>
-        <w:numPr>
-          <w:ilvl w:val="0"/>
-          <w:numId w:val="2"/>
-        </w:numPr>
-        <w:spacing w:after="60" w:line="264" w:lineRule="auto"/>
-      </w:pPr>
-      <w:r>
-        <w:rPr>
-          <w:rFonts w:ascii="Consolas" w:eastAsia="Consolas" w:hAnsi="Consolas" w:cs="Consolas"/>
-          <w:color w:val="3B3F3D"/>
-          <w:sz w:val="19"/>
-          <w:szCs w:val="19"/>
-        </w:rPr>
-        <w:lastRenderedPageBreak/>
-        <w:t>npm run build</w:t>
-      </w:r>
-      <w:r>
-        <w:t xml:space="preserve"> first runs </w:t>
-      </w:r>
-      <w:r>
-        <w:rPr>
-          <w:rFonts w:ascii="Consolas" w:eastAsia="Consolas" w:hAnsi="Consolas" w:cs="Consolas"/>
-          <w:color w:val="3B3F3D"/>
-          <w:sz w:val="19"/>
-          <w:szCs w:val="19"/>
-        </w:rPr>
-        <w:t>scripts/paint-wood-textures.mjs</w:t>
-      </w:r>
-      <w:r>
-        <w:t xml:space="preserve">, so </w:t>
-      </w:r>
-      <w:r>
-        <w:t>the textures always match the wordmark.</w:t>
-      </w:r>
-    </w:p>
-    <w:p>
-      <w:pPr>
-        <w:pStyle w:val="ListParagraph"/>
-        <w:numPr>
-          <w:ilvl w:val="0"/>
-          <w:numId w:val="2"/>
-        </w:numPr>
-        <w:spacing w:after="60" w:line="264" w:lineRule="auto"/>
-      </w:pPr>
-      <w:r>
-        <w:rPr>
-          <w:rFonts w:ascii="Consolas" w:eastAsia="Consolas" w:hAnsi="Consolas" w:cs="Consolas"/>
-          <w:color w:val="3B3F3D"/>
-          <w:sz w:val="19"/>
-          <w:szCs w:val="19"/>
-        </w:rPr>
-        <w:t>npm run wood:export -- --mobile &lt;mobile project&gt; ...</w:t>
-      </w:r>
-      <w:r>
-        <w:t xml:space="preserve"> renders the same wood images for the mobile and desktop apps.</w:t>
-      </w:r>
-    </w:p>
-    <w:p>
-      <w:pPr>
-        <w:pStyle w:val="ListParagraph"/>
-        <w:numPr>
-          <w:ilvl w:val="0"/>
-          <w:numId w:val="2"/>
-        </w:numPr>
-        <w:spacing w:after="60" w:line="264" w:lineRule="auto"/>
-      </w:pPr>
-      <w:r>
-        <w:t xml:space="preserve">All styles are in </w:t>
-      </w:r>
-      <w:r>
-        <w:rPr>
-          <w:rFonts w:ascii="Consolas" w:eastAsia="Consolas" w:hAnsi="Consolas" w:cs="Consolas"/>
-          <w:color w:val="3B3F3D"/>
-          <w:sz w:val="19"/>
-          <w:szCs w:val="19"/>
-        </w:rPr>
-        <w:t>src/styles/index.css</w:t>
-      </w:r>
-      <w:r>
-        <w:t>. Small "forest" motions (things growing into place) respect th</w:t>
-      </w:r>
-      <w:r>
-        <w:t>e reduced-motion setting.</w:t>
-      </w:r>
-    </w:p>
-    <w:p>
-      <w:pPr>
-        <w:pStyle w:val="ListParagraph"/>
-        <w:numPr>
-          <w:ilvl w:val="0"/>
-          <w:numId w:val="2"/>
-        </w:numPr>
-        <w:spacing w:after="60" w:line="264" w:lineRule="auto"/>
-      </w:pPr>
-      <w:r>
-        <w:t>Icons are drawn line icons (</w:t>
-      </w:r>
-      <w:r>
-        <w:rPr>
-          <w:rFonts w:ascii="Consolas" w:eastAsia="Consolas" w:hAnsi="Consolas" w:cs="Consolas"/>
-          <w:color w:val="3B3F3D"/>
-          <w:sz w:val="19"/>
-          <w:szCs w:val="19"/>
-        </w:rPr>
-        <w:t>src/components/Icon.jsx</w:t>
-      </w:r>
-      <w:r>
-        <w:t>), not emojis.</w:t>
-      </w:r>
-    </w:p>
-    <w:p>
-      <w:pPr>
-        <w:spacing w:after="60"/>
-      </w:pPr>
-    </w:p>
-    <w:p>
-      <w:pPr>
-        <w:keepNext/>
-        <w:spacing w:before="120" w:after="60"/>
-        <w:jc w:val="center"/>
-      </w:pPr>
-      <w:r>
-        <w:rPr>
-          <w:noProof/>
-        </w:rPr>
-        <w:drawing>
-          <wp:inline distT="0" distB="0" distL="0" distR="0">
-            <wp:extent cx="4191000" cy="1095375"/>
             <wp:effectExtent l="0" t="0" r="0" b="0"/>
             <wp:docPr id="11" name="Picture 11"/>
             <wp:cNvGraphicFramePr>
@@ -11518,7 +11605,7 @@
                   <pic:spPr bwMode="auto">
                     <a:xfrm>
                       <a:off x="0" y="0"/>
-                      <a:ext cx="4191000" cy="1095375"/>
+                      <a:ext cx="6096000" cy="3810000"/>
                     </a:xfrm>
                     <a:prstGeom prst="rect">
                       <a:avLst/>
@@ -11544,8 +11631,295 @@
           <w:sz w:val="18"/>
           <w:szCs w:val="18"/>
         </w:rPr>
-        <w:t>Figure 11: The Theme menu at the end of the top links (Light)</w:t>
-      </w:r>
+        <w:t>Figure 11: The footer, with the business TikTok and Instagram (@dateroem.woods)</w:t>
+      </w:r>
+    </w:p>
+    <w:p>
+      <w:pPr>
+        <w:pStyle w:val="Heading2"/>
+      </w:pPr>
+      <w:bookmarkStart w:id="24" w:name="_Toc243679776"/>
+      <w:r>
+        <w:t>5.3  Colours, wood and icons</w:t>
+      </w:r>
+      <w:bookmarkEnd w:id="24"/>
+    </w:p>
+    <w:p>
+      <w:pPr>
+        <w:pStyle w:val="ListParagraph"/>
+        <w:numPr>
+          <w:ilvl w:val="0"/>
+          <w:numId w:val="2"/>
+        </w:numPr>
+        <w:spacing w:after="60" w:line="264" w:lineRule="auto"/>
+      </w:pPr>
+      <w:r>
+        <w:t xml:space="preserve">Forest-green theme with a painted-wood accent. Since 20 October 2026 the greens are "Living Forest", which the board chose after the older green was felt to be "too lazy and not lively": the page #0f241b, raised surfaces (cards, the cookie banner) #1d4232 </w:t>
+      </w:r>
+      <w:r>
+        <w:t xml:space="preserve">and inner panels #173628 - the same values as the phone and desktop apps. Text on the page keeps a contrast of about 10:1, muted text about 6:1 and the wood about 5:1. The values are the variables at the top of </w:t>
+      </w:r>
+      <w:r>
+        <w:rPr>
+          <w:rFonts w:ascii="Consolas" w:eastAsia="Consolas" w:hAnsi="Consolas" w:cs="Consolas"/>
+          <w:color w:val="3B3F3D"/>
+          <w:sz w:val="19"/>
+          <w:szCs w:val="19"/>
+        </w:rPr>
+        <w:t>src/styles/index.css</w:t>
+      </w:r>
+      <w:r>
+        <w:t xml:space="preserve"> (</w:t>
+      </w:r>
+      <w:r>
+        <w:rPr>
+          <w:rFonts w:ascii="Consolas" w:eastAsia="Consolas" w:hAnsi="Consolas" w:cs="Consolas"/>
+          <w:color w:val="3B3F3D"/>
+          <w:sz w:val="19"/>
+          <w:szCs w:val="19"/>
+        </w:rPr>
+        <w:t>--bg</w:t>
+      </w:r>
+      <w:r>
+        <w:t xml:space="preserve">, </w:t>
+      </w:r>
+      <w:r>
+        <w:rPr>
+          <w:rFonts w:ascii="Consolas" w:eastAsia="Consolas" w:hAnsi="Consolas" w:cs="Consolas"/>
+          <w:color w:val="3B3F3D"/>
+          <w:sz w:val="19"/>
+          <w:szCs w:val="19"/>
+        </w:rPr>
+        <w:t>--bg-elevated</w:t>
+      </w:r>
+      <w:r>
+        <w:t>); t</w:t>
+      </w:r>
+      <w:r>
+        <w:t>he browser bar colour (</w:t>
+      </w:r>
+      <w:r>
+        <w:rPr>
+          <w:rFonts w:ascii="Consolas" w:eastAsia="Consolas" w:hAnsi="Consolas" w:cs="Consolas"/>
+          <w:color w:val="3B3F3D"/>
+          <w:sz w:val="19"/>
+          <w:szCs w:val="19"/>
+        </w:rPr>
+        <w:t>theme-color</w:t>
+      </w:r>
+      <w:r>
+        <w:t xml:space="preserve"> in index.html and the web manifest) follows the page green.</w:t>
+      </w:r>
+    </w:p>
+    <w:p>
+      <w:pPr>
+        <w:pStyle w:val="ListParagraph"/>
+        <w:numPr>
+          <w:ilvl w:val="0"/>
+          <w:numId w:val="2"/>
+        </w:numPr>
+        <w:spacing w:after="60" w:line="264" w:lineRule="auto"/>
+      </w:pPr>
+      <w:r>
+        <w:t>Colour themes (since 20 October 2026: "is it possible to add more themes like the dark and light theme and what we have will be default"): Forest is the default,</w:t>
+      </w:r>
+      <w:r>
+        <w:t xml:space="preserve"> Dark is charcoal greys, Light is warm paper with dark text and a darker, barkier wood for small text. Every colour is a variable with a value per theme (</w:t>
+      </w:r>
+      <w:r>
+        <w:rPr>
+          <w:rFonts w:ascii="Consolas" w:eastAsia="Consolas" w:hAnsi="Consolas" w:cs="Consolas"/>
+          <w:color w:val="3B3F3D"/>
+          <w:sz w:val="19"/>
+          <w:szCs w:val="19"/>
+        </w:rPr>
+        <w:t>html[data-theme]</w:t>
+      </w:r>
+      <w:r>
+        <w:t xml:space="preserve"> at the top of </w:t>
+      </w:r>
+      <w:r>
+        <w:rPr>
+          <w:rFonts w:ascii="Consolas" w:eastAsia="Consolas" w:hAnsi="Consolas" w:cs="Consolas"/>
+          <w:color w:val="3B3F3D"/>
+          <w:sz w:val="19"/>
+          <w:szCs w:val="19"/>
+        </w:rPr>
+        <w:t>index.css</w:t>
+      </w:r>
+      <w:r>
+        <w:t xml:space="preserve">); hairlines and faint tints use </w:t>
+      </w:r>
+      <w:r>
+        <w:rPr>
+          <w:rFonts w:ascii="Consolas" w:eastAsia="Consolas" w:hAnsi="Consolas" w:cs="Consolas"/>
+          <w:color w:val="3B3F3D"/>
+          <w:sz w:val="19"/>
+          <w:szCs w:val="19"/>
+        </w:rPr>
+        <w:t>--ink-rgb</w:t>
+      </w:r>
+      <w:r>
+        <w:t xml:space="preserve"> (white on the dark </w:t>
+      </w:r>
+      <w:r>
+        <w:t xml:space="preserve">themes, black on Light). The About story and the sign-in photo panel are built on dark photographs and keep the Forest colours in every theme. A small script in </w:t>
+      </w:r>
+      <w:r>
+        <w:rPr>
+          <w:rFonts w:ascii="Consolas" w:eastAsia="Consolas" w:hAnsi="Consolas" w:cs="Consolas"/>
+          <w:color w:val="3B3F3D"/>
+          <w:sz w:val="19"/>
+          <w:szCs w:val="19"/>
+        </w:rPr>
+        <w:t>index.html</w:t>
+      </w:r>
+      <w:r>
+        <w:t xml:space="preserve"> applies the saved theme before the first frame, so a Light page never flashes green.</w:t>
+      </w:r>
+    </w:p>
+    <w:p>
+      <w:pPr>
+        <w:pStyle w:val="ListParagraph"/>
+        <w:numPr>
+          <w:ilvl w:val="0"/>
+          <w:numId w:val="2"/>
+        </w:numPr>
+        <w:spacing w:after="60" w:line="264" w:lineRule="auto"/>
+      </w:pPr>
+      <w:r>
+        <w:t>One brush (</w:t>
+      </w:r>
+      <w:r>
+        <w:rPr>
+          <w:rFonts w:ascii="Consolas" w:eastAsia="Consolas" w:hAnsi="Consolas" w:cs="Consolas"/>
+          <w:color w:val="3B3F3D"/>
+          <w:sz w:val="19"/>
+          <w:szCs w:val="19"/>
+        </w:rPr>
+        <w:t>src/wood/woodPaint.js</w:t>
+      </w:r>
+      <w:r>
+        <w:t>) paints the Dateroem wordmark (whose letters form the rings of a cut log) and the plank and log-end textures used on buttons and highlights.</w:t>
+      </w:r>
+    </w:p>
+    <w:p>
+      <w:pPr>
+        <w:pStyle w:val="ListParagraph"/>
+        <w:numPr>
+          <w:ilvl w:val="0"/>
+          <w:numId w:val="2"/>
+        </w:numPr>
+        <w:spacing w:after="60" w:line="264" w:lineRule="auto"/>
+      </w:pPr>
+      <w:r>
+        <w:rPr>
+          <w:rFonts w:ascii="Consolas" w:eastAsia="Consolas" w:hAnsi="Consolas" w:cs="Consolas"/>
+          <w:color w:val="3B3F3D"/>
+          <w:sz w:val="19"/>
+          <w:szCs w:val="19"/>
+        </w:rPr>
+        <w:lastRenderedPageBreak/>
+        <w:t>npm run build</w:t>
+      </w:r>
+      <w:r>
+        <w:t xml:space="preserve"> first runs </w:t>
+      </w:r>
+      <w:r>
+        <w:rPr>
+          <w:rFonts w:ascii="Consolas" w:eastAsia="Consolas" w:hAnsi="Consolas" w:cs="Consolas"/>
+          <w:color w:val="3B3F3D"/>
+          <w:sz w:val="19"/>
+          <w:szCs w:val="19"/>
+        </w:rPr>
+        <w:t>scripts/paint-wood-textures.mjs</w:t>
+      </w:r>
+      <w:r>
+        <w:t xml:space="preserve">, so the textures always </w:t>
+      </w:r>
+      <w:r>
+        <w:t>match the wordmark.</w:t>
+      </w:r>
+    </w:p>
+    <w:p>
+      <w:pPr>
+        <w:pStyle w:val="ListParagraph"/>
+        <w:numPr>
+          <w:ilvl w:val="0"/>
+          <w:numId w:val="2"/>
+        </w:numPr>
+        <w:spacing w:after="60" w:line="264" w:lineRule="auto"/>
+      </w:pPr>
+      <w:r>
+        <w:rPr>
+          <w:rFonts w:ascii="Consolas" w:eastAsia="Consolas" w:hAnsi="Consolas" w:cs="Consolas"/>
+          <w:color w:val="3B3F3D"/>
+          <w:sz w:val="19"/>
+          <w:szCs w:val="19"/>
+        </w:rPr>
+        <w:t>npm run wood:export -- --mobile &lt;mobile project&gt; ...</w:t>
+      </w:r>
+      <w:r>
+        <w:t xml:space="preserve"> renders the same wood images for the mobile and desktop apps.</w:t>
+      </w:r>
+    </w:p>
+    <w:p>
+      <w:pPr>
+        <w:pStyle w:val="ListParagraph"/>
+        <w:numPr>
+          <w:ilvl w:val="0"/>
+          <w:numId w:val="2"/>
+        </w:numPr>
+        <w:spacing w:after="60" w:line="264" w:lineRule="auto"/>
+      </w:pPr>
+      <w:r>
+        <w:t xml:space="preserve">All styles are in </w:t>
+      </w:r>
+      <w:r>
+        <w:rPr>
+          <w:rFonts w:ascii="Consolas" w:eastAsia="Consolas" w:hAnsi="Consolas" w:cs="Consolas"/>
+          <w:color w:val="3B3F3D"/>
+          <w:sz w:val="19"/>
+          <w:szCs w:val="19"/>
+        </w:rPr>
+        <w:t>src/styles/index.css</w:t>
+      </w:r>
+      <w:r>
+        <w:t>. Small "forest" motions (things growing into place) respect the reduced-motion set</w:t>
+      </w:r>
+      <w:r>
+        <w:t>ting.</w:t>
+      </w:r>
+    </w:p>
+    <w:p>
+      <w:pPr>
+        <w:pStyle w:val="ListParagraph"/>
+        <w:numPr>
+          <w:ilvl w:val="0"/>
+          <w:numId w:val="2"/>
+        </w:numPr>
+        <w:spacing w:after="60" w:line="264" w:lineRule="auto"/>
+      </w:pPr>
+      <w:r>
+        <w:t>Icons are drawn line icons (</w:t>
+      </w:r>
+      <w:r>
+        <w:rPr>
+          <w:rFonts w:ascii="Consolas" w:eastAsia="Consolas" w:hAnsi="Consolas" w:cs="Consolas"/>
+          <w:color w:val="3B3F3D"/>
+          <w:sz w:val="19"/>
+          <w:szCs w:val="19"/>
+        </w:rPr>
+        <w:t>src/components/Icon.jsx</w:t>
+      </w:r>
+      <w:r>
+        <w:t>), not emojis.</w:t>
+      </w:r>
+    </w:p>
+    <w:p>
+      <w:pPr>
+        <w:spacing w:after="60"/>
+      </w:pPr>
     </w:p>
     <w:p>
       <w:pPr>
@@ -11559,7 +11933,7 @@
         </w:rPr>
         <w:drawing>
           <wp:inline distT="0" distB="0" distL="0" distR="0">
-            <wp:extent cx="6096000" cy="1247775"/>
+            <wp:extent cx="4191000" cy="1095375"/>
             <wp:effectExtent l="0" t="0" r="0" b="0"/>
             <wp:docPr id="12" name="Picture 12"/>
             <wp:cNvGraphicFramePr>
@@ -11584,6 +11958,72 @@
                   <pic:spPr bwMode="auto">
                     <a:xfrm>
                       <a:off x="0" y="0"/>
+                      <a:ext cx="4191000" cy="1095375"/>
+                    </a:xfrm>
+                    <a:prstGeom prst="rect">
+                      <a:avLst/>
+                    </a:prstGeom>
+                  </pic:spPr>
+                </pic:pic>
+              </a:graphicData>
+            </a:graphic>
+          </wp:inline>
+        </w:drawing>
+      </w:r>
+    </w:p>
+    <w:p>
+      <w:pPr>
+        <w:spacing w:after="220"/>
+        <w:jc w:val="center"/>
+      </w:pPr>
+      <w:r>
+        <w:rPr>
+          <w:i/>
+          <w:iCs/>
+          <w:color w:val="5F6B66"/>
+          <w:sz w:val="18"/>
+          <w:szCs w:val="18"/>
+        </w:rPr>
+        <w:t>Figure 12: The Theme menu at the end of the top links (Light)</w:t>
+      </w:r>
+    </w:p>
+    <w:p>
+      <w:pPr>
+        <w:keepNext/>
+        <w:spacing w:before="120" w:after="60"/>
+        <w:jc w:val="center"/>
+      </w:pPr>
+      <w:r>
+        <w:rPr>
+          <w:noProof/>
+        </w:rPr>
+        <w:drawing>
+          <wp:inline distT="0" distB="0" distL="0" distR="0">
+            <wp:extent cx="6096000" cy="1247775"/>
+            <wp:effectExtent l="0" t="0" r="0" b="0"/>
+            <wp:docPr id="13" name="Picture 13"/>
+            <wp:cNvGraphicFramePr>
+              <a:graphicFrameLocks xmlns:a="http://schemas.openxmlformats.org/drawingml/2006/main" noChangeAspect="1"/>
+            </wp:cNvGraphicFramePr>
+            <a:graphic xmlns:a="http://schemas.openxmlformats.org/drawingml/2006/main">
+              <a:graphicData uri="http://schemas.openxmlformats.org/drawingml/2006/picture">
+                <pic:pic xmlns:pic="http://schemas.openxmlformats.org/drawingml/2006/picture">
+                  <pic:nvPicPr>
+                    <pic:cNvPr id="0" name=""/>
+                    <pic:cNvPicPr>
+                      <a:picLocks noChangeAspect="1" noChangeArrowheads="1"/>
+                    </pic:cNvPicPr>
+                  </pic:nvPicPr>
+                  <pic:blipFill>
+                    <a:blip r:embed="rId19"/>
+                    <a:srcRect/>
+                    <a:stretch>
+                      <a:fillRect/>
+                    </a:stretch>
+                  </pic:blipFill>
+                  <pic:spPr bwMode="auto">
+                    <a:xfrm>
+                      <a:off x="0" y="0"/>
                       <a:ext cx="6096000" cy="1247775"/>
                     </a:xfrm>
                     <a:prstGeom prst="rect">
@@ -11610,7 +12050,7 @@
           <w:sz w:val="18"/>
           <w:szCs w:val="18"/>
         </w:rPr>
-        <w:t>Figure 12: The products page in Forest, Dark and Light</w:t>
+        <w:t>Figure 13: The products page in Forest, Dark and Light</w:t>
       </w:r>
     </w:p>
     <w:p>
@@ -11622,22 +12062,19 @@
       <w:pPr>
         <w:pStyle w:val="Heading1"/>
       </w:pPr>
-      <w:bookmarkStart w:id="24" w:name="_Toc243676195"/>
+      <w:bookmarkStart w:id="25" w:name="_Toc243679777"/>
       <w:r>
         <w:lastRenderedPageBreak/>
         <w:t>6  Privacy and analytics</w:t>
       </w:r>
-      <w:bookmarkEnd w:id="24"/>
+      <w:bookmarkEnd w:id="25"/>
     </w:p>
     <w:p>
       <w:pPr>
         <w:spacing w:after="120" w:line="276" w:lineRule="auto"/>
       </w:pPr>
       <w:r>
-        <w:t>Only strictly n</w:t>
-      </w:r>
-      <w:r>
-        <w:t xml:space="preserve">ecessary storage is used without consent: the sign-in token and the cart. The closed-banner and video-position notes are kept only in the visitor's own browser and are never sent anywhere. Google Analytics 4 (measurement id in </w:t>
+        <w:t xml:space="preserve">Only strictly necessary storage is used without consent: the sign-in token and the cart. The closed-banner and video-position notes are kept only in the visitor's own browser and are never sent anywhere. Google Analytics 4 (measurement id in </w:t>
       </w:r>
       <w:r>
         <w:rPr>
@@ -11646,13 +12083,19 @@
           <w:sz w:val="19"/>
           <w:szCs w:val="19"/>
         </w:rPr>
-        <w:t>VITE_GA_MEASUREMENT_ID</w:t>
-      </w:r>
-      <w:r>
-        <w:t>) is lo</w:t>
-      </w:r>
-      <w:r>
-        <w:t>aded only after the visitor allows the analytics category. Chat nudge events (</w:t>
+        <w:t>VITE_GA_MEASUR</w:t>
+      </w:r>
+      <w:r>
+        <w:rPr>
+          <w:rFonts w:ascii="Consolas" w:eastAsia="Consolas" w:hAnsi="Consolas" w:cs="Consolas"/>
+          <w:color w:val="3B3F3D"/>
+          <w:sz w:val="19"/>
+          <w:szCs w:val="19"/>
+        </w:rPr>
+        <w:t>EMENT_ID</w:t>
+      </w:r>
+      <w:r>
+        <w:t>) is loaded only after the visitor allows the analytics category. Chat nudge events (</w:t>
       </w:r>
       <w:r>
         <w:rPr>
@@ -11700,12 +12143,12 @@
       <w:pPr>
         <w:pStyle w:val="Heading1"/>
       </w:pPr>
-      <w:bookmarkStart w:id="25" w:name="_Toc243676196"/>
+      <w:bookmarkStart w:id="26" w:name="_Toc243679778"/>
       <w:r>
         <w:lastRenderedPageBreak/>
         <w:t>7  Configuration</w:t>
       </w:r>
-      <w:bookmarkEnd w:id="25"/>
+      <w:bookmarkEnd w:id="26"/>
     </w:p>
     <w:tbl>
       <w:tblPr>
@@ -11764,25 +12207,8 @@
                 <w:sz w:val="19"/>
                 <w:szCs w:val="19"/>
               </w:rPr>
-              <w:t>Setting (frontend/website/.env)</w:t>
-            </w:r>
-          </w:p>
-        </w:tc>
-        <w:tc>
-          <w:tcPr>
-            <w:tcW w:w="2604" w:type="dxa"/>
-            <w:shd w:val="clear" w:color="auto" w:fill="1F4D3A"/>
-            <w:tcMar>
-              <w:top w:w="50" w:type="dxa"/>
-              <w:left w:w="90" w:type="dxa"/>
-              <w:bottom w:w="50" w:type="dxa"/>
-              <w:right w:w="90" w:type="dxa"/>
-            </w:tcMar>
-          </w:tcPr>
-          <w:p>
-            <w:pPr>
-              <w:spacing w:after="20" w:line="252" w:lineRule="auto"/>
-            </w:pPr>
+              <w:t>Setting (frontend/website</w:t>
+            </w:r>
             <w:r>
               <w:rPr>
                 <w:b/>
@@ -11791,8 +12217,25 @@
                 <w:sz w:val="19"/>
                 <w:szCs w:val="19"/>
               </w:rPr>
-              <w:t>Value to</w:t>
-            </w:r>
+              <w:t>/.env)</w:t>
+            </w:r>
+          </w:p>
+        </w:tc>
+        <w:tc>
+          <w:tcPr>
+            <w:tcW w:w="2604" w:type="dxa"/>
+            <w:shd w:val="clear" w:color="auto" w:fill="1F4D3A"/>
+            <w:tcMar>
+              <w:top w:w="50" w:type="dxa"/>
+              <w:left w:w="90" w:type="dxa"/>
+              <w:bottom w:w="50" w:type="dxa"/>
+              <w:right w:w="90" w:type="dxa"/>
+            </w:tcMar>
+          </w:tcPr>
+          <w:p>
+            <w:pPr>
+              <w:spacing w:after="20" w:line="252" w:lineRule="auto"/>
+            </w:pPr>
             <w:r>
               <w:rPr>
                 <w:b/>
@@ -11801,7 +12244,7 @@
                 <w:sz w:val="19"/>
                 <w:szCs w:val="19"/>
               </w:rPr>
-              <w:t>day</w:t>
+              <w:t>Value today</w:t>
             </w:r>
           </w:p>
         </w:tc>
@@ -12032,12 +12475,12 @@
       <w:pPr>
         <w:pStyle w:val="Heading1"/>
       </w:pPr>
-      <w:bookmarkStart w:id="26" w:name="_Toc243676197"/>
+      <w:bookmarkStart w:id="27" w:name="_Toc243679779"/>
       <w:r>
         <w:lastRenderedPageBreak/>
         <w:t>8  Build, preview and publish</w:t>
       </w:r>
-      <w:bookmarkEnd w:id="26"/>
+      <w:bookmarkEnd w:id="27"/>
     </w:p>
     <w:p>
       <w:pPr>
@@ -12136,10 +12579,10 @@
         <w:spacing w:after="120" w:line="276" w:lineRule="auto"/>
       </w:pPr>
       <w:r>
-        <w:t>Visitors reach the public build thro</w:t>
-      </w:r>
-      <w:r>
-        <w:t xml:space="preserve">ugh ngrok and the Caddy router, which sends every path that is not an app, download or payment path to port 4173. The desktop Servers section rebuilds and serves it with one click ("Website (public build)"). A running preview serves a new build as soon as </w:t>
+        <w:t>Visitors reach the public build through ngrok and the Caddy router, which sends every path that is not an app, download or payment path to port 4173. The desktop Servers section rebuilds a</w:t>
+      </w:r>
+      <w:r>
+        <w:t xml:space="preserve">nd serves it with one click ("Website (public build)"). A running preview serves a new build as soon as </w:t>
       </w:r>
       <w:r>
         <w:rPr>
@@ -12158,18 +12601,21 @@
       <w:pPr>
         <w:pStyle w:val="Heading2"/>
       </w:pPr>
-      <w:bookmarkStart w:id="27" w:name="_Toc243676198"/>
+      <w:bookmarkStart w:id="28" w:name="_Toc243679780"/>
       <w:r>
         <w:t>8.1  When something goes wrong</w:t>
       </w:r>
-      <w:bookmarkEnd w:id="27"/>
+      <w:bookmarkEnd w:id="28"/>
     </w:p>
     <w:p>
       <w:pPr>
         <w:spacing w:after="120" w:line="276" w:lineRule="auto"/>
       </w:pPr>
       <w:r>
-        <w:t xml:space="preserve">"in the event of an error e.g the server is offline ... the user ... never gets the whole details but what is necessary and presentable" (18 October 2026). Every message a visitor sees comes from </w:t>
+        <w:t>"in the event of an error e.g the server is offline ... the user ... never gets the whole details</w:t>
+      </w:r>
+      <w:r>
+        <w:t xml:space="preserve"> but what is necessary and presentable" (18 October 2026). Every message a visitor sees comes from </w:t>
       </w:r>
       <w:r>
         <w:rPr>
@@ -12178,16 +12624,7 @@
           <w:sz w:val="19"/>
           <w:szCs w:val="19"/>
         </w:rPr>
-        <w:t>apiEr</w:t>
-      </w:r>
-      <w:r>
-        <w:rPr>
-          <w:rFonts w:ascii="Consolas" w:eastAsia="Consolas" w:hAnsi="Consolas" w:cs="Consolas"/>
-          <w:color w:val="3B3F3D"/>
-          <w:sz w:val="19"/>
-          <w:szCs w:val="19"/>
-        </w:rPr>
-        <w:t>rorMessage</w:t>
+        <w:t>apiErrorMessage</w:t>
       </w:r>
       <w:r>
         <w:t xml:space="preserve"> in </w:t>
@@ -12202,13 +12639,13 @@
         <w:t>src/api/client.js</w:t>
       </w:r>
       <w:r>
-        <w:t>: the server's own reason when it is meant for people ("Not enough stock ...", "That code isn't right"), otherwise one calm sentence - "We can't reach Dateroem right now. Please try again in a few minutes." (server down), "So</w:t>
-      </w:r>
-      <w:r>
-        <w:t>mething went wrong on our side. Please try again in a moment." (a problem on the server), "You seem to be offline ..." (no connection), or a plain sentence for "please sign in again", "you don't have access", "too many tries". Never a status code, a raw re</w:t>
-      </w:r>
-      <w:r>
-        <w:t>ply or browser error text.</w:t>
+        <w:t>: the server's own reason when it is meant for people ("Not enough stock ...", "That code isn't right"), otherwise one ca</w:t>
+      </w:r>
+      <w:r>
+        <w:t>lm sentence - "We can't reach Dateroem right now. Please try again in a few minutes." (server down), "Something went wrong on our side. Please try again in a moment." (a problem on the server), "You seem to be offline ..." (no connection), or a plain sente</w:t>
+      </w:r>
+      <w:r>
+        <w:t>nce for "please sign in again", "you don't have access", "too many tries". Never a status code, a raw reply or browser error text.</w:t>
       </w:r>
     </w:p>
     <w:p>
@@ -12216,10 +12653,10 @@
         <w:spacing w:after="120" w:line="276" w:lineRule="auto"/>
       </w:pPr>
       <w:r>
-        <w:t>While the website itself is down, the router answers the page with "We'll be right back" - the company emblem, a short note, the company number to call or WhatsApp - and reloads it by itself once the site is back (see the Running</w:t>
-      </w:r>
-      <w:r>
-        <w:t xml:space="preserve"> and Operating document).</w:t>
+        <w:t xml:space="preserve">While the website itself is down, the router answers the page with "We'll be right back" - the company emblem, a short note, </w:t>
+      </w:r>
+      <w:r>
+        <w:t>the company number to call or WhatsApp - and reloads it by itself once the site is back (see the Running and Operating document).</w:t>
       </w:r>
     </w:p>
     <w:p>
@@ -12264,12 +12701,12 @@
       <w:pPr>
         <w:pStyle w:val="Heading1"/>
       </w:pPr>
-      <w:bookmarkStart w:id="28" w:name="_Toc243676199"/>
+      <w:bookmarkStart w:id="29" w:name="_Toc243679781"/>
       <w:r>
         <w:lastRenderedPageBreak/>
         <w:t>9  Development history</w:t>
       </w:r>
-      <w:bookmarkEnd w:id="28"/>
+      <w:bookmarkEnd w:id="29"/>
     </w:p>
     <w:tbl>
       <w:tblPr>
@@ -12327,7 +12764,17 @@
                 <w:sz w:val="19"/>
                 <w:szCs w:val="19"/>
               </w:rPr>
-              <w:t>Date</w:t>
+              <w:t>Dat</w:t>
+            </w:r>
+            <w:r>
+              <w:rPr>
+                <w:b/>
+                <w:bCs/>
+                <w:color w:val="FFFFFF"/>
+                <w:sz w:val="19"/>
+                <w:szCs w:val="19"/>
+              </w:rPr>
+              <w:t>e</w:t>
             </w:r>
           </w:p>
         </w:tc>
@@ -12702,7 +13149,14 @@
                 <w:sz w:val="19"/>
                 <w:szCs w:val="19"/>
               </w:rPr>
-              <w:t>STK payment confirmed end to end (callback and status query), Ordered Goods page, customer-specific order numbers, size-based delivery estimates.</w:t>
+              <w:t>STK payment confirmed end to end (callback and status query), Ordered Goods page</w:t>
+            </w:r>
+            <w:r>
+              <w:rPr>
+                <w:sz w:val="19"/>
+                <w:szCs w:val="19"/>
+              </w:rPr>
+              <w:t>, customer-specific order numbers, size-based delivery estimates.</w:t>
             </w:r>
           </w:p>
         </w:tc>
@@ -12941,7 +13395,14 @@
                 <w:sz w:val="19"/>
                 <w:szCs w:val="19"/>
               </w:rPr>
-              <w:t>Phone number required at sign-up; About page with the scroll-played journey from tree to doorstep.</w:t>
+              <w:t>Phone number required at sign-up; About page wit</w:t>
+            </w:r>
+            <w:r>
+              <w:rPr>
+                <w:sz w:val="19"/>
+                <w:szCs w:val="19"/>
+              </w:rPr>
+              <w:t>h the scroll-played journey from tree to doorstep.</w:t>
             </w:r>
           </w:p>
         </w:tc>
@@ -13173,7 +13634,14 @@
                 <w:sz w:val="19"/>
                 <w:szCs w:val="19"/>
               </w:rPr>
-              <w:t>The customer "Marketing" tab became "Featured": only campaigns that are running (Active, within their dates, with products), the tab shown only while one is; a closable banner on the Products page and a tag on featured products.</w:t>
+              <w:t>The customer "Marketing" tab became "Featured": only campaigns that are running (Active, within their dates, with products), the tab s</w:t>
+            </w:r>
+            <w:r>
+              <w:rPr>
+                <w:sz w:val="19"/>
+                <w:szCs w:val="19"/>
+              </w:rPr>
+              <w:t>hown only while one is; a closable banner on the Products page and a tag on featured products.</w:t>
             </w:r>
           </w:p>
         </w:tc>
@@ -14113,14 +14581,80 @@
                 <w:sz w:val="19"/>
                 <w:szCs w:val="19"/>
               </w:rPr>
-              <w:t>The product grid and the Featured banner fill the page at any width, the cards growing with the screen ("instead of fixating on a certain length can it stretch automatically"); the cookie banner's Customize is a wood link instead of a warning re</w:t>
-            </w:r>
-            <w:r>
-              <w:rPr>
-                <w:sz w:val="19"/>
-                <w:szCs w:val="19"/>
-              </w:rPr>
-              <w:t>d.</w:t>
+              <w:t>The product grid and the Featured banner fill the page at any width, the cards growing with the screen ("instead of fixating on a certain length can it stretch automatically"); the cookie banner's Customize is a wood link instead of a warning red.</w:t>
+            </w:r>
+          </w:p>
+        </w:tc>
+      </w:tr>
+      <w:tr>
+        <w:tblPrEx>
+          <w:tblCellMar>
+            <w:top w:w="0" w:type="dxa"/>
+            <w:bottom w:w="0" w:type="dxa"/>
+          </w:tblCellMar>
+        </w:tblPrEx>
+        <w:trPr>
+          <w:cantSplit/>
+        </w:trPr>
+        <w:tc>
+          <w:tcPr>
+            <w:tcW w:w="1606" w:type="dxa"/>
+            <w:shd w:val="clear" w:color="auto" w:fill="F4F5F3"/>
+            <w:tcMar>
+              <w:top w:w="50" w:type="dxa"/>
+              <w:left w:w="90" w:type="dxa"/>
+              <w:bottom w:w="50" w:type="dxa"/>
+              <w:right w:w="90" w:type="dxa"/>
+            </w:tcMar>
+          </w:tcPr>
+          <w:p>
+            <w:pPr>
+              <w:spacing w:after="20" w:line="252" w:lineRule="auto"/>
+            </w:pPr>
+            <w:r>
+              <w:rPr>
+                <w:sz w:val="19"/>
+                <w:szCs w:val="19"/>
+              </w:rPr>
+              <w:t>2026-10</w:t>
+            </w:r>
+            <w:r>
+              <w:rPr>
+                <w:sz w:val="19"/>
+                <w:szCs w:val="19"/>
+              </w:rPr>
+              <w:t>-23</w:t>
+            </w:r>
+          </w:p>
+        </w:tc>
+        <w:tc>
+          <w:tcPr>
+            <w:tcW w:w="8032" w:type="dxa"/>
+            <w:shd w:val="clear" w:color="auto" w:fill="F4F5F3"/>
+            <w:tcMar>
+              <w:top w:w="50" w:type="dxa"/>
+              <w:left w:w="90" w:type="dxa"/>
+              <w:bottom w:w="50" w:type="dxa"/>
+              <w:right w:w="90" w:type="dxa"/>
+            </w:tcMar>
+          </w:tcPr>
+          <w:p>
+            <w:pPr>
+              <w:spacing w:after="20" w:line="252" w:lineRule="auto"/>
+            </w:pPr>
+            <w:r>
+              <w:rPr>
+                <w:sz w:val="19"/>
+                <w:szCs w:val="19"/>
+              </w:rPr>
+              <w:t xml:space="preserve">The About page sets out the company: who we are with the registered facts, how we work (timber from farms across Central Kenya, milled in Nakuru), where to find us with the owner's map pin, and the founder with a photo frame; the same facts for search </w:t>
+            </w:r>
+            <w:r>
+              <w:rPr>
+                <w:sz w:val="19"/>
+                <w:szCs w:val="19"/>
+              </w:rPr>
+              <w:t>engines in index.html.</w:t>
             </w:r>
           </w:p>
         </w:tc>
@@ -14132,10 +14666,10 @@
       </w:pPr>
     </w:p>
     <w:sectPr>
-      <w:headerReference w:type="default" r:id="rId19"/>
-      <w:footerReference w:type="default" r:id="rId20"/>
-      <w:headerReference w:type="first" r:id="rId21"/>
-      <w:footerReference w:type="first" r:id="rId22"/>
+      <w:headerReference w:type="default" r:id="rId20"/>
+      <w:footerReference w:type="default" r:id="rId21"/>
+      <w:headerReference w:type="first" r:id="rId22"/>
+      <w:footerReference w:type="first" r:id="rId23"/>
       <w:pgSz w:w="11906" w:h="16838"/>
       <w:pgMar w:top="1134" w:right="1134" w:bottom="1134" w:left="1134" w:header="560" w:footer="560" w:gutter="0"/>
       <w:cols w:space="720"/>
@@ -14223,7 +14757,7 @@
         <w:sz w:val="16"/>
         <w:szCs w:val="16"/>
       </w:rPr>
-      <w:t>26</w:t>
+      <w:t>27</w:t>
     </w:r>
     <w:r>
       <w:rPr>
@@ -14272,7 +14806,7 @@
         <w:sz w:val="16"/>
         <w:szCs w:val="16"/>
       </w:rPr>
-      <w:t>26</w:t>
+      <w:t>27</w:t>
     </w:r>
     <w:r>
       <w:rPr>
@@ -14356,10 +14890,10 @@
 <file path=word/numbering.xml><?xml version="1.0" encoding="utf-8"?>
 <w:numbering xmlns:wpc="http://schemas.microsoft.com/office/word/2010/wordprocessingCanvas" xmlns:cx="http://schemas.microsoft.com/office/drawing/2014/chartex" xmlns:cx1="http://schemas.microsoft.com/office/drawing/2015/9/8/chartex" xmlns:mc="http://schemas.openxmlformats.org/markup-compatibility/2006" xmlns:o="urn:schemas-microsoft-com:office:office" xmlns:r="http://schemas.openxmlformats.org/officeDocument/2006/relationships" xmlns:m="http://schemas.openxmlformats.org/officeDocument/2006/math" xmlns:v="urn:schemas-microsoft-com:vml" xmlns:wp14="http://schemas.microsoft.com/office/word/2010/wordprocessingDrawing" xmlns:wp="http://schemas.openxmlformats.org/drawingml/2006/wordprocessingDrawing" xmlns:w10="urn:schemas-microsoft-com:office:word" xmlns:w="http://schemas.openxmlformats.org/wordprocessingml/2006/main" xmlns:w14="http://schemas.microsoft.com/office/word/2010/wordml" xmlns:w15="http://schemas.microsoft.com/office/word/2012/wordml" xmlns:w16se="http://schemas.microsoft.com/office/word/2015/wordml/symex" xmlns:wpg="http://schemas.microsoft.com/office/word/2010/wordprocessingGroup" xmlns:wpi="http://schemas.microsoft.com/office/word/2010/wordprocessingInk" xmlns:wne="http://schemas.microsoft.com/office/word/2006/wordml" xmlns:wps="http://schemas.microsoft.com/office/word/2010/wordprocessingShape" mc:Ignorable="w14 w15 w16se wp14">
   <w:abstractNum w:abstractNumId="0" w15:restartNumberingAfterBreak="0">
-    <w:nsid w:val="0E3661E0"/>
+    <w:nsid w:val="05B645CF"/>
     <w:multiLevelType w:val="hybridMultilevel"/>
-    <w:tmpl w:val="10087D30"/>
-    <w:lvl w:ilvl="0" w:tplc="1840AAD4">
+    <w:tmpl w:val="B266638A"/>
+    <w:lvl w:ilvl="0" w:tplc="FB7A2260">
       <w:start w:val="1"/>
       <w:numFmt w:val="decimal"/>
       <w:lvlText w:val="%1."/>
@@ -14368,7 +14902,7 @@
         <w:ind w:left="540" w:hanging="300"/>
       </w:pPr>
     </w:lvl>
-    <w:lvl w:ilvl="1" w:tplc="F5660632" w:tentative="1">
+    <w:lvl w:ilvl="1" w:tplc="138656B0" w:tentative="1">
       <w:start w:val="1"/>
       <w:numFmt w:val="lowerLetter"/>
       <w:lvlText w:val="%2."/>
@@ -14377,7 +14911,7 @@
         <w:ind w:left="940" w:hanging="300"/>
       </w:pPr>
     </w:lvl>
-    <w:lvl w:ilvl="2" w:tplc="EDF2EEF8" w:tentative="1">
+    <w:lvl w:ilvl="2" w:tplc="FD28B410" w:tentative="1">
       <w:start w:val="1"/>
       <w:numFmt w:val="lowerRoman"/>
       <w:lvlText w:val="%3."/>
@@ -14386,42 +14920,128 @@
         <w:ind w:left="1340" w:hanging="300"/>
       </w:pPr>
     </w:lvl>
-    <w:lvl w:ilvl="3" w:tplc="43FEF512">
+    <w:lvl w:ilvl="3" w:tplc="64D49658">
       <w:numFmt w:val="decimal"/>
       <w:lvlText w:val=""/>
       <w:lvlJc w:val="left"/>
     </w:lvl>
-    <w:lvl w:ilvl="4" w:tplc="368615BA">
+    <w:lvl w:ilvl="4" w:tplc="23ACD2DE">
       <w:numFmt w:val="decimal"/>
       <w:lvlText w:val=""/>
       <w:lvlJc w:val="left"/>
     </w:lvl>
-    <w:lvl w:ilvl="5" w:tplc="ECF0487E">
+    <w:lvl w:ilvl="5" w:tplc="0486CBAA">
       <w:numFmt w:val="decimal"/>
       <w:lvlText w:val=""/>
       <w:lvlJc w:val="left"/>
     </w:lvl>
-    <w:lvl w:ilvl="6" w:tplc="7FC08DE0">
+    <w:lvl w:ilvl="6" w:tplc="BD5ABFF8">
       <w:numFmt w:val="decimal"/>
       <w:lvlText w:val=""/>
       <w:lvlJc w:val="left"/>
     </w:lvl>
-    <w:lvl w:ilvl="7" w:tplc="56FA31B2">
+    <w:lvl w:ilvl="7" w:tplc="1972AA34">
       <w:numFmt w:val="decimal"/>
       <w:lvlText w:val=""/>
       <w:lvlJc w:val="left"/>
     </w:lvl>
-    <w:lvl w:ilvl="8" w:tplc="C6D209E8">
+    <w:lvl w:ilvl="8" w:tplc="3D1CE020">
       <w:numFmt w:val="decimal"/>
       <w:lvlText w:val=""/>
       <w:lvlJc w:val="left"/>
     </w:lvl>
   </w:abstractNum>
   <w:abstractNum w:abstractNumId="1" w15:restartNumberingAfterBreak="0">
-    <w:nsid w:val="39F8164C"/>
+    <w:nsid w:val="342F1D07"/>
     <w:multiLevelType w:val="hybridMultilevel"/>
-    <w:tmpl w:val="366C1F58"/>
-    <w:lvl w:ilvl="0" w:tplc="CD62BCE2">
+    <w:tmpl w:val="AE44E2CE"/>
+    <w:lvl w:ilvl="0" w:tplc="AB16DCB2" w:tentative="1">
+      <w:start w:val="1"/>
+      <w:numFmt w:val="bullet"/>
+      <w:lvlText w:val="●"/>
+      <w:lvlJc w:val="left"/>
+      <w:pPr>
+        <w:ind w:left="720" w:hanging="360"/>
+      </w:pPr>
+    </w:lvl>
+    <w:lvl w:ilvl="1" w:tplc="405C8792" w:tentative="1">
+      <w:start w:val="1"/>
+      <w:numFmt w:val="bullet"/>
+      <w:lvlText w:val="○"/>
+      <w:lvlJc w:val="left"/>
+      <w:pPr>
+        <w:ind w:left="1440" w:hanging="360"/>
+      </w:pPr>
+    </w:lvl>
+    <w:lvl w:ilvl="2" w:tplc="7A0A2E9C" w:tentative="1">
+      <w:start w:val="1"/>
+      <w:numFmt w:val="bullet"/>
+      <w:lvlText w:val="■"/>
+      <w:lvlJc w:val="left"/>
+      <w:pPr>
+        <w:ind w:left="2160" w:hanging="360"/>
+      </w:pPr>
+    </w:lvl>
+    <w:lvl w:ilvl="3" w:tplc="5B5AE6C8" w:tentative="1">
+      <w:start w:val="1"/>
+      <w:numFmt w:val="bullet"/>
+      <w:lvlText w:val="●"/>
+      <w:lvlJc w:val="left"/>
+      <w:pPr>
+        <w:ind w:left="2880" w:hanging="360"/>
+      </w:pPr>
+    </w:lvl>
+    <w:lvl w:ilvl="4" w:tplc="2BE2ECD2" w:tentative="1">
+      <w:start w:val="1"/>
+      <w:numFmt w:val="bullet"/>
+      <w:lvlText w:val="○"/>
+      <w:lvlJc w:val="left"/>
+      <w:pPr>
+        <w:ind w:left="3600" w:hanging="360"/>
+      </w:pPr>
+    </w:lvl>
+    <w:lvl w:ilvl="5" w:tplc="FAFC2376" w:tentative="1">
+      <w:start w:val="1"/>
+      <w:numFmt w:val="bullet"/>
+      <w:lvlText w:val="■"/>
+      <w:lvlJc w:val="left"/>
+      <w:pPr>
+        <w:ind w:left="4320" w:hanging="360"/>
+      </w:pPr>
+    </w:lvl>
+    <w:lvl w:ilvl="6" w:tplc="C58627CE" w:tentative="1">
+      <w:start w:val="1"/>
+      <w:numFmt w:val="bullet"/>
+      <w:lvlText w:val="●"/>
+      <w:lvlJc w:val="left"/>
+      <w:pPr>
+        <w:ind w:left="5040" w:hanging="360"/>
+      </w:pPr>
+    </w:lvl>
+    <w:lvl w:ilvl="7" w:tplc="5986ECA2" w:tentative="1">
+      <w:start w:val="1"/>
+      <w:numFmt w:val="bullet"/>
+      <w:lvlText w:val="●"/>
+      <w:lvlJc w:val="left"/>
+      <w:pPr>
+        <w:ind w:left="5760" w:hanging="360"/>
+      </w:pPr>
+    </w:lvl>
+    <w:lvl w:ilvl="8" w:tplc="859E6628" w:tentative="1">
+      <w:start w:val="1"/>
+      <w:numFmt w:val="bullet"/>
+      <w:lvlText w:val="●"/>
+      <w:lvlJc w:val="left"/>
+      <w:pPr>
+        <w:ind w:left="6480" w:hanging="360"/>
+      </w:pPr>
+    </w:lvl>
+  </w:abstractNum>
+  <w:abstractNum w:abstractNumId="2" w15:restartNumberingAfterBreak="0">
+    <w:nsid w:val="4028783B"/>
+    <w:multiLevelType w:val="hybridMultilevel"/>
+    <w:tmpl w:val="6B56590E"/>
+    <w:lvl w:ilvl="0" w:tplc="EBD612A2">
       <w:start w:val="1"/>
       <w:numFmt w:val="bullet"/>
       <w:lvlText w:val="•"/>
@@ -14430,7 +15050,7 @@
         <w:ind w:left="540" w:hanging="300"/>
       </w:pPr>
     </w:lvl>
-    <w:lvl w:ilvl="1" w:tplc="C54EDE3A" w:tentative="1">
+    <w:lvl w:ilvl="1" w:tplc="17103F48" w:tentative="1">
       <w:start w:val="1"/>
       <w:numFmt w:val="bullet"/>
       <w:lvlText w:val="–"/>
@@ -14439,7 +15059,7 @@
         <w:ind w:left="940" w:hanging="300"/>
       </w:pPr>
     </w:lvl>
-    <w:lvl w:ilvl="2" w:tplc="E8DA8994" w:tentative="1">
+    <w:lvl w:ilvl="2" w:tplc="1B74A6D6" w:tentative="1">
       <w:start w:val="1"/>
       <w:numFmt w:val="bullet"/>
       <w:lvlText w:val="◦"/>
@@ -14448,131 +15068,45 @@
         <w:ind w:left="1340" w:hanging="300"/>
       </w:pPr>
     </w:lvl>
-    <w:lvl w:ilvl="3" w:tplc="5A222D9C">
+    <w:lvl w:ilvl="3" w:tplc="106E9F14">
       <w:numFmt w:val="decimal"/>
       <w:lvlText w:val=""/>
       <w:lvlJc w:val="left"/>
     </w:lvl>
-    <w:lvl w:ilvl="4" w:tplc="00B2FDF0">
+    <w:lvl w:ilvl="4" w:tplc="747423CC">
       <w:numFmt w:val="decimal"/>
       <w:lvlText w:val=""/>
       <w:lvlJc w:val="left"/>
     </w:lvl>
-    <w:lvl w:ilvl="5" w:tplc="62ACE3E6">
+    <w:lvl w:ilvl="5" w:tplc="9634B10E">
       <w:numFmt w:val="decimal"/>
       <w:lvlText w:val=""/>
       <w:lvlJc w:val="left"/>
     </w:lvl>
-    <w:lvl w:ilvl="6" w:tplc="7AE0642A">
+    <w:lvl w:ilvl="6" w:tplc="196A79C4">
       <w:numFmt w:val="decimal"/>
       <w:lvlText w:val=""/>
       <w:lvlJc w:val="left"/>
     </w:lvl>
-    <w:lvl w:ilvl="7" w:tplc="3336FA06">
+    <w:lvl w:ilvl="7" w:tplc="F74A6A78">
       <w:numFmt w:val="decimal"/>
       <w:lvlText w:val=""/>
       <w:lvlJc w:val="left"/>
     </w:lvl>
-    <w:lvl w:ilvl="8" w:tplc="62A6DFC4">
+    <w:lvl w:ilvl="8" w:tplc="01628364">
       <w:numFmt w:val="decimal"/>
       <w:lvlText w:val=""/>
       <w:lvlJc w:val="left"/>
     </w:lvl>
   </w:abstractNum>
-  <w:abstractNum w:abstractNumId="2" w15:restartNumberingAfterBreak="0">
-    <w:nsid w:val="3B573347"/>
-    <w:multiLevelType w:val="hybridMultilevel"/>
-    <w:tmpl w:val="DD42E0EE"/>
-    <w:lvl w:ilvl="0" w:tplc="86BA04F2" w:tentative="1">
-      <w:start w:val="1"/>
-      <w:numFmt w:val="bullet"/>
-      <w:lvlText w:val="●"/>
-      <w:lvlJc w:val="left"/>
-      <w:pPr>
-        <w:ind w:left="720" w:hanging="360"/>
-      </w:pPr>
-    </w:lvl>
-    <w:lvl w:ilvl="1" w:tplc="39420708" w:tentative="1">
-      <w:start w:val="1"/>
-      <w:numFmt w:val="bullet"/>
-      <w:lvlText w:val="○"/>
-      <w:lvlJc w:val="left"/>
-      <w:pPr>
-        <w:ind w:left="1440" w:hanging="360"/>
-      </w:pPr>
-    </w:lvl>
-    <w:lvl w:ilvl="2" w:tplc="141844E0" w:tentative="1">
-      <w:start w:val="1"/>
-      <w:numFmt w:val="bullet"/>
-      <w:lvlText w:val="■"/>
-      <w:lvlJc w:val="left"/>
-      <w:pPr>
-        <w:ind w:left="2160" w:hanging="360"/>
-      </w:pPr>
-    </w:lvl>
-    <w:lvl w:ilvl="3" w:tplc="94561516" w:tentative="1">
-      <w:start w:val="1"/>
-      <w:numFmt w:val="bullet"/>
-      <w:lvlText w:val="●"/>
-      <w:lvlJc w:val="left"/>
-      <w:pPr>
-        <w:ind w:left="2880" w:hanging="360"/>
-      </w:pPr>
-    </w:lvl>
-    <w:lvl w:ilvl="4" w:tplc="48D20938" w:tentative="1">
-      <w:start w:val="1"/>
-      <w:numFmt w:val="bullet"/>
-      <w:lvlText w:val="○"/>
-      <w:lvlJc w:val="left"/>
-      <w:pPr>
-        <w:ind w:left="3600" w:hanging="360"/>
-      </w:pPr>
-    </w:lvl>
-    <w:lvl w:ilvl="5" w:tplc="106440AA" w:tentative="1">
-      <w:start w:val="1"/>
-      <w:numFmt w:val="bullet"/>
-      <w:lvlText w:val="■"/>
-      <w:lvlJc w:val="left"/>
-      <w:pPr>
-        <w:ind w:left="4320" w:hanging="360"/>
-      </w:pPr>
-    </w:lvl>
-    <w:lvl w:ilvl="6" w:tplc="1E0E6894" w:tentative="1">
-      <w:start w:val="1"/>
-      <w:numFmt w:val="bullet"/>
-      <w:lvlText w:val="●"/>
-      <w:lvlJc w:val="left"/>
-      <w:pPr>
-        <w:ind w:left="5040" w:hanging="360"/>
-      </w:pPr>
-    </w:lvl>
-    <w:lvl w:ilvl="7" w:tplc="83D051D4" w:tentative="1">
-      <w:start w:val="1"/>
-      <w:numFmt w:val="bullet"/>
-      <w:lvlText w:val="●"/>
-      <w:lvlJc w:val="left"/>
-      <w:pPr>
-        <w:ind w:left="5760" w:hanging="360"/>
-      </w:pPr>
-    </w:lvl>
-    <w:lvl w:ilvl="8" w:tplc="81424E5C" w:tentative="1">
-      <w:start w:val="1"/>
-      <w:numFmt w:val="bullet"/>
-      <w:lvlText w:val="●"/>
-      <w:lvlJc w:val="left"/>
-      <w:pPr>
-        <w:ind w:left="6480" w:hanging="360"/>
-      </w:pPr>
-    </w:lvl>
-  </w:abstractNum>
   <w:num w:numId="1">
-    <w:abstractNumId w:val="2"/>
+    <w:abstractNumId w:val="1"/>
     <w:lvlOverride w:ilvl="0">
       <w:startOverride w:val="1"/>
     </w:lvlOverride>
   </w:num>
   <w:num w:numId="2">
-    <w:abstractNumId w:val="1"/>
+    <w:abstractNumId w:val="2"/>
     <w:lvlOverride w:ilvl="0">
       <w:startOverride w:val="1"/>
     </w:lvlOverride>
@@ -15207,7 +15741,7 @@
     <w:autoRedefine/>
     <w:uiPriority w:val="39"/>
     <w:unhideWhenUsed/>
-    <w:rsid w:val="006A1AC0"/>
+    <w:rsid w:val="00CA50B0"/>
     <w:pPr>
       <w:spacing w:after="100"/>
     </w:pPr>
@@ -15219,7 +15753,7 @@
     <w:autoRedefine/>
     <w:uiPriority w:val="39"/>
     <w:unhideWhenUsed/>
-    <w:rsid w:val="006A1AC0"/>
+    <w:rsid w:val="00CA50B0"/>
     <w:pPr>
       <w:spacing w:after="100"/>
       <w:ind w:left="210"/>

--- a/documentation/04 Website/Website User Interface.docx
+++ b/documentation/04 Website/Website User Interface.docx
@@ -80,7 +80,7 @@
           <w:left w:w="10" w:type="dxa"/>
           <w:right w:w="10" w:type="dxa"/>
         </w:tblCellMar>
-        <w:tblLook w:val="0000" w:firstRow="0" w:lastRow="0" w:firstColumn="0" w:lastColumn="0" w:noHBand="0" w:noVBand="0"/>
+        <w:tblLook w:val="04A0" w:firstRow="1" w:lastRow="0" w:firstColumn="1" w:lastColumn="0" w:noHBand="0" w:noVBand="1"/>
       </w:tblPr>
       <w:tblGrid>
         <w:gridCol w:w="2600"/>
@@ -461,7 +461,7 @@
           <w:left w:w="10" w:type="dxa"/>
           <w:right w:w="10" w:type="dxa"/>
         </w:tblCellMar>
-        <w:tblLook w:val="0000" w:firstRow="0" w:lastRow="0" w:firstColumn="0" w:lastColumn="0" w:noHBand="0" w:noVBand="0"/>
+        <w:tblLook w:val="04A0" w:firstRow="1" w:lastRow="0" w:firstColumn="1" w:lastColumn="0" w:noHBand="0" w:noVBand="1"/>
       </w:tblPr>
       <w:tblGrid>
         <w:gridCol w:w="1300"/>
@@ -1251,14 +1251,7 @@
                 <w:sz w:val="19"/>
                 <w:szCs w:val="19"/>
               </w:rPr>
-              <w:t>The "Living Forest" colours, chosen by the board for a livelier green: a deeper, cleaner page green and lighter raised surfaces, the same in the phone and desktop apps. The cooki</w:t>
-            </w:r>
-            <w:r>
-              <w:rPr>
-                <w:sz w:val="19"/>
-                <w:szCs w:val="19"/>
-              </w:rPr>
-              <w:t>e banner's Customize is a wood link instead of a warning red.</w:t>
+              <w:t>The "Living Forest" colours, chosen by the board for a livelier green: a deeper, cleaner page green and lighter raised surfaces, the same in the phone and desktop apps. The cookie banner's Customize is a wood link instead of a warning red.</w:t>
             </w:r>
           </w:p>
         </w:tc>
@@ -1306,7 +1299,14 @@
                 <w:sz w:val="19"/>
                 <w:szCs w:val="19"/>
               </w:rPr>
-              <w:t>20 October 2026</w:t>
+              <w:t xml:space="preserve">20 October </w:t>
+            </w:r>
+            <w:r>
+              <w:rPr>
+                <w:sz w:val="19"/>
+                <w:szCs w:val="19"/>
+              </w:rPr>
+              <w:t>2026</w:t>
             </w:r>
           </w:p>
         </w:tc>
@@ -1326,14 +1326,14 @@
                 <w:sz w:val="19"/>
                 <w:szCs w:val="19"/>
               </w:rPr>
-              <w:t>Colour themes: Forest (the default), Dark and Light from the Theme menu at the end of the top links, remembered in the browser and, for a signed-in customer, with the account. The product grid and the Featured banner fill the page at any width, the cards g</w:t>
-            </w:r>
-            <w:r>
-              <w:rPr>
-                <w:sz w:val="19"/>
-                <w:szCs w:val="19"/>
-              </w:rPr>
-              <w:t>rowing with the screen.</w:t>
+              <w:t>Colour themes: Forest (the default), Dark and Light from the Theme menu at the end of the top links, remembered in the browser and, for a signed-in customer, with the account. The product grid and the Featured banner fill the page at any width, the ca</w:t>
+            </w:r>
+            <w:r>
+              <w:rPr>
+                <w:sz w:val="19"/>
+                <w:szCs w:val="19"/>
+              </w:rPr>
+              <w:t>rds growing with the screen.</w:t>
             </w:r>
           </w:p>
         </w:tc>
@@ -1401,14 +1401,14 @@
                 <w:sz w:val="19"/>
                 <w:szCs w:val="19"/>
               </w:rPr>
-              <w:t>The About page sets out the company below the film: who we are with the registered facts, how we work (timber from farms across Central Kenya, milled in Nakuru), mission and vision, where to find us with a map l</w:t>
-            </w:r>
-            <w:r>
-              <w:rPr>
-                <w:sz w:val="19"/>
-                <w:szCs w:val="19"/>
-              </w:rPr>
-              <w:t>ink, and the founder with a photo frame; the same facts for search engines in index.html.</w:t>
+              <w:t xml:space="preserve">The About page sets out the company below the film: who we are with the registered facts, how we work (timber from farms across Central Kenya, milled in Nakuru), mission and vision, where to find us with a </w:t>
+            </w:r>
+            <w:r>
+              <w:rPr>
+                <w:sz w:val="19"/>
+                <w:szCs w:val="19"/>
+              </w:rPr>
+              <w:t>map link, and the founder with a photo frame; the same facts for search engines in index.html.</w:t>
             </w:r>
           </w:p>
         </w:tc>
@@ -1476,14 +1476,14 @@
                 <w:sz w:val="19"/>
                 <w:szCs w:val="19"/>
               </w:rPr>
-              <w:t>Order tickets (DW-7K3Q9P) on the payment screen, the order page and Ordered Goods; Track my order without signing in (the ticket and the last 3 d</w:t>
-            </w:r>
-            <w:r>
-              <w:rPr>
-                <w:sz w:val="19"/>
-                <w:szCs w:val="19"/>
-              </w:rPr>
-              <w:t>igits of the phone); the driver and number plate show only when staff share them for that delivery.</w:t>
+              <w:t>Order tickets (DW-7K3Q9P) on the payment screen, the order page and Ordered Goods; Track my order without signing in (the ticket and the las</w:t>
+            </w:r>
+            <w:r>
+              <w:rPr>
+                <w:sz w:val="19"/>
+                <w:szCs w:val="19"/>
+              </w:rPr>
+              <w:t>t 3 digits of the phone); the driver and number plate show only when staff share them for that delivery.</w:t>
             </w:r>
           </w:p>
         </w:tc>
@@ -1520,7 +1520,7 @@
     <w:sdt>
       <w:sdtPr>
         <w:alias w:val="Contents"/>
-        <w:id w:val="583495787"/>
+        <w:id w:val="-1638564783"/>
       </w:sdtPr>
       <w:sdtEndPr/>
       <w:sdtContent>
@@ -1542,15 +1542,12 @@
             <w:fldChar w:fldCharType="begin"/>
           </w:r>
           <w:r>
-            <w:instrText>TOC \h</w:instrText>
-          </w:r>
-          <w:r>
-            <w:instrText xml:space="preserve"> \o "1-2"</w:instrText>
+            <w:instrText>TOC \h \o "1-2"</w:instrText>
           </w:r>
           <w:r>
             <w:fldChar w:fldCharType="separate"/>
           </w:r>
-          <w:hyperlink w:anchor="_Toc243679753" w:history="1">
+          <w:hyperlink w:anchor="_Toc243680522" w:history="1">
             <w:r>
               <w:rPr>
                 <w:rStyle w:val="Hyperlink"/>
@@ -1574,7 +1571,7 @@
               <w:rPr>
                 <w:noProof/>
               </w:rPr>
-              <w:instrText xml:space="preserve"> PAGEREF _Toc243679753 \h </w:instrText>
+              <w:instrText xml:space="preserve"> PAGEREF _Toc243680522 \h </w:instrText>
             </w:r>
             <w:r>
               <w:rPr>
@@ -1615,7 +1612,7 @@
               <w:szCs w:val="22"/>
             </w:rPr>
           </w:pPr>
-          <w:hyperlink w:anchor="_Toc243679754" w:history="1">
+          <w:hyperlink w:anchor="_Toc243680523" w:history="1">
             <w:r>
               <w:rPr>
                 <w:rStyle w:val="Hyperlink"/>
@@ -1639,7 +1636,7 @@
               <w:rPr>
                 <w:noProof/>
               </w:rPr>
-              <w:instrText xml:space="preserve"> PAGEREF _Toc243679754 \h </w:instrText>
+              <w:instrText xml:space="preserve"> PAGEREF _Toc243680523 \h </w:instrText>
             </w:r>
             <w:r>
               <w:rPr>
@@ -1680,7 +1677,7 @@
               <w:szCs w:val="22"/>
             </w:rPr>
           </w:pPr>
-          <w:hyperlink w:anchor="_Toc243679755" w:history="1">
+          <w:hyperlink w:anchor="_Toc243680524" w:history="1">
             <w:r>
               <w:rPr>
                 <w:rStyle w:val="Hyperlink"/>
@@ -1704,7 +1701,7 @@
               <w:rPr>
                 <w:noProof/>
               </w:rPr>
-              <w:instrText xml:space="preserve"> PAGEREF _Toc243679755 \h </w:instrText>
+              <w:instrText xml:space="preserve"> PAGEREF _Toc243680524 \h </w:instrText>
             </w:r>
             <w:r>
               <w:rPr>
@@ -1745,7 +1742,7 @@
               <w:szCs w:val="22"/>
             </w:rPr>
           </w:pPr>
-          <w:hyperlink w:anchor="_Toc243679756" w:history="1">
+          <w:hyperlink w:anchor="_Toc243680525" w:history="1">
             <w:r>
               <w:rPr>
                 <w:rStyle w:val="Hyperlink"/>
@@ -1769,7 +1766,7 @@
               <w:rPr>
                 <w:noProof/>
               </w:rPr>
-              <w:instrText xml:space="preserve"> PAGEREF _Toc243679756 \h </w:instrText>
+              <w:instrText xml:space="preserve"> PAGEREF _Toc243680525 \h </w:instrText>
             </w:r>
             <w:r>
               <w:rPr>
@@ -1810,7 +1807,7 @@
               <w:szCs w:val="22"/>
             </w:rPr>
           </w:pPr>
-          <w:hyperlink w:anchor="_Toc243679757" w:history="1">
+          <w:hyperlink w:anchor="_Toc243680526" w:history="1">
             <w:r>
               <w:rPr>
                 <w:rStyle w:val="Hyperlink"/>
@@ -1834,7 +1831,7 @@
               <w:rPr>
                 <w:noProof/>
               </w:rPr>
-              <w:instrText xml:space="preserve"> PAGEREF _Toc243679757 \h </w:instrText>
+              <w:instrText xml:space="preserve"> PAGEREF _Toc243680526 \h </w:instrText>
             </w:r>
             <w:r>
               <w:rPr>
@@ -1875,7 +1872,7 @@
               <w:szCs w:val="22"/>
             </w:rPr>
           </w:pPr>
-          <w:hyperlink w:anchor="_Toc243679758" w:history="1">
+          <w:hyperlink w:anchor="_Toc243680527" w:history="1">
             <w:r>
               <w:rPr>
                 <w:rStyle w:val="Hyperlink"/>
@@ -1899,7 +1896,7 @@
               <w:rPr>
                 <w:noProof/>
               </w:rPr>
-              <w:instrText xml:space="preserve"> PAGEREF _Toc243679758 \h </w:instrText>
+              <w:instrText xml:space="preserve"> PAGEREF _Toc243680527 \h </w:instrText>
             </w:r>
             <w:r>
               <w:rPr>
@@ -1940,7 +1937,7 @@
               <w:szCs w:val="22"/>
             </w:rPr>
           </w:pPr>
-          <w:hyperlink w:anchor="_Toc243679759" w:history="1">
+          <w:hyperlink w:anchor="_Toc243680528" w:history="1">
             <w:r>
               <w:rPr>
                 <w:rStyle w:val="Hyperlink"/>
@@ -1964,7 +1961,7 @@
               <w:rPr>
                 <w:noProof/>
               </w:rPr>
-              <w:instrText xml:space="preserve"> PAGEREF _Toc243679759 \h </w:instrText>
+              <w:instrText xml:space="preserve"> PAGEREF _Toc243680528 \h </w:instrText>
             </w:r>
             <w:r>
               <w:rPr>
@@ -2005,7 +2002,7 @@
               <w:szCs w:val="22"/>
             </w:rPr>
           </w:pPr>
-          <w:hyperlink w:anchor="_Toc243679760" w:history="1">
+          <w:hyperlink w:anchor="_Toc243680529" w:history="1">
             <w:r>
               <w:rPr>
                 <w:rStyle w:val="Hyperlink"/>
@@ -2029,7 +2026,7 @@
               <w:rPr>
                 <w:noProof/>
               </w:rPr>
-              <w:instrText xml:space="preserve"> PAGEREF _Toc243679760 \h </w:instrText>
+              <w:instrText xml:space="preserve"> PAGEREF _Toc243680529 \h </w:instrText>
             </w:r>
             <w:r>
               <w:rPr>
@@ -2070,7 +2067,7 @@
               <w:szCs w:val="22"/>
             </w:rPr>
           </w:pPr>
-          <w:hyperlink w:anchor="_Toc243679761" w:history="1">
+          <w:hyperlink w:anchor="_Toc243680530" w:history="1">
             <w:r>
               <w:rPr>
                 <w:rStyle w:val="Hyperlink"/>
@@ -2094,7 +2091,7 @@
               <w:rPr>
                 <w:noProof/>
               </w:rPr>
-              <w:instrText xml:space="preserve"> PAGEREF _Toc243679761 \h </w:instrText>
+              <w:instrText xml:space="preserve"> PAGEREF _Toc243680530 \h </w:instrText>
             </w:r>
             <w:r>
               <w:rPr>
@@ -2135,7 +2132,7 @@
               <w:szCs w:val="22"/>
             </w:rPr>
           </w:pPr>
-          <w:hyperlink w:anchor="_Toc243679762" w:history="1">
+          <w:hyperlink w:anchor="_Toc243680531" w:history="1">
             <w:r>
               <w:rPr>
                 <w:rStyle w:val="Hyperlink"/>
@@ -2159,7 +2156,7 @@
               <w:rPr>
                 <w:noProof/>
               </w:rPr>
-              <w:instrText xml:space="preserve"> PAGEREF _Toc243679762 \h </w:instrText>
+              <w:instrText xml:space="preserve"> PAGEREF _Toc243680531 \h </w:instrText>
             </w:r>
             <w:r>
               <w:rPr>
@@ -2200,7 +2197,7 @@
               <w:szCs w:val="22"/>
             </w:rPr>
           </w:pPr>
-          <w:hyperlink w:anchor="_Toc243679763" w:history="1">
+          <w:hyperlink w:anchor="_Toc243680532" w:history="1">
             <w:r>
               <w:rPr>
                 <w:rStyle w:val="Hyperlink"/>
@@ -2224,7 +2221,7 @@
               <w:rPr>
                 <w:noProof/>
               </w:rPr>
-              <w:instrText xml:space="preserve"> PAGEREF _Toc243679763 \h </w:instrText>
+              <w:instrText xml:space="preserve"> PAGEREF _Toc243680532 \h </w:instrText>
             </w:r>
             <w:r>
               <w:rPr>
@@ -2265,7 +2262,7 @@
               <w:szCs w:val="22"/>
             </w:rPr>
           </w:pPr>
-          <w:hyperlink w:anchor="_Toc243679764" w:history="1">
+          <w:hyperlink w:anchor="_Toc243680533" w:history="1">
             <w:r>
               <w:rPr>
                 <w:rStyle w:val="Hyperlink"/>
@@ -2289,7 +2286,7 @@
               <w:rPr>
                 <w:noProof/>
               </w:rPr>
-              <w:instrText xml:space="preserve"> PAGEREF _Toc243679764 \h </w:instrText>
+              <w:instrText xml:space="preserve"> PAGEREF _Toc243680533 \h </w:instrText>
             </w:r>
             <w:r>
               <w:rPr>
@@ -2330,7 +2327,7 @@
               <w:szCs w:val="22"/>
             </w:rPr>
           </w:pPr>
-          <w:hyperlink w:anchor="_Toc243679765" w:history="1">
+          <w:hyperlink w:anchor="_Toc243680534" w:history="1">
             <w:r>
               <w:rPr>
                 <w:rStyle w:val="Hyperlink"/>
@@ -2354,7 +2351,7 @@
               <w:rPr>
                 <w:noProof/>
               </w:rPr>
-              <w:instrText xml:space="preserve"> PAGEREF _Toc243679765 \h </w:instrText>
+              <w:instrText xml:space="preserve"> PAGEREF _Toc243680534 \h </w:instrText>
             </w:r>
             <w:r>
               <w:rPr>
@@ -2395,7 +2392,7 @@
               <w:szCs w:val="22"/>
             </w:rPr>
           </w:pPr>
-          <w:hyperlink w:anchor="_Toc243679766" w:history="1">
+          <w:hyperlink w:anchor="_Toc243680535" w:history="1">
             <w:r>
               <w:rPr>
                 <w:rStyle w:val="Hyperlink"/>
@@ -2419,7 +2416,7 @@
               <w:rPr>
                 <w:noProof/>
               </w:rPr>
-              <w:instrText xml:space="preserve"> PAGEREF _Toc243679766 \h </w:instrText>
+              <w:instrText xml:space="preserve"> PAGEREF _Toc243680535 \h </w:instrText>
             </w:r>
             <w:r>
               <w:rPr>
@@ -2460,7 +2457,7 @@
               <w:szCs w:val="22"/>
             </w:rPr>
           </w:pPr>
-          <w:hyperlink w:anchor="_Toc243679767" w:history="1">
+          <w:hyperlink w:anchor="_Toc243680536" w:history="1">
             <w:r>
               <w:rPr>
                 <w:rStyle w:val="Hyperlink"/>
@@ -2484,7 +2481,7 @@
               <w:rPr>
                 <w:noProof/>
               </w:rPr>
-              <w:instrText xml:space="preserve"> PAGEREF _Toc243679767 \h </w:instrText>
+              <w:instrText xml:space="preserve"> PAGEREF _Toc243680536 \h </w:instrText>
             </w:r>
             <w:r>
               <w:rPr>
@@ -2525,7 +2522,7 @@
               <w:szCs w:val="22"/>
             </w:rPr>
           </w:pPr>
-          <w:hyperlink w:anchor="_Toc243679768" w:history="1">
+          <w:hyperlink w:anchor="_Toc243680537" w:history="1">
             <w:r>
               <w:rPr>
                 <w:rStyle w:val="Hyperlink"/>
@@ -2549,7 +2546,7 @@
               <w:rPr>
                 <w:noProof/>
               </w:rPr>
-              <w:instrText xml:space="preserve"> PAGEREF _Toc243679768 \h </w:instrText>
+              <w:instrText xml:space="preserve"> PAGEREF _Toc243680537 \h </w:instrText>
             </w:r>
             <w:r>
               <w:rPr>
@@ -2566,7 +2563,7 @@
               <w:rPr>
                 <w:noProof/>
               </w:rPr>
-              <w:t>15</w:t>
+              <w:t>16</w:t>
             </w:r>
             <w:r>
               <w:rPr>
@@ -2590,7 +2587,7 @@
               <w:szCs w:val="22"/>
             </w:rPr>
           </w:pPr>
-          <w:hyperlink w:anchor="_Toc243679769" w:history="1">
+          <w:hyperlink w:anchor="_Toc243680538" w:history="1">
             <w:r>
               <w:rPr>
                 <w:rStyle w:val="Hyperlink"/>
@@ -2614,7 +2611,7 @@
               <w:rPr>
                 <w:noProof/>
               </w:rPr>
-              <w:instrText xml:space="preserve"> PAGEREF _Toc243679769 \h </w:instrText>
+              <w:instrText xml:space="preserve"> PAGEREF _Toc243680538 \h </w:instrText>
             </w:r>
             <w:r>
               <w:rPr>
@@ -2631,7 +2628,7 @@
               <w:rPr>
                 <w:noProof/>
               </w:rPr>
-              <w:t>15</w:t>
+              <w:t>16</w:t>
             </w:r>
             <w:r>
               <w:rPr>
@@ -2655,7 +2652,7 @@
               <w:szCs w:val="22"/>
             </w:rPr>
           </w:pPr>
-          <w:hyperlink w:anchor="_Toc243679770" w:history="1">
+          <w:hyperlink w:anchor="_Toc243680539" w:history="1">
             <w:r>
               <w:rPr>
                 <w:rStyle w:val="Hyperlink"/>
@@ -2679,7 +2676,7 @@
               <w:rPr>
                 <w:noProof/>
               </w:rPr>
-              <w:instrText xml:space="preserve"> PAGEREF _Toc243679770 \h </w:instrText>
+              <w:instrText xml:space="preserve"> PAGEREF _Toc243680539 \h </w:instrText>
             </w:r>
             <w:r>
               <w:rPr>
@@ -2696,7 +2693,7 @@
               <w:rPr>
                 <w:noProof/>
               </w:rPr>
-              <w:t>16</w:t>
+              <w:t>17</w:t>
             </w:r>
             <w:r>
               <w:rPr>
@@ -2720,7 +2717,7 @@
               <w:szCs w:val="22"/>
             </w:rPr>
           </w:pPr>
-          <w:hyperlink w:anchor="_Toc243679771" w:history="1">
+          <w:hyperlink w:anchor="_Toc243680540" w:history="1">
             <w:r>
               <w:rPr>
                 <w:rStyle w:val="Hyperlink"/>
@@ -2744,7 +2741,7 @@
               <w:rPr>
                 <w:noProof/>
               </w:rPr>
-              <w:instrText xml:space="preserve"> PAGEREF _Toc243679771 \h </w:instrText>
+              <w:instrText xml:space="preserve"> PAGEREF _Toc243680540 \h </w:instrText>
             </w:r>
             <w:r>
               <w:rPr>
@@ -2785,7 +2782,7 @@
               <w:szCs w:val="22"/>
             </w:rPr>
           </w:pPr>
-          <w:hyperlink w:anchor="_Toc243679772" w:history="1">
+          <w:hyperlink w:anchor="_Toc243680541" w:history="1">
             <w:r>
               <w:rPr>
                 <w:rStyle w:val="Hyperlink"/>
@@ -2809,7 +2806,7 @@
               <w:rPr>
                 <w:noProof/>
               </w:rPr>
-              <w:instrText xml:space="preserve"> PAGEREF _Toc243679772 \h </w:instrText>
+              <w:instrText xml:space="preserve"> PAGEREF _Toc243680541 \h </w:instrText>
             </w:r>
             <w:r>
               <w:rPr>
@@ -2850,7 +2847,7 @@
               <w:szCs w:val="22"/>
             </w:rPr>
           </w:pPr>
-          <w:hyperlink w:anchor="_Toc243679773" w:history="1">
+          <w:hyperlink w:anchor="_Toc243680542" w:history="1">
             <w:r>
               <w:rPr>
                 <w:rStyle w:val="Hyperlink"/>
@@ -2874,7 +2871,7 @@
               <w:rPr>
                 <w:noProof/>
               </w:rPr>
-              <w:instrText xml:space="preserve"> PAGEREF _Toc243679773 \h </w:instrText>
+              <w:instrText xml:space="preserve"> PAGEREF _Toc243680542 \h </w:instrText>
             </w:r>
             <w:r>
               <w:rPr>
@@ -2915,7 +2912,7 @@
               <w:szCs w:val="22"/>
             </w:rPr>
           </w:pPr>
-          <w:hyperlink w:anchor="_Toc243679774" w:history="1">
+          <w:hyperlink w:anchor="_Toc243680543" w:history="1">
             <w:r>
               <w:rPr>
                 <w:rStyle w:val="Hyperlink"/>
@@ -2939,7 +2936,7 @@
               <w:rPr>
                 <w:noProof/>
               </w:rPr>
-              <w:instrText xml:space="preserve"> PAGEREF _Toc243679774 \h </w:instrText>
+              <w:instrText xml:space="preserve"> PAGEREF _Toc243680543 \h </w:instrText>
             </w:r>
             <w:r>
               <w:rPr>
@@ -2980,7 +2977,7 @@
               <w:szCs w:val="22"/>
             </w:rPr>
           </w:pPr>
-          <w:hyperlink w:anchor="_Toc243679775" w:history="1">
+          <w:hyperlink w:anchor="_Toc243680544" w:history="1">
             <w:r>
               <w:rPr>
                 <w:rStyle w:val="Hyperlink"/>
@@ -3004,7 +3001,7 @@
               <w:rPr>
                 <w:noProof/>
               </w:rPr>
-              <w:instrText xml:space="preserve"> PAGEREF _Toc243679775 \h </w:instrText>
+              <w:instrText xml:space="preserve"> PAGEREF _Toc243680544 \h </w:instrText>
             </w:r>
             <w:r>
               <w:rPr>
@@ -3045,7 +3042,7 @@
               <w:szCs w:val="22"/>
             </w:rPr>
           </w:pPr>
-          <w:hyperlink w:anchor="_Toc243679776" w:history="1">
+          <w:hyperlink w:anchor="_Toc243680545" w:history="1">
             <w:r>
               <w:rPr>
                 <w:rStyle w:val="Hyperlink"/>
@@ -3069,7 +3066,7 @@
               <w:rPr>
                 <w:noProof/>
               </w:rPr>
-              <w:instrText xml:space="preserve"> PAGEREF _Toc243679776 \h </w:instrText>
+              <w:instrText xml:space="preserve"> PAGEREF _Toc243680545 \h </w:instrText>
             </w:r>
             <w:r>
               <w:rPr>
@@ -3110,7 +3107,7 @@
               <w:szCs w:val="22"/>
             </w:rPr>
           </w:pPr>
-          <w:hyperlink w:anchor="_Toc243679777" w:history="1">
+          <w:hyperlink w:anchor="_Toc243680546" w:history="1">
             <w:r>
               <w:rPr>
                 <w:rStyle w:val="Hyperlink"/>
@@ -3134,7 +3131,7 @@
               <w:rPr>
                 <w:noProof/>
               </w:rPr>
-              <w:instrText xml:space="preserve"> PAGEREF _Toc243679777 \h </w:instrText>
+              <w:instrText xml:space="preserve"> PAGEREF _Toc243680546 \h </w:instrText>
             </w:r>
             <w:r>
               <w:rPr>
@@ -3175,7 +3172,7 @@
               <w:szCs w:val="22"/>
             </w:rPr>
           </w:pPr>
-          <w:hyperlink w:anchor="_Toc243679778" w:history="1">
+          <w:hyperlink w:anchor="_Toc243680547" w:history="1">
             <w:r>
               <w:rPr>
                 <w:rStyle w:val="Hyperlink"/>
@@ -3199,7 +3196,7 @@
               <w:rPr>
                 <w:noProof/>
               </w:rPr>
-              <w:instrText xml:space="preserve"> PAGEREF _Toc243679778 \h </w:instrText>
+              <w:instrText xml:space="preserve"> PAGEREF _Toc243680547 \h </w:instrText>
             </w:r>
             <w:r>
               <w:rPr>
@@ -3240,7 +3237,7 @@
               <w:szCs w:val="22"/>
             </w:rPr>
           </w:pPr>
-          <w:hyperlink w:anchor="_Toc243679779" w:history="1">
+          <w:hyperlink w:anchor="_Toc243680548" w:history="1">
             <w:r>
               <w:rPr>
                 <w:rStyle w:val="Hyperlink"/>
@@ -3264,7 +3261,7 @@
               <w:rPr>
                 <w:noProof/>
               </w:rPr>
-              <w:instrText xml:space="preserve"> PAGEREF _Toc243679779 \h </w:instrText>
+              <w:instrText xml:space="preserve"> PAGEREF _Toc243680548 \h </w:instrText>
             </w:r>
             <w:r>
               <w:rPr>
@@ -3305,7 +3302,7 @@
               <w:szCs w:val="22"/>
             </w:rPr>
           </w:pPr>
-          <w:hyperlink w:anchor="_Toc243679780" w:history="1">
+          <w:hyperlink w:anchor="_Toc243680549" w:history="1">
             <w:r>
               <w:rPr>
                 <w:rStyle w:val="Hyperlink"/>
@@ -3329,7 +3326,7 @@
               <w:rPr>
                 <w:noProof/>
               </w:rPr>
-              <w:instrText xml:space="preserve"> PAGEREF _Toc243679780 \h </w:instrText>
+              <w:instrText xml:space="preserve"> PAGEREF _Toc243680549 \h </w:instrText>
             </w:r>
             <w:r>
               <w:rPr>
@@ -3370,7 +3367,7 @@
               <w:szCs w:val="22"/>
             </w:rPr>
           </w:pPr>
-          <w:hyperlink w:anchor="_Toc243679781" w:history="1">
+          <w:hyperlink w:anchor="_Toc243680550" w:history="1">
             <w:r>
               <w:rPr>
                 <w:rStyle w:val="Hyperlink"/>
@@ -3394,7 +3391,7 @@
               <w:rPr>
                 <w:noProof/>
               </w:rPr>
-              <w:instrText xml:space="preserve"> PAGEREF _Toc243679781 \h </w:instrText>
+              <w:instrText xml:space="preserve"> PAGEREF _Toc243680550 \h </w:instrText>
             </w:r>
             <w:r>
               <w:rPr>
@@ -3437,7 +3434,7 @@
       <w:pPr>
         <w:pStyle w:val="Heading1"/>
       </w:pPr>
-      <w:bookmarkStart w:id="1" w:name="_Toc243679753"/>
+      <w:bookmarkStart w:id="1" w:name="_Toc243680522"/>
       <w:r>
         <w:lastRenderedPageBreak/>
         <w:t>1  Introduction</w:t>
@@ -3449,10 +3446,10 @@
         <w:spacing w:after="120" w:line="276" w:lineRule="auto"/>
       </w:pPr>
       <w:r>
-        <w:t>The customer website is a React single-page application. Visitors browse products, read reviews, see what is featured, chat with the assistant, and - once signed in - order and pay with M-Pesa and follow their deliveries. It talks only to the website serve</w:t>
-      </w:r>
-      <w:r>
-        <w:t xml:space="preserve">r (DWS-WEB-01) through the </w:t>
+        <w:t>The customer website is a React single-page application. Visitors browse products, read reviews, see what is featured, chat with the assistant, and - once signed in - order and pay with M-Pesa and follow their delive</w:t>
+      </w:r>
+      <w:r>
+        <w:t xml:space="preserve">ries. It talks only to the website server (DWS-WEB-01) through the </w:t>
       </w:r>
       <w:r>
         <w:rPr>
@@ -3483,7 +3480,7 @@
           <w:left w:w="10" w:type="dxa"/>
           <w:right w:w="10" w:type="dxa"/>
         </w:tblCellMar>
-        <w:tblLook w:val="0000" w:firstRow="0" w:lastRow="0" w:firstColumn="0" w:lastColumn="0" w:noHBand="0" w:noVBand="0"/>
+        <w:tblLook w:val="04A0" w:firstRow="1" w:lastRow="0" w:firstColumn="1" w:lastColumn="0" w:noHBand="0" w:noVBand="1"/>
       </w:tblPr>
       <w:tblGrid>
         <w:gridCol w:w="2551"/>
@@ -3970,7 +3967,7 @@
       <w:pPr>
         <w:pStyle w:val="Heading1"/>
       </w:pPr>
-      <w:bookmarkStart w:id="2" w:name="_Toc243679754"/>
+      <w:bookmarkStart w:id="2" w:name="_Toc243680523"/>
       <w:r>
         <w:lastRenderedPageBreak/>
         <w:t>2  Pages</w:t>
@@ -4025,7 +4022,7 @@
           <w:left w:w="10" w:type="dxa"/>
           <w:right w:w="10" w:type="dxa"/>
         </w:tblCellMar>
-        <w:tblLook w:val="0000" w:firstRow="0" w:lastRow="0" w:firstColumn="0" w:lastColumn="0" w:noHBand="0" w:noVBand="0"/>
+        <w:tblLook w:val="04A0" w:firstRow="1" w:lastRow="0" w:firstColumn="1" w:lastColumn="0" w:noHBand="0" w:noVBand="1"/>
       </w:tblPr>
       <w:tblGrid>
         <w:gridCol w:w="1880"/>
@@ -4066,7 +4063,17 @@
                 <w:sz w:val="19"/>
                 <w:szCs w:val="19"/>
               </w:rPr>
-              <w:t>Address</w:t>
+              <w:t>Addres</w:t>
+            </w:r>
+            <w:r>
+              <w:rPr>
+                <w:b/>
+                <w:bCs/>
+                <w:color w:val="FFFFFF"/>
+                <w:sz w:val="19"/>
+                <w:szCs w:val="19"/>
+              </w:rPr>
+              <w:t>s</w:t>
             </w:r>
           </w:p>
         </w:tc>
@@ -5180,7 +5187,7 @@
       <w:pPr>
         <w:pStyle w:val="Heading1"/>
       </w:pPr>
-      <w:bookmarkStart w:id="3" w:name="_Toc243679755"/>
+      <w:bookmarkStart w:id="3" w:name="_Toc243680524"/>
       <w:r>
         <w:lastRenderedPageBreak/>
         <w:t>3  Shared components and state</w:t>
@@ -5191,7 +5198,7 @@
       <w:pPr>
         <w:pStyle w:val="Heading2"/>
       </w:pPr>
-      <w:bookmarkStart w:id="4" w:name="_Toc243679756"/>
+      <w:bookmarkStart w:id="4" w:name="_Toc243680525"/>
       <w:r>
         <w:t>3.1  Components (src/components)</w:t>
       </w:r>
@@ -5213,7 +5220,7 @@
           <w:left w:w="10" w:type="dxa"/>
           <w:right w:w="10" w:type="dxa"/>
         </w:tblCellMar>
-        <w:tblLook w:val="0000" w:firstRow="0" w:lastRow="0" w:firstColumn="0" w:lastColumn="0" w:noHBand="0" w:noVBand="0"/>
+        <w:tblLook w:val="04A0" w:firstRow="1" w:lastRow="0" w:firstColumn="1" w:lastColumn="0" w:noHBand="0" w:noVBand="1"/>
       </w:tblPr>
       <w:tblGrid>
         <w:gridCol w:w="2753"/>
@@ -5400,14 +5407,7 @@
                 <w:sz w:val="19"/>
                 <w:szCs w:val="19"/>
               </w:rPr>
-              <w:t xml:space="preserve">The full-screen sign-in and sign-up screen: the form on one side </w:t>
-            </w:r>
-            <w:r>
-              <w:rPr>
-                <w:sz w:val="19"/>
-                <w:szCs w:val="19"/>
-              </w:rPr>
-              <w:t>and the About film on the other (see Signing in and signing up). Escape closes it.</w:t>
+              <w:t>The full-screen sign-in and sign-up screen: the form on one side and the About film on the other (see Signing in and signing up). Escape closes it.</w:t>
             </w:r>
           </w:p>
         </w:tc>
@@ -5466,7 +5466,14 @@
                 <w:sz w:val="19"/>
                 <w:szCs w:val="19"/>
               </w:rPr>
-              <w:t>The About film inside the sign-in screen: Acquisition to Delivery with captions, progress bars and a pause button.</w:t>
+              <w:t>The About film inside the sign-in screen: Acquisition to Delivery with captions, progress bars an</w:t>
+            </w:r>
+            <w:r>
+              <w:rPr>
+                <w:sz w:val="19"/>
+                <w:szCs w:val="19"/>
+              </w:rPr>
+              <w:t>d a pause button.</w:t>
             </w:r>
           </w:p>
         </w:tc>
@@ -5647,14 +5654,14 @@
                 <w:sz w:val="19"/>
                 <w:szCs w:val="19"/>
               </w:rPr>
-              <w:t xml:space="preserve">Asks for the optional cookie categories (analytics, marketing): Accept all, Reject </w:t>
-            </w:r>
-            <w:r>
-              <w:rPr>
-                <w:sz w:val="19"/>
-                <w:szCs w:val="19"/>
-              </w:rPr>
-              <w:t>all and Customize. Customize is a wood-coloured link (since 20 October 2026; it used to share the red of Remove and Sign out, which made a normal choice look like a warning).</w:t>
+              <w:t>Asks for the optional cookie categories (analytics, marketing): Accept all, Reject all and Customize. Customize is a wood-coloured link (since 20 October 2026; it used to share the red of Remove and Sign out, which made a normal choice look like a warning)</w:t>
+            </w:r>
+            <w:r>
+              <w:rPr>
+                <w:sz w:val="19"/>
+                <w:szCs w:val="19"/>
+              </w:rPr>
+              <w:t>.</w:t>
             </w:r>
           </w:p>
         </w:tc>
@@ -5774,14 +5781,7 @@
                 <w:sz w:val="19"/>
                 <w:szCs w:val="19"/>
               </w:rPr>
-              <w:t>Product display pie</w:t>
-            </w:r>
-            <w:r>
-              <w:rPr>
-                <w:sz w:val="19"/>
-                <w:szCs w:val="19"/>
-              </w:rPr>
-              <w:t>ces; ProductCard shows the Featured tag; ProductDescription shows the AI-arranged copy or tidies the original itself.</w:t>
+              <w:t>Product display pieces; ProductCard shows the Featured tag; ProductDescription shows the AI-arranged copy or tidies the original itself.</w:t>
             </w:r>
           </w:p>
         </w:tc>
@@ -6156,7 +6156,7 @@
       <w:pPr>
         <w:pStyle w:val="Heading2"/>
       </w:pPr>
-      <w:bookmarkStart w:id="5" w:name="_Toc243679757"/>
+      <w:bookmarkStart w:id="5" w:name="_Toc243680526"/>
       <w:r>
         <w:t>3.2  State (src/context)</w:t>
       </w:r>
@@ -6178,7 +6178,7 @@
           <w:left w:w="10" w:type="dxa"/>
           <w:right w:w="10" w:type="dxa"/>
         </w:tblCellMar>
-        <w:tblLook w:val="0000" w:firstRow="0" w:lastRow="0" w:firstColumn="0" w:lastColumn="0" w:noHBand="0" w:noVBand="0"/>
+        <w:tblLook w:val="04A0" w:firstRow="1" w:lastRow="0" w:firstColumn="1" w:lastColumn="0" w:noHBand="0" w:noVBand="1"/>
       </w:tblPr>
       <w:tblGrid>
         <w:gridCol w:w="2409"/>
@@ -6975,7 +6975,7 @@
       <w:pPr>
         <w:pStyle w:val="Heading2"/>
       </w:pPr>
-      <w:bookmarkStart w:id="6" w:name="_Toc243679758"/>
+      <w:bookmarkStart w:id="6" w:name="_Toc243680527"/>
       <w:r>
         <w:t>3.3  Helpers (src/core and src/api)</w:t>
       </w:r>
@@ -7249,7 +7249,7 @@
       <w:pPr>
         <w:pStyle w:val="Heading1"/>
       </w:pPr>
-      <w:bookmarkStart w:id="7" w:name="_Toc243679759"/>
+      <w:bookmarkStart w:id="7" w:name="_Toc243680528"/>
       <w:r>
         <w:lastRenderedPageBreak/>
         <w:t>4  Feature notes</w:t>
@@ -7260,7 +7260,7 @@
       <w:pPr>
         <w:pStyle w:val="Heading2"/>
       </w:pPr>
-      <w:bookmarkStart w:id="8" w:name="_Toc243679760"/>
+      <w:bookmarkStart w:id="8" w:name="_Toc243680529"/>
       <w:r>
         <w:t>4.1  Buying and paying</w:t>
       </w:r>
@@ -7340,7 +7340,7 @@
       <w:pPr>
         <w:pStyle w:val="Heading2"/>
       </w:pPr>
-      <w:bookmarkStart w:id="9" w:name="_Toc243679761"/>
+      <w:bookmarkStart w:id="9" w:name="_Toc243680530"/>
       <w:r>
         <w:t>4.2  Featured campaigns</w:t>
       </w:r>
@@ -7376,7 +7376,7 @@
           <w:left w:w="10" w:type="dxa"/>
           <w:right w:w="10" w:type="dxa"/>
         </w:tblCellMar>
-        <w:tblLook w:val="0000" w:firstRow="0" w:lastRow="0" w:firstColumn="0" w:lastColumn="0" w:noHBand="0" w:noVBand="0"/>
+        <w:tblLook w:val="04A0" w:firstRow="1" w:lastRow="0" w:firstColumn="1" w:lastColumn="0" w:noHBand="0" w:noVBand="1"/>
       </w:tblPr>
       <w:tblGrid>
         <w:gridCol w:w="2753"/>
@@ -7599,16 +7599,7 @@
                 <w:sz w:val="19"/>
                 <w:szCs w:val="19"/>
               </w:rPr>
-              <w:t>Produ</w:t>
-            </w:r>
-            <w:r>
-              <w:rPr>
-                <w:b/>
-                <w:bCs/>
-                <w:sz w:val="19"/>
-                <w:szCs w:val="19"/>
-              </w:rPr>
-              <w:t>ct page</w:t>
+              <w:t>Product page</w:t>
             </w:r>
           </w:p>
         </w:tc>
@@ -7707,7 +7698,7 @@
       <w:pPr>
         <w:pStyle w:val="Heading2"/>
       </w:pPr>
-      <w:bookmarkStart w:id="10" w:name="_Toc243679762"/>
+      <w:bookmarkStart w:id="10" w:name="_Toc243680531"/>
       <w:r>
         <w:t>4.3  Product page</w:t>
       </w:r>
@@ -7874,7 +7865,7 @@
       <w:pPr>
         <w:pStyle w:val="Heading2"/>
       </w:pPr>
-      <w:bookmarkStart w:id="11" w:name="_Toc243679763"/>
+      <w:bookmarkStart w:id="11" w:name="_Toc243680532"/>
       <w:r>
         <w:t>4.4  Ratings</w:t>
       </w:r>
@@ -7955,7 +7946,7 @@
       <w:pPr>
         <w:pStyle w:val="Heading2"/>
       </w:pPr>
-      <w:bookmarkStart w:id="12" w:name="_Toc243679764"/>
+      <w:bookmarkStart w:id="12" w:name="_Toc243680533"/>
       <w:r>
         <w:t>4.5  Signing in and signing up</w:t>
       </w:r>
@@ -7966,16 +7957,13 @@
         <w:spacing w:after="120" w:line="276" w:lineRule="auto"/>
       </w:pPr>
       <w:r>
-        <w:t>Signing in opens a full-</w:t>
-      </w:r>
-      <w:r>
-        <w:t>screen window: the form on the left and, on the right, the About film (Acquisition, Harvest, Value addition, Packaging and Delivery) with captions, progress bars and a pause button. On a computer the film plays every third large frame of the About animatio</w:t>
-      </w:r>
-      <w:r>
-        <w:t>n with blended in-between frames, about 5.6 seconds per chapter. Phones, data-saver connections and devices with animations switched off get one still picture per chapter that cross-fades instead, and on a phone the film is a strip above the form. Escape o</w:t>
-      </w:r>
-      <w:r>
-        <w:t>r the close button leaves; the page behind stays where it was.</w:t>
+        <w:t>Signing in opens a full-screen window: the form on the left and, on the right, the About film (Acquisition, Harvest, Value addition, Packaging and Delivery) with captions, progress bars and a pause button. On a computer the film plays every third large fra</w:t>
+      </w:r>
+      <w:r>
+        <w:t xml:space="preserve">me of the About animation with blended in-between frames, about 5.6 seconds per chapter. Phones, data-saver connections and devices with animations switched off get one still picture per chapter that cross-fades instead, and on a phone the film is a strip </w:t>
+      </w:r>
+      <w:r>
+        <w:t>above the form. Escape or the close button leaves; the page behind stays where it was.</w:t>
       </w:r>
     </w:p>
     <w:tbl>
@@ -7994,7 +7982,7 @@
           <w:left w:w="10" w:type="dxa"/>
           <w:right w:w="10" w:type="dxa"/>
         </w:tblCellMar>
-        <w:tblLook w:val="0000" w:firstRow="0" w:lastRow="0" w:firstColumn="0" w:lastColumn="0" w:noHBand="0" w:noVBand="0"/>
+        <w:tblLook w:val="04A0" w:firstRow="1" w:lastRow="0" w:firstColumn="1" w:lastColumn="0" w:noHBand="0" w:noVBand="1"/>
       </w:tblPr>
       <w:tblGrid>
         <w:gridCol w:w="2478"/>
@@ -8240,14 +8228,14 @@
                 <w:sz w:val="19"/>
                 <w:szCs w:val="19"/>
               </w:rPr>
-              <w:t>A suggestion for common misspellings appears while typing ("Did you mean ...@gmail.com?"), and the format is checked when the field is left. The backend then checks it again: the format, that the domain can receive email, and that no other</w:t>
-            </w:r>
-            <w:r>
-              <w:rPr>
-                <w:sz w:val="19"/>
-                <w:szCs w:val="19"/>
-              </w:rPr>
-              <w:t xml:space="preserve"> account already uses it. Addresses with a "+tag" (name+shop@gmail.com) are accepted.</w:t>
+              <w:t xml:space="preserve">A suggestion for common misspellings appears while typing ("Did you mean ...@gmail.com?"), and the format is checked when the field is left. The backend then checks it again: the format, that the domain can receive email, and that no other account already </w:t>
+            </w:r>
+            <w:r>
+              <w:rPr>
+                <w:sz w:val="19"/>
+                <w:szCs w:val="19"/>
+              </w:rPr>
+              <w:t>uses it. Addresses with a "+tag" (name+shop@gmail.com) are accepted.</w:t>
             </w:r>
           </w:p>
         </w:tc>
@@ -8308,14 +8296,14 @@
                 <w:sz w:val="19"/>
                 <w:szCs w:val="19"/>
               </w:rPr>
-              <w:t>Shown above the form. A new Google user then chooses a username (same rule) and gives a phone number before the account is created. A Google account</w:t>
-            </w:r>
-            <w:r>
-              <w:rPr>
-                <w:sz w:val="19"/>
-                <w:szCs w:val="19"/>
-              </w:rPr>
-              <w:t xml:space="preserve"> whose email already belongs to an account here is not joined to it; the person is asked to sign in with that account instead.</w:t>
+              <w:t>Shown above the form. A new Google user then chooses a username (same rule) and gives a phone number before the account is created. A Google account whose email alre</w:t>
+            </w:r>
+            <w:r>
+              <w:rPr>
+                <w:sz w:val="19"/>
+                <w:szCs w:val="19"/>
+              </w:rPr>
+              <w:t>ady belongs to an account here is not joined to it; the person is asked to sign in with that account instead.</w:t>
             </w:r>
           </w:p>
         </w:tc>
@@ -8492,9 +8480,12 @@
       <w:pPr>
         <w:pStyle w:val="Heading2"/>
       </w:pPr>
-      <w:bookmarkStart w:id="13" w:name="_Toc243679765"/>
-      <w:r>
-        <w:t>4.6  Confirming the phone number (SMS code)</w:t>
+      <w:bookmarkStart w:id="13" w:name="_Toc243680534"/>
+      <w:r>
+        <w:t xml:space="preserve">4.6  </w:t>
+      </w:r>
+      <w:r>
+        <w:t>Confirming the phone number (SMS code)</w:t>
       </w:r>
       <w:bookmarkEnd w:id="13"/>
     </w:p>
@@ -8503,13 +8494,13 @@
         <w:spacing w:after="120" w:line="276" w:lineRule="auto"/>
       </w:pPr>
       <w:r>
-        <w:t>"one may give a phone number not theirs ... push a code to the phone number they placed so that its verified ... so when prefilling it during payment is not wrong" - since 17 October 2026 a phone number counts as</w:t>
-      </w:r>
-      <w:r>
-        <w:t xml:space="preserve"> the customer's once they type the 6-digit code texted to it. For now this is for Airtel numbers only: Africa's Talking's shared sender reaches only Airtel, and Dateroem's own sender name (needed for Safaricom) is still to come. Other numbers are taken as </w:t>
-      </w:r>
-      <w:r>
-        <w:t>typed, as before, and the sign-up form says which numbers get a code.</w:t>
+        <w:t xml:space="preserve">"one may give a phone number not theirs ... push a code to the phone number they placed so that its verified ... so when prefilling it during payment is not wrong" - since 17 October 2026 a phone number counts as the </w:t>
+      </w:r>
+      <w:r>
+        <w:t>customer's once they type the 6-digit code texted to it. For now this is for Airtel numbers only: Africa's Talking's shared sender reaches only Airtel, and Dateroem's own sender name (needed for Safaricom) is still to come. Other numbers are taken as typed</w:t>
+      </w:r>
+      <w:r>
+        <w:t>, as before, and the sign-up form says which numbers get a code.</w:t>
       </w:r>
     </w:p>
     <w:p>
@@ -8522,10 +8513,10 @@
         <w:spacing w:after="60" w:line="264" w:lineRule="auto"/>
       </w:pPr>
       <w:r>
-        <w:t xml:space="preserve">Sign-up (password or Google): after Create account, a "Confirm your phone number" step - "We sent a 6-digit code by SMS to 07XX XXX 123". Typing (or pasting) the six digits checks it at </w:t>
-      </w:r>
-      <w:r>
-        <w:t>once; the account is created only after the right code. Send a new code (after a minute) and Change number are under the box.</w:t>
+        <w:t>Sign-up (password or Google): after Create account, a "Confirm your phone number" step - "We sent a 6-digit code by SMS to 07XX XXX 123". Typing (or pasting) the six digits checks it at once;</w:t>
+      </w:r>
+      <w:r>
+        <w:t xml:space="preserve"> the account is created only after the right code. Send a new code (after a minute) and Change number are under the box.</w:t>
       </w:r>
     </w:p>
     <w:p>
@@ -8538,10 +8529,10 @@
         <w:spacing w:after="60" w:line="264" w:lineRule="auto"/>
       </w:pPr>
       <w:r>
-        <w:t>A sign-up that fails for another reason (a username already taken) keeps the confirmed number for 30 minutes, so no second code is</w:t>
-      </w:r>
-      <w:r>
-        <w:t xml:space="preserve"> needed.</w:t>
+        <w:t>A sign-up that fails for another reason (a username already taken) keeps the confirmed number for 30 minutes, so no second code is need</w:t>
+      </w:r>
+      <w:r>
+        <w:t>ed.</w:t>
       </w:r>
     </w:p>
     <w:p>
@@ -8554,10 +8545,10 @@
         <w:spacing w:after="60" w:line="264" w:lineRule="auto"/>
       </w:pPr>
       <w:r>
-        <w:t>Accounts made before (or whose number an admin changed): the cart says "Before your first order we'll text a code to confirm the phone number on your account", and Place order opens a "Confirm your phone number" window with the account's number, w</w:t>
-      </w:r>
-      <w:r>
-        <w:t>hich can be changed. After the right code the order carries on.</w:t>
+        <w:t xml:space="preserve">Accounts made before (or whose number an admin changed): the cart says "Before your first order we'll text a code to confirm the phone number on your account", and Place order opens a "Confirm your phone number" window with the account's number, which </w:t>
+      </w:r>
+      <w:r>
+        <w:t>can be changed. After the right code the order carries on.</w:t>
       </w:r>
     </w:p>
     <w:p>
@@ -8641,17 +8632,7 @@
           <w:sz w:val="18"/>
           <w:szCs w:val="18"/>
         </w:rPr>
-        <w:t>Figure 2: Sign-up</w:t>
-      </w:r>
-      <w:r>
-        <w:rPr>
-          <w:i/>
-          <w:iCs/>
-          <w:color w:val="5F6B66"/>
-          <w:sz w:val="18"/>
-          <w:szCs w:val="18"/>
-        </w:rPr>
-        <w:t>: the code step (sample account)</w:t>
+        <w:t>Figure 2: Sign-up: the code step (sample account)</w:t>
       </w:r>
     </w:p>
     <w:p>
@@ -8787,17 +8768,14 @@
         <w:t>src/api/client.js</w:t>
       </w:r>
       <w:r>
-        <w:t xml:space="preserve"> (sendPhoneCode, </w:t>
-      </w:r>
-      <w:r>
-        <w:t>verifyPhoneCode). Which networks get codes, the limits and the SMS wording are backend settings and code (see the Backend Server document).</w:t>
+        <w:t xml:space="preserve"> (sendPhoneCode, verifyPhoneCode). Which networks get codes, the limits and the SMS wording are backend settings and code (see the Backend Server document).</w:t>
       </w:r>
     </w:p>
     <w:p>
       <w:pPr>
         <w:pStyle w:val="Heading2"/>
       </w:pPr>
-      <w:bookmarkStart w:id="14" w:name="_Toc243679766"/>
+      <w:bookmarkStart w:id="14" w:name="_Toc243680535"/>
       <w:r>
         <w:t>4.7  Order tickets and Track my order</w:t>
       </w:r>
@@ -8808,13 +8786,13 @@
         <w:spacing w:after="120" w:line="276" w:lineRule="auto"/>
       </w:pPr>
       <w:r>
-        <w:t>Since 23 October 2026 every order has a ticket like DW-7K3Q9P (migration 038):</w:t>
-      </w:r>
-      <w:r>
-        <w:t xml:space="preserve"> six letters and digits drawn at random, without the easily confused 0, O, 1, I and L, so it says nothing about how many orders exist and the next one can't be guessed. The customer sees it while M-Pesa confirms the payment, on the order page and on each o</w:t>
-      </w:r>
-      <w:r>
-        <w:t>rder in Ordered Goods, and quotes it to the team; the assistant names orders by it too.</w:t>
+        <w:t>Since 23 October 2026 every order has a ticket like DW-7K3Q9P</w:t>
+      </w:r>
+      <w:r>
+        <w:t xml:space="preserve"> (migration 038): six letters and digits drawn at random, without the easily confused 0, O, 1, I and L, so it says nothing about how many orders exist and the next one can't be guessed. The customer sees it while M-Pesa confirms the payment, on the order p</w:t>
+      </w:r>
+      <w:r>
+        <w:t>age and on each order in Ordered Goods, and quotes it to the team; the assistant names orders by it too.</w:t>
       </w:r>
     </w:p>
     <w:p>
@@ -8846,16 +8824,16 @@
         <w:t>pages/TrackOrderPage.jsx</w:t>
       </w:r>
       <w:r>
-        <w:t>) needs no sign-in: the ticket and the last 3 digits of the phone number on the account. It shows the order in four step</w:t>
-      </w:r>
-      <w:r>
-        <w:t>s - placed, paid, on a delivery, delivered (or cancelled, or being rescheduled) - with the dates, the pickup area, the total and the items, never the customer's name or phone. Signed-out visitors find it in the top links where signed-in customers see Order</w:t>
-      </w:r>
-      <w:r>
-        <w:t>ed Goods, and in the footer; the order page links to it with the ticket filled in. Only website orders can be tracked this way - orders staff open on a trip have no customer phone on record. Five wrong tries lock a ticket for half an hour and the page answ</w:t>
-      </w:r>
-      <w:r>
-        <w:t>ers at most 60 look-ups a minute (the backend keeps count).</w:t>
+        <w:t>) needs no sign-in: the ticket and the last 3 digits of the phone number on the account. It shows the o</w:t>
+      </w:r>
+      <w:r>
+        <w:t>rder in four steps - placed, paid, on a delivery, delivered (or cancelled, or being rescheduled) - with the dates, the pickup area, the total and the items, never the customer's name or phone. Signed-out visitors find it in the top links where signed-in cu</w:t>
+      </w:r>
+      <w:r>
+        <w:t xml:space="preserve">stomers see Ordered Goods, and in the footer; the order page links to it with the ticket filled in. Only website orders can be tracked this way - orders staff open on a trip have no customer phone on record. Five wrong tries lock a ticket for half an hour </w:t>
+      </w:r>
+      <w:r>
+        <w:t>and the page answers at most 60 look-ups a minute (the backend keeps count).</w:t>
       </w:r>
     </w:p>
     <w:p>
@@ -8952,7 +8930,7 @@
       <w:pPr>
         <w:pStyle w:val="Heading2"/>
       </w:pPr>
-      <w:bookmarkStart w:id="15" w:name="_Toc243679767"/>
+      <w:bookmarkStart w:id="15" w:name="_Toc243680536"/>
       <w:r>
         <w:t>4.8  About page story</w:t>
       </w:r>
@@ -8963,10 +8941,13 @@
         <w:spacing w:after="120" w:line="276" w:lineRule="auto"/>
       </w:pPr>
       <w:r>
-        <w:t>The About page plays a film of the business as the visitor scrolls: Acquisition, Harvest, Value addition, Packaging and Delivery, each with a card that flies in. Scrolling moves one stage at a time with smooth glides, and the dots allow jumping to a stage.</w:t>
-      </w:r>
-      <w:r>
-        <w:t xml:space="preserve"> Frames are drawn on a canvas that stays pinned while the section scrolls. The same frames play in the sign-in screen.</w:t>
+        <w:t>The About page plays a film of the business as the visitor scrolls: Acquisition, Harvest, Value addit</w:t>
+      </w:r>
+      <w:r>
+        <w:t>ion, Packaging and Delivery, each with a card that flies in. Scrolling moves one stage at a time with smooth glides, and the dots allow jumping to a stage. Frames are drawn on a canvas that stays pinned while the section scrolls. The same frames play in th</w:t>
+      </w:r>
+      <w:r>
+        <w:t>e sign-in screen.</w:t>
       </w:r>
     </w:p>
     <w:tbl>
@@ -8985,7 +8966,7 @@
           <w:left w:w="10" w:type="dxa"/>
           <w:right w:w="10" w:type="dxa"/>
         </w:tblCellMar>
-        <w:tblLook w:val="0000" w:firstRow="0" w:lastRow="0" w:firstColumn="0" w:lastColumn="0" w:noHBand="0" w:noVBand="0"/>
+        <w:tblLook w:val="04A0" w:firstRow="1" w:lastRow="0" w:firstColumn="1" w:lastColumn="0" w:noHBand="0" w:noVBand="1"/>
       </w:tblPr>
       <w:tblGrid>
         <w:gridCol w:w="3125"/>
@@ -9299,16 +9280,7 @@
                 <w:sz w:val="17"/>
                 <w:szCs w:val="17"/>
               </w:rPr>
-              <w:t>src/components/</w:t>
-            </w:r>
-            <w:r>
-              <w:rPr>
-                <w:rFonts w:ascii="Consolas" w:eastAsia="Consolas" w:hAnsi="Consolas" w:cs="Consolas"/>
-                <w:color w:val="3B3F3D"/>
-                <w:sz w:val="17"/>
-                <w:szCs w:val="17"/>
-              </w:rPr>
-              <w:t>AuthStory.jsx</w:t>
+              <w:t>src/components/AuthStory.jsx</w:t>
             </w:r>
             <w:r>
               <w:rPr>
@@ -9352,13 +9324,26 @@
         <w:spacing w:after="120" w:line="276" w:lineRule="auto"/>
       </w:pPr>
       <w:r>
-        <w:t>Below the film (since 23 October 2026) the page sets out the company for customers and for payment-provider checks: Who we are, with the registered facts (business name, business registration number, the workshop in Nakuru and where the timber comes from -</w:t>
-      </w:r>
-      <w:r>
-        <w:t xml:space="preserve"> farms across Central Kenya); How we work in four numbered steps (sourcing, milling and finishing, ordering and paying, delivery); the mission and vision; What we stand for; Where to find us, with the workshop address and an Open in Google Maps button; and</w:t>
-      </w:r>
-      <w:r>
-        <w:t xml:space="preserve"> the founder, with a round photo frame. The KRA PIN and personal phone numbers are deliberately left off the public page.</w:t>
+        <w:t xml:space="preserve">Below the film (since 23 October 2026) </w:t>
+      </w:r>
+      <w:r>
+        <w:t>the page sets out the company for customers and for payment-provider checks: Who we are, with the registered facts (business name, business registration number, the workshop in Nakuru and where the timber comes from - farms across Central Kenya); How we wo</w:t>
+      </w:r>
+      <w:r>
+        <w:t xml:space="preserve">rk in four numbered steps (sourcing, milling and finishing, ordering and paying, delivery); Our purpose (the mission and vision) beside a What we stand for card; Where to find us, with the workshop address, an Open in Google Maps button on the owner's own </w:t>
+      </w:r>
+      <w:r>
+        <w:t xml:space="preserve">pin and a Reach us card with the company phone, WhatsApp, email and socials (from the website </w:t>
+      </w:r>
+      <w:r>
+        <w:lastRenderedPageBreak/>
+        <w:t>server's settings); and the founder, with a round photo frame. The same day it was laid out again for big screens ("the rest need to be ordered good"): one centre</w:t>
+      </w:r>
+      <w:r>
+        <w:t>d column, every section with the words on the left and the facts in a card on the right, and the four steps on one line joined by a wood line (two by two on tablets, down a line on phones). The KRA PIN and personal phone numbers are deliberately left off t</w:t>
+      </w:r>
+      <w:r>
+        <w:t>he public page.</w:t>
       </w:r>
     </w:p>
     <w:tbl>
@@ -9377,7 +9362,7 @@
           <w:left w:w="10" w:type="dxa"/>
           <w:right w:w="10" w:type="dxa"/>
         </w:tblCellMar>
-        <w:tblLook w:val="0000" w:firstRow="0" w:lastRow="0" w:firstColumn="0" w:lastColumn="0" w:noHBand="0" w:noVBand="0"/>
+        <w:tblLook w:val="04A0" w:firstRow="1" w:lastRow="0" w:firstColumn="1" w:lastColumn="0" w:noHBand="0" w:noVBand="1"/>
       </w:tblPr>
       <w:tblGrid>
         <w:gridCol w:w="3125"/>
@@ -9417,7 +9402,6 @@
                 <w:sz w:val="19"/>
                 <w:szCs w:val="19"/>
               </w:rPr>
-              <w:lastRenderedPageBreak/>
               <w:t>To change</w:t>
             </w:r>
           </w:p>
@@ -9606,14 +9590,7 @@
                 <w:sz w:val="19"/>
                 <w:szCs w:val="19"/>
               </w:rPr>
-              <w:t xml:space="preserve"> </w:t>
-            </w:r>
-            <w:r>
-              <w:rPr>
-                <w:sz w:val="19"/>
-                <w:szCs w:val="19"/>
-              </w:rPr>
-              <w:t xml:space="preserve">in </w:t>
+              <w:t xml:space="preserve"> in </w:t>
             </w:r>
             <w:r>
               <w:rPr>
@@ -9720,7 +9697,7 @@
         </w:rPr>
         <w:drawing>
           <wp:inline distT="0" distB="0" distL="0" distR="0">
-            <wp:extent cx="6096000" cy="4448175"/>
+            <wp:extent cx="6096000" cy="6181725"/>
             <wp:effectExtent l="0" t="0" r="0" b="0"/>
             <wp:docPr id="5" name="Picture 5"/>
             <wp:cNvGraphicFramePr>
@@ -9745,7 +9722,7 @@
                   <pic:spPr bwMode="auto">
                     <a:xfrm>
                       <a:off x="0" y="0"/>
-                      <a:ext cx="6096000" cy="4448175"/>
+                      <a:ext cx="6096000" cy="6181725"/>
                     </a:xfrm>
                     <a:prstGeom prst="rect">
                       <a:avLst/>
@@ -9771,15 +9748,16 @@
           <w:sz w:val="18"/>
           <w:szCs w:val="18"/>
         </w:rPr>
-        <w:t>Figure 5: The About page: How we work, mission and vision, What we stand for, Where to find us</w:t>
+        <w:t>Figure 5: The About page: How we work, Our purpose with What we stand for, Where to find us with the Reach us card</w:t>
       </w:r>
     </w:p>
     <w:p>
       <w:pPr>
         <w:pStyle w:val="Heading2"/>
       </w:pPr>
-      <w:bookmarkStart w:id="16" w:name="_Toc243679768"/>
-      <w:r>
+      <w:bookmarkStart w:id="16" w:name="_Toc243680537"/>
+      <w:r>
+        <w:lastRenderedPageBreak/>
         <w:t>4.9  Help page and support email</w:t>
       </w:r>
       <w:bookmarkEnd w:id="16"/>
@@ -9789,20 +9767,23 @@
         <w:spacing w:after="120" w:line="276" w:lineRule="auto"/>
       </w:pPr>
       <w:r>
-        <w:t xml:space="preserve">The Help page's contact buttons sit right under the chat button, before the questions (since 7 October 2026; they used to be at </w:t>
-      </w:r>
-      <w:r>
-        <w:t>the bottom of the page). The email button opens the Send us an email window (below); the address is shown under the buttons: dateroemwoodsales+support@gmail.com. That is the business Gmail (dateroemwoodsales@gmail.com) with a "+support" tag, so the mail ar</w:t>
-      </w:r>
-      <w:r>
-        <w:t>rives in the business mailbox and a Gmail filter files it under the Customers label. The page, the assistant and the fallback helper all read the contacts from the website server's settings (DWS-WEB-01).</w:t>
+        <w:t>The Help page's con</w:t>
+      </w:r>
+      <w:r>
+        <w:t>tact buttons sit right under the chat button, before the questions (since 7 October 2026; they used to be at the bottom of the page). The email button opens the Send us an email window (below); the address is shown under the buttons: dateroemwoodsales+supp</w:t>
+      </w:r>
+      <w:r>
+        <w:t>ort@gmail.com. That is the business Gmail (dateroemwoodsales@gmail.com) with a "+support" tag, so the mail arrives in the business mailbox and a Gmail filter files it under the Customers label. The page, the assistant and the fallback helper all read the c</w:t>
+      </w:r>
+      <w:r>
+        <w:t>ontacts from the website server's settings (DWS-WEB-01).</w:t>
       </w:r>
     </w:p>
     <w:p>
       <w:pPr>
         <w:pStyle w:val="Heading2"/>
       </w:pPr>
-      <w:bookmarkStart w:id="17" w:name="_Toc243679769"/>
+      <w:bookmarkStart w:id="17" w:name="_Toc243680538"/>
       <w:r>
         <w:t>4.10  Frequently asked questions</w:t>
       </w:r>
@@ -9813,10 +9794,7 @@
         <w:spacing w:after="120" w:line="276" w:lineRule="auto"/>
       </w:pPr>
       <w:r>
-        <w:t>Since 7 October 202</w:t>
-      </w:r>
-      <w:r>
-        <w:t>6 the Help page lists frequently asked questions below the chat button and the contact buttons (</w:t>
+        <w:t>Since 7 October 2026 the Help page lists frequently asked questions below the chat button and the contact buttons (</w:t>
       </w:r>
       <w:r>
         <w:rPr>
@@ -9840,7 +9818,10 @@
         <w:t>src/pages/HelpPage.jsx</w:t>
       </w:r>
       <w:r>
-        <w:t>). They come from the website server (</w:t>
+        <w:t>). They come fr</w:t>
+      </w:r>
+      <w:r>
+        <w:t>om the website server (</w:t>
       </w:r>
       <w:r>
         <w:rPr>
@@ -9852,10 +9833,7 @@
         <w:t>GET /help/faqs</w:t>
       </w:r>
       <w:r>
-        <w:t xml:space="preserve">), grouped by topic in the order admins set, and admins keep them up to </w:t>
-      </w:r>
-      <w:r>
-        <w:t>date in the desktop app (FAQs) - so a changed feature only needs its answer changed there, not the code.</w:t>
+        <w:t>), grouped by topic in the order admins set, and admins keep them up to date in the desktop app (FAQs) - so a changed feature only needs its answer changed there, not the code.</w:t>
       </w:r>
     </w:p>
     <w:p>
@@ -9868,7 +9846,6 @@
         <w:rPr>
           <w:noProof/>
         </w:rPr>
-        <w:lastRenderedPageBreak/>
         <w:drawing>
           <wp:inline distT="0" distB="0" distL="0" distR="0">
             <wp:extent cx="6096000" cy="4286250"/>
@@ -9922,7 +9899,17 @@
           <w:sz w:val="18"/>
           <w:szCs w:val="18"/>
         </w:rPr>
-        <w:t>Figure 6: The Help page questions, one of them opened</w:t>
+        <w:t>Figure 6: The Help page questions, one o</w:t>
+      </w:r>
+      <w:r>
+        <w:rPr>
+          <w:i/>
+          <w:iCs/>
+          <w:color w:val="5F6B66"/>
+          <w:sz w:val="18"/>
+          <w:szCs w:val="18"/>
+        </w:rPr>
+        <w:t>f them opened</w:t>
       </w:r>
     </w:p>
     <w:p>
@@ -9935,10 +9922,7 @@
         <w:spacing w:after="60" w:line="264" w:lineRule="auto"/>
       </w:pPr>
       <w:r>
-        <w:t>A search box: every word typed must appear in the question, answer or topic; capitals and punct</w:t>
-      </w:r>
-      <w:r>
-        <w:t>uation don't count, so "mpesa pin" finds "M-Pesa PIN".</w:t>
+        <w:t>A search box: every word typed must appear in the question, answer or topic; capitals and punctuation don't count, so "mpesa pin" finds "M-Pesa PIN".</w:t>
       </w:r>
     </w:p>
     <w:p>
@@ -9964,10 +9948,7 @@
         <w:spacing w:after="60" w:line="264" w:lineRule="auto"/>
       </w:pPr>
       <w:r>
-        <w:t>Each question opens to its answer. Lines starting "1. ", "2. " show as numbered steps, and a question can end with a link to the pag</w:t>
-      </w:r>
-      <w:r>
-        <w:t>e it is about ("Go to Shipping"), named as in the menu.</w:t>
+        <w:t>Each question opens to its answer. Lines starting "1. ", "2. " show as numbered steps, and a question can end with a link to the page it is about ("Go to Shipping"), named as in the menu.</w:t>
       </w:r>
     </w:p>
     <w:p>
@@ -9980,7 +9961,10 @@
         <w:spacing w:after="60" w:line="264" w:lineRule="auto"/>
       </w:pPr>
       <w:r>
-        <w:t>With no questions, or when they can't be loaded, the section is left out; the chat and the contacts remain.</w:t>
+        <w:t>With no questions, or when they can't be loaded, the section is left</w:t>
+      </w:r>
+      <w:r>
+        <w:t xml:space="preserve"> out; the chat and the contacts remain.</w:t>
       </w:r>
     </w:p>
     <w:p>
@@ -10003,6 +9987,7 @@
           <w:bCs/>
           <w:color w:val="8A5A2B"/>
         </w:rPr>
+        <w:lastRenderedPageBreak/>
         <w:t xml:space="preserve">Where to adjust: </w:t>
       </w:r>
       <w:r>
@@ -10015,16 +10000,7 @@
           <w:sz w:val="19"/>
           <w:szCs w:val="19"/>
         </w:rPr>
-        <w:t>PAGE_N</w:t>
-      </w:r>
-      <w:r>
-        <w:rPr>
-          <w:rFonts w:ascii="Consolas" w:eastAsia="Consolas" w:hAnsi="Consolas" w:cs="Consolas"/>
-          <w:color w:val="3B3F3D"/>
-          <w:sz w:val="19"/>
-          <w:szCs w:val="19"/>
-        </w:rPr>
-        <w:t>AMES</w:t>
+        <w:t>PAGE_NAMES</w:t>
       </w:r>
       <w:r>
         <w:t xml:space="preserve"> in </w:t>
@@ -10072,7 +10048,16 @@
           <w:sz w:val="19"/>
           <w:szCs w:val="19"/>
         </w:rPr>
-        <w:t>.help-faq</w:t>
+        <w:t>.hel</w:t>
+      </w:r>
+      <w:r>
+        <w:rPr>
+          <w:rFonts w:ascii="Consolas" w:eastAsia="Consolas" w:hAnsi="Consolas" w:cs="Consolas"/>
+          <w:color w:val="3B3F3D"/>
+          <w:sz w:val="19"/>
+          <w:szCs w:val="19"/>
+        </w:rPr>
+        <w:t>p-faq</w:t>
       </w:r>
       <w:r>
         <w:t xml:space="preserve"> in </w:t>
@@ -10094,7 +10079,7 @@
       <w:pPr>
         <w:pStyle w:val="Heading2"/>
       </w:pPr>
-      <w:bookmarkStart w:id="18" w:name="_Toc243679770"/>
+      <w:bookmarkStart w:id="18" w:name="_Toc243680539"/>
       <w:r>
         <w:t>4.11  Send us an email</w:t>
       </w:r>
@@ -10105,13 +10090,10 @@
         <w:spacing w:after="120" w:line="276" w:lineRule="auto"/>
       </w:pPr>
       <w:r>
-        <w:t>Since 7 October 2026 a customer can write to the support team on the site itse</w:t>
-      </w:r>
-      <w:r>
-        <w:t>lf - "just like what they would have done in their outlook or gmail web", without opening an email app (sent by the website server, see the Website Server document). "i want that email thingy to appear once some one clicks on the email": the form is a wind</w:t>
-      </w:r>
-      <w:r>
-        <w:t>ow over the page (</w:t>
+        <w:t xml:space="preserve">Since 7 October 2026 a customer can write to the support team on the site itself - "just like what they would have done in their outlook or gmail web", without opening an email app (sent by the website </w:t>
+      </w:r>
+      <w:r>
+        <w:t>server, see the Website Server document). "i want that email thingy to appear once some one clicks on the email": the form is a window over the page (</w:t>
       </w:r>
       <w:r>
         <w:rPr>
@@ -10123,10 +10105,10 @@
         <w:t>src/components/EmailDialog.jsx</w:t>
       </w:r>
       <w:r>
-        <w:t>), opened by the Send us an email button on the Help page and on the Bulk Orders page, where the subject starts as "Bulk order enquiry". While the website server has no email settings, the same buttons open t</w:t>
-      </w:r>
-      <w:r>
-        <w:t>he visitor's email app as before.</w:t>
+        <w:t>), opened by the Send us an email button on the Help page and on the Bulk Or</w:t>
+      </w:r>
+      <w:r>
+        <w:t>ders page, where the subject starts as "Bulk order enquiry". While the website server has no email settings, the same buttons open the visitor's email app as before.</w:t>
       </w:r>
     </w:p>
     <w:p>
@@ -10139,7 +10121,6 @@
         <w:rPr>
           <w:noProof/>
         </w:rPr>
-        <w:lastRenderedPageBreak/>
         <w:drawing>
           <wp:inline distT="0" distB="0" distL="0" distR="0">
             <wp:extent cx="6096000" cy="4286250"/>
@@ -10206,6 +10187,7 @@
         <w:rPr>
           <w:noProof/>
         </w:rPr>
+        <w:lastRenderedPageBreak/>
         <w:drawing>
           <wp:inline distT="0" distB="0" distL="0" distR="0">
             <wp:extent cx="6096000" cy="4286250"/>
@@ -10259,7 +10241,17 @@
           <w:sz w:val="18"/>
           <w:szCs w:val="18"/>
         </w:rPr>
-        <w:t>Figure 8: The Send us an email window (sample customer), with the suggestion for a mistyped address</w:t>
+        <w:t>Fig</w:t>
+      </w:r>
+      <w:r>
+        <w:rPr>
+          <w:i/>
+          <w:iCs/>
+          <w:color w:val="5F6B66"/>
+          <w:sz w:val="18"/>
+          <w:szCs w:val="18"/>
+        </w:rPr>
+        <w:t>ure 8: The Send us an email window (sample customer), with the suggestion for a mistyped address</w:t>
       </w:r>
     </w:p>
     <w:p>
@@ -10272,11 +10264,10 @@
         <w:spacing w:after="60" w:line="264" w:lineRule="auto"/>
       </w:pPr>
       <w:r>
-        <w:lastRenderedPageBreak/>
-        <w:t>To is fixed (the support team); the</w:t>
-      </w:r>
-      <w:r>
-        <w:t xml:space="preserve"> customer fills in their name, email, an optional phone number, a subject and the message (10 to 4,000 characters, with a counter).</w:t>
+        <w:t>To is fixed (the support team); the customer fills in their name, email, an optional phone number, a subject and the message (10 to 4,000 characters, with a co</w:t>
+      </w:r>
+      <w:r>
+        <w:t>unter).</w:t>
       </w:r>
     </w:p>
     <w:p>
@@ -10302,10 +10293,7 @@
         <w:spacing w:after="60" w:line="264" w:lineRule="auto"/>
       </w:pPr>
       <w:r>
-        <w:t>Signed in: the phone field starts with the phone number on the acco</w:t>
-      </w:r>
-      <w:r>
-        <w:t>unt.</w:t>
+        <w:t>Signed in: the phone field starts with the phone number on the account.</w:t>
       </w:r>
     </w:p>
     <w:p>
@@ -10318,7 +10306,10 @@
         <w:spacing w:after="60" w:line="264" w:lineRule="auto"/>
       </w:pPr>
       <w:r>
-        <w:t>Signed in: name and email come from the account and can't be changed ("From your account - we reply here"). Not signed in: a mistyped address gets a suggestion, as at sign-up ("Did you mean ...@gmail.com?").</w:t>
+        <w:t>Signed in: name and email come from the account and can't be changed ("From your account - we reply here"). Not signed in: a mistyped address gets a suggestion, as at sign-up ("Did you</w:t>
+      </w:r>
+      <w:r>
+        <w:t xml:space="preserve"> mean ...@gmail.com?").</w:t>
       </w:r>
     </w:p>
     <w:p>
@@ -10331,10 +10322,7 @@
         <w:spacing w:after="60" w:line="264" w:lineRule="auto"/>
       </w:pPr>
       <w:r>
-        <w:t>After Send: "Sent", the address the reply w</w:t>
-      </w:r>
-      <w:r>
-        <w:t>ill go to, and whether a copy (signed in) or a short confirmation (not signed in) is on its way; "Write another" clears subject and message.</w:t>
+        <w:t>After Send: "Sent", the address the reply will go to, and whether a copy (signed in) or a short confirmation (not signed in) is on its way; "Write another" clears subject and message.</w:t>
       </w:r>
     </w:p>
     <w:p>
@@ -10347,7 +10335,10 @@
         <w:spacing w:after="60" w:line="264" w:lineRule="auto"/>
       </w:pPr>
       <w:r>
-        <w:t>A hidden field only bots fill in, and the time the form was open, help the server spot automated sending.</w:t>
+        <w:t>A hidden field only bots fill in, and the time t</w:t>
+      </w:r>
+      <w:r>
+        <w:t>he form was open, help the server spot automated sending.</w:t>
       </w:r>
     </w:p>
     <w:p>
@@ -10360,10 +10351,7 @@
         <w:spacing w:after="60" w:line="264" w:lineRule="auto"/>
       </w:pPr>
       <w:r>
-        <w:t>At the bo</w:t>
-      </w:r>
-      <w:r>
-        <w:t>ttom, "Prefer your own email app? Open it" opens the visitor's email app with the subject and message typed so far, and the address is shown to copy.</w:t>
+        <w:t>At the bottom, "Prefer your own email app? Open it" opens the visitor's email app with the subject and message typed so far, and the address is shown to copy.</w:t>
       </w:r>
     </w:p>
     <w:p>
@@ -10376,10 +10364,10 @@
         <w:spacing w:after="60" w:line="264" w:lineRule="auto"/>
       </w:pPr>
       <w:r>
-        <w:t>The window closes with the cross, Escape or a click outside it. Closing keeps what was typed until the pag</w:t>
-      </w:r>
-      <w:r>
-        <w:t>e is left; after Send, Done closes it and the next one starts with an empty subject and message.</w:t>
+        <w:t>The window closes with the cross, Escap</w:t>
+      </w:r>
+      <w:r>
+        <w:t>e or a click outside it. Closing keeps what was typed until the page is left; after Send, Done closes it and the next one starts with an empty subject and message.</w:t>
       </w:r>
     </w:p>
     <w:p>
@@ -10414,7 +10402,16 @@
           <w:sz w:val="19"/>
           <w:szCs w:val="19"/>
         </w:rPr>
-        <w:t>src/components/EmailDialog.jsx</w:t>
+        <w:t>src/components/EmailDialog.js</w:t>
+      </w:r>
+      <w:r>
+        <w:rPr>
+          <w:rFonts w:ascii="Consolas" w:eastAsia="Consolas" w:hAnsi="Consolas" w:cs="Consolas"/>
+          <w:color w:val="3B3F3D"/>
+          <w:sz w:val="19"/>
+          <w:szCs w:val="19"/>
+        </w:rPr>
+        <w:t>x</w:t>
       </w:r>
       <w:r>
         <w:t xml:space="preserve"> and </w:t>
@@ -10450,16 +10447,7 @@
           <w:sz w:val="19"/>
           <w:szCs w:val="19"/>
         </w:rPr>
-        <w:t>.email-</w:t>
-      </w:r>
-      <w:r>
-        <w:rPr>
-          <w:rFonts w:ascii="Consolas" w:eastAsia="Consolas" w:hAnsi="Consolas" w:cs="Consolas"/>
-          <w:color w:val="3B3F3D"/>
-          <w:sz w:val="19"/>
-          <w:szCs w:val="19"/>
-        </w:rPr>
-        <w:t>modal</w:t>
+        <w:t>.email-modal</w:t>
       </w:r>
       <w:r>
         <w:t xml:space="preserve"> and </w:t>
@@ -10493,7 +10481,7 @@
       <w:pPr>
         <w:pStyle w:val="Heading2"/>
       </w:pPr>
-      <w:bookmarkStart w:id="19" w:name="_Toc243679771"/>
+      <w:bookmarkStart w:id="19" w:name="_Toc243680540"/>
       <w:r>
         <w:t>4.12  Bulk order pictures</w:t>
       </w:r>
@@ -10504,10 +10492,14 @@
         <w:spacing w:after="120" w:line="276" w:lineRule="auto"/>
       </w:pPr>
       <w:r>
-        <w:t>Since 9 October 2026 the Bulk Orders page shows what a bulk order looks like: "pictures that can be used to show case what bulk orders look like so that customers can see a template o</w:t>
-      </w:r>
-      <w:r>
-        <w:t>f what is meant by bulk orders ... like a slide". The pictures are not products; Marketers, Admins and the SuperAdmin keep them in Marketing in the phone and desktop apps (see those documents). With no pictures, the page is as before.</w:t>
+        <w:t xml:space="preserve">Since 9 October 2026 the Bulk Orders page shows what a bulk order looks like: "pictures that can be used to show case what bulk orders look like so that customers can see a template of what is meant by bulk orders ... </w:t>
+      </w:r>
+      <w:r>
+        <w:lastRenderedPageBreak/>
+        <w:t>like a slide". The pictures are not pr</w:t>
+      </w:r>
+      <w:r>
+        <w:t>oducts; Marketers, Admins and the SuperAdmin keep them in Marketing in the phone and desktop apps (see those documents). With no pictures, the page is as before.</w:t>
       </w:r>
     </w:p>
     <w:p>
@@ -10520,7 +10512,6 @@
         <w:rPr>
           <w:noProof/>
         </w:rPr>
-        <w:lastRenderedPageBreak/>
         <w:drawing>
           <wp:inline distT="0" distB="0" distL="0" distR="0">
             <wp:extent cx="6096000" cy="4286250"/>
@@ -10574,17 +10565,7 @@
           <w:sz w:val="18"/>
           <w:szCs w:val="18"/>
         </w:rPr>
-        <w:t xml:space="preserve">Figure 9: The Bulk </w:t>
-      </w:r>
-      <w:r>
-        <w:rPr>
-          <w:i/>
-          <w:iCs/>
-          <w:color w:val="5F6B66"/>
-          <w:sz w:val="18"/>
-          <w:szCs w:val="18"/>
-        </w:rPr>
-        <w:t>Orders page with its slideshow (sample pictures)</w:t>
+        <w:t>Figure 9: The Bulk Orders page with its slideshow (sample pictures)</w:t>
       </w:r>
     </w:p>
     <w:p>
@@ -10597,10 +10578,10 @@
         <w:spacing w:after="60" w:line="264" w:lineRule="auto"/>
       </w:pPr>
       <w:r>
-        <w:t xml:space="preserve">One picture at a time, cross-fading to the next every 5 seconds. It waits while the mouse is over it, a finger is on it or it has the keyboard focus, and while the tab is in the background; after any change </w:t>
-      </w:r>
-      <w:r>
-        <w:t>the next one is a full 5 seconds away.</w:t>
+        <w:t>One picture at a time, c</w:t>
+      </w:r>
+      <w:r>
+        <w:t>ross-fading to the next every 5 seconds. It waits while the mouse is over it, a finger is on it or it has the keyboard focus, and while the tab is in the background; after any change the next one is a full 5 seconds away.</w:t>
       </w:r>
     </w:p>
     <w:p>
@@ -10613,7 +10594,10 @@
         <w:spacing w:after="60" w:line="264" w:lineRule="auto"/>
       </w:pPr>
       <w:r>
-        <w:t>Arrows at the sides, dots underneath (the current one a wood bar), the left and right arrow keys, and a swipe on a phone.</w:t>
+        <w:t>Arrows at the sides, dots undernea</w:t>
+      </w:r>
+      <w:r>
+        <w:t>th (the current one a wood bar), the left and right arrow keys, and a swipe on a phone.</w:t>
       </w:r>
     </w:p>
     <w:p>
@@ -10626,10 +10610,10 @@
         <w:spacing w:after="60" w:line="264" w:lineRule="auto"/>
       </w:pPr>
       <w:r>
-        <w:t xml:space="preserve">Each picture is shown whole - upright phone photos are not cut - over a blurred, darkened copy </w:t>
-      </w:r>
-      <w:r>
-        <w:t>of itself that fills the frame (16:9 on a computer, 4:3 on a phone). The caption, when there is one, sits along the bottom.</w:t>
+        <w:t xml:space="preserve">Each picture is shown whole - upright phone photos are not cut - over a blurred, darkened copy of itself that fills the frame (16:9 on a computer, 4:3 on a phone). The </w:t>
+      </w:r>
+      <w:r>
+        <w:t>caption, when there is one, sits along the bottom.</w:t>
       </w:r>
     </w:p>
     <w:p>
@@ -10665,15 +10649,7 @@
           <w:bCs/>
           <w:color w:val="8A5A2B"/>
         </w:rPr>
-        <w:t>Where</w:t>
-      </w:r>
-      <w:r>
-        <w:rPr>
-          <w:b/>
-          <w:bCs/>
-          <w:color w:val="8A5A2B"/>
-        </w:rPr>
-        <w:t xml:space="preserve"> to adjust: </w:t>
+        <w:t xml:space="preserve">Where to adjust: </w:t>
       </w:r>
       <w:r>
         <w:t xml:space="preserve">Timing and swipe distance: </w:t>
@@ -10709,7 +10685,16 @@
           <w:sz w:val="19"/>
           <w:szCs w:val="19"/>
         </w:rPr>
-        <w:t>src/components/ShowcaseSlider.jsx</w:t>
+        <w:t>src/com</w:t>
+      </w:r>
+      <w:r>
+        <w:rPr>
+          <w:rFonts w:ascii="Consolas" w:eastAsia="Consolas" w:hAnsi="Consolas" w:cs="Consolas"/>
+          <w:color w:val="3B3F3D"/>
+          <w:sz w:val="19"/>
+          <w:szCs w:val="19"/>
+        </w:rPr>
+        <w:t>ponents/ShowcaseSlider.jsx</w:t>
       </w:r>
       <w:r>
         <w:t xml:space="preserve">. Heading: </w:t>
@@ -10755,7 +10740,7 @@
       <w:pPr>
         <w:pStyle w:val="Heading2"/>
       </w:pPr>
-      <w:bookmarkStart w:id="20" w:name="_Toc243679772"/>
+      <w:bookmarkStart w:id="20" w:name="_Toc243680541"/>
       <w:r>
         <w:t>4.13  Chat assistant and nudges</w:t>
       </w:r>
@@ -10766,10 +10751,7 @@
         <w:spacing w:after="120" w:line="276" w:lineRule="auto"/>
       </w:pPr>
       <w:r>
-        <w:t>See the AI Assistant document (DWS-BE-04)</w:t>
-      </w:r>
-      <w:r>
-        <w:t xml:space="preserve">. Timings are in </w:t>
+        <w:t xml:space="preserve">See the AI Assistant document (DWS-BE-04). Timings are in </w:t>
       </w:r>
       <w:r>
         <w:rPr>
@@ -10793,7 +10775,10 @@
         <w:t>src/context/ChatNudgeContext.jsx</w:t>
       </w:r>
       <w:r>
-        <w:t xml:space="preserve">; one-tap questions are </w:t>
+        <w:t>; one-ta</w:t>
+      </w:r>
+      <w:r>
+        <w:t xml:space="preserve">p questions are </w:t>
       </w:r>
       <w:r>
         <w:rPr>
@@ -10829,7 +10814,7 @@
       <w:pPr>
         <w:pStyle w:val="Heading1"/>
       </w:pPr>
-      <w:bookmarkStart w:id="21" w:name="_Toc243679773"/>
+      <w:bookmarkStart w:id="21" w:name="_Toc243680542"/>
       <w:r>
         <w:lastRenderedPageBreak/>
         <w:t>5  Brand style</w:t>
@@ -10840,7 +10825,7 @@
       <w:pPr>
         <w:pStyle w:val="Heading2"/>
       </w:pPr>
-      <w:bookmarkStart w:id="22" w:name="_Toc243679774"/>
+      <w:bookmarkStart w:id="22" w:name="_Toc243680543"/>
       <w:r>
         <w:t>5.1  Company emblem</w:t>
       </w:r>
@@ -10851,10 +10836,10 @@
         <w:spacing w:after="120" w:line="276" w:lineRule="auto"/>
       </w:pPr>
       <w:r>
-        <w:t>Since 7 October 2026 the company emblem is the one on the delivery lorry in the About film ("i want to use it as the company log"), redrawn as clean gold lines on near-black without changing its design ("enhance it ... without having to restructure it so m</w:t>
-      </w:r>
-      <w:r>
-        <w:t>uch"): the end of a log with its wavy bark edge and growth rings, and a tree whose leafy canopy is the innermost ring. The drawing is code (</w:t>
+        <w:t>Since 7 October 2026 the company emblem is the one on the delivery lorry in the About film ("i want to use it as the company log"), redrawn as clean gold</w:t>
+      </w:r>
+      <w:r>
+        <w:t xml:space="preserve"> lines on near-black without changing its design ("enhance it ... without having to restructure it so much"): the end of a log with its wavy bark edge and growth rings, and a tree whose leafy canopy is the innermost ring. The drawing is code (</w:t>
       </w:r>
       <w:r>
         <w:rPr>
@@ -10951,7 +10936,7 @@
           <w:left w:w="10" w:type="dxa"/>
           <w:right w:w="10" w:type="dxa"/>
         </w:tblCellMar>
-        <w:tblLook w:val="0000" w:firstRow="0" w:lastRow="0" w:firstColumn="0" w:lastColumn="0" w:noHBand="0" w:noVBand="0"/>
+        <w:tblLook w:val="04A0" w:firstRow="1" w:lastRow="0" w:firstColumn="1" w:lastColumn="0" w:noHBand="0" w:noVBand="1"/>
       </w:tblPr>
       <w:tblGrid>
         <w:gridCol w:w="3579"/>
@@ -11054,16 +11039,7 @@
                 <w:sz w:val="19"/>
                 <w:szCs w:val="19"/>
               </w:rPr>
-              <w:t>public/favicon</w:t>
-            </w:r>
-            <w:r>
-              <w:rPr>
-                <w:b/>
-                <w:bCs/>
-                <w:sz w:val="19"/>
-                <w:szCs w:val="19"/>
-              </w:rPr>
-              <w:t>.svg, public/favicon.ico</w:t>
+              <w:t>public/favicon.svg, public/favicon.ico</w:t>
             </w:r>
           </w:p>
         </w:tc>
@@ -11086,14 +11062,14 @@
                 <w:sz w:val="19"/>
                 <w:szCs w:val="19"/>
               </w:rPr>
-              <w:t>The browser tab. Browsers draw tab icons in a fixed small square, so since 8 October 2026 the emblem fills all of it ("can we make it a little more visible ... without having to affect size allowed in the browser area"): its wavy b</w:t>
-            </w:r>
-            <w:r>
-              <w:rPr>
-                <w:sz w:val="19"/>
-                <w:szCs w:val="19"/>
-              </w:rPr>
-              <w:t>ark edge is the outline of the icon, dark inside, with the thickest lines (</w:t>
+              <w:t>The browser tab. Browsers draw tab icons in a fixed small square, so since 8 October 2026 the emblem fills all of it ("can we make it a little more visible ... without having to affect size allowed i</w:t>
+            </w:r>
+            <w:r>
+              <w:rPr>
+                <w:sz w:val="19"/>
+                <w:szCs w:val="19"/>
+              </w:rPr>
+              <w:t>n the browser area"): its wavy bark edge is the outline of the icon, dark inside, with the thickest lines (</w:t>
             </w:r>
             <w:r>
               <w:rPr>
@@ -11523,7 +11499,7 @@
       <w:pPr>
         <w:pStyle w:val="Heading2"/>
       </w:pPr>
-      <w:bookmarkStart w:id="23" w:name="_Toc243679775"/>
+      <w:bookmarkStart w:id="23" w:name="_Toc243680544"/>
       <w:r>
         <w:lastRenderedPageBreak/>
         <w:t>5.2  Footer</w:t>
@@ -11638,7 +11614,7 @@
       <w:pPr>
         <w:pStyle w:val="Heading2"/>
       </w:pPr>
-      <w:bookmarkStart w:id="24" w:name="_Toc243679776"/>
+      <w:bookmarkStart w:id="24" w:name="_Toc243680545"/>
       <w:r>
         <w:t>5.3  Colours, wood and icons</w:t>
       </w:r>
@@ -11721,10 +11697,10 @@
         <w:spacing w:after="60" w:line="264" w:lineRule="auto"/>
       </w:pPr>
       <w:r>
-        <w:t>Colour themes (since 20 October 2026: "is it possible to add more themes like the dark and light theme and what we have will be default"): Forest is the default,</w:t>
-      </w:r>
-      <w:r>
-        <w:t xml:space="preserve"> Dark is charcoal greys, Light is warm paper with dark text and a darker, barkier wood for small text. Every colour is a variable with a value per theme (</w:t>
+        <w:t>Colour themes (since 20 October 2026: "is it possible to add more themes like the dark and light theme and what we have will be default"): Forest is the default, Dark is charcoal greys, Light is warm paper with dark text and a darker, barkier wood for smal</w:t>
+      </w:r>
+      <w:r>
+        <w:t>l text. Every colour is a variable with a value per theme (</w:t>
       </w:r>
       <w:r>
         <w:rPr>
@@ -11760,10 +11736,10 @@
         <w:t>--ink-rgb</w:t>
       </w:r>
       <w:r>
-        <w:t xml:space="preserve"> (white on the dark </w:t>
-      </w:r>
-      <w:r>
-        <w:t xml:space="preserve">themes, black on Light). The About story and the sign-in photo panel are built on dark photographs and keep the Forest colours in every theme. A small script in </w:t>
+        <w:t xml:space="preserve"> (white on the dark themes, black on Light). The About story and the sign-in photo panel are built on dark photogra</w:t>
+      </w:r>
+      <w:r>
+        <w:t xml:space="preserve">phs and keep the Forest colours in every theme. A small script in </w:t>
       </w:r>
       <w:r>
         <w:rPr>
@@ -11800,7 +11776,10 @@
         <w:t>src/wood/woodPaint.js</w:t>
       </w:r>
       <w:r>
-        <w:t>) paints the Dateroem wordmark (whose letters form the rings of a cut log) and the plank and log-end textures used on buttons and highlights.</w:t>
+        <w:t>) paints the Dateroem wordmark (whose letters form the rings o</w:t>
+      </w:r>
+      <w:r>
+        <w:t>f a cut log) and the plank and log-end textures used on buttons and highlights.</w:t>
       </w:r>
     </w:p>
     <w:p>
@@ -11835,10 +11814,7 @@
         <w:t>scripts/paint-wood-textures.mjs</w:t>
       </w:r>
       <w:r>
-        <w:t xml:space="preserve">, so the textures always </w:t>
-      </w:r>
-      <w:r>
-        <w:t>match the wordmark.</w:t>
+        <w:t>, so the textures always match the wordmark.</w:t>
       </w:r>
     </w:p>
     <w:p>
@@ -11860,7 +11836,10 @@
         <w:t>npm run wood:export -- --mobile &lt;mobile project&gt; ...</w:t>
       </w:r>
       <w:r>
-        <w:t xml:space="preserve"> renders the same wood images for the mobile and desktop apps.</w:t>
+        <w:t xml:space="preserve"> renders the same wood </w:t>
+      </w:r>
+      <w:r>
+        <w:t>images for the mobile and desktop apps.</w:t>
       </w:r>
     </w:p>
     <w:p>
@@ -11885,10 +11864,7 @@
         <w:t>src/styles/index.css</w:t>
       </w:r>
       <w:r>
-        <w:t>. Small "forest" motions (things growing into place) respect the reduced-motion set</w:t>
-      </w:r>
-      <w:r>
-        <w:t>ting.</w:t>
+        <w:t>. Small "forest" motions (things growing into place) respect the reduced-motion setting.</w:t>
       </w:r>
     </w:p>
     <w:p>
@@ -11984,7 +11960,17 @@
           <w:sz w:val="18"/>
           <w:szCs w:val="18"/>
         </w:rPr>
-        <w:t>Figure 12: The Theme menu at the end of the top links (Light)</w:t>
+        <w:t>Figure 12: The Theme</w:t>
+      </w:r>
+      <w:r>
+        <w:rPr>
+          <w:i/>
+          <w:iCs/>
+          <w:color w:val="5F6B66"/>
+          <w:sz w:val="18"/>
+          <w:szCs w:val="18"/>
+        </w:rPr>
+        <w:t xml:space="preserve"> menu at the end of the top links (Light)</w:t>
       </w:r>
     </w:p>
     <w:p>
@@ -12062,7 +12048,7 @@
       <w:pPr>
         <w:pStyle w:val="Heading1"/>
       </w:pPr>
-      <w:bookmarkStart w:id="25" w:name="_Toc243679777"/>
+      <w:bookmarkStart w:id="25" w:name="_Toc243680546"/>
       <w:r>
         <w:lastRenderedPageBreak/>
         <w:t>6  Privacy and analytics</w:t>
@@ -12074,7 +12060,10 @@
         <w:spacing w:after="120" w:line="276" w:lineRule="auto"/>
       </w:pPr>
       <w:r>
-        <w:t xml:space="preserve">Only strictly necessary storage is used without consent: the sign-in token and the cart. The closed-banner and video-position notes are kept only in the visitor's own browser and are never sent anywhere. Google Analytics 4 (measurement id in </w:t>
+        <w:t>Only strictly necessary storage is used without consent: the sign-in token and the cart. The closed-banner and video-position note</w:t>
+      </w:r>
+      <w:r>
+        <w:t xml:space="preserve">s are kept only in the visitor's own browser and are never sent anywhere. Google Analytics 4 (measurement id in </w:t>
       </w:r>
       <w:r>
         <w:rPr>
@@ -12083,16 +12072,7 @@
           <w:sz w:val="19"/>
           <w:szCs w:val="19"/>
         </w:rPr>
-        <w:t>VITE_GA_MEASUR</w:t>
-      </w:r>
-      <w:r>
-        <w:rPr>
-          <w:rFonts w:ascii="Consolas" w:eastAsia="Consolas" w:hAnsi="Consolas" w:cs="Consolas"/>
-          <w:color w:val="3B3F3D"/>
-          <w:sz w:val="19"/>
-          <w:szCs w:val="19"/>
-        </w:rPr>
-        <w:t>EMENT_ID</w:t>
+        <w:t>VITE_GA_MEASUREMENT_ID</w:t>
       </w:r>
       <w:r>
         <w:t>) is loaded only after the visitor allows the analytics category. Chat nudge events (</w:t>
@@ -12116,7 +12096,16 @@
           <w:sz w:val="19"/>
           <w:szCs w:val="19"/>
         </w:rPr>
-        <w:t>chat_opened_after_nudge</w:t>
+        <w:t>chat_opened_after_n</w:t>
+      </w:r>
+      <w:r>
+        <w:rPr>
+          <w:rFonts w:ascii="Consolas" w:eastAsia="Consolas" w:hAnsi="Consolas" w:cs="Consolas"/>
+          <w:color w:val="3B3F3D"/>
+          <w:sz w:val="19"/>
+          <w:szCs w:val="19"/>
+        </w:rPr>
+        <w:t>udge</w:t>
       </w:r>
       <w:r>
         <w:t xml:space="preserve">, </w:t>
@@ -12143,7 +12132,7 @@
       <w:pPr>
         <w:pStyle w:val="Heading1"/>
       </w:pPr>
-      <w:bookmarkStart w:id="26" w:name="_Toc243679778"/>
+      <w:bookmarkStart w:id="26" w:name="_Toc243680547"/>
       <w:r>
         <w:lastRenderedPageBreak/>
         <w:t>7  Configuration</w:t>
@@ -12166,7 +12155,7 @@
           <w:left w:w="10" w:type="dxa"/>
           <w:right w:w="10" w:type="dxa"/>
         </w:tblCellMar>
-        <w:tblLook w:val="0000" w:firstRow="0" w:lastRow="0" w:firstColumn="0" w:lastColumn="0" w:noHBand="0" w:noVBand="0"/>
+        <w:tblLook w:val="04A0" w:firstRow="1" w:lastRow="0" w:firstColumn="1" w:lastColumn="0" w:noHBand="0" w:noVBand="1"/>
       </w:tblPr>
       <w:tblGrid>
         <w:gridCol w:w="3125"/>
@@ -12207,17 +12196,7 @@
                 <w:sz w:val="19"/>
                 <w:szCs w:val="19"/>
               </w:rPr>
-              <w:t>Setting (frontend/website</w:t>
-            </w:r>
-            <w:r>
-              <w:rPr>
-                <w:b/>
-                <w:bCs/>
-                <w:color w:val="FFFFFF"/>
-                <w:sz w:val="19"/>
-                <w:szCs w:val="19"/>
-              </w:rPr>
-              <w:t>/.env)</w:t>
+              <w:t>Setting (frontend/website/.env)</w:t>
             </w:r>
           </w:p>
         </w:tc>
@@ -12475,7 +12454,7 @@
       <w:pPr>
         <w:pStyle w:val="Heading1"/>
       </w:pPr>
-      <w:bookmarkStart w:id="27" w:name="_Toc243679779"/>
+      <w:bookmarkStart w:id="27" w:name="_Toc243680548"/>
       <w:r>
         <w:lastRenderedPageBreak/>
         <w:t>8  Build, preview and publish</w:t>
@@ -12579,10 +12558,10 @@
         <w:spacing w:after="120" w:line="276" w:lineRule="auto"/>
       </w:pPr>
       <w:r>
-        <w:t>Visitors reach the public build through ngrok and the Caddy router, which sends every path that is not an app, download or payment path to port 4173. The desktop Servers section rebuilds a</w:t>
-      </w:r>
-      <w:r>
-        <w:t xml:space="preserve">nd serves it with one click ("Website (public build)"). A running preview serves a new build as soon as </w:t>
+        <w:t>Visitors reach the public build thro</w:t>
+      </w:r>
+      <w:r>
+        <w:t xml:space="preserve">ugh ngrok and the Caddy router, which sends every path that is not an app, download or payment path to port 4173. The desktop Servers section rebuilds and serves it with one click ("Website (public build)"). A running preview serves a new build as soon as </w:t>
       </w:r>
       <w:r>
         <w:rPr>
@@ -12601,7 +12580,7 @@
       <w:pPr>
         <w:pStyle w:val="Heading2"/>
       </w:pPr>
-      <w:bookmarkStart w:id="28" w:name="_Toc243679780"/>
+      <w:bookmarkStart w:id="28" w:name="_Toc243680549"/>
       <w:r>
         <w:t>8.1  When something goes wrong</w:t>
       </w:r>
@@ -12612,10 +12591,7 @@
         <w:spacing w:after="120" w:line="276" w:lineRule="auto"/>
       </w:pPr>
       <w:r>
-        <w:t>"in the event of an error e.g the server is offline ... the user ... never gets the whole details</w:t>
-      </w:r>
-      <w:r>
-        <w:t xml:space="preserve"> but what is necessary and presentable" (18 October 2026). Every message a visitor sees comes from </w:t>
+        <w:t xml:space="preserve">"in the event of an error e.g the server is offline ... the user ... never gets the whole details but what is necessary and presentable" (18 October 2026). Every message a visitor sees comes from </w:t>
       </w:r>
       <w:r>
         <w:rPr>
@@ -12624,7 +12600,16 @@
           <w:sz w:val="19"/>
           <w:szCs w:val="19"/>
         </w:rPr>
-        <w:t>apiErrorMessage</w:t>
+        <w:t>apiEr</w:t>
+      </w:r>
+      <w:r>
+        <w:rPr>
+          <w:rFonts w:ascii="Consolas" w:eastAsia="Consolas" w:hAnsi="Consolas" w:cs="Consolas"/>
+          <w:color w:val="3B3F3D"/>
+          <w:sz w:val="19"/>
+          <w:szCs w:val="19"/>
+        </w:rPr>
+        <w:t>rorMessage</w:t>
       </w:r>
       <w:r>
         <w:t xml:space="preserve"> in </w:t>
@@ -12639,13 +12624,13 @@
         <w:t>src/api/client.js</w:t>
       </w:r>
       <w:r>
-        <w:t>: the server's own reason when it is meant for people ("Not enough stock ...", "That code isn't right"), otherwise one ca</w:t>
-      </w:r>
-      <w:r>
-        <w:t>lm sentence - "We can't reach Dateroem right now. Please try again in a few minutes." (server down), "Something went wrong on our side. Please try again in a moment." (a problem on the server), "You seem to be offline ..." (no connection), or a plain sente</w:t>
-      </w:r>
-      <w:r>
-        <w:t>nce for "please sign in again", "you don't have access", "too many tries". Never a status code, a raw reply or browser error text.</w:t>
+        <w:t>: the server's own reason when it is meant for people ("Not enough stock ...", "That code isn't right"), otherwise one calm sentence - "We can't reach Dateroem right now. Please try again in a few minutes." (server down), "So</w:t>
+      </w:r>
+      <w:r>
+        <w:t>mething went wrong on our side. Please try again in a moment." (a problem on the server), "You seem to be offline ..." (no connection), or a plain sentence for "please sign in again", "you don't have access", "too many tries". Never a status code, a raw re</w:t>
+      </w:r>
+      <w:r>
+        <w:t>ply or browser error text.</w:t>
       </w:r>
     </w:p>
     <w:p>
@@ -12653,10 +12638,10 @@
         <w:spacing w:after="120" w:line="276" w:lineRule="auto"/>
       </w:pPr>
       <w:r>
-        <w:t xml:space="preserve">While the website itself is down, the router answers the page with "We'll be right back" - the company emblem, a short note, </w:t>
-      </w:r>
-      <w:r>
-        <w:t>the company number to call or WhatsApp - and reloads it by itself once the site is back (see the Running and Operating document).</w:t>
+        <w:t>While the website itself is down, the router answers the page with "We'll be right back" - the company emblem, a short note, the company number to call or WhatsApp - and reloads it by itself once the site is back (see the Running</w:t>
+      </w:r>
+      <w:r>
+        <w:t xml:space="preserve"> and Operating document).</w:t>
       </w:r>
     </w:p>
     <w:p>
@@ -12701,7 +12686,7 @@
       <w:pPr>
         <w:pStyle w:val="Heading1"/>
       </w:pPr>
-      <w:bookmarkStart w:id="29" w:name="_Toc243679781"/>
+      <w:bookmarkStart w:id="29" w:name="_Toc243680550"/>
       <w:r>
         <w:lastRenderedPageBreak/>
         <w:t>9  Development history</w:t>
@@ -12724,7 +12709,7 @@
           <w:left w:w="10" w:type="dxa"/>
           <w:right w:w="10" w:type="dxa"/>
         </w:tblCellMar>
-        <w:tblLook w:val="0000" w:firstRow="0" w:lastRow="0" w:firstColumn="0" w:lastColumn="0" w:noHBand="0" w:noVBand="0"/>
+        <w:tblLook w:val="04A0" w:firstRow="1" w:lastRow="0" w:firstColumn="1" w:lastColumn="0" w:noHBand="0" w:noVBand="1"/>
       </w:tblPr>
       <w:tblGrid>
         <w:gridCol w:w="1606"/>
@@ -12764,17 +12749,7 @@
                 <w:sz w:val="19"/>
                 <w:szCs w:val="19"/>
               </w:rPr>
-              <w:t>Dat</w:t>
-            </w:r>
-            <w:r>
-              <w:rPr>
-                <w:b/>
-                <w:bCs/>
-                <w:color w:val="FFFFFF"/>
-                <w:sz w:val="19"/>
-                <w:szCs w:val="19"/>
-              </w:rPr>
-              <w:t>e</w:t>
+              <w:t>Date</w:t>
             </w:r>
           </w:p>
         </w:tc>
@@ -13149,14 +13124,7 @@
                 <w:sz w:val="19"/>
                 <w:szCs w:val="19"/>
               </w:rPr>
-              <w:t>STK payment confirmed end to end (callback and status query), Ordered Goods page</w:t>
-            </w:r>
-            <w:r>
-              <w:rPr>
-                <w:sz w:val="19"/>
-                <w:szCs w:val="19"/>
-              </w:rPr>
-              <w:t>, customer-specific order numbers, size-based delivery estimates.</w:t>
+              <w:t>STK payment confirmed end to end (callback and status query), Ordered Goods page, customer-specific order numbers, size-based delivery estimates.</w:t>
             </w:r>
           </w:p>
         </w:tc>
@@ -13634,14 +13602,7 @@
                 <w:sz w:val="19"/>
                 <w:szCs w:val="19"/>
               </w:rPr>
-              <w:t>The customer "Marketing" tab became "Featured": only campaigns that are running (Active, within their dates, with products), the tab s</w:t>
-            </w:r>
-            <w:r>
-              <w:rPr>
-                <w:sz w:val="19"/>
-                <w:szCs w:val="19"/>
-              </w:rPr>
-              <w:t>hown only while one is; a closable banner on the Products page and a tag on featured products.</w:t>
+              <w:t>The customer "Marketing" tab became "Featured": only campaigns that are running (Active, within their dates, with products), the tab shown only while one is; a closable banner on the Products page and a tag on featured products.</w:t>
             </w:r>
           </w:p>
         </w:tc>
@@ -13698,7 +13659,14 @@
                 <w:sz w:val="19"/>
                 <w:szCs w:val="19"/>
               </w:rPr>
-              <w:t>Product pages: "All products" link, the campaign shown in a card under the product details (the video at its own shape with a soft glow either side), video position remembered between pages.</w:t>
+              <w:t xml:space="preserve">Product pages: </w:t>
+            </w:r>
+            <w:r>
+              <w:rPr>
+                <w:sz w:val="19"/>
+                <w:szCs w:val="19"/>
+              </w:rPr>
+              <w:t>"All products" link, the campaign shown in a card under the product details (the video at its own shape with a soft glow either side), video position remembered between pages.</w:t>
             </w:r>
           </w:p>
         </w:tc>
@@ -13757,14 +13725,7 @@
                 <w:sz w:val="19"/>
                 <w:szCs w:val="19"/>
               </w:rPr>
-              <w:t>New sign-in screen with the About film beside the for</w:t>
-            </w:r>
-            <w:r>
-              <w:rPr>
-                <w:sz w:val="19"/>
-                <w:szCs w:val="19"/>
-              </w:rPr>
-              <w:t>m; sign in with username or email; email addresses checked at sign-up (format, mail domain, not already used) with typo suggestions; "+" addresses accepted.</w:t>
+              <w:t>New sign-in screen with the About film beside the form; sign in with username or email; email addresses checked at sign-up (format, mail domain, not already used) with typo suggestions; "+" addresses accepted.</w:t>
             </w:r>
           </w:p>
         </w:tc>
@@ -14127,21 +14088,14 @@
                 <w:sz w:val="19"/>
                 <w:szCs w:val="19"/>
               </w:rPr>
-              <w:t>Co</w:t>
-            </w:r>
-            <w:r>
-              <w:rPr>
-                <w:sz w:val="19"/>
-                <w:szCs w:val="19"/>
-              </w:rPr>
-              <w:t>mpany emblem: the emblem on the delivery lorry in the About film, redrawn as a clean gold logo (log rings and a tree). It is the browser tab and phone home-screen icon; profile pictures for TikTok and Instagram are in brand/. Every page ends with a footer:</w:t>
-            </w:r>
-            <w:r>
-              <w:rPr>
-                <w:sz w:val="19"/>
-                <w:szCs w:val="19"/>
-              </w:rPr>
-              <w:t xml:space="preserve"> the emblem, then WhatsApp, TikTok, Instagram, email and phone.</w:t>
+              <w:t>Company emblem: the emblem on the delivery lorry in the About film, redrawn as a clean gold logo (log rings and a tree). It is the browser tab and phone home-screen icon; profile pictures for TikTok and Instagram are in brand/. Every page ends with a foote</w:t>
+            </w:r>
+            <w:r>
+              <w:rPr>
+                <w:sz w:val="19"/>
+                <w:szCs w:val="19"/>
+              </w:rPr>
+              <w:t>r: the emblem, then WhatsApp, TikTok, Instagram, email and phone.</w:t>
             </w:r>
           </w:p>
         </w:tc>
@@ -14321,14 +14275,14 @@
                 <w:sz w:val="19"/>
                 <w:szCs w:val="19"/>
               </w:rPr>
-              <w:t xml:space="preserve">Bulk order pictures: example photos of real bulk orders play as a slideshow on the website's Bulk Orders page (whole picture, optional caption, moves on every 5 seconds). Marketers, Admins and the SuperAdmin add, caption, put in order and remove them from </w:t>
-            </w:r>
-            <w:r>
-              <w:rPr>
-                <w:sz w:val="19"/>
-                <w:szCs w:val="19"/>
-              </w:rPr>
-              <w:t>Marketing in the phone and desktop apps; 12 at most.</w:t>
+              <w:t>Bulk order pictures: example photos of real bulk orders play as a slideshow on the website's Bulk Orders page (whole picture, optional caption, moves on every 5 seconds). Marketers, Admins and the S</w:t>
+            </w:r>
+            <w:r>
+              <w:rPr>
+                <w:sz w:val="19"/>
+                <w:szCs w:val="19"/>
+              </w:rPr>
+              <w:t>uperAdmin add, caption, put in order and remove them from Marketing in the phone and desktop apps; 12 at most.</w:t>
             </w:r>
           </w:p>
         </w:tc>
@@ -14387,14 +14341,7 @@
                 <w:sz w:val="19"/>
                 <w:szCs w:val="19"/>
               </w:rPr>
-              <w:t>Bulk Orders emails go to the orders desk (the +orders address), and its replies come from there; the Help page keeps +support. A signed-in customer's phone number is filled in for them in the</w:t>
-            </w:r>
-            <w:r>
-              <w:rPr>
-                <w:sz w:val="19"/>
-                <w:szCs w:val="19"/>
-              </w:rPr>
-              <w:t xml:space="preserve"> email window and at checkout.</w:t>
+              <w:t>Bulk Orders emails go to the orders desk (the +orders address), and its replies come from there; the Help page keeps +support. A signed-in customer's phone number is filled in for them in the email window and at checkout.</w:t>
             </w:r>
           </w:p>
         </w:tc>
@@ -14890,229 +14837,229 @@
 <file path=word/numbering.xml><?xml version="1.0" encoding="utf-8"?>
 <w:numbering xmlns:wpc="http://schemas.microsoft.com/office/word/2010/wordprocessingCanvas" xmlns:cx="http://schemas.microsoft.com/office/drawing/2014/chartex" xmlns:cx1="http://schemas.microsoft.com/office/drawing/2015/9/8/chartex" xmlns:mc="http://schemas.openxmlformats.org/markup-compatibility/2006" xmlns:o="urn:schemas-microsoft-com:office:office" xmlns:r="http://schemas.openxmlformats.org/officeDocument/2006/relationships" xmlns:m="http://schemas.openxmlformats.org/officeDocument/2006/math" xmlns:v="urn:schemas-microsoft-com:vml" xmlns:wp14="http://schemas.microsoft.com/office/word/2010/wordprocessingDrawing" xmlns:wp="http://schemas.openxmlformats.org/drawingml/2006/wordprocessingDrawing" xmlns:w10="urn:schemas-microsoft-com:office:word" xmlns:w="http://schemas.openxmlformats.org/wordprocessingml/2006/main" xmlns:w14="http://schemas.microsoft.com/office/word/2010/wordml" xmlns:w15="http://schemas.microsoft.com/office/word/2012/wordml" xmlns:w16se="http://schemas.microsoft.com/office/word/2015/wordml/symex" xmlns:wpg="http://schemas.microsoft.com/office/word/2010/wordprocessingGroup" xmlns:wpi="http://schemas.microsoft.com/office/word/2010/wordprocessingInk" xmlns:wne="http://schemas.microsoft.com/office/word/2006/wordml" xmlns:wps="http://schemas.microsoft.com/office/word/2010/wordprocessingShape" mc:Ignorable="w14 w15 w16se wp14">
   <w:abstractNum w:abstractNumId="0" w15:restartNumberingAfterBreak="0">
-    <w:nsid w:val="05B645CF"/>
+    <w:nsid w:val="08ED0FDE"/>
     <w:multiLevelType w:val="hybridMultilevel"/>
-    <w:tmpl w:val="B266638A"/>
-    <w:lvl w:ilvl="0" w:tplc="FB7A2260">
+    <w:tmpl w:val="C1685710"/>
+    <w:lvl w:ilvl="0" w:tplc="58C02E84" w:tentative="1">
       <w:start w:val="1"/>
-      <w:numFmt w:val="decimal"/>
-      <w:lvlText w:val="%1."/>
+      <w:numFmt w:val="bullet"/>
+      <w:lvlText w:val="●"/>
       <w:lvlJc w:val="left"/>
       <w:pPr>
+        <w:ind w:left="720" w:hanging="360"/>
+      </w:pPr>
+    </w:lvl>
+    <w:lvl w:ilvl="1" w:tplc="EE28054E" w:tentative="1">
+      <w:start w:val="1"/>
+      <w:numFmt w:val="bullet"/>
+      <w:lvlText w:val="○"/>
+      <w:lvlJc w:val="left"/>
+      <w:pPr>
+        <w:ind w:left="1440" w:hanging="360"/>
+      </w:pPr>
+    </w:lvl>
+    <w:lvl w:ilvl="2" w:tplc="F8544E40" w:tentative="1">
+      <w:start w:val="1"/>
+      <w:numFmt w:val="bullet"/>
+      <w:lvlText w:val="■"/>
+      <w:lvlJc w:val="left"/>
+      <w:pPr>
+        <w:ind w:left="2160" w:hanging="360"/>
+      </w:pPr>
+    </w:lvl>
+    <w:lvl w:ilvl="3" w:tplc="793A3944" w:tentative="1">
+      <w:start w:val="1"/>
+      <w:numFmt w:val="bullet"/>
+      <w:lvlText w:val="●"/>
+      <w:lvlJc w:val="left"/>
+      <w:pPr>
+        <w:ind w:left="2880" w:hanging="360"/>
+      </w:pPr>
+    </w:lvl>
+    <w:lvl w:ilvl="4" w:tplc="4BFEA768" w:tentative="1">
+      <w:start w:val="1"/>
+      <w:numFmt w:val="bullet"/>
+      <w:lvlText w:val="○"/>
+      <w:lvlJc w:val="left"/>
+      <w:pPr>
+        <w:ind w:left="3600" w:hanging="360"/>
+      </w:pPr>
+    </w:lvl>
+    <w:lvl w:ilvl="5" w:tplc="BC8CDBB4" w:tentative="1">
+      <w:start w:val="1"/>
+      <w:numFmt w:val="bullet"/>
+      <w:lvlText w:val="■"/>
+      <w:lvlJc w:val="left"/>
+      <w:pPr>
+        <w:ind w:left="4320" w:hanging="360"/>
+      </w:pPr>
+    </w:lvl>
+    <w:lvl w:ilvl="6" w:tplc="33F6F688" w:tentative="1">
+      <w:start w:val="1"/>
+      <w:numFmt w:val="bullet"/>
+      <w:lvlText w:val="●"/>
+      <w:lvlJc w:val="left"/>
+      <w:pPr>
+        <w:ind w:left="5040" w:hanging="360"/>
+      </w:pPr>
+    </w:lvl>
+    <w:lvl w:ilvl="7" w:tplc="406CE29C" w:tentative="1">
+      <w:start w:val="1"/>
+      <w:numFmt w:val="bullet"/>
+      <w:lvlText w:val="●"/>
+      <w:lvlJc w:val="left"/>
+      <w:pPr>
+        <w:ind w:left="5760" w:hanging="360"/>
+      </w:pPr>
+    </w:lvl>
+    <w:lvl w:ilvl="8" w:tplc="13CE4146" w:tentative="1">
+      <w:start w:val="1"/>
+      <w:numFmt w:val="bullet"/>
+      <w:lvlText w:val="●"/>
+      <w:lvlJc w:val="left"/>
+      <w:pPr>
+        <w:ind w:left="6480" w:hanging="360"/>
+      </w:pPr>
+    </w:lvl>
+  </w:abstractNum>
+  <w:abstractNum w:abstractNumId="1" w15:restartNumberingAfterBreak="0">
+    <w:nsid w:val="39FD513E"/>
+    <w:multiLevelType w:val="hybridMultilevel"/>
+    <w:tmpl w:val="0CB0F9D4"/>
+    <w:lvl w:ilvl="0" w:tplc="CBEA6480">
+      <w:start w:val="1"/>
+      <w:numFmt w:val="bullet"/>
+      <w:lvlText w:val="•"/>
+      <w:lvlJc w:val="left"/>
+      <w:pPr>
         <w:ind w:left="540" w:hanging="300"/>
       </w:pPr>
     </w:lvl>
-    <w:lvl w:ilvl="1" w:tplc="138656B0" w:tentative="1">
+    <w:lvl w:ilvl="1" w:tplc="125EDF4E" w:tentative="1">
       <w:start w:val="1"/>
-      <w:numFmt w:val="lowerLetter"/>
-      <w:lvlText w:val="%2."/>
+      <w:numFmt w:val="bullet"/>
+      <w:lvlText w:val="–"/>
       <w:lvlJc w:val="left"/>
       <w:pPr>
         <w:ind w:left="940" w:hanging="300"/>
       </w:pPr>
     </w:lvl>
-    <w:lvl w:ilvl="2" w:tplc="FD28B410" w:tentative="1">
+    <w:lvl w:ilvl="2" w:tplc="50D8D336" w:tentative="1">
       <w:start w:val="1"/>
-      <w:numFmt w:val="lowerRoman"/>
-      <w:lvlText w:val="%3."/>
+      <w:numFmt w:val="bullet"/>
+      <w:lvlText w:val="◦"/>
       <w:lvlJc w:val="left"/>
       <w:pPr>
         <w:ind w:left="1340" w:hanging="300"/>
       </w:pPr>
     </w:lvl>
-    <w:lvl w:ilvl="3" w:tplc="64D49658">
+    <w:lvl w:ilvl="3" w:tplc="746A8D04">
       <w:numFmt w:val="decimal"/>
       <w:lvlText w:val=""/>
       <w:lvlJc w:val="left"/>
     </w:lvl>
-    <w:lvl w:ilvl="4" w:tplc="23ACD2DE">
+    <w:lvl w:ilvl="4" w:tplc="7E5ADA26">
       <w:numFmt w:val="decimal"/>
       <w:lvlText w:val=""/>
       <w:lvlJc w:val="left"/>
     </w:lvl>
-    <w:lvl w:ilvl="5" w:tplc="0486CBAA">
+    <w:lvl w:ilvl="5" w:tplc="9F6C73A4">
       <w:numFmt w:val="decimal"/>
       <w:lvlText w:val=""/>
       <w:lvlJc w:val="left"/>
     </w:lvl>
-    <w:lvl w:ilvl="6" w:tplc="BD5ABFF8">
+    <w:lvl w:ilvl="6" w:tplc="F336E388">
       <w:numFmt w:val="decimal"/>
       <w:lvlText w:val=""/>
       <w:lvlJc w:val="left"/>
     </w:lvl>
-    <w:lvl w:ilvl="7" w:tplc="1972AA34">
+    <w:lvl w:ilvl="7" w:tplc="91D646C8">
       <w:numFmt w:val="decimal"/>
       <w:lvlText w:val=""/>
       <w:lvlJc w:val="left"/>
     </w:lvl>
-    <w:lvl w:ilvl="8" w:tplc="3D1CE020">
+    <w:lvl w:ilvl="8" w:tplc="C61258A4">
       <w:numFmt w:val="decimal"/>
       <w:lvlText w:val=""/>
       <w:lvlJc w:val="left"/>
     </w:lvl>
   </w:abstractNum>
-  <w:abstractNum w:abstractNumId="1" w15:restartNumberingAfterBreak="0">
-    <w:nsid w:val="342F1D07"/>
+  <w:abstractNum w:abstractNumId="2" w15:restartNumberingAfterBreak="0">
+    <w:nsid w:val="740652C9"/>
     <w:multiLevelType w:val="hybridMultilevel"/>
-    <w:tmpl w:val="AE44E2CE"/>
-    <w:lvl w:ilvl="0" w:tplc="AB16DCB2" w:tentative="1">
+    <w:tmpl w:val="47748082"/>
+    <w:lvl w:ilvl="0" w:tplc="69FA02A4">
       <w:start w:val="1"/>
-      <w:numFmt w:val="bullet"/>
-      <w:lvlText w:val="●"/>
+      <w:numFmt w:val="decimal"/>
+      <w:lvlText w:val="%1."/>
       <w:lvlJc w:val="left"/>
       <w:pPr>
-        <w:ind w:left="720" w:hanging="360"/>
+        <w:ind w:left="540" w:hanging="300"/>
       </w:pPr>
     </w:lvl>
-    <w:lvl w:ilvl="1" w:tplc="405C8792" w:tentative="1">
+    <w:lvl w:ilvl="1" w:tplc="9C981276" w:tentative="1">
       <w:start w:val="1"/>
-      <w:numFmt w:val="bullet"/>
-      <w:lvlText w:val="○"/>
+      <w:numFmt w:val="lowerLetter"/>
+      <w:lvlText w:val="%2."/>
       <w:lvlJc w:val="left"/>
       <w:pPr>
-        <w:ind w:left="1440" w:hanging="360"/>
+        <w:ind w:left="940" w:hanging="300"/>
       </w:pPr>
     </w:lvl>
-    <w:lvl w:ilvl="2" w:tplc="7A0A2E9C" w:tentative="1">
+    <w:lvl w:ilvl="2" w:tplc="AC3ABFF6" w:tentative="1">
       <w:start w:val="1"/>
-      <w:numFmt w:val="bullet"/>
-      <w:lvlText w:val="■"/>
+      <w:numFmt w:val="lowerRoman"/>
+      <w:lvlText w:val="%3."/>
       <w:lvlJc w:val="left"/>
       <w:pPr>
-        <w:ind w:left="2160" w:hanging="360"/>
+        <w:ind w:left="1340" w:hanging="300"/>
       </w:pPr>
     </w:lvl>
-    <w:lvl w:ilvl="3" w:tplc="5B5AE6C8" w:tentative="1">
-      <w:start w:val="1"/>
-      <w:numFmt w:val="bullet"/>
-      <w:lvlText w:val="●"/>
-      <w:lvlJc w:val="left"/>
-      <w:pPr>
-        <w:ind w:left="2880" w:hanging="360"/>
-      </w:pPr>
-    </w:lvl>
-    <w:lvl w:ilvl="4" w:tplc="2BE2ECD2" w:tentative="1">
-      <w:start w:val="1"/>
-      <w:numFmt w:val="bullet"/>
-      <w:lvlText w:val="○"/>
-      <w:lvlJc w:val="left"/>
-      <w:pPr>
-        <w:ind w:left="3600" w:hanging="360"/>
-      </w:pPr>
-    </w:lvl>
-    <w:lvl w:ilvl="5" w:tplc="FAFC2376" w:tentative="1">
-      <w:start w:val="1"/>
-      <w:numFmt w:val="bullet"/>
-      <w:lvlText w:val="■"/>
-      <w:lvlJc w:val="left"/>
-      <w:pPr>
-        <w:ind w:left="4320" w:hanging="360"/>
-      </w:pPr>
-    </w:lvl>
-    <w:lvl w:ilvl="6" w:tplc="C58627CE" w:tentative="1">
-      <w:start w:val="1"/>
-      <w:numFmt w:val="bullet"/>
-      <w:lvlText w:val="●"/>
-      <w:lvlJc w:val="left"/>
-      <w:pPr>
-        <w:ind w:left="5040" w:hanging="360"/>
-      </w:pPr>
-    </w:lvl>
-    <w:lvl w:ilvl="7" w:tplc="5986ECA2" w:tentative="1">
-      <w:start w:val="1"/>
-      <w:numFmt w:val="bullet"/>
-      <w:lvlText w:val="●"/>
-      <w:lvlJc w:val="left"/>
-      <w:pPr>
-        <w:ind w:left="5760" w:hanging="360"/>
-      </w:pPr>
-    </w:lvl>
-    <w:lvl w:ilvl="8" w:tplc="859E6628" w:tentative="1">
-      <w:start w:val="1"/>
-      <w:numFmt w:val="bullet"/>
-      <w:lvlText w:val="●"/>
-      <w:lvlJc w:val="left"/>
-      <w:pPr>
-        <w:ind w:left="6480" w:hanging="360"/>
-      </w:pPr>
-    </w:lvl>
-  </w:abstractNum>
-  <w:abstractNum w:abstractNumId="2" w15:restartNumberingAfterBreak="0">
-    <w:nsid w:val="4028783B"/>
-    <w:multiLevelType w:val="hybridMultilevel"/>
-    <w:tmpl w:val="6B56590E"/>
-    <w:lvl w:ilvl="0" w:tplc="EBD612A2">
-      <w:start w:val="1"/>
-      <w:numFmt w:val="bullet"/>
-      <w:lvlText w:val="•"/>
-      <w:lvlJc w:val="left"/>
-      <w:pPr>
-        <w:ind w:left="540" w:hanging="300"/>
-      </w:pPr>
-    </w:lvl>
-    <w:lvl w:ilvl="1" w:tplc="17103F48" w:tentative="1">
-      <w:start w:val="1"/>
-      <w:numFmt w:val="bullet"/>
-      <w:lvlText w:val="–"/>
-      <w:lvlJc w:val="left"/>
-      <w:pPr>
-        <w:ind w:left="940" w:hanging="300"/>
-      </w:pPr>
-    </w:lvl>
-    <w:lvl w:ilvl="2" w:tplc="1B74A6D6" w:tentative="1">
-      <w:start w:val="1"/>
-      <w:numFmt w:val="bullet"/>
-      <w:lvlText w:val="◦"/>
-      <w:lvlJc w:val="left"/>
-      <w:pPr>
-        <w:ind w:left="1340" w:hanging="300"/>
-      </w:pPr>
-    </w:lvl>
-    <w:lvl w:ilvl="3" w:tplc="106E9F14">
+    <w:lvl w:ilvl="3" w:tplc="DFA8BA88">
       <w:numFmt w:val="decimal"/>
       <w:lvlText w:val=""/>
       <w:lvlJc w:val="left"/>
     </w:lvl>
-    <w:lvl w:ilvl="4" w:tplc="747423CC">
+    <w:lvl w:ilvl="4" w:tplc="79288164">
       <w:numFmt w:val="decimal"/>
       <w:lvlText w:val=""/>
       <w:lvlJc w:val="left"/>
     </w:lvl>
-    <w:lvl w:ilvl="5" w:tplc="9634B10E">
+    <w:lvl w:ilvl="5" w:tplc="51E6385C">
       <w:numFmt w:val="decimal"/>
       <w:lvlText w:val=""/>
       <w:lvlJc w:val="left"/>
     </w:lvl>
-    <w:lvl w:ilvl="6" w:tplc="196A79C4">
+    <w:lvl w:ilvl="6" w:tplc="8B6AFE1E">
       <w:numFmt w:val="decimal"/>
       <w:lvlText w:val=""/>
       <w:lvlJc w:val="left"/>
     </w:lvl>
-    <w:lvl w:ilvl="7" w:tplc="F74A6A78">
+    <w:lvl w:ilvl="7" w:tplc="6DC237A2">
       <w:numFmt w:val="decimal"/>
       <w:lvlText w:val=""/>
       <w:lvlJc w:val="left"/>
     </w:lvl>
-    <w:lvl w:ilvl="8" w:tplc="01628364">
+    <w:lvl w:ilvl="8" w:tplc="A0C41D5A">
       <w:numFmt w:val="decimal"/>
       <w:lvlText w:val=""/>
       <w:lvlJc w:val="left"/>
     </w:lvl>
   </w:abstractNum>
   <w:num w:numId="1">
+    <w:abstractNumId w:val="0"/>
+    <w:lvlOverride w:ilvl="0">
+      <w:startOverride w:val="1"/>
+    </w:lvlOverride>
+  </w:num>
+  <w:num w:numId="2">
     <w:abstractNumId w:val="1"/>
     <w:lvlOverride w:ilvl="0">
       <w:startOverride w:val="1"/>
     </w:lvlOverride>
   </w:num>
-  <w:num w:numId="2">
+  <w:num w:numId="3">
     <w:abstractNumId w:val="2"/>
-    <w:lvlOverride w:ilvl="0">
-      <w:startOverride w:val="1"/>
-    </w:lvlOverride>
-  </w:num>
-  <w:num w:numId="3">
-    <w:abstractNumId w:val="0"/>
     <w:lvlOverride w:ilvl="0">
       <w:startOverride w:val="1"/>
     </w:lvlOverride>
@@ -15741,7 +15688,7 @@
     <w:autoRedefine/>
     <w:uiPriority w:val="39"/>
     <w:unhideWhenUsed/>
-    <w:rsid w:val="00CA50B0"/>
+    <w:rsid w:val="0073611D"/>
     <w:pPr>
       <w:spacing w:after="100"/>
     </w:pPr>
@@ -15753,7 +15700,7 @@
     <w:autoRedefine/>
     <w:uiPriority w:val="39"/>
     <w:unhideWhenUsed/>
-    <w:rsid w:val="00CA50B0"/>
+    <w:rsid w:val="0073611D"/>
     <w:pPr>
       <w:spacing w:after="100"/>
       <w:ind w:left="210"/>

--- a/documentation/04 Website/Website User Interface.docx
+++ b/documentation/04 Website/Website User Interface.docx
@@ -80,7 +80,7 @@
           <w:left w:w="10" w:type="dxa"/>
           <w:right w:w="10" w:type="dxa"/>
         </w:tblCellMar>
-        <w:tblLook w:val="04A0" w:firstRow="1" w:lastRow="0" w:firstColumn="1" w:lastColumn="0" w:noHBand="0" w:noVBand="1"/>
+        <w:tblLook w:val="0000" w:firstRow="0" w:lastRow="0" w:firstColumn="0" w:lastColumn="0" w:noHBand="0" w:noVBand="0"/>
       </w:tblPr>
       <w:tblGrid>
         <w:gridCol w:w="2600"/>
@@ -289,7 +289,7 @@
                 <w:sz w:val="20"/>
                 <w:szCs w:val="20"/>
               </w:rPr>
-              <w:t>23 October 2026</w:t>
+              <w:t>24 October 2026</w:t>
             </w:r>
           </w:p>
         </w:tc>
@@ -461,7 +461,7 @@
           <w:left w:w="10" w:type="dxa"/>
           <w:right w:w="10" w:type="dxa"/>
         </w:tblCellMar>
-        <w:tblLook w:val="04A0" w:firstRow="1" w:lastRow="0" w:firstColumn="1" w:lastColumn="0" w:noHBand="0" w:noVBand="1"/>
+        <w:tblLook w:val="0000" w:firstRow="0" w:lastRow="0" w:firstColumn="0" w:lastColumn="0" w:noHBand="0" w:noVBand="0"/>
       </w:tblPr>
       <w:tblGrid>
         <w:gridCol w:w="1300"/>
@@ -1251,7 +1251,14 @@
                 <w:sz w:val="19"/>
                 <w:szCs w:val="19"/>
               </w:rPr>
-              <w:t>The "Living Forest" colours, chosen by the board for a livelier green: a deeper, cleaner page green and lighter raised surfaces, the same in the phone and desktop apps. The cookie banner's Customize is a wood link instead of a warning red.</w:t>
+              <w:t>The "Living Forest" colours, chosen by the board for a livelier green: a deeper, cleaner page green and lighter raised surfaces, the same in the phone and desktop apps. The cooki</w:t>
+            </w:r>
+            <w:r>
+              <w:rPr>
+                <w:sz w:val="19"/>
+                <w:szCs w:val="19"/>
+              </w:rPr>
+              <w:t>e banner's Customize is a wood link instead of a warning red.</w:t>
             </w:r>
           </w:p>
         </w:tc>
@@ -1299,14 +1306,7 @@
                 <w:sz w:val="19"/>
                 <w:szCs w:val="19"/>
               </w:rPr>
-              <w:t xml:space="preserve">20 October </w:t>
-            </w:r>
-            <w:r>
-              <w:rPr>
-                <w:sz w:val="19"/>
-                <w:szCs w:val="19"/>
-              </w:rPr>
-              <w:t>2026</w:t>
+              <w:t>20 October 2026</w:t>
             </w:r>
           </w:p>
         </w:tc>
@@ -1326,14 +1326,14 @@
                 <w:sz w:val="19"/>
                 <w:szCs w:val="19"/>
               </w:rPr>
-              <w:t>Colour themes: Forest (the default), Dark and Light from the Theme menu at the end of the top links, remembered in the browser and, for a signed-in customer, with the account. The product grid and the Featured banner fill the page at any width, the ca</w:t>
-            </w:r>
-            <w:r>
-              <w:rPr>
-                <w:sz w:val="19"/>
-                <w:szCs w:val="19"/>
-              </w:rPr>
-              <w:t>rds growing with the screen.</w:t>
+              <w:t>Colour themes: Forest (the default), Dark and Light from the Theme menu at the end of the top links, remembered in the browser and, for a signed-in customer, with the account. The product grid and the Featured banner fill the page at any width, the cards g</w:t>
+            </w:r>
+            <w:r>
+              <w:rPr>
+                <w:sz w:val="19"/>
+                <w:szCs w:val="19"/>
+              </w:rPr>
+              <w:t>rowing with the screen.</w:t>
             </w:r>
           </w:p>
         </w:tc>
@@ -1401,14 +1401,14 @@
                 <w:sz w:val="19"/>
                 <w:szCs w:val="19"/>
               </w:rPr>
-              <w:t xml:space="preserve">The About page sets out the company below the film: who we are with the registered facts, how we work (timber from farms across Central Kenya, milled in Nakuru), mission and vision, where to find us with a </w:t>
-            </w:r>
-            <w:r>
-              <w:rPr>
-                <w:sz w:val="19"/>
-                <w:szCs w:val="19"/>
-              </w:rPr>
-              <w:t>map link, and the founder with a photo frame; the same facts for search engines in index.html.</w:t>
+              <w:t>The About page sets out the company below the film: who we are with the registered facts, how we work (timber from farms across Central Kenya, milled in Nakuru), mission and vision, where to find us with a map l</w:t>
+            </w:r>
+            <w:r>
+              <w:rPr>
+                <w:sz w:val="19"/>
+                <w:szCs w:val="19"/>
+              </w:rPr>
+              <w:t>ink, and the founder with a photo frame; the same facts for search engines in index.html.</w:t>
             </w:r>
           </w:p>
         </w:tc>
@@ -1476,14 +1476,89 @@
                 <w:sz w:val="19"/>
                 <w:szCs w:val="19"/>
               </w:rPr>
-              <w:t>Order tickets (DW-7K3Q9P) on the payment screen, the order page and Ordered Goods; Track my order without signing in (the ticket and the las</w:t>
-            </w:r>
-            <w:r>
-              <w:rPr>
-                <w:sz w:val="19"/>
-                <w:szCs w:val="19"/>
-              </w:rPr>
-              <w:t>t 3 digits of the phone); the driver and number plate show only when staff share them for that delivery.</w:t>
+              <w:t>Order tickets (DW-7K3Q9P) on the payment screen, the order page and Ordered Goods; Track my order without signing in (the ticket and the last 3 d</w:t>
+            </w:r>
+            <w:r>
+              <w:rPr>
+                <w:sz w:val="19"/>
+                <w:szCs w:val="19"/>
+              </w:rPr>
+              <w:t>igits of the phone); the driver and number plate show only when staff share them for that delivery.</w:t>
+            </w:r>
+          </w:p>
+        </w:tc>
+      </w:tr>
+      <w:tr>
+        <w:tblPrEx>
+          <w:tblCellMar>
+            <w:top w:w="0" w:type="dxa"/>
+            <w:bottom w:w="0" w:type="dxa"/>
+          </w:tblCellMar>
+        </w:tblPrEx>
+        <w:tc>
+          <w:tcPr>
+            <w:tcW w:w="1300" w:type="dxa"/>
+            <w:tcMar>
+              <w:top w:w="50" w:type="dxa"/>
+              <w:left w:w="90" w:type="dxa"/>
+              <w:bottom w:w="50" w:type="dxa"/>
+              <w:right w:w="90" w:type="dxa"/>
+            </w:tcMar>
+          </w:tcPr>
+          <w:p>
+            <w:r>
+              <w:rPr>
+                <w:sz w:val="19"/>
+                <w:szCs w:val="19"/>
+              </w:rPr>
+              <w:t>1.1</w:t>
+            </w:r>
+          </w:p>
+        </w:tc>
+        <w:tc>
+          <w:tcPr>
+            <w:tcW w:w="1900" w:type="dxa"/>
+            <w:tcMar>
+              <w:top w:w="50" w:type="dxa"/>
+              <w:left w:w="90" w:type="dxa"/>
+              <w:bottom w:w="50" w:type="dxa"/>
+              <w:right w:w="90" w:type="dxa"/>
+            </w:tcMar>
+          </w:tcPr>
+          <w:p>
+            <w:r>
+              <w:rPr>
+                <w:sz w:val="19"/>
+                <w:szCs w:val="19"/>
+              </w:rPr>
+              <w:t>24 October 2026</w:t>
+            </w:r>
+          </w:p>
+        </w:tc>
+        <w:tc>
+          <w:tcPr>
+            <w:tcW w:w="6438" w:type="dxa"/>
+            <w:tcMar>
+              <w:top w:w="50" w:type="dxa"/>
+              <w:left w:w="90" w:type="dxa"/>
+              <w:bottom w:w="50" w:type="dxa"/>
+              <w:right w:w="90" w:type="dxa"/>
+            </w:tcMar>
+          </w:tcPr>
+          <w:p>
+            <w:r>
+              <w:rPr>
+                <w:sz w:val="19"/>
+                <w:szCs w:val="19"/>
+              </w:rPr>
+              <w:t>My profile: photo, name, email, phone and password, the email and phone shown partly until Show; the photo in the account button; Choos</w:t>
+            </w:r>
+            <w:r>
+              <w:rPr>
+                <w:sz w:val="19"/>
+                <w:szCs w:val="19"/>
+              </w:rPr>
+              <w:t>e a new password after an admin's reset.</w:t>
             </w:r>
           </w:p>
         </w:tc>
@@ -1520,7 +1595,7 @@
     <w:sdt>
       <w:sdtPr>
         <w:alias w:val="Contents"/>
-        <w:id w:val="-1638564783"/>
+        <w:id w:val="-1200777449"/>
       </w:sdtPr>
       <w:sdtEndPr/>
       <w:sdtContent>
@@ -1547,7 +1622,7 @@
           <w:r>
             <w:fldChar w:fldCharType="separate"/>
           </w:r>
-          <w:hyperlink w:anchor="_Toc243680522" w:history="1">
+          <w:hyperlink w:anchor="_Toc243693212" w:history="1">
             <w:r>
               <w:rPr>
                 <w:rStyle w:val="Hyperlink"/>
@@ -1571,7 +1646,7 @@
               <w:rPr>
                 <w:noProof/>
               </w:rPr>
-              <w:instrText xml:space="preserve"> PAGEREF _Toc243680522 \h </w:instrText>
+              <w:instrText xml:space="preserve"> PAGEREF _Toc243693212 \h </w:instrText>
             </w:r>
             <w:r>
               <w:rPr>
@@ -1612,7 +1687,7 @@
               <w:szCs w:val="22"/>
             </w:rPr>
           </w:pPr>
-          <w:hyperlink w:anchor="_Toc243680523" w:history="1">
+          <w:hyperlink w:anchor="_Toc243693213" w:history="1">
             <w:r>
               <w:rPr>
                 <w:rStyle w:val="Hyperlink"/>
@@ -1636,7 +1711,7 @@
               <w:rPr>
                 <w:noProof/>
               </w:rPr>
-              <w:instrText xml:space="preserve"> PAGEREF _Toc243680523 \h </w:instrText>
+              <w:instrText xml:space="preserve"> PAGEREF _Toc243693213 \h </w:instrText>
             </w:r>
             <w:r>
               <w:rPr>
@@ -1677,7 +1752,7 @@
               <w:szCs w:val="22"/>
             </w:rPr>
           </w:pPr>
-          <w:hyperlink w:anchor="_Toc243680524" w:history="1">
+          <w:hyperlink w:anchor="_Toc243693214" w:history="1">
             <w:r>
               <w:rPr>
                 <w:rStyle w:val="Hyperlink"/>
@@ -1701,7 +1776,7 @@
               <w:rPr>
                 <w:noProof/>
               </w:rPr>
-              <w:instrText xml:space="preserve"> PAGEREF _Toc243680524 \h </w:instrText>
+              <w:instrText xml:space="preserve"> PAGEREF _Toc243693214 \h </w:instrText>
             </w:r>
             <w:r>
               <w:rPr>
@@ -1742,7 +1817,7 @@
               <w:szCs w:val="22"/>
             </w:rPr>
           </w:pPr>
-          <w:hyperlink w:anchor="_Toc243680525" w:history="1">
+          <w:hyperlink w:anchor="_Toc243693215" w:history="1">
             <w:r>
               <w:rPr>
                 <w:rStyle w:val="Hyperlink"/>
@@ -1766,7 +1841,7 @@
               <w:rPr>
                 <w:noProof/>
               </w:rPr>
-              <w:instrText xml:space="preserve"> PAGEREF _Toc243680525 \h </w:instrText>
+              <w:instrText xml:space="preserve"> PAGEREF _Toc243693215 \h </w:instrText>
             </w:r>
             <w:r>
               <w:rPr>
@@ -1807,7 +1882,7 @@
               <w:szCs w:val="22"/>
             </w:rPr>
           </w:pPr>
-          <w:hyperlink w:anchor="_Toc243680526" w:history="1">
+          <w:hyperlink w:anchor="_Toc243693216" w:history="1">
             <w:r>
               <w:rPr>
                 <w:rStyle w:val="Hyperlink"/>
@@ -1831,7 +1906,7 @@
               <w:rPr>
                 <w:noProof/>
               </w:rPr>
-              <w:instrText xml:space="preserve"> PAGEREF _Toc243680526 \h </w:instrText>
+              <w:instrText xml:space="preserve"> PAGEREF _Toc243693216 \h </w:instrText>
             </w:r>
             <w:r>
               <w:rPr>
@@ -1872,7 +1947,7 @@
               <w:szCs w:val="22"/>
             </w:rPr>
           </w:pPr>
-          <w:hyperlink w:anchor="_Toc243680527" w:history="1">
+          <w:hyperlink w:anchor="_Toc243693217" w:history="1">
             <w:r>
               <w:rPr>
                 <w:rStyle w:val="Hyperlink"/>
@@ -1896,7 +1971,7 @@
               <w:rPr>
                 <w:noProof/>
               </w:rPr>
-              <w:instrText xml:space="preserve"> PAGEREF _Toc243680527 \h </w:instrText>
+              <w:instrText xml:space="preserve"> PAGEREF _Toc243693217 \h </w:instrText>
             </w:r>
             <w:r>
               <w:rPr>
@@ -1937,7 +2012,7 @@
               <w:szCs w:val="22"/>
             </w:rPr>
           </w:pPr>
-          <w:hyperlink w:anchor="_Toc243680528" w:history="1">
+          <w:hyperlink w:anchor="_Toc243693218" w:history="1">
             <w:r>
               <w:rPr>
                 <w:rStyle w:val="Hyperlink"/>
@@ -1961,7 +2036,7 @@
               <w:rPr>
                 <w:noProof/>
               </w:rPr>
-              <w:instrText xml:space="preserve"> PAGEREF _Toc243680528 \h </w:instrText>
+              <w:instrText xml:space="preserve"> PAGEREF _Toc243693218 \h </w:instrText>
             </w:r>
             <w:r>
               <w:rPr>
@@ -2002,7 +2077,7 @@
               <w:szCs w:val="22"/>
             </w:rPr>
           </w:pPr>
-          <w:hyperlink w:anchor="_Toc243680529" w:history="1">
+          <w:hyperlink w:anchor="_Toc243693219" w:history="1">
             <w:r>
               <w:rPr>
                 <w:rStyle w:val="Hyperlink"/>
@@ -2026,7 +2101,7 @@
               <w:rPr>
                 <w:noProof/>
               </w:rPr>
-              <w:instrText xml:space="preserve"> PAGEREF _Toc243680529 \h </w:instrText>
+              <w:instrText xml:space="preserve"> PAGEREF _Toc243693219 \h </w:instrText>
             </w:r>
             <w:r>
               <w:rPr>
@@ -2067,7 +2142,7 @@
               <w:szCs w:val="22"/>
             </w:rPr>
           </w:pPr>
-          <w:hyperlink w:anchor="_Toc243680530" w:history="1">
+          <w:hyperlink w:anchor="_Toc243693220" w:history="1">
             <w:r>
               <w:rPr>
                 <w:rStyle w:val="Hyperlink"/>
@@ -2091,7 +2166,7 @@
               <w:rPr>
                 <w:noProof/>
               </w:rPr>
-              <w:instrText xml:space="preserve"> PAGEREF _Toc243680530 \h </w:instrText>
+              <w:instrText xml:space="preserve"> PAGEREF _Toc243693220 \h </w:instrText>
             </w:r>
             <w:r>
               <w:rPr>
@@ -2132,7 +2207,7 @@
               <w:szCs w:val="22"/>
             </w:rPr>
           </w:pPr>
-          <w:hyperlink w:anchor="_Toc243680531" w:history="1">
+          <w:hyperlink w:anchor="_Toc243693221" w:history="1">
             <w:r>
               <w:rPr>
                 <w:rStyle w:val="Hyperlink"/>
@@ -2156,7 +2231,7 @@
               <w:rPr>
                 <w:noProof/>
               </w:rPr>
-              <w:instrText xml:space="preserve"> PAGEREF _Toc243680531 \h </w:instrText>
+              <w:instrText xml:space="preserve"> PAGEREF _Toc243693221 \h </w:instrText>
             </w:r>
             <w:r>
               <w:rPr>
@@ -2197,7 +2272,7 @@
               <w:szCs w:val="22"/>
             </w:rPr>
           </w:pPr>
-          <w:hyperlink w:anchor="_Toc243680532" w:history="1">
+          <w:hyperlink w:anchor="_Toc243693222" w:history="1">
             <w:r>
               <w:rPr>
                 <w:rStyle w:val="Hyperlink"/>
@@ -2221,7 +2296,7 @@
               <w:rPr>
                 <w:noProof/>
               </w:rPr>
-              <w:instrText xml:space="preserve"> PAGEREF _Toc243680532 \h </w:instrText>
+              <w:instrText xml:space="preserve"> PAGEREF _Toc243693222 \h </w:instrText>
             </w:r>
             <w:r>
               <w:rPr>
@@ -2262,7 +2337,7 @@
               <w:szCs w:val="22"/>
             </w:rPr>
           </w:pPr>
-          <w:hyperlink w:anchor="_Toc243680533" w:history="1">
+          <w:hyperlink w:anchor="_Toc243693223" w:history="1">
             <w:r>
               <w:rPr>
                 <w:rStyle w:val="Hyperlink"/>
@@ -2286,7 +2361,7 @@
               <w:rPr>
                 <w:noProof/>
               </w:rPr>
-              <w:instrText xml:space="preserve"> PAGEREF _Toc243680533 \h </w:instrText>
+              <w:instrText xml:space="preserve"> PAGEREF _Toc243693223 \h </w:instrText>
             </w:r>
             <w:r>
               <w:rPr>
@@ -2327,7 +2402,7 @@
               <w:szCs w:val="22"/>
             </w:rPr>
           </w:pPr>
-          <w:hyperlink w:anchor="_Toc243680534" w:history="1">
+          <w:hyperlink w:anchor="_Toc243693224" w:history="1">
             <w:r>
               <w:rPr>
                 <w:rStyle w:val="Hyperlink"/>
@@ -2351,7 +2426,7 @@
               <w:rPr>
                 <w:noProof/>
               </w:rPr>
-              <w:instrText xml:space="preserve"> PAGEREF _Toc243680534 \h </w:instrText>
+              <w:instrText xml:space="preserve"> PAGEREF _Toc243693224 \h </w:instrText>
             </w:r>
             <w:r>
               <w:rPr>
@@ -2392,13 +2467,13 @@
               <w:szCs w:val="22"/>
             </w:rPr>
           </w:pPr>
-          <w:hyperlink w:anchor="_Toc243680535" w:history="1">
+          <w:hyperlink w:anchor="_Toc243693225" w:history="1">
             <w:r>
               <w:rPr>
                 <w:rStyle w:val="Hyperlink"/>
                 <w:noProof/>
               </w:rPr>
-              <w:t>4.7  Order tickets and Track my order</w:t>
+              <w:t>4.7  My profile and passwords</w:t>
             </w:r>
             <w:r>
               <w:rPr>
@@ -2416,7 +2491,7 @@
               <w:rPr>
                 <w:noProof/>
               </w:rPr>
-              <w:instrText xml:space="preserve"> PAGEREF _Toc243680535 \h </w:instrText>
+              <w:instrText xml:space="preserve"> PAGEREF _Toc243693225 \h </w:instrText>
             </w:r>
             <w:r>
               <w:rPr>
@@ -2457,13 +2532,13 @@
               <w:szCs w:val="22"/>
             </w:rPr>
           </w:pPr>
-          <w:hyperlink w:anchor="_Toc243680536" w:history="1">
+          <w:hyperlink w:anchor="_Toc243693226" w:history="1">
             <w:r>
               <w:rPr>
                 <w:rStyle w:val="Hyperlink"/>
                 <w:noProof/>
               </w:rPr>
-              <w:t>4.8  About page story</w:t>
+              <w:t>4.8  Order tickets and Track my order</w:t>
             </w:r>
             <w:r>
               <w:rPr>
@@ -2481,7 +2556,7 @@
               <w:rPr>
                 <w:noProof/>
               </w:rPr>
-              <w:instrText xml:space="preserve"> PAGEREF _Toc243680536 \h </w:instrText>
+              <w:instrText xml:space="preserve"> PAGEREF _Toc243693226 \h </w:instrText>
             </w:r>
             <w:r>
               <w:rPr>
@@ -2498,7 +2573,7 @@
               <w:rPr>
                 <w:noProof/>
               </w:rPr>
-              <w:t>14</w:t>
+              <w:t>15</w:t>
             </w:r>
             <w:r>
               <w:rPr>
@@ -2522,13 +2597,13 @@
               <w:szCs w:val="22"/>
             </w:rPr>
           </w:pPr>
-          <w:hyperlink w:anchor="_Toc243680537" w:history="1">
+          <w:hyperlink w:anchor="_Toc243693227" w:history="1">
             <w:r>
               <w:rPr>
                 <w:rStyle w:val="Hyperlink"/>
                 <w:noProof/>
               </w:rPr>
-              <w:t>4.9  Help page and support email</w:t>
+              <w:t>4.9  About page story</w:t>
             </w:r>
             <w:r>
               <w:rPr>
@@ -2546,7 +2621,7 @@
               <w:rPr>
                 <w:noProof/>
               </w:rPr>
-              <w:instrText xml:space="preserve"> PAGEREF _Toc243680537 \h </w:instrText>
+              <w:instrText xml:space="preserve"> PAGEREF _Toc243693227 \h </w:instrText>
             </w:r>
             <w:r>
               <w:rPr>
@@ -2563,7 +2638,7 @@
               <w:rPr>
                 <w:noProof/>
               </w:rPr>
-              <w:t>16</w:t>
+              <w:t>15</w:t>
             </w:r>
             <w:r>
               <w:rPr>
@@ -2587,13 +2662,13 @@
               <w:szCs w:val="22"/>
             </w:rPr>
           </w:pPr>
-          <w:hyperlink w:anchor="_Toc243680538" w:history="1">
+          <w:hyperlink w:anchor="_Toc243693228" w:history="1">
             <w:r>
               <w:rPr>
                 <w:rStyle w:val="Hyperlink"/>
                 <w:noProof/>
               </w:rPr>
-              <w:t>4.10  Frequently asked questions</w:t>
+              <w:t>4.10  Help page and support email</w:t>
             </w:r>
             <w:r>
               <w:rPr>
@@ -2611,7 +2686,7 @@
               <w:rPr>
                 <w:noProof/>
               </w:rPr>
-              <w:instrText xml:space="preserve"> PAGEREF _Toc243680538 \h </w:instrText>
+              <w:instrText xml:space="preserve"> PAGEREF _Toc243693228 \h </w:instrText>
             </w:r>
             <w:r>
               <w:rPr>
@@ -2628,7 +2703,7 @@
               <w:rPr>
                 <w:noProof/>
               </w:rPr>
-              <w:t>16</w:t>
+              <w:t>17</w:t>
             </w:r>
             <w:r>
               <w:rPr>
@@ -2652,13 +2727,13 @@
               <w:szCs w:val="22"/>
             </w:rPr>
           </w:pPr>
-          <w:hyperlink w:anchor="_Toc243680539" w:history="1">
+          <w:hyperlink w:anchor="_Toc243693229" w:history="1">
             <w:r>
               <w:rPr>
                 <w:rStyle w:val="Hyperlink"/>
                 <w:noProof/>
               </w:rPr>
-              <w:t>4.11  Send us an email</w:t>
+              <w:t>4.11  Frequently asked questions</w:t>
             </w:r>
             <w:r>
               <w:rPr>
@@ -2676,7 +2751,7 @@
               <w:rPr>
                 <w:noProof/>
               </w:rPr>
-              <w:instrText xml:space="preserve"> PAGEREF _Toc243680539 \h </w:instrText>
+              <w:instrText xml:space="preserve"> PAGEREF _Toc243693229 \h </w:instrText>
             </w:r>
             <w:r>
               <w:rPr>
@@ -2717,13 +2792,13 @@
               <w:szCs w:val="22"/>
             </w:rPr>
           </w:pPr>
-          <w:hyperlink w:anchor="_Toc243680540" w:history="1">
+          <w:hyperlink w:anchor="_Toc243693230" w:history="1">
             <w:r>
               <w:rPr>
                 <w:rStyle w:val="Hyperlink"/>
                 <w:noProof/>
               </w:rPr>
-              <w:t>4.12  Bulk order pictures</w:t>
+              <w:t>4.12  Send us an email</w:t>
             </w:r>
             <w:r>
               <w:rPr>
@@ -2741,7 +2816,7 @@
               <w:rPr>
                 <w:noProof/>
               </w:rPr>
-              <w:instrText xml:space="preserve"> PAGEREF _Toc243680540 \h </w:instrText>
+              <w:instrText xml:space="preserve"> PAGEREF _Toc243693230 \h </w:instrText>
             </w:r>
             <w:r>
               <w:rPr>
@@ -2782,13 +2857,13 @@
               <w:szCs w:val="22"/>
             </w:rPr>
           </w:pPr>
-          <w:hyperlink w:anchor="_Toc243680541" w:history="1">
+          <w:hyperlink w:anchor="_Toc243693231" w:history="1">
             <w:r>
               <w:rPr>
                 <w:rStyle w:val="Hyperlink"/>
                 <w:noProof/>
               </w:rPr>
-              <w:t>4.13  Chat assistant and nudges</w:t>
+              <w:t>4.13  Bulk order pictures</w:t>
             </w:r>
             <w:r>
               <w:rPr>
@@ -2806,7 +2881,7 @@
               <w:rPr>
                 <w:noProof/>
               </w:rPr>
-              <w:instrText xml:space="preserve"> PAGEREF _Toc243680541 \h </w:instrText>
+              <w:instrText xml:space="preserve"> PAGEREF _Toc243693231 \h </w:instrText>
             </w:r>
             <w:r>
               <w:rPr>
@@ -2823,7 +2898,72 @@
               <w:rPr>
                 <w:noProof/>
               </w:rPr>
-              <w:t>19</w:t>
+              <w:t>20</w:t>
+            </w:r>
+            <w:r>
+              <w:rPr>
+                <w:noProof/>
+              </w:rPr>
+              <w:fldChar w:fldCharType="end"/>
+            </w:r>
+          </w:hyperlink>
+        </w:p>
+        <w:p>
+          <w:pPr>
+            <w:pStyle w:val="TOC2"/>
+            <w:tabs>
+              <w:tab w:val="right" w:leader="dot" w:pos="9628"/>
+            </w:tabs>
+            <w:rPr>
+              <w:rFonts w:asciiTheme="minorHAnsi" w:eastAsiaTheme="minorEastAsia" w:hAnsiTheme="minorHAnsi" w:cstheme="minorBidi"/>
+              <w:noProof/>
+              <w:color w:val="auto"/>
+              <w:sz w:val="22"/>
+              <w:szCs w:val="22"/>
+            </w:rPr>
+          </w:pPr>
+          <w:hyperlink w:anchor="_Toc243693232" w:history="1">
+            <w:r>
+              <w:rPr>
+                <w:rStyle w:val="Hyperlink"/>
+                <w:noProof/>
+              </w:rPr>
+              <w:t>4.14  Chat assistant and nudges</w:t>
+            </w:r>
+            <w:r>
+              <w:rPr>
+                <w:noProof/>
+              </w:rPr>
+              <w:tab/>
+            </w:r>
+            <w:r>
+              <w:rPr>
+                <w:noProof/>
+              </w:rPr>
+              <w:fldChar w:fldCharType="begin"/>
+            </w:r>
+            <w:r>
+              <w:rPr>
+                <w:noProof/>
+              </w:rPr>
+              <w:instrText xml:space="preserve"> PAGEREF _Toc243693232 \h </w:instrText>
+            </w:r>
+            <w:r>
+              <w:rPr>
+                <w:noProof/>
+              </w:rPr>
+            </w:r>
+            <w:r>
+              <w:rPr>
+                <w:noProof/>
+              </w:rPr>
+              <w:fldChar w:fldCharType="separate"/>
+            </w:r>
+            <w:r>
+              <w:rPr>
+                <w:noProof/>
+              </w:rPr>
+              <w:t>21</w:t>
             </w:r>
             <w:r>
               <w:rPr>
@@ -2847,7 +2987,7 @@
               <w:szCs w:val="22"/>
             </w:rPr>
           </w:pPr>
-          <w:hyperlink w:anchor="_Toc243680542" w:history="1">
+          <w:hyperlink w:anchor="_Toc243693233" w:history="1">
             <w:r>
               <w:rPr>
                 <w:rStyle w:val="Hyperlink"/>
@@ -2871,7 +3011,7 @@
               <w:rPr>
                 <w:noProof/>
               </w:rPr>
-              <w:instrText xml:space="preserve"> PAGEREF _Toc243680542 \h </w:instrText>
+              <w:instrText xml:space="preserve"> PAGEREF _Toc243693233 \h </w:instrText>
             </w:r>
             <w:r>
               <w:rPr>
@@ -2888,7 +3028,7 @@
               <w:rPr>
                 <w:noProof/>
               </w:rPr>
-              <w:t>20</w:t>
+              <w:t>22</w:t>
             </w:r>
             <w:r>
               <w:rPr>
@@ -2912,7 +3052,7 @@
               <w:szCs w:val="22"/>
             </w:rPr>
           </w:pPr>
-          <w:hyperlink w:anchor="_Toc243680543" w:history="1">
+          <w:hyperlink w:anchor="_Toc243693234" w:history="1">
             <w:r>
               <w:rPr>
                 <w:rStyle w:val="Hyperlink"/>
@@ -2936,7 +3076,7 @@
               <w:rPr>
                 <w:noProof/>
               </w:rPr>
-              <w:instrText xml:space="preserve"> PAGEREF _Toc243680543 \h </w:instrText>
+              <w:instrText xml:space="preserve"> PAGEREF _Toc243693234 \h </w:instrText>
             </w:r>
             <w:r>
               <w:rPr>
@@ -2953,7 +3093,7 @@
               <w:rPr>
                 <w:noProof/>
               </w:rPr>
-              <w:t>20</w:t>
+              <w:t>22</w:t>
             </w:r>
             <w:r>
               <w:rPr>
@@ -2977,7 +3117,7 @@
               <w:szCs w:val="22"/>
             </w:rPr>
           </w:pPr>
-          <w:hyperlink w:anchor="_Toc243680544" w:history="1">
+          <w:hyperlink w:anchor="_Toc243693235" w:history="1">
             <w:r>
               <w:rPr>
                 <w:rStyle w:val="Hyperlink"/>
@@ -3001,7 +3141,7 @@
               <w:rPr>
                 <w:noProof/>
               </w:rPr>
-              <w:instrText xml:space="preserve"> PAGEREF _Toc243680544 \h </w:instrText>
+              <w:instrText xml:space="preserve"> PAGEREF _Toc243693235 \h </w:instrText>
             </w:r>
             <w:r>
               <w:rPr>
@@ -3018,7 +3158,7 @@
               <w:rPr>
                 <w:noProof/>
               </w:rPr>
-              <w:t>21</w:t>
+              <w:t>23</w:t>
             </w:r>
             <w:r>
               <w:rPr>
@@ -3042,7 +3182,7 @@
               <w:szCs w:val="22"/>
             </w:rPr>
           </w:pPr>
-          <w:hyperlink w:anchor="_Toc243680545" w:history="1">
+          <w:hyperlink w:anchor="_Toc243693236" w:history="1">
             <w:r>
               <w:rPr>
                 <w:rStyle w:val="Hyperlink"/>
@@ -3066,7 +3206,7 @@
               <w:rPr>
                 <w:noProof/>
               </w:rPr>
-              <w:instrText xml:space="preserve"> PAGEREF _Toc243680545 \h </w:instrText>
+              <w:instrText xml:space="preserve"> PAGEREF _Toc243693236 \h </w:instrText>
             </w:r>
             <w:r>
               <w:rPr>
@@ -3083,7 +3223,7 @@
               <w:rPr>
                 <w:noProof/>
               </w:rPr>
-              <w:t>21</w:t>
+              <w:t>23</w:t>
             </w:r>
             <w:r>
               <w:rPr>
@@ -3107,7 +3247,7 @@
               <w:szCs w:val="22"/>
             </w:rPr>
           </w:pPr>
-          <w:hyperlink w:anchor="_Toc243680546" w:history="1">
+          <w:hyperlink w:anchor="_Toc243693237" w:history="1">
             <w:r>
               <w:rPr>
                 <w:rStyle w:val="Hyperlink"/>
@@ -3131,7 +3271,7 @@
               <w:rPr>
                 <w:noProof/>
               </w:rPr>
-              <w:instrText xml:space="preserve"> PAGEREF _Toc243680546 \h </w:instrText>
+              <w:instrText xml:space="preserve"> PAGEREF _Toc243693237 \h </w:instrText>
             </w:r>
             <w:r>
               <w:rPr>
@@ -3148,7 +3288,7 @@
               <w:rPr>
                 <w:noProof/>
               </w:rPr>
-              <w:t>23</w:t>
+              <w:t>25</w:t>
             </w:r>
             <w:r>
               <w:rPr>
@@ -3172,7 +3312,7 @@
               <w:szCs w:val="22"/>
             </w:rPr>
           </w:pPr>
-          <w:hyperlink w:anchor="_Toc243680547" w:history="1">
+          <w:hyperlink w:anchor="_Toc243693238" w:history="1">
             <w:r>
               <w:rPr>
                 <w:rStyle w:val="Hyperlink"/>
@@ -3196,7 +3336,7 @@
               <w:rPr>
                 <w:noProof/>
               </w:rPr>
-              <w:instrText xml:space="preserve"> PAGEREF _Toc243680547 \h </w:instrText>
+              <w:instrText xml:space="preserve"> PAGEREF _Toc243693238 \h </w:instrText>
             </w:r>
             <w:r>
               <w:rPr>
@@ -3213,7 +3353,7 @@
               <w:rPr>
                 <w:noProof/>
               </w:rPr>
-              <w:t>24</w:t>
+              <w:t>26</w:t>
             </w:r>
             <w:r>
               <w:rPr>
@@ -3237,7 +3377,7 @@
               <w:szCs w:val="22"/>
             </w:rPr>
           </w:pPr>
-          <w:hyperlink w:anchor="_Toc243680548" w:history="1">
+          <w:hyperlink w:anchor="_Toc243693239" w:history="1">
             <w:r>
               <w:rPr>
                 <w:rStyle w:val="Hyperlink"/>
@@ -3261,7 +3401,7 @@
               <w:rPr>
                 <w:noProof/>
               </w:rPr>
-              <w:instrText xml:space="preserve"> PAGEREF _Toc243680548 \h </w:instrText>
+              <w:instrText xml:space="preserve"> PAGEREF _Toc243693239 \h </w:instrText>
             </w:r>
             <w:r>
               <w:rPr>
@@ -3278,7 +3418,7 @@
               <w:rPr>
                 <w:noProof/>
               </w:rPr>
-              <w:t>25</w:t>
+              <w:t>27</w:t>
             </w:r>
             <w:r>
               <w:rPr>
@@ -3302,7 +3442,7 @@
               <w:szCs w:val="22"/>
             </w:rPr>
           </w:pPr>
-          <w:hyperlink w:anchor="_Toc243680549" w:history="1">
+          <w:hyperlink w:anchor="_Toc243693240" w:history="1">
             <w:r>
               <w:rPr>
                 <w:rStyle w:val="Hyperlink"/>
@@ -3326,7 +3466,7 @@
               <w:rPr>
                 <w:noProof/>
               </w:rPr>
-              <w:instrText xml:space="preserve"> PAGEREF _Toc243680549 \h </w:instrText>
+              <w:instrText xml:space="preserve"> PAGEREF _Toc243693240 \h </w:instrText>
             </w:r>
             <w:r>
               <w:rPr>
@@ -3343,7 +3483,7 @@
               <w:rPr>
                 <w:noProof/>
               </w:rPr>
-              <w:t>25</w:t>
+              <w:t>27</w:t>
             </w:r>
             <w:r>
               <w:rPr>
@@ -3367,7 +3507,7 @@
               <w:szCs w:val="22"/>
             </w:rPr>
           </w:pPr>
-          <w:hyperlink w:anchor="_Toc243680550" w:history="1">
+          <w:hyperlink w:anchor="_Toc243693241" w:history="1">
             <w:r>
               <w:rPr>
                 <w:rStyle w:val="Hyperlink"/>
@@ -3391,7 +3531,7 @@
               <w:rPr>
                 <w:noProof/>
               </w:rPr>
-              <w:instrText xml:space="preserve"> PAGEREF _Toc243680550 \h </w:instrText>
+              <w:instrText xml:space="preserve"> PAGEREF _Toc243693241 \h </w:instrText>
             </w:r>
             <w:r>
               <w:rPr>
@@ -3408,7 +3548,7 @@
               <w:rPr>
                 <w:noProof/>
               </w:rPr>
-              <w:t>26</w:t>
+              <w:t>28</w:t>
             </w:r>
             <w:r>
               <w:rPr>
@@ -3434,7 +3574,7 @@
       <w:pPr>
         <w:pStyle w:val="Heading1"/>
       </w:pPr>
-      <w:bookmarkStart w:id="1" w:name="_Toc243680522"/>
+      <w:bookmarkStart w:id="1" w:name="_Toc243693212"/>
       <w:r>
         <w:lastRenderedPageBreak/>
         <w:t>1  Introduction</w:t>
@@ -3446,10 +3586,10 @@
         <w:spacing w:after="120" w:line="276" w:lineRule="auto"/>
       </w:pPr>
       <w:r>
-        <w:t>The customer website is a React single-page application. Visitors browse products, read reviews, see what is featured, chat with the assistant, and - once signed in - order and pay with M-Pesa and follow their delive</w:t>
-      </w:r>
-      <w:r>
-        <w:t xml:space="preserve">ries. It talks only to the website server (DWS-WEB-01) through the </w:t>
+        <w:t>The customer website is a React single-page application. Visitors browse products, read reviews, see what is featured, chat with the assistant, and - once signed in - order and pay with M-Pesa and follow their deliveries. It talks only to the website serve</w:t>
+      </w:r>
+      <w:r>
+        <w:t xml:space="preserve">r (DWS-WEB-01) through the </w:t>
       </w:r>
       <w:r>
         <w:rPr>
@@ -3480,7 +3620,7 @@
           <w:left w:w="10" w:type="dxa"/>
           <w:right w:w="10" w:type="dxa"/>
         </w:tblCellMar>
-        <w:tblLook w:val="04A0" w:firstRow="1" w:lastRow="0" w:firstColumn="1" w:lastColumn="0" w:noHBand="0" w:noVBand="1"/>
+        <w:tblLook w:val="0000" w:firstRow="0" w:lastRow="0" w:firstColumn="0" w:lastColumn="0" w:noHBand="0" w:noVBand="0"/>
       </w:tblPr>
       <w:tblGrid>
         <w:gridCol w:w="2551"/>
@@ -3967,7 +4107,7 @@
       <w:pPr>
         <w:pStyle w:val="Heading1"/>
       </w:pPr>
-      <w:bookmarkStart w:id="2" w:name="_Toc243680523"/>
+      <w:bookmarkStart w:id="2" w:name="_Toc243693213"/>
       <w:r>
         <w:lastRenderedPageBreak/>
         <w:t>2  Pages</w:t>
@@ -4022,7 +4162,7 @@
           <w:left w:w="10" w:type="dxa"/>
           <w:right w:w="10" w:type="dxa"/>
         </w:tblCellMar>
-        <w:tblLook w:val="04A0" w:firstRow="1" w:lastRow="0" w:firstColumn="1" w:lastColumn="0" w:noHBand="0" w:noVBand="1"/>
+        <w:tblLook w:val="0000" w:firstRow="0" w:lastRow="0" w:firstColumn="0" w:lastColumn="0" w:noHBand="0" w:noVBand="0"/>
       </w:tblPr>
       <w:tblGrid>
         <w:gridCol w:w="1880"/>
@@ -4063,17 +4203,7 @@
                 <w:sz w:val="19"/>
                 <w:szCs w:val="19"/>
               </w:rPr>
-              <w:t>Addres</w:t>
-            </w:r>
-            <w:r>
-              <w:rPr>
-                <w:b/>
-                <w:bCs/>
-                <w:color w:val="FFFFFF"/>
-                <w:sz w:val="19"/>
-                <w:szCs w:val="19"/>
-              </w:rPr>
-              <w:t>s</w:t>
+              <w:t>Address</w:t>
             </w:r>
           </w:p>
         </w:tc>
@@ -4850,7 +4980,7 @@
                 <w:sz w:val="19"/>
                 <w:szCs w:val="19"/>
               </w:rPr>
-              <w:t>/shipping</w:t>
+              <w:t>/profile</w:t>
             </w:r>
           </w:p>
         </w:tc>
@@ -4873,7 +5003,7 @@
                 <w:sz w:val="19"/>
                 <w:szCs w:val="19"/>
               </w:rPr>
-              <w:t>ShippingPage.jsx</w:t>
+              <w:t>ProfilePage.jsx</w:t>
             </w:r>
           </w:p>
         </w:tc>
@@ -4896,7 +5026,7 @@
                 <w:sz w:val="19"/>
                 <w:szCs w:val="19"/>
               </w:rPr>
-              <w:t>Read-only directory of pickup and delivery areas with maps.</w:t>
+              <w:t>My profile: photo, name, email, phone number and password (24 October 2026).</w:t>
             </w:r>
           </w:p>
         </w:tc>
@@ -4931,7 +5061,7 @@
                 <w:sz w:val="19"/>
                 <w:szCs w:val="19"/>
               </w:rPr>
-              <w:t>/help</w:t>
+              <w:t>/shipping</w:t>
             </w:r>
           </w:p>
         </w:tc>
@@ -4955,7 +5085,7 @@
                 <w:sz w:val="19"/>
                 <w:szCs w:val="19"/>
               </w:rPr>
-              <w:t>HelpPage.jsx</w:t>
+              <w:t>ShippingPage.jsx</w:t>
             </w:r>
           </w:p>
         </w:tc>
@@ -4979,14 +5109,7 @@
                 <w:sz w:val="19"/>
                 <w:szCs w:val="19"/>
               </w:rPr>
-              <w:t xml:space="preserve">A button that opens the chat panel; under it the contact buttons - Send us an email (opens the email window), phone and WhatsApp - with the email address to copy; then the frequently asked questions (search, topic buttons, answers that open, a link to the </w:t>
-            </w:r>
-            <w:r>
-              <w:rPr>
-                <w:sz w:val="19"/>
-                <w:szCs w:val="19"/>
-              </w:rPr>
-              <w:t>page each is about).</w:t>
+              <w:t>Read-only directory of pickup and delivery areas with maps.</w:t>
             </w:r>
           </w:p>
         </w:tc>
@@ -5020,7 +5143,7 @@
                 <w:sz w:val="19"/>
                 <w:szCs w:val="19"/>
               </w:rPr>
-              <w:t>/heavy-order</w:t>
+              <w:t>/help</w:t>
             </w:r>
           </w:p>
         </w:tc>
@@ -5043,7 +5166,7 @@
                 <w:sz w:val="19"/>
                 <w:szCs w:val="19"/>
               </w:rPr>
-              <w:t>HeavyOrderPage.jsx</w:t>
+              <w:t>HelpPage.jsx</w:t>
             </w:r>
           </w:p>
         </w:tc>
@@ -5066,14 +5189,14 @@
                 <w:sz w:val="19"/>
                 <w:szCs w:val="19"/>
               </w:rPr>
-              <w:t>How to arrange a bulk (heavy) order with the team; under the introduction, "What bulk orders look like" - a slideshow of example pictures (see Bulk order pictures in section 4); then WhatsApp, call, or Send us an email (the same email window as the Help pa</w:t>
-            </w:r>
-            <w:r>
-              <w:rPr>
-                <w:sz w:val="19"/>
-                <w:szCs w:val="19"/>
-              </w:rPr>
-              <w:t>ge, with the subject "Bulk order enquiry").</w:t>
+              <w:t xml:space="preserve">A button that opens the chat panel; under it the contact buttons - Send us an email (opens the email window), phone and WhatsApp - with the email address to copy; then the frequently asked questions (search, topic buttons, answers that open, a link to the </w:t>
+            </w:r>
+            <w:r>
+              <w:rPr>
+                <w:sz w:val="19"/>
+                <w:szCs w:val="19"/>
+              </w:rPr>
+              <w:t>page each is about).</w:t>
             </w:r>
           </w:p>
         </w:tc>
@@ -5109,7 +5232,7 @@
                 <w:szCs w:val="19"/>
               </w:rPr>
               <w:lastRenderedPageBreak/>
-              <w:t>/about</w:t>
+              <w:t>/heavy-order</w:t>
             </w:r>
           </w:p>
         </w:tc>
@@ -5133,7 +5256,7 @@
                 <w:sz w:val="19"/>
                 <w:szCs w:val="19"/>
               </w:rPr>
-              <w:t>AboutPage.jsx</w:t>
+              <w:t>HeavyOrderPage.jsx</w:t>
             </w:r>
           </w:p>
         </w:tc>
@@ -5141,6 +5264,93 @@
           <w:tcPr>
             <w:tcW w:w="5173" w:type="dxa"/>
             <w:shd w:val="clear" w:color="auto" w:fill="F4F5F3"/>
+            <w:tcMar>
+              <w:top w:w="50" w:type="dxa"/>
+              <w:left w:w="90" w:type="dxa"/>
+              <w:bottom w:w="50" w:type="dxa"/>
+              <w:right w:w="90" w:type="dxa"/>
+            </w:tcMar>
+          </w:tcPr>
+          <w:p>
+            <w:pPr>
+              <w:spacing w:after="20" w:line="252" w:lineRule="auto"/>
+            </w:pPr>
+            <w:r>
+              <w:rPr>
+                <w:sz w:val="19"/>
+                <w:szCs w:val="19"/>
+              </w:rPr>
+              <w:t>How to arrange a bulk (heavy) order with the team; under the introduction, "What bulk orders look like" - a slideshow of example pictures (see Bulk order pictures in section 4); then WhatsApp, call, or Send us an email (the same email window as the Help pa</w:t>
+            </w:r>
+            <w:r>
+              <w:rPr>
+                <w:sz w:val="19"/>
+                <w:szCs w:val="19"/>
+              </w:rPr>
+              <w:t>ge, with the subject "Bulk order enquiry").</w:t>
+            </w:r>
+          </w:p>
+        </w:tc>
+      </w:tr>
+      <w:tr>
+        <w:tblPrEx>
+          <w:tblCellMar>
+            <w:top w:w="0" w:type="dxa"/>
+            <w:bottom w:w="0" w:type="dxa"/>
+          </w:tblCellMar>
+        </w:tblPrEx>
+        <w:trPr>
+          <w:cantSplit/>
+        </w:trPr>
+        <w:tc>
+          <w:tcPr>
+            <w:tcW w:w="1880" w:type="dxa"/>
+            <w:tcMar>
+              <w:top w:w="50" w:type="dxa"/>
+              <w:left w:w="90" w:type="dxa"/>
+              <w:bottom w:w="50" w:type="dxa"/>
+              <w:right w:w="90" w:type="dxa"/>
+            </w:tcMar>
+          </w:tcPr>
+          <w:p>
+            <w:pPr>
+              <w:spacing w:after="20" w:line="252" w:lineRule="auto"/>
+            </w:pPr>
+            <w:r>
+              <w:rPr>
+                <w:sz w:val="19"/>
+                <w:szCs w:val="19"/>
+              </w:rPr>
+              <w:t>/about</w:t>
+            </w:r>
+          </w:p>
+        </w:tc>
+        <w:tc>
+          <w:tcPr>
+            <w:tcW w:w="2585" w:type="dxa"/>
+            <w:tcMar>
+              <w:top w:w="50" w:type="dxa"/>
+              <w:left w:w="90" w:type="dxa"/>
+              <w:bottom w:w="50" w:type="dxa"/>
+              <w:right w:w="90" w:type="dxa"/>
+            </w:tcMar>
+          </w:tcPr>
+          <w:p>
+            <w:pPr>
+              <w:spacing w:after="20" w:line="252" w:lineRule="auto"/>
+            </w:pPr>
+            <w:r>
+              <w:rPr>
+                <w:sz w:val="19"/>
+                <w:szCs w:val="19"/>
+              </w:rPr>
+              <w:t>AboutPage.jsx</w:t>
+            </w:r>
+          </w:p>
+        </w:tc>
+        <w:tc>
+          <w:tcPr>
+            <w:tcW w:w="5173" w:type="dxa"/>
             <w:tcMar>
               <w:top w:w="50" w:type="dxa"/>
               <w:left w:w="90" w:type="dxa"/>
@@ -5187,7 +5397,7 @@
       <w:pPr>
         <w:pStyle w:val="Heading1"/>
       </w:pPr>
-      <w:bookmarkStart w:id="3" w:name="_Toc243680524"/>
+      <w:bookmarkStart w:id="3" w:name="_Toc243693214"/>
       <w:r>
         <w:lastRenderedPageBreak/>
         <w:t>3  Shared components and state</w:t>
@@ -5198,7 +5408,7 @@
       <w:pPr>
         <w:pStyle w:val="Heading2"/>
       </w:pPr>
-      <w:bookmarkStart w:id="4" w:name="_Toc243680525"/>
+      <w:bookmarkStart w:id="4" w:name="_Toc243693215"/>
       <w:r>
         <w:t>3.1  Components (src/components)</w:t>
       </w:r>
@@ -5220,7 +5430,7 @@
           <w:left w:w="10" w:type="dxa"/>
           <w:right w:w="10" w:type="dxa"/>
         </w:tblCellMar>
-        <w:tblLook w:val="04A0" w:firstRow="1" w:lastRow="0" w:firstColumn="1" w:lastColumn="0" w:noHBand="0" w:noVBand="1"/>
+        <w:tblLook w:val="0000" w:firstRow="0" w:lastRow="0" w:firstColumn="0" w:lastColumn="0" w:noHBand="0" w:noVBand="0"/>
       </w:tblPr>
       <w:tblGrid>
         <w:gridCol w:w="2753"/>
@@ -5407,7 +5617,14 @@
                 <w:sz w:val="19"/>
                 <w:szCs w:val="19"/>
               </w:rPr>
-              <w:t>The full-screen sign-in and sign-up screen: the form on one side and the About film on the other (see Signing in and signing up). Escape closes it.</w:t>
+              <w:t xml:space="preserve">The full-screen sign-in and sign-up screen: the form on one side </w:t>
+            </w:r>
+            <w:r>
+              <w:rPr>
+                <w:sz w:val="19"/>
+                <w:szCs w:val="19"/>
+              </w:rPr>
+              <w:t>and the About film on the other (see Signing in and signing up). Escape closes it.</w:t>
             </w:r>
           </w:p>
         </w:tc>
@@ -5466,14 +5683,7 @@
                 <w:sz w:val="19"/>
                 <w:szCs w:val="19"/>
               </w:rPr>
-              <w:t>The About film inside the sign-in screen: Acquisition to Delivery with captions, progress bars an</w:t>
-            </w:r>
-            <w:r>
-              <w:rPr>
-                <w:sz w:val="19"/>
-                <w:szCs w:val="19"/>
-              </w:rPr>
-              <w:t>d a pause button.</w:t>
+              <w:t>The About film inside the sign-in screen: Acquisition to Delivery with captions, progress bars and a pause button.</w:t>
             </w:r>
           </w:p>
         </w:tc>
@@ -5654,14 +5864,14 @@
                 <w:sz w:val="19"/>
                 <w:szCs w:val="19"/>
               </w:rPr>
-              <w:t>Asks for the optional cookie categories (analytics, marketing): Accept all, Reject all and Customize. Customize is a wood-coloured link (since 20 October 2026; it used to share the red of Remove and Sign out, which made a normal choice look like a warning)</w:t>
-            </w:r>
-            <w:r>
-              <w:rPr>
-                <w:sz w:val="19"/>
-                <w:szCs w:val="19"/>
-              </w:rPr>
-              <w:t>.</w:t>
+              <w:t xml:space="preserve">Asks for the optional cookie categories (analytics, marketing): Accept all, Reject </w:t>
+            </w:r>
+            <w:r>
+              <w:rPr>
+                <w:sz w:val="19"/>
+                <w:szCs w:val="19"/>
+              </w:rPr>
+              <w:t>all and Customize. Customize is a wood-coloured link (since 20 October 2026; it used to share the red of Remove and Sign out, which made a normal choice look like a warning).</w:t>
             </w:r>
           </w:p>
         </w:tc>
@@ -5781,7 +5991,14 @@
                 <w:sz w:val="19"/>
                 <w:szCs w:val="19"/>
               </w:rPr>
-              <w:t>Product display pieces; ProductCard shows the Featured tag; ProductDescription shows the AI-arranged copy or tidies the original itself.</w:t>
+              <w:t>Product display pie</w:t>
+            </w:r>
+            <w:r>
+              <w:rPr>
+                <w:sz w:val="19"/>
+                <w:szCs w:val="19"/>
+              </w:rPr>
+              <w:t>ces; ProductCard shows the Featured tag; ProductDescription shows the AI-arranged copy or tidies the original itself.</w:t>
             </w:r>
           </w:p>
         </w:tc>
@@ -6057,7 +6274,7 @@
                 <w:sz w:val="19"/>
                 <w:szCs w:val="19"/>
               </w:rPr>
-              <w:t>ScrollManager</w:t>
+              <w:t>Avatar</w:t>
             </w:r>
           </w:p>
         </w:tc>
@@ -6080,7 +6297,7 @@
                 <w:sz w:val="19"/>
                 <w:szCs w:val="19"/>
               </w:rPr>
-              <w:t>New pages start at the top; Back returns to the previous scroll position.</w:t>
+              <w:t>The account's photo in a circle, or the first letter of the name.</w:t>
             </w:r>
           </w:p>
         </w:tc>
@@ -6117,7 +6334,7 @@
                 <w:sz w:val="19"/>
                 <w:szCs w:val="19"/>
               </w:rPr>
-              <w:t>Icon, BackArrowIcon, WoodWordmark, Footer</w:t>
+              <w:t>PasswordFields</w:t>
             </w:r>
           </w:p>
         </w:tc>
@@ -6141,6 +6358,185 @@
                 <w:sz w:val="19"/>
                 <w:szCs w:val="19"/>
               </w:rPr>
+              <w:t>Current password and the new one twice; keeps a new sign-in for this browser.</w:t>
+            </w:r>
+          </w:p>
+        </w:tc>
+      </w:tr>
+      <w:tr>
+        <w:tblPrEx>
+          <w:tblCellMar>
+            <w:top w:w="0" w:type="dxa"/>
+            <w:bottom w:w="0" w:type="dxa"/>
+          </w:tblCellMar>
+        </w:tblPrEx>
+        <w:trPr>
+          <w:cantSplit/>
+        </w:trPr>
+        <w:tc>
+          <w:tcPr>
+            <w:tcW w:w="2753" w:type="dxa"/>
+            <w:tcMar>
+              <w:top w:w="50" w:type="dxa"/>
+              <w:left w:w="90" w:type="dxa"/>
+              <w:bottom w:w="50" w:type="dxa"/>
+              <w:right w:w="90" w:type="dxa"/>
+            </w:tcMar>
+          </w:tcPr>
+          <w:p>
+            <w:pPr>
+              <w:spacing w:after="20" w:line="252" w:lineRule="auto"/>
+            </w:pPr>
+            <w:r>
+              <w:rPr>
+                <w:b/>
+                <w:bCs/>
+                <w:sz w:val="19"/>
+                <w:szCs w:val="19"/>
+              </w:rPr>
+              <w:t>PasswordChangeGate</w:t>
+            </w:r>
+          </w:p>
+        </w:tc>
+        <w:tc>
+          <w:tcPr>
+            <w:tcW w:w="6885" w:type="dxa"/>
+            <w:tcMar>
+              <w:top w:w="50" w:type="dxa"/>
+              <w:left w:w="90" w:type="dxa"/>
+              <w:bottom w:w="50" w:type="dxa"/>
+              <w:right w:w="90" w:type="dxa"/>
+            </w:tcMar>
+          </w:tcPr>
+          <w:p>
+            <w:pPr>
+              <w:spacing w:after="20" w:line="252" w:lineRule="auto"/>
+            </w:pPr>
+            <w:r>
+              <w:rPr>
+                <w:sz w:val="19"/>
+                <w:szCs w:val="19"/>
+              </w:rPr>
+              <w:t>Covers the site after an admin's password reset until a new password is chosen.</w:t>
+            </w:r>
+          </w:p>
+        </w:tc>
+      </w:tr>
+      <w:tr>
+        <w:tblPrEx>
+          <w:tblCellMar>
+            <w:top w:w="0" w:type="dxa"/>
+            <w:bottom w:w="0" w:type="dxa"/>
+          </w:tblCellMar>
+        </w:tblPrEx>
+        <w:trPr>
+          <w:cantSplit/>
+        </w:trPr>
+        <w:tc>
+          <w:tcPr>
+            <w:tcW w:w="2753" w:type="dxa"/>
+            <w:shd w:val="clear" w:color="auto" w:fill="F4F5F3"/>
+            <w:tcMar>
+              <w:top w:w="50" w:type="dxa"/>
+              <w:left w:w="90" w:type="dxa"/>
+              <w:bottom w:w="50" w:type="dxa"/>
+              <w:right w:w="90" w:type="dxa"/>
+            </w:tcMar>
+          </w:tcPr>
+          <w:p>
+            <w:pPr>
+              <w:spacing w:after="20" w:line="252" w:lineRule="auto"/>
+            </w:pPr>
+            <w:r>
+              <w:rPr>
+                <w:b/>
+                <w:bCs/>
+                <w:sz w:val="19"/>
+                <w:szCs w:val="19"/>
+              </w:rPr>
+              <w:t>ScrollManager</w:t>
+            </w:r>
+          </w:p>
+        </w:tc>
+        <w:tc>
+          <w:tcPr>
+            <w:tcW w:w="6885" w:type="dxa"/>
+            <w:shd w:val="clear" w:color="auto" w:fill="F4F5F3"/>
+            <w:tcMar>
+              <w:top w:w="50" w:type="dxa"/>
+              <w:left w:w="90" w:type="dxa"/>
+              <w:bottom w:w="50" w:type="dxa"/>
+              <w:right w:w="90" w:type="dxa"/>
+            </w:tcMar>
+          </w:tcPr>
+          <w:p>
+            <w:pPr>
+              <w:spacing w:after="20" w:line="252" w:lineRule="auto"/>
+            </w:pPr>
+            <w:r>
+              <w:rPr>
+                <w:sz w:val="19"/>
+                <w:szCs w:val="19"/>
+              </w:rPr>
+              <w:t>New pages start at the top; Back returns to the previous scroll position.</w:t>
+            </w:r>
+          </w:p>
+        </w:tc>
+      </w:tr>
+      <w:tr>
+        <w:tblPrEx>
+          <w:tblCellMar>
+            <w:top w:w="0" w:type="dxa"/>
+            <w:bottom w:w="0" w:type="dxa"/>
+          </w:tblCellMar>
+        </w:tblPrEx>
+        <w:trPr>
+          <w:cantSplit/>
+        </w:trPr>
+        <w:tc>
+          <w:tcPr>
+            <w:tcW w:w="2753" w:type="dxa"/>
+            <w:tcMar>
+              <w:top w:w="50" w:type="dxa"/>
+              <w:left w:w="90" w:type="dxa"/>
+              <w:bottom w:w="50" w:type="dxa"/>
+              <w:right w:w="90" w:type="dxa"/>
+            </w:tcMar>
+          </w:tcPr>
+          <w:p>
+            <w:pPr>
+              <w:spacing w:after="20" w:line="252" w:lineRule="auto"/>
+            </w:pPr>
+            <w:r>
+              <w:rPr>
+                <w:b/>
+                <w:bCs/>
+                <w:sz w:val="19"/>
+                <w:szCs w:val="19"/>
+              </w:rPr>
+              <w:t>Icon, BackArrowIcon, WoodWordmark, Footer</w:t>
+            </w:r>
+          </w:p>
+        </w:tc>
+        <w:tc>
+          <w:tcPr>
+            <w:tcW w:w="6885" w:type="dxa"/>
+            <w:tcMar>
+              <w:top w:w="50" w:type="dxa"/>
+              <w:left w:w="90" w:type="dxa"/>
+              <w:bottom w:w="50" w:type="dxa"/>
+              <w:right w:w="90" w:type="dxa"/>
+            </w:tcMar>
+          </w:tcPr>
+          <w:p>
+            <w:pPr>
+              <w:spacing w:after="20" w:line="252" w:lineRule="auto"/>
+            </w:pPr>
+            <w:r>
+              <w:rPr>
+                <w:sz w:val="19"/>
+                <w:szCs w:val="19"/>
+              </w:rPr>
               <w:t>Line icons (no emojis; WhatsApp, TikTok and Instagram drawn in the same style), back button, brand wordmark, footer (emblem and every way to reach the business).</w:t>
             </w:r>
           </w:p>
@@ -6156,7 +6552,7 @@
       <w:pPr>
         <w:pStyle w:val="Heading2"/>
       </w:pPr>
-      <w:bookmarkStart w:id="5" w:name="_Toc243680526"/>
+      <w:bookmarkStart w:id="5" w:name="_Toc243693216"/>
       <w:r>
         <w:t>3.2  State (src/context)</w:t>
       </w:r>
@@ -6178,7 +6574,7 @@
           <w:left w:w="10" w:type="dxa"/>
           <w:right w:w="10" w:type="dxa"/>
         </w:tblCellMar>
-        <w:tblLook w:val="04A0" w:firstRow="1" w:lastRow="0" w:firstColumn="1" w:lastColumn="0" w:noHBand="0" w:noVBand="1"/>
+        <w:tblLook w:val="0000" w:firstRow="0" w:lastRow="0" w:firstColumn="0" w:lastColumn="0" w:noHBand="0" w:noVBand="0"/>
       </w:tblPr>
       <w:tblGrid>
         <w:gridCol w:w="2409"/>
@@ -6401,6 +6797,7 @@
                 <w:sz w:val="19"/>
                 <w:szCs w:val="19"/>
               </w:rPr>
+              <w:lastRenderedPageBreak/>
               <w:t>CartContext</w:t>
             </w:r>
           </w:p>
@@ -6584,7 +6981,6 @@
                 <w:sz w:val="19"/>
                 <w:szCs w:val="19"/>
               </w:rPr>
-              <w:lastRenderedPageBreak/>
               <w:t>CookieConsentContext</w:t>
             </w:r>
           </w:p>
@@ -6975,7 +7371,7 @@
       <w:pPr>
         <w:pStyle w:val="Heading2"/>
       </w:pPr>
-      <w:bookmarkStart w:id="6" w:name="_Toc243680527"/>
+      <w:bookmarkStart w:id="6" w:name="_Toc243693217"/>
       <w:r>
         <w:t>3.3  Helpers (src/core and src/api)</w:t>
       </w:r>
@@ -7229,10 +7625,7 @@
         <w:t>core/aboutStory.js</w:t>
       </w:r>
       <w:r>
-        <w:t xml:space="preserve"> - distances, delivered-goods ordering, review agreement text and version, About page words (also used by the sign-in fil</w:t>
-      </w:r>
-      <w:r>
-        <w:t>m).</w:t>
+        <w:t xml:space="preserve"> - distances, delivered-goods ordering, review agreement text and version, About page words (also used by the sign-in film).</w:t>
       </w:r>
     </w:p>
     <w:p>
@@ -7249,7 +7642,7 @@
       <w:pPr>
         <w:pStyle w:val="Heading1"/>
       </w:pPr>
-      <w:bookmarkStart w:id="7" w:name="_Toc243680528"/>
+      <w:bookmarkStart w:id="7" w:name="_Toc243693218"/>
       <w:r>
         <w:lastRenderedPageBreak/>
         <w:t>4  Feature notes</w:t>
@@ -7260,7 +7653,7 @@
       <w:pPr>
         <w:pStyle w:val="Heading2"/>
       </w:pPr>
-      <w:bookmarkStart w:id="8" w:name="_Toc243680529"/>
+      <w:bookmarkStart w:id="8" w:name="_Toc243693219"/>
       <w:r>
         <w:t>4.1  Buying and paying</w:t>
       </w:r>
@@ -7315,7 +7708,10 @@
         <w:spacing w:after="60" w:line="264" w:lineRule="auto"/>
       </w:pPr>
       <w:r>
-        <w:t>The order is created only if the M-Pesa prompt is sent successfully; the status page then follows the payment (see DWS-BE-03).</w:t>
+        <w:t>The order is created only if the M-Pesa prompt is sent successfully; the status page then follow</w:t>
+      </w:r>
+      <w:r>
+        <w:t>s the payment (see DWS-BE-03).</w:t>
       </w:r>
     </w:p>
     <w:p>
@@ -7340,7 +7736,7 @@
       <w:pPr>
         <w:pStyle w:val="Heading2"/>
       </w:pPr>
-      <w:bookmarkStart w:id="9" w:name="_Toc243680530"/>
+      <w:bookmarkStart w:id="9" w:name="_Toc243693220"/>
       <w:r>
         <w:t>4.2  Featured campaigns</w:t>
       </w:r>
@@ -7351,13 +7747,13 @@
         <w:spacing w:after="120" w:line="276" w:lineRule="auto"/>
       </w:pPr>
       <w:r>
-        <w:t>Customers see campaigns where they already shop instead of on a separate "Marketing" tab</w:t>
-      </w:r>
-      <w:r>
-        <w:t xml:space="preserve">, and only while a campaign is running: its status is Active, today is within its start and end dates, and it promotes at least one product that is not in the bin. The website server applies this rule (DWS-WEB-01), so drafts, paused or ended campaigns and </w:t>
-      </w:r>
-      <w:r>
-        <w:t>campaigns without products never reach the browser. Staff choose a campaign's products in the phone app or the desktop app.</w:t>
+        <w:t>Customers see campaigns where they already shop instead o</w:t>
+      </w:r>
+      <w:r>
+        <w:t>f on a separate "Marketing" tab, and only while a campaign is running: its status is Active, today is within its start and end dates, and it promotes at least one product that is not in the bin. The website server applies this rule (DWS-WEB-01), so drafts,</w:t>
+      </w:r>
+      <w:r>
+        <w:t xml:space="preserve"> paused or ended campaigns and campaigns without products never reach the browser. Staff choose a campaign's products in the phone app or the desktop app.</w:t>
       </w:r>
     </w:p>
     <w:tbl>
@@ -7376,7 +7772,7 @@
           <w:left w:w="10" w:type="dxa"/>
           <w:right w:w="10" w:type="dxa"/>
         </w:tblCellMar>
-        <w:tblLook w:val="04A0" w:firstRow="1" w:lastRow="0" w:firstColumn="1" w:lastColumn="0" w:noHBand="0" w:noVBand="1"/>
+        <w:tblLook w:val="0000" w:firstRow="0" w:lastRow="0" w:firstColumn="0" w:lastColumn="0" w:noHBand="0" w:noVBand="0"/>
       </w:tblPr>
       <w:tblGrid>
         <w:gridCol w:w="2753"/>
@@ -7599,7 +7995,16 @@
                 <w:sz w:val="19"/>
                 <w:szCs w:val="19"/>
               </w:rPr>
-              <w:t>Product page</w:t>
+              <w:t>Produ</w:t>
+            </w:r>
+            <w:r>
+              <w:rPr>
+                <w:b/>
+                <w:bCs/>
+                <w:sz w:val="19"/>
+                <w:szCs w:val="19"/>
+              </w:rPr>
+              <w:t>ct page</w:t>
             </w:r>
           </w:p>
         </w:tc>
@@ -7698,7 +8103,7 @@
       <w:pPr>
         <w:pStyle w:val="Heading2"/>
       </w:pPr>
-      <w:bookmarkStart w:id="10" w:name="_Toc243680531"/>
+      <w:bookmarkStart w:id="10" w:name="_Toc243693221"/>
       <w:r>
         <w:t>4.3  Product page</w:t>
       </w:r>
@@ -7865,7 +8270,7 @@
       <w:pPr>
         <w:pStyle w:val="Heading2"/>
       </w:pPr>
-      <w:bookmarkStart w:id="11" w:name="_Toc243680532"/>
+      <w:bookmarkStart w:id="11" w:name="_Toc243693222"/>
       <w:r>
         <w:t>4.4  Ratings</w:t>
       </w:r>
@@ -7946,7 +8351,7 @@
       <w:pPr>
         <w:pStyle w:val="Heading2"/>
       </w:pPr>
-      <w:bookmarkStart w:id="12" w:name="_Toc243680533"/>
+      <w:bookmarkStart w:id="12" w:name="_Toc243693223"/>
       <w:r>
         <w:t>4.5  Signing in and signing up</w:t>
       </w:r>
@@ -7982,7 +8387,7 @@
           <w:left w:w="10" w:type="dxa"/>
           <w:right w:w="10" w:type="dxa"/>
         </w:tblCellMar>
-        <w:tblLook w:val="04A0" w:firstRow="1" w:lastRow="0" w:firstColumn="1" w:lastColumn="0" w:noHBand="0" w:noVBand="1"/>
+        <w:tblLook w:val="0000" w:firstRow="0" w:lastRow="0" w:firstColumn="0" w:lastColumn="0" w:noHBand="0" w:noVBand="0"/>
       </w:tblPr>
       <w:tblGrid>
         <w:gridCol w:w="2478"/>
@@ -8228,14 +8633,14 @@
                 <w:sz w:val="19"/>
                 <w:szCs w:val="19"/>
               </w:rPr>
-              <w:t xml:space="preserve">A suggestion for common misspellings appears while typing ("Did you mean ...@gmail.com?"), and the format is checked when the field is left. The backend then checks it again: the format, that the domain can receive email, and that no other account already </w:t>
-            </w:r>
-            <w:r>
-              <w:rPr>
-                <w:sz w:val="19"/>
-                <w:szCs w:val="19"/>
-              </w:rPr>
-              <w:t>uses it. Addresses with a "+tag" (name+shop@gmail.com) are accepted.</w:t>
+              <w:t>A suggestion for common misspellings appears while typing ("Did you mean ...@gmail.com?"), and the format is checked when the field is left. The backend then checks it again: the format, that the domain can receive email, and that no other</w:t>
+            </w:r>
+            <w:r>
+              <w:rPr>
+                <w:sz w:val="19"/>
+                <w:szCs w:val="19"/>
+              </w:rPr>
+              <w:t xml:space="preserve"> account already uses it. Addresses with a "+tag" (name+shop@gmail.com) are accepted.</w:t>
             </w:r>
           </w:p>
         </w:tc>
@@ -8296,14 +8701,14 @@
                 <w:sz w:val="19"/>
                 <w:szCs w:val="19"/>
               </w:rPr>
-              <w:t>Shown above the form. A new Google user then chooses a username (same rule) and gives a phone number before the account is created. A Google account whose email alre</w:t>
-            </w:r>
-            <w:r>
-              <w:rPr>
-                <w:sz w:val="19"/>
-                <w:szCs w:val="19"/>
-              </w:rPr>
-              <w:t>ady belongs to an account here is not joined to it; the person is asked to sign in with that account instead.</w:t>
+              <w:t>Shown above the form. A new Google user then chooses a username (same rule) and gives a phone number before the account is created. A Google account</w:t>
+            </w:r>
+            <w:r>
+              <w:rPr>
+                <w:sz w:val="19"/>
+                <w:szCs w:val="19"/>
+              </w:rPr>
+              <w:t xml:space="preserve"> whose email already belongs to an account here is not joined to it; the person is asked to sign in with that account instead.</w:t>
             </w:r>
           </w:p>
         </w:tc>
@@ -8480,12 +8885,9 @@
       <w:pPr>
         <w:pStyle w:val="Heading2"/>
       </w:pPr>
-      <w:bookmarkStart w:id="13" w:name="_Toc243680534"/>
-      <w:r>
-        <w:t xml:space="preserve">4.6  </w:t>
-      </w:r>
-      <w:r>
-        <w:t>Confirming the phone number (SMS code)</w:t>
+      <w:bookmarkStart w:id="13" w:name="_Toc243693224"/>
+      <w:r>
+        <w:t>4.6  Confirming the phone number (SMS code)</w:t>
       </w:r>
       <w:bookmarkEnd w:id="13"/>
     </w:p>
@@ -8494,13 +8896,13 @@
         <w:spacing w:after="120" w:line="276" w:lineRule="auto"/>
       </w:pPr>
       <w:r>
-        <w:t xml:space="preserve">"one may give a phone number not theirs ... push a code to the phone number they placed so that its verified ... so when prefilling it during payment is not wrong" - since 17 October 2026 a phone number counts as the </w:t>
-      </w:r>
-      <w:r>
-        <w:t>customer's once they type the 6-digit code texted to it. For now this is for Airtel numbers only: Africa's Talking's shared sender reaches only Airtel, and Dateroem's own sender name (needed for Safaricom) is still to come. Other numbers are taken as typed</w:t>
-      </w:r>
-      <w:r>
-        <w:t>, as before, and the sign-up form says which numbers get a code.</w:t>
+        <w:t>"one may give a phone number not theirs ... push a code to the phone number they placed so that its verified ... so when prefilling it during payment is not wrong" - since 17 October 2026 a phone number counts as</w:t>
+      </w:r>
+      <w:r>
+        <w:t xml:space="preserve"> the customer's once they type the 6-digit code texted to it. For now this is for Airtel numbers only: Africa's Talking's shared sender reaches only Airtel, and Dateroem's own sender name (needed for Safaricom) is still to come. Other numbers are taken as </w:t>
+      </w:r>
+      <w:r>
+        <w:t>typed, as before, and the sign-up form says which numbers get a code.</w:t>
       </w:r>
     </w:p>
     <w:p>
@@ -8513,10 +8915,10 @@
         <w:spacing w:after="60" w:line="264" w:lineRule="auto"/>
       </w:pPr>
       <w:r>
-        <w:t>Sign-up (password or Google): after Create account, a "Confirm your phone number" step - "We sent a 6-digit code by SMS to 07XX XXX 123". Typing (or pasting) the six digits checks it at once;</w:t>
-      </w:r>
-      <w:r>
-        <w:t xml:space="preserve"> the account is created only after the right code. Send a new code (after a minute) and Change number are under the box.</w:t>
+        <w:t xml:space="preserve">Sign-up (password or Google): after Create account, a "Confirm your phone number" step - "We sent a 6-digit code by SMS to 07XX XXX 123". Typing (or pasting) the six digits checks it at </w:t>
+      </w:r>
+      <w:r>
+        <w:t>once; the account is created only after the right code. Send a new code (after a minute) and Change number are under the box.</w:t>
       </w:r>
     </w:p>
     <w:p>
@@ -8529,10 +8931,10 @@
         <w:spacing w:after="60" w:line="264" w:lineRule="auto"/>
       </w:pPr>
       <w:r>
-        <w:t>A sign-up that fails for another reason (a username already taken) keeps the confirmed number for 30 minutes, so no second code is need</w:t>
-      </w:r>
-      <w:r>
-        <w:t>ed.</w:t>
+        <w:t>A sign-up that fails for another reason (a username already taken) keeps the confirmed number for 30 minutes, so no second code is</w:t>
+      </w:r>
+      <w:r>
+        <w:t xml:space="preserve"> needed.</w:t>
       </w:r>
     </w:p>
     <w:p>
@@ -8545,10 +8947,10 @@
         <w:spacing w:after="60" w:line="264" w:lineRule="auto"/>
       </w:pPr>
       <w:r>
-        <w:t xml:space="preserve">Accounts made before (or whose number an admin changed): the cart says "Before your first order we'll text a code to confirm the phone number on your account", and Place order opens a "Confirm your phone number" window with the account's number, which </w:t>
-      </w:r>
-      <w:r>
-        <w:t>can be changed. After the right code the order carries on.</w:t>
+        <w:t>Accounts made before (or whose number an admin changed): the cart says "Before your first order we'll text a code to confirm the phone number on your account", and Place order opens a "Confirm your phone number" window with the account's number, w</w:t>
+      </w:r>
+      <w:r>
+        <w:t>hich can be changed. After the right code the order carries on.</w:t>
       </w:r>
     </w:p>
     <w:p>
@@ -8632,7 +9034,17 @@
           <w:sz w:val="18"/>
           <w:szCs w:val="18"/>
         </w:rPr>
-        <w:t>Figure 2: Sign-up: the code step (sample account)</w:t>
+        <w:t>Figure 2: Sign-up</w:t>
+      </w:r>
+      <w:r>
+        <w:rPr>
+          <w:i/>
+          <w:iCs/>
+          <w:color w:val="5F6B66"/>
+          <w:sz w:val="18"/>
+          <w:szCs w:val="18"/>
+        </w:rPr>
+        <w:t>: the code step (sample account)</w:t>
       </w:r>
     </w:p>
     <w:p>
@@ -8775,9 +9187,9 @@
       <w:pPr>
         <w:pStyle w:val="Heading2"/>
       </w:pPr>
-      <w:bookmarkStart w:id="14" w:name="_Toc243680535"/>
-      <w:r>
-        <w:t>4.7  Order tickets and Track my order</w:t>
+      <w:bookmarkStart w:id="14" w:name="_Toc243693225"/>
+      <w:r>
+        <w:t>4.7  My profile and passwords</w:t>
       </w:r>
       <w:bookmarkEnd w:id="14"/>
     </w:p>
@@ -8786,21 +9198,10 @@
         <w:spacing w:after="120" w:line="276" w:lineRule="auto"/>
       </w:pPr>
       <w:r>
-        <w:t>Since 23 October 2026 every order has a ticket like DW-7K3Q9P</w:t>
-      </w:r>
-      <w:r>
-        <w:t xml:space="preserve"> (migration 038): six letters and digits drawn at random, without the easily confused 0, O, 1, I and L, so it says nothing about how many orders exist and the next one can't be guessed. The customer sees it while M-Pesa confirms the payment, on the order p</w:t>
-      </w:r>
-      <w:r>
-        <w:t>age and on each order in Ordered Goods, and quotes it to the team; the assistant names orders by it too.</w:t>
-      </w:r>
-    </w:p>
-    <w:p>
-      <w:pPr>
-        <w:spacing w:after="120" w:line="276" w:lineRule="auto"/>
-      </w:pPr>
-      <w:r>
-        <w:t>Track my order (</w:t>
+        <w:t xml:space="preserve">Since 24 October 2026 the account menu (the photo or first letter at </w:t>
+      </w:r>
+      <w:r>
+        <w:t>the top right) has My profile (</w:t>
       </w:r>
       <w:r>
         <w:rPr>
@@ -8809,7 +9210,7 @@
           <w:sz w:val="19"/>
           <w:szCs w:val="19"/>
         </w:rPr>
-        <w:t>/track</w:t>
+        <w:t>/profile</w:t>
       </w:r>
       <w:r>
         <w:t xml:space="preserve">, </w:t>
@@ -8821,30 +9222,10 @@
           <w:sz w:val="19"/>
           <w:szCs w:val="19"/>
         </w:rPr>
-        <w:t>pages/TrackOrderPage.jsx</w:t>
-      </w:r>
-      <w:r>
-        <w:t>) needs no sign-in: the ticket and the last 3 digits of the phone number on the account. It shows the o</w:t>
-      </w:r>
-      <w:r>
-        <w:t>rder in four steps - placed, paid, on a delivery, delivered (or cancelled, or being rescheduled) - with the dates, the pickup area, the total and the items, never the customer's name or phone. Signed-out visitors find it in the top links where signed-in cu</w:t>
-      </w:r>
-      <w:r>
-        <w:t xml:space="preserve">stomers see Ordered Goods, and in the footer; the order page links to it with the ticket filled in. Only website orders can be tracked this way - orders staff open on a trip have no customer phone on record. Five wrong tries lock a ticket for half an hour </w:t>
-      </w:r>
-      <w:r>
-        <w:t>and the page answers at most 60 look-ups a minute (the backend keeps count).</w:t>
-      </w:r>
-    </w:p>
-    <w:p>
-      <w:pPr>
-        <w:spacing w:after="120" w:line="276" w:lineRule="auto"/>
-      </w:pPr>
-      <w:r>
-        <w:t>The driver and the vehicle are hidden from customers unless staff switch on Share driver for that delivery (desktop or phone). Then the order page, Ordered Goods and Track my order show the driver's first name, the number plate and the company phone number</w:t>
-      </w:r>
-      <w:r>
-        <w:t xml:space="preserve"> (</w:t>
+        <w:t>pages/ProfilePage.jsx</w:t>
+      </w:r>
+      <w:r>
+        <w:t>): the photo - picked on the device, cut to a centred 512 px square in the browser (</w:t>
       </w:r>
       <w:r>
         <w:rPr>
@@ -8853,10 +9234,81 @@
           <w:sz w:val="19"/>
           <w:szCs w:val="19"/>
         </w:rPr>
-        <w:t>components/DriverNote.jsx</w:t>
-      </w:r>
-      <w:r>
-        <w:t>) - never the driver's own number.</w:t>
+        <w:t>core/profile.js</w:t>
+      </w:r>
+      <w:r>
+        <w:t xml:space="preserve"> squareJpeg) and sent to the website server, which stores it - the name and email (the password</w:t>
+      </w:r>
+      <w:r>
+        <w:t xml:space="preserve"> is asked for when the email changes), the phone number, the password, and a pointer to the Theme menu. The email and phone show partly (ja•••@gmail.com, 07•• ••• 678) until Show is pressed. A new phone number goes through the SMS code step (</w:t>
+      </w:r>
+      <w:r>
+        <w:rPr>
+          <w:rFonts w:ascii="Consolas" w:eastAsia="Consolas" w:hAnsi="Consolas" w:cs="Consolas"/>
+          <w:color w:val="3B3F3D"/>
+          <w:sz w:val="19"/>
+          <w:szCs w:val="19"/>
+        </w:rPr>
+        <w:t>components/Pho</w:t>
+      </w:r>
+      <w:r>
+        <w:rPr>
+          <w:rFonts w:ascii="Consolas" w:eastAsia="Consolas" w:hAnsi="Consolas" w:cs="Consolas"/>
+          <w:color w:val="3B3F3D"/>
+          <w:sz w:val="19"/>
+          <w:szCs w:val="19"/>
+        </w:rPr>
+        <w:t>neCodeStep.jsx</w:t>
+      </w:r>
+      <w:r>
+        <w:t>) where codes are sent; staff accounts can't change their number here - an admin does. Changing the password (</w:t>
+      </w:r>
+      <w:r>
+        <w:rPr>
+          <w:rFonts w:ascii="Consolas" w:eastAsia="Consolas" w:hAnsi="Consolas" w:cs="Consolas"/>
+          <w:color w:val="3B3F3D"/>
+          <w:sz w:val="19"/>
+          <w:szCs w:val="19"/>
+        </w:rPr>
+        <w:t>components/PasswordFields.jsx</w:t>
+      </w:r>
+      <w:r>
+        <w:t>) keeps this browser signed in with a new token and signs every other device out. The photo shows in th</w:t>
+      </w:r>
+      <w:r>
+        <w:t>e account button (</w:t>
+      </w:r>
+      <w:r>
+        <w:rPr>
+          <w:rFonts w:ascii="Consolas" w:eastAsia="Consolas" w:hAnsi="Consolas" w:cs="Consolas"/>
+          <w:color w:val="3B3F3D"/>
+          <w:sz w:val="19"/>
+          <w:szCs w:val="19"/>
+        </w:rPr>
+        <w:t>components/Avatar.jsx</w:t>
+      </w:r>
+      <w:r>
+        <w:t>).</w:t>
+      </w:r>
+    </w:p>
+    <w:p>
+      <w:pPr>
+        <w:spacing w:after="120" w:line="276" w:lineRule="auto"/>
+      </w:pPr>
+      <w:r>
+        <w:t xml:space="preserve">After an admin resets a password, the temporary one works only for choosing a new password: </w:t>
+      </w:r>
+      <w:r>
+        <w:rPr>
+          <w:rFonts w:ascii="Consolas" w:eastAsia="Consolas" w:hAnsi="Consolas" w:cs="Consolas"/>
+          <w:color w:val="3B3F3D"/>
+          <w:sz w:val="19"/>
+          <w:szCs w:val="19"/>
+        </w:rPr>
+        <w:t>components/PasswordChangeGate.jsx</w:t>
+      </w:r>
+      <w:r>
+        <w:t xml:space="preserve"> covers the site with Choose a new password until that is done (or the person signs out).</w:t>
       </w:r>
     </w:p>
     <w:p>
@@ -8872,7 +9324,7 @@
         <w:lastRenderedPageBreak/>
         <w:drawing>
           <wp:inline distT="0" distB="0" distL="0" distR="0">
-            <wp:extent cx="6096000" cy="4152900"/>
+            <wp:extent cx="6096000" cy="4762500"/>
             <wp:effectExtent l="0" t="0" r="0" b="0"/>
             <wp:docPr id="4" name="Picture 4"/>
             <wp:cNvGraphicFramePr>
@@ -8897,7 +9349,7 @@
                   <pic:spPr bwMode="auto">
                     <a:xfrm>
                       <a:off x="0" y="0"/>
-                      <a:ext cx="6096000" cy="4152900"/>
+                      <a:ext cx="6096000" cy="4762500"/>
                     </a:xfrm>
                     <a:prstGeom prst="rect">
                       <a:avLst/>
@@ -8923,767 +9375,8 @@
           <w:sz w:val="18"/>
           <w:szCs w:val="18"/>
         </w:rPr>
-        <w:t>Figure 4: Track my order with a made-up order whose driver is shared</w:t>
-      </w:r>
-    </w:p>
-    <w:p>
-      <w:pPr>
-        <w:pStyle w:val="Heading2"/>
-      </w:pPr>
-      <w:bookmarkStart w:id="15" w:name="_Toc243680536"/>
-      <w:r>
-        <w:t>4.8  About page story</w:t>
-      </w:r>
-      <w:bookmarkEnd w:id="15"/>
-    </w:p>
-    <w:p>
-      <w:pPr>
-        <w:spacing w:after="120" w:line="276" w:lineRule="auto"/>
-      </w:pPr>
-      <w:r>
-        <w:t>The About page plays a film of the business as the visitor scrolls: Acquisition, Harvest, Value addit</w:t>
-      </w:r>
-      <w:r>
-        <w:t>ion, Packaging and Delivery, each with a card that flies in. Scrolling moves one stage at a time with smooth glides, and the dots allow jumping to a stage. Frames are drawn on a canvas that stays pinned while the section scrolls. The same frames play in th</w:t>
-      </w:r>
-      <w:r>
-        <w:t>e sign-in screen.</w:t>
-      </w:r>
-    </w:p>
-    <w:tbl>
-      <w:tblPr>
-        <w:tblW w:w="9638" w:type="dxa"/>
-        <w:tblBorders>
-          <w:top w:val="single" w:sz="4" w:space="0" w:color="C9D2CC"/>
-          <w:left w:val="single" w:sz="4" w:space="0" w:color="C9D2CC"/>
-          <w:bottom w:val="single" w:sz="4" w:space="0" w:color="C9D2CC"/>
-          <w:right w:val="single" w:sz="4" w:space="0" w:color="C9D2CC"/>
-          <w:insideH w:val="single" w:sz="4" w:space="0" w:color="C9D2CC"/>
-          <w:insideV w:val="single" w:sz="4" w:space="0" w:color="C9D2CC"/>
-        </w:tblBorders>
-        <w:tblLayout w:type="fixed"/>
-        <w:tblCellMar>
-          <w:left w:w="10" w:type="dxa"/>
-          <w:right w:w="10" w:type="dxa"/>
-        </w:tblCellMar>
-        <w:tblLook w:val="04A0" w:firstRow="1" w:lastRow="0" w:firstColumn="1" w:lastColumn="0" w:noHBand="0" w:noVBand="1"/>
-      </w:tblPr>
-      <w:tblGrid>
-        <w:gridCol w:w="3125"/>
-        <w:gridCol w:w="6513"/>
-      </w:tblGrid>
-      <w:tr>
-        <w:tblPrEx>
-          <w:tblCellMar>
-            <w:top w:w="0" w:type="dxa"/>
-            <w:bottom w:w="0" w:type="dxa"/>
-          </w:tblCellMar>
-        </w:tblPrEx>
-        <w:trPr>
-          <w:cantSplit/>
-          <w:tblHeader/>
-        </w:trPr>
-        <w:tc>
-          <w:tcPr>
-            <w:tcW w:w="3125" w:type="dxa"/>
-            <w:shd w:val="clear" w:color="auto" w:fill="1F4D3A"/>
-            <w:tcMar>
-              <w:top w:w="50" w:type="dxa"/>
-              <w:left w:w="90" w:type="dxa"/>
-              <w:bottom w:w="50" w:type="dxa"/>
-              <w:right w:w="90" w:type="dxa"/>
-            </w:tcMar>
-          </w:tcPr>
-          <w:p>
-            <w:pPr>
-              <w:spacing w:after="20" w:line="252" w:lineRule="auto"/>
-            </w:pPr>
-            <w:r>
-              <w:rPr>
-                <w:b/>
-                <w:bCs/>
-                <w:color w:val="FFFFFF"/>
-                <w:sz w:val="19"/>
-                <w:szCs w:val="19"/>
-              </w:rPr>
-              <w:t>To change</w:t>
-            </w:r>
-          </w:p>
-        </w:tc>
-        <w:tc>
-          <w:tcPr>
-            <w:tcW w:w="6513" w:type="dxa"/>
-            <w:shd w:val="clear" w:color="auto" w:fill="1F4D3A"/>
-            <w:tcMar>
-              <w:top w:w="50" w:type="dxa"/>
-              <w:left w:w="90" w:type="dxa"/>
-              <w:bottom w:w="50" w:type="dxa"/>
-              <w:right w:w="90" w:type="dxa"/>
-            </w:tcMar>
-          </w:tcPr>
-          <w:p>
-            <w:pPr>
-              <w:spacing w:after="20" w:line="252" w:lineRule="auto"/>
-            </w:pPr>
-            <w:r>
-              <w:rPr>
-                <w:b/>
-                <w:bCs/>
-                <w:color w:val="FFFFFF"/>
-                <w:sz w:val="19"/>
-                <w:szCs w:val="19"/>
-              </w:rPr>
-              <w:t>Where</w:t>
-            </w:r>
-          </w:p>
-        </w:tc>
-      </w:tr>
-      <w:tr>
-        <w:tblPrEx>
-          <w:tblCellMar>
-            <w:top w:w="0" w:type="dxa"/>
-            <w:bottom w:w="0" w:type="dxa"/>
-          </w:tblCellMar>
-        </w:tblPrEx>
-        <w:trPr>
-          <w:cantSplit/>
-        </w:trPr>
-        <w:tc>
-          <w:tcPr>
-            <w:tcW w:w="3125" w:type="dxa"/>
-            <w:tcMar>
-              <w:top w:w="50" w:type="dxa"/>
-              <w:left w:w="90" w:type="dxa"/>
-              <w:bottom w:w="50" w:type="dxa"/>
-              <w:right w:w="90" w:type="dxa"/>
-            </w:tcMar>
-          </w:tcPr>
-          <w:p>
-            <w:pPr>
-              <w:spacing w:after="20" w:line="252" w:lineRule="auto"/>
-            </w:pPr>
-            <w:r>
-              <w:rPr>
-                <w:b/>
-                <w:bCs/>
-                <w:sz w:val="19"/>
-                <w:szCs w:val="19"/>
-              </w:rPr>
-              <w:t>Words of the intro, stages and closing</w:t>
-            </w:r>
-          </w:p>
-        </w:tc>
-        <w:tc>
-          <w:tcPr>
-            <w:tcW w:w="6513" w:type="dxa"/>
-            <w:tcMar>
-              <w:top w:w="50" w:type="dxa"/>
-              <w:left w:w="90" w:type="dxa"/>
-              <w:bottom w:w="50" w:type="dxa"/>
-              <w:right w:w="90" w:type="dxa"/>
-            </w:tcMar>
-          </w:tcPr>
-          <w:p>
-            <w:pPr>
-              <w:spacing w:after="20" w:line="252" w:lineRule="auto"/>
-            </w:pPr>
-            <w:r>
-              <w:rPr>
-                <w:rFonts w:ascii="Consolas" w:eastAsia="Consolas" w:hAnsi="Consolas" w:cs="Consolas"/>
-                <w:color w:val="3B3F3D"/>
-                <w:sz w:val="17"/>
-                <w:szCs w:val="17"/>
-              </w:rPr>
-              <w:t>src/core/aboutStory.js</w:t>
-            </w:r>
-          </w:p>
-        </w:tc>
-      </w:tr>
-      <w:tr>
-        <w:tblPrEx>
-          <w:tblCellMar>
-            <w:top w:w="0" w:type="dxa"/>
-            <w:bottom w:w="0" w:type="dxa"/>
-          </w:tblCellMar>
-        </w:tblPrEx>
-        <w:trPr>
-          <w:cantSplit/>
-        </w:trPr>
-        <w:tc>
-          <w:tcPr>
-            <w:tcW w:w="3125" w:type="dxa"/>
-            <w:shd w:val="clear" w:color="auto" w:fill="F4F5F3"/>
-            <w:tcMar>
-              <w:top w:w="50" w:type="dxa"/>
-              <w:left w:w="90" w:type="dxa"/>
-              <w:bottom w:w="50" w:type="dxa"/>
-              <w:right w:w="90" w:type="dxa"/>
-            </w:tcMar>
-          </w:tcPr>
-          <w:p>
-            <w:pPr>
-              <w:spacing w:after="20" w:line="252" w:lineRule="auto"/>
-            </w:pPr>
-            <w:r>
-              <w:rPr>
-                <w:b/>
-                <w:bCs/>
-                <w:sz w:val="19"/>
-                <w:szCs w:val="19"/>
-              </w:rPr>
-              <w:t>The pictures</w:t>
-            </w:r>
-          </w:p>
-        </w:tc>
-        <w:tc>
-          <w:tcPr>
-            <w:tcW w:w="6513" w:type="dxa"/>
-            <w:shd w:val="clear" w:color="auto" w:fill="F4F5F3"/>
-            <w:tcMar>
-              <w:top w:w="50" w:type="dxa"/>
-              <w:left w:w="90" w:type="dxa"/>
-              <w:bottom w:w="50" w:type="dxa"/>
-              <w:right w:w="90" w:type="dxa"/>
-            </w:tcMar>
-          </w:tcPr>
-          <w:p>
-            <w:pPr>
-              <w:spacing w:after="20" w:line="252" w:lineRule="auto"/>
-            </w:pPr>
-            <w:r>
-              <w:rPr>
-                <w:sz w:val="19"/>
-                <w:szCs w:val="19"/>
-              </w:rPr>
-              <w:t xml:space="preserve">Source frames in </w:t>
-            </w:r>
-            <w:r>
-              <w:rPr>
-                <w:rFonts w:ascii="Consolas" w:eastAsia="Consolas" w:hAnsi="Consolas" w:cs="Consolas"/>
-                <w:color w:val="3B3F3D"/>
-                <w:sz w:val="17"/>
-                <w:szCs w:val="17"/>
-              </w:rPr>
-              <w:t>/root/fathersProject/dateroem animations/frames</w:t>
-            </w:r>
-            <w:r>
-              <w:rPr>
-                <w:sz w:val="19"/>
-                <w:szCs w:val="19"/>
-              </w:rPr>
-              <w:t xml:space="preserve">; run </w:t>
-            </w:r>
-            <w:r>
-              <w:rPr>
-                <w:rFonts w:ascii="Consolas" w:eastAsia="Consolas" w:hAnsi="Consolas" w:cs="Consolas"/>
-                <w:color w:val="3B3F3D"/>
-                <w:sz w:val="17"/>
-                <w:szCs w:val="17"/>
-              </w:rPr>
-              <w:t>scripts/build_story_frames.py</w:t>
-            </w:r>
-            <w:r>
-              <w:rPr>
-                <w:sz w:val="19"/>
-                <w:szCs w:val="19"/>
-              </w:rPr>
-              <w:t xml:space="preserve"> to rebuild the web set in </w:t>
-            </w:r>
-            <w:r>
-              <w:rPr>
-                <w:rFonts w:ascii="Consolas" w:eastAsia="Consolas" w:hAnsi="Consolas" w:cs="Consolas"/>
-                <w:color w:val="3B3F3D"/>
-                <w:sz w:val="17"/>
-                <w:szCs w:val="17"/>
-              </w:rPr>
-              <w:t>public/story/</w:t>
-            </w:r>
-            <w:r>
-              <w:rPr>
-                <w:sz w:val="19"/>
-                <w:szCs w:val="19"/>
-              </w:rPr>
-              <w:t xml:space="preserve"> (large, small and fallback sizes with a manifest)</w:t>
-            </w:r>
-          </w:p>
-        </w:tc>
-      </w:tr>
-      <w:tr>
-        <w:tblPrEx>
-          <w:tblCellMar>
-            <w:top w:w="0" w:type="dxa"/>
-            <w:bottom w:w="0" w:type="dxa"/>
-          </w:tblCellMar>
-        </w:tblPrEx>
-        <w:trPr>
-          <w:cantSplit/>
-        </w:trPr>
-        <w:tc>
-          <w:tcPr>
-            <w:tcW w:w="3125" w:type="dxa"/>
-            <w:tcMar>
-              <w:top w:w="50" w:type="dxa"/>
-              <w:left w:w="90" w:type="dxa"/>
-              <w:bottom w:w="50" w:type="dxa"/>
-              <w:right w:w="90" w:type="dxa"/>
-            </w:tcMar>
-          </w:tcPr>
-          <w:p>
-            <w:pPr>
-              <w:spacing w:after="20" w:line="252" w:lineRule="auto"/>
-            </w:pPr>
-            <w:r>
-              <w:rPr>
-                <w:b/>
-                <w:bCs/>
-                <w:sz w:val="19"/>
-                <w:szCs w:val="19"/>
-              </w:rPr>
-              <w:t>Motion behaviour</w:t>
-            </w:r>
-          </w:p>
-        </w:tc>
-        <w:tc>
-          <w:tcPr>
-            <w:tcW w:w="6513" w:type="dxa"/>
-            <w:tcMar>
-              <w:top w:w="50" w:type="dxa"/>
-              <w:left w:w="90" w:type="dxa"/>
-              <w:bottom w:w="50" w:type="dxa"/>
-              <w:right w:w="90" w:type="dxa"/>
-            </w:tcMar>
-          </w:tcPr>
-          <w:p>
-            <w:pPr>
-              <w:spacing w:after="20" w:line="252" w:lineRule="auto"/>
-            </w:pPr>
-            <w:r>
-              <w:rPr>
-                <w:rFonts w:ascii="Consolas" w:eastAsia="Consolas" w:hAnsi="Consolas" w:cs="Consolas"/>
-                <w:color w:val="3B3F3D"/>
-                <w:sz w:val="17"/>
-                <w:szCs w:val="17"/>
-              </w:rPr>
-              <w:t>src/components/StoryScroller.jsx</w:t>
-            </w:r>
-            <w:r>
-              <w:rPr>
-                <w:sz w:val="19"/>
-                <w:szCs w:val="19"/>
-              </w:rPr>
-              <w:t xml:space="preserve"> (About page) and </w:t>
-            </w:r>
-            <w:r>
-              <w:rPr>
-                <w:rFonts w:ascii="Consolas" w:eastAsia="Consolas" w:hAnsi="Consolas" w:cs="Consolas"/>
-                <w:color w:val="3B3F3D"/>
-                <w:sz w:val="17"/>
-                <w:szCs w:val="17"/>
-              </w:rPr>
-              <w:t>src/components/AuthStory.jsx</w:t>
-            </w:r>
-            <w:r>
-              <w:rPr>
-                <w:sz w:val="19"/>
-                <w:szCs w:val="19"/>
-              </w:rPr>
-              <w:t xml:space="preserve"> (sign-in screen)</w:t>
-            </w:r>
-          </w:p>
-        </w:tc>
-      </w:tr>
-    </w:tbl>
-    <w:p>
-      <w:pPr>
-        <w:spacing w:after="120"/>
-      </w:pPr>
-    </w:p>
-    <w:p>
-      <w:pPr>
-        <w:pBdr>
-          <w:left w:val="single" w:sz="24" w:space="8" w:color="2E6B4F"/>
-        </w:pBdr>
-        <w:shd w:val="clear" w:color="auto" w:fill="EEF5F1"/>
-        <w:spacing w:before="120" w:after="180" w:line="264" w:lineRule="auto"/>
-        <w:ind w:left="160" w:right="160"/>
-      </w:pPr>
-      <w:r>
-        <w:rPr>
-          <w:b/>
-          <w:bCs/>
-          <w:color w:val="2E6B4F"/>
-        </w:rPr>
-        <w:t xml:space="preserve">Note: </w:t>
-      </w:r>
-      <w:r>
-        <w:t>Visitors who switch off animations in their device settings get a calm, motion-free version of the site. Windows on the company computer has animations switched off, so browsers there show the reduced-motion version.</w:t>
-      </w:r>
-    </w:p>
-    <w:p>
-      <w:pPr>
-        <w:spacing w:after="120" w:line="276" w:lineRule="auto"/>
-      </w:pPr>
-      <w:r>
-        <w:t xml:space="preserve">Below the film (since 23 October 2026) </w:t>
-      </w:r>
-      <w:r>
-        <w:t>the page sets out the company for customers and for payment-provider checks: Who we are, with the registered facts (business name, business registration number, the workshop in Nakuru and where the timber comes from - farms across Central Kenya); How we wo</w:t>
-      </w:r>
-      <w:r>
-        <w:t xml:space="preserve">rk in four numbered steps (sourcing, milling and finishing, ordering and paying, delivery); Our purpose (the mission and vision) beside a What we stand for card; Where to find us, with the workshop address, an Open in Google Maps button on the owner's own </w:t>
-      </w:r>
-      <w:r>
-        <w:t xml:space="preserve">pin and a Reach us card with the company phone, WhatsApp, email and socials (from the website </w:t>
-      </w:r>
-      <w:r>
-        <w:lastRenderedPageBreak/>
-        <w:t>server's settings); and the founder, with a round photo frame. The same day it was laid out again for big screens ("the rest need to be ordered good"): one centre</w:t>
-      </w:r>
-      <w:r>
-        <w:t>d column, every section with the words on the left and the facts in a card on the right, and the four steps on one line joined by a wood line (two by two on tablets, down a line on phones). The KRA PIN and personal phone numbers are deliberately left off t</w:t>
-      </w:r>
-      <w:r>
-        <w:t>he public page.</w:t>
-      </w:r>
-    </w:p>
-    <w:tbl>
-      <w:tblPr>
-        <w:tblW w:w="9638" w:type="dxa"/>
-        <w:tblBorders>
-          <w:top w:val="single" w:sz="4" w:space="0" w:color="C9D2CC"/>
-          <w:left w:val="single" w:sz="4" w:space="0" w:color="C9D2CC"/>
-          <w:bottom w:val="single" w:sz="4" w:space="0" w:color="C9D2CC"/>
-          <w:right w:val="single" w:sz="4" w:space="0" w:color="C9D2CC"/>
-          <w:insideH w:val="single" w:sz="4" w:space="0" w:color="C9D2CC"/>
-          <w:insideV w:val="single" w:sz="4" w:space="0" w:color="C9D2CC"/>
-        </w:tblBorders>
-        <w:tblLayout w:type="fixed"/>
-        <w:tblCellMar>
-          <w:left w:w="10" w:type="dxa"/>
-          <w:right w:w="10" w:type="dxa"/>
-        </w:tblCellMar>
-        <w:tblLook w:val="04A0" w:firstRow="1" w:lastRow="0" w:firstColumn="1" w:lastColumn="0" w:noHBand="0" w:noVBand="1"/>
-      </w:tblPr>
-      <w:tblGrid>
-        <w:gridCol w:w="3125"/>
-        <w:gridCol w:w="6513"/>
-      </w:tblGrid>
-      <w:tr>
-        <w:tblPrEx>
-          <w:tblCellMar>
-            <w:top w:w="0" w:type="dxa"/>
-            <w:bottom w:w="0" w:type="dxa"/>
-          </w:tblCellMar>
-        </w:tblPrEx>
-        <w:trPr>
-          <w:cantSplit/>
-          <w:tblHeader/>
-        </w:trPr>
-        <w:tc>
-          <w:tcPr>
-            <w:tcW w:w="3125" w:type="dxa"/>
-            <w:shd w:val="clear" w:color="auto" w:fill="1F4D3A"/>
-            <w:tcMar>
-              <w:top w:w="50" w:type="dxa"/>
-              <w:left w:w="90" w:type="dxa"/>
-              <w:bottom w:w="50" w:type="dxa"/>
-              <w:right w:w="90" w:type="dxa"/>
-            </w:tcMar>
-          </w:tcPr>
-          <w:p>
-            <w:pPr>
-              <w:spacing w:after="20" w:line="252" w:lineRule="auto"/>
-            </w:pPr>
-            <w:r>
-              <w:rPr>
-                <w:b/>
-                <w:bCs/>
-                <w:color w:val="FFFFFF"/>
-                <w:sz w:val="19"/>
-                <w:szCs w:val="19"/>
-              </w:rPr>
-              <w:t>To change</w:t>
-            </w:r>
-          </w:p>
-        </w:tc>
-        <w:tc>
-          <w:tcPr>
-            <w:tcW w:w="6513" w:type="dxa"/>
-            <w:shd w:val="clear" w:color="auto" w:fill="1F4D3A"/>
-            <w:tcMar>
-              <w:top w:w="50" w:type="dxa"/>
-              <w:left w:w="90" w:type="dxa"/>
-              <w:bottom w:w="50" w:type="dxa"/>
-              <w:right w:w="90" w:type="dxa"/>
-            </w:tcMar>
-          </w:tcPr>
-          <w:p>
-            <w:pPr>
-              <w:spacing w:after="20" w:line="252" w:lineRule="auto"/>
-            </w:pPr>
-            <w:r>
-              <w:rPr>
-                <w:b/>
-                <w:bCs/>
-                <w:color w:val="FFFFFF"/>
-                <w:sz w:val="19"/>
-                <w:szCs w:val="19"/>
-              </w:rPr>
-              <w:t>Where</w:t>
-            </w:r>
-          </w:p>
-        </w:tc>
-      </w:tr>
-      <w:tr>
-        <w:tblPrEx>
-          <w:tblCellMar>
-            <w:top w:w="0" w:type="dxa"/>
-            <w:bottom w:w="0" w:type="dxa"/>
-          </w:tblCellMar>
-        </w:tblPrEx>
-        <w:trPr>
-          <w:cantSplit/>
-        </w:trPr>
-        <w:tc>
-          <w:tcPr>
-            <w:tcW w:w="3125" w:type="dxa"/>
-            <w:tcMar>
-              <w:top w:w="50" w:type="dxa"/>
-              <w:left w:w="90" w:type="dxa"/>
-              <w:bottom w:w="50" w:type="dxa"/>
-              <w:right w:w="90" w:type="dxa"/>
-            </w:tcMar>
-          </w:tcPr>
-          <w:p>
-            <w:pPr>
-              <w:spacing w:after="20" w:line="252" w:lineRule="auto"/>
-            </w:pPr>
-            <w:r>
-              <w:rPr>
-                <w:b/>
-                <w:bCs/>
-                <w:sz w:val="19"/>
-                <w:szCs w:val="19"/>
-              </w:rPr>
-              <w:t>Company facts, the steps, the address, the founder words</w:t>
-            </w:r>
-          </w:p>
-        </w:tc>
-        <w:tc>
-          <w:tcPr>
-            <w:tcW w:w="6513" w:type="dxa"/>
-            <w:tcMar>
-              <w:top w:w="50" w:type="dxa"/>
-              <w:left w:w="90" w:type="dxa"/>
-              <w:bottom w:w="50" w:type="dxa"/>
-              <w:right w:w="90" w:type="dxa"/>
-            </w:tcMar>
-          </w:tcPr>
-          <w:p>
-            <w:pPr>
-              <w:spacing w:after="20" w:line="252" w:lineRule="auto"/>
-            </w:pPr>
-            <w:r>
-              <w:rPr>
-                <w:rFonts w:ascii="Consolas" w:eastAsia="Consolas" w:hAnsi="Consolas" w:cs="Consolas"/>
-                <w:color w:val="3B3F3D"/>
-                <w:sz w:val="17"/>
-                <w:szCs w:val="17"/>
-              </w:rPr>
-              <w:t>src/core/aboutStory.js</w:t>
-            </w:r>
-            <w:r>
-              <w:rPr>
-                <w:sz w:val="19"/>
-                <w:szCs w:val="19"/>
-              </w:rPr>
-              <w:t xml:space="preserve"> (ABOUT_COMPANY, ABOUT_HOW, ABOUT_LOCATION, ABOUT_FOUNDER)</w:t>
-            </w:r>
-          </w:p>
-        </w:tc>
-      </w:tr>
-      <w:tr>
-        <w:tblPrEx>
-          <w:tblCellMar>
-            <w:top w:w="0" w:type="dxa"/>
-            <w:bottom w:w="0" w:type="dxa"/>
-          </w:tblCellMar>
-        </w:tblPrEx>
-        <w:trPr>
-          <w:cantSplit/>
-        </w:trPr>
-        <w:tc>
-          <w:tcPr>
-            <w:tcW w:w="3125" w:type="dxa"/>
-            <w:shd w:val="clear" w:color="auto" w:fill="F4F5F3"/>
-            <w:tcMar>
-              <w:top w:w="50" w:type="dxa"/>
-              <w:left w:w="90" w:type="dxa"/>
-              <w:bottom w:w="50" w:type="dxa"/>
-              <w:right w:w="90" w:type="dxa"/>
-            </w:tcMar>
-          </w:tcPr>
-          <w:p>
-            <w:pPr>
-              <w:spacing w:after="20" w:line="252" w:lineRule="auto"/>
-            </w:pPr>
-            <w:r>
-              <w:rPr>
-                <w:b/>
-                <w:bCs/>
-                <w:sz w:val="19"/>
-                <w:szCs w:val="19"/>
-              </w:rPr>
-              <w:t>The photo of the founder</w:t>
-            </w:r>
-          </w:p>
-        </w:tc>
-        <w:tc>
-          <w:tcPr>
-            <w:tcW w:w="6513" w:type="dxa"/>
-            <w:shd w:val="clear" w:color="auto" w:fill="F4F5F3"/>
-            <w:tcMar>
-              <w:top w:w="50" w:type="dxa"/>
-              <w:left w:w="90" w:type="dxa"/>
-              <w:bottom w:w="50" w:type="dxa"/>
-              <w:right w:w="90" w:type="dxa"/>
-            </w:tcMar>
-          </w:tcPr>
-          <w:p>
-            <w:pPr>
-              <w:spacing w:after="20" w:line="252" w:lineRule="auto"/>
-            </w:pPr>
-            <w:r>
-              <w:rPr>
-                <w:sz w:val="19"/>
-                <w:szCs w:val="19"/>
-              </w:rPr>
-              <w:t xml:space="preserve">Put a square photo (at least 800 x 800) at </w:t>
-            </w:r>
-            <w:r>
-              <w:rPr>
-                <w:rFonts w:ascii="Consolas" w:eastAsia="Consolas" w:hAnsi="Consolas" w:cs="Consolas"/>
-                <w:color w:val="3B3F3D"/>
-                <w:sz w:val="17"/>
-                <w:szCs w:val="17"/>
-              </w:rPr>
-              <w:t>public/brand/founder.jpg</w:t>
-            </w:r>
-            <w:r>
-              <w:rPr>
-                <w:sz w:val="19"/>
-                <w:szCs w:val="19"/>
-              </w:rPr>
-              <w:t xml:space="preserve"> and rebuild the site. Until then, and while it loads, the frame shows the company emblem (</w:t>
-            </w:r>
-            <w:r>
-              <w:rPr>
-                <w:rFonts w:ascii="Consolas" w:eastAsia="Consolas" w:hAnsi="Consolas" w:cs="Consolas"/>
-                <w:color w:val="3B3F3D"/>
-                <w:sz w:val="17"/>
-                <w:szCs w:val="17"/>
-              </w:rPr>
-              <w:t>FounderPhoto</w:t>
-            </w:r>
-            <w:r>
-              <w:rPr>
-                <w:sz w:val="19"/>
-                <w:szCs w:val="19"/>
-              </w:rPr>
-              <w:t xml:space="preserve"> in </w:t>
-            </w:r>
-            <w:r>
-              <w:rPr>
-                <w:rFonts w:ascii="Consolas" w:eastAsia="Consolas" w:hAnsi="Consolas" w:cs="Consolas"/>
-                <w:color w:val="3B3F3D"/>
-                <w:sz w:val="17"/>
-                <w:szCs w:val="17"/>
-              </w:rPr>
-              <w:t>src/pages/AboutPage.jsx</w:t>
-            </w:r>
-            <w:r>
-              <w:rPr>
-                <w:sz w:val="19"/>
-                <w:szCs w:val="19"/>
-              </w:rPr>
-              <w:t>).</w:t>
-            </w:r>
-          </w:p>
-        </w:tc>
-      </w:tr>
-      <w:tr>
-        <w:tblPrEx>
-          <w:tblCellMar>
-            <w:top w:w="0" w:type="dxa"/>
-            <w:bottom w:w="0" w:type="dxa"/>
-          </w:tblCellMar>
-        </w:tblPrEx>
-        <w:trPr>
-          <w:cantSplit/>
-        </w:trPr>
-        <w:tc>
-          <w:tcPr>
-            <w:tcW w:w="3125" w:type="dxa"/>
-            <w:tcMar>
-              <w:top w:w="50" w:type="dxa"/>
-              <w:left w:w="90" w:type="dxa"/>
-              <w:bottom w:w="50" w:type="dxa"/>
-              <w:right w:w="90" w:type="dxa"/>
-            </w:tcMar>
-          </w:tcPr>
-          <w:p>
-            <w:pPr>
-              <w:spacing w:after="20" w:line="252" w:lineRule="auto"/>
-            </w:pPr>
-            <w:r>
-              <w:rPr>
-                <w:b/>
-                <w:bCs/>
-                <w:sz w:val="19"/>
-                <w:szCs w:val="19"/>
-              </w:rPr>
-              <w:t>The same facts for search engines and payment checks</w:t>
-            </w:r>
-          </w:p>
-        </w:tc>
-        <w:tc>
-          <w:tcPr>
-            <w:tcW w:w="6513" w:type="dxa"/>
-            <w:tcMar>
-              <w:top w:w="50" w:type="dxa"/>
-              <w:left w:w="90" w:type="dxa"/>
-              <w:bottom w:w="50" w:type="dxa"/>
-              <w:right w:w="90" w:type="dxa"/>
-            </w:tcMar>
-          </w:tcPr>
-          <w:p>
-            <w:pPr>
-              <w:spacing w:after="20" w:line="252" w:lineRule="auto"/>
-            </w:pPr>
-            <w:r>
-              <w:rPr>
-                <w:rFonts w:ascii="Consolas" w:eastAsia="Consolas" w:hAnsi="Consolas" w:cs="Consolas"/>
-                <w:color w:val="3B3F3D"/>
-                <w:sz w:val="17"/>
-                <w:szCs w:val="17"/>
-              </w:rPr>
-              <w:t>index.html</w:t>
-            </w:r>
-            <w:r>
-              <w:rPr>
-                <w:sz w:val="19"/>
-                <w:szCs w:val="19"/>
-              </w:rPr>
-              <w:t xml:space="preserve"> (the Organization block, application/ld+json) - keep it in step with the About page</w:t>
-            </w:r>
-          </w:p>
-        </w:tc>
-      </w:tr>
-    </w:tbl>
-    <w:p>
-      <w:pPr>
-        <w:spacing w:after="120"/>
-      </w:pPr>
+        <w:t>Figure 4: My profile with a made-up customer</w:t>
+      </w:r>
     </w:p>
     <w:p>
       <w:pPr>
@@ -9697,7 +9390,7 @@
         </w:rPr>
         <w:drawing>
           <wp:inline distT="0" distB="0" distL="0" distR="0">
-            <wp:extent cx="6096000" cy="6181725"/>
+            <wp:extent cx="3810000" cy="3714750"/>
             <wp:effectExtent l="0" t="0" r="0" b="0"/>
             <wp:docPr id="5" name="Picture 5"/>
             <wp:cNvGraphicFramePr>
@@ -9722,7 +9415,7 @@
                   <pic:spPr bwMode="auto">
                     <a:xfrm>
                       <a:off x="0" y="0"/>
-                      <a:ext cx="6096000" cy="6181725"/>
+                      <a:ext cx="3810000" cy="3714750"/>
                     </a:xfrm>
                     <a:prstGeom prst="rect">
                       <a:avLst/>
@@ -9748,53 +9441,37 @@
           <w:sz w:val="18"/>
           <w:szCs w:val="18"/>
         </w:rPr>
-        <w:t>Figure 5: The About page: How we work, Our purpose with What we stand for, Where to find us with the Reach us card</w:t>
+        <w:t>Figure 5: After a password reset: Choose a new password</w:t>
       </w:r>
     </w:p>
     <w:p>
       <w:pPr>
         <w:pStyle w:val="Heading2"/>
       </w:pPr>
-      <w:bookmarkStart w:id="16" w:name="_Toc243680537"/>
+      <w:bookmarkStart w:id="15" w:name="_Toc243693226"/>
       <w:r>
         <w:lastRenderedPageBreak/>
-        <w:t>4.9  Help page and support email</w:t>
-      </w:r>
-      <w:bookmarkEnd w:id="16"/>
+        <w:t>4.8  Order tickets and Track my order</w:t>
+      </w:r>
+      <w:bookmarkEnd w:id="15"/>
     </w:p>
     <w:p>
       <w:pPr>
         <w:spacing w:after="120" w:line="276" w:lineRule="auto"/>
       </w:pPr>
       <w:r>
-        <w:t>The Help page's con</w:t>
-      </w:r>
-      <w:r>
-        <w:t>tact buttons sit right under the chat button, before the questions (since 7 October 2026; they used to be at the bottom of the page). The email button opens the Send us an email window (below); the address is shown under the buttons: dateroemwoodsales+supp</w:t>
-      </w:r>
-      <w:r>
-        <w:t>ort@gmail.com. That is the business Gmail (dateroemwoodsales@gmail.com) with a "+support" tag, so the mail arrives in the business mailbox and a Gmail filter files it under the Customers label. The page, the assistant and the fallback helper all read the c</w:t>
-      </w:r>
-      <w:r>
-        <w:t>ontacts from the website server's settings (DWS-WEB-01).</w:t>
-      </w:r>
-    </w:p>
-    <w:p>
-      <w:pPr>
-        <w:pStyle w:val="Heading2"/>
-      </w:pPr>
-      <w:bookmarkStart w:id="17" w:name="_Toc243680538"/>
-      <w:r>
-        <w:t>4.10  Frequently asked questions</w:t>
-      </w:r>
-      <w:bookmarkEnd w:id="17"/>
+        <w:t>Since 23 October 2026 every order has a ticket like DW-7K3Q9P (migration 038): six letters and digits drawn at random, without the easily confused 0, O, 1, I and L, so it says nothing about how many orders exist and the next one can't be guessed. The custo</w:t>
+      </w:r>
+      <w:r>
+        <w:t>mer sees it while M-Pesa confirms the payment, on the order page and on each order in Ordered Goods, and quotes it to the team; the assistant names orders by it too.</w:t>
+      </w:r>
     </w:p>
     <w:p>
       <w:pPr>
         <w:spacing w:after="120" w:line="276" w:lineRule="auto"/>
       </w:pPr>
       <w:r>
-        <w:t>Since 7 October 2026 the Help page lists frequently asked questions below the chat button and the contact buttons (</w:t>
+        <w:t>Track my order (</w:t>
       </w:r>
       <w:r>
         <w:rPr>
@@ -9803,10 +9480,10 @@
           <w:sz w:val="19"/>
           <w:szCs w:val="19"/>
         </w:rPr>
-        <w:t>FaqSection</w:t>
-      </w:r>
-      <w:r>
-        <w:t xml:space="preserve"> in </w:t>
+        <w:t>/track</w:t>
+      </w:r>
+      <w:r>
+        <w:t xml:space="preserve">, </w:t>
       </w:r>
       <w:r>
         <w:rPr>
@@ -9815,13 +9492,30 @@
           <w:sz w:val="19"/>
           <w:szCs w:val="19"/>
         </w:rPr>
-        <w:t>src/pages/HelpPage.jsx</w:t>
-      </w:r>
-      <w:r>
-        <w:t>). They come fr</w:t>
-      </w:r>
-      <w:r>
-        <w:t>om the website server (</w:t>
+        <w:t>pages/TrackOrderPage.jsx</w:t>
+      </w:r>
+      <w:r>
+        <w:t>) needs no sign-in: the ticket and the las</w:t>
+      </w:r>
+      <w:r>
+        <w:t>t 3 digits of the phone number on the account. It shows the order in four steps - placed, paid, on a delivery, delivered (or cancelled, or being rescheduled) - with the dates, the pickup area, the total and the items, never the customer's name or phone. Si</w:t>
+      </w:r>
+      <w:r>
+        <w:t>gned-out visitors find it in the top links where signed-in customers see Ordered Goods, and in the footer; the order page links to it with the ticket filled in. Only website orders can be tracked this way - orders staff open on a trip have no customer phon</w:t>
+      </w:r>
+      <w:r>
+        <w:t>e on record. Five wrong tries lock a ticket for half an hour and the page answers at most 60 look-ups a minute (the backend keeps count).</w:t>
+      </w:r>
+    </w:p>
+    <w:p>
+      <w:pPr>
+        <w:spacing w:after="120" w:line="276" w:lineRule="auto"/>
+      </w:pPr>
+      <w:r>
+        <w:t>The driver and the vehicle are hidden from customers unless staff switch on Share driver for that delivery (desktop or</w:t>
+      </w:r>
+      <w:r>
+        <w:t xml:space="preserve"> phone). Then the order page, Ordered Goods and Track my order show the driver's first name, the number plate and the company phone number (</w:t>
       </w:r>
       <w:r>
         <w:rPr>
@@ -9830,10 +9524,10 @@
           <w:sz w:val="19"/>
           <w:szCs w:val="19"/>
         </w:rPr>
-        <w:t>GET /help/faqs</w:t>
-      </w:r>
-      <w:r>
-        <w:t>), grouped by topic in the order admins set, and admins keep them up to date in the desktop app (FAQs) - so a changed feature only needs its answer changed there, not the code.</w:t>
+        <w:t>components/DriverNote.jsx</w:t>
+      </w:r>
+      <w:r>
+        <w:t>) - never the driver's own number.</w:t>
       </w:r>
     </w:p>
     <w:p>
@@ -9848,7 +9542,7 @@
         </w:rPr>
         <w:drawing>
           <wp:inline distT="0" distB="0" distL="0" distR="0">
-            <wp:extent cx="6096000" cy="4286250"/>
+            <wp:extent cx="6096000" cy="4152900"/>
             <wp:effectExtent l="0" t="0" r="0" b="0"/>
             <wp:docPr id="6" name="Picture 6"/>
             <wp:cNvGraphicFramePr>
@@ -9873,7 +9567,7 @@
                   <pic:spPr bwMode="auto">
                     <a:xfrm>
                       <a:off x="0" y="0"/>
-                      <a:ext cx="6096000" cy="4286250"/>
+                      <a:ext cx="6096000" cy="4152900"/>
                     </a:xfrm>
                     <a:prstGeom prst="rect">
                       <a:avLst/>
@@ -9899,7 +9593,7 @@
           <w:sz w:val="18"/>
           <w:szCs w:val="18"/>
         </w:rPr>
-        <w:t>Figure 6: The Help page questions, one o</w:t>
+        <w:t>Figure 6: Track my order with a made-up order whose dr</w:t>
       </w:r>
       <w:r>
         <w:rPr>
@@ -9909,75 +9603,385 @@
           <w:sz w:val="18"/>
           <w:szCs w:val="18"/>
         </w:rPr>
-        <w:t>f them opened</w:t>
-      </w:r>
-    </w:p>
-    <w:p>
-      <w:pPr>
-        <w:pStyle w:val="ListParagraph"/>
-        <w:numPr>
-          <w:ilvl w:val="0"/>
-          <w:numId w:val="2"/>
-        </w:numPr>
-        <w:spacing w:after="60" w:line="264" w:lineRule="auto"/>
-      </w:pPr>
-      <w:r>
-        <w:t>A search box: every word typed must appear in the question, answer or topic; capitals and punctuation don't count, so "mpesa pin" finds "M-Pesa PIN".</w:t>
-      </w:r>
-    </w:p>
-    <w:p>
-      <w:pPr>
-        <w:pStyle w:val="ListParagraph"/>
-        <w:numPr>
-          <w:ilvl w:val="0"/>
-          <w:numId w:val="2"/>
-        </w:numPr>
-        <w:spacing w:after="60" w:line="264" w:lineRule="auto"/>
-      </w:pPr>
-      <w:r>
-        <w:t>Topic buttons (All, Ordering, Payment ...) show one topic at a time.</w:t>
-      </w:r>
-    </w:p>
-    <w:p>
-      <w:pPr>
-        <w:pStyle w:val="ListParagraph"/>
-        <w:numPr>
-          <w:ilvl w:val="0"/>
-          <w:numId w:val="2"/>
-        </w:numPr>
-        <w:spacing w:after="60" w:line="264" w:lineRule="auto"/>
-      </w:pPr>
-      <w:r>
-        <w:t>Each question opens to its answer. Lines starting "1. ", "2. " show as numbered steps, and a question can end with a link to the page it is about ("Go to Shipping"), named as in the menu.</w:t>
-      </w:r>
-    </w:p>
-    <w:p>
-      <w:pPr>
-        <w:pStyle w:val="ListParagraph"/>
-        <w:numPr>
-          <w:ilvl w:val="0"/>
-          <w:numId w:val="2"/>
-        </w:numPr>
-        <w:spacing w:after="60" w:line="264" w:lineRule="auto"/>
-      </w:pPr>
-      <w:r>
-        <w:t>With no questions, or when they can't be loaded, the section is left</w:t>
-      </w:r>
-      <w:r>
-        <w:t xml:space="preserve"> out; the chat and the contacts remain.</w:t>
-      </w:r>
-    </w:p>
-    <w:p>
-      <w:pPr>
-        <w:spacing w:after="60"/>
+        <w:t>iver is shared</w:t>
+      </w:r>
+    </w:p>
+    <w:p>
+      <w:pPr>
+        <w:pStyle w:val="Heading2"/>
+      </w:pPr>
+      <w:bookmarkStart w:id="16" w:name="_Toc243693227"/>
+      <w:r>
+        <w:t>4.9  About page story</w:t>
+      </w:r>
+      <w:bookmarkEnd w:id="16"/>
+    </w:p>
+    <w:p>
+      <w:pPr>
+        <w:spacing w:after="120" w:line="276" w:lineRule="auto"/>
+      </w:pPr>
+      <w:r>
+        <w:t>The About page plays a film of the business as the visitor scrolls: Acquisition, Harvest, Value addition, Packaging and Delivery, each with a card that flies in. Scrolling moves one stage at a time with smooth glides, a</w:t>
+      </w:r>
+      <w:r>
+        <w:t>nd the dots allow jumping to a stage. Frames are drawn on a canvas that stays pinned while the section scrolls. The same frames play in the sign-in screen.</w:t>
+      </w:r>
+    </w:p>
+    <w:tbl>
+      <w:tblPr>
+        <w:tblW w:w="9638" w:type="dxa"/>
+        <w:tblBorders>
+          <w:top w:val="single" w:sz="4" w:space="0" w:color="C9D2CC"/>
+          <w:left w:val="single" w:sz="4" w:space="0" w:color="C9D2CC"/>
+          <w:bottom w:val="single" w:sz="4" w:space="0" w:color="C9D2CC"/>
+          <w:right w:val="single" w:sz="4" w:space="0" w:color="C9D2CC"/>
+          <w:insideH w:val="single" w:sz="4" w:space="0" w:color="C9D2CC"/>
+          <w:insideV w:val="single" w:sz="4" w:space="0" w:color="C9D2CC"/>
+        </w:tblBorders>
+        <w:tblLayout w:type="fixed"/>
+        <w:tblCellMar>
+          <w:left w:w="10" w:type="dxa"/>
+          <w:right w:w="10" w:type="dxa"/>
+        </w:tblCellMar>
+        <w:tblLook w:val="0000" w:firstRow="0" w:lastRow="0" w:firstColumn="0" w:lastColumn="0" w:noHBand="0" w:noVBand="0"/>
+      </w:tblPr>
+      <w:tblGrid>
+        <w:gridCol w:w="3125"/>
+        <w:gridCol w:w="6513"/>
+      </w:tblGrid>
+      <w:tr>
+        <w:tblPrEx>
+          <w:tblCellMar>
+            <w:top w:w="0" w:type="dxa"/>
+            <w:bottom w:w="0" w:type="dxa"/>
+          </w:tblCellMar>
+        </w:tblPrEx>
+        <w:trPr>
+          <w:cantSplit/>
+          <w:tblHeader/>
+        </w:trPr>
+        <w:tc>
+          <w:tcPr>
+            <w:tcW w:w="3125" w:type="dxa"/>
+            <w:shd w:val="clear" w:color="auto" w:fill="1F4D3A"/>
+            <w:tcMar>
+              <w:top w:w="50" w:type="dxa"/>
+              <w:left w:w="90" w:type="dxa"/>
+              <w:bottom w:w="50" w:type="dxa"/>
+              <w:right w:w="90" w:type="dxa"/>
+            </w:tcMar>
+          </w:tcPr>
+          <w:p>
+            <w:pPr>
+              <w:spacing w:after="20" w:line="252" w:lineRule="auto"/>
+            </w:pPr>
+            <w:r>
+              <w:rPr>
+                <w:b/>
+                <w:bCs/>
+                <w:color w:val="FFFFFF"/>
+                <w:sz w:val="19"/>
+                <w:szCs w:val="19"/>
+              </w:rPr>
+              <w:lastRenderedPageBreak/>
+              <w:t>To change</w:t>
+            </w:r>
+          </w:p>
+        </w:tc>
+        <w:tc>
+          <w:tcPr>
+            <w:tcW w:w="6513" w:type="dxa"/>
+            <w:shd w:val="clear" w:color="auto" w:fill="1F4D3A"/>
+            <w:tcMar>
+              <w:top w:w="50" w:type="dxa"/>
+              <w:left w:w="90" w:type="dxa"/>
+              <w:bottom w:w="50" w:type="dxa"/>
+              <w:right w:w="90" w:type="dxa"/>
+            </w:tcMar>
+          </w:tcPr>
+          <w:p>
+            <w:pPr>
+              <w:spacing w:after="20" w:line="252" w:lineRule="auto"/>
+            </w:pPr>
+            <w:r>
+              <w:rPr>
+                <w:b/>
+                <w:bCs/>
+                <w:color w:val="FFFFFF"/>
+                <w:sz w:val="19"/>
+                <w:szCs w:val="19"/>
+              </w:rPr>
+              <w:t>Where</w:t>
+            </w:r>
+          </w:p>
+        </w:tc>
+      </w:tr>
+      <w:tr>
+        <w:tblPrEx>
+          <w:tblCellMar>
+            <w:top w:w="0" w:type="dxa"/>
+            <w:bottom w:w="0" w:type="dxa"/>
+          </w:tblCellMar>
+        </w:tblPrEx>
+        <w:trPr>
+          <w:cantSplit/>
+        </w:trPr>
+        <w:tc>
+          <w:tcPr>
+            <w:tcW w:w="3125" w:type="dxa"/>
+            <w:tcMar>
+              <w:top w:w="50" w:type="dxa"/>
+              <w:left w:w="90" w:type="dxa"/>
+              <w:bottom w:w="50" w:type="dxa"/>
+              <w:right w:w="90" w:type="dxa"/>
+            </w:tcMar>
+          </w:tcPr>
+          <w:p>
+            <w:pPr>
+              <w:spacing w:after="20" w:line="252" w:lineRule="auto"/>
+            </w:pPr>
+            <w:r>
+              <w:rPr>
+                <w:b/>
+                <w:bCs/>
+                <w:sz w:val="19"/>
+                <w:szCs w:val="19"/>
+              </w:rPr>
+              <w:t>Words of the intro, stages and closing</w:t>
+            </w:r>
+          </w:p>
+        </w:tc>
+        <w:tc>
+          <w:tcPr>
+            <w:tcW w:w="6513" w:type="dxa"/>
+            <w:tcMar>
+              <w:top w:w="50" w:type="dxa"/>
+              <w:left w:w="90" w:type="dxa"/>
+              <w:bottom w:w="50" w:type="dxa"/>
+              <w:right w:w="90" w:type="dxa"/>
+            </w:tcMar>
+          </w:tcPr>
+          <w:p>
+            <w:pPr>
+              <w:spacing w:after="20" w:line="252" w:lineRule="auto"/>
+            </w:pPr>
+            <w:r>
+              <w:rPr>
+                <w:rFonts w:ascii="Consolas" w:eastAsia="Consolas" w:hAnsi="Consolas" w:cs="Consolas"/>
+                <w:color w:val="3B3F3D"/>
+                <w:sz w:val="17"/>
+                <w:szCs w:val="17"/>
+              </w:rPr>
+              <w:t>src/core/aboutStory.js</w:t>
+            </w:r>
+          </w:p>
+        </w:tc>
+      </w:tr>
+      <w:tr>
+        <w:tblPrEx>
+          <w:tblCellMar>
+            <w:top w:w="0" w:type="dxa"/>
+            <w:bottom w:w="0" w:type="dxa"/>
+          </w:tblCellMar>
+        </w:tblPrEx>
+        <w:trPr>
+          <w:cantSplit/>
+        </w:trPr>
+        <w:tc>
+          <w:tcPr>
+            <w:tcW w:w="3125" w:type="dxa"/>
+            <w:shd w:val="clear" w:color="auto" w:fill="F4F5F3"/>
+            <w:tcMar>
+              <w:top w:w="50" w:type="dxa"/>
+              <w:left w:w="90" w:type="dxa"/>
+              <w:bottom w:w="50" w:type="dxa"/>
+              <w:right w:w="90" w:type="dxa"/>
+            </w:tcMar>
+          </w:tcPr>
+          <w:p>
+            <w:pPr>
+              <w:spacing w:after="20" w:line="252" w:lineRule="auto"/>
+            </w:pPr>
+            <w:r>
+              <w:rPr>
+                <w:b/>
+                <w:bCs/>
+                <w:sz w:val="19"/>
+                <w:szCs w:val="19"/>
+              </w:rPr>
+              <w:t>The pictures</w:t>
+            </w:r>
+          </w:p>
+        </w:tc>
+        <w:tc>
+          <w:tcPr>
+            <w:tcW w:w="6513" w:type="dxa"/>
+            <w:shd w:val="clear" w:color="auto" w:fill="F4F5F3"/>
+            <w:tcMar>
+              <w:top w:w="50" w:type="dxa"/>
+              <w:left w:w="90" w:type="dxa"/>
+              <w:bottom w:w="50" w:type="dxa"/>
+              <w:right w:w="90" w:type="dxa"/>
+            </w:tcMar>
+          </w:tcPr>
+          <w:p>
+            <w:pPr>
+              <w:spacing w:after="20" w:line="252" w:lineRule="auto"/>
+            </w:pPr>
+            <w:r>
+              <w:rPr>
+                <w:sz w:val="19"/>
+                <w:szCs w:val="19"/>
+              </w:rPr>
+              <w:t xml:space="preserve">Source frames in </w:t>
+            </w:r>
+            <w:r>
+              <w:rPr>
+                <w:rFonts w:ascii="Consolas" w:eastAsia="Consolas" w:hAnsi="Consolas" w:cs="Consolas"/>
+                <w:color w:val="3B3F3D"/>
+                <w:sz w:val="17"/>
+                <w:szCs w:val="17"/>
+              </w:rPr>
+              <w:t>/root/fathersProject/dateroem animations/frames</w:t>
+            </w:r>
+            <w:r>
+              <w:rPr>
+                <w:sz w:val="19"/>
+                <w:szCs w:val="19"/>
+              </w:rPr>
+              <w:t xml:space="preserve">; run </w:t>
+            </w:r>
+            <w:r>
+              <w:rPr>
+                <w:rFonts w:ascii="Consolas" w:eastAsia="Consolas" w:hAnsi="Consolas" w:cs="Consolas"/>
+                <w:color w:val="3B3F3D"/>
+                <w:sz w:val="17"/>
+                <w:szCs w:val="17"/>
+              </w:rPr>
+              <w:t>scripts/build_story_frames.py</w:t>
+            </w:r>
+            <w:r>
+              <w:rPr>
+                <w:sz w:val="19"/>
+                <w:szCs w:val="19"/>
+              </w:rPr>
+              <w:t xml:space="preserve"> to rebuild the web set in </w:t>
+            </w:r>
+            <w:r>
+              <w:rPr>
+                <w:rFonts w:ascii="Consolas" w:eastAsia="Consolas" w:hAnsi="Consolas" w:cs="Consolas"/>
+                <w:color w:val="3B3F3D"/>
+                <w:sz w:val="17"/>
+                <w:szCs w:val="17"/>
+              </w:rPr>
+              <w:t>public/story/</w:t>
+            </w:r>
+            <w:r>
+              <w:rPr>
+                <w:sz w:val="19"/>
+                <w:szCs w:val="19"/>
+              </w:rPr>
+              <w:t xml:space="preserve"> (large, small and fallback sizes with a manifest)</w:t>
+            </w:r>
+          </w:p>
+        </w:tc>
+      </w:tr>
+      <w:tr>
+        <w:tblPrEx>
+          <w:tblCellMar>
+            <w:top w:w="0" w:type="dxa"/>
+            <w:bottom w:w="0" w:type="dxa"/>
+          </w:tblCellMar>
+        </w:tblPrEx>
+        <w:trPr>
+          <w:cantSplit/>
+        </w:trPr>
+        <w:tc>
+          <w:tcPr>
+            <w:tcW w:w="3125" w:type="dxa"/>
+            <w:tcMar>
+              <w:top w:w="50" w:type="dxa"/>
+              <w:left w:w="90" w:type="dxa"/>
+              <w:bottom w:w="50" w:type="dxa"/>
+              <w:right w:w="90" w:type="dxa"/>
+            </w:tcMar>
+          </w:tcPr>
+          <w:p>
+            <w:pPr>
+              <w:spacing w:after="20" w:line="252" w:lineRule="auto"/>
+            </w:pPr>
+            <w:r>
+              <w:rPr>
+                <w:b/>
+                <w:bCs/>
+                <w:sz w:val="19"/>
+                <w:szCs w:val="19"/>
+              </w:rPr>
+              <w:t>Motion behaviour</w:t>
+            </w:r>
+          </w:p>
+        </w:tc>
+        <w:tc>
+          <w:tcPr>
+            <w:tcW w:w="6513" w:type="dxa"/>
+            <w:tcMar>
+              <w:top w:w="50" w:type="dxa"/>
+              <w:left w:w="90" w:type="dxa"/>
+              <w:bottom w:w="50" w:type="dxa"/>
+              <w:right w:w="90" w:type="dxa"/>
+            </w:tcMar>
+          </w:tcPr>
+          <w:p>
+            <w:pPr>
+              <w:spacing w:after="20" w:line="252" w:lineRule="auto"/>
+            </w:pPr>
+            <w:r>
+              <w:rPr>
+                <w:rFonts w:ascii="Consolas" w:eastAsia="Consolas" w:hAnsi="Consolas" w:cs="Consolas"/>
+                <w:color w:val="3B3F3D"/>
+                <w:sz w:val="17"/>
+                <w:szCs w:val="17"/>
+              </w:rPr>
+              <w:t>src/components/StoryScroller.jsx</w:t>
+            </w:r>
+            <w:r>
+              <w:rPr>
+                <w:sz w:val="19"/>
+                <w:szCs w:val="19"/>
+              </w:rPr>
+              <w:t xml:space="preserve"> (About page) and </w:t>
+            </w:r>
+            <w:r>
+              <w:rPr>
+                <w:rFonts w:ascii="Consolas" w:eastAsia="Consolas" w:hAnsi="Consolas" w:cs="Consolas"/>
+                <w:color w:val="3B3F3D"/>
+                <w:sz w:val="17"/>
+                <w:szCs w:val="17"/>
+              </w:rPr>
+              <w:t>src/components/AuthStory.jsx</w:t>
+            </w:r>
+            <w:r>
+              <w:rPr>
+                <w:sz w:val="19"/>
+                <w:szCs w:val="19"/>
+              </w:rPr>
+              <w:t xml:space="preserve"> (sign-in screen)</w:t>
+            </w:r>
+          </w:p>
+        </w:tc>
+      </w:tr>
+    </w:tbl>
+    <w:p>
+      <w:pPr>
+        <w:spacing w:after="120"/>
       </w:pPr>
     </w:p>
     <w:p>
       <w:pPr>
         <w:pBdr>
-          <w:left w:val="single" w:sz="24" w:space="8" w:color="8A5A2B"/>
+          <w:left w:val="single" w:sz="24" w:space="8" w:color="2E6B4F"/>
         </w:pBdr>
-        <w:shd w:val="clear" w:color="auto" w:fill="F6EFE6"/>
+        <w:shd w:val="clear" w:color="auto" w:fill="EEF5F1"/>
         <w:spacing w:before="120" w:after="180" w:line="264" w:lineRule="auto"/>
         <w:ind w:left="160" w:right="160"/>
       </w:pPr>
@@ -9985,131 +9989,382 @@
         <w:rPr>
           <w:b/>
           <w:bCs/>
-          <w:color w:val="8A5A2B"/>
-        </w:rPr>
-        <w:lastRenderedPageBreak/>
-        <w:t xml:space="preserve">Where to adjust: </w:t>
-      </w:r>
-      <w:r>
-        <w:t xml:space="preserve">Questions and answers: the desktop app, FAQs. Page names for links: </w:t>
-      </w:r>
-      <w:r>
-        <w:rPr>
-          <w:rFonts w:ascii="Consolas" w:eastAsia="Consolas" w:hAnsi="Consolas" w:cs="Consolas"/>
-          <w:color w:val="3B3F3D"/>
-          <w:sz w:val="19"/>
-          <w:szCs w:val="19"/>
-        </w:rPr>
-        <w:t>PAGE_NAMES</w:t>
-      </w:r>
-      <w:r>
-        <w:t xml:space="preserve"> in </w:t>
-      </w:r>
-      <w:r>
-        <w:rPr>
-          <w:rFonts w:ascii="Consolas" w:eastAsia="Consolas" w:hAnsi="Consolas" w:cs="Consolas"/>
-          <w:color w:val="3B3F3D"/>
-          <w:sz w:val="19"/>
-          <w:szCs w:val="19"/>
-        </w:rPr>
-        <w:t>src/pages/HelpPage.jsx</w:t>
-      </w:r>
-      <w:r>
-        <w:t xml:space="preserve"> and </w:t>
-      </w:r>
-      <w:r>
-        <w:rPr>
-          <w:rFonts w:ascii="Consolas" w:eastAsia="Consolas" w:hAnsi="Consolas" w:cs="Consolas"/>
-          <w:color w:val="3B3F3D"/>
-          <w:sz w:val="19"/>
-          <w:szCs w:val="19"/>
-        </w:rPr>
-        <w:t>PAGES</w:t>
-      </w:r>
-      <w:r>
-        <w:t xml:space="preserve"> in the desktop app's </w:t>
-      </w:r>
-      <w:r>
-        <w:rPr>
-          <w:rFonts w:ascii="Consolas" w:eastAsia="Consolas" w:hAnsi="Consolas" w:cs="Consolas"/>
-          <w:color w:val="3B3F3D"/>
-          <w:sz w:val="19"/>
-          <w:szCs w:val="19"/>
-        </w:rPr>
-        <w:t>ui/sections/faqs_section.py</w:t>
-      </w:r>
-      <w:r>
-        <w:t xml:space="preserve"> (keep them the same). Styles: </w:t>
-      </w:r>
-      <w:r>
-        <w:rPr>
-          <w:rFonts w:ascii="Consolas" w:eastAsia="Consolas" w:hAnsi="Consolas" w:cs="Consolas"/>
-          <w:color w:val="3B3F3D"/>
-          <w:sz w:val="19"/>
-          <w:szCs w:val="19"/>
-        </w:rPr>
-        <w:t>.hel</w:t>
-      </w:r>
-      <w:r>
-        <w:rPr>
-          <w:rFonts w:ascii="Consolas" w:eastAsia="Consolas" w:hAnsi="Consolas" w:cs="Consolas"/>
-          <w:color w:val="3B3F3D"/>
-          <w:sz w:val="19"/>
-          <w:szCs w:val="19"/>
-        </w:rPr>
-        <w:t>p-faq</w:t>
-      </w:r>
-      <w:r>
-        <w:t xml:space="preserve"> in </w:t>
-      </w:r>
-      <w:r>
-        <w:rPr>
-          <w:rFonts w:ascii="Consolas" w:eastAsia="Consolas" w:hAnsi="Consolas" w:cs="Consolas"/>
-          <w:color w:val="3B3F3D"/>
-          <w:sz w:val="19"/>
-          <w:szCs w:val="19"/>
-        </w:rPr>
-        <w:t>src/styles/index.css</w:t>
-      </w:r>
-      <w:r>
-        <w:t>.</w:t>
-      </w:r>
-    </w:p>
-    <w:p>
-      <w:pPr>
-        <w:pStyle w:val="Heading2"/>
-      </w:pPr>
-      <w:bookmarkStart w:id="18" w:name="_Toc243680539"/>
-      <w:r>
-        <w:t>4.11  Send us an email</w:t>
-      </w:r>
-      <w:bookmarkEnd w:id="18"/>
+          <w:color w:val="2E6B4F"/>
+        </w:rPr>
+        <w:t xml:space="preserve">Note: </w:t>
+      </w:r>
+      <w:r>
+        <w:t>Visitors who switch off animations in their device settings get a calm, motion-free version of the site. Windows on the company computer has animations switched off, so browsers there show the reduced-motion version.</w:t>
+      </w:r>
     </w:p>
     <w:p>
       <w:pPr>
         <w:spacing w:after="120" w:line="276" w:lineRule="auto"/>
       </w:pPr>
       <w:r>
-        <w:t xml:space="preserve">Since 7 October 2026 a customer can write to the support team on the site itself - "just like what they would have done in their outlook or gmail web", without opening an email app (sent by the website </w:t>
-      </w:r>
-      <w:r>
-        <w:t>server, see the Website Server document). "i want that email thingy to appear once some one clicks on the email": the form is a window over the page (</w:t>
-      </w:r>
-      <w:r>
-        <w:rPr>
-          <w:rFonts w:ascii="Consolas" w:eastAsia="Consolas" w:hAnsi="Consolas" w:cs="Consolas"/>
-          <w:color w:val="3B3F3D"/>
-          <w:sz w:val="19"/>
-          <w:szCs w:val="19"/>
-        </w:rPr>
-        <w:t>src/components/EmailDialog.jsx</w:t>
-      </w:r>
-      <w:r>
-        <w:t>), opened by the Send us an email button on the Help page and on the Bulk Or</w:t>
-      </w:r>
-      <w:r>
-        <w:t>ders page, where the subject starts as "Bulk order enquiry". While the website server has no email settings, the same buttons open the visitor's email app as before.</w:t>
-      </w:r>
+        <w:t xml:space="preserve">Below the film (since 23 October 2026) </w:t>
+      </w:r>
+      <w:r>
+        <w:t>the page sets out the company for customers and for payment-provider checks: Who we are, with the registered facts (business name, business registration number, the workshop in Nakuru and where the timber comes from - farms across Central Kenya); How we wo</w:t>
+      </w:r>
+      <w:r>
+        <w:t xml:space="preserve">rk in four numbered steps (sourcing, milling and finishing, ordering and paying, delivery); Our purpose (the mission and vision) beside a What we stand for card; Where to find us, with the workshop address, an Open in Google Maps button on the owner's own </w:t>
+      </w:r>
+      <w:r>
+        <w:t>pin and a Reach us card with the company phone, WhatsApp, email and socials (from the website server's settings); and the founder, with a round photo frame. The same day it was laid out again for big screens ("the rest need to be ordered good"): one centre</w:t>
+      </w:r>
+      <w:r>
+        <w:t>d column, every section with the words on the left and the facts in a card on the right, and the four steps on one line joined by a wood line (two by two on tablets, down a line on phones). The KRA PIN and personal phone numbers are deliberately left off t</w:t>
+      </w:r>
+      <w:r>
+        <w:t>he public page.</w:t>
+      </w:r>
+    </w:p>
+    <w:tbl>
+      <w:tblPr>
+        <w:tblW w:w="9638" w:type="dxa"/>
+        <w:tblBorders>
+          <w:top w:val="single" w:sz="4" w:space="0" w:color="C9D2CC"/>
+          <w:left w:val="single" w:sz="4" w:space="0" w:color="C9D2CC"/>
+          <w:bottom w:val="single" w:sz="4" w:space="0" w:color="C9D2CC"/>
+          <w:right w:val="single" w:sz="4" w:space="0" w:color="C9D2CC"/>
+          <w:insideH w:val="single" w:sz="4" w:space="0" w:color="C9D2CC"/>
+          <w:insideV w:val="single" w:sz="4" w:space="0" w:color="C9D2CC"/>
+        </w:tblBorders>
+        <w:tblLayout w:type="fixed"/>
+        <w:tblCellMar>
+          <w:left w:w="10" w:type="dxa"/>
+          <w:right w:w="10" w:type="dxa"/>
+        </w:tblCellMar>
+        <w:tblLook w:val="0000" w:firstRow="0" w:lastRow="0" w:firstColumn="0" w:lastColumn="0" w:noHBand="0" w:noVBand="0"/>
+      </w:tblPr>
+      <w:tblGrid>
+        <w:gridCol w:w="3125"/>
+        <w:gridCol w:w="6513"/>
+      </w:tblGrid>
+      <w:tr>
+        <w:tblPrEx>
+          <w:tblCellMar>
+            <w:top w:w="0" w:type="dxa"/>
+            <w:bottom w:w="0" w:type="dxa"/>
+          </w:tblCellMar>
+        </w:tblPrEx>
+        <w:trPr>
+          <w:cantSplit/>
+          <w:tblHeader/>
+        </w:trPr>
+        <w:tc>
+          <w:tcPr>
+            <w:tcW w:w="3125" w:type="dxa"/>
+            <w:shd w:val="clear" w:color="auto" w:fill="1F4D3A"/>
+            <w:tcMar>
+              <w:top w:w="50" w:type="dxa"/>
+              <w:left w:w="90" w:type="dxa"/>
+              <w:bottom w:w="50" w:type="dxa"/>
+              <w:right w:w="90" w:type="dxa"/>
+            </w:tcMar>
+          </w:tcPr>
+          <w:p>
+            <w:pPr>
+              <w:spacing w:after="20" w:line="252" w:lineRule="auto"/>
+            </w:pPr>
+            <w:r>
+              <w:rPr>
+                <w:b/>
+                <w:bCs/>
+                <w:color w:val="FFFFFF"/>
+                <w:sz w:val="19"/>
+                <w:szCs w:val="19"/>
+              </w:rPr>
+              <w:t>To change</w:t>
+            </w:r>
+          </w:p>
+        </w:tc>
+        <w:tc>
+          <w:tcPr>
+            <w:tcW w:w="6513" w:type="dxa"/>
+            <w:shd w:val="clear" w:color="auto" w:fill="1F4D3A"/>
+            <w:tcMar>
+              <w:top w:w="50" w:type="dxa"/>
+              <w:left w:w="90" w:type="dxa"/>
+              <w:bottom w:w="50" w:type="dxa"/>
+              <w:right w:w="90" w:type="dxa"/>
+            </w:tcMar>
+          </w:tcPr>
+          <w:p>
+            <w:pPr>
+              <w:spacing w:after="20" w:line="252" w:lineRule="auto"/>
+            </w:pPr>
+            <w:r>
+              <w:rPr>
+                <w:b/>
+                <w:bCs/>
+                <w:color w:val="FFFFFF"/>
+                <w:sz w:val="19"/>
+                <w:szCs w:val="19"/>
+              </w:rPr>
+              <w:t>Where</w:t>
+            </w:r>
+          </w:p>
+        </w:tc>
+      </w:tr>
+      <w:tr>
+        <w:tblPrEx>
+          <w:tblCellMar>
+            <w:top w:w="0" w:type="dxa"/>
+            <w:bottom w:w="0" w:type="dxa"/>
+          </w:tblCellMar>
+        </w:tblPrEx>
+        <w:trPr>
+          <w:cantSplit/>
+        </w:trPr>
+        <w:tc>
+          <w:tcPr>
+            <w:tcW w:w="3125" w:type="dxa"/>
+            <w:tcMar>
+              <w:top w:w="50" w:type="dxa"/>
+              <w:left w:w="90" w:type="dxa"/>
+              <w:bottom w:w="50" w:type="dxa"/>
+              <w:right w:w="90" w:type="dxa"/>
+            </w:tcMar>
+          </w:tcPr>
+          <w:p>
+            <w:pPr>
+              <w:spacing w:after="20" w:line="252" w:lineRule="auto"/>
+            </w:pPr>
+            <w:r>
+              <w:rPr>
+                <w:b/>
+                <w:bCs/>
+                <w:sz w:val="19"/>
+                <w:szCs w:val="19"/>
+              </w:rPr>
+              <w:t>Company facts, the steps, the address, the founder words</w:t>
+            </w:r>
+          </w:p>
+        </w:tc>
+        <w:tc>
+          <w:tcPr>
+            <w:tcW w:w="6513" w:type="dxa"/>
+            <w:tcMar>
+              <w:top w:w="50" w:type="dxa"/>
+              <w:left w:w="90" w:type="dxa"/>
+              <w:bottom w:w="50" w:type="dxa"/>
+              <w:right w:w="90" w:type="dxa"/>
+            </w:tcMar>
+          </w:tcPr>
+          <w:p>
+            <w:pPr>
+              <w:spacing w:after="20" w:line="252" w:lineRule="auto"/>
+            </w:pPr>
+            <w:r>
+              <w:rPr>
+                <w:rFonts w:ascii="Consolas" w:eastAsia="Consolas" w:hAnsi="Consolas" w:cs="Consolas"/>
+                <w:color w:val="3B3F3D"/>
+                <w:sz w:val="17"/>
+                <w:szCs w:val="17"/>
+              </w:rPr>
+              <w:t>src/core/aboutStory.js</w:t>
+            </w:r>
+            <w:r>
+              <w:rPr>
+                <w:sz w:val="19"/>
+                <w:szCs w:val="19"/>
+              </w:rPr>
+              <w:t xml:space="preserve"> (ABOUT_COMPANY, ABOUT_HOW, ABOUT_LOCATION, ABOUT_FOUNDER)</w:t>
+            </w:r>
+          </w:p>
+        </w:tc>
+      </w:tr>
+      <w:tr>
+        <w:tblPrEx>
+          <w:tblCellMar>
+            <w:top w:w="0" w:type="dxa"/>
+            <w:bottom w:w="0" w:type="dxa"/>
+          </w:tblCellMar>
+        </w:tblPrEx>
+        <w:trPr>
+          <w:cantSplit/>
+        </w:trPr>
+        <w:tc>
+          <w:tcPr>
+            <w:tcW w:w="3125" w:type="dxa"/>
+            <w:shd w:val="clear" w:color="auto" w:fill="F4F5F3"/>
+            <w:tcMar>
+              <w:top w:w="50" w:type="dxa"/>
+              <w:left w:w="90" w:type="dxa"/>
+              <w:bottom w:w="50" w:type="dxa"/>
+              <w:right w:w="90" w:type="dxa"/>
+            </w:tcMar>
+          </w:tcPr>
+          <w:p>
+            <w:pPr>
+              <w:spacing w:after="20" w:line="252" w:lineRule="auto"/>
+            </w:pPr>
+            <w:r>
+              <w:rPr>
+                <w:b/>
+                <w:bCs/>
+                <w:sz w:val="19"/>
+                <w:szCs w:val="19"/>
+              </w:rPr>
+              <w:t>The photo of the founder</w:t>
+            </w:r>
+          </w:p>
+        </w:tc>
+        <w:tc>
+          <w:tcPr>
+            <w:tcW w:w="6513" w:type="dxa"/>
+            <w:shd w:val="clear" w:color="auto" w:fill="F4F5F3"/>
+            <w:tcMar>
+              <w:top w:w="50" w:type="dxa"/>
+              <w:left w:w="90" w:type="dxa"/>
+              <w:bottom w:w="50" w:type="dxa"/>
+              <w:right w:w="90" w:type="dxa"/>
+            </w:tcMar>
+          </w:tcPr>
+          <w:p>
+            <w:pPr>
+              <w:spacing w:after="20" w:line="252" w:lineRule="auto"/>
+            </w:pPr>
+            <w:r>
+              <w:rPr>
+                <w:sz w:val="19"/>
+                <w:szCs w:val="19"/>
+              </w:rPr>
+              <w:t xml:space="preserve">Put a square photo (at least 800 x 800) at </w:t>
+            </w:r>
+            <w:r>
+              <w:rPr>
+                <w:rFonts w:ascii="Consolas" w:eastAsia="Consolas" w:hAnsi="Consolas" w:cs="Consolas"/>
+                <w:color w:val="3B3F3D"/>
+                <w:sz w:val="17"/>
+                <w:szCs w:val="17"/>
+              </w:rPr>
+              <w:t>public/brand/founder.jpg</w:t>
+            </w:r>
+            <w:r>
+              <w:rPr>
+                <w:sz w:val="19"/>
+                <w:szCs w:val="19"/>
+              </w:rPr>
+              <w:t xml:space="preserve"> and rebuild the site. Until then, and while it loads, the frame shows the company emblem (</w:t>
+            </w:r>
+            <w:r>
+              <w:rPr>
+                <w:rFonts w:ascii="Consolas" w:eastAsia="Consolas" w:hAnsi="Consolas" w:cs="Consolas"/>
+                <w:color w:val="3B3F3D"/>
+                <w:sz w:val="17"/>
+                <w:szCs w:val="17"/>
+              </w:rPr>
+              <w:t>FounderPhoto</w:t>
+            </w:r>
+            <w:r>
+              <w:rPr>
+                <w:sz w:val="19"/>
+                <w:szCs w:val="19"/>
+              </w:rPr>
+              <w:t xml:space="preserve"> in </w:t>
+            </w:r>
+            <w:r>
+              <w:rPr>
+                <w:rFonts w:ascii="Consolas" w:eastAsia="Consolas" w:hAnsi="Consolas" w:cs="Consolas"/>
+                <w:color w:val="3B3F3D"/>
+                <w:sz w:val="17"/>
+                <w:szCs w:val="17"/>
+              </w:rPr>
+              <w:t>src/pages/AboutPage.jsx</w:t>
+            </w:r>
+            <w:r>
+              <w:rPr>
+                <w:sz w:val="19"/>
+                <w:szCs w:val="19"/>
+              </w:rPr>
+              <w:t>).</w:t>
+            </w:r>
+          </w:p>
+        </w:tc>
+      </w:tr>
+      <w:tr>
+        <w:tblPrEx>
+          <w:tblCellMar>
+            <w:top w:w="0" w:type="dxa"/>
+            <w:bottom w:w="0" w:type="dxa"/>
+          </w:tblCellMar>
+        </w:tblPrEx>
+        <w:trPr>
+          <w:cantSplit/>
+        </w:trPr>
+        <w:tc>
+          <w:tcPr>
+            <w:tcW w:w="3125" w:type="dxa"/>
+            <w:tcMar>
+              <w:top w:w="50" w:type="dxa"/>
+              <w:left w:w="90" w:type="dxa"/>
+              <w:bottom w:w="50" w:type="dxa"/>
+              <w:right w:w="90" w:type="dxa"/>
+            </w:tcMar>
+          </w:tcPr>
+          <w:p>
+            <w:pPr>
+              <w:spacing w:after="20" w:line="252" w:lineRule="auto"/>
+            </w:pPr>
+            <w:r>
+              <w:rPr>
+                <w:b/>
+                <w:bCs/>
+                <w:sz w:val="19"/>
+                <w:szCs w:val="19"/>
+              </w:rPr>
+              <w:t>The same facts for search engines and payment checks</w:t>
+            </w:r>
+          </w:p>
+        </w:tc>
+        <w:tc>
+          <w:tcPr>
+            <w:tcW w:w="6513" w:type="dxa"/>
+            <w:tcMar>
+              <w:top w:w="50" w:type="dxa"/>
+              <w:left w:w="90" w:type="dxa"/>
+              <w:bottom w:w="50" w:type="dxa"/>
+              <w:right w:w="90" w:type="dxa"/>
+            </w:tcMar>
+          </w:tcPr>
+          <w:p>
+            <w:pPr>
+              <w:spacing w:after="20" w:line="252" w:lineRule="auto"/>
+            </w:pPr>
+            <w:r>
+              <w:rPr>
+                <w:rFonts w:ascii="Consolas" w:eastAsia="Consolas" w:hAnsi="Consolas" w:cs="Consolas"/>
+                <w:color w:val="3B3F3D"/>
+                <w:sz w:val="17"/>
+                <w:szCs w:val="17"/>
+              </w:rPr>
+              <w:t>index.html</w:t>
+            </w:r>
+            <w:r>
+              <w:rPr>
+                <w:sz w:val="19"/>
+                <w:szCs w:val="19"/>
+              </w:rPr>
+              <w:t xml:space="preserve"> (the Organization block, applicati</w:t>
+            </w:r>
+            <w:r>
+              <w:rPr>
+                <w:sz w:val="19"/>
+                <w:szCs w:val="19"/>
+              </w:rPr>
+              <w:t>on/ld+json) - keep it in step with the About page</w:t>
+            </w:r>
+          </w:p>
+        </w:tc>
+      </w:tr>
+    </w:tbl>
+    <w:p>
+      <w:pPr>
+        <w:spacing w:after="120"/>
+      </w:pPr>
     </w:p>
     <w:p>
       <w:pPr>
@@ -10121,9 +10376,10 @@
         <w:rPr>
           <w:noProof/>
         </w:rPr>
+        <w:lastRenderedPageBreak/>
         <w:drawing>
           <wp:inline distT="0" distB="0" distL="0" distR="0">
-            <wp:extent cx="6096000" cy="4286250"/>
+            <wp:extent cx="6096000" cy="6181725"/>
             <wp:effectExtent l="0" t="0" r="0" b="0"/>
             <wp:docPr id="7" name="Picture 7"/>
             <wp:cNvGraphicFramePr>
@@ -10148,7 +10404,7 @@
                   <pic:spPr bwMode="auto">
                     <a:xfrm>
                       <a:off x="0" y="0"/>
-                      <a:ext cx="6096000" cy="4286250"/>
+                      <a:ext cx="6096000" cy="6181725"/>
                     </a:xfrm>
                     <a:prstGeom prst="rect">
                       <a:avLst/>
@@ -10174,7 +10430,85 @@
           <w:sz w:val="18"/>
           <w:szCs w:val="18"/>
         </w:rPr>
-        <w:t>Figure 7: The Help page: chat button, then the contact buttons, then the questions</w:t>
+        <w:t>Figure 7: The About page: How we work, Our purpose with What we stand for, Where to find us with the Reach us card</w:t>
+      </w:r>
+    </w:p>
+    <w:p>
+      <w:pPr>
+        <w:pStyle w:val="Heading2"/>
+      </w:pPr>
+      <w:bookmarkStart w:id="17" w:name="_Toc243693228"/>
+      <w:r>
+        <w:t>4.10  Help page and support email</w:t>
+      </w:r>
+      <w:bookmarkEnd w:id="17"/>
+    </w:p>
+    <w:p>
+      <w:pPr>
+        <w:spacing w:after="120" w:line="276" w:lineRule="auto"/>
+      </w:pPr>
+      <w:r>
+        <w:t>The Help page's contact buttons sit right under the chat button, before the questions (since 7 October 2026; they used to be at the bottom of the page). The email button opens the Send us an email window (below); the address is shown under the buttons: dat</w:t>
+      </w:r>
+      <w:r>
+        <w:t>eroemwoodsales+support@gmail.com. That is the business Gmail (dateroemwoodsales@gmail.com) with a "+support" tag, so the mail arrives in the business mailbox and a Gmail filter files it under the Customers label. The page, the assistant and the fallback he</w:t>
+      </w:r>
+      <w:r>
+        <w:t>lper all read the contacts from the website server's settings (DWS-WEB-01).</w:t>
+      </w:r>
+    </w:p>
+    <w:p>
+      <w:pPr>
+        <w:pStyle w:val="Heading2"/>
+      </w:pPr>
+      <w:bookmarkStart w:id="18" w:name="_Toc243693229"/>
+      <w:r>
+        <w:t>4.11  Frequently asked questions</w:t>
+      </w:r>
+      <w:bookmarkEnd w:id="18"/>
+    </w:p>
+    <w:p>
+      <w:pPr>
+        <w:spacing w:after="120" w:line="276" w:lineRule="auto"/>
+      </w:pPr>
+      <w:r>
+        <w:t>Since 7 October 2026 the Help page lists frequently asked questions below the chat button and the contact buttons (</w:t>
+      </w:r>
+      <w:r>
+        <w:rPr>
+          <w:rFonts w:ascii="Consolas" w:eastAsia="Consolas" w:hAnsi="Consolas" w:cs="Consolas"/>
+          <w:color w:val="3B3F3D"/>
+          <w:sz w:val="19"/>
+          <w:szCs w:val="19"/>
+        </w:rPr>
+        <w:t>FaqSection</w:t>
+      </w:r>
+      <w:r>
+        <w:t xml:space="preserve"> in </w:t>
+      </w:r>
+      <w:r>
+        <w:rPr>
+          <w:rFonts w:ascii="Consolas" w:eastAsia="Consolas" w:hAnsi="Consolas" w:cs="Consolas"/>
+          <w:color w:val="3B3F3D"/>
+          <w:sz w:val="19"/>
+          <w:szCs w:val="19"/>
+        </w:rPr>
+        <w:t>src/pages/HelpPage.jsx</w:t>
+      </w:r>
+      <w:r>
+        <w:t>). They come from the website server (</w:t>
+      </w:r>
+      <w:r>
+        <w:rPr>
+          <w:rFonts w:ascii="Consolas" w:eastAsia="Consolas" w:hAnsi="Consolas" w:cs="Consolas"/>
+          <w:color w:val="3B3F3D"/>
+          <w:sz w:val="19"/>
+          <w:szCs w:val="19"/>
+        </w:rPr>
+        <w:t>GET /help/faqs</w:t>
+      </w:r>
+      <w:r>
+        <w:t>), grouped by topic in the order admins set, and admins keep them up to date in the desktop app (FAQs) - so a changed feature only needs its answer changed there, not the code.</w:t>
       </w:r>
     </w:p>
     <w:p>
@@ -10251,7 +10585,7 @@
           <w:sz w:val="18"/>
           <w:szCs w:val="18"/>
         </w:rPr>
-        <w:t>ure 8: The Send us an email window (sample customer), with the suggestion for a mistyped address</w:t>
+        <w:t>ure 8: The Help page questions, one of them opened</w:t>
       </w:r>
     </w:p>
     <w:p>
@@ -10264,10 +10598,7 @@
         <w:spacing w:after="60" w:line="264" w:lineRule="auto"/>
       </w:pPr>
       <w:r>
-        <w:t>To is fixed (the support team); the customer fills in their name, email, an optional phone number, a subject and the message (10 to 4,000 characters, with a co</w:t>
-      </w:r>
-      <w:r>
-        <w:t>unter).</w:t>
+        <w:t>A search box: every word typed must appear in the question, answer or topic; capitals and punctuation don't count, so "mpesa pin" finds "M-Pesa PIN".</w:t>
       </w:r>
     </w:p>
     <w:p>
@@ -10280,7 +10611,10 @@
         <w:spacing w:after="60" w:line="264" w:lineRule="auto"/>
       </w:pPr>
       <w:r>
-        <w:t>Which desk (since 17 October 2026): the Help page writes to the support desk (+support); the Bulk Orders page to the orders desk (+orders), whose copies and replies also come from +orders.</w:t>
+        <w:t>Topic buttons (All, Ordering, Payment ...) show one top</w:t>
+      </w:r>
+      <w:r>
+        <w:t>ic at a time.</w:t>
       </w:r>
     </w:p>
     <w:p>
@@ -10293,7 +10627,7 @@
         <w:spacing w:after="60" w:line="264" w:lineRule="auto"/>
       </w:pPr>
       <w:r>
-        <w:t>Signed in: the phone field starts with the phone number on the account.</w:t>
+        <w:t>Each question opens to its answer. Lines starting "1. ", "2. " show as numbered steps, and a question can end with a link to the page it is about ("Go to Shipping"), named as in the menu.</w:t>
       </w:r>
     </w:p>
     <w:p>
@@ -10306,68 +10640,10 @@
         <w:spacing w:after="60" w:line="264" w:lineRule="auto"/>
       </w:pPr>
       <w:r>
-        <w:t>Signed in: name and email come from the account and can't be changed ("From your account - we reply here"). Not signed in: a mistyped address gets a suggestion, as at sign-up ("Did you</w:t>
-      </w:r>
-      <w:r>
-        <w:t xml:space="preserve"> mean ...@gmail.com?").</w:t>
-      </w:r>
-    </w:p>
-    <w:p>
-      <w:pPr>
-        <w:pStyle w:val="ListParagraph"/>
-        <w:numPr>
-          <w:ilvl w:val="0"/>
-          <w:numId w:val="2"/>
-        </w:numPr>
-        <w:spacing w:after="60" w:line="264" w:lineRule="auto"/>
-      </w:pPr>
-      <w:r>
-        <w:t>After Send: "Sent", the address the reply will go to, and whether a copy (signed in) or a short confirmation (not signed in) is on its way; "Write another" clears subject and message.</w:t>
-      </w:r>
-    </w:p>
-    <w:p>
-      <w:pPr>
-        <w:pStyle w:val="ListParagraph"/>
-        <w:numPr>
-          <w:ilvl w:val="0"/>
-          <w:numId w:val="2"/>
-        </w:numPr>
-        <w:spacing w:after="60" w:line="264" w:lineRule="auto"/>
-      </w:pPr>
-      <w:r>
-        <w:t>A hidden field only bots fill in, and the time t</w:t>
-      </w:r>
-      <w:r>
-        <w:t>he form was open, help the server spot automated sending.</w:t>
-      </w:r>
-    </w:p>
-    <w:p>
-      <w:pPr>
-        <w:pStyle w:val="ListParagraph"/>
-        <w:numPr>
-          <w:ilvl w:val="0"/>
-          <w:numId w:val="2"/>
-        </w:numPr>
-        <w:spacing w:after="60" w:line="264" w:lineRule="auto"/>
-      </w:pPr>
-      <w:r>
-        <w:t>At the bottom, "Prefer your own email app? Open it" opens the visitor's email app with the subject and message typed so far, and the address is shown to copy.</w:t>
-      </w:r>
-    </w:p>
-    <w:p>
-      <w:pPr>
-        <w:pStyle w:val="ListParagraph"/>
-        <w:numPr>
-          <w:ilvl w:val="0"/>
-          <w:numId w:val="2"/>
-        </w:numPr>
-        <w:spacing w:after="60" w:line="264" w:lineRule="auto"/>
-      </w:pPr>
-      <w:r>
-        <w:t>The window closes with the cross, Escap</w:t>
-      </w:r>
-      <w:r>
-        <w:t>e or a click outside it. Closing keeps what was typed until the page is left; after Send, Done closes it and the next one starts with an empty subject and message.</w:t>
+        <w:t>With no questions, or when they can't be loaded, the s</w:t>
+      </w:r>
+      <w:r>
+        <w:t>ection is left out; the chat and the contacts remain.</w:t>
       </w:r>
     </w:p>
     <w:p>
@@ -10393,7 +10669,7 @@
         <w:t xml:space="preserve">Where to adjust: </w:t>
       </w:r>
       <w:r>
-        <w:t xml:space="preserve">Wording, fields and the Bulk Orders subject: </w:t>
+        <w:t xml:space="preserve">Questions and answers: the desktop app, FAQs. Page names for links: </w:t>
       </w:r>
       <w:r>
         <w:rPr>
@@ -10402,7 +10678,10 @@
           <w:sz w:val="19"/>
           <w:szCs w:val="19"/>
         </w:rPr>
-        <w:t>src/components/EmailDialog.js</w:t>
+        <w:t>PAGE_NAMES</w:t>
+      </w:r>
+      <w:r>
+        <w:t xml:space="preserve"> in </w:t>
       </w:r>
       <w:r>
         <w:rPr>
@@ -10411,7 +10690,7 @@
           <w:sz w:val="19"/>
           <w:szCs w:val="19"/>
         </w:rPr>
-        <w:t>x</w:t>
+        <w:t>src/pages/HelpPage.jsx</w:t>
       </w:r>
       <w:r>
         <w:t xml:space="preserve"> and </w:t>
@@ -10423,10 +10702,10 @@
           <w:sz w:val="19"/>
           <w:szCs w:val="19"/>
         </w:rPr>
-        <w:t>BULK_SUBJECT</w:t>
-      </w:r>
-      <w:r>
-        <w:t xml:space="preserve"> in </w:t>
+        <w:t>PAGES</w:t>
+      </w:r>
+      <w:r>
+        <w:t xml:space="preserve"> in the desktop app's </w:t>
       </w:r>
       <w:r>
         <w:rPr>
@@ -10435,10 +10714,10 @@
           <w:sz w:val="19"/>
           <w:szCs w:val="19"/>
         </w:rPr>
-        <w:t>src/pages/HeavyOrderPage.jsx</w:t>
-      </w:r>
-      <w:r>
-        <w:t xml:space="preserve">. Styles: </w:t>
+        <w:t>ui/sections/faqs_section.py</w:t>
+      </w:r>
+      <w:r>
+        <w:t xml:space="preserve"> (keep them the same). Styles: </w:t>
       </w:r>
       <w:r>
         <w:rPr>
@@ -10447,10 +10726,10 @@
           <w:sz w:val="19"/>
           <w:szCs w:val="19"/>
         </w:rPr>
-        <w:t>.email-modal</w:t>
-      </w:r>
-      <w:r>
-        <w:t xml:space="preserve"> and </w:t>
+        <w:t>.help-faq</w:t>
+      </w:r>
+      <w:r>
+        <w:t xml:space="preserve"> in </w:t>
       </w:r>
       <w:r>
         <w:rPr>
@@ -10459,10 +10738,31 @@
           <w:sz w:val="19"/>
           <w:szCs w:val="19"/>
         </w:rPr>
-        <w:t>.help-email</w:t>
-      </w:r>
-      <w:r>
-        <w:t xml:space="preserve"> in </w:t>
+        <w:t>src/styles/index.css</w:t>
+      </w:r>
+      <w:r>
+        <w:t>.</w:t>
+      </w:r>
+    </w:p>
+    <w:p>
+      <w:pPr>
+        <w:pStyle w:val="Heading2"/>
+      </w:pPr>
+      <w:bookmarkStart w:id="19" w:name="_Toc243693230"/>
+      <w:r>
+        <w:t>4.12  Send us an email</w:t>
+      </w:r>
+      <w:bookmarkEnd w:id="19"/>
+    </w:p>
+    <w:p>
+      <w:pPr>
+        <w:spacing w:after="120" w:line="276" w:lineRule="auto"/>
+      </w:pPr>
+      <w:r>
+        <w:t>Since 7 October 2026 a customer can write to the support team on the site itself - "just like what they would have done in their outlook or gmail web", without opening</w:t>
+      </w:r>
+      <w:r>
+        <w:t xml:space="preserve"> an email app (sent by the website server, see the Website Server document). "i want that email thingy to appear once some one clicks on the email": the form is a window over the page (</w:t>
       </w:r>
       <w:r>
         <w:rPr>
@@ -10471,35 +10771,13 @@
           <w:sz w:val="19"/>
           <w:szCs w:val="19"/>
         </w:rPr>
-        <w:t>src/styles/index.css</w:t>
-      </w:r>
-      <w:r>
-        <w:t>.</w:t>
-      </w:r>
-    </w:p>
-    <w:p>
-      <w:pPr>
-        <w:pStyle w:val="Heading2"/>
-      </w:pPr>
-      <w:bookmarkStart w:id="19" w:name="_Toc243680540"/>
-      <w:r>
-        <w:t>4.12  Bulk order pictures</w:t>
-      </w:r>
-      <w:bookmarkEnd w:id="19"/>
-    </w:p>
-    <w:p>
-      <w:pPr>
-        <w:spacing w:after="120" w:line="276" w:lineRule="auto"/>
-      </w:pPr>
-      <w:r>
-        <w:t xml:space="preserve">Since 9 October 2026 the Bulk Orders page shows what a bulk order looks like: "pictures that can be used to show case what bulk orders look like so that customers can see a template of what is meant by bulk orders ... </w:t>
-      </w:r>
-      <w:r>
-        <w:lastRenderedPageBreak/>
-        <w:t>like a slide". The pictures are not pr</w:t>
-      </w:r>
-      <w:r>
-        <w:t>oducts; Marketers, Admins and the SuperAdmin keep them in Marketing in the phone and desktop apps (see those documents). With no pictures, the page is as before.</w:t>
+        <w:t>src/components/EmailDialog.jsx</w:t>
+      </w:r>
+      <w:r>
+        <w:t xml:space="preserve">), opened by the Send us an email button </w:t>
+      </w:r>
+      <w:r>
+        <w:t>on the Help page and on the Bulk Orders page, where the subject starts as "Bulk order enquiry". While the website server has no email settings, the same buttons open the visitor's email app as before.</w:t>
       </w:r>
     </w:p>
     <w:p>
@@ -10512,6 +10790,7 @@
         <w:rPr>
           <w:noProof/>
         </w:rPr>
+        <w:lastRenderedPageBreak/>
         <w:drawing>
           <wp:inline distT="0" distB="0" distL="0" distR="0">
             <wp:extent cx="6096000" cy="4286250"/>
@@ -10565,293 +10844,17 @@
           <w:sz w:val="18"/>
           <w:szCs w:val="18"/>
         </w:rPr>
-        <w:t>Figure 9: The Bulk Orders page with its slideshow (sample pictures)</w:t>
-      </w:r>
-    </w:p>
-    <w:p>
-      <w:pPr>
-        <w:pStyle w:val="ListParagraph"/>
-        <w:numPr>
-          <w:ilvl w:val="0"/>
-          <w:numId w:val="2"/>
-        </w:numPr>
-        <w:spacing w:after="60" w:line="264" w:lineRule="auto"/>
-      </w:pPr>
-      <w:r>
-        <w:t>One picture at a time, c</w:t>
-      </w:r>
-      <w:r>
-        <w:t>ross-fading to the next every 5 seconds. It waits while the mouse is over it, a finger is on it or it has the keyboard focus, and while the tab is in the background; after any change the next one is a full 5 seconds away.</w:t>
-      </w:r>
-    </w:p>
-    <w:p>
-      <w:pPr>
-        <w:pStyle w:val="ListParagraph"/>
-        <w:numPr>
-          <w:ilvl w:val="0"/>
-          <w:numId w:val="2"/>
-        </w:numPr>
-        <w:spacing w:after="60" w:line="264" w:lineRule="auto"/>
-      </w:pPr>
-      <w:r>
-        <w:t>Arrows at the sides, dots undernea</w:t>
-      </w:r>
-      <w:r>
-        <w:t>th (the current one a wood bar), the left and right arrow keys, and a swipe on a phone.</w:t>
-      </w:r>
-    </w:p>
-    <w:p>
-      <w:pPr>
-        <w:pStyle w:val="ListParagraph"/>
-        <w:numPr>
-          <w:ilvl w:val="0"/>
-          <w:numId w:val="2"/>
-        </w:numPr>
-        <w:spacing w:after="60" w:line="264" w:lineRule="auto"/>
-      </w:pPr>
-      <w:r>
-        <w:t xml:space="preserve">Each picture is shown whole - upright phone photos are not cut - over a blurred, darkened copy of itself that fills the frame (16:9 on a computer, 4:3 on a phone). The </w:t>
-      </w:r>
-      <w:r>
-        <w:t>caption, when there is one, sits along the bottom.</w:t>
-      </w:r>
-    </w:p>
-    <w:p>
-      <w:pPr>
-        <w:pStyle w:val="ListParagraph"/>
-        <w:numPr>
-          <w:ilvl w:val="0"/>
-          <w:numId w:val="2"/>
-        </w:numPr>
-        <w:spacing w:after="60" w:line="264" w:lineRule="auto"/>
-      </w:pPr>
-      <w:r>
-        <w:t>Visitors who have asked their device for less motion get no automatic changes or fades: the picture stays until they move it.</w:t>
-      </w:r>
-    </w:p>
-    <w:p>
-      <w:pPr>
-        <w:spacing w:after="60"/>
-      </w:pPr>
-    </w:p>
-    <w:p>
-      <w:pPr>
-        <w:pBdr>
-          <w:left w:val="single" w:sz="24" w:space="8" w:color="8A5A2B"/>
-        </w:pBdr>
-        <w:shd w:val="clear" w:color="auto" w:fill="F6EFE6"/>
-        <w:spacing w:before="120" w:after="180" w:line="264" w:lineRule="auto"/>
-        <w:ind w:left="160" w:right="160"/>
-      </w:pPr>
-      <w:r>
-        <w:rPr>
-          <w:b/>
-          <w:bCs/>
-          <w:color w:val="8A5A2B"/>
-        </w:rPr>
-        <w:t xml:space="preserve">Where to adjust: </w:t>
-      </w:r>
-      <w:r>
-        <w:t xml:space="preserve">Timing and swipe distance: </w:t>
-      </w:r>
-      <w:r>
-        <w:rPr>
-          <w:rFonts w:ascii="Consolas" w:eastAsia="Consolas" w:hAnsi="Consolas" w:cs="Consolas"/>
-          <w:color w:val="3B3F3D"/>
-          <w:sz w:val="19"/>
-          <w:szCs w:val="19"/>
-        </w:rPr>
-        <w:t>ADVANCE_MS</w:t>
-      </w:r>
-      <w:r>
-        <w:t xml:space="preserve"> and </w:t>
-      </w:r>
-      <w:r>
-        <w:rPr>
-          <w:rFonts w:ascii="Consolas" w:eastAsia="Consolas" w:hAnsi="Consolas" w:cs="Consolas"/>
-          <w:color w:val="3B3F3D"/>
-          <w:sz w:val="19"/>
-          <w:szCs w:val="19"/>
-        </w:rPr>
-        <w:t>SWIPE_PX</w:t>
-      </w:r>
-      <w:r>
-        <w:t xml:space="preserve"> in </w:t>
-      </w:r>
-      <w:r>
-        <w:rPr>
-          <w:rFonts w:ascii="Consolas" w:eastAsia="Consolas" w:hAnsi="Consolas" w:cs="Consolas"/>
-          <w:color w:val="3B3F3D"/>
-          <w:sz w:val="19"/>
-          <w:szCs w:val="19"/>
-        </w:rPr>
-        <w:t>src/com</w:t>
-      </w:r>
-      <w:r>
-        <w:rPr>
-          <w:rFonts w:ascii="Consolas" w:eastAsia="Consolas" w:hAnsi="Consolas" w:cs="Consolas"/>
-          <w:color w:val="3B3F3D"/>
-          <w:sz w:val="19"/>
-          <w:szCs w:val="19"/>
-        </w:rPr>
-        <w:t>ponents/ShowcaseSlider.jsx</w:t>
-      </w:r>
-      <w:r>
-        <w:t xml:space="preserve">. Heading: </w:t>
-      </w:r>
-      <w:r>
-        <w:rPr>
-          <w:rFonts w:ascii="Consolas" w:eastAsia="Consolas" w:hAnsi="Consolas" w:cs="Consolas"/>
-          <w:color w:val="3B3F3D"/>
-          <w:sz w:val="19"/>
-          <w:szCs w:val="19"/>
-        </w:rPr>
-        <w:t>src/pages/HeavyOrderPage.jsx</w:t>
-      </w:r>
-      <w:r>
-        <w:t xml:space="preserve">. Styles: </w:t>
-      </w:r>
-      <w:r>
-        <w:rPr>
-          <w:rFonts w:ascii="Consolas" w:eastAsia="Consolas" w:hAnsi="Consolas" w:cs="Consolas"/>
-          <w:color w:val="3B3F3D"/>
-          <w:sz w:val="19"/>
-          <w:szCs w:val="19"/>
-        </w:rPr>
-        <w:t>.showcase</w:t>
-      </w:r>
-      <w:r>
-        <w:t xml:space="preserve"> in </w:t>
-      </w:r>
-      <w:r>
-        <w:rPr>
-          <w:rFonts w:ascii="Consolas" w:eastAsia="Consolas" w:hAnsi="Consolas" w:cs="Consolas"/>
-          <w:color w:val="3B3F3D"/>
-          <w:sz w:val="19"/>
-          <w:szCs w:val="19"/>
-        </w:rPr>
-        <w:t>src/styles/index.css</w:t>
-      </w:r>
-      <w:r>
-        <w:t>.</w:t>
-      </w:r>
-    </w:p>
-    <w:p>
-      <w:pPr>
-        <w:pStyle w:val="Heading2"/>
-      </w:pPr>
-      <w:bookmarkStart w:id="20" w:name="_Toc243680541"/>
-      <w:r>
-        <w:t>4.13  Chat assistant and nudges</w:t>
-      </w:r>
-      <w:bookmarkEnd w:id="20"/>
-    </w:p>
-    <w:p>
-      <w:pPr>
-        <w:spacing w:after="120" w:line="276" w:lineRule="auto"/>
-      </w:pPr>
-      <w:r>
-        <w:t xml:space="preserve">See the AI Assistant document (DWS-BE-04). Timings are in </w:t>
-      </w:r>
-      <w:r>
-        <w:rPr>
-          <w:rFonts w:ascii="Consolas" w:eastAsia="Consolas" w:hAnsi="Consolas" w:cs="Consolas"/>
-          <w:color w:val="3B3F3D"/>
-          <w:sz w:val="19"/>
-          <w:szCs w:val="19"/>
-        </w:rPr>
-        <w:t>NUDGE_TIMING</w:t>
-      </w:r>
-      <w:r>
-        <w:t xml:space="preserve"> in </w:t>
-      </w:r>
-      <w:r>
-        <w:rPr>
-          <w:rFonts w:ascii="Consolas" w:eastAsia="Consolas" w:hAnsi="Consolas" w:cs="Consolas"/>
-          <w:color w:val="3B3F3D"/>
-          <w:sz w:val="19"/>
-          <w:szCs w:val="19"/>
-        </w:rPr>
-        <w:t>src/context/ChatNudgeContext.jsx</w:t>
-      </w:r>
-      <w:r>
-        <w:t>; one-ta</w:t>
-      </w:r>
-      <w:r>
-        <w:t xml:space="preserve">p questions are </w:t>
-      </w:r>
-      <w:r>
-        <w:rPr>
-          <w:rFonts w:ascii="Consolas" w:eastAsia="Consolas" w:hAnsi="Consolas" w:cs="Consolas"/>
-          <w:color w:val="3B3F3D"/>
-          <w:sz w:val="19"/>
-          <w:szCs w:val="19"/>
-        </w:rPr>
-        <w:t>QUICK_QUESTIONS</w:t>
-      </w:r>
-      <w:r>
-        <w:t xml:space="preserve"> in </w:t>
-      </w:r>
-      <w:r>
-        <w:rPr>
-          <w:rFonts w:ascii="Consolas" w:eastAsia="Consolas" w:hAnsi="Consolas" w:cs="Consolas"/>
-          <w:color w:val="3B3F3D"/>
-          <w:sz w:val="19"/>
-          <w:szCs w:val="19"/>
-        </w:rPr>
-        <w:t>src/components/HelpWidget.jsx</w:t>
-      </w:r>
-      <w:r>
-        <w:t>.</w:t>
-      </w:r>
-    </w:p>
-    <w:p>
-      <w:r>
-        <w:br w:type="page"/>
-      </w:r>
-    </w:p>
-    <w:p>
-      <w:pPr>
-        <w:pStyle w:val="Heading1"/>
-      </w:pPr>
-      <w:bookmarkStart w:id="21" w:name="_Toc243680542"/>
-      <w:r>
-        <w:lastRenderedPageBreak/>
-        <w:t>5  Brand style</w:t>
-      </w:r>
-      <w:bookmarkEnd w:id="21"/>
-    </w:p>
-    <w:p>
-      <w:pPr>
-        <w:pStyle w:val="Heading2"/>
-      </w:pPr>
-      <w:bookmarkStart w:id="22" w:name="_Toc243680543"/>
-      <w:r>
-        <w:t>5.1  Company emblem</w:t>
-      </w:r>
-      <w:bookmarkEnd w:id="22"/>
-    </w:p>
-    <w:p>
-      <w:pPr>
-        <w:spacing w:after="120" w:line="276" w:lineRule="auto"/>
-      </w:pPr>
-      <w:r>
-        <w:t>Since 7 October 2026 the company emblem is the one on the delivery lorry in the About film ("i want to use it as the company log"), redrawn as clean gold</w:t>
-      </w:r>
-      <w:r>
-        <w:t xml:space="preserve"> lines on near-black without changing its design ("enhance it ... without having to restructure it so much"): the end of a log with its wavy bark edge and growth rings, and a tree whose leafy canopy is the innermost ring. The drawing is code (</w:t>
-      </w:r>
-      <w:r>
-        <w:rPr>
-          <w:rFonts w:ascii="Consolas" w:eastAsia="Consolas" w:hAnsi="Consolas" w:cs="Consolas"/>
-          <w:color w:val="3B3F3D"/>
-          <w:sz w:val="19"/>
-          <w:szCs w:val="19"/>
-        </w:rPr>
-        <w:t>src/brand/emblem.js</w:t>
-      </w:r>
-      <w:r>
-        <w:t>) in two weights: full, with every ring, for large pictures, and bold (bark edge, canopy and tree, thicker lines) for small ones.</w:t>
+        <w:t>Figure 9: The Help page: chat button, then the contac</w:t>
+      </w:r>
+      <w:r>
+        <w:rPr>
+          <w:i/>
+          <w:iCs/>
+          <w:color w:val="5F6B66"/>
+          <w:sz w:val="18"/>
+          <w:szCs w:val="18"/>
+        </w:rPr>
+        <w:t>t buttons, then the questions</w:t>
       </w:r>
     </w:p>
     <w:p>
@@ -10866,7 +10869,7 @@
         </w:rPr>
         <w:drawing>
           <wp:inline distT="0" distB="0" distL="0" distR="0">
-            <wp:extent cx="2857500" cy="2857500"/>
+            <wp:extent cx="6096000" cy="4286250"/>
             <wp:effectExtent l="0" t="0" r="0" b="0"/>
             <wp:docPr id="10" name="Picture 10"/>
             <wp:cNvGraphicFramePr>
@@ -10891,7 +10894,7 @@
                   <pic:spPr bwMode="auto">
                     <a:xfrm>
                       <a:off x="0" y="0"/>
-                      <a:ext cx="2857500" cy="2857500"/>
+                      <a:ext cx="6096000" cy="4286250"/>
                     </a:xfrm>
                     <a:prstGeom prst="rect">
                       <a:avLst/>
@@ -10917,516 +10920,129 @@
           <w:sz w:val="18"/>
           <w:szCs w:val="18"/>
         </w:rPr>
-        <w:t>Figure 10: The social media profile picture (brand/Dateroem Woods profile picture.png)</w:t>
-      </w:r>
-    </w:p>
-    <w:tbl>
-      <w:tblPr>
-        <w:tblW w:w="9638" w:type="dxa"/>
-        <w:tblBorders>
-          <w:top w:val="single" w:sz="4" w:space="0" w:color="C9D2CC"/>
-          <w:left w:val="single" w:sz="4" w:space="0" w:color="C9D2CC"/>
-          <w:bottom w:val="single" w:sz="4" w:space="0" w:color="C9D2CC"/>
-          <w:right w:val="single" w:sz="4" w:space="0" w:color="C9D2CC"/>
-          <w:insideH w:val="single" w:sz="4" w:space="0" w:color="C9D2CC"/>
-          <w:insideV w:val="single" w:sz="4" w:space="0" w:color="C9D2CC"/>
-        </w:tblBorders>
-        <w:tblLayout w:type="fixed"/>
-        <w:tblCellMar>
-          <w:left w:w="10" w:type="dxa"/>
-          <w:right w:w="10" w:type="dxa"/>
-        </w:tblCellMar>
-        <w:tblLook w:val="04A0" w:firstRow="1" w:lastRow="0" w:firstColumn="1" w:lastColumn="0" w:noHBand="0" w:noVBand="1"/>
-      </w:tblPr>
-      <w:tblGrid>
-        <w:gridCol w:w="3579"/>
-        <w:gridCol w:w="6059"/>
-      </w:tblGrid>
-      <w:tr>
-        <w:tblPrEx>
-          <w:tblCellMar>
-            <w:top w:w="0" w:type="dxa"/>
-            <w:bottom w:w="0" w:type="dxa"/>
-          </w:tblCellMar>
-        </w:tblPrEx>
-        <w:trPr>
-          <w:cantSplit/>
-          <w:tblHeader/>
-        </w:trPr>
-        <w:tc>
-          <w:tcPr>
-            <w:tcW w:w="3579" w:type="dxa"/>
-            <w:shd w:val="clear" w:color="auto" w:fill="1F4D3A"/>
-            <w:tcMar>
-              <w:top w:w="50" w:type="dxa"/>
-              <w:left w:w="90" w:type="dxa"/>
-              <w:bottom w:w="50" w:type="dxa"/>
-              <w:right w:w="90" w:type="dxa"/>
-            </w:tcMar>
-          </w:tcPr>
-          <w:p>
-            <w:pPr>
-              <w:spacing w:after="20" w:line="252" w:lineRule="auto"/>
-            </w:pPr>
-            <w:r>
-              <w:rPr>
-                <w:b/>
-                <w:bCs/>
-                <w:color w:val="FFFFFF"/>
-                <w:sz w:val="19"/>
-                <w:szCs w:val="19"/>
-              </w:rPr>
-              <w:t>File</w:t>
-            </w:r>
-          </w:p>
-        </w:tc>
-        <w:tc>
-          <w:tcPr>
-            <w:tcW w:w="6059" w:type="dxa"/>
-            <w:shd w:val="clear" w:color="auto" w:fill="1F4D3A"/>
-            <w:tcMar>
-              <w:top w:w="50" w:type="dxa"/>
-              <w:left w:w="90" w:type="dxa"/>
-              <w:bottom w:w="50" w:type="dxa"/>
-              <w:right w:w="90" w:type="dxa"/>
-            </w:tcMar>
-          </w:tcPr>
-          <w:p>
-            <w:pPr>
-              <w:spacing w:after="20" w:line="252" w:lineRule="auto"/>
-            </w:pPr>
-            <w:r>
-              <w:rPr>
-                <w:b/>
-                <w:bCs/>
-                <w:color w:val="FFFFFF"/>
-                <w:sz w:val="19"/>
-                <w:szCs w:val="19"/>
-              </w:rPr>
-              <w:t>Where it is used</w:t>
-            </w:r>
-          </w:p>
-        </w:tc>
-      </w:tr>
-      <w:tr>
-        <w:tblPrEx>
-          <w:tblCellMar>
-            <w:top w:w="0" w:type="dxa"/>
-            <w:bottom w:w="0" w:type="dxa"/>
-          </w:tblCellMar>
-        </w:tblPrEx>
-        <w:trPr>
-          <w:cantSplit/>
-        </w:trPr>
-        <w:tc>
-          <w:tcPr>
-            <w:tcW w:w="3579" w:type="dxa"/>
-            <w:tcMar>
-              <w:top w:w="50" w:type="dxa"/>
-              <w:left w:w="90" w:type="dxa"/>
-              <w:bottom w:w="50" w:type="dxa"/>
-              <w:right w:w="90" w:type="dxa"/>
-            </w:tcMar>
-          </w:tcPr>
-          <w:p>
-            <w:pPr>
-              <w:spacing w:after="20" w:line="252" w:lineRule="auto"/>
-            </w:pPr>
-            <w:r>
-              <w:rPr>
-                <w:b/>
-                <w:bCs/>
-                <w:sz w:val="19"/>
-                <w:szCs w:val="19"/>
-              </w:rPr>
-              <w:t>public/favicon.svg, public/favicon.ico</w:t>
-            </w:r>
-          </w:p>
-        </w:tc>
-        <w:tc>
-          <w:tcPr>
-            <w:tcW w:w="6059" w:type="dxa"/>
-            <w:tcMar>
-              <w:top w:w="50" w:type="dxa"/>
-              <w:left w:w="90" w:type="dxa"/>
-              <w:bottom w:w="50" w:type="dxa"/>
-              <w:right w:w="90" w:type="dxa"/>
-            </w:tcMar>
-          </w:tcPr>
-          <w:p>
-            <w:pPr>
-              <w:spacing w:after="20" w:line="252" w:lineRule="auto"/>
-            </w:pPr>
-            <w:r>
-              <w:rPr>
-                <w:sz w:val="19"/>
-                <w:szCs w:val="19"/>
-              </w:rPr>
-              <w:t>The browser tab. Browsers draw tab icons in a fixed small square, so since 8 October 2026 the emblem fills all of it ("can we make it a little more visible ... without having to affect size allowed i</w:t>
-            </w:r>
-            <w:r>
-              <w:rPr>
-                <w:sz w:val="19"/>
-                <w:szCs w:val="19"/>
-              </w:rPr>
-              <w:t>n the browser area"): its wavy bark edge is the outline of the icon, dark inside, with the thickest lines (</w:t>
-            </w:r>
-            <w:r>
-              <w:rPr>
-                <w:rFonts w:ascii="Consolas" w:eastAsia="Consolas" w:hAnsi="Consolas" w:cs="Consolas"/>
-                <w:color w:val="3B3F3D"/>
-                <w:sz w:val="17"/>
-                <w:szCs w:val="17"/>
-              </w:rPr>
-              <w:t>tabIconSvg</w:t>
-            </w:r>
-            <w:r>
-              <w:rPr>
-                <w:sz w:val="19"/>
-                <w:szCs w:val="19"/>
-              </w:rPr>
-              <w:t xml:space="preserve"> in </w:t>
-            </w:r>
-            <w:r>
-              <w:rPr>
-                <w:rFonts w:ascii="Consolas" w:eastAsia="Consolas" w:hAnsi="Consolas" w:cs="Consolas"/>
-                <w:color w:val="3B3F3D"/>
-                <w:sz w:val="17"/>
-                <w:szCs w:val="17"/>
-              </w:rPr>
-              <w:t>src/brand/emblem.js</w:t>
-            </w:r>
-            <w:r>
-              <w:rPr>
-                <w:sz w:val="19"/>
-                <w:szCs w:val="19"/>
-              </w:rPr>
-              <w:t xml:space="preserve">). The page asks for </w:t>
-            </w:r>
-            <w:r>
-              <w:rPr>
-                <w:rFonts w:ascii="Consolas" w:eastAsia="Consolas" w:hAnsi="Consolas" w:cs="Consolas"/>
-                <w:color w:val="3B3F3D"/>
-                <w:sz w:val="17"/>
-                <w:szCs w:val="17"/>
-              </w:rPr>
-              <w:t>favicon.svg?v=2</w:t>
-            </w:r>
-            <w:r>
-              <w:rPr>
-                <w:sz w:val="19"/>
-                <w:szCs w:val="19"/>
-              </w:rPr>
-              <w:t>; raise the number when the icon changes, or browsers keep showing the old one.</w:t>
-            </w:r>
-          </w:p>
-        </w:tc>
-      </w:tr>
-      <w:tr>
-        <w:tblPrEx>
-          <w:tblCellMar>
-            <w:top w:w="0" w:type="dxa"/>
-            <w:bottom w:w="0" w:type="dxa"/>
-          </w:tblCellMar>
-        </w:tblPrEx>
-        <w:trPr>
-          <w:cantSplit/>
-        </w:trPr>
-        <w:tc>
-          <w:tcPr>
-            <w:tcW w:w="3579" w:type="dxa"/>
-            <w:shd w:val="clear" w:color="auto" w:fill="F4F5F3"/>
-            <w:tcMar>
-              <w:top w:w="50" w:type="dxa"/>
-              <w:left w:w="90" w:type="dxa"/>
-              <w:bottom w:w="50" w:type="dxa"/>
-              <w:right w:w="90" w:type="dxa"/>
-            </w:tcMar>
-          </w:tcPr>
-          <w:p>
-            <w:pPr>
-              <w:spacing w:after="20" w:line="252" w:lineRule="auto"/>
-            </w:pPr>
-            <w:r>
-              <w:rPr>
-                <w:b/>
-                <w:bCs/>
-                <w:sz w:val="19"/>
-                <w:szCs w:val="19"/>
-              </w:rPr>
-              <w:t>public/apple-touch-icon.png, public/icon-192.png, public/icon-512.png, public/manifest.webmanifest</w:t>
-            </w:r>
-          </w:p>
-        </w:tc>
-        <w:tc>
-          <w:tcPr>
-            <w:tcW w:w="6059" w:type="dxa"/>
-            <w:shd w:val="clear" w:color="auto" w:fill="F4F5F3"/>
-            <w:tcMar>
-              <w:top w:w="50" w:type="dxa"/>
-              <w:left w:w="90" w:type="dxa"/>
-              <w:bottom w:w="50" w:type="dxa"/>
-              <w:right w:w="90" w:type="dxa"/>
-            </w:tcMar>
-          </w:tcPr>
-          <w:p>
-            <w:pPr>
-              <w:spacing w:after="20" w:line="252" w:lineRule="auto"/>
-            </w:pPr>
-            <w:r>
-              <w:rPr>
-                <w:sz w:val="19"/>
-                <w:szCs w:val="19"/>
-              </w:rPr>
-              <w:t>Phone home screen when the site is added to it</w:t>
-            </w:r>
-          </w:p>
-        </w:tc>
-      </w:tr>
-      <w:tr>
-        <w:tblPrEx>
-          <w:tblCellMar>
-            <w:top w:w="0" w:type="dxa"/>
-            <w:bottom w:w="0" w:type="dxa"/>
-          </w:tblCellMar>
-        </w:tblPrEx>
-        <w:trPr>
-          <w:cantSplit/>
-        </w:trPr>
-        <w:tc>
-          <w:tcPr>
-            <w:tcW w:w="3579" w:type="dxa"/>
-            <w:tcMar>
-              <w:top w:w="50" w:type="dxa"/>
-              <w:left w:w="90" w:type="dxa"/>
-              <w:bottom w:w="50" w:type="dxa"/>
-              <w:right w:w="90" w:type="dxa"/>
-            </w:tcMar>
-          </w:tcPr>
-          <w:p>
-            <w:pPr>
-              <w:spacing w:after="20" w:line="252" w:lineRule="auto"/>
-            </w:pPr>
-            <w:r>
-              <w:rPr>
-                <w:b/>
-                <w:bCs/>
-                <w:sz w:val="19"/>
-                <w:szCs w:val="19"/>
-              </w:rPr>
-              <w:t>public/brand/emblem.svg</w:t>
-            </w:r>
-          </w:p>
-        </w:tc>
-        <w:tc>
-          <w:tcPr>
-            <w:tcW w:w="6059" w:type="dxa"/>
-            <w:tcMar>
-              <w:top w:w="50" w:type="dxa"/>
-              <w:left w:w="90" w:type="dxa"/>
-              <w:bottom w:w="50" w:type="dxa"/>
-              <w:right w:w="90" w:type="dxa"/>
-            </w:tcMar>
-          </w:tcPr>
-          <w:p>
-            <w:pPr>
-              <w:spacing w:after="20" w:line="252" w:lineRule="auto"/>
-            </w:pPr>
-            <w:r>
-              <w:rPr>
-                <w:sz w:val="19"/>
-                <w:szCs w:val="19"/>
-              </w:rPr>
-              <w:t>The footer</w:t>
-            </w:r>
-          </w:p>
-        </w:tc>
-      </w:tr>
-      <w:tr>
-        <w:tblPrEx>
-          <w:tblCellMar>
-            <w:top w:w="0" w:type="dxa"/>
-            <w:bottom w:w="0" w:type="dxa"/>
-          </w:tblCellMar>
-        </w:tblPrEx>
-        <w:trPr>
-          <w:cantSplit/>
-        </w:trPr>
-        <w:tc>
-          <w:tcPr>
-            <w:tcW w:w="3579" w:type="dxa"/>
-            <w:shd w:val="clear" w:color="auto" w:fill="F4F5F3"/>
-            <w:tcMar>
-              <w:top w:w="50" w:type="dxa"/>
-              <w:left w:w="90" w:type="dxa"/>
-              <w:bottom w:w="50" w:type="dxa"/>
-              <w:right w:w="90" w:type="dxa"/>
-            </w:tcMar>
-          </w:tcPr>
-          <w:p>
-            <w:pPr>
-              <w:spacing w:after="20" w:line="252" w:lineRule="auto"/>
-            </w:pPr>
-            <w:r>
-              <w:rPr>
-                <w:b/>
-                <w:bCs/>
-                <w:sz w:val="19"/>
-                <w:szCs w:val="19"/>
-              </w:rPr>
-              <w:t>brand/Dateroem Woods profile picture.png</w:t>
-            </w:r>
-          </w:p>
-        </w:tc>
-        <w:tc>
-          <w:tcPr>
-            <w:tcW w:w="6059" w:type="dxa"/>
-            <w:shd w:val="clear" w:color="auto" w:fill="F4F5F3"/>
-            <w:tcMar>
-              <w:top w:w="50" w:type="dxa"/>
-              <w:left w:w="90" w:type="dxa"/>
-              <w:bottom w:w="50" w:type="dxa"/>
-              <w:right w:w="90" w:type="dxa"/>
-            </w:tcMar>
-          </w:tcPr>
-          <w:p>
-            <w:pPr>
-              <w:spacing w:after="20" w:line="252" w:lineRule="auto"/>
-            </w:pPr>
-            <w:r>
-              <w:rPr>
-                <w:sz w:val="19"/>
-                <w:szCs w:val="19"/>
-              </w:rPr>
-              <w:t>TikTok and Instagram profile picture: emblem with DATEROEM WOODS below, 1080 x 1080, everything inside the circle the apps crop to</w:t>
-            </w:r>
-          </w:p>
-        </w:tc>
-      </w:tr>
-      <w:tr>
-        <w:tblPrEx>
-          <w:tblCellMar>
-            <w:top w:w="0" w:type="dxa"/>
-            <w:bottom w:w="0" w:type="dxa"/>
-          </w:tblCellMar>
-        </w:tblPrEx>
-        <w:trPr>
-          <w:cantSplit/>
-        </w:trPr>
-        <w:tc>
-          <w:tcPr>
-            <w:tcW w:w="3579" w:type="dxa"/>
-            <w:tcMar>
-              <w:top w:w="50" w:type="dxa"/>
-              <w:left w:w="90" w:type="dxa"/>
-              <w:bottom w:w="50" w:type="dxa"/>
-              <w:right w:w="90" w:type="dxa"/>
-            </w:tcMar>
-          </w:tcPr>
-          <w:p>
-            <w:pPr>
-              <w:spacing w:after="20" w:line="252" w:lineRule="auto"/>
-            </w:pPr>
-            <w:r>
-              <w:rPr>
-                <w:b/>
-                <w:bCs/>
-                <w:sz w:val="19"/>
-                <w:szCs w:val="19"/>
-              </w:rPr>
-              <w:t>brand/Dateroem Woods profile picture (emblem only).png</w:t>
-            </w:r>
-          </w:p>
-        </w:tc>
-        <w:tc>
-          <w:tcPr>
-            <w:tcW w:w="6059" w:type="dxa"/>
-            <w:tcMar>
-              <w:top w:w="50" w:type="dxa"/>
-              <w:left w:w="90" w:type="dxa"/>
-              <w:bottom w:w="50" w:type="dxa"/>
-              <w:right w:w="90" w:type="dxa"/>
-            </w:tcMar>
-          </w:tcPr>
-          <w:p>
-            <w:pPr>
-              <w:spacing w:after="20" w:line="252" w:lineRule="auto"/>
-            </w:pPr>
-            <w:r>
-              <w:rPr>
-                <w:sz w:val="19"/>
-                <w:szCs w:val="19"/>
-              </w:rPr>
-              <w:t>The same without the name, for places the picture is shown very small</w:t>
-            </w:r>
-          </w:p>
-        </w:tc>
-      </w:tr>
-      <w:tr>
-        <w:tblPrEx>
-          <w:tblCellMar>
-            <w:top w:w="0" w:type="dxa"/>
-            <w:bottom w:w="0" w:type="dxa"/>
-          </w:tblCellMar>
-        </w:tblPrEx>
-        <w:trPr>
-          <w:cantSplit/>
-        </w:trPr>
-        <w:tc>
-          <w:tcPr>
-            <w:tcW w:w="3579" w:type="dxa"/>
-            <w:shd w:val="clear" w:color="auto" w:fill="F4F5F3"/>
-            <w:tcMar>
-              <w:top w:w="50" w:type="dxa"/>
-              <w:left w:w="90" w:type="dxa"/>
-              <w:bottom w:w="50" w:type="dxa"/>
-              <w:right w:w="90" w:type="dxa"/>
-            </w:tcMar>
-          </w:tcPr>
-          <w:p>
-            <w:pPr>
-              <w:spacing w:after="20" w:line="252" w:lineRule="auto"/>
-            </w:pPr>
-            <w:r>
-              <w:rPr>
-                <w:b/>
-                <w:bCs/>
-                <w:sz w:val="19"/>
-                <w:szCs w:val="19"/>
-              </w:rPr>
-              <w:t>brand/Dateroem Woods logo.svg, .png, logo on dark.png</w:t>
-            </w:r>
-          </w:p>
-        </w:tc>
-        <w:tc>
-          <w:tcPr>
-            <w:tcW w:w="6059" w:type="dxa"/>
-            <w:shd w:val="clear" w:color="auto" w:fill="F4F5F3"/>
-            <w:tcMar>
-              <w:top w:w="50" w:type="dxa"/>
-              <w:left w:w="90" w:type="dxa"/>
-              <w:bottom w:w="50" w:type="dxa"/>
-              <w:right w:w="90" w:type="dxa"/>
-            </w:tcMar>
-          </w:tcPr>
-          <w:p>
-            <w:pPr>
-              <w:spacing w:after="20" w:line="252" w:lineRule="auto"/>
-            </w:pPr>
-            <w:r>
-              <w:rPr>
-                <w:sz w:val="19"/>
-                <w:szCs w:val="19"/>
-              </w:rPr>
-              <w:t>The emblem on its own (see-through and on dark), for anything else</w:t>
-            </w:r>
-          </w:p>
-        </w:tc>
-      </w:tr>
-    </w:tbl>
-    <w:p>
-      <w:pPr>
-        <w:spacing w:after="120"/>
+        <w:t>Figure 10: The Send us an email window (sample customer), with the suggestion for a mistyped address</w:t>
+      </w:r>
+    </w:p>
+    <w:p>
+      <w:pPr>
+        <w:pStyle w:val="ListParagraph"/>
+        <w:numPr>
+          <w:ilvl w:val="0"/>
+          <w:numId w:val="2"/>
+        </w:numPr>
+        <w:spacing w:after="60" w:line="264" w:lineRule="auto"/>
+      </w:pPr>
+      <w:r>
+        <w:lastRenderedPageBreak/>
+        <w:t>To is fixed (the support team); the customer fills in their name, email, an optional phone number, a subject and the messag</w:t>
+      </w:r>
+      <w:r>
+        <w:t>e (10 to 4,000 characters, with a counter).</w:t>
+      </w:r>
+    </w:p>
+    <w:p>
+      <w:pPr>
+        <w:pStyle w:val="ListParagraph"/>
+        <w:numPr>
+          <w:ilvl w:val="0"/>
+          <w:numId w:val="2"/>
+        </w:numPr>
+        <w:spacing w:after="60" w:line="264" w:lineRule="auto"/>
+      </w:pPr>
+      <w:r>
+        <w:t>Which desk (since 17 October 2026): the Help page writes to the support desk (+support); the Bulk Orders page to the orders desk (+orders), whose copies and replies also come from +orders.</w:t>
+      </w:r>
+    </w:p>
+    <w:p>
+      <w:pPr>
+        <w:pStyle w:val="ListParagraph"/>
+        <w:numPr>
+          <w:ilvl w:val="0"/>
+          <w:numId w:val="2"/>
+        </w:numPr>
+        <w:spacing w:after="60" w:line="264" w:lineRule="auto"/>
+      </w:pPr>
+      <w:r>
+        <w:t>Signed in: the phone fi</w:t>
+      </w:r>
+      <w:r>
+        <w:t>eld starts with the phone number on the account.</w:t>
+      </w:r>
+    </w:p>
+    <w:p>
+      <w:pPr>
+        <w:pStyle w:val="ListParagraph"/>
+        <w:numPr>
+          <w:ilvl w:val="0"/>
+          <w:numId w:val="2"/>
+        </w:numPr>
+        <w:spacing w:after="60" w:line="264" w:lineRule="auto"/>
+      </w:pPr>
+      <w:r>
+        <w:t>Signed in: name and email come from the account and can't be changed ("From your account - we reply here"). Not signed in: a mistyped address gets a suggestion, as at sign-up ("Did you mean ...@gmail.com?").</w:t>
+      </w:r>
+    </w:p>
+    <w:p>
+      <w:pPr>
+        <w:pStyle w:val="ListParagraph"/>
+        <w:numPr>
+          <w:ilvl w:val="0"/>
+          <w:numId w:val="2"/>
+        </w:numPr>
+        <w:spacing w:after="60" w:line="264" w:lineRule="auto"/>
+      </w:pPr>
+      <w:r>
+        <w:t>After Send: "Sent", the address the reply will go to, and whether a copy (signed in) or a short confirmation (not signed in) is on its way; "Write another" clears subject and message.</w:t>
+      </w:r>
+    </w:p>
+    <w:p>
+      <w:pPr>
+        <w:pStyle w:val="ListParagraph"/>
+        <w:numPr>
+          <w:ilvl w:val="0"/>
+          <w:numId w:val="2"/>
+        </w:numPr>
+        <w:spacing w:after="60" w:line="264" w:lineRule="auto"/>
+      </w:pPr>
+      <w:r>
+        <w:t xml:space="preserve">A hidden field only bots fill in, and the time the form was open, help </w:t>
+      </w:r>
+      <w:r>
+        <w:t>the server spot automated sending.</w:t>
+      </w:r>
+    </w:p>
+    <w:p>
+      <w:pPr>
+        <w:pStyle w:val="ListParagraph"/>
+        <w:numPr>
+          <w:ilvl w:val="0"/>
+          <w:numId w:val="2"/>
+        </w:numPr>
+        <w:spacing w:after="60" w:line="264" w:lineRule="auto"/>
+      </w:pPr>
+      <w:r>
+        <w:t>At the bottom, "Prefer your own email app? Open it" opens the visitor's email app with the subject and message typed so far, and the address is shown to copy.</w:t>
+      </w:r>
+    </w:p>
+    <w:p>
+      <w:pPr>
+        <w:pStyle w:val="ListParagraph"/>
+        <w:numPr>
+          <w:ilvl w:val="0"/>
+          <w:numId w:val="2"/>
+        </w:numPr>
+        <w:spacing w:after="60" w:line="264" w:lineRule="auto"/>
+      </w:pPr>
+      <w:r>
+        <w:t>The window closes with the cross, Escape or a click outside it</w:t>
+      </w:r>
+      <w:r>
+        <w:t>. Closing keeps what was typed until the page is left; after Send, Done closes it and the next one starts with an empty subject and message.</w:t>
+      </w:r>
+    </w:p>
+    <w:p>
+      <w:pPr>
+        <w:spacing w:after="60"/>
       </w:pPr>
     </w:p>
     <w:p>
@@ -11447,16 +11063,19 @@
         <w:t xml:space="preserve">Where to adjust: </w:t>
       </w:r>
       <w:r>
+        <w:t xml:space="preserve">Wording, fields and the Bulk Orders subject: </w:t>
+      </w:r>
+      <w:r>
         <w:rPr>
           <w:rFonts w:ascii="Consolas" w:eastAsia="Consolas" w:hAnsi="Consolas" w:cs="Consolas"/>
           <w:color w:val="3B3F3D"/>
           <w:sz w:val="19"/>
           <w:szCs w:val="19"/>
         </w:rPr>
-        <w:t>npm run brand:export</w:t>
-      </w:r>
-      <w:r>
-        <w:t xml:space="preserve"> (</w:t>
+        <w:t>src/components/EmailDialog.jsx</w:t>
+      </w:r>
+      <w:r>
+        <w:t xml:space="preserve"> and </w:t>
       </w:r>
       <w:r>
         <w:rPr>
@@ -11465,10 +11084,10 @@
           <w:sz w:val="19"/>
           <w:szCs w:val="19"/>
         </w:rPr>
-        <w:t>scripts/export-brand.mjs</w:t>
-      </w:r>
-      <w:r>
-        <w:t xml:space="preserve">) makes all of these from </w:t>
+        <w:t>BULK_SUBJECT</w:t>
+      </w:r>
+      <w:r>
+        <w:t xml:space="preserve"> in </w:t>
       </w:r>
       <w:r>
         <w:rPr>
@@ -11477,10 +11096,7 @@
           <w:sz w:val="19"/>
           <w:szCs w:val="19"/>
         </w:rPr>
-        <w:t>src/brand/emblem.js</w:t>
-      </w:r>
-      <w:r>
-        <w:t>. The lettering is Montserrat (</w:t>
+        <w:t>s</w:t>
       </w:r>
       <w:r>
         <w:rPr>
@@ -11489,32 +11105,10 @@
           <w:sz w:val="19"/>
           <w:szCs w:val="19"/>
         </w:rPr>
-        <w:t>brand/fonts</w:t>
-      </w:r>
-      <w:r>
-        <w:t>, SIL Open Font License, free for logos).</w:t>
-      </w:r>
-    </w:p>
-    <w:p>
-      <w:pPr>
-        <w:pStyle w:val="Heading2"/>
-      </w:pPr>
-      <w:bookmarkStart w:id="23" w:name="_Toc243680544"/>
-      <w:r>
-        <w:lastRenderedPageBreak/>
-        <w:t>5.2  Footer</w:t>
-      </w:r>
-      <w:bookmarkEnd w:id="23"/>
-    </w:p>
-    <w:p>
-      <w:pPr>
-        <w:spacing w:after="120" w:line="276" w:lineRule="auto"/>
-      </w:pPr>
-      <w:r>
-        <w:t xml:space="preserve">"in the lower part of any page will have our socials there whatapp tiktok email and company telphone number": every page ends with the emblem, "Dateroem Woods" </w:t>
-      </w:r>
-      <w:r>
-        <w:t>and the tagline, then WhatsApp, TikTok, Instagram, the email address (opens the Send us an email window) and the phone number (</w:t>
+        <w:t>rc/pages/HeavyOrderPage.jsx</w:t>
+      </w:r>
+      <w:r>
+        <w:t xml:space="preserve">. Styles: </w:t>
       </w:r>
       <w:r>
         <w:rPr>
@@ -11523,10 +11117,10 @@
           <w:sz w:val="19"/>
           <w:szCs w:val="19"/>
         </w:rPr>
-        <w:t>src/components/Footer.jsx</w:t>
-      </w:r>
-      <w:r>
-        <w:t>). The contacts come from the website server (</w:t>
+        <w:t>.email-modal</w:t>
+      </w:r>
+      <w:r>
+        <w:t xml:space="preserve"> and </w:t>
       </w:r>
       <w:r>
         <w:rPr>
@@ -11535,13 +11129,46 @@
           <w:sz w:val="19"/>
           <w:szCs w:val="19"/>
         </w:rPr>
-        <w:t>GET /help/contact</w:t>
-      </w:r>
-      <w:r>
-        <w:t>); TikTok and Instagram (both @dateroem.w</w:t>
-      </w:r>
-      <w:r>
-        <w:t>oods since 8 October 2026) open in a new tab; either one is left out while its link is empty (SUPPORT_TIKTOK, SUPPORT_INSTAGRAM).</w:t>
+        <w:t>.help-email</w:t>
+      </w:r>
+      <w:r>
+        <w:t xml:space="preserve"> in </w:t>
+      </w:r>
+      <w:r>
+        <w:rPr>
+          <w:rFonts w:ascii="Consolas" w:eastAsia="Consolas" w:hAnsi="Consolas" w:cs="Consolas"/>
+          <w:color w:val="3B3F3D"/>
+          <w:sz w:val="19"/>
+          <w:szCs w:val="19"/>
+        </w:rPr>
+        <w:t>src/styles/index.css</w:t>
+      </w:r>
+      <w:r>
+        <w:t>.</w:t>
+      </w:r>
+    </w:p>
+    <w:p>
+      <w:pPr>
+        <w:pStyle w:val="Heading2"/>
+      </w:pPr>
+      <w:bookmarkStart w:id="20" w:name="_Toc243693231"/>
+      <w:r>
+        <w:t>4.13  Bulk order pictures</w:t>
+      </w:r>
+      <w:bookmarkEnd w:id="20"/>
+    </w:p>
+    <w:p>
+      <w:pPr>
+        <w:spacing w:after="120" w:line="276" w:lineRule="auto"/>
+      </w:pPr>
+      <w:r>
+        <w:t>Since 9 October 2026 the Bulk Orders page shows what a bulk order looks like: "pictures that can be used to show case what bulk orders look</w:t>
+      </w:r>
+      <w:r>
+        <w:t xml:space="preserve"> like so that customers can see a template of what is meant by bulk orders ... like a slide". The pictures are not products; Marketers, Admins and the SuperAdmin keep them in Marketing in the phone and desktop apps (see those documents). With no pictures, </w:t>
+      </w:r>
+      <w:r>
+        <w:t>the page is as before.</w:t>
       </w:r>
     </w:p>
     <w:p>
@@ -11554,9 +11181,10 @@
         <w:rPr>
           <w:noProof/>
         </w:rPr>
+        <w:lastRenderedPageBreak/>
         <w:drawing>
           <wp:inline distT="0" distB="0" distL="0" distR="0">
-            <wp:extent cx="6096000" cy="3810000"/>
+            <wp:extent cx="6096000" cy="4286250"/>
             <wp:effectExtent l="0" t="0" r="0" b="0"/>
             <wp:docPr id="11" name="Picture 11"/>
             <wp:cNvGraphicFramePr>
@@ -11581,7 +11209,7 @@
                   <pic:spPr bwMode="auto">
                     <a:xfrm>
                       <a:off x="0" y="0"/>
-                      <a:ext cx="6096000" cy="3810000"/>
+                      <a:ext cx="6096000" cy="4286250"/>
                     </a:xfrm>
                     <a:prstGeom prst="rect">
                       <a:avLst/>
@@ -11607,18 +11235,8 @@
           <w:sz w:val="18"/>
           <w:szCs w:val="18"/>
         </w:rPr>
-        <w:t>Figure 11: The footer, with the business TikTok and Instagram (@dateroem.woods)</w:t>
-      </w:r>
-    </w:p>
-    <w:p>
-      <w:pPr>
-        <w:pStyle w:val="Heading2"/>
-      </w:pPr>
-      <w:bookmarkStart w:id="24" w:name="_Toc243680545"/>
-      <w:r>
-        <w:t>5.3  Colours, wood and icons</w:t>
-      </w:r>
-      <w:bookmarkEnd w:id="24"/>
+        <w:t>Figure 11: The Bulk Orders page with its slideshow (sample pictures)</w:t>
+      </w:r>
     </w:p>
     <w:p>
       <w:pPr>
@@ -11630,61 +11248,7 @@
         <w:spacing w:after="60" w:line="264" w:lineRule="auto"/>
       </w:pPr>
       <w:r>
-        <w:t xml:space="preserve">Forest-green theme with a painted-wood accent. Since 20 October 2026 the greens are "Living Forest", which the board chose after the older green was felt to be "too lazy and not lively": the page #0f241b, raised surfaces (cards, the cookie banner) #1d4232 </w:t>
-      </w:r>
-      <w:r>
-        <w:t xml:space="preserve">and inner panels #173628 - the same values as the phone and desktop apps. Text on the page keeps a contrast of about 10:1, muted text about 6:1 and the wood about 5:1. The values are the variables at the top of </w:t>
-      </w:r>
-      <w:r>
-        <w:rPr>
-          <w:rFonts w:ascii="Consolas" w:eastAsia="Consolas" w:hAnsi="Consolas" w:cs="Consolas"/>
-          <w:color w:val="3B3F3D"/>
-          <w:sz w:val="19"/>
-          <w:szCs w:val="19"/>
-        </w:rPr>
-        <w:t>src/styles/index.css</w:t>
-      </w:r>
-      <w:r>
-        <w:t xml:space="preserve"> (</w:t>
-      </w:r>
-      <w:r>
-        <w:rPr>
-          <w:rFonts w:ascii="Consolas" w:eastAsia="Consolas" w:hAnsi="Consolas" w:cs="Consolas"/>
-          <w:color w:val="3B3F3D"/>
-          <w:sz w:val="19"/>
-          <w:szCs w:val="19"/>
-        </w:rPr>
-        <w:t>--bg</w:t>
-      </w:r>
-      <w:r>
-        <w:t xml:space="preserve">, </w:t>
-      </w:r>
-      <w:r>
-        <w:rPr>
-          <w:rFonts w:ascii="Consolas" w:eastAsia="Consolas" w:hAnsi="Consolas" w:cs="Consolas"/>
-          <w:color w:val="3B3F3D"/>
-          <w:sz w:val="19"/>
-          <w:szCs w:val="19"/>
-        </w:rPr>
-        <w:t>--bg-elevated</w:t>
-      </w:r>
-      <w:r>
-        <w:t>); t</w:t>
-      </w:r>
-      <w:r>
-        <w:t>he browser bar colour (</w:t>
-      </w:r>
-      <w:r>
-        <w:rPr>
-          <w:rFonts w:ascii="Consolas" w:eastAsia="Consolas" w:hAnsi="Consolas" w:cs="Consolas"/>
-          <w:color w:val="3B3F3D"/>
-          <w:sz w:val="19"/>
-          <w:szCs w:val="19"/>
-        </w:rPr>
-        <w:t>theme-color</w:t>
-      </w:r>
-      <w:r>
-        <w:t xml:space="preserve"> in index.html and the web manifest) follows the page green.</w:t>
+        <w:t>One picture at a time, cross-fading to the next every 5 seconds. It waits while the mouse is over it, a finger is on it or it has the keyboard focus, and while the tab is in the background; after any change the next one is a full 5 seconds away.</w:t>
       </w:r>
     </w:p>
     <w:p>
@@ -11697,61 +11261,10 @@
         <w:spacing w:after="60" w:line="264" w:lineRule="auto"/>
       </w:pPr>
       <w:r>
-        <w:t>Colour themes (since 20 October 2026: "is it possible to add more themes like the dark and light theme and what we have will be default"): Forest is the default, Dark is charcoal greys, Light is warm paper with dark text and a darker, barkier wood for smal</w:t>
-      </w:r>
-      <w:r>
-        <w:t>l text. Every colour is a variable with a value per theme (</w:t>
-      </w:r>
-      <w:r>
-        <w:rPr>
-          <w:rFonts w:ascii="Consolas" w:eastAsia="Consolas" w:hAnsi="Consolas" w:cs="Consolas"/>
-          <w:color w:val="3B3F3D"/>
-          <w:sz w:val="19"/>
-          <w:szCs w:val="19"/>
-        </w:rPr>
-        <w:t>html[data-theme]</w:t>
-      </w:r>
-      <w:r>
-        <w:t xml:space="preserve"> at the top of </w:t>
-      </w:r>
-      <w:r>
-        <w:rPr>
-          <w:rFonts w:ascii="Consolas" w:eastAsia="Consolas" w:hAnsi="Consolas" w:cs="Consolas"/>
-          <w:color w:val="3B3F3D"/>
-          <w:sz w:val="19"/>
-          <w:szCs w:val="19"/>
-        </w:rPr>
-        <w:t>index.css</w:t>
-      </w:r>
-      <w:r>
-        <w:t xml:space="preserve">); hairlines and faint tints use </w:t>
-      </w:r>
-      <w:r>
-        <w:rPr>
-          <w:rFonts w:ascii="Consolas" w:eastAsia="Consolas" w:hAnsi="Consolas" w:cs="Consolas"/>
-          <w:color w:val="3B3F3D"/>
-          <w:sz w:val="19"/>
-          <w:szCs w:val="19"/>
-        </w:rPr>
-        <w:t>--ink-rgb</w:t>
-      </w:r>
-      <w:r>
-        <w:t xml:space="preserve"> (white on the dark themes, black on Light). The About story and the sign-in photo panel are built on dark photogra</w:t>
-      </w:r>
-      <w:r>
-        <w:t xml:space="preserve">phs and keep the Forest colours in every theme. A small script in </w:t>
-      </w:r>
-      <w:r>
-        <w:rPr>
-          <w:rFonts w:ascii="Consolas" w:eastAsia="Consolas" w:hAnsi="Consolas" w:cs="Consolas"/>
-          <w:color w:val="3B3F3D"/>
-          <w:sz w:val="19"/>
-          <w:szCs w:val="19"/>
-        </w:rPr>
-        <w:t>index.html</w:t>
-      </w:r>
-      <w:r>
-        <w:t xml:space="preserve"> applies the saved theme before the first frame, so a Light page never flashes green.</w:t>
+        <w:t xml:space="preserve">Arrows at </w:t>
+      </w:r>
+      <w:r>
+        <w:t>the sides, dots underneath (the current one a wood bar), the left and right arrow keys, and a swipe on a phone.</w:t>
       </w:r>
     </w:p>
     <w:p>
@@ -11764,22 +11277,10 @@
         <w:spacing w:after="60" w:line="264" w:lineRule="auto"/>
       </w:pPr>
       <w:r>
-        <w:t>One brush (</w:t>
-      </w:r>
-      <w:r>
-        <w:rPr>
-          <w:rFonts w:ascii="Consolas" w:eastAsia="Consolas" w:hAnsi="Consolas" w:cs="Consolas"/>
-          <w:color w:val="3B3F3D"/>
-          <w:sz w:val="19"/>
-          <w:szCs w:val="19"/>
-        </w:rPr>
-        <w:t>src/wood/woodPaint.js</w:t>
-      </w:r>
-      <w:r>
-        <w:t>) paints the Dateroem wordmark (whose letters form the rings o</w:t>
-      </w:r>
-      <w:r>
-        <w:t>f a cut log) and the plank and log-end textures used on buttons and highlights.</w:t>
+        <w:t>Each picture is shown whole - upright phone photos are not cut - over a blurred, darkened copy of itself that fills the frame (16:9 on a compute</w:t>
+      </w:r>
+      <w:r>
+        <w:t>r, 4:3 on a phone). The caption, when there is one, sits along the bottom.</w:t>
       </w:r>
     </w:p>
     <w:p>
@@ -11792,17 +11293,45 @@
         <w:spacing w:after="60" w:line="264" w:lineRule="auto"/>
       </w:pPr>
       <w:r>
+        <w:t>Visitors who have asked their device for less motion get no automatic changes or fades: the picture stays until they move it.</w:t>
+      </w:r>
+    </w:p>
+    <w:p>
+      <w:pPr>
+        <w:spacing w:after="60"/>
+      </w:pPr>
+    </w:p>
+    <w:p>
+      <w:pPr>
+        <w:pBdr>
+          <w:left w:val="single" w:sz="24" w:space="8" w:color="8A5A2B"/>
+        </w:pBdr>
+        <w:shd w:val="clear" w:color="auto" w:fill="F6EFE6"/>
+        <w:spacing w:before="120" w:after="180" w:line="264" w:lineRule="auto"/>
+        <w:ind w:left="160" w:right="160"/>
+      </w:pPr>
+      <w:r>
+        <w:rPr>
+          <w:b/>
+          <w:bCs/>
+          <w:color w:val="8A5A2B"/>
+        </w:rPr>
+        <w:t xml:space="preserve">Where to adjust: </w:t>
+      </w:r>
+      <w:r>
+        <w:t xml:space="preserve">Timing and swipe distance: </w:t>
+      </w:r>
+      <w:r>
         <w:rPr>
           <w:rFonts w:ascii="Consolas" w:eastAsia="Consolas" w:hAnsi="Consolas" w:cs="Consolas"/>
           <w:color w:val="3B3F3D"/>
           <w:sz w:val="19"/>
           <w:szCs w:val="19"/>
         </w:rPr>
-        <w:lastRenderedPageBreak/>
-        <w:t>npm run build</w:t>
-      </w:r>
-      <w:r>
-        <w:t xml:space="preserve"> first runs </w:t>
+        <w:t>ADVANCE_MS</w:t>
+      </w:r>
+      <w:r>
+        <w:t xml:space="preserve"> and </w:t>
       </w:r>
       <w:r>
         <w:rPr>
@@ -11811,21 +11340,11 @@
           <w:sz w:val="19"/>
           <w:szCs w:val="19"/>
         </w:rPr>
-        <w:t>scripts/paint-wood-textures.mjs</w:t>
-      </w:r>
-      <w:r>
-        <w:t>, so the textures always match the wordmark.</w:t>
-      </w:r>
-    </w:p>
-    <w:p>
-      <w:pPr>
-        <w:pStyle w:val="ListParagraph"/>
-        <w:numPr>
-          <w:ilvl w:val="0"/>
-          <w:numId w:val="2"/>
-        </w:numPr>
-        <w:spacing w:after="60" w:line="264" w:lineRule="auto"/>
-      </w:pPr>
+        <w:t>SWIPE_PX</w:t>
+      </w:r>
+      <w:r>
+        <w:t xml:space="preserve"> in </w:t>
+      </w:r>
       <w:r>
         <w:rPr>
           <w:rFonts w:ascii="Consolas" w:eastAsia="Consolas" w:hAnsi="Consolas" w:cs="Consolas"/>
@@ -11833,26 +11352,10 @@
           <w:sz w:val="19"/>
           <w:szCs w:val="19"/>
         </w:rPr>
-        <w:t>npm run wood:export -- --mobile &lt;mobile project&gt; ...</w:t>
-      </w:r>
-      <w:r>
-        <w:t xml:space="preserve"> renders the same wood </w:t>
-      </w:r>
-      <w:r>
-        <w:t>images for the mobile and desktop apps.</w:t>
-      </w:r>
-    </w:p>
-    <w:p>
-      <w:pPr>
-        <w:pStyle w:val="ListParagraph"/>
-        <w:numPr>
-          <w:ilvl w:val="0"/>
-          <w:numId w:val="2"/>
-        </w:numPr>
-        <w:spacing w:after="60" w:line="264" w:lineRule="auto"/>
-      </w:pPr>
-      <w:r>
-        <w:t xml:space="preserve">All styles are in </w:t>
+        <w:t>src/components/ShowcaseSlider.jsx</w:t>
+      </w:r>
+      <w:r>
+        <w:t xml:space="preserve">. Heading: </w:t>
       </w:r>
       <w:r>
         <w:rPr>
@@ -11861,23 +11364,10 @@
           <w:sz w:val="19"/>
           <w:szCs w:val="19"/>
         </w:rPr>
-        <w:t>src/styles/index.css</w:t>
-      </w:r>
-      <w:r>
-        <w:t>. Small "forest" motions (things growing into place) respect the reduced-motion setting.</w:t>
-      </w:r>
-    </w:p>
-    <w:p>
-      <w:pPr>
-        <w:pStyle w:val="ListParagraph"/>
-        <w:numPr>
-          <w:ilvl w:val="0"/>
-          <w:numId w:val="2"/>
-        </w:numPr>
-        <w:spacing w:after="60" w:line="264" w:lineRule="auto"/>
-      </w:pPr>
-      <w:r>
-        <w:t>Icons are drawn line icons (</w:t>
+        <w:t>src/pages/HeavyOrderPage.jsx</w:t>
+      </w:r>
+      <w:r>
+        <w:t xml:space="preserve">. Styles: </w:t>
       </w:r>
       <w:r>
         <w:rPr>
@@ -11886,16 +11376,150 @@
           <w:sz w:val="19"/>
           <w:szCs w:val="19"/>
         </w:rPr>
-        <w:t>src/components/Icon.jsx</w:t>
-      </w:r>
-      <w:r>
-        <w:t>), not emojis.</w:t>
-      </w:r>
-    </w:p>
-    <w:p>
-      <w:pPr>
-        <w:spacing w:after="60"/>
-      </w:pPr>
+        <w:t>.showcase</w:t>
+      </w:r>
+      <w:r>
+        <w:t xml:space="preserve"> in </w:t>
+      </w:r>
+      <w:r>
+        <w:rPr>
+          <w:rFonts w:ascii="Consolas" w:eastAsia="Consolas" w:hAnsi="Consolas" w:cs="Consolas"/>
+          <w:color w:val="3B3F3D"/>
+          <w:sz w:val="19"/>
+          <w:szCs w:val="19"/>
+        </w:rPr>
+        <w:t>src/styles/index.css</w:t>
+      </w:r>
+      <w:r>
+        <w:t>.</w:t>
+      </w:r>
+    </w:p>
+    <w:p>
+      <w:pPr>
+        <w:pStyle w:val="Heading2"/>
+      </w:pPr>
+      <w:bookmarkStart w:id="21" w:name="_Toc243693232"/>
+      <w:r>
+        <w:t>4.14  Chat assistant and nudges</w:t>
+      </w:r>
+      <w:bookmarkEnd w:id="21"/>
+    </w:p>
+    <w:p>
+      <w:pPr>
+        <w:spacing w:after="120" w:line="276" w:lineRule="auto"/>
+      </w:pPr>
+      <w:r>
+        <w:t xml:space="preserve">See the AI Assistant document (DWS-BE-04). Timings are in </w:t>
+      </w:r>
+      <w:r>
+        <w:rPr>
+          <w:rFonts w:ascii="Consolas" w:eastAsia="Consolas" w:hAnsi="Consolas" w:cs="Consolas"/>
+          <w:color w:val="3B3F3D"/>
+          <w:sz w:val="19"/>
+          <w:szCs w:val="19"/>
+        </w:rPr>
+        <w:t>NUDGE_TIMING</w:t>
+      </w:r>
+      <w:r>
+        <w:t xml:space="preserve"> in </w:t>
+      </w:r>
+      <w:r>
+        <w:rPr>
+          <w:rFonts w:ascii="Consolas" w:eastAsia="Consolas" w:hAnsi="Consolas" w:cs="Consolas"/>
+          <w:color w:val="3B3F3D"/>
+          <w:sz w:val="19"/>
+          <w:szCs w:val="19"/>
+        </w:rPr>
+        <w:t>src/context/Chat</w:t>
+      </w:r>
+      <w:r>
+        <w:rPr>
+          <w:rFonts w:ascii="Consolas" w:eastAsia="Consolas" w:hAnsi="Consolas" w:cs="Consolas"/>
+          <w:color w:val="3B3F3D"/>
+          <w:sz w:val="19"/>
+          <w:szCs w:val="19"/>
+        </w:rPr>
+        <w:t>NudgeContext.jsx</w:t>
+      </w:r>
+      <w:r>
+        <w:t xml:space="preserve">; one-tap questions are </w:t>
+      </w:r>
+      <w:r>
+        <w:rPr>
+          <w:rFonts w:ascii="Consolas" w:eastAsia="Consolas" w:hAnsi="Consolas" w:cs="Consolas"/>
+          <w:color w:val="3B3F3D"/>
+          <w:sz w:val="19"/>
+          <w:szCs w:val="19"/>
+        </w:rPr>
+        <w:t>QUICK_QUESTIONS</w:t>
+      </w:r>
+      <w:r>
+        <w:t xml:space="preserve"> in </w:t>
+      </w:r>
+      <w:r>
+        <w:rPr>
+          <w:rFonts w:ascii="Consolas" w:eastAsia="Consolas" w:hAnsi="Consolas" w:cs="Consolas"/>
+          <w:color w:val="3B3F3D"/>
+          <w:sz w:val="19"/>
+          <w:szCs w:val="19"/>
+        </w:rPr>
+        <w:t>src/components/HelpWidget.jsx</w:t>
+      </w:r>
+      <w:r>
+        <w:t>.</w:t>
+      </w:r>
+    </w:p>
+    <w:p>
+      <w:r>
+        <w:br w:type="page"/>
+      </w:r>
+    </w:p>
+    <w:p>
+      <w:pPr>
+        <w:pStyle w:val="Heading1"/>
+      </w:pPr>
+      <w:bookmarkStart w:id="22" w:name="_Toc243693233"/>
+      <w:r>
+        <w:lastRenderedPageBreak/>
+        <w:t>5  Brand style</w:t>
+      </w:r>
+      <w:bookmarkEnd w:id="22"/>
+    </w:p>
+    <w:p>
+      <w:pPr>
+        <w:pStyle w:val="Heading2"/>
+      </w:pPr>
+      <w:bookmarkStart w:id="23" w:name="_Toc243693234"/>
+      <w:r>
+        <w:t>5.1  Company emblem</w:t>
+      </w:r>
+      <w:bookmarkEnd w:id="23"/>
+    </w:p>
+    <w:p>
+      <w:pPr>
+        <w:spacing w:after="120" w:line="276" w:lineRule="auto"/>
+      </w:pPr>
+      <w:r>
+        <w:t>Since 7 October 2026 the company emblem is the one on the delivery lorry in the About film ("i want to use it as the company log"</w:t>
+      </w:r>
+      <w:r>
+        <w:t>), redrawn as clean gold lines on near-black without changing its design ("enhance it ... without having to restructure it so much"): the end of a log with its wavy bark edge and growth rings, and a tree whose leafy canopy is the innermost ring. The drawin</w:t>
+      </w:r>
+      <w:r>
+        <w:t>g is code (</w:t>
+      </w:r>
+      <w:r>
+        <w:rPr>
+          <w:rFonts w:ascii="Consolas" w:eastAsia="Consolas" w:hAnsi="Consolas" w:cs="Consolas"/>
+          <w:color w:val="3B3F3D"/>
+          <w:sz w:val="19"/>
+          <w:szCs w:val="19"/>
+        </w:rPr>
+        <w:t>src/brand/emblem.js</w:t>
+      </w:r>
+      <w:r>
+        <w:t>) in two weights: full, with every ring, for large pictures, and bold (bark edge, canopy and tree, thicker lines) for small ones.</w:t>
+      </w:r>
     </w:p>
     <w:p>
       <w:pPr>
@@ -11909,7 +11533,7 @@
         </w:rPr>
         <w:drawing>
           <wp:inline distT="0" distB="0" distL="0" distR="0">
-            <wp:extent cx="4191000" cy="1095375"/>
+            <wp:extent cx="2857500" cy="2857500"/>
             <wp:effectExtent l="0" t="0" r="0" b="0"/>
             <wp:docPr id="12" name="Picture 12"/>
             <wp:cNvGraphicFramePr>
@@ -11934,7 +11558,7 @@
                   <pic:spPr bwMode="auto">
                     <a:xfrm>
                       <a:off x="0" y="0"/>
-                      <a:ext cx="4191000" cy="1095375"/>
+                      <a:ext cx="2857500" cy="2857500"/>
                     </a:xfrm>
                     <a:prstGeom prst="rect">
                       <a:avLst/>
@@ -11960,17 +11584,641 @@
           <w:sz w:val="18"/>
           <w:szCs w:val="18"/>
         </w:rPr>
-        <w:t>Figure 12: The Theme</w:t>
-      </w:r>
-      <w:r>
-        <w:rPr>
-          <w:i/>
-          <w:iCs/>
-          <w:color w:val="5F6B66"/>
-          <w:sz w:val="18"/>
-          <w:szCs w:val="18"/>
-        </w:rPr>
-        <w:t xml:space="preserve"> menu at the end of the top links (Light)</w:t>
+        <w:t>Figure 12: The social media profile picture (brand/Dateroem Woods profile picture.png)</w:t>
+      </w:r>
+    </w:p>
+    <w:tbl>
+      <w:tblPr>
+        <w:tblW w:w="9638" w:type="dxa"/>
+        <w:tblBorders>
+          <w:top w:val="single" w:sz="4" w:space="0" w:color="C9D2CC"/>
+          <w:left w:val="single" w:sz="4" w:space="0" w:color="C9D2CC"/>
+          <w:bottom w:val="single" w:sz="4" w:space="0" w:color="C9D2CC"/>
+          <w:right w:val="single" w:sz="4" w:space="0" w:color="C9D2CC"/>
+          <w:insideH w:val="single" w:sz="4" w:space="0" w:color="C9D2CC"/>
+          <w:insideV w:val="single" w:sz="4" w:space="0" w:color="C9D2CC"/>
+        </w:tblBorders>
+        <w:tblLayout w:type="fixed"/>
+        <w:tblCellMar>
+          <w:left w:w="10" w:type="dxa"/>
+          <w:right w:w="10" w:type="dxa"/>
+        </w:tblCellMar>
+        <w:tblLook w:val="0000" w:firstRow="0" w:lastRow="0" w:firstColumn="0" w:lastColumn="0" w:noHBand="0" w:noVBand="0"/>
+      </w:tblPr>
+      <w:tblGrid>
+        <w:gridCol w:w="3579"/>
+        <w:gridCol w:w="6059"/>
+      </w:tblGrid>
+      <w:tr>
+        <w:tblPrEx>
+          <w:tblCellMar>
+            <w:top w:w="0" w:type="dxa"/>
+            <w:bottom w:w="0" w:type="dxa"/>
+          </w:tblCellMar>
+        </w:tblPrEx>
+        <w:trPr>
+          <w:cantSplit/>
+          <w:tblHeader/>
+        </w:trPr>
+        <w:tc>
+          <w:tcPr>
+            <w:tcW w:w="3579" w:type="dxa"/>
+            <w:shd w:val="clear" w:color="auto" w:fill="1F4D3A"/>
+            <w:tcMar>
+              <w:top w:w="50" w:type="dxa"/>
+              <w:left w:w="90" w:type="dxa"/>
+              <w:bottom w:w="50" w:type="dxa"/>
+              <w:right w:w="90" w:type="dxa"/>
+            </w:tcMar>
+          </w:tcPr>
+          <w:p>
+            <w:pPr>
+              <w:spacing w:after="20" w:line="252" w:lineRule="auto"/>
+            </w:pPr>
+            <w:r>
+              <w:rPr>
+                <w:b/>
+                <w:bCs/>
+                <w:color w:val="FFFFFF"/>
+                <w:sz w:val="19"/>
+                <w:szCs w:val="19"/>
+              </w:rPr>
+              <w:t>File</w:t>
+            </w:r>
+          </w:p>
+        </w:tc>
+        <w:tc>
+          <w:tcPr>
+            <w:tcW w:w="6059" w:type="dxa"/>
+            <w:shd w:val="clear" w:color="auto" w:fill="1F4D3A"/>
+            <w:tcMar>
+              <w:top w:w="50" w:type="dxa"/>
+              <w:left w:w="90" w:type="dxa"/>
+              <w:bottom w:w="50" w:type="dxa"/>
+              <w:right w:w="90" w:type="dxa"/>
+            </w:tcMar>
+          </w:tcPr>
+          <w:p>
+            <w:pPr>
+              <w:spacing w:after="20" w:line="252" w:lineRule="auto"/>
+            </w:pPr>
+            <w:r>
+              <w:rPr>
+                <w:b/>
+                <w:bCs/>
+                <w:color w:val="FFFFFF"/>
+                <w:sz w:val="19"/>
+                <w:szCs w:val="19"/>
+              </w:rPr>
+              <w:t>Wh</w:t>
+            </w:r>
+            <w:r>
+              <w:rPr>
+                <w:b/>
+                <w:bCs/>
+                <w:color w:val="FFFFFF"/>
+                <w:sz w:val="19"/>
+                <w:szCs w:val="19"/>
+              </w:rPr>
+              <w:t>ere it is used</w:t>
+            </w:r>
+          </w:p>
+        </w:tc>
+      </w:tr>
+      <w:tr>
+        <w:tblPrEx>
+          <w:tblCellMar>
+            <w:top w:w="0" w:type="dxa"/>
+            <w:bottom w:w="0" w:type="dxa"/>
+          </w:tblCellMar>
+        </w:tblPrEx>
+        <w:trPr>
+          <w:cantSplit/>
+        </w:trPr>
+        <w:tc>
+          <w:tcPr>
+            <w:tcW w:w="3579" w:type="dxa"/>
+            <w:tcMar>
+              <w:top w:w="50" w:type="dxa"/>
+              <w:left w:w="90" w:type="dxa"/>
+              <w:bottom w:w="50" w:type="dxa"/>
+              <w:right w:w="90" w:type="dxa"/>
+            </w:tcMar>
+          </w:tcPr>
+          <w:p>
+            <w:pPr>
+              <w:spacing w:after="20" w:line="252" w:lineRule="auto"/>
+            </w:pPr>
+            <w:r>
+              <w:rPr>
+                <w:b/>
+                <w:bCs/>
+                <w:sz w:val="19"/>
+                <w:szCs w:val="19"/>
+              </w:rPr>
+              <w:t>public/favicon.svg, public/favicon.ico</w:t>
+            </w:r>
+          </w:p>
+        </w:tc>
+        <w:tc>
+          <w:tcPr>
+            <w:tcW w:w="6059" w:type="dxa"/>
+            <w:tcMar>
+              <w:top w:w="50" w:type="dxa"/>
+              <w:left w:w="90" w:type="dxa"/>
+              <w:bottom w:w="50" w:type="dxa"/>
+              <w:right w:w="90" w:type="dxa"/>
+            </w:tcMar>
+          </w:tcPr>
+          <w:p>
+            <w:pPr>
+              <w:spacing w:after="20" w:line="252" w:lineRule="auto"/>
+            </w:pPr>
+            <w:r>
+              <w:rPr>
+                <w:sz w:val="19"/>
+                <w:szCs w:val="19"/>
+              </w:rPr>
+              <w:t>The browser tab. Browsers draw tab icons in a fixed small square, so since 8 October 2026 the emblem fills all of it ("can we make it a little more visible ... without having to affect size allowed in the browser area"): its wavy bark edge is the outline o</w:t>
+            </w:r>
+            <w:r>
+              <w:rPr>
+                <w:sz w:val="19"/>
+                <w:szCs w:val="19"/>
+              </w:rPr>
+              <w:t>f the icon, dark inside, with the thickest lines (</w:t>
+            </w:r>
+            <w:r>
+              <w:rPr>
+                <w:rFonts w:ascii="Consolas" w:eastAsia="Consolas" w:hAnsi="Consolas" w:cs="Consolas"/>
+                <w:color w:val="3B3F3D"/>
+                <w:sz w:val="17"/>
+                <w:szCs w:val="17"/>
+              </w:rPr>
+              <w:t>tabIconSvg</w:t>
+            </w:r>
+            <w:r>
+              <w:rPr>
+                <w:sz w:val="19"/>
+                <w:szCs w:val="19"/>
+              </w:rPr>
+              <w:t xml:space="preserve"> in </w:t>
+            </w:r>
+            <w:r>
+              <w:rPr>
+                <w:rFonts w:ascii="Consolas" w:eastAsia="Consolas" w:hAnsi="Consolas" w:cs="Consolas"/>
+                <w:color w:val="3B3F3D"/>
+                <w:sz w:val="17"/>
+                <w:szCs w:val="17"/>
+              </w:rPr>
+              <w:t>src/brand/emblem.js</w:t>
+            </w:r>
+            <w:r>
+              <w:rPr>
+                <w:sz w:val="19"/>
+                <w:szCs w:val="19"/>
+              </w:rPr>
+              <w:t xml:space="preserve">). The page asks for </w:t>
+            </w:r>
+            <w:r>
+              <w:rPr>
+                <w:rFonts w:ascii="Consolas" w:eastAsia="Consolas" w:hAnsi="Consolas" w:cs="Consolas"/>
+                <w:color w:val="3B3F3D"/>
+                <w:sz w:val="17"/>
+                <w:szCs w:val="17"/>
+              </w:rPr>
+              <w:t>favicon.svg?v=2</w:t>
+            </w:r>
+            <w:r>
+              <w:rPr>
+                <w:sz w:val="19"/>
+                <w:szCs w:val="19"/>
+              </w:rPr>
+              <w:t>; raise the number when the icon changes, or browsers keep showing the old one.</w:t>
+            </w:r>
+          </w:p>
+        </w:tc>
+      </w:tr>
+      <w:tr>
+        <w:tblPrEx>
+          <w:tblCellMar>
+            <w:top w:w="0" w:type="dxa"/>
+            <w:bottom w:w="0" w:type="dxa"/>
+          </w:tblCellMar>
+        </w:tblPrEx>
+        <w:trPr>
+          <w:cantSplit/>
+        </w:trPr>
+        <w:tc>
+          <w:tcPr>
+            <w:tcW w:w="3579" w:type="dxa"/>
+            <w:shd w:val="clear" w:color="auto" w:fill="F4F5F3"/>
+            <w:tcMar>
+              <w:top w:w="50" w:type="dxa"/>
+              <w:left w:w="90" w:type="dxa"/>
+              <w:bottom w:w="50" w:type="dxa"/>
+              <w:right w:w="90" w:type="dxa"/>
+            </w:tcMar>
+          </w:tcPr>
+          <w:p>
+            <w:pPr>
+              <w:spacing w:after="20" w:line="252" w:lineRule="auto"/>
+            </w:pPr>
+            <w:r>
+              <w:rPr>
+                <w:b/>
+                <w:bCs/>
+                <w:sz w:val="19"/>
+                <w:szCs w:val="19"/>
+              </w:rPr>
+              <w:t>public/apple-touch-icon.png, public/icon-192.png, public/icon-512.png, public/manifest.webmanifest</w:t>
+            </w:r>
+          </w:p>
+        </w:tc>
+        <w:tc>
+          <w:tcPr>
+            <w:tcW w:w="6059" w:type="dxa"/>
+            <w:shd w:val="clear" w:color="auto" w:fill="F4F5F3"/>
+            <w:tcMar>
+              <w:top w:w="50" w:type="dxa"/>
+              <w:left w:w="90" w:type="dxa"/>
+              <w:bottom w:w="50" w:type="dxa"/>
+              <w:right w:w="90" w:type="dxa"/>
+            </w:tcMar>
+          </w:tcPr>
+          <w:p>
+            <w:pPr>
+              <w:spacing w:after="20" w:line="252" w:lineRule="auto"/>
+            </w:pPr>
+            <w:r>
+              <w:rPr>
+                <w:sz w:val="19"/>
+                <w:szCs w:val="19"/>
+              </w:rPr>
+              <w:t>Phone home screen when the site is added to it</w:t>
+            </w:r>
+          </w:p>
+        </w:tc>
+      </w:tr>
+      <w:tr>
+        <w:tblPrEx>
+          <w:tblCellMar>
+            <w:top w:w="0" w:type="dxa"/>
+            <w:bottom w:w="0" w:type="dxa"/>
+          </w:tblCellMar>
+        </w:tblPrEx>
+        <w:trPr>
+          <w:cantSplit/>
+        </w:trPr>
+        <w:tc>
+          <w:tcPr>
+            <w:tcW w:w="3579" w:type="dxa"/>
+            <w:tcMar>
+              <w:top w:w="50" w:type="dxa"/>
+              <w:left w:w="90" w:type="dxa"/>
+              <w:bottom w:w="50" w:type="dxa"/>
+              <w:right w:w="90" w:type="dxa"/>
+            </w:tcMar>
+          </w:tcPr>
+          <w:p>
+            <w:pPr>
+              <w:spacing w:after="20" w:line="252" w:lineRule="auto"/>
+            </w:pPr>
+            <w:r>
+              <w:rPr>
+                <w:b/>
+                <w:bCs/>
+                <w:sz w:val="19"/>
+                <w:szCs w:val="19"/>
+              </w:rPr>
+              <w:t>public/brand/emblem.svg</w:t>
+            </w:r>
+          </w:p>
+        </w:tc>
+        <w:tc>
+          <w:tcPr>
+            <w:tcW w:w="6059" w:type="dxa"/>
+            <w:tcMar>
+              <w:top w:w="50" w:type="dxa"/>
+              <w:left w:w="90" w:type="dxa"/>
+              <w:bottom w:w="50" w:type="dxa"/>
+              <w:right w:w="90" w:type="dxa"/>
+            </w:tcMar>
+          </w:tcPr>
+          <w:p>
+            <w:pPr>
+              <w:spacing w:after="20" w:line="252" w:lineRule="auto"/>
+            </w:pPr>
+            <w:r>
+              <w:rPr>
+                <w:sz w:val="19"/>
+                <w:szCs w:val="19"/>
+              </w:rPr>
+              <w:t>The footer</w:t>
+            </w:r>
+          </w:p>
+        </w:tc>
+      </w:tr>
+      <w:tr>
+        <w:tblPrEx>
+          <w:tblCellMar>
+            <w:top w:w="0" w:type="dxa"/>
+            <w:bottom w:w="0" w:type="dxa"/>
+          </w:tblCellMar>
+        </w:tblPrEx>
+        <w:trPr>
+          <w:cantSplit/>
+        </w:trPr>
+        <w:tc>
+          <w:tcPr>
+            <w:tcW w:w="3579" w:type="dxa"/>
+            <w:shd w:val="clear" w:color="auto" w:fill="F4F5F3"/>
+            <w:tcMar>
+              <w:top w:w="50" w:type="dxa"/>
+              <w:left w:w="90" w:type="dxa"/>
+              <w:bottom w:w="50" w:type="dxa"/>
+              <w:right w:w="90" w:type="dxa"/>
+            </w:tcMar>
+          </w:tcPr>
+          <w:p>
+            <w:pPr>
+              <w:spacing w:after="20" w:line="252" w:lineRule="auto"/>
+            </w:pPr>
+            <w:r>
+              <w:rPr>
+                <w:b/>
+                <w:bCs/>
+                <w:sz w:val="19"/>
+                <w:szCs w:val="19"/>
+              </w:rPr>
+              <w:t>brand/Dateroem Woods profile picture.png</w:t>
+            </w:r>
+          </w:p>
+        </w:tc>
+        <w:tc>
+          <w:tcPr>
+            <w:tcW w:w="6059" w:type="dxa"/>
+            <w:shd w:val="clear" w:color="auto" w:fill="F4F5F3"/>
+            <w:tcMar>
+              <w:top w:w="50" w:type="dxa"/>
+              <w:left w:w="90" w:type="dxa"/>
+              <w:bottom w:w="50" w:type="dxa"/>
+              <w:right w:w="90" w:type="dxa"/>
+            </w:tcMar>
+          </w:tcPr>
+          <w:p>
+            <w:pPr>
+              <w:spacing w:after="20" w:line="252" w:lineRule="auto"/>
+            </w:pPr>
+            <w:r>
+              <w:rPr>
+                <w:sz w:val="19"/>
+                <w:szCs w:val="19"/>
+              </w:rPr>
+              <w:t>TikTok and Instagram profile picture: emblem with DATEROEM WOODS below, 1080 x 1080, everything inside the circle the apps crop to</w:t>
+            </w:r>
+          </w:p>
+        </w:tc>
+      </w:tr>
+      <w:tr>
+        <w:tblPrEx>
+          <w:tblCellMar>
+            <w:top w:w="0" w:type="dxa"/>
+            <w:bottom w:w="0" w:type="dxa"/>
+          </w:tblCellMar>
+        </w:tblPrEx>
+        <w:trPr>
+          <w:cantSplit/>
+        </w:trPr>
+        <w:tc>
+          <w:tcPr>
+            <w:tcW w:w="3579" w:type="dxa"/>
+            <w:tcMar>
+              <w:top w:w="50" w:type="dxa"/>
+              <w:left w:w="90" w:type="dxa"/>
+              <w:bottom w:w="50" w:type="dxa"/>
+              <w:right w:w="90" w:type="dxa"/>
+            </w:tcMar>
+          </w:tcPr>
+          <w:p>
+            <w:pPr>
+              <w:spacing w:after="20" w:line="252" w:lineRule="auto"/>
+            </w:pPr>
+            <w:r>
+              <w:rPr>
+                <w:b/>
+                <w:bCs/>
+                <w:sz w:val="19"/>
+                <w:szCs w:val="19"/>
+              </w:rPr>
+              <w:t>brand/Dateroem Woods profile picture (emblem only).png</w:t>
+            </w:r>
+          </w:p>
+        </w:tc>
+        <w:tc>
+          <w:tcPr>
+            <w:tcW w:w="6059" w:type="dxa"/>
+            <w:tcMar>
+              <w:top w:w="50" w:type="dxa"/>
+              <w:left w:w="90" w:type="dxa"/>
+              <w:bottom w:w="50" w:type="dxa"/>
+              <w:right w:w="90" w:type="dxa"/>
+            </w:tcMar>
+          </w:tcPr>
+          <w:p>
+            <w:pPr>
+              <w:spacing w:after="20" w:line="252" w:lineRule="auto"/>
+            </w:pPr>
+            <w:r>
+              <w:rPr>
+                <w:sz w:val="19"/>
+                <w:szCs w:val="19"/>
+              </w:rPr>
+              <w:t>The same without the name, for places the picture is shown very small</w:t>
+            </w:r>
+          </w:p>
+        </w:tc>
+      </w:tr>
+      <w:tr>
+        <w:tblPrEx>
+          <w:tblCellMar>
+            <w:top w:w="0" w:type="dxa"/>
+            <w:bottom w:w="0" w:type="dxa"/>
+          </w:tblCellMar>
+        </w:tblPrEx>
+        <w:trPr>
+          <w:cantSplit/>
+        </w:trPr>
+        <w:tc>
+          <w:tcPr>
+            <w:tcW w:w="3579" w:type="dxa"/>
+            <w:shd w:val="clear" w:color="auto" w:fill="F4F5F3"/>
+            <w:tcMar>
+              <w:top w:w="50" w:type="dxa"/>
+              <w:left w:w="90" w:type="dxa"/>
+              <w:bottom w:w="50" w:type="dxa"/>
+              <w:right w:w="90" w:type="dxa"/>
+            </w:tcMar>
+          </w:tcPr>
+          <w:p>
+            <w:pPr>
+              <w:spacing w:after="20" w:line="252" w:lineRule="auto"/>
+            </w:pPr>
+            <w:r>
+              <w:rPr>
+                <w:b/>
+                <w:bCs/>
+                <w:sz w:val="19"/>
+                <w:szCs w:val="19"/>
+              </w:rPr>
+              <w:t>brand/Dateroem Woods logo.svg, .png, logo on dark.png</w:t>
+            </w:r>
+          </w:p>
+        </w:tc>
+        <w:tc>
+          <w:tcPr>
+            <w:tcW w:w="6059" w:type="dxa"/>
+            <w:shd w:val="clear" w:color="auto" w:fill="F4F5F3"/>
+            <w:tcMar>
+              <w:top w:w="50" w:type="dxa"/>
+              <w:left w:w="90" w:type="dxa"/>
+              <w:bottom w:w="50" w:type="dxa"/>
+              <w:right w:w="90" w:type="dxa"/>
+            </w:tcMar>
+          </w:tcPr>
+          <w:p>
+            <w:pPr>
+              <w:spacing w:after="20" w:line="252" w:lineRule="auto"/>
+            </w:pPr>
+            <w:r>
+              <w:rPr>
+                <w:sz w:val="19"/>
+                <w:szCs w:val="19"/>
+              </w:rPr>
+              <w:t>The emblem on its own (see-through and on dark), for anything else</w:t>
+            </w:r>
+          </w:p>
+        </w:tc>
+      </w:tr>
+    </w:tbl>
+    <w:p>
+      <w:pPr>
+        <w:spacing w:after="120"/>
+      </w:pPr>
+    </w:p>
+    <w:p>
+      <w:pPr>
+        <w:pBdr>
+          <w:left w:val="single" w:sz="24" w:space="8" w:color="8A5A2B"/>
+        </w:pBdr>
+        <w:shd w:val="clear" w:color="auto" w:fill="F6EFE6"/>
+        <w:spacing w:before="120" w:after="180" w:line="264" w:lineRule="auto"/>
+        <w:ind w:left="160" w:right="160"/>
+      </w:pPr>
+      <w:r>
+        <w:rPr>
+          <w:b/>
+          <w:bCs/>
+          <w:color w:val="8A5A2B"/>
+        </w:rPr>
+        <w:t xml:space="preserve">Where to adjust: </w:t>
+      </w:r>
+      <w:r>
+        <w:rPr>
+          <w:rFonts w:ascii="Consolas" w:eastAsia="Consolas" w:hAnsi="Consolas" w:cs="Consolas"/>
+          <w:color w:val="3B3F3D"/>
+          <w:sz w:val="19"/>
+          <w:szCs w:val="19"/>
+        </w:rPr>
+        <w:t>npm run brand:export</w:t>
+      </w:r>
+      <w:r>
+        <w:t xml:space="preserve"> (</w:t>
+      </w:r>
+      <w:r>
+        <w:rPr>
+          <w:rFonts w:ascii="Consolas" w:eastAsia="Consolas" w:hAnsi="Consolas" w:cs="Consolas"/>
+          <w:color w:val="3B3F3D"/>
+          <w:sz w:val="19"/>
+          <w:szCs w:val="19"/>
+        </w:rPr>
+        <w:t>scripts/export-brand.mjs</w:t>
+      </w:r>
+      <w:r>
+        <w:t xml:space="preserve">) makes all of these from </w:t>
+      </w:r>
+      <w:r>
+        <w:rPr>
+          <w:rFonts w:ascii="Consolas" w:eastAsia="Consolas" w:hAnsi="Consolas" w:cs="Consolas"/>
+          <w:color w:val="3B3F3D"/>
+          <w:sz w:val="19"/>
+          <w:szCs w:val="19"/>
+        </w:rPr>
+        <w:t>src/brand/emblem.js</w:t>
+      </w:r>
+      <w:r>
+        <w:t>. The lettering is Montserrat (</w:t>
+      </w:r>
+      <w:r>
+        <w:rPr>
+          <w:rFonts w:ascii="Consolas" w:eastAsia="Consolas" w:hAnsi="Consolas" w:cs="Consolas"/>
+          <w:color w:val="3B3F3D"/>
+          <w:sz w:val="19"/>
+          <w:szCs w:val="19"/>
+        </w:rPr>
+        <w:t>brand/fonts</w:t>
+      </w:r>
+      <w:r>
+        <w:t>, SIL Open Font License, free for logos).</w:t>
+      </w:r>
+    </w:p>
+    <w:p>
+      <w:pPr>
+        <w:pStyle w:val="Heading2"/>
+      </w:pPr>
+      <w:bookmarkStart w:id="24" w:name="_Toc243693235"/>
+      <w:r>
+        <w:lastRenderedPageBreak/>
+        <w:t>5.2  Footer</w:t>
+      </w:r>
+      <w:bookmarkEnd w:id="24"/>
+    </w:p>
+    <w:p>
+      <w:pPr>
+        <w:spacing w:after="120" w:line="276" w:lineRule="auto"/>
+      </w:pPr>
+      <w:r>
+        <w:t xml:space="preserve">"in the lower part of any page will have our socials there whatapp tiktok email and company telphone number": every page ends with the emblem, "Dateroem Woods" </w:t>
+      </w:r>
+      <w:r>
+        <w:t>and the tagline, then WhatsApp, TikTok, Instagram, the email address (opens the Send us an email window) and the phone number (</w:t>
+      </w:r>
+      <w:r>
+        <w:rPr>
+          <w:rFonts w:ascii="Consolas" w:eastAsia="Consolas" w:hAnsi="Consolas" w:cs="Consolas"/>
+          <w:color w:val="3B3F3D"/>
+          <w:sz w:val="19"/>
+          <w:szCs w:val="19"/>
+        </w:rPr>
+        <w:t>src/components/Footer.jsx</w:t>
+      </w:r>
+      <w:r>
+        <w:t>). The contacts come from the website server (</w:t>
+      </w:r>
+      <w:r>
+        <w:rPr>
+          <w:rFonts w:ascii="Consolas" w:eastAsia="Consolas" w:hAnsi="Consolas" w:cs="Consolas"/>
+          <w:color w:val="3B3F3D"/>
+          <w:sz w:val="19"/>
+          <w:szCs w:val="19"/>
+        </w:rPr>
+        <w:t>GET /help/contact</w:t>
+      </w:r>
+      <w:r>
+        <w:t>); TikTok and Instagram (both @dateroem.w</w:t>
+      </w:r>
+      <w:r>
+        <w:t>oods since 8 October 2026) open in a new tab; either one is left out while its link is empty (SUPPORT_TIKTOK, SUPPORT_INSTAGRAM).</w:t>
       </w:r>
     </w:p>
     <w:p>
@@ -11985,7 +12233,7 @@
         </w:rPr>
         <w:drawing>
           <wp:inline distT="0" distB="0" distL="0" distR="0">
-            <wp:extent cx="6096000" cy="1247775"/>
+            <wp:extent cx="6096000" cy="3810000"/>
             <wp:effectExtent l="0" t="0" r="0" b="0"/>
             <wp:docPr id="13" name="Picture 13"/>
             <wp:cNvGraphicFramePr>
@@ -12010,6 +12258,428 @@
                   <pic:spPr bwMode="auto">
                     <a:xfrm>
                       <a:off x="0" y="0"/>
+                      <a:ext cx="6096000" cy="3810000"/>
+                    </a:xfrm>
+                    <a:prstGeom prst="rect">
+                      <a:avLst/>
+                    </a:prstGeom>
+                  </pic:spPr>
+                </pic:pic>
+              </a:graphicData>
+            </a:graphic>
+          </wp:inline>
+        </w:drawing>
+      </w:r>
+    </w:p>
+    <w:p>
+      <w:pPr>
+        <w:spacing w:after="220"/>
+        <w:jc w:val="center"/>
+      </w:pPr>
+      <w:r>
+        <w:rPr>
+          <w:i/>
+          <w:iCs/>
+          <w:color w:val="5F6B66"/>
+          <w:sz w:val="18"/>
+          <w:szCs w:val="18"/>
+        </w:rPr>
+        <w:t>Figure 13: The footer, with the business TikTok and Instagram (@dateroem.woods)</w:t>
+      </w:r>
+    </w:p>
+    <w:p>
+      <w:pPr>
+        <w:pStyle w:val="Heading2"/>
+      </w:pPr>
+      <w:bookmarkStart w:id="25" w:name="_Toc243693236"/>
+      <w:r>
+        <w:t>5.3  Colours, wood and icons</w:t>
+      </w:r>
+      <w:bookmarkEnd w:id="25"/>
+    </w:p>
+    <w:p>
+      <w:pPr>
+        <w:pStyle w:val="ListParagraph"/>
+        <w:numPr>
+          <w:ilvl w:val="0"/>
+          <w:numId w:val="2"/>
+        </w:numPr>
+        <w:spacing w:after="60" w:line="264" w:lineRule="auto"/>
+      </w:pPr>
+      <w:r>
+        <w:t>Forest-green th</w:t>
+      </w:r>
+      <w:r>
+        <w:t>eme with a painted-wood accent. Since 20 October 2026 the greens are "Living Forest", which the board chose after the older green was felt to be "too lazy and not lively": the page #0f241b, raised surfaces (cards, the cookie banner) #1d4232 and inner panel</w:t>
+      </w:r>
+      <w:r>
+        <w:t xml:space="preserve">s #173628 - the same values as the phone and desktop apps. Text on the page keeps a contrast of about 10:1, muted text about 6:1 and the wood about 5:1. The values are the variables at the top of </w:t>
+      </w:r>
+      <w:r>
+        <w:rPr>
+          <w:rFonts w:ascii="Consolas" w:eastAsia="Consolas" w:hAnsi="Consolas" w:cs="Consolas"/>
+          <w:color w:val="3B3F3D"/>
+          <w:sz w:val="19"/>
+          <w:szCs w:val="19"/>
+        </w:rPr>
+        <w:t>src/styles/index.css</w:t>
+      </w:r>
+      <w:r>
+        <w:t xml:space="preserve"> (</w:t>
+      </w:r>
+      <w:r>
+        <w:rPr>
+          <w:rFonts w:ascii="Consolas" w:eastAsia="Consolas" w:hAnsi="Consolas" w:cs="Consolas"/>
+          <w:color w:val="3B3F3D"/>
+          <w:sz w:val="19"/>
+          <w:szCs w:val="19"/>
+        </w:rPr>
+        <w:t>--bg</w:t>
+      </w:r>
+      <w:r>
+        <w:t xml:space="preserve">, </w:t>
+      </w:r>
+      <w:r>
+        <w:rPr>
+          <w:rFonts w:ascii="Consolas" w:eastAsia="Consolas" w:hAnsi="Consolas" w:cs="Consolas"/>
+          <w:color w:val="3B3F3D"/>
+          <w:sz w:val="19"/>
+          <w:szCs w:val="19"/>
+        </w:rPr>
+        <w:t>--bg-elevated</w:t>
+      </w:r>
+      <w:r>
+        <w:t xml:space="preserve">); the browser bar </w:t>
+      </w:r>
+      <w:r>
+        <w:t>colour (</w:t>
+      </w:r>
+      <w:r>
+        <w:rPr>
+          <w:rFonts w:ascii="Consolas" w:eastAsia="Consolas" w:hAnsi="Consolas" w:cs="Consolas"/>
+          <w:color w:val="3B3F3D"/>
+          <w:sz w:val="19"/>
+          <w:szCs w:val="19"/>
+        </w:rPr>
+        <w:t>theme-color</w:t>
+      </w:r>
+      <w:r>
+        <w:t xml:space="preserve"> in index.html and the web manifest) follows the page green.</w:t>
+      </w:r>
+    </w:p>
+    <w:p>
+      <w:pPr>
+        <w:pStyle w:val="ListParagraph"/>
+        <w:numPr>
+          <w:ilvl w:val="0"/>
+          <w:numId w:val="2"/>
+        </w:numPr>
+        <w:spacing w:after="60" w:line="264" w:lineRule="auto"/>
+      </w:pPr>
+      <w:r>
+        <w:t>Colour themes (since 20 October 2026: "is it possible to add more themes like the dark and light theme and what we have will be default"): Forest is the default, Dark is charcoal greys, Light is warm paper with dark text and a darker, barkier wood for smal</w:t>
+      </w:r>
+      <w:r>
+        <w:t>l text. Every colour is a variable with a value per theme (</w:t>
+      </w:r>
+      <w:r>
+        <w:rPr>
+          <w:rFonts w:ascii="Consolas" w:eastAsia="Consolas" w:hAnsi="Consolas" w:cs="Consolas"/>
+          <w:color w:val="3B3F3D"/>
+          <w:sz w:val="19"/>
+          <w:szCs w:val="19"/>
+        </w:rPr>
+        <w:t>html[data-theme]</w:t>
+      </w:r>
+      <w:r>
+        <w:t xml:space="preserve"> at the top of </w:t>
+      </w:r>
+      <w:r>
+        <w:rPr>
+          <w:rFonts w:ascii="Consolas" w:eastAsia="Consolas" w:hAnsi="Consolas" w:cs="Consolas"/>
+          <w:color w:val="3B3F3D"/>
+          <w:sz w:val="19"/>
+          <w:szCs w:val="19"/>
+        </w:rPr>
+        <w:t>index.css</w:t>
+      </w:r>
+      <w:r>
+        <w:t xml:space="preserve">); hairlines and faint tints use </w:t>
+      </w:r>
+      <w:r>
+        <w:rPr>
+          <w:rFonts w:ascii="Consolas" w:eastAsia="Consolas" w:hAnsi="Consolas" w:cs="Consolas"/>
+          <w:color w:val="3B3F3D"/>
+          <w:sz w:val="19"/>
+          <w:szCs w:val="19"/>
+        </w:rPr>
+        <w:t>--ink-rgb</w:t>
+      </w:r>
+      <w:r>
+        <w:t xml:space="preserve"> (white on the dark themes, black on Light). The About story and the sign-in photo panel are built on dark photographs and keep the Forest colours in every theme. A small script in </w:t>
+      </w:r>
+      <w:r>
+        <w:rPr>
+          <w:rFonts w:ascii="Consolas" w:eastAsia="Consolas" w:hAnsi="Consolas" w:cs="Consolas"/>
+          <w:color w:val="3B3F3D"/>
+          <w:sz w:val="19"/>
+          <w:szCs w:val="19"/>
+        </w:rPr>
+        <w:t>index.html</w:t>
+      </w:r>
+      <w:r>
+        <w:t xml:space="preserve"> applies the saved theme before the first frame, so a Light page </w:t>
+      </w:r>
+      <w:r>
+        <w:t>never flashes green.</w:t>
+      </w:r>
+    </w:p>
+    <w:p>
+      <w:pPr>
+        <w:pStyle w:val="ListParagraph"/>
+        <w:numPr>
+          <w:ilvl w:val="0"/>
+          <w:numId w:val="2"/>
+        </w:numPr>
+        <w:spacing w:after="60" w:line="264" w:lineRule="auto"/>
+      </w:pPr>
+      <w:r>
+        <w:t>One brush (</w:t>
+      </w:r>
+      <w:r>
+        <w:rPr>
+          <w:rFonts w:ascii="Consolas" w:eastAsia="Consolas" w:hAnsi="Consolas" w:cs="Consolas"/>
+          <w:color w:val="3B3F3D"/>
+          <w:sz w:val="19"/>
+          <w:szCs w:val="19"/>
+        </w:rPr>
+        <w:t>src/wood/woodPaint.js</w:t>
+      </w:r>
+      <w:r>
+        <w:t>) paints the Dateroem wordmark (whose letters form the rings of a cut log) and the plank and log-end textures used on buttons and highlights.</w:t>
+      </w:r>
+    </w:p>
+    <w:p>
+      <w:pPr>
+        <w:pStyle w:val="ListParagraph"/>
+        <w:numPr>
+          <w:ilvl w:val="0"/>
+          <w:numId w:val="2"/>
+        </w:numPr>
+        <w:spacing w:after="60" w:line="264" w:lineRule="auto"/>
+      </w:pPr>
+      <w:r>
+        <w:rPr>
+          <w:rFonts w:ascii="Consolas" w:eastAsia="Consolas" w:hAnsi="Consolas" w:cs="Consolas"/>
+          <w:color w:val="3B3F3D"/>
+          <w:sz w:val="19"/>
+          <w:szCs w:val="19"/>
+        </w:rPr>
+        <w:lastRenderedPageBreak/>
+        <w:t>npm run build</w:t>
+      </w:r>
+      <w:r>
+        <w:t xml:space="preserve"> first runs </w:t>
+      </w:r>
+      <w:r>
+        <w:rPr>
+          <w:rFonts w:ascii="Consolas" w:eastAsia="Consolas" w:hAnsi="Consolas" w:cs="Consolas"/>
+          <w:color w:val="3B3F3D"/>
+          <w:sz w:val="19"/>
+          <w:szCs w:val="19"/>
+        </w:rPr>
+        <w:t>scripts/paint-wood-textures.mjs</w:t>
+      </w:r>
+      <w:r>
+        <w:t xml:space="preserve">, so </w:t>
+      </w:r>
+      <w:r>
+        <w:t>the textures always match the wordmark.</w:t>
+      </w:r>
+    </w:p>
+    <w:p>
+      <w:pPr>
+        <w:pStyle w:val="ListParagraph"/>
+        <w:numPr>
+          <w:ilvl w:val="0"/>
+          <w:numId w:val="2"/>
+        </w:numPr>
+        <w:spacing w:after="60" w:line="264" w:lineRule="auto"/>
+      </w:pPr>
+      <w:r>
+        <w:rPr>
+          <w:rFonts w:ascii="Consolas" w:eastAsia="Consolas" w:hAnsi="Consolas" w:cs="Consolas"/>
+          <w:color w:val="3B3F3D"/>
+          <w:sz w:val="19"/>
+          <w:szCs w:val="19"/>
+        </w:rPr>
+        <w:t>npm run wood:export -- --mobile &lt;mobile project&gt; ...</w:t>
+      </w:r>
+      <w:r>
+        <w:t xml:space="preserve"> renders the same wood images for the mobile and desktop apps.</w:t>
+      </w:r>
+    </w:p>
+    <w:p>
+      <w:pPr>
+        <w:pStyle w:val="ListParagraph"/>
+        <w:numPr>
+          <w:ilvl w:val="0"/>
+          <w:numId w:val="2"/>
+        </w:numPr>
+        <w:spacing w:after="60" w:line="264" w:lineRule="auto"/>
+      </w:pPr>
+      <w:r>
+        <w:t xml:space="preserve">All styles are in </w:t>
+      </w:r>
+      <w:r>
+        <w:rPr>
+          <w:rFonts w:ascii="Consolas" w:eastAsia="Consolas" w:hAnsi="Consolas" w:cs="Consolas"/>
+          <w:color w:val="3B3F3D"/>
+          <w:sz w:val="19"/>
+          <w:szCs w:val="19"/>
+        </w:rPr>
+        <w:t>src/styles/index.css</w:t>
+      </w:r>
+      <w:r>
+        <w:t>. Small "forest" motions (things growing into place) respect th</w:t>
+      </w:r>
+      <w:r>
+        <w:t>e reduced-motion setting.</w:t>
+      </w:r>
+    </w:p>
+    <w:p>
+      <w:pPr>
+        <w:pStyle w:val="ListParagraph"/>
+        <w:numPr>
+          <w:ilvl w:val="0"/>
+          <w:numId w:val="2"/>
+        </w:numPr>
+        <w:spacing w:after="60" w:line="264" w:lineRule="auto"/>
+      </w:pPr>
+      <w:r>
+        <w:t>Icons are drawn line icons (</w:t>
+      </w:r>
+      <w:r>
+        <w:rPr>
+          <w:rFonts w:ascii="Consolas" w:eastAsia="Consolas" w:hAnsi="Consolas" w:cs="Consolas"/>
+          <w:color w:val="3B3F3D"/>
+          <w:sz w:val="19"/>
+          <w:szCs w:val="19"/>
+        </w:rPr>
+        <w:t>src/components/Icon.jsx</w:t>
+      </w:r>
+      <w:r>
+        <w:t>), not emojis.</w:t>
+      </w:r>
+    </w:p>
+    <w:p>
+      <w:pPr>
+        <w:spacing w:after="60"/>
+      </w:pPr>
+    </w:p>
+    <w:p>
+      <w:pPr>
+        <w:keepNext/>
+        <w:spacing w:before="120" w:after="60"/>
+        <w:jc w:val="center"/>
+      </w:pPr>
+      <w:r>
+        <w:rPr>
+          <w:noProof/>
+        </w:rPr>
+        <w:drawing>
+          <wp:inline distT="0" distB="0" distL="0" distR="0">
+            <wp:extent cx="4191000" cy="1095375"/>
+            <wp:effectExtent l="0" t="0" r="0" b="0"/>
+            <wp:docPr id="14" name="Picture 14"/>
+            <wp:cNvGraphicFramePr>
+              <a:graphicFrameLocks xmlns:a="http://schemas.openxmlformats.org/drawingml/2006/main" noChangeAspect="1"/>
+            </wp:cNvGraphicFramePr>
+            <a:graphic xmlns:a="http://schemas.openxmlformats.org/drawingml/2006/main">
+              <a:graphicData uri="http://schemas.openxmlformats.org/drawingml/2006/picture">
+                <pic:pic xmlns:pic="http://schemas.openxmlformats.org/drawingml/2006/picture">
+                  <pic:nvPicPr>
+                    <pic:cNvPr id="0" name=""/>
+                    <pic:cNvPicPr>
+                      <a:picLocks noChangeAspect="1" noChangeArrowheads="1"/>
+                    </pic:cNvPicPr>
+                  </pic:nvPicPr>
+                  <pic:blipFill>
+                    <a:blip r:embed="rId20"/>
+                    <a:srcRect/>
+                    <a:stretch>
+                      <a:fillRect/>
+                    </a:stretch>
+                  </pic:blipFill>
+                  <pic:spPr bwMode="auto">
+                    <a:xfrm>
+                      <a:off x="0" y="0"/>
+                      <a:ext cx="4191000" cy="1095375"/>
+                    </a:xfrm>
+                    <a:prstGeom prst="rect">
+                      <a:avLst/>
+                    </a:prstGeom>
+                  </pic:spPr>
+                </pic:pic>
+              </a:graphicData>
+            </a:graphic>
+          </wp:inline>
+        </w:drawing>
+      </w:r>
+    </w:p>
+    <w:p>
+      <w:pPr>
+        <w:spacing w:after="220"/>
+        <w:jc w:val="center"/>
+      </w:pPr>
+      <w:r>
+        <w:rPr>
+          <w:i/>
+          <w:iCs/>
+          <w:color w:val="5F6B66"/>
+          <w:sz w:val="18"/>
+          <w:szCs w:val="18"/>
+        </w:rPr>
+        <w:t>Figure 14: The Theme menu at the end of the top links (Light)</w:t>
+      </w:r>
+    </w:p>
+    <w:p>
+      <w:pPr>
+        <w:keepNext/>
+        <w:spacing w:before="120" w:after="60"/>
+        <w:jc w:val="center"/>
+      </w:pPr>
+      <w:r>
+        <w:rPr>
+          <w:noProof/>
+        </w:rPr>
+        <w:drawing>
+          <wp:inline distT="0" distB="0" distL="0" distR="0">
+            <wp:extent cx="6096000" cy="1247775"/>
+            <wp:effectExtent l="0" t="0" r="0" b="0"/>
+            <wp:docPr id="15" name="Picture 15"/>
+            <wp:cNvGraphicFramePr>
+              <a:graphicFrameLocks xmlns:a="http://schemas.openxmlformats.org/drawingml/2006/main" noChangeAspect="1"/>
+            </wp:cNvGraphicFramePr>
+            <a:graphic xmlns:a="http://schemas.openxmlformats.org/drawingml/2006/main">
+              <a:graphicData uri="http://schemas.openxmlformats.org/drawingml/2006/picture">
+                <pic:pic xmlns:pic="http://schemas.openxmlformats.org/drawingml/2006/picture">
+                  <pic:nvPicPr>
+                    <pic:cNvPr id="0" name=""/>
+                    <pic:cNvPicPr>
+                      <a:picLocks noChangeAspect="1" noChangeArrowheads="1"/>
+                    </pic:cNvPicPr>
+                  </pic:nvPicPr>
+                  <pic:blipFill>
+                    <a:blip r:embed="rId21"/>
+                    <a:srcRect/>
+                    <a:stretch>
+                      <a:fillRect/>
+                    </a:stretch>
+                  </pic:blipFill>
+                  <pic:spPr bwMode="auto">
+                    <a:xfrm>
+                      <a:off x="0" y="0"/>
                       <a:ext cx="6096000" cy="1247775"/>
                     </a:xfrm>
                     <a:prstGeom prst="rect">
@@ -12036,7 +12706,7 @@
           <w:sz w:val="18"/>
           <w:szCs w:val="18"/>
         </w:rPr>
-        <w:t>Figure 13: The products page in Forest, Dark and Light</w:t>
+        <w:t>Figure 15: The products page in Forest, Dark and Light</w:t>
       </w:r>
     </w:p>
     <w:p>
@@ -12048,22 +12718,22 @@
       <w:pPr>
         <w:pStyle w:val="Heading1"/>
       </w:pPr>
-      <w:bookmarkStart w:id="25" w:name="_Toc243680546"/>
+      <w:bookmarkStart w:id="26" w:name="_Toc243693237"/>
       <w:r>
         <w:lastRenderedPageBreak/>
         <w:t>6  Privacy and analytics</w:t>
       </w:r>
-      <w:bookmarkEnd w:id="25"/>
+      <w:bookmarkEnd w:id="26"/>
     </w:p>
     <w:p>
       <w:pPr>
         <w:spacing w:after="120" w:line="276" w:lineRule="auto"/>
       </w:pPr>
       <w:r>
-        <w:t>Only strictly necessary storage is used without consent: the sign-in token and the cart. The closed-banner and video-position note</w:t>
-      </w:r>
-      <w:r>
-        <w:t xml:space="preserve">s are kept only in the visitor's own browser and are never sent anywhere. Google Analytics 4 (measurement id in </w:t>
+        <w:t>Only strictly n</w:t>
+      </w:r>
+      <w:r>
+        <w:t xml:space="preserve">ecessary storage is used without consent: the sign-in token and the cart. The closed-banner and video-position notes are kept only in the visitor's own browser and are never sent anywhere. Google Analytics 4 (measurement id in </w:t>
       </w:r>
       <w:r>
         <w:rPr>
@@ -12075,7 +12745,10 @@
         <w:t>VITE_GA_MEASUREMENT_ID</w:t>
       </w:r>
       <w:r>
-        <w:t>) is loaded only after the visitor allows the analytics category. Chat nudge events (</w:t>
+        <w:t>) is lo</w:t>
+      </w:r>
+      <w:r>
+        <w:t>aded only after the visitor allows the analytics category. Chat nudge events (</w:t>
       </w:r>
       <w:r>
         <w:rPr>
@@ -12096,7 +12769,10 @@
           <w:sz w:val="19"/>
           <w:szCs w:val="19"/>
         </w:rPr>
-        <w:t>chat_opened_after_n</w:t>
+        <w:t>chat_opened_after_nudge</w:t>
+      </w:r>
+      <w:r>
+        <w:t xml:space="preserve">, </w:t>
       </w:r>
       <w:r>
         <w:rPr>
@@ -12105,18 +12781,6 @@
           <w:sz w:val="19"/>
           <w:szCs w:val="19"/>
         </w:rPr>
-        <w:t>udge</w:t>
-      </w:r>
-      <w:r>
-        <w:t xml:space="preserve">, </w:t>
-      </w:r>
-      <w:r>
-        <w:rPr>
-          <w:rFonts w:ascii="Consolas" w:eastAsia="Consolas" w:hAnsi="Consolas" w:cs="Consolas"/>
-          <w:color w:val="3B3F3D"/>
-          <w:sz w:val="19"/>
-          <w:szCs w:val="19"/>
-        </w:rPr>
         <w:t>chat_nudge_dismissed</w:t>
       </w:r>
       <w:r>
@@ -12132,12 +12796,12 @@
       <w:pPr>
         <w:pStyle w:val="Heading1"/>
       </w:pPr>
-      <w:bookmarkStart w:id="26" w:name="_Toc243680547"/>
+      <w:bookmarkStart w:id="27" w:name="_Toc243693238"/>
       <w:r>
         <w:lastRenderedPageBreak/>
         <w:t>7  Configuration</w:t>
       </w:r>
-      <w:bookmarkEnd w:id="26"/>
+      <w:bookmarkEnd w:id="27"/>
     </w:p>
     <w:tbl>
       <w:tblPr>
@@ -12155,7 +12819,7 @@
           <w:left w:w="10" w:type="dxa"/>
           <w:right w:w="10" w:type="dxa"/>
         </w:tblCellMar>
-        <w:tblLook w:val="04A0" w:firstRow="1" w:lastRow="0" w:firstColumn="1" w:lastColumn="0" w:noHBand="0" w:noVBand="1"/>
+        <w:tblLook w:val="0000" w:firstRow="0" w:lastRow="0" w:firstColumn="0" w:lastColumn="0" w:noHBand="0" w:noVBand="0"/>
       </w:tblPr>
       <w:tblGrid>
         <w:gridCol w:w="3125"/>
@@ -12223,7 +12887,17 @@
                 <w:sz w:val="19"/>
                 <w:szCs w:val="19"/>
               </w:rPr>
-              <w:t>Value today</w:t>
+              <w:t>Value to</w:t>
+            </w:r>
+            <w:r>
+              <w:rPr>
+                <w:b/>
+                <w:bCs/>
+                <w:color w:val="FFFFFF"/>
+                <w:sz w:val="19"/>
+                <w:szCs w:val="19"/>
+              </w:rPr>
+              <w:t>day</w:t>
             </w:r>
           </w:p>
         </w:tc>
@@ -12454,12 +13128,12 @@
       <w:pPr>
         <w:pStyle w:val="Heading1"/>
       </w:pPr>
-      <w:bookmarkStart w:id="27" w:name="_Toc243680548"/>
+      <w:bookmarkStart w:id="28" w:name="_Toc243693239"/>
       <w:r>
         <w:lastRenderedPageBreak/>
         <w:t>8  Build, preview and publish</w:t>
       </w:r>
-      <w:bookmarkEnd w:id="27"/>
+      <w:bookmarkEnd w:id="28"/>
     </w:p>
     <w:p>
       <w:pPr>
@@ -12580,11 +13254,11 @@
       <w:pPr>
         <w:pStyle w:val="Heading2"/>
       </w:pPr>
-      <w:bookmarkStart w:id="28" w:name="_Toc243680549"/>
+      <w:bookmarkStart w:id="29" w:name="_Toc243693240"/>
       <w:r>
         <w:t>8.1  When something goes wrong</w:t>
       </w:r>
-      <w:bookmarkEnd w:id="28"/>
+      <w:bookmarkEnd w:id="29"/>
     </w:p>
     <w:p>
       <w:pPr>
@@ -12686,12 +13360,12 @@
       <w:pPr>
         <w:pStyle w:val="Heading1"/>
       </w:pPr>
-      <w:bookmarkStart w:id="29" w:name="_Toc243680550"/>
+      <w:bookmarkStart w:id="30" w:name="_Toc243693241"/>
       <w:r>
         <w:lastRenderedPageBreak/>
         <w:t>9  Development history</w:t>
       </w:r>
-      <w:bookmarkEnd w:id="29"/>
+      <w:bookmarkEnd w:id="30"/>
     </w:p>
     <w:tbl>
       <w:tblPr>
@@ -12709,7 +13383,7 @@
           <w:left w:w="10" w:type="dxa"/>
           <w:right w:w="10" w:type="dxa"/>
         </w:tblCellMar>
-        <w:tblLook w:val="04A0" w:firstRow="1" w:lastRow="0" w:firstColumn="1" w:lastColumn="0" w:noHBand="0" w:noVBand="1"/>
+        <w:tblLook w:val="0000" w:firstRow="0" w:lastRow="0" w:firstColumn="0" w:lastColumn="0" w:noHBand="0" w:noVBand="0"/>
       </w:tblPr>
       <w:tblGrid>
         <w:gridCol w:w="1606"/>
@@ -13363,14 +14037,7 @@
                 <w:sz w:val="19"/>
                 <w:szCs w:val="19"/>
               </w:rPr>
-              <w:t>Phone number required at sign-up; About page wit</w:t>
-            </w:r>
-            <w:r>
-              <w:rPr>
-                <w:sz w:val="19"/>
-                <w:szCs w:val="19"/>
-              </w:rPr>
-              <w:t>h the scroll-played journey from tree to doorstep.</w:t>
+              <w:t>Phone number required at sign-up; About page with the scroll-played journey from tree to doorstep.</w:t>
             </w:r>
           </w:p>
         </w:tc>
@@ -13659,14 +14326,7 @@
                 <w:sz w:val="19"/>
                 <w:szCs w:val="19"/>
               </w:rPr>
-              <w:t xml:space="preserve">Product pages: </w:t>
-            </w:r>
-            <w:r>
-              <w:rPr>
-                <w:sz w:val="19"/>
-                <w:szCs w:val="19"/>
-              </w:rPr>
-              <w:t>"All products" link, the campaign shown in a card under the product details (the video at its own shape with a soft glow either side), video position remembered between pages.</w:t>
+              <w:t>Product pages: "All products" link, the campaign shown in a card under the product details (the video at its own shape with a soft glow either side), video position remembered between pages.</w:t>
             </w:r>
           </w:p>
         </w:tc>
@@ -13725,7 +14385,14 @@
                 <w:sz w:val="19"/>
                 <w:szCs w:val="19"/>
               </w:rPr>
-              <w:t>New sign-in screen with the About film beside the form; sign in with username or email; email addresses checked at sign-up (format, mail domain, not already used) with typo suggestions; "+" addresses accepted.</w:t>
+              <w:t>New sign-in screen with the About film beside the for</w:t>
+            </w:r>
+            <w:r>
+              <w:rPr>
+                <w:sz w:val="19"/>
+                <w:szCs w:val="19"/>
+              </w:rPr>
+              <w:t>m; sign in with username or email; email addresses checked at sign-up (format, mail domain, not already used) with typo suggestions; "+" addresses accepted.</w:t>
             </w:r>
           </w:p>
         </w:tc>
@@ -14088,14 +14755,21 @@
                 <w:sz w:val="19"/>
                 <w:szCs w:val="19"/>
               </w:rPr>
-              <w:t>Company emblem: the emblem on the delivery lorry in the About film, redrawn as a clean gold logo (log rings and a tree). It is the browser tab and phone home-screen icon; profile pictures for TikTok and Instagram are in brand/. Every page ends with a foote</w:t>
-            </w:r>
-            <w:r>
-              <w:rPr>
-                <w:sz w:val="19"/>
-                <w:szCs w:val="19"/>
-              </w:rPr>
-              <w:t>r: the emblem, then WhatsApp, TikTok, Instagram, email and phone.</w:t>
+              <w:t>Co</w:t>
+            </w:r>
+            <w:r>
+              <w:rPr>
+                <w:sz w:val="19"/>
+                <w:szCs w:val="19"/>
+              </w:rPr>
+              <w:t>mpany emblem: the emblem on the delivery lorry in the About film, redrawn as a clean gold logo (log rings and a tree). It is the browser tab and phone home-screen icon; profile pictures for TikTok and Instagram are in brand/. Every page ends with a footer:</w:t>
+            </w:r>
+            <w:r>
+              <w:rPr>
+                <w:sz w:val="19"/>
+                <w:szCs w:val="19"/>
+              </w:rPr>
+              <w:t xml:space="preserve"> the emblem, then WhatsApp, TikTok, Instagram, email and phone.</w:t>
             </w:r>
           </w:p>
         </w:tc>
@@ -14275,14 +14949,14 @@
                 <w:sz w:val="19"/>
                 <w:szCs w:val="19"/>
               </w:rPr>
-              <w:t>Bulk order pictures: example photos of real bulk orders play as a slideshow on the website's Bulk Orders page (whole picture, optional caption, moves on every 5 seconds). Marketers, Admins and the S</w:t>
-            </w:r>
-            <w:r>
-              <w:rPr>
-                <w:sz w:val="19"/>
-                <w:szCs w:val="19"/>
-              </w:rPr>
-              <w:t>uperAdmin add, caption, put in order and remove them from Marketing in the phone and desktop apps; 12 at most.</w:t>
+              <w:t xml:space="preserve">Bulk order pictures: example photos of real bulk orders play as a slideshow on the website's Bulk Orders page (whole picture, optional caption, moves on every 5 seconds). Marketers, Admins and the SuperAdmin add, caption, put in order and remove them from </w:t>
+            </w:r>
+            <w:r>
+              <w:rPr>
+                <w:sz w:val="19"/>
+                <w:szCs w:val="19"/>
+              </w:rPr>
+              <w:t>Marketing in the phone and desktop apps; 12 at most.</w:t>
             </w:r>
           </w:p>
         </w:tc>
@@ -14341,7 +15015,14 @@
                 <w:sz w:val="19"/>
                 <w:szCs w:val="19"/>
               </w:rPr>
-              <w:t>Bulk Orders emails go to the orders desk (the +orders address), and its replies come from there; the Help page keeps +support. A signed-in customer's phone number is filled in for them in the email window and at checkout.</w:t>
+              <w:t>Bulk Orders emails go to the orders desk (the +orders address), and its replies come from there; the Help page keeps +support. A signed-in customer's phone number is filled in for them in the</w:t>
+            </w:r>
+            <w:r>
+              <w:rPr>
+                <w:sz w:val="19"/>
+                <w:szCs w:val="19"/>
+              </w:rPr>
+              <w:t xml:space="preserve"> email window and at checkout.</w:t>
             </w:r>
           </w:p>
         </w:tc>
@@ -14528,7 +15209,14 @@
                 <w:sz w:val="19"/>
                 <w:szCs w:val="19"/>
               </w:rPr>
-              <w:t>The product grid and the Featured banner fill the page at any width, the cards growing with the screen ("instead of fixating on a certain length can it stretch automatically"); the cookie banner's Customize is a wood link instead of a warning red.</w:t>
+              <w:t>The product grid and the Featured banner fill the page at any width, the cards growing with the screen ("instead of fixating on a certain length can it stretch automatically"); the cookie banner's Customize is a wood link instead of a warning re</w:t>
+            </w:r>
+            <w:r>
+              <w:rPr>
+                <w:sz w:val="19"/>
+                <w:szCs w:val="19"/>
+              </w:rPr>
+              <w:t>d.</w:t>
             </w:r>
           </w:p>
         </w:tc>
@@ -14563,14 +15251,7 @@
                 <w:sz w:val="19"/>
                 <w:szCs w:val="19"/>
               </w:rPr>
-              <w:t>2026-10</w:t>
-            </w:r>
-            <w:r>
-              <w:rPr>
-                <w:sz w:val="19"/>
-                <w:szCs w:val="19"/>
-              </w:rPr>
-              <w:t>-23</w:t>
+              <w:t>2026-10-23</w:t>
             </w:r>
           </w:p>
         </w:tc>
@@ -14594,14 +15275,14 @@
                 <w:sz w:val="19"/>
                 <w:szCs w:val="19"/>
               </w:rPr>
-              <w:t xml:space="preserve">The About page sets out the company: who we are with the registered facts, how we work (timber from farms across Central Kenya, milled in Nakuru), where to find us with the owner's map pin, and the founder with a photo frame; the same facts for search </w:t>
-            </w:r>
-            <w:r>
-              <w:rPr>
-                <w:sz w:val="19"/>
-                <w:szCs w:val="19"/>
-              </w:rPr>
-              <w:t>engines in index.html.</w:t>
+              <w:t xml:space="preserve">The About page sets out the company: who we are with the registered facts, how we work (timber from farms across Central Kenya, milled in Nakuru), where to find us with the owner's map pin, and the founder with a photo frame; the same facts </w:t>
+            </w:r>
+            <w:r>
+              <w:rPr>
+                <w:sz w:val="19"/>
+                <w:szCs w:val="19"/>
+              </w:rPr>
+              <w:t>for search engines in index.html.</w:t>
             </w:r>
           </w:p>
         </w:tc>
@@ -14613,10 +15294,10 @@
       </w:pPr>
     </w:p>
     <w:sectPr>
-      <w:headerReference w:type="default" r:id="rId20"/>
-      <w:footerReference w:type="default" r:id="rId21"/>
-      <w:headerReference w:type="first" r:id="rId22"/>
-      <w:footerReference w:type="first" r:id="rId23"/>
+      <w:headerReference w:type="default" r:id="rId22"/>
+      <w:footerReference w:type="default" r:id="rId23"/>
+      <w:headerReference w:type="first" r:id="rId24"/>
+      <w:footerReference w:type="first" r:id="rId25"/>
       <w:pgSz w:w="11906" w:h="16838"/>
       <w:pgMar w:top="1134" w:right="1134" w:bottom="1134" w:left="1134" w:header="560" w:footer="560" w:gutter="0"/>
       <w:cols w:space="720"/>
@@ -14704,7 +15385,7 @@
         <w:sz w:val="16"/>
         <w:szCs w:val="16"/>
       </w:rPr>
-      <w:t>27</w:t>
+      <w:t>29</w:t>
     </w:r>
     <w:r>
       <w:rPr>
@@ -14753,7 +15434,7 @@
         <w:sz w:val="16"/>
         <w:szCs w:val="16"/>
       </w:rPr>
-      <w:t>27</w:t>
+      <w:t>29</w:t>
     </w:r>
     <w:r>
       <w:rPr>
@@ -14837,229 +15518,229 @@
 <file path=word/numbering.xml><?xml version="1.0" encoding="utf-8"?>
 <w:numbering xmlns:wpc="http://schemas.microsoft.com/office/word/2010/wordprocessingCanvas" xmlns:cx="http://schemas.microsoft.com/office/drawing/2014/chartex" xmlns:cx1="http://schemas.microsoft.com/office/drawing/2015/9/8/chartex" xmlns:mc="http://schemas.openxmlformats.org/markup-compatibility/2006" xmlns:o="urn:schemas-microsoft-com:office:office" xmlns:r="http://schemas.openxmlformats.org/officeDocument/2006/relationships" xmlns:m="http://schemas.openxmlformats.org/officeDocument/2006/math" xmlns:v="urn:schemas-microsoft-com:vml" xmlns:wp14="http://schemas.microsoft.com/office/word/2010/wordprocessingDrawing" xmlns:wp="http://schemas.openxmlformats.org/drawingml/2006/wordprocessingDrawing" xmlns:w10="urn:schemas-microsoft-com:office:word" xmlns:w="http://schemas.openxmlformats.org/wordprocessingml/2006/main" xmlns:w14="http://schemas.microsoft.com/office/word/2010/wordml" xmlns:w15="http://schemas.microsoft.com/office/word/2012/wordml" xmlns:w16se="http://schemas.microsoft.com/office/word/2015/wordml/symex" xmlns:wpg="http://schemas.microsoft.com/office/word/2010/wordprocessingGroup" xmlns:wpi="http://schemas.microsoft.com/office/word/2010/wordprocessingInk" xmlns:wne="http://schemas.microsoft.com/office/word/2006/wordml" xmlns:wps="http://schemas.microsoft.com/office/word/2010/wordprocessingShape" mc:Ignorable="w14 w15 w16se wp14">
   <w:abstractNum w:abstractNumId="0" w15:restartNumberingAfterBreak="0">
-    <w:nsid w:val="08ED0FDE"/>
+    <w:nsid w:val="18466835"/>
     <w:multiLevelType w:val="hybridMultilevel"/>
-    <w:tmpl w:val="C1685710"/>
-    <w:lvl w:ilvl="0" w:tplc="58C02E84" w:tentative="1">
+    <w:tmpl w:val="FAC03312"/>
+    <w:lvl w:ilvl="0" w:tplc="C3B82462">
       <w:start w:val="1"/>
-      <w:numFmt w:val="bullet"/>
-      <w:lvlText w:val="●"/>
+      <w:numFmt w:val="decimal"/>
+      <w:lvlText w:val="%1."/>
       <w:lvlJc w:val="left"/>
       <w:pPr>
-        <w:ind w:left="720" w:hanging="360"/>
+        <w:ind w:left="540" w:hanging="300"/>
       </w:pPr>
     </w:lvl>
-    <w:lvl w:ilvl="1" w:tplc="EE28054E" w:tentative="1">
+    <w:lvl w:ilvl="1" w:tplc="44446696" w:tentative="1">
       <w:start w:val="1"/>
-      <w:numFmt w:val="bullet"/>
-      <w:lvlText w:val="○"/>
+      <w:numFmt w:val="lowerLetter"/>
+      <w:lvlText w:val="%2."/>
       <w:lvlJc w:val="left"/>
       <w:pPr>
-        <w:ind w:left="1440" w:hanging="360"/>
+        <w:ind w:left="940" w:hanging="300"/>
       </w:pPr>
     </w:lvl>
-    <w:lvl w:ilvl="2" w:tplc="F8544E40" w:tentative="1">
+    <w:lvl w:ilvl="2" w:tplc="1F2AD0B2" w:tentative="1">
       <w:start w:val="1"/>
-      <w:numFmt w:val="bullet"/>
-      <w:lvlText w:val="■"/>
+      <w:numFmt w:val="lowerRoman"/>
+      <w:lvlText w:val="%3."/>
       <w:lvlJc w:val="left"/>
       <w:pPr>
-        <w:ind w:left="2160" w:hanging="360"/>
+        <w:ind w:left="1340" w:hanging="300"/>
       </w:pPr>
     </w:lvl>
-    <w:lvl w:ilvl="3" w:tplc="793A3944" w:tentative="1">
-      <w:start w:val="1"/>
-      <w:numFmt w:val="bullet"/>
-      <w:lvlText w:val="●"/>
-      <w:lvlJc w:val="left"/>
-      <w:pPr>
-        <w:ind w:left="2880" w:hanging="360"/>
-      </w:pPr>
-    </w:lvl>
-    <w:lvl w:ilvl="4" w:tplc="4BFEA768" w:tentative="1">
-      <w:start w:val="1"/>
-      <w:numFmt w:val="bullet"/>
-      <w:lvlText w:val="○"/>
-      <w:lvlJc w:val="left"/>
-      <w:pPr>
-        <w:ind w:left="3600" w:hanging="360"/>
-      </w:pPr>
-    </w:lvl>
-    <w:lvl w:ilvl="5" w:tplc="BC8CDBB4" w:tentative="1">
-      <w:start w:val="1"/>
-      <w:numFmt w:val="bullet"/>
-      <w:lvlText w:val="■"/>
-      <w:lvlJc w:val="left"/>
-      <w:pPr>
-        <w:ind w:left="4320" w:hanging="360"/>
-      </w:pPr>
-    </w:lvl>
-    <w:lvl w:ilvl="6" w:tplc="33F6F688" w:tentative="1">
-      <w:start w:val="1"/>
-      <w:numFmt w:val="bullet"/>
-      <w:lvlText w:val="●"/>
-      <w:lvlJc w:val="left"/>
-      <w:pPr>
-        <w:ind w:left="5040" w:hanging="360"/>
-      </w:pPr>
-    </w:lvl>
-    <w:lvl w:ilvl="7" w:tplc="406CE29C" w:tentative="1">
-      <w:start w:val="1"/>
-      <w:numFmt w:val="bullet"/>
-      <w:lvlText w:val="●"/>
-      <w:lvlJc w:val="left"/>
-      <w:pPr>
-        <w:ind w:left="5760" w:hanging="360"/>
-      </w:pPr>
-    </w:lvl>
-    <w:lvl w:ilvl="8" w:tplc="13CE4146" w:tentative="1">
-      <w:start w:val="1"/>
-      <w:numFmt w:val="bullet"/>
-      <w:lvlText w:val="●"/>
-      <w:lvlJc w:val="left"/>
-      <w:pPr>
-        <w:ind w:left="6480" w:hanging="360"/>
-      </w:pPr>
-    </w:lvl>
-  </w:abstractNum>
-  <w:abstractNum w:abstractNumId="1" w15:restartNumberingAfterBreak="0">
-    <w:nsid w:val="39FD513E"/>
-    <w:multiLevelType w:val="hybridMultilevel"/>
-    <w:tmpl w:val="0CB0F9D4"/>
-    <w:lvl w:ilvl="0" w:tplc="CBEA6480">
-      <w:start w:val="1"/>
-      <w:numFmt w:val="bullet"/>
-      <w:lvlText w:val="•"/>
-      <w:lvlJc w:val="left"/>
-      <w:pPr>
-        <w:ind w:left="540" w:hanging="300"/>
-      </w:pPr>
-    </w:lvl>
-    <w:lvl w:ilvl="1" w:tplc="125EDF4E" w:tentative="1">
-      <w:start w:val="1"/>
-      <w:numFmt w:val="bullet"/>
-      <w:lvlText w:val="–"/>
-      <w:lvlJc w:val="left"/>
-      <w:pPr>
-        <w:ind w:left="940" w:hanging="300"/>
-      </w:pPr>
-    </w:lvl>
-    <w:lvl w:ilvl="2" w:tplc="50D8D336" w:tentative="1">
-      <w:start w:val="1"/>
-      <w:numFmt w:val="bullet"/>
-      <w:lvlText w:val="◦"/>
-      <w:lvlJc w:val="left"/>
-      <w:pPr>
-        <w:ind w:left="1340" w:hanging="300"/>
-      </w:pPr>
-    </w:lvl>
-    <w:lvl w:ilvl="3" w:tplc="746A8D04">
+    <w:lvl w:ilvl="3" w:tplc="D70A4E34">
       <w:numFmt w:val="decimal"/>
       <w:lvlText w:val=""/>
       <w:lvlJc w:val="left"/>
     </w:lvl>
-    <w:lvl w:ilvl="4" w:tplc="7E5ADA26">
+    <w:lvl w:ilvl="4" w:tplc="74F2DDA0">
       <w:numFmt w:val="decimal"/>
       <w:lvlText w:val=""/>
       <w:lvlJc w:val="left"/>
     </w:lvl>
-    <w:lvl w:ilvl="5" w:tplc="9F6C73A4">
+    <w:lvl w:ilvl="5" w:tplc="D67E4F88">
       <w:numFmt w:val="decimal"/>
       <w:lvlText w:val=""/>
       <w:lvlJc w:val="left"/>
     </w:lvl>
-    <w:lvl w:ilvl="6" w:tplc="F336E388">
+    <w:lvl w:ilvl="6" w:tplc="A620A458">
       <w:numFmt w:val="decimal"/>
       <w:lvlText w:val=""/>
       <w:lvlJc w:val="left"/>
     </w:lvl>
-    <w:lvl w:ilvl="7" w:tplc="91D646C8">
+    <w:lvl w:ilvl="7" w:tplc="57108E6A">
       <w:numFmt w:val="decimal"/>
       <w:lvlText w:val=""/>
       <w:lvlJc w:val="left"/>
     </w:lvl>
-    <w:lvl w:ilvl="8" w:tplc="C61258A4">
+    <w:lvl w:ilvl="8" w:tplc="04B4AF44">
       <w:numFmt w:val="decimal"/>
       <w:lvlText w:val=""/>
       <w:lvlJc w:val="left"/>
     </w:lvl>
   </w:abstractNum>
+  <w:abstractNum w:abstractNumId="1" w15:restartNumberingAfterBreak="0">
+    <w:nsid w:val="330F0C14"/>
+    <w:multiLevelType w:val="hybridMultilevel"/>
+    <w:tmpl w:val="1E1A0D22"/>
+    <w:lvl w:ilvl="0" w:tplc="523C4CE0" w:tentative="1">
+      <w:start w:val="1"/>
+      <w:numFmt w:val="bullet"/>
+      <w:lvlText w:val="●"/>
+      <w:lvlJc w:val="left"/>
+      <w:pPr>
+        <w:ind w:left="720" w:hanging="360"/>
+      </w:pPr>
+    </w:lvl>
+    <w:lvl w:ilvl="1" w:tplc="AEF6AF5A" w:tentative="1">
+      <w:start w:val="1"/>
+      <w:numFmt w:val="bullet"/>
+      <w:lvlText w:val="○"/>
+      <w:lvlJc w:val="left"/>
+      <w:pPr>
+        <w:ind w:left="1440" w:hanging="360"/>
+      </w:pPr>
+    </w:lvl>
+    <w:lvl w:ilvl="2" w:tplc="893E76C6" w:tentative="1">
+      <w:start w:val="1"/>
+      <w:numFmt w:val="bullet"/>
+      <w:lvlText w:val="■"/>
+      <w:lvlJc w:val="left"/>
+      <w:pPr>
+        <w:ind w:left="2160" w:hanging="360"/>
+      </w:pPr>
+    </w:lvl>
+    <w:lvl w:ilvl="3" w:tplc="025CFD5A" w:tentative="1">
+      <w:start w:val="1"/>
+      <w:numFmt w:val="bullet"/>
+      <w:lvlText w:val="●"/>
+      <w:lvlJc w:val="left"/>
+      <w:pPr>
+        <w:ind w:left="2880" w:hanging="360"/>
+      </w:pPr>
+    </w:lvl>
+    <w:lvl w:ilvl="4" w:tplc="E968E5EA" w:tentative="1">
+      <w:start w:val="1"/>
+      <w:numFmt w:val="bullet"/>
+      <w:lvlText w:val="○"/>
+      <w:lvlJc w:val="left"/>
+      <w:pPr>
+        <w:ind w:left="3600" w:hanging="360"/>
+      </w:pPr>
+    </w:lvl>
+    <w:lvl w:ilvl="5" w:tplc="E0A6CAEA" w:tentative="1">
+      <w:start w:val="1"/>
+      <w:numFmt w:val="bullet"/>
+      <w:lvlText w:val="■"/>
+      <w:lvlJc w:val="left"/>
+      <w:pPr>
+        <w:ind w:left="4320" w:hanging="360"/>
+      </w:pPr>
+    </w:lvl>
+    <w:lvl w:ilvl="6" w:tplc="EF96DE9A" w:tentative="1">
+      <w:start w:val="1"/>
+      <w:numFmt w:val="bullet"/>
+      <w:lvlText w:val="●"/>
+      <w:lvlJc w:val="left"/>
+      <w:pPr>
+        <w:ind w:left="5040" w:hanging="360"/>
+      </w:pPr>
+    </w:lvl>
+    <w:lvl w:ilvl="7" w:tplc="45567334" w:tentative="1">
+      <w:start w:val="1"/>
+      <w:numFmt w:val="bullet"/>
+      <w:lvlText w:val="●"/>
+      <w:lvlJc w:val="left"/>
+      <w:pPr>
+        <w:ind w:left="5760" w:hanging="360"/>
+      </w:pPr>
+    </w:lvl>
+    <w:lvl w:ilvl="8" w:tplc="0414D99A" w:tentative="1">
+      <w:start w:val="1"/>
+      <w:numFmt w:val="bullet"/>
+      <w:lvlText w:val="●"/>
+      <w:lvlJc w:val="left"/>
+      <w:pPr>
+        <w:ind w:left="6480" w:hanging="360"/>
+      </w:pPr>
+    </w:lvl>
+  </w:abstractNum>
   <w:abstractNum w:abstractNumId="2" w15:restartNumberingAfterBreak="0">
-    <w:nsid w:val="740652C9"/>
+    <w:nsid w:val="49EE01BF"/>
     <w:multiLevelType w:val="hybridMultilevel"/>
-    <w:tmpl w:val="47748082"/>
-    <w:lvl w:ilvl="0" w:tplc="69FA02A4">
+    <w:tmpl w:val="56127F6C"/>
+    <w:lvl w:ilvl="0" w:tplc="CF129A44">
       <w:start w:val="1"/>
-      <w:numFmt w:val="decimal"/>
-      <w:lvlText w:val="%1."/>
+      <w:numFmt w:val="bullet"/>
+      <w:lvlText w:val="•"/>
       <w:lvlJc w:val="left"/>
       <w:pPr>
         <w:ind w:left="540" w:hanging="300"/>
       </w:pPr>
     </w:lvl>
-    <w:lvl w:ilvl="1" w:tplc="9C981276" w:tentative="1">
+    <w:lvl w:ilvl="1" w:tplc="D3C018FE" w:tentative="1">
       <w:start w:val="1"/>
-      <w:numFmt w:val="lowerLetter"/>
-      <w:lvlText w:val="%2."/>
+      <w:numFmt w:val="bullet"/>
+      <w:lvlText w:val="–"/>
       <w:lvlJc w:val="left"/>
       <w:pPr>
         <w:ind w:left="940" w:hanging="300"/>
       </w:pPr>
     </w:lvl>
-    <w:lvl w:ilvl="2" w:tplc="AC3ABFF6" w:tentative="1">
+    <w:lvl w:ilvl="2" w:tplc="3560ED1A" w:tentative="1">
       <w:start w:val="1"/>
-      <w:numFmt w:val="lowerRoman"/>
-      <w:lvlText w:val="%3."/>
+      <w:numFmt w:val="bullet"/>
+      <w:lvlText w:val="◦"/>
       <w:lvlJc w:val="left"/>
       <w:pPr>
         <w:ind w:left="1340" w:hanging="300"/>
       </w:pPr>
     </w:lvl>
-    <w:lvl w:ilvl="3" w:tplc="DFA8BA88">
+    <w:lvl w:ilvl="3" w:tplc="B51471DE">
       <w:numFmt w:val="decimal"/>
       <w:lvlText w:val=""/>
       <w:lvlJc w:val="left"/>
     </w:lvl>
-    <w:lvl w:ilvl="4" w:tplc="79288164">
+    <w:lvl w:ilvl="4" w:tplc="D53A9B7A">
       <w:numFmt w:val="decimal"/>
       <w:lvlText w:val=""/>
       <w:lvlJc w:val="left"/>
     </w:lvl>
-    <w:lvl w:ilvl="5" w:tplc="51E6385C">
+    <w:lvl w:ilvl="5" w:tplc="3A3A161C">
       <w:numFmt w:val="decimal"/>
       <w:lvlText w:val=""/>
       <w:lvlJc w:val="left"/>
     </w:lvl>
-    <w:lvl w:ilvl="6" w:tplc="8B6AFE1E">
+    <w:lvl w:ilvl="6" w:tplc="71CAB026">
       <w:numFmt w:val="decimal"/>
       <w:lvlText w:val=""/>
       <w:lvlJc w:val="left"/>
     </w:lvl>
-    <w:lvl w:ilvl="7" w:tplc="6DC237A2">
+    <w:lvl w:ilvl="7" w:tplc="49525FAA">
       <w:numFmt w:val="decimal"/>
       <w:lvlText w:val=""/>
       <w:lvlJc w:val="left"/>
     </w:lvl>
-    <w:lvl w:ilvl="8" w:tplc="A0C41D5A">
+    <w:lvl w:ilvl="8" w:tplc="79927A0A">
       <w:numFmt w:val="decimal"/>
       <w:lvlText w:val=""/>
       <w:lvlJc w:val="left"/>
     </w:lvl>
   </w:abstractNum>
   <w:num w:numId="1">
-    <w:abstractNumId w:val="0"/>
+    <w:abstractNumId w:val="1"/>
     <w:lvlOverride w:ilvl="0">
       <w:startOverride w:val="1"/>
     </w:lvlOverride>
   </w:num>
   <w:num w:numId="2">
-    <w:abstractNumId w:val="1"/>
+    <w:abstractNumId w:val="2"/>
     <w:lvlOverride w:ilvl="0">
       <w:startOverride w:val="1"/>
     </w:lvlOverride>
   </w:num>
   <w:num w:numId="3">
-    <w:abstractNumId w:val="2"/>
+    <w:abstractNumId w:val="0"/>
     <w:lvlOverride w:ilvl="0">
       <w:startOverride w:val="1"/>
     </w:lvlOverride>
@@ -15688,7 +16369,7 @@
     <w:autoRedefine/>
     <w:uiPriority w:val="39"/>
     <w:unhideWhenUsed/>
-    <w:rsid w:val="0073611D"/>
+    <w:rsid w:val="00DE390E"/>
     <w:pPr>
       <w:spacing w:after="100"/>
     </w:pPr>
@@ -15700,7 +16381,7 @@
     <w:autoRedefine/>
     <w:uiPriority w:val="39"/>
     <w:unhideWhenUsed/>
-    <w:rsid w:val="0073611D"/>
+    <w:rsid w:val="00DE390E"/>
     <w:pPr>
       <w:spacing w:after="100"/>
       <w:ind w:left="210"/>

--- a/documentation/04 Website/Website User Interface.docx
+++ b/documentation/04 Website/Website User Interface.docx
@@ -80,7 +80,7 @@
           <w:left w:w="10" w:type="dxa"/>
           <w:right w:w="10" w:type="dxa"/>
         </w:tblCellMar>
-        <w:tblLook w:val="0000" w:firstRow="0" w:lastRow="0" w:firstColumn="0" w:lastColumn="0" w:noHBand="0" w:noVBand="0"/>
+        <w:tblLook w:val="04A0" w:firstRow="1" w:lastRow="0" w:firstColumn="1" w:lastColumn="0" w:noHBand="0" w:noVBand="1"/>
       </w:tblPr>
       <w:tblGrid>
         <w:gridCol w:w="2600"/>
@@ -461,7 +461,7 @@
           <w:left w:w="10" w:type="dxa"/>
           <w:right w:w="10" w:type="dxa"/>
         </w:tblCellMar>
-        <w:tblLook w:val="0000" w:firstRow="0" w:lastRow="0" w:firstColumn="0" w:lastColumn="0" w:noHBand="0" w:noVBand="0"/>
+        <w:tblLook w:val="04A0" w:firstRow="1" w:lastRow="0" w:firstColumn="1" w:lastColumn="0" w:noHBand="0" w:noVBand="1"/>
       </w:tblPr>
       <w:tblGrid>
         <w:gridCol w:w="1300"/>
@@ -1251,14 +1251,7 @@
                 <w:sz w:val="19"/>
                 <w:szCs w:val="19"/>
               </w:rPr>
-              <w:t>The "Living Forest" colours, chosen by the board for a livelier green: a deeper, cleaner page green and lighter raised surfaces, the same in the phone and desktop apps. The cooki</w:t>
-            </w:r>
-            <w:r>
-              <w:rPr>
-                <w:sz w:val="19"/>
-                <w:szCs w:val="19"/>
-              </w:rPr>
-              <w:t>e banner's Customize is a wood link instead of a warning red.</w:t>
+              <w:t>The "Living Forest" colours, chosen by the board for a livelier green: a deeper, cleaner page green and lighter raised surfaces, the same in the phone and desktop apps. The cookie banner's Customize is a wood link instead of a warning red.</w:t>
             </w:r>
           </w:p>
         </w:tc>
@@ -1306,7 +1299,14 @@
                 <w:sz w:val="19"/>
                 <w:szCs w:val="19"/>
               </w:rPr>
-              <w:t>20 October 2026</w:t>
+              <w:t xml:space="preserve">20 October </w:t>
+            </w:r>
+            <w:r>
+              <w:rPr>
+                <w:sz w:val="19"/>
+                <w:szCs w:val="19"/>
+              </w:rPr>
+              <w:t>2026</w:t>
             </w:r>
           </w:p>
         </w:tc>
@@ -1326,14 +1326,14 @@
                 <w:sz w:val="19"/>
                 <w:szCs w:val="19"/>
               </w:rPr>
-              <w:t>Colour themes: Forest (the default), Dark and Light from the Theme menu at the end of the top links, remembered in the browser and, for a signed-in customer, with the account. The product grid and the Featured banner fill the page at any width, the cards g</w:t>
-            </w:r>
-            <w:r>
-              <w:rPr>
-                <w:sz w:val="19"/>
-                <w:szCs w:val="19"/>
-              </w:rPr>
-              <w:t>rowing with the screen.</w:t>
+              <w:t>Colour themes: Forest (the default), Dark and Light from the Theme menu at the end of the top links, remembered in the browser and, for a signed-in customer, with the account. The product grid and the Featured banner fill the page at any width, the ca</w:t>
+            </w:r>
+            <w:r>
+              <w:rPr>
+                <w:sz w:val="19"/>
+                <w:szCs w:val="19"/>
+              </w:rPr>
+              <w:t>rds growing with the screen.</w:t>
             </w:r>
           </w:p>
         </w:tc>
@@ -1401,14 +1401,14 @@
                 <w:sz w:val="19"/>
                 <w:szCs w:val="19"/>
               </w:rPr>
-              <w:t>The About page sets out the company below the film: who we are with the registered facts, how we work (timber from farms across Central Kenya, milled in Nakuru), mission and vision, where to find us with a map l</w:t>
-            </w:r>
-            <w:r>
-              <w:rPr>
-                <w:sz w:val="19"/>
-                <w:szCs w:val="19"/>
-              </w:rPr>
-              <w:t>ink, and the founder with a photo frame; the same facts for search engines in index.html.</w:t>
+              <w:t xml:space="preserve">The About page sets out the company below the film: who we are with the registered facts, how we work (timber from farms across Central Kenya, milled in Nakuru), mission and vision, where to find us with a </w:t>
+            </w:r>
+            <w:r>
+              <w:rPr>
+                <w:sz w:val="19"/>
+                <w:szCs w:val="19"/>
+              </w:rPr>
+              <w:t>map link, and the founder with a photo frame; the same facts for search engines in index.html.</w:t>
             </w:r>
           </w:p>
         </w:tc>
@@ -1476,14 +1476,14 @@
                 <w:sz w:val="19"/>
                 <w:szCs w:val="19"/>
               </w:rPr>
-              <w:t>Order tickets (DW-7K3Q9P) on the payment screen, the order page and Ordered Goods; Track my order without signing in (the ticket and the last 3 d</w:t>
-            </w:r>
-            <w:r>
-              <w:rPr>
-                <w:sz w:val="19"/>
-                <w:szCs w:val="19"/>
-              </w:rPr>
-              <w:t>igits of the phone); the driver and number plate show only when staff share them for that delivery.</w:t>
+              <w:t>Order tickets (DW-7K3Q9P) on the payment screen, the order page and Ordered Goods; Track my order without signing in (the ticket and the las</w:t>
+            </w:r>
+            <w:r>
+              <w:rPr>
+                <w:sz w:val="19"/>
+                <w:szCs w:val="19"/>
+              </w:rPr>
+              <w:t>t 3 digits of the phone); the driver and number plate show only when staff share them for that delivery.</w:t>
             </w:r>
           </w:p>
         </w:tc>
@@ -1551,14 +1551,82 @@
                 <w:sz w:val="19"/>
                 <w:szCs w:val="19"/>
               </w:rPr>
-              <w:t>My profile: photo, name, email, phone and password, the email and phone shown partly until Show; the photo in the account button; Choos</w:t>
-            </w:r>
-            <w:r>
-              <w:rPr>
-                <w:sz w:val="19"/>
-                <w:szCs w:val="19"/>
-              </w:rPr>
-              <w:t>e a new password after an admin's reset.</w:t>
+              <w:t>My profile: photo, name, email, phone and password, the email and phone shown partly until Show; the photo in the account button; Choose a new password after an admin's reset.</w:t>
+            </w:r>
+          </w:p>
+        </w:tc>
+      </w:tr>
+      <w:tr>
+        <w:tblPrEx>
+          <w:tblCellMar>
+            <w:top w:w="0" w:type="dxa"/>
+            <w:bottom w:w="0" w:type="dxa"/>
+          </w:tblCellMar>
+        </w:tblPrEx>
+        <w:tc>
+          <w:tcPr>
+            <w:tcW w:w="1300" w:type="dxa"/>
+            <w:tcMar>
+              <w:top w:w="50" w:type="dxa"/>
+              <w:left w:w="90" w:type="dxa"/>
+              <w:bottom w:w="50" w:type="dxa"/>
+              <w:right w:w="90" w:type="dxa"/>
+            </w:tcMar>
+          </w:tcPr>
+          <w:p>
+            <w:r>
+              <w:rPr>
+                <w:sz w:val="19"/>
+                <w:szCs w:val="19"/>
+              </w:rPr>
+              <w:t>1.1</w:t>
+            </w:r>
+          </w:p>
+        </w:tc>
+        <w:tc>
+          <w:tcPr>
+            <w:tcW w:w="1900" w:type="dxa"/>
+            <w:tcMar>
+              <w:top w:w="50" w:type="dxa"/>
+              <w:left w:w="90" w:type="dxa"/>
+              <w:bottom w:w="50" w:type="dxa"/>
+              <w:right w:w="90" w:type="dxa"/>
+            </w:tcMar>
+          </w:tcPr>
+          <w:p>
+            <w:r>
+              <w:rPr>
+                <w:sz w:val="19"/>
+                <w:szCs w:val="19"/>
+              </w:rPr>
+              <w:t>24 October 2026</w:t>
+            </w:r>
+          </w:p>
+        </w:tc>
+        <w:tc>
+          <w:tcPr>
+            <w:tcW w:w="6438" w:type="dxa"/>
+            <w:tcMar>
+              <w:top w:w="50" w:type="dxa"/>
+              <w:left w:w="90" w:type="dxa"/>
+              <w:bottom w:w="50" w:type="dxa"/>
+              <w:right w:w="90" w:type="dxa"/>
+            </w:tcMar>
+          </w:tcPr>
+          <w:p>
+            <w:r>
+              <w:rPr>
+                <w:sz w:val="19"/>
+                <w:szCs w:val="19"/>
+              </w:rPr>
+              <w:t>Returns &amp; Refunds, Privacy and Terms pages (/returns, /priv</w:t>
+            </w:r>
+            <w:r>
+              <w:rPr>
+                <w:sz w:val="19"/>
+                <w:szCs w:val="19"/>
+              </w:rPr>
+              <w:t>acy, /terms), linked from the footer and at checkout; Cookie settings in the footer; ReachUs shared with About.</w:t>
             </w:r>
           </w:p>
         </w:tc>
@@ -1589,13 +1657,23 @@
           <w:sz w:val="28"/>
           <w:szCs w:val="28"/>
         </w:rPr>
-        <w:t>Contents</w:t>
+        <w:t>Con</w:t>
+      </w:r>
+      <w:r>
+        <w:rPr>
+          <w:b/>
+          <w:bCs/>
+          <w:color w:val="1F4D3A"/>
+          <w:sz w:val="28"/>
+          <w:szCs w:val="28"/>
+        </w:rPr>
+        <w:t>tents</w:t>
       </w:r>
     </w:p>
     <w:sdt>
       <w:sdtPr>
         <w:alias w:val="Contents"/>
-        <w:id w:val="-1200777449"/>
+        <w:id w:val="-1057626516"/>
       </w:sdtPr>
       <w:sdtEndPr/>
       <w:sdtContent>
@@ -1622,7 +1700,7 @@
           <w:r>
             <w:fldChar w:fldCharType="separate"/>
           </w:r>
-          <w:hyperlink w:anchor="_Toc243693212" w:history="1">
+          <w:hyperlink w:anchor="_Toc243726458" w:history="1">
             <w:r>
               <w:rPr>
                 <w:rStyle w:val="Hyperlink"/>
@@ -1646,7 +1724,7 @@
               <w:rPr>
                 <w:noProof/>
               </w:rPr>
-              <w:instrText xml:space="preserve"> PAGEREF _Toc243693212 \h </w:instrText>
+              <w:instrText xml:space="preserve"> PAGEREF _Toc243726458 \h </w:instrText>
             </w:r>
             <w:r>
               <w:rPr>
@@ -1687,7 +1765,7 @@
               <w:szCs w:val="22"/>
             </w:rPr>
           </w:pPr>
-          <w:hyperlink w:anchor="_Toc243693213" w:history="1">
+          <w:hyperlink w:anchor="_Toc243726459" w:history="1">
             <w:r>
               <w:rPr>
                 <w:rStyle w:val="Hyperlink"/>
@@ -1711,7 +1789,7 @@
               <w:rPr>
                 <w:noProof/>
               </w:rPr>
-              <w:instrText xml:space="preserve"> PAGEREF _Toc243693213 \h </w:instrText>
+              <w:instrText xml:space="preserve"> PAGEREF _Toc243726459 \h </w:instrText>
             </w:r>
             <w:r>
               <w:rPr>
@@ -1752,7 +1830,7 @@
               <w:szCs w:val="22"/>
             </w:rPr>
           </w:pPr>
-          <w:hyperlink w:anchor="_Toc243693214" w:history="1">
+          <w:hyperlink w:anchor="_Toc243726460" w:history="1">
             <w:r>
               <w:rPr>
                 <w:rStyle w:val="Hyperlink"/>
@@ -1776,7 +1854,7 @@
               <w:rPr>
                 <w:noProof/>
               </w:rPr>
-              <w:instrText xml:space="preserve"> PAGEREF _Toc243693214 \h </w:instrText>
+              <w:instrText xml:space="preserve"> PAGEREF _Toc243726460 \h </w:instrText>
             </w:r>
             <w:r>
               <w:rPr>
@@ -1817,7 +1895,7 @@
               <w:szCs w:val="22"/>
             </w:rPr>
           </w:pPr>
-          <w:hyperlink w:anchor="_Toc243693215" w:history="1">
+          <w:hyperlink w:anchor="_Toc243726461" w:history="1">
             <w:r>
               <w:rPr>
                 <w:rStyle w:val="Hyperlink"/>
@@ -1841,7 +1919,7 @@
               <w:rPr>
                 <w:noProof/>
               </w:rPr>
-              <w:instrText xml:space="preserve"> PAGEREF _Toc243693215 \h </w:instrText>
+              <w:instrText xml:space="preserve"> PAGEREF _Toc243726461 \h </w:instrText>
             </w:r>
             <w:r>
               <w:rPr>
@@ -1882,7 +1960,7 @@
               <w:szCs w:val="22"/>
             </w:rPr>
           </w:pPr>
-          <w:hyperlink w:anchor="_Toc243693216" w:history="1">
+          <w:hyperlink w:anchor="_Toc243726462" w:history="1">
             <w:r>
               <w:rPr>
                 <w:rStyle w:val="Hyperlink"/>
@@ -1906,7 +1984,7 @@
               <w:rPr>
                 <w:noProof/>
               </w:rPr>
-              <w:instrText xml:space="preserve"> PAGEREF _Toc243693216 \h </w:instrText>
+              <w:instrText xml:space="preserve"> PAGEREF _Toc243726462 \h </w:instrText>
             </w:r>
             <w:r>
               <w:rPr>
@@ -1947,7 +2025,7 @@
               <w:szCs w:val="22"/>
             </w:rPr>
           </w:pPr>
-          <w:hyperlink w:anchor="_Toc243693217" w:history="1">
+          <w:hyperlink w:anchor="_Toc243726463" w:history="1">
             <w:r>
               <w:rPr>
                 <w:rStyle w:val="Hyperlink"/>
@@ -1971,7 +2049,7 @@
               <w:rPr>
                 <w:noProof/>
               </w:rPr>
-              <w:instrText xml:space="preserve"> PAGEREF _Toc243693217 \h </w:instrText>
+              <w:instrText xml:space="preserve"> PAGEREF _Toc243726463 \h </w:instrText>
             </w:r>
             <w:r>
               <w:rPr>
@@ -2012,7 +2090,7 @@
               <w:szCs w:val="22"/>
             </w:rPr>
           </w:pPr>
-          <w:hyperlink w:anchor="_Toc243693218" w:history="1">
+          <w:hyperlink w:anchor="_Toc243726464" w:history="1">
             <w:r>
               <w:rPr>
                 <w:rStyle w:val="Hyperlink"/>
@@ -2036,7 +2114,7 @@
               <w:rPr>
                 <w:noProof/>
               </w:rPr>
-              <w:instrText xml:space="preserve"> PAGEREF _Toc243693218 \h </w:instrText>
+              <w:instrText xml:space="preserve"> PAGEREF _Toc243726464 \h </w:instrText>
             </w:r>
             <w:r>
               <w:rPr>
@@ -2077,7 +2155,7 @@
               <w:szCs w:val="22"/>
             </w:rPr>
           </w:pPr>
-          <w:hyperlink w:anchor="_Toc243693219" w:history="1">
+          <w:hyperlink w:anchor="_Toc243726465" w:history="1">
             <w:r>
               <w:rPr>
                 <w:rStyle w:val="Hyperlink"/>
@@ -2101,7 +2179,7 @@
               <w:rPr>
                 <w:noProof/>
               </w:rPr>
-              <w:instrText xml:space="preserve"> PAGEREF _Toc243693219 \h </w:instrText>
+              <w:instrText xml:space="preserve"> PAGEREF _Toc243726465 \h </w:instrText>
             </w:r>
             <w:r>
               <w:rPr>
@@ -2142,7 +2220,7 @@
               <w:szCs w:val="22"/>
             </w:rPr>
           </w:pPr>
-          <w:hyperlink w:anchor="_Toc243693220" w:history="1">
+          <w:hyperlink w:anchor="_Toc243726466" w:history="1">
             <w:r>
               <w:rPr>
                 <w:rStyle w:val="Hyperlink"/>
@@ -2166,7 +2244,7 @@
               <w:rPr>
                 <w:noProof/>
               </w:rPr>
-              <w:instrText xml:space="preserve"> PAGEREF _Toc243693220 \h </w:instrText>
+              <w:instrText xml:space="preserve"> PAGEREF _Toc243726466 \h </w:instrText>
             </w:r>
             <w:r>
               <w:rPr>
@@ -2207,7 +2285,7 @@
               <w:szCs w:val="22"/>
             </w:rPr>
           </w:pPr>
-          <w:hyperlink w:anchor="_Toc243693221" w:history="1">
+          <w:hyperlink w:anchor="_Toc243726467" w:history="1">
             <w:r>
               <w:rPr>
                 <w:rStyle w:val="Hyperlink"/>
@@ -2231,7 +2309,7 @@
               <w:rPr>
                 <w:noProof/>
               </w:rPr>
-              <w:instrText xml:space="preserve"> PAGEREF _Toc243693221 \h </w:instrText>
+              <w:instrText xml:space="preserve"> PAGEREF _Toc243726467 \h </w:instrText>
             </w:r>
             <w:r>
               <w:rPr>
@@ -2272,7 +2350,7 @@
               <w:szCs w:val="22"/>
             </w:rPr>
           </w:pPr>
-          <w:hyperlink w:anchor="_Toc243693222" w:history="1">
+          <w:hyperlink w:anchor="_Toc243726468" w:history="1">
             <w:r>
               <w:rPr>
                 <w:rStyle w:val="Hyperlink"/>
@@ -2296,7 +2374,7 @@
               <w:rPr>
                 <w:noProof/>
               </w:rPr>
-              <w:instrText xml:space="preserve"> PAGEREF _Toc243693222 \h </w:instrText>
+              <w:instrText xml:space="preserve"> PAGEREF _Toc243726468 \h </w:instrText>
             </w:r>
             <w:r>
               <w:rPr>
@@ -2337,7 +2415,7 @@
               <w:szCs w:val="22"/>
             </w:rPr>
           </w:pPr>
-          <w:hyperlink w:anchor="_Toc243693223" w:history="1">
+          <w:hyperlink w:anchor="_Toc243726469" w:history="1">
             <w:r>
               <w:rPr>
                 <w:rStyle w:val="Hyperlink"/>
@@ -2361,7 +2439,7 @@
               <w:rPr>
                 <w:noProof/>
               </w:rPr>
-              <w:instrText xml:space="preserve"> PAGEREF _Toc243693223 \h </w:instrText>
+              <w:instrText xml:space="preserve"> PAGEREF _Toc243726469 \h </w:instrText>
             </w:r>
             <w:r>
               <w:rPr>
@@ -2402,7 +2480,7 @@
               <w:szCs w:val="22"/>
             </w:rPr>
           </w:pPr>
-          <w:hyperlink w:anchor="_Toc243693224" w:history="1">
+          <w:hyperlink w:anchor="_Toc243726470" w:history="1">
             <w:r>
               <w:rPr>
                 <w:rStyle w:val="Hyperlink"/>
@@ -2426,7 +2504,7 @@
               <w:rPr>
                 <w:noProof/>
               </w:rPr>
-              <w:instrText xml:space="preserve"> PAGEREF _Toc243693224 \h </w:instrText>
+              <w:instrText xml:space="preserve"> PAGEREF _Toc243726470 \h </w:instrText>
             </w:r>
             <w:r>
               <w:rPr>
@@ -2467,7 +2545,7 @@
               <w:szCs w:val="22"/>
             </w:rPr>
           </w:pPr>
-          <w:hyperlink w:anchor="_Toc243693225" w:history="1">
+          <w:hyperlink w:anchor="_Toc243726471" w:history="1">
             <w:r>
               <w:rPr>
                 <w:rStyle w:val="Hyperlink"/>
@@ -2491,7 +2569,7 @@
               <w:rPr>
                 <w:noProof/>
               </w:rPr>
-              <w:instrText xml:space="preserve"> PAGEREF _Toc243693225 \h </w:instrText>
+              <w:instrText xml:space="preserve"> PAGEREF _Toc243726471 \h </w:instrText>
             </w:r>
             <w:r>
               <w:rPr>
@@ -2532,7 +2610,7 @@
               <w:szCs w:val="22"/>
             </w:rPr>
           </w:pPr>
-          <w:hyperlink w:anchor="_Toc243693226" w:history="1">
+          <w:hyperlink w:anchor="_Toc243726472" w:history="1">
             <w:r>
               <w:rPr>
                 <w:rStyle w:val="Hyperlink"/>
@@ -2556,7 +2634,7 @@
               <w:rPr>
                 <w:noProof/>
               </w:rPr>
-              <w:instrText xml:space="preserve"> PAGEREF _Toc243693226 \h </w:instrText>
+              <w:instrText xml:space="preserve"> PAGEREF _Toc243726472 \h </w:instrText>
             </w:r>
             <w:r>
               <w:rPr>
@@ -2597,13 +2675,13 @@
               <w:szCs w:val="22"/>
             </w:rPr>
           </w:pPr>
-          <w:hyperlink w:anchor="_Toc243693227" w:history="1">
+          <w:hyperlink w:anchor="_Toc243726473" w:history="1">
             <w:r>
               <w:rPr>
                 <w:rStyle w:val="Hyperlink"/>
                 <w:noProof/>
               </w:rPr>
-              <w:t>4.9  About page story</w:t>
+              <w:t>4.9  Returns, Privacy and Terms</w:t>
             </w:r>
             <w:r>
               <w:rPr>
@@ -2621,7 +2699,7 @@
               <w:rPr>
                 <w:noProof/>
               </w:rPr>
-              <w:instrText xml:space="preserve"> PAGEREF _Toc243693227 \h </w:instrText>
+              <w:instrText xml:space="preserve"> PAGEREF _Toc243726473 \h </w:instrText>
             </w:r>
             <w:r>
               <w:rPr>
@@ -2662,13 +2740,13 @@
               <w:szCs w:val="22"/>
             </w:rPr>
           </w:pPr>
-          <w:hyperlink w:anchor="_Toc243693228" w:history="1">
+          <w:hyperlink w:anchor="_Toc243726474" w:history="1">
             <w:r>
               <w:rPr>
                 <w:rStyle w:val="Hyperlink"/>
                 <w:noProof/>
               </w:rPr>
-              <w:t>4.10  Help page and support email</w:t>
+              <w:t>4.10  About page story</w:t>
             </w:r>
             <w:r>
               <w:rPr>
@@ -2686,7 +2764,7 @@
               <w:rPr>
                 <w:noProof/>
               </w:rPr>
-              <w:instrText xml:space="preserve"> PAGEREF _Toc243693228 \h </w:instrText>
+              <w:instrText xml:space="preserve"> PAGEREF _Toc243726474 \h </w:instrText>
             </w:r>
             <w:r>
               <w:rPr>
@@ -2727,13 +2805,13 @@
               <w:szCs w:val="22"/>
             </w:rPr>
           </w:pPr>
-          <w:hyperlink w:anchor="_Toc243693229" w:history="1">
+          <w:hyperlink w:anchor="_Toc243726475" w:history="1">
             <w:r>
               <w:rPr>
                 <w:rStyle w:val="Hyperlink"/>
                 <w:noProof/>
               </w:rPr>
-              <w:t>4.11  Frequently asked questions</w:t>
+              <w:t>4.11  Help page and support email</w:t>
             </w:r>
             <w:r>
               <w:rPr>
@@ -2751,7 +2829,7 @@
               <w:rPr>
                 <w:noProof/>
               </w:rPr>
-              <w:instrText xml:space="preserve"> PAGEREF _Toc243693229 \h </w:instrText>
+              <w:instrText xml:space="preserve"> PAGEREF _Toc243726475 \h </w:instrText>
             </w:r>
             <w:r>
               <w:rPr>
@@ -2768,7 +2846,7 @@
               <w:rPr>
                 <w:noProof/>
               </w:rPr>
-              <w:t>17</w:t>
+              <w:t>19</w:t>
             </w:r>
             <w:r>
               <w:rPr>
@@ -2792,13 +2870,13 @@
               <w:szCs w:val="22"/>
             </w:rPr>
           </w:pPr>
-          <w:hyperlink w:anchor="_Toc243693230" w:history="1">
+          <w:hyperlink w:anchor="_Toc243726476" w:history="1">
             <w:r>
               <w:rPr>
                 <w:rStyle w:val="Hyperlink"/>
                 <w:noProof/>
               </w:rPr>
-              <w:t>4.12  Send us an email</w:t>
+              <w:t>4.12  Frequently asked questions</w:t>
             </w:r>
             <w:r>
               <w:rPr>
@@ -2816,7 +2894,7 @@
               <w:rPr>
                 <w:noProof/>
               </w:rPr>
-              <w:instrText xml:space="preserve"> PAGEREF _Toc243693230 \h </w:instrText>
+              <w:instrText xml:space="preserve"> PAGEREF _Toc243726476 \h </w:instrText>
             </w:r>
             <w:r>
               <w:rPr>
@@ -2833,7 +2911,7 @@
               <w:rPr>
                 <w:noProof/>
               </w:rPr>
-              <w:t>18</w:t>
+              <w:t>19</w:t>
             </w:r>
             <w:r>
               <w:rPr>
@@ -2857,13 +2935,13 @@
               <w:szCs w:val="22"/>
             </w:rPr>
           </w:pPr>
-          <w:hyperlink w:anchor="_Toc243693231" w:history="1">
+          <w:hyperlink w:anchor="_Toc243726477" w:history="1">
             <w:r>
               <w:rPr>
                 <w:rStyle w:val="Hyperlink"/>
                 <w:noProof/>
               </w:rPr>
-              <w:t>4.13  Bulk order pictures</w:t>
+              <w:t>4.13  Send us an email</w:t>
             </w:r>
             <w:r>
               <w:rPr>
@@ -2881,7 +2959,7 @@
               <w:rPr>
                 <w:noProof/>
               </w:rPr>
-              <w:instrText xml:space="preserve"> PAGEREF _Toc243693231 \h </w:instrText>
+              <w:instrText xml:space="preserve"> PAGEREF _Toc243726477 \h </w:instrText>
             </w:r>
             <w:r>
               <w:rPr>
@@ -2922,13 +3000,13 @@
               <w:szCs w:val="22"/>
             </w:rPr>
           </w:pPr>
-          <w:hyperlink w:anchor="_Toc243693232" w:history="1">
+          <w:hyperlink w:anchor="_Toc243726478" w:history="1">
             <w:r>
               <w:rPr>
                 <w:rStyle w:val="Hyperlink"/>
                 <w:noProof/>
               </w:rPr>
-              <w:t>4.14  Chat assistant and nudges</w:t>
+              <w:t>4.14  Bulk order pictures</w:t>
             </w:r>
             <w:r>
               <w:rPr>
@@ -2946,7 +3024,7 @@
               <w:rPr>
                 <w:noProof/>
               </w:rPr>
-              <w:instrText xml:space="preserve"> PAGEREF _Toc243693232 \h </w:instrText>
+              <w:instrText xml:space="preserve"> PAGEREF _Toc243726478 \h </w:instrText>
             </w:r>
             <w:r>
               <w:rPr>
@@ -2963,7 +3041,72 @@
               <w:rPr>
                 <w:noProof/>
               </w:rPr>
-              <w:t>21</w:t>
+              <w:t>22</w:t>
+            </w:r>
+            <w:r>
+              <w:rPr>
+                <w:noProof/>
+              </w:rPr>
+              <w:fldChar w:fldCharType="end"/>
+            </w:r>
+          </w:hyperlink>
+        </w:p>
+        <w:p>
+          <w:pPr>
+            <w:pStyle w:val="TOC2"/>
+            <w:tabs>
+              <w:tab w:val="right" w:leader="dot" w:pos="9628"/>
+            </w:tabs>
+            <w:rPr>
+              <w:rFonts w:asciiTheme="minorHAnsi" w:eastAsiaTheme="minorEastAsia" w:hAnsiTheme="minorHAnsi" w:cstheme="minorBidi"/>
+              <w:noProof/>
+              <w:color w:val="auto"/>
+              <w:sz w:val="22"/>
+              <w:szCs w:val="22"/>
+            </w:rPr>
+          </w:pPr>
+          <w:hyperlink w:anchor="_Toc243726479" w:history="1">
+            <w:r>
+              <w:rPr>
+                <w:rStyle w:val="Hyperlink"/>
+                <w:noProof/>
+              </w:rPr>
+              <w:t>4.15  Chat assistant and nudges</w:t>
+            </w:r>
+            <w:r>
+              <w:rPr>
+                <w:noProof/>
+              </w:rPr>
+              <w:tab/>
+            </w:r>
+            <w:r>
+              <w:rPr>
+                <w:noProof/>
+              </w:rPr>
+              <w:fldChar w:fldCharType="begin"/>
+            </w:r>
+            <w:r>
+              <w:rPr>
+                <w:noProof/>
+              </w:rPr>
+              <w:instrText xml:space="preserve"> PAGEREF _Toc243726479 \h </w:instrText>
+            </w:r>
+            <w:r>
+              <w:rPr>
+                <w:noProof/>
+              </w:rPr>
+            </w:r>
+            <w:r>
+              <w:rPr>
+                <w:noProof/>
+              </w:rPr>
+              <w:fldChar w:fldCharType="separate"/>
+            </w:r>
+            <w:r>
+              <w:rPr>
+                <w:noProof/>
+              </w:rPr>
+              <w:t>23</w:t>
             </w:r>
             <w:r>
               <w:rPr>
@@ -2987,7 +3130,7 @@
               <w:szCs w:val="22"/>
             </w:rPr>
           </w:pPr>
-          <w:hyperlink w:anchor="_Toc243693233" w:history="1">
+          <w:hyperlink w:anchor="_Toc243726480" w:history="1">
             <w:r>
               <w:rPr>
                 <w:rStyle w:val="Hyperlink"/>
@@ -3011,7 +3154,7 @@
               <w:rPr>
                 <w:noProof/>
               </w:rPr>
-              <w:instrText xml:space="preserve"> PAGEREF _Toc243693233 \h </w:instrText>
+              <w:instrText xml:space="preserve"> PAGEREF _Toc243726480 \h </w:instrText>
             </w:r>
             <w:r>
               <w:rPr>
@@ -3028,7 +3171,7 @@
               <w:rPr>
                 <w:noProof/>
               </w:rPr>
-              <w:t>22</w:t>
+              <w:t>24</w:t>
             </w:r>
             <w:r>
               <w:rPr>
@@ -3052,7 +3195,7 @@
               <w:szCs w:val="22"/>
             </w:rPr>
           </w:pPr>
-          <w:hyperlink w:anchor="_Toc243693234" w:history="1">
+          <w:hyperlink w:anchor="_Toc243726481" w:history="1">
             <w:r>
               <w:rPr>
                 <w:rStyle w:val="Hyperlink"/>
@@ -3076,7 +3219,7 @@
               <w:rPr>
                 <w:noProof/>
               </w:rPr>
-              <w:instrText xml:space="preserve"> PAGEREF _Toc243693234 \h </w:instrText>
+              <w:instrText xml:space="preserve"> PAGEREF _Toc243726481 \h </w:instrText>
             </w:r>
             <w:r>
               <w:rPr>
@@ -3093,7 +3236,7 @@
               <w:rPr>
                 <w:noProof/>
               </w:rPr>
-              <w:t>22</w:t>
+              <w:t>24</w:t>
             </w:r>
             <w:r>
               <w:rPr>
@@ -3117,7 +3260,7 @@
               <w:szCs w:val="22"/>
             </w:rPr>
           </w:pPr>
-          <w:hyperlink w:anchor="_Toc243693235" w:history="1">
+          <w:hyperlink w:anchor="_Toc243726482" w:history="1">
             <w:r>
               <w:rPr>
                 <w:rStyle w:val="Hyperlink"/>
@@ -3141,7 +3284,7 @@
               <w:rPr>
                 <w:noProof/>
               </w:rPr>
-              <w:instrText xml:space="preserve"> PAGEREF _Toc243693235 \h </w:instrText>
+              <w:instrText xml:space="preserve"> PAGEREF _Toc243726482 \h </w:instrText>
             </w:r>
             <w:r>
               <w:rPr>
@@ -3158,7 +3301,7 @@
               <w:rPr>
                 <w:noProof/>
               </w:rPr>
-              <w:t>23</w:t>
+              <w:t>25</w:t>
             </w:r>
             <w:r>
               <w:rPr>
@@ -3182,7 +3325,7 @@
               <w:szCs w:val="22"/>
             </w:rPr>
           </w:pPr>
-          <w:hyperlink w:anchor="_Toc243693236" w:history="1">
+          <w:hyperlink w:anchor="_Toc243726483" w:history="1">
             <w:r>
               <w:rPr>
                 <w:rStyle w:val="Hyperlink"/>
@@ -3206,7 +3349,7 @@
               <w:rPr>
                 <w:noProof/>
               </w:rPr>
-              <w:instrText xml:space="preserve"> PAGEREF _Toc243693236 \h </w:instrText>
+              <w:instrText xml:space="preserve"> PAGEREF _Toc243726483 \h </w:instrText>
             </w:r>
             <w:r>
               <w:rPr>
@@ -3223,7 +3366,7 @@
               <w:rPr>
                 <w:noProof/>
               </w:rPr>
-              <w:t>23</w:t>
+              <w:t>25</w:t>
             </w:r>
             <w:r>
               <w:rPr>
@@ -3247,7 +3390,7 @@
               <w:szCs w:val="22"/>
             </w:rPr>
           </w:pPr>
-          <w:hyperlink w:anchor="_Toc243693237" w:history="1">
+          <w:hyperlink w:anchor="_Toc243726484" w:history="1">
             <w:r>
               <w:rPr>
                 <w:rStyle w:val="Hyperlink"/>
@@ -3271,7 +3414,7 @@
               <w:rPr>
                 <w:noProof/>
               </w:rPr>
-              <w:instrText xml:space="preserve"> PAGEREF _Toc243693237 \h </w:instrText>
+              <w:instrText xml:space="preserve"> PAGEREF _Toc243726484 \h </w:instrText>
             </w:r>
             <w:r>
               <w:rPr>
@@ -3288,7 +3431,7 @@
               <w:rPr>
                 <w:noProof/>
               </w:rPr>
-              <w:t>25</w:t>
+              <w:t>27</w:t>
             </w:r>
             <w:r>
               <w:rPr>
@@ -3312,7 +3455,7 @@
               <w:szCs w:val="22"/>
             </w:rPr>
           </w:pPr>
-          <w:hyperlink w:anchor="_Toc243693238" w:history="1">
+          <w:hyperlink w:anchor="_Toc243726485" w:history="1">
             <w:r>
               <w:rPr>
                 <w:rStyle w:val="Hyperlink"/>
@@ -3336,7 +3479,7 @@
               <w:rPr>
                 <w:noProof/>
               </w:rPr>
-              <w:instrText xml:space="preserve"> PAGEREF _Toc243693238 \h </w:instrText>
+              <w:instrText xml:space="preserve"> PAGEREF _Toc243726485 \h </w:instrText>
             </w:r>
             <w:r>
               <w:rPr>
@@ -3353,7 +3496,7 @@
               <w:rPr>
                 <w:noProof/>
               </w:rPr>
-              <w:t>26</w:t>
+              <w:t>28</w:t>
             </w:r>
             <w:r>
               <w:rPr>
@@ -3377,7 +3520,7 @@
               <w:szCs w:val="22"/>
             </w:rPr>
           </w:pPr>
-          <w:hyperlink w:anchor="_Toc243693239" w:history="1">
+          <w:hyperlink w:anchor="_Toc243726486" w:history="1">
             <w:r>
               <w:rPr>
                 <w:rStyle w:val="Hyperlink"/>
@@ -3401,7 +3544,7 @@
               <w:rPr>
                 <w:noProof/>
               </w:rPr>
-              <w:instrText xml:space="preserve"> PAGEREF _Toc243693239 \h </w:instrText>
+              <w:instrText xml:space="preserve"> PAGEREF _Toc243726486 \h </w:instrText>
             </w:r>
             <w:r>
               <w:rPr>
@@ -3418,7 +3561,7 @@
               <w:rPr>
                 <w:noProof/>
               </w:rPr>
-              <w:t>27</w:t>
+              <w:t>29</w:t>
             </w:r>
             <w:r>
               <w:rPr>
@@ -3442,7 +3585,7 @@
               <w:szCs w:val="22"/>
             </w:rPr>
           </w:pPr>
-          <w:hyperlink w:anchor="_Toc243693240" w:history="1">
+          <w:hyperlink w:anchor="_Toc243726487" w:history="1">
             <w:r>
               <w:rPr>
                 <w:rStyle w:val="Hyperlink"/>
@@ -3466,7 +3609,7 @@
               <w:rPr>
                 <w:noProof/>
               </w:rPr>
-              <w:instrText xml:space="preserve"> PAGEREF _Toc243693240 \h </w:instrText>
+              <w:instrText xml:space="preserve"> PAGEREF _Toc243726487 \h </w:instrText>
             </w:r>
             <w:r>
               <w:rPr>
@@ -3483,7 +3626,7 @@
               <w:rPr>
                 <w:noProof/>
               </w:rPr>
-              <w:t>27</w:t>
+              <w:t>29</w:t>
             </w:r>
             <w:r>
               <w:rPr>
@@ -3507,7 +3650,7 @@
               <w:szCs w:val="22"/>
             </w:rPr>
           </w:pPr>
-          <w:hyperlink w:anchor="_Toc243693241" w:history="1">
+          <w:hyperlink w:anchor="_Toc243726488" w:history="1">
             <w:r>
               <w:rPr>
                 <w:rStyle w:val="Hyperlink"/>
@@ -3531,7 +3674,7 @@
               <w:rPr>
                 <w:noProof/>
               </w:rPr>
-              <w:instrText xml:space="preserve"> PAGEREF _Toc243693241 \h </w:instrText>
+              <w:instrText xml:space="preserve"> PAGEREF _Toc243726488 \h </w:instrText>
             </w:r>
             <w:r>
               <w:rPr>
@@ -3548,7 +3691,7 @@
               <w:rPr>
                 <w:noProof/>
               </w:rPr>
-              <w:t>28</w:t>
+              <w:t>30</w:t>
             </w:r>
             <w:r>
               <w:rPr>
@@ -3574,7 +3717,7 @@
       <w:pPr>
         <w:pStyle w:val="Heading1"/>
       </w:pPr>
-      <w:bookmarkStart w:id="1" w:name="_Toc243693212"/>
+      <w:bookmarkStart w:id="1" w:name="_Toc243726458"/>
       <w:r>
         <w:lastRenderedPageBreak/>
         <w:t>1  Introduction</w:t>
@@ -3620,7 +3763,7 @@
           <w:left w:w="10" w:type="dxa"/>
           <w:right w:w="10" w:type="dxa"/>
         </w:tblCellMar>
-        <w:tblLook w:val="0000" w:firstRow="0" w:lastRow="0" w:firstColumn="0" w:lastColumn="0" w:noHBand="0" w:noVBand="0"/>
+        <w:tblLook w:val="04A0" w:firstRow="1" w:lastRow="0" w:firstColumn="1" w:lastColumn="0" w:noHBand="0" w:noVBand="1"/>
       </w:tblPr>
       <w:tblGrid>
         <w:gridCol w:w="2551"/>
@@ -4107,7 +4250,7 @@
       <w:pPr>
         <w:pStyle w:val="Heading1"/>
       </w:pPr>
-      <w:bookmarkStart w:id="2" w:name="_Toc243693213"/>
+      <w:bookmarkStart w:id="2" w:name="_Toc243726459"/>
       <w:r>
         <w:lastRenderedPageBreak/>
         <w:t>2  Pages</w:t>
@@ -4162,7 +4305,7 @@
           <w:left w:w="10" w:type="dxa"/>
           <w:right w:w="10" w:type="dxa"/>
         </w:tblCellMar>
-        <w:tblLook w:val="0000" w:firstRow="0" w:lastRow="0" w:firstColumn="0" w:lastColumn="0" w:noHBand="0" w:noVBand="0"/>
+        <w:tblLook w:val="04A0" w:firstRow="1" w:lastRow="0" w:firstColumn="1" w:lastColumn="0" w:noHBand="0" w:noVBand="1"/>
       </w:tblPr>
       <w:tblGrid>
         <w:gridCol w:w="1880"/>
@@ -4203,7 +4346,17 @@
                 <w:sz w:val="19"/>
                 <w:szCs w:val="19"/>
               </w:rPr>
-              <w:t>Address</w:t>
+              <w:t>Addres</w:t>
+            </w:r>
+            <w:r>
+              <w:rPr>
+                <w:b/>
+                <w:bCs/>
+                <w:color w:val="FFFFFF"/>
+                <w:sz w:val="19"/>
+                <w:szCs w:val="19"/>
+              </w:rPr>
+              <w:t>s</w:t>
             </w:r>
           </w:p>
         </w:tc>
@@ -5061,7 +5214,7 @@
                 <w:sz w:val="19"/>
                 <w:szCs w:val="19"/>
               </w:rPr>
-              <w:t>/shipping</w:t>
+              <w:t>/returns</w:t>
             </w:r>
           </w:p>
         </w:tc>
@@ -5085,7 +5238,7 @@
                 <w:sz w:val="19"/>
                 <w:szCs w:val="19"/>
               </w:rPr>
-              <w:t>ShippingPage.jsx</w:t>
+              <w:t>PolicyPage.jsx</w:t>
             </w:r>
           </w:p>
         </w:tc>
@@ -5109,7 +5262,7 @@
                 <w:sz w:val="19"/>
                 <w:szCs w:val="19"/>
               </w:rPr>
-              <w:t>Read-only directory of pickup and delivery areas with maps.</w:t>
+              <w:t>Returns &amp; Refunds (24 October 2026) - the owner's refund rules.</w:t>
             </w:r>
           </w:p>
         </w:tc>
@@ -5143,7 +5296,7 @@
                 <w:sz w:val="19"/>
                 <w:szCs w:val="19"/>
               </w:rPr>
-              <w:t>/help</w:t>
+              <w:t>/privacy</w:t>
             </w:r>
           </w:p>
         </w:tc>
@@ -5166,7 +5319,7 @@
                 <w:sz w:val="19"/>
                 <w:szCs w:val="19"/>
               </w:rPr>
-              <w:t>HelpPage.jsx</w:t>
+              <w:t>PolicyPage.jsx</w:t>
             </w:r>
           </w:p>
         </w:tc>
@@ -5189,14 +5342,7 @@
                 <w:sz w:val="19"/>
                 <w:szCs w:val="19"/>
               </w:rPr>
-              <w:t xml:space="preserve">A button that opens the chat panel; under it the contact buttons - Send us an email (opens the email window), phone and WhatsApp - with the email address to copy; then the frequently asked questions (search, topic buttons, answers that open, a link to the </w:t>
-            </w:r>
-            <w:r>
-              <w:rPr>
-                <w:sz w:val="19"/>
-                <w:szCs w:val="19"/>
-              </w:rPr>
-              <w:t>page each is about).</w:t>
+              <w:t>Privacy - what the site keeps, why, who else sees it and the visitor's rights (Kenya's Data Protection Act, 2019).</w:t>
             </w:r>
           </w:p>
         </w:tc>
@@ -5231,8 +5377,7 @@
                 <w:sz w:val="19"/>
                 <w:szCs w:val="19"/>
               </w:rPr>
-              <w:lastRenderedPageBreak/>
-              <w:t>/heavy-order</w:t>
+              <w:t>/terms</w:t>
             </w:r>
           </w:p>
         </w:tc>
@@ -5256,7 +5401,7 @@
                 <w:sz w:val="19"/>
                 <w:szCs w:val="19"/>
               </w:rPr>
-              <w:t>HeavyOrderPage.jsx</w:t>
+              <w:t>PolicyPage.jsx</w:t>
             </w:r>
           </w:p>
         </w:tc>
@@ -5280,14 +5425,7 @@
                 <w:sz w:val="19"/>
                 <w:szCs w:val="19"/>
               </w:rPr>
-              <w:t>How to arrange a bulk (heavy) order with the team; under the introduction, "What bulk orders look like" - a slideshow of example pictures (see Bulk order pictures in section 4); then WhatsApp, call, or Send us an email (the same email window as the Help pa</w:t>
-            </w:r>
-            <w:r>
-              <w:rPr>
-                <w:sz w:val="19"/>
-                <w:szCs w:val="19"/>
-              </w:rPr>
-              <w:t>ge, with the subject "Bulk order enquiry").</w:t>
+              <w:t>Terms - accounts, prices, paying, delivery, bulk orders, reviews and the assistant.</w:t>
             </w:r>
           </w:p>
         </w:tc>
@@ -5321,6 +5459,265 @@
                 <w:sz w:val="19"/>
                 <w:szCs w:val="19"/>
               </w:rPr>
+              <w:t>/shipping</w:t>
+            </w:r>
+          </w:p>
+        </w:tc>
+        <w:tc>
+          <w:tcPr>
+            <w:tcW w:w="2585" w:type="dxa"/>
+            <w:tcMar>
+              <w:top w:w="50" w:type="dxa"/>
+              <w:left w:w="90" w:type="dxa"/>
+              <w:bottom w:w="50" w:type="dxa"/>
+              <w:right w:w="90" w:type="dxa"/>
+            </w:tcMar>
+          </w:tcPr>
+          <w:p>
+            <w:pPr>
+              <w:spacing w:after="20" w:line="252" w:lineRule="auto"/>
+            </w:pPr>
+            <w:r>
+              <w:rPr>
+                <w:sz w:val="19"/>
+                <w:szCs w:val="19"/>
+              </w:rPr>
+              <w:t>ShippingPage.jsx</w:t>
+            </w:r>
+          </w:p>
+        </w:tc>
+        <w:tc>
+          <w:tcPr>
+            <w:tcW w:w="5173" w:type="dxa"/>
+            <w:tcMar>
+              <w:top w:w="50" w:type="dxa"/>
+              <w:left w:w="90" w:type="dxa"/>
+              <w:bottom w:w="50" w:type="dxa"/>
+              <w:right w:w="90" w:type="dxa"/>
+            </w:tcMar>
+          </w:tcPr>
+          <w:p>
+            <w:pPr>
+              <w:spacing w:after="20" w:line="252" w:lineRule="auto"/>
+            </w:pPr>
+            <w:r>
+              <w:rPr>
+                <w:sz w:val="19"/>
+                <w:szCs w:val="19"/>
+              </w:rPr>
+              <w:t>Read-only directory of pickup and delivery areas with maps.</w:t>
+            </w:r>
+          </w:p>
+        </w:tc>
+      </w:tr>
+      <w:tr>
+        <w:tblPrEx>
+          <w:tblCellMar>
+            <w:top w:w="0" w:type="dxa"/>
+            <w:bottom w:w="0" w:type="dxa"/>
+          </w:tblCellMar>
+        </w:tblPrEx>
+        <w:trPr>
+          <w:cantSplit/>
+        </w:trPr>
+        <w:tc>
+          <w:tcPr>
+            <w:tcW w:w="1880" w:type="dxa"/>
+            <w:shd w:val="clear" w:color="auto" w:fill="F4F5F3"/>
+            <w:tcMar>
+              <w:top w:w="50" w:type="dxa"/>
+              <w:left w:w="90" w:type="dxa"/>
+              <w:bottom w:w="50" w:type="dxa"/>
+              <w:right w:w="90" w:type="dxa"/>
+            </w:tcMar>
+          </w:tcPr>
+          <w:p>
+            <w:pPr>
+              <w:spacing w:after="20" w:line="252" w:lineRule="auto"/>
+            </w:pPr>
+            <w:r>
+              <w:rPr>
+                <w:sz w:val="19"/>
+                <w:szCs w:val="19"/>
+              </w:rPr>
+              <w:lastRenderedPageBreak/>
+              <w:t>/help</w:t>
+            </w:r>
+          </w:p>
+        </w:tc>
+        <w:tc>
+          <w:tcPr>
+            <w:tcW w:w="2585" w:type="dxa"/>
+            <w:shd w:val="clear" w:color="auto" w:fill="F4F5F3"/>
+            <w:tcMar>
+              <w:top w:w="50" w:type="dxa"/>
+              <w:left w:w="90" w:type="dxa"/>
+              <w:bottom w:w="50" w:type="dxa"/>
+              <w:right w:w="90" w:type="dxa"/>
+            </w:tcMar>
+          </w:tcPr>
+          <w:p>
+            <w:pPr>
+              <w:spacing w:after="20" w:line="252" w:lineRule="auto"/>
+            </w:pPr>
+            <w:r>
+              <w:rPr>
+                <w:sz w:val="19"/>
+                <w:szCs w:val="19"/>
+              </w:rPr>
+              <w:t>HelpPage.jsx</w:t>
+            </w:r>
+          </w:p>
+        </w:tc>
+        <w:tc>
+          <w:tcPr>
+            <w:tcW w:w="5173" w:type="dxa"/>
+            <w:shd w:val="clear" w:color="auto" w:fill="F4F5F3"/>
+            <w:tcMar>
+              <w:top w:w="50" w:type="dxa"/>
+              <w:left w:w="90" w:type="dxa"/>
+              <w:bottom w:w="50" w:type="dxa"/>
+              <w:right w:w="90" w:type="dxa"/>
+            </w:tcMar>
+          </w:tcPr>
+          <w:p>
+            <w:pPr>
+              <w:spacing w:after="20" w:line="252" w:lineRule="auto"/>
+            </w:pPr>
+            <w:r>
+              <w:rPr>
+                <w:sz w:val="19"/>
+                <w:szCs w:val="19"/>
+              </w:rPr>
+              <w:t xml:space="preserve">A button that opens the chat panel; under it the contact buttons - Send us an email (opens the email window), phone and WhatsApp - with the email address to copy; then the frequently asked questions (search, topic buttons, answers that open, a link to the </w:t>
+            </w:r>
+            <w:r>
+              <w:rPr>
+                <w:sz w:val="19"/>
+                <w:szCs w:val="19"/>
+              </w:rPr>
+              <w:t>page each is about).</w:t>
+            </w:r>
+          </w:p>
+        </w:tc>
+      </w:tr>
+      <w:tr>
+        <w:tblPrEx>
+          <w:tblCellMar>
+            <w:top w:w="0" w:type="dxa"/>
+            <w:bottom w:w="0" w:type="dxa"/>
+          </w:tblCellMar>
+        </w:tblPrEx>
+        <w:trPr>
+          <w:cantSplit/>
+        </w:trPr>
+        <w:tc>
+          <w:tcPr>
+            <w:tcW w:w="1880" w:type="dxa"/>
+            <w:tcMar>
+              <w:top w:w="50" w:type="dxa"/>
+              <w:left w:w="90" w:type="dxa"/>
+              <w:bottom w:w="50" w:type="dxa"/>
+              <w:right w:w="90" w:type="dxa"/>
+            </w:tcMar>
+          </w:tcPr>
+          <w:p>
+            <w:pPr>
+              <w:spacing w:after="20" w:line="252" w:lineRule="auto"/>
+            </w:pPr>
+            <w:r>
+              <w:rPr>
+                <w:sz w:val="19"/>
+                <w:szCs w:val="19"/>
+              </w:rPr>
+              <w:t>/heavy-order</w:t>
+            </w:r>
+          </w:p>
+        </w:tc>
+        <w:tc>
+          <w:tcPr>
+            <w:tcW w:w="2585" w:type="dxa"/>
+            <w:tcMar>
+              <w:top w:w="50" w:type="dxa"/>
+              <w:left w:w="90" w:type="dxa"/>
+              <w:bottom w:w="50" w:type="dxa"/>
+              <w:right w:w="90" w:type="dxa"/>
+            </w:tcMar>
+          </w:tcPr>
+          <w:p>
+            <w:pPr>
+              <w:spacing w:after="20" w:line="252" w:lineRule="auto"/>
+            </w:pPr>
+            <w:r>
+              <w:rPr>
+                <w:sz w:val="19"/>
+                <w:szCs w:val="19"/>
+              </w:rPr>
+              <w:t>HeavyOrderPage.jsx</w:t>
+            </w:r>
+          </w:p>
+        </w:tc>
+        <w:tc>
+          <w:tcPr>
+            <w:tcW w:w="5173" w:type="dxa"/>
+            <w:tcMar>
+              <w:top w:w="50" w:type="dxa"/>
+              <w:left w:w="90" w:type="dxa"/>
+              <w:bottom w:w="50" w:type="dxa"/>
+              <w:right w:w="90" w:type="dxa"/>
+            </w:tcMar>
+          </w:tcPr>
+          <w:p>
+            <w:pPr>
+              <w:spacing w:after="20" w:line="252" w:lineRule="auto"/>
+            </w:pPr>
+            <w:r>
+              <w:rPr>
+                <w:sz w:val="19"/>
+                <w:szCs w:val="19"/>
+              </w:rPr>
+              <w:t>How to arrange a bulk (heavy) order with the team; under the introduction, "What bulk orders look like" - a slideshow of example pictures (see Bulk order pictures in section 4); then WhatsApp, call, or Send us an email (the same email window as the Help pa</w:t>
+            </w:r>
+            <w:r>
+              <w:rPr>
+                <w:sz w:val="19"/>
+                <w:szCs w:val="19"/>
+              </w:rPr>
+              <w:t>ge, with the subject "Bulk order enquiry").</w:t>
+            </w:r>
+          </w:p>
+        </w:tc>
+      </w:tr>
+      <w:tr>
+        <w:tblPrEx>
+          <w:tblCellMar>
+            <w:top w:w="0" w:type="dxa"/>
+            <w:bottom w:w="0" w:type="dxa"/>
+          </w:tblCellMar>
+        </w:tblPrEx>
+        <w:trPr>
+          <w:cantSplit/>
+        </w:trPr>
+        <w:tc>
+          <w:tcPr>
+            <w:tcW w:w="1880" w:type="dxa"/>
+            <w:shd w:val="clear" w:color="auto" w:fill="F4F5F3"/>
+            <w:tcMar>
+              <w:top w:w="50" w:type="dxa"/>
+              <w:left w:w="90" w:type="dxa"/>
+              <w:bottom w:w="50" w:type="dxa"/>
+              <w:right w:w="90" w:type="dxa"/>
+            </w:tcMar>
+          </w:tcPr>
+          <w:p>
+            <w:pPr>
+              <w:spacing w:after="20" w:line="252" w:lineRule="auto"/>
+            </w:pPr>
+            <w:r>
+              <w:rPr>
+                <w:sz w:val="19"/>
+                <w:szCs w:val="19"/>
+              </w:rPr>
               <w:t>/about</w:t>
             </w:r>
           </w:p>
@@ -5328,6 +5725,7 @@
         <w:tc>
           <w:tcPr>
             <w:tcW w:w="2585" w:type="dxa"/>
+            <w:shd w:val="clear" w:color="auto" w:fill="F4F5F3"/>
             <w:tcMar>
               <w:top w:w="50" w:type="dxa"/>
               <w:left w:w="90" w:type="dxa"/>
@@ -5351,6 +5749,7 @@
         <w:tc>
           <w:tcPr>
             <w:tcW w:w="5173" w:type="dxa"/>
+            <w:shd w:val="clear" w:color="auto" w:fill="F4F5F3"/>
             <w:tcMar>
               <w:top w:w="50" w:type="dxa"/>
               <w:left w:w="90" w:type="dxa"/>
@@ -5397,7 +5796,7 @@
       <w:pPr>
         <w:pStyle w:val="Heading1"/>
       </w:pPr>
-      <w:bookmarkStart w:id="3" w:name="_Toc243693214"/>
+      <w:bookmarkStart w:id="3" w:name="_Toc243726460"/>
       <w:r>
         <w:lastRenderedPageBreak/>
         <w:t>3  Shared components and state</w:t>
@@ -5408,7 +5807,7 @@
       <w:pPr>
         <w:pStyle w:val="Heading2"/>
       </w:pPr>
-      <w:bookmarkStart w:id="4" w:name="_Toc243693215"/>
+      <w:bookmarkStart w:id="4" w:name="_Toc243726461"/>
       <w:r>
         <w:t>3.1  Components (src/components)</w:t>
       </w:r>
@@ -5430,7 +5829,7 @@
           <w:left w:w="10" w:type="dxa"/>
           <w:right w:w="10" w:type="dxa"/>
         </w:tblCellMar>
-        <w:tblLook w:val="0000" w:firstRow="0" w:lastRow="0" w:firstColumn="0" w:lastColumn="0" w:noHBand="0" w:noVBand="0"/>
+        <w:tblLook w:val="04A0" w:firstRow="1" w:lastRow="0" w:firstColumn="1" w:lastColumn="0" w:noHBand="0" w:noVBand="1"/>
       </w:tblPr>
       <w:tblGrid>
         <w:gridCol w:w="2753"/>
@@ -5617,14 +6016,7 @@
                 <w:sz w:val="19"/>
                 <w:szCs w:val="19"/>
               </w:rPr>
-              <w:t xml:space="preserve">The full-screen sign-in and sign-up screen: the form on one side </w:t>
-            </w:r>
-            <w:r>
-              <w:rPr>
-                <w:sz w:val="19"/>
-                <w:szCs w:val="19"/>
-              </w:rPr>
-              <w:t>and the About film on the other (see Signing in and signing up). Escape closes it.</w:t>
+              <w:t>The full-screen sign-in and sign-up screen: the form on one side and the About film on the other (see Signing in and signing up). Escape closes it.</w:t>
             </w:r>
           </w:p>
         </w:tc>
@@ -5683,7 +6075,14 @@
                 <w:sz w:val="19"/>
                 <w:szCs w:val="19"/>
               </w:rPr>
-              <w:t>The About film inside the sign-in screen: Acquisition to Delivery with captions, progress bars and a pause button.</w:t>
+              <w:t>The About film inside the sign-in screen: Acquisition to Delivery with captions, progress bars an</w:t>
+            </w:r>
+            <w:r>
+              <w:rPr>
+                <w:sz w:val="19"/>
+                <w:szCs w:val="19"/>
+              </w:rPr>
+              <w:t>d a pause button.</w:t>
             </w:r>
           </w:p>
         </w:tc>
@@ -5864,14 +6263,14 @@
                 <w:sz w:val="19"/>
                 <w:szCs w:val="19"/>
               </w:rPr>
-              <w:t xml:space="preserve">Asks for the optional cookie categories (analytics, marketing): Accept all, Reject </w:t>
-            </w:r>
-            <w:r>
-              <w:rPr>
-                <w:sz w:val="19"/>
-                <w:szCs w:val="19"/>
-              </w:rPr>
-              <w:t>all and Customize. Customize is a wood-coloured link (since 20 October 2026; it used to share the red of Remove and Sign out, which made a normal choice look like a warning).</w:t>
+              <w:t>Asks for the optional cookie categories (analytics, marketing): Accept all, Reject all and Customize. Customize is a wood-coloured link (since 20 October 2026; it used to share the red of Remove and Sign out, which made a normal choice look like a warning)</w:t>
+            </w:r>
+            <w:r>
+              <w:rPr>
+                <w:sz w:val="19"/>
+                <w:szCs w:val="19"/>
+              </w:rPr>
+              <w:t>.</w:t>
             </w:r>
           </w:p>
         </w:tc>
@@ -5991,14 +6390,7 @@
                 <w:sz w:val="19"/>
                 <w:szCs w:val="19"/>
               </w:rPr>
-              <w:t>Product display pie</w:t>
-            </w:r>
-            <w:r>
-              <w:rPr>
-                <w:sz w:val="19"/>
-                <w:szCs w:val="19"/>
-              </w:rPr>
-              <w:t>ces; ProductCard shows the Featured tag; ProductDescription shows the AI-arranged copy or tidies the original itself.</w:t>
+              <w:t>Product display pieces; ProductCard shows the Featured tag; ProductDescription shows the AI-arranged copy or tidies the original itself.</w:t>
             </w:r>
           </w:p>
         </w:tc>
@@ -6274,7 +6666,7 @@
                 <w:sz w:val="19"/>
                 <w:szCs w:val="19"/>
               </w:rPr>
-              <w:t>Avatar</w:t>
+              <w:t>ReachUs</w:t>
             </w:r>
           </w:p>
         </w:tc>
@@ -6297,7 +6689,14 @@
                 <w:sz w:val="19"/>
                 <w:szCs w:val="19"/>
               </w:rPr>
-              <w:t>The account's photo in a circle, or the first letter of the name.</w:t>
+              <w:t>Every way to reach the business (phone, WhatsApp, email, TikTok, Instagram) from GET /help/contact - on the About page and at th</w:t>
+            </w:r>
+            <w:r>
+              <w:rPr>
+                <w:sz w:val="19"/>
+                <w:szCs w:val="19"/>
+              </w:rPr>
+              <w:t>e foot of each policy page.</w:t>
             </w:r>
           </w:p>
         </w:tc>
@@ -6334,7 +6733,7 @@
                 <w:sz w:val="19"/>
                 <w:szCs w:val="19"/>
               </w:rPr>
-              <w:t>PasswordFields</w:t>
+              <w:t>Avatar</w:t>
             </w:r>
           </w:p>
         </w:tc>
@@ -6358,7 +6757,7 @@
                 <w:sz w:val="19"/>
                 <w:szCs w:val="19"/>
               </w:rPr>
-              <w:t>Current password and the new one twice; keeps a new sign-in for this browser.</w:t>
+              <w:t>The account's photo in a circle, or the first letter of the name.</w:t>
             </w:r>
           </w:p>
         </w:tc>
@@ -6394,7 +6793,7 @@
                 <w:sz w:val="19"/>
                 <w:szCs w:val="19"/>
               </w:rPr>
-              <w:t>PasswordChangeGate</w:t>
+              <w:t>PasswordFields</w:t>
             </w:r>
           </w:p>
         </w:tc>
@@ -6417,7 +6816,7 @@
                 <w:sz w:val="19"/>
                 <w:szCs w:val="19"/>
               </w:rPr>
-              <w:t>Covers the site after an admin's password reset until a new password is chosen.</w:t>
+              <w:t>Current password and the new one twice; keeps a new sign-in for this browser.</w:t>
             </w:r>
           </w:p>
         </w:tc>
@@ -6454,7 +6853,7 @@
                 <w:sz w:val="19"/>
                 <w:szCs w:val="19"/>
               </w:rPr>
-              <w:t>ScrollManager</w:t>
+              <w:t>PasswordChangeGate</w:t>
             </w:r>
           </w:p>
         </w:tc>
@@ -6478,7 +6877,7 @@
                 <w:sz w:val="19"/>
                 <w:szCs w:val="19"/>
               </w:rPr>
-              <w:t>New pages start at the top; Back returns to the previous scroll position.</w:t>
+              <w:t>Covers the site after an admin's password reset until a new password is chosen.</w:t>
             </w:r>
           </w:p>
         </w:tc>
@@ -6514,6 +6913,66 @@
                 <w:sz w:val="19"/>
                 <w:szCs w:val="19"/>
               </w:rPr>
+              <w:t>ScrollManager</w:t>
+            </w:r>
+          </w:p>
+        </w:tc>
+        <w:tc>
+          <w:tcPr>
+            <w:tcW w:w="6885" w:type="dxa"/>
+            <w:tcMar>
+              <w:top w:w="50" w:type="dxa"/>
+              <w:left w:w="90" w:type="dxa"/>
+              <w:bottom w:w="50" w:type="dxa"/>
+              <w:right w:w="90" w:type="dxa"/>
+            </w:tcMar>
+          </w:tcPr>
+          <w:p>
+            <w:pPr>
+              <w:spacing w:after="20" w:line="252" w:lineRule="auto"/>
+            </w:pPr>
+            <w:r>
+              <w:rPr>
+                <w:sz w:val="19"/>
+                <w:szCs w:val="19"/>
+              </w:rPr>
+              <w:t>New pages start at the top; Back returns to the previous scroll position.</w:t>
+            </w:r>
+          </w:p>
+        </w:tc>
+      </w:tr>
+      <w:tr>
+        <w:tblPrEx>
+          <w:tblCellMar>
+            <w:top w:w="0" w:type="dxa"/>
+            <w:bottom w:w="0" w:type="dxa"/>
+          </w:tblCellMar>
+        </w:tblPrEx>
+        <w:trPr>
+          <w:cantSplit/>
+        </w:trPr>
+        <w:tc>
+          <w:tcPr>
+            <w:tcW w:w="2753" w:type="dxa"/>
+            <w:shd w:val="clear" w:color="auto" w:fill="F4F5F3"/>
+            <w:tcMar>
+              <w:top w:w="50" w:type="dxa"/>
+              <w:left w:w="90" w:type="dxa"/>
+              <w:bottom w:w="50" w:type="dxa"/>
+              <w:right w:w="90" w:type="dxa"/>
+            </w:tcMar>
+          </w:tcPr>
+          <w:p>
+            <w:pPr>
+              <w:spacing w:after="20" w:line="252" w:lineRule="auto"/>
+            </w:pPr>
+            <w:r>
+              <w:rPr>
+                <w:b/>
+                <w:bCs/>
+                <w:sz w:val="19"/>
+                <w:szCs w:val="19"/>
+              </w:rPr>
               <w:t>Icon, BackArrowIcon, WoodWordmark, Footer</w:t>
             </w:r>
           </w:p>
@@ -6521,6 +6980,7 @@
         <w:tc>
           <w:tcPr>
             <w:tcW w:w="6885" w:type="dxa"/>
+            <w:shd w:val="clear" w:color="auto" w:fill="F4F5F3"/>
             <w:tcMar>
               <w:top w:w="50" w:type="dxa"/>
               <w:left w:w="90" w:type="dxa"/>
@@ -6552,7 +7012,7 @@
       <w:pPr>
         <w:pStyle w:val="Heading2"/>
       </w:pPr>
-      <w:bookmarkStart w:id="5" w:name="_Toc243693216"/>
+      <w:bookmarkStart w:id="5" w:name="_Toc243726462"/>
       <w:r>
         <w:t>3.2  State (src/context)</w:t>
       </w:r>
@@ -6574,7 +7034,7 @@
           <w:left w:w="10" w:type="dxa"/>
           <w:right w:w="10" w:type="dxa"/>
         </w:tblCellMar>
-        <w:tblLook w:val="0000" w:firstRow="0" w:lastRow="0" w:firstColumn="0" w:lastColumn="0" w:noHBand="0" w:noVBand="0"/>
+        <w:tblLook w:val="04A0" w:firstRow="1" w:lastRow="0" w:firstColumn="1" w:lastColumn="0" w:noHBand="0" w:noVBand="1"/>
       </w:tblPr>
       <w:tblGrid>
         <w:gridCol w:w="2409"/>
@@ -7371,7 +7831,7 @@
       <w:pPr>
         <w:pStyle w:val="Heading2"/>
       </w:pPr>
-      <w:bookmarkStart w:id="6" w:name="_Toc243693217"/>
+      <w:bookmarkStart w:id="6" w:name="_Toc243726463"/>
       <w:r>
         <w:t>3.3  Helpers (src/core and src/api)</w:t>
       </w:r>
@@ -7430,10 +7890,7 @@
         <w:t>core/phone.js</w:t>
       </w:r>
       <w:r>
-        <w:t xml:space="preserve"> - the same phone rules as the backend, so a number that passes here is never rej</w:t>
-      </w:r>
-      <w:r>
-        <w:t>ected later.</w:t>
+        <w:t xml:space="preserve"> - the same phone rules as the backend, so a number that passes here is never rejected later.</w:t>
       </w:r>
     </w:p>
     <w:p>
@@ -7452,10 +7909,10 @@
           <w:sz w:val="19"/>
           <w:szCs w:val="19"/>
         </w:rPr>
-        <w:t>core/email.js</w:t>
-      </w:r>
-      <w:r>
-        <w:t xml:space="preserve"> - the email format check and spelling suggestions at sign-up (for example gmial.com becomes gmail.com). The backend checks the address again, including its mail domain.</w:t>
+        <w:t>core/policies.js</w:t>
+      </w:r>
+      <w:r>
+        <w:t xml:space="preserve"> - the words of the three policy pages and their date (POLICY_UPDATED).</w:t>
       </w:r>
     </w:p>
     <w:p>
@@ -7474,13 +7931,13 @@
           <w:sz w:val="19"/>
           <w:szCs w:val="19"/>
         </w:rPr>
-        <w:t>core/jumpTo.js</w:t>
-      </w:r>
-      <w:r>
-        <w:t xml:space="preserve"> - the in-page links of the product page (see </w:t>
-      </w:r>
-      <w:r>
-        <w:t>Product page).</w:t>
+        <w:t>core/email.js</w:t>
+      </w:r>
+      <w:r>
+        <w:t xml:space="preserve"> - the email format check and spelling suggestions at sign-up</w:t>
+      </w:r>
+      <w:r>
+        <w:t xml:space="preserve"> (for example gmial.com becomes gmail.com). The backend checks the address again, including its mail domain.</w:t>
       </w:r>
     </w:p>
     <w:p>
@@ -7499,10 +7956,10 @@
           <w:sz w:val="19"/>
           <w:szCs w:val="19"/>
         </w:rPr>
-        <w:t>core/orderRef.js</w:t>
-      </w:r>
-      <w:r>
-        <w:t xml:space="preserve"> - masks the order id shown in the address bar (not a security measure; the backend checks ownership).</w:t>
+        <w:t>core/jumpTo.js</w:t>
+      </w:r>
+      <w:r>
+        <w:t xml:space="preserve"> - the in-page links of the product page (see Product page).</w:t>
       </w:r>
     </w:p>
     <w:p>
@@ -7521,10 +7978,13 @@
           <w:sz w:val="19"/>
           <w:szCs w:val="19"/>
         </w:rPr>
-        <w:t>core/googleSignIn.js</w:t>
-      </w:r>
-      <w:r>
-        <w:t xml:space="preserve"> - loads Google's sign-in script only when the sign-in screen opens.</w:t>
+        <w:t>core/orderRef.js</w:t>
+      </w:r>
+      <w:r>
+        <w:t xml:space="preserve"> - masks the order id shown in the address bar (not a se</w:t>
+      </w:r>
+      <w:r>
+        <w:t>curity measure; the backend checks ownership).</w:t>
       </w:r>
     </w:p>
     <w:p>
@@ -7543,31 +8003,10 @@
           <w:sz w:val="19"/>
           <w:szCs w:val="19"/>
         </w:rPr>
-        <w:t>core/analytics.js</w:t>
-      </w:r>
-      <w:r>
-        <w:t xml:space="preserve">, </w:t>
-      </w:r>
-      <w:r>
-        <w:rPr>
-          <w:rFonts w:ascii="Consolas" w:eastAsia="Consolas" w:hAnsi="Consolas" w:cs="Consolas"/>
-          <w:color w:val="3B3F3D"/>
-          <w:sz w:val="19"/>
-          <w:szCs w:val="19"/>
-        </w:rPr>
-        <w:t>core/cookies.j</w:t>
-      </w:r>
-      <w:r>
-        <w:rPr>
-          <w:rFonts w:ascii="Consolas" w:eastAsia="Consolas" w:hAnsi="Consolas" w:cs="Consolas"/>
-          <w:color w:val="3B3F3D"/>
-          <w:sz w:val="19"/>
-          <w:szCs w:val="19"/>
-        </w:rPr>
-        <w:t>s</w:t>
-      </w:r>
-      <w:r>
-        <w:t xml:space="preserve"> - Google Analytics and cookies, both gated by consent.</w:t>
+        <w:t>core/googleSignIn.js</w:t>
+      </w:r>
+      <w:r>
+        <w:t xml:space="preserve"> - loads Google's sign-in script only when the sign-in screen opens.</w:t>
       </w:r>
     </w:p>
     <w:p>
@@ -7586,7 +8025,7 @@
           <w:sz w:val="19"/>
           <w:szCs w:val="19"/>
         </w:rPr>
-        <w:t>core/geo.js</w:t>
+        <w:t>core/analytics.js</w:t>
       </w:r>
       <w:r>
         <w:t xml:space="preserve">, </w:t>
@@ -7598,11 +8037,21 @@
           <w:sz w:val="19"/>
           <w:szCs w:val="19"/>
         </w:rPr>
-        <w:t>core/deliveredGoods.js</w:t>
-      </w:r>
-      <w:r>
-        <w:t xml:space="preserve">, </w:t>
-      </w:r>
+        <w:t>core/cookies.js</w:t>
+      </w:r>
+      <w:r>
+        <w:t xml:space="preserve"> - Google Analytics and cookies, both gated by consent.</w:t>
+      </w:r>
+    </w:p>
+    <w:p>
+      <w:pPr>
+        <w:pStyle w:val="ListParagraph"/>
+        <w:numPr>
+          <w:ilvl w:val="0"/>
+          <w:numId w:val="2"/>
+        </w:numPr>
+        <w:spacing w:after="60" w:line="264" w:lineRule="auto"/>
+      </w:pPr>
       <w:r>
         <w:rPr>
           <w:rFonts w:ascii="Consolas" w:eastAsia="Consolas" w:hAnsi="Consolas" w:cs="Consolas"/>
@@ -7610,7 +8059,7 @@
           <w:sz w:val="19"/>
           <w:szCs w:val="19"/>
         </w:rPr>
-        <w:t>core/reviewConsent.js</w:t>
+        <w:t>core/geo.js</w:t>
       </w:r>
       <w:r>
         <w:t xml:space="preserve">, </w:t>
@@ -7622,6 +8071,39 @@
           <w:sz w:val="19"/>
           <w:szCs w:val="19"/>
         </w:rPr>
+        <w:t>core/deliveredGoo</w:t>
+      </w:r>
+      <w:r>
+        <w:rPr>
+          <w:rFonts w:ascii="Consolas" w:eastAsia="Consolas" w:hAnsi="Consolas" w:cs="Consolas"/>
+          <w:color w:val="3B3F3D"/>
+          <w:sz w:val="19"/>
+          <w:szCs w:val="19"/>
+        </w:rPr>
+        <w:t>ds.js</w:t>
+      </w:r>
+      <w:r>
+        <w:t xml:space="preserve">, </w:t>
+      </w:r>
+      <w:r>
+        <w:rPr>
+          <w:rFonts w:ascii="Consolas" w:eastAsia="Consolas" w:hAnsi="Consolas" w:cs="Consolas"/>
+          <w:color w:val="3B3F3D"/>
+          <w:sz w:val="19"/>
+          <w:szCs w:val="19"/>
+        </w:rPr>
+        <w:t>core/reviewConsent.js</w:t>
+      </w:r>
+      <w:r>
+        <w:t xml:space="preserve">, </w:t>
+      </w:r>
+      <w:r>
+        <w:rPr>
+          <w:rFonts w:ascii="Consolas" w:eastAsia="Consolas" w:hAnsi="Consolas" w:cs="Consolas"/>
+          <w:color w:val="3B3F3D"/>
+          <w:sz w:val="19"/>
+          <w:szCs w:val="19"/>
+        </w:rPr>
         <w:t>core/aboutStory.js</w:t>
       </w:r>
       <w:r>
@@ -7642,7 +8124,7 @@
       <w:pPr>
         <w:pStyle w:val="Heading1"/>
       </w:pPr>
-      <w:bookmarkStart w:id="7" w:name="_Toc243693218"/>
+      <w:bookmarkStart w:id="7" w:name="_Toc243726464"/>
       <w:r>
         <w:lastRenderedPageBreak/>
         <w:t>4  Feature notes</w:t>
@@ -7653,7 +8135,7 @@
       <w:pPr>
         <w:pStyle w:val="Heading2"/>
       </w:pPr>
-      <w:bookmarkStart w:id="8" w:name="_Toc243693219"/>
+      <w:bookmarkStart w:id="8" w:name="_Toc243726465"/>
       <w:r>
         <w:t>4.1  Buying and paying</w:t>
       </w:r>
@@ -7708,10 +8190,10 @@
         <w:spacing w:after="60" w:line="264" w:lineRule="auto"/>
       </w:pPr>
       <w:r>
-        <w:t>The order is created only if the M-Pesa prompt is sent successfully; the status page then follow</w:t>
-      </w:r>
-      <w:r>
-        <w:t>s the payment (see DWS-BE-03).</w:t>
+        <w:t xml:space="preserve">The order is created only if the M-Pesa prompt is </w:t>
+      </w:r>
+      <w:r>
+        <w:t>sent successfully; the status page then follows the payment (see DWS-BE-03).</w:t>
       </w:r>
     </w:p>
     <w:p>
@@ -7736,7 +8218,7 @@
       <w:pPr>
         <w:pStyle w:val="Heading2"/>
       </w:pPr>
-      <w:bookmarkStart w:id="9" w:name="_Toc243693220"/>
+      <w:bookmarkStart w:id="9" w:name="_Toc243726466"/>
       <w:r>
         <w:t>4.2  Featured campaigns</w:t>
       </w:r>
@@ -7747,13 +8229,13 @@
         <w:spacing w:after="120" w:line="276" w:lineRule="auto"/>
       </w:pPr>
       <w:r>
-        <w:t>Customers see campaigns where they already shop instead o</w:t>
-      </w:r>
-      <w:r>
-        <w:t>f on a separate "Marketing" tab, and only while a campaign is running: its status is Active, today is within its start and end dates, and it promotes at least one product that is not in the bin. The website server applies this rule (DWS-WEB-01), so drafts,</w:t>
-      </w:r>
-      <w:r>
-        <w:t xml:space="preserve"> paused or ended campaigns and campaigns without products never reach the browser. Staff choose a campaign's products in the phone app or the desktop app.</w:t>
+        <w:t>Customers s</w:t>
+      </w:r>
+      <w:r>
+        <w:t>ee campaigns where they already shop instead of on a separate "Marketing" tab, and only while a campaign is running: its status is Active, today is within its start and end dates, and it promotes at least one product that is not in the bin. The website ser</w:t>
+      </w:r>
+      <w:r>
+        <w:t>ver applies this rule (DWS-WEB-01), so drafts, paused or ended campaigns and campaigns without products never reach the browser. Staff choose a campaign's products in the phone app or the desktop app.</w:t>
       </w:r>
     </w:p>
     <w:tbl>
@@ -7772,7 +8254,7 @@
           <w:left w:w="10" w:type="dxa"/>
           <w:right w:w="10" w:type="dxa"/>
         </w:tblCellMar>
-        <w:tblLook w:val="0000" w:firstRow="0" w:lastRow="0" w:firstColumn="0" w:lastColumn="0" w:noHBand="0" w:noVBand="0"/>
+        <w:tblLook w:val="04A0" w:firstRow="1" w:lastRow="0" w:firstColumn="1" w:lastColumn="0" w:noHBand="0" w:noVBand="1"/>
       </w:tblPr>
       <w:tblGrid>
         <w:gridCol w:w="2753"/>
@@ -7995,16 +8477,7 @@
                 <w:sz w:val="19"/>
                 <w:szCs w:val="19"/>
               </w:rPr>
-              <w:t>Produ</w:t>
-            </w:r>
-            <w:r>
-              <w:rPr>
-                <w:b/>
-                <w:bCs/>
-                <w:sz w:val="19"/>
-                <w:szCs w:val="19"/>
-              </w:rPr>
-              <w:t>ct page</w:t>
+              <w:t>Product page</w:t>
             </w:r>
           </w:p>
         </w:tc>
@@ -8103,7 +8576,7 @@
       <w:pPr>
         <w:pStyle w:val="Heading2"/>
       </w:pPr>
-      <w:bookmarkStart w:id="10" w:name="_Toc243693221"/>
+      <w:bookmarkStart w:id="10" w:name="_Toc243726467"/>
       <w:r>
         <w:t>4.3  Product page</w:t>
       </w:r>
@@ -8137,10 +8610,7 @@
         <w:t>Getting back.</w:t>
       </w:r>
       <w:r>
-        <w:t xml:space="preserve"> The back arrow returns to wherever the visitor came from; a page opened from a shared link has nowhere to go back to inside the site, so the arrow then goes to the products. "All products</w:t>
-      </w:r>
-      <w:r>
-        <w:t>" always opens the full catalogue.</w:t>
+        <w:t xml:space="preserve"> The back arrow returns to wherever the visitor came from; a page opened from a shared link has nowhere to go back to inside the site, so the arrow then goes to the products. "All products" always opens the full catalogue.</w:t>
       </w:r>
     </w:p>
     <w:p>
@@ -8169,13 +8639,22 @@
           <w:sz w:val="19"/>
           <w:szCs w:val="19"/>
         </w:rPr>
-        <w:t>ProductCampaignCard.jsx</w:t>
-      </w:r>
-      <w:r>
-        <w:t xml:space="preserve">) is as wide as the About box (900 px). Its media stands on a stage at least as wide as it is tall, up to 440 px high, so an upright phone video is shown whole in the middle with </w:t>
-      </w:r>
-      <w:r>
-        <w:t>a soft blurred glow of itself either side (drawn into a small canvas); wide media fill the stage. On a phone the stage takes the media's own shape. Other products in the campaign are listed as links, with "See all featured".</w:t>
+        <w:t>ProductCampaig</w:t>
+      </w:r>
+      <w:r>
+        <w:rPr>
+          <w:rFonts w:ascii="Consolas" w:eastAsia="Consolas" w:hAnsi="Consolas" w:cs="Consolas"/>
+          <w:color w:val="3B3F3D"/>
+          <w:sz w:val="19"/>
+          <w:szCs w:val="19"/>
+        </w:rPr>
+        <w:t>nCard.jsx</w:t>
+      </w:r>
+      <w:r>
+        <w:t>) is as wide as the About box (900 px). Its media stands on a stage at least as wide as it is tall, up to 440 px high, so an upright phone video is shown whole in the middle with a soft blurred glow of itself either side (drawn into a small canvas</w:t>
+      </w:r>
+      <w:r>
+        <w:t>); wide media fill the stage. On a phone the stage takes the media's own shape. Other products in the campaign are listed as links, with "See all featured".</w:t>
       </w:r>
     </w:p>
     <w:p>
@@ -8204,22 +8683,13 @@
           <w:sz w:val="19"/>
           <w:szCs w:val="19"/>
         </w:rPr>
-        <w:t>Camp</w:t>
-      </w:r>
-      <w:r>
-        <w:rPr>
-          <w:rFonts w:ascii="Consolas" w:eastAsia="Consolas" w:hAnsi="Consolas" w:cs="Consolas"/>
-          <w:color w:val="3B3F3D"/>
-          <w:sz w:val="19"/>
-          <w:szCs w:val="19"/>
-        </w:rPr>
-        <w:t>aignVideo.jsx</w:t>
-      </w:r>
-      <w:r>
-        <w:t xml:space="preserve"> remembers how far each campaign video has played and whether it was playing, for the whole visit, so moving to another product in the same campaign carries on where it was. The card also remembers each video's shape, so coming back does not m</w:t>
-      </w:r>
-      <w:r>
-        <w:t>ake the page jump.</w:t>
+        <w:t>CampaignVideo.jsx</w:t>
+      </w:r>
+      <w:r>
+        <w:t xml:space="preserve"> remembers how far each campaign video has played and w</w:t>
+      </w:r>
+      <w:r>
+        <w:t>hether it was playing, for the whole visit, so moving to another product in the same campaign carries on where it was. The card also remembers each video's shape, so coming back does not make the page jump.</w:t>
       </w:r>
     </w:p>
     <w:p>
@@ -8240,10 +8710,10 @@
         <w:t>In-page links.</w:t>
       </w:r>
       <w:r>
-        <w:t xml:space="preserve"> "4.4 · 5 ratings", "Featured in ..." and "Read the full description" scroll to their section without adding a Back step, so Back still returns to the list. Because the campaign card arrives a moment after the ratings and t</w:t>
-      </w:r>
-      <w:r>
-        <w:t xml:space="preserve">hen grows to the video's shape, </w:t>
+        <w:t xml:space="preserve"> "4.4 · 5 ratings", "Featured in ..</w:t>
+      </w:r>
+      <w:r>
+        <w:t xml:space="preserve">." and "Read the full description" scroll to their section without adding a Back step, so Back still returns to the list. Because the campaign card arrives a moment after the ratings and then grows to the video's shape, </w:t>
       </w:r>
       <w:r>
         <w:rPr>
@@ -8255,10 +8725,10 @@
         <w:t>core/jumpTo.js</w:t>
       </w:r>
       <w:r>
-        <w:t xml:space="preserve"> keeps the chosen section on the same spot of the screen for up to 15 seconds while the page fills in, and lets go as soon as the visitor scrolls. Keyboard users land on the section, which gets a wood-coloured </w:t>
-      </w:r>
-      <w:r>
-        <w:t>outline.</w:t>
+        <w:t xml:space="preserve"> keeps the chosen sect</w:t>
+      </w:r>
+      <w:r>
+        <w:t>ion on the same spot of the screen for up to 15 seconds while the page fills in, and lets go as soon as the visitor scrolls. Keyboard users land on the section, which gets a wood-coloured outline.</w:t>
       </w:r>
     </w:p>
     <w:p>
@@ -8270,7 +8740,7 @@
       <w:pPr>
         <w:pStyle w:val="Heading2"/>
       </w:pPr>
-      <w:bookmarkStart w:id="11" w:name="_Toc243693222"/>
+      <w:bookmarkStart w:id="11" w:name="_Toc243726468"/>
       <w:r>
         <w:t>4.4  Ratings</w:t>
       </w:r>
@@ -8281,10 +8751,13 @@
         <w:spacing w:after="120" w:line="276" w:lineRule="auto"/>
       </w:pPr>
       <w:r>
-        <w:t>Delivered products appear under "Rate your goods". A rating is private by default; making it public requires reading the agreement to the end and accepting it, after which the first name and last-name initial are shown. Ratings can b</w:t>
-      </w:r>
-      <w:r>
-        <w:t>e edited or made private later. A product shows its average, star breakdown and public reviews once 3 customers have rated it (</w:t>
+        <w:t>Delivered products appear under "Rate your go</w:t>
+      </w:r>
+      <w:r>
+        <w:t>ods". A rating is private by default; making it public requires reading the agreement to the end and accepting it, after which the first name and last-name initial are shown. Ratings can be edited or made private later. A product shows its average, star br</w:t>
+      </w:r>
+      <w:r>
+        <w:t>eakdown and public reviews once 3 customers have rated it (</w:t>
       </w:r>
       <w:r>
         <w:rPr>
@@ -8296,10 +8769,7 @@
         <w:t>MIN_RATINGS_TO_SHOW</w:t>
       </w:r>
       <w:r>
-        <w:t xml:space="preserve"> in the backend's ReviewService.java); before that the product page says "No ratings yet". Private ratings cou</w:t>
-      </w:r>
-      <w:r>
-        <w:t>nt in the numbers and are mentioned only as a count.</w:t>
+        <w:t xml:space="preserve"> in the backend's ReviewService.java); before that the product page says "No ratings yet". Private ratings count in the numbers and are mentioned only as a count.</w:t>
       </w:r>
     </w:p>
     <w:p>
@@ -8351,7 +8821,7 @@
       <w:pPr>
         <w:pStyle w:val="Heading2"/>
       </w:pPr>
-      <w:bookmarkStart w:id="12" w:name="_Toc243693223"/>
+      <w:bookmarkStart w:id="12" w:name="_Toc243726469"/>
       <w:r>
         <w:t>4.5  Signing in and signing up</w:t>
       </w:r>
@@ -8362,13 +8832,16 @@
         <w:spacing w:after="120" w:line="276" w:lineRule="auto"/>
       </w:pPr>
       <w:r>
-        <w:t>Signing in opens a full-screen window: the form on the left and, on the right, the About film (Acquisition, Harvest, Value addition, Packaging and Delivery) with captions, progress bars and a pause button. On a computer the film plays every third large fra</w:t>
-      </w:r>
-      <w:r>
-        <w:t xml:space="preserve">me of the About animation with blended in-between frames, about 5.6 seconds per chapter. Phones, data-saver connections and devices with animations switched off get one still picture per chapter that cross-fades instead, and on a phone the film is a strip </w:t>
-      </w:r>
-      <w:r>
-        <w:t>above the form. Escape or the close button leaves; the page behind stays where it was.</w:t>
+        <w:t>Signing in opens a full-screen window: the form on the left and, on the right</w:t>
+      </w:r>
+      <w:r>
+        <w:t>, the About film (Acquisition, Harvest, Value addition, Packaging and Delivery) with captions, progress bars and a pause button. On a computer the film plays every third large frame of the About animation with blended in-between frames, about 5.6 seconds p</w:t>
+      </w:r>
+      <w:r>
+        <w:t>er chapter. Phones, data-saver connections and devices with animations switched off get one still picture per chapter that cross-fades instead, and on a phone the film is a strip above the form. Escape or the close button leaves; the page behind stays wher</w:t>
+      </w:r>
+      <w:r>
+        <w:t>e it was.</w:t>
       </w:r>
     </w:p>
     <w:tbl>
@@ -8387,7 +8860,7 @@
           <w:left w:w="10" w:type="dxa"/>
           <w:right w:w="10" w:type="dxa"/>
         </w:tblCellMar>
-        <w:tblLook w:val="0000" w:firstRow="0" w:lastRow="0" w:firstColumn="0" w:lastColumn="0" w:noHBand="0" w:noVBand="0"/>
+        <w:tblLook w:val="04A0" w:firstRow="1" w:lastRow="0" w:firstColumn="1" w:lastColumn="0" w:noHBand="0" w:noVBand="1"/>
       </w:tblPr>
       <w:tblGrid>
         <w:gridCol w:w="2478"/>
@@ -8610,7 +9083,16 @@
                 <w:sz w:val="19"/>
                 <w:szCs w:val="19"/>
               </w:rPr>
-              <w:t>Email at sign-up</w:t>
+              <w:t>Email at sign-</w:t>
+            </w:r>
+            <w:r>
+              <w:rPr>
+                <w:b/>
+                <w:bCs/>
+                <w:sz w:val="19"/>
+                <w:szCs w:val="19"/>
+              </w:rPr>
+              <w:t>up</w:t>
             </w:r>
           </w:p>
         </w:tc>
@@ -8633,14 +9115,14 @@
                 <w:sz w:val="19"/>
                 <w:szCs w:val="19"/>
               </w:rPr>
-              <w:t>A suggestion for common misspellings appears while typing ("Did you mean ...@gmail.com?"), and the format is checked when the field is left. The backend then checks it again: the format, that the domain can receive email, and that no other</w:t>
-            </w:r>
-            <w:r>
-              <w:rPr>
-                <w:sz w:val="19"/>
-                <w:szCs w:val="19"/>
-              </w:rPr>
-              <w:t xml:space="preserve"> account already uses it. Addresses with a "+tag" (name+shop@gmail.com) are accepted.</w:t>
+              <w:t xml:space="preserve">A suggestion for common misspellings appears while typing ("Did you mean ...@gmail.com?"), and the format is checked when the field is left. The backend then checks it again: the format, that the domain can receive email, and that no other account already </w:t>
+            </w:r>
+            <w:r>
+              <w:rPr>
+                <w:sz w:val="19"/>
+                <w:szCs w:val="19"/>
+              </w:rPr>
+              <w:t>uses it. Addresses with a "+tag" (name+shop@gmail.com) are accepted.</w:t>
             </w:r>
           </w:p>
         </w:tc>
@@ -8701,14 +9183,14 @@
                 <w:sz w:val="19"/>
                 <w:szCs w:val="19"/>
               </w:rPr>
-              <w:t>Shown above the form. A new Google user then chooses a username (same rule) and gives a phone number before the account is created. A Google account</w:t>
-            </w:r>
-            <w:r>
-              <w:rPr>
-                <w:sz w:val="19"/>
-                <w:szCs w:val="19"/>
-              </w:rPr>
-              <w:t xml:space="preserve"> whose email already belongs to an account here is not joined to it; the person is asked to sign in with that account instead.</w:t>
+              <w:t>Shown above the form. A new Google user then chooses a username (same rule) and gives a phone number before the account is created. A Google account whose email alre</w:t>
+            </w:r>
+            <w:r>
+              <w:rPr>
+                <w:sz w:val="19"/>
+                <w:szCs w:val="19"/>
+              </w:rPr>
+              <w:t>ady belongs to an account here is not joined to it; the person is asked to sign in with that account instead.</w:t>
             </w:r>
           </w:p>
         </w:tc>
@@ -8885,7 +9367,7 @@
       <w:pPr>
         <w:pStyle w:val="Heading2"/>
       </w:pPr>
-      <w:bookmarkStart w:id="13" w:name="_Toc243693224"/>
+      <w:bookmarkStart w:id="13" w:name="_Toc243726470"/>
       <w:r>
         <w:t>4.6  Confirming the phone number (SMS code)</w:t>
       </w:r>
@@ -9034,17 +9516,7 @@
           <w:sz w:val="18"/>
           <w:szCs w:val="18"/>
         </w:rPr>
-        <w:t>Figure 2: Sign-up</w:t>
-      </w:r>
-      <w:r>
-        <w:rPr>
-          <w:i/>
-          <w:iCs/>
-          <w:color w:val="5F6B66"/>
-          <w:sz w:val="18"/>
-          <w:szCs w:val="18"/>
-        </w:rPr>
-        <w:t>: the code step (sample account)</w:t>
+        <w:t>Figure 2: Sign-up: the code step (sample account)</w:t>
       </w:r>
     </w:p>
     <w:p>
@@ -9187,7 +9659,7 @@
       <w:pPr>
         <w:pStyle w:val="Heading2"/>
       </w:pPr>
-      <w:bookmarkStart w:id="14" w:name="_Toc243693225"/>
+      <w:bookmarkStart w:id="14" w:name="_Toc243726471"/>
       <w:r>
         <w:t>4.7  My profile and passwords</w:t>
       </w:r>
@@ -9448,7 +9920,7 @@
       <w:pPr>
         <w:pStyle w:val="Heading2"/>
       </w:pPr>
-      <w:bookmarkStart w:id="15" w:name="_Toc243693226"/>
+      <w:bookmarkStart w:id="15" w:name="_Toc243726472"/>
       <w:r>
         <w:lastRenderedPageBreak/>
         <w:t>4.8  Order tickets and Track my order</w:t>
@@ -9460,10 +9932,13 @@
         <w:spacing w:after="120" w:line="276" w:lineRule="auto"/>
       </w:pPr>
       <w:r>
-        <w:t>Since 23 October 2026 every order has a ticket like DW-7K3Q9P (migration 038): six letters and digits drawn at random, without the easily confused 0, O, 1, I and L, so it says nothing about how many orders exist and the next one can't be guessed. The custo</w:t>
-      </w:r>
-      <w:r>
-        <w:t>mer sees it while M-Pesa confirms the payment, on the order page and on each order in Ordered Goods, and quotes it to the team; the assistant names orders by it too.</w:t>
+        <w:t>Since 23 October 2026 every order has a ticket like DW-7K3Q9P (migration 038): six letters and digits drawn at r</w:t>
+      </w:r>
+      <w:r>
+        <w:t xml:space="preserve">andom, without the easily confused 0, O, 1, I and L, so it says nothing about how many orders exist and the next one can't be guessed. The customer sees it while M-Pesa confirms the payment, on the order page and on each order in Ordered Goods, and quotes </w:t>
+      </w:r>
+      <w:r>
+        <w:t>it to the team; the assistant names orders by it too.</w:t>
       </w:r>
     </w:p>
     <w:p>
@@ -9495,16 +9970,16 @@
         <w:t>pages/TrackOrderPage.jsx</w:t>
       </w:r>
       <w:r>
-        <w:t>) needs no sign-in: the ticket and the las</w:t>
-      </w:r>
-      <w:r>
-        <w:t>t 3 digits of the phone number on the account. It shows the order in four steps - placed, paid, on a delivery, delivered (or cancelled, or being rescheduled) - with the dates, the pickup area, the total and the items, never the customer's name or phone. Si</w:t>
-      </w:r>
-      <w:r>
-        <w:t>gned-out visitors find it in the top links where signed-in customers see Ordered Goods, and in the footer; the order page links to it with the ticket filled in. Only website orders can be tracked this way - orders staff open on a trip have no customer phon</w:t>
-      </w:r>
-      <w:r>
-        <w:t>e on record. Five wrong tries lock a ticket for half an hour and the page answers at most 60 look-ups a minute (the backend keeps count).</w:t>
+        <w:t>) needs no sign-in: the ticket and the last 3 digits of the phone number on the account. It shows the order in four steps - placed, paid, on a delivery, d</w:t>
+      </w:r>
+      <w:r>
+        <w:t>elivered (or cancelled, or being rescheduled) - with the dates, the pickup area, the total and the items, never the customer's name or phone. Signed-out visitors find it in the top links where signed-in customers see Ordered Goods, and in the footer; the o</w:t>
+      </w:r>
+      <w:r>
+        <w:t>rder page links to it with the ticket filled in. Only website orders can be tracked this way - orders staff open on a trip have no customer phone on record. Five wrong tries lock a ticket for half an hour and the page answers at most 60 look-ups a minute (</w:t>
+      </w:r>
+      <w:r>
+        <w:t>the backend keeps count).</w:t>
       </w:r>
     </w:p>
     <w:p>
@@ -9512,10 +9987,10 @@
         <w:spacing w:after="120" w:line="276" w:lineRule="auto"/>
       </w:pPr>
       <w:r>
-        <w:t>The driver and the vehicle are hidden from customers unless staff switch on Share driver for that delivery (desktop or</w:t>
-      </w:r>
-      <w:r>
-        <w:t xml:space="preserve"> phone). Then the order page, Ordered Goods and Track my order show the driver's first name, the number plate and the company phone number (</w:t>
+        <w:t>The driver and the vehicle are hidden from customers unless staff switch on Share driver for that delivery (desktop or phone). Then the order page, Ordered Goods and Track my order show the driver's first name, the number plate an</w:t>
+      </w:r>
+      <w:r>
+        <w:t>d the company phone number (</w:t>
       </w:r>
       <w:r>
         <w:rPr>
@@ -9593,26 +10068,16 @@
           <w:sz w:val="18"/>
           <w:szCs w:val="18"/>
         </w:rPr>
-        <w:t>Figure 6: Track my order with a made-up order whose dr</w:t>
-      </w:r>
-      <w:r>
-        <w:rPr>
-          <w:i/>
-          <w:iCs/>
-          <w:color w:val="5F6B66"/>
-          <w:sz w:val="18"/>
-          <w:szCs w:val="18"/>
-        </w:rPr>
-        <w:t>iver is shared</w:t>
+        <w:t>Figure 6: Track my order with a made-up order whose driver is shared</w:t>
       </w:r>
     </w:p>
     <w:p>
       <w:pPr>
         <w:pStyle w:val="Heading2"/>
       </w:pPr>
-      <w:bookmarkStart w:id="16" w:name="_Toc243693227"/>
-      <w:r>
-        <w:t>4.9  About page story</w:t>
+      <w:bookmarkStart w:id="16" w:name="_Toc243726473"/>
+      <w:r>
+        <w:t>4.9  Returns, Privacy and Terms</w:t>
       </w:r>
       <w:bookmarkEnd w:id="16"/>
     </w:p>
@@ -9621,380 +10086,68 @@
         <w:spacing w:after="120" w:line="276" w:lineRule="auto"/>
       </w:pPr>
       <w:r>
-        <w:t>The About page plays a film of the business as the visitor scrolls: Acquisition, Harvest, Value addition, Packaging and Delivery, each with a card that flies in. Scrolling moves one stage at a time with smooth glides, a</w:t>
-      </w:r>
-      <w:r>
-        <w:t>nd the dots allow jumping to a stage. Frames are drawn on a canvas that stays pinned while the section scrolls. The same frames play in the sign-in screen.</w:t>
-      </w:r>
-    </w:p>
-    <w:tbl>
-      <w:tblPr>
-        <w:tblW w:w="9638" w:type="dxa"/>
-        <w:tblBorders>
-          <w:top w:val="single" w:sz="4" w:space="0" w:color="C9D2CC"/>
-          <w:left w:val="single" w:sz="4" w:space="0" w:color="C9D2CC"/>
-          <w:bottom w:val="single" w:sz="4" w:space="0" w:color="C9D2CC"/>
-          <w:right w:val="single" w:sz="4" w:space="0" w:color="C9D2CC"/>
-          <w:insideH w:val="single" w:sz="4" w:space="0" w:color="C9D2CC"/>
-          <w:insideV w:val="single" w:sz="4" w:space="0" w:color="C9D2CC"/>
-        </w:tblBorders>
-        <w:tblLayout w:type="fixed"/>
-        <w:tblCellMar>
-          <w:left w:w="10" w:type="dxa"/>
-          <w:right w:w="10" w:type="dxa"/>
-        </w:tblCellMar>
-        <w:tblLook w:val="0000" w:firstRow="0" w:lastRow="0" w:firstColumn="0" w:lastColumn="0" w:noHBand="0" w:noVBand="0"/>
-      </w:tblPr>
-      <w:tblGrid>
-        <w:gridCol w:w="3125"/>
-        <w:gridCol w:w="6513"/>
-      </w:tblGrid>
-      <w:tr>
-        <w:tblPrEx>
-          <w:tblCellMar>
-            <w:top w:w="0" w:type="dxa"/>
-            <w:bottom w:w="0" w:type="dxa"/>
-          </w:tblCellMar>
-        </w:tblPrEx>
-        <w:trPr>
-          <w:cantSplit/>
-          <w:tblHeader/>
-        </w:trPr>
-        <w:tc>
-          <w:tcPr>
-            <w:tcW w:w="3125" w:type="dxa"/>
-            <w:shd w:val="clear" w:color="auto" w:fill="1F4D3A"/>
-            <w:tcMar>
-              <w:top w:w="50" w:type="dxa"/>
-              <w:left w:w="90" w:type="dxa"/>
-              <w:bottom w:w="50" w:type="dxa"/>
-              <w:right w:w="90" w:type="dxa"/>
-            </w:tcMar>
-          </w:tcPr>
-          <w:p>
-            <w:pPr>
-              <w:spacing w:after="20" w:line="252" w:lineRule="auto"/>
-            </w:pPr>
-            <w:r>
-              <w:rPr>
-                <w:b/>
-                <w:bCs/>
-                <w:color w:val="FFFFFF"/>
-                <w:sz w:val="19"/>
-                <w:szCs w:val="19"/>
-              </w:rPr>
-              <w:lastRenderedPageBreak/>
-              <w:t>To change</w:t>
-            </w:r>
-          </w:p>
-        </w:tc>
-        <w:tc>
-          <w:tcPr>
-            <w:tcW w:w="6513" w:type="dxa"/>
-            <w:shd w:val="clear" w:color="auto" w:fill="1F4D3A"/>
-            <w:tcMar>
-              <w:top w:w="50" w:type="dxa"/>
-              <w:left w:w="90" w:type="dxa"/>
-              <w:bottom w:w="50" w:type="dxa"/>
-              <w:right w:w="90" w:type="dxa"/>
-            </w:tcMar>
-          </w:tcPr>
-          <w:p>
-            <w:pPr>
-              <w:spacing w:after="20" w:line="252" w:lineRule="auto"/>
-            </w:pPr>
-            <w:r>
-              <w:rPr>
-                <w:b/>
-                <w:bCs/>
-                <w:color w:val="FFFFFF"/>
-                <w:sz w:val="19"/>
-                <w:szCs w:val="19"/>
-              </w:rPr>
-              <w:t>Where</w:t>
-            </w:r>
-          </w:p>
-        </w:tc>
-      </w:tr>
-      <w:tr>
-        <w:tblPrEx>
-          <w:tblCellMar>
-            <w:top w:w="0" w:type="dxa"/>
-            <w:bottom w:w="0" w:type="dxa"/>
-          </w:tblCellMar>
-        </w:tblPrEx>
-        <w:trPr>
-          <w:cantSplit/>
-        </w:trPr>
-        <w:tc>
-          <w:tcPr>
-            <w:tcW w:w="3125" w:type="dxa"/>
-            <w:tcMar>
-              <w:top w:w="50" w:type="dxa"/>
-              <w:left w:w="90" w:type="dxa"/>
-              <w:bottom w:w="50" w:type="dxa"/>
-              <w:right w:w="90" w:type="dxa"/>
-            </w:tcMar>
-          </w:tcPr>
-          <w:p>
-            <w:pPr>
-              <w:spacing w:after="20" w:line="252" w:lineRule="auto"/>
-            </w:pPr>
-            <w:r>
-              <w:rPr>
-                <w:b/>
-                <w:bCs/>
-                <w:sz w:val="19"/>
-                <w:szCs w:val="19"/>
-              </w:rPr>
-              <w:t>Words of the intro, stages and closing</w:t>
-            </w:r>
-          </w:p>
-        </w:tc>
-        <w:tc>
-          <w:tcPr>
-            <w:tcW w:w="6513" w:type="dxa"/>
-            <w:tcMar>
-              <w:top w:w="50" w:type="dxa"/>
-              <w:left w:w="90" w:type="dxa"/>
-              <w:bottom w:w="50" w:type="dxa"/>
-              <w:right w:w="90" w:type="dxa"/>
-            </w:tcMar>
-          </w:tcPr>
-          <w:p>
-            <w:pPr>
-              <w:spacing w:after="20" w:line="252" w:lineRule="auto"/>
-            </w:pPr>
-            <w:r>
-              <w:rPr>
-                <w:rFonts w:ascii="Consolas" w:eastAsia="Consolas" w:hAnsi="Consolas" w:cs="Consolas"/>
-                <w:color w:val="3B3F3D"/>
-                <w:sz w:val="17"/>
-                <w:szCs w:val="17"/>
-              </w:rPr>
-              <w:t>src/core/aboutStory.js</w:t>
-            </w:r>
-          </w:p>
-        </w:tc>
-      </w:tr>
-      <w:tr>
-        <w:tblPrEx>
-          <w:tblCellMar>
-            <w:top w:w="0" w:type="dxa"/>
-            <w:bottom w:w="0" w:type="dxa"/>
-          </w:tblCellMar>
-        </w:tblPrEx>
-        <w:trPr>
-          <w:cantSplit/>
-        </w:trPr>
-        <w:tc>
-          <w:tcPr>
-            <w:tcW w:w="3125" w:type="dxa"/>
-            <w:shd w:val="clear" w:color="auto" w:fill="F4F5F3"/>
-            <w:tcMar>
-              <w:top w:w="50" w:type="dxa"/>
-              <w:left w:w="90" w:type="dxa"/>
-              <w:bottom w:w="50" w:type="dxa"/>
-              <w:right w:w="90" w:type="dxa"/>
-            </w:tcMar>
-          </w:tcPr>
-          <w:p>
-            <w:pPr>
-              <w:spacing w:after="20" w:line="252" w:lineRule="auto"/>
-            </w:pPr>
-            <w:r>
-              <w:rPr>
-                <w:b/>
-                <w:bCs/>
-                <w:sz w:val="19"/>
-                <w:szCs w:val="19"/>
-              </w:rPr>
-              <w:t>The pictures</w:t>
-            </w:r>
-          </w:p>
-        </w:tc>
-        <w:tc>
-          <w:tcPr>
-            <w:tcW w:w="6513" w:type="dxa"/>
-            <w:shd w:val="clear" w:color="auto" w:fill="F4F5F3"/>
-            <w:tcMar>
-              <w:top w:w="50" w:type="dxa"/>
-              <w:left w:w="90" w:type="dxa"/>
-              <w:bottom w:w="50" w:type="dxa"/>
-              <w:right w:w="90" w:type="dxa"/>
-            </w:tcMar>
-          </w:tcPr>
-          <w:p>
-            <w:pPr>
-              <w:spacing w:after="20" w:line="252" w:lineRule="auto"/>
-            </w:pPr>
-            <w:r>
-              <w:rPr>
-                <w:sz w:val="19"/>
-                <w:szCs w:val="19"/>
-              </w:rPr>
-              <w:t xml:space="preserve">Source frames in </w:t>
-            </w:r>
-            <w:r>
-              <w:rPr>
-                <w:rFonts w:ascii="Consolas" w:eastAsia="Consolas" w:hAnsi="Consolas" w:cs="Consolas"/>
-                <w:color w:val="3B3F3D"/>
-                <w:sz w:val="17"/>
-                <w:szCs w:val="17"/>
-              </w:rPr>
-              <w:t>/root/fathersProject/dateroem animations/frames</w:t>
-            </w:r>
-            <w:r>
-              <w:rPr>
-                <w:sz w:val="19"/>
-                <w:szCs w:val="19"/>
-              </w:rPr>
-              <w:t xml:space="preserve">; run </w:t>
-            </w:r>
-            <w:r>
-              <w:rPr>
-                <w:rFonts w:ascii="Consolas" w:eastAsia="Consolas" w:hAnsi="Consolas" w:cs="Consolas"/>
-                <w:color w:val="3B3F3D"/>
-                <w:sz w:val="17"/>
-                <w:szCs w:val="17"/>
-              </w:rPr>
-              <w:t>scripts/build_story_frames.py</w:t>
-            </w:r>
-            <w:r>
-              <w:rPr>
-                <w:sz w:val="19"/>
-                <w:szCs w:val="19"/>
-              </w:rPr>
-              <w:t xml:space="preserve"> to rebuild the web set in </w:t>
-            </w:r>
-            <w:r>
-              <w:rPr>
-                <w:rFonts w:ascii="Consolas" w:eastAsia="Consolas" w:hAnsi="Consolas" w:cs="Consolas"/>
-                <w:color w:val="3B3F3D"/>
-                <w:sz w:val="17"/>
-                <w:szCs w:val="17"/>
-              </w:rPr>
-              <w:t>public/story/</w:t>
-            </w:r>
-            <w:r>
-              <w:rPr>
-                <w:sz w:val="19"/>
-                <w:szCs w:val="19"/>
-              </w:rPr>
-              <w:t xml:space="preserve"> (large, small and fallback sizes with a manifest)</w:t>
-            </w:r>
-          </w:p>
-        </w:tc>
-      </w:tr>
-      <w:tr>
-        <w:tblPrEx>
-          <w:tblCellMar>
-            <w:top w:w="0" w:type="dxa"/>
-            <w:bottom w:w="0" w:type="dxa"/>
-          </w:tblCellMar>
-        </w:tblPrEx>
-        <w:trPr>
-          <w:cantSplit/>
-        </w:trPr>
-        <w:tc>
-          <w:tcPr>
-            <w:tcW w:w="3125" w:type="dxa"/>
-            <w:tcMar>
-              <w:top w:w="50" w:type="dxa"/>
-              <w:left w:w="90" w:type="dxa"/>
-              <w:bottom w:w="50" w:type="dxa"/>
-              <w:right w:w="90" w:type="dxa"/>
-            </w:tcMar>
-          </w:tcPr>
-          <w:p>
-            <w:pPr>
-              <w:spacing w:after="20" w:line="252" w:lineRule="auto"/>
-            </w:pPr>
-            <w:r>
-              <w:rPr>
-                <w:b/>
-                <w:bCs/>
-                <w:sz w:val="19"/>
-                <w:szCs w:val="19"/>
-              </w:rPr>
-              <w:t>Motion behaviour</w:t>
-            </w:r>
-          </w:p>
-        </w:tc>
-        <w:tc>
-          <w:tcPr>
-            <w:tcW w:w="6513" w:type="dxa"/>
-            <w:tcMar>
-              <w:top w:w="50" w:type="dxa"/>
-              <w:left w:w="90" w:type="dxa"/>
-              <w:bottom w:w="50" w:type="dxa"/>
-              <w:right w:w="90" w:type="dxa"/>
-            </w:tcMar>
-          </w:tcPr>
-          <w:p>
-            <w:pPr>
-              <w:spacing w:after="20" w:line="252" w:lineRule="auto"/>
-            </w:pPr>
-            <w:r>
-              <w:rPr>
-                <w:rFonts w:ascii="Consolas" w:eastAsia="Consolas" w:hAnsi="Consolas" w:cs="Consolas"/>
-                <w:color w:val="3B3F3D"/>
-                <w:sz w:val="17"/>
-                <w:szCs w:val="17"/>
-              </w:rPr>
-              <w:t>src/components/StoryScroller.jsx</w:t>
-            </w:r>
-            <w:r>
-              <w:rPr>
-                <w:sz w:val="19"/>
-                <w:szCs w:val="19"/>
-              </w:rPr>
-              <w:t xml:space="preserve"> (About page) and </w:t>
-            </w:r>
-            <w:r>
-              <w:rPr>
-                <w:rFonts w:ascii="Consolas" w:eastAsia="Consolas" w:hAnsi="Consolas" w:cs="Consolas"/>
-                <w:color w:val="3B3F3D"/>
-                <w:sz w:val="17"/>
-                <w:szCs w:val="17"/>
-              </w:rPr>
-              <w:t>src/components/AuthStory.jsx</w:t>
-            </w:r>
-            <w:r>
-              <w:rPr>
-                <w:sz w:val="19"/>
-                <w:szCs w:val="19"/>
-              </w:rPr>
-              <w:t xml:space="preserve"> (sign-in screen)</w:t>
-            </w:r>
-          </w:p>
-        </w:tc>
-      </w:tr>
-    </w:tbl>
-    <w:p>
-      <w:pPr>
-        <w:spacing w:after="120"/>
-      </w:pPr>
-    </w:p>
-    <w:p>
-      <w:pPr>
-        <w:pBdr>
-          <w:left w:val="single" w:sz="24" w:space="8" w:color="2E6B4F"/>
-        </w:pBdr>
-        <w:shd w:val="clear" w:color="auto" w:fill="EEF5F1"/>
-        <w:spacing w:before="120" w:after="180" w:line="264" w:lineRule="auto"/>
-        <w:ind w:left="160" w:right="160"/>
-      </w:pPr>
-      <w:r>
-        <w:rPr>
-          <w:b/>
-          <w:bCs/>
-          <w:color w:val="2E6B4F"/>
-        </w:rPr>
-        <w:t xml:space="preserve">Note: </w:t>
-      </w:r>
-      <w:r>
-        <w:t>Visitors who switch off animations in their device settings get a calm, motion-free version of the site. Windows on the company computer has animations switched off, so browsers there show the reduced-motion version.</w:t>
+        <w:t>Since 24 October 2026 the site has three policy pages, one layout (</w:t>
+      </w:r>
+      <w:r>
+        <w:rPr>
+          <w:rFonts w:ascii="Consolas" w:eastAsia="Consolas" w:hAnsi="Consolas" w:cs="Consolas"/>
+          <w:color w:val="3B3F3D"/>
+          <w:sz w:val="19"/>
+          <w:szCs w:val="19"/>
+        </w:rPr>
+        <w:t>pages/PolicyPage.jsx</w:t>
+      </w:r>
+      <w:r>
+        <w:t xml:space="preserve">) with the words in </w:t>
+      </w:r>
+      <w:r>
+        <w:rPr>
+          <w:rFonts w:ascii="Consolas" w:eastAsia="Consolas" w:hAnsi="Consolas" w:cs="Consolas"/>
+          <w:color w:val="3B3F3D"/>
+          <w:sz w:val="19"/>
+          <w:szCs w:val="19"/>
+        </w:rPr>
+        <w:t>core/policies.js</w:t>
+      </w:r>
+      <w:r>
+        <w:t xml:space="preserve"> and the date at the top (POLICY_UPDATED). Returns &amp; Refunds (/returns) holds the owner's rules: cancel any time before delivery - th</w:t>
+      </w:r>
+      <w:r>
+        <w:t>e full amount back if nothing has been cut or loaded yet, otherwise a cancellation cost agreed first; the full amount back if the latest delivery date passes; damaged, wrong or missing goods reported within 3 days with photos, replaced or refunded; no retu</w:t>
+      </w:r>
+      <w:r>
+        <w:t xml:space="preserve">rns for a change of mind - only damaged goods; refunds to the same M-Pesa number within 3 working days of agreeing the amount; bulk orders </w:t>
+      </w:r>
+      <w:r>
+        <w:lastRenderedPageBreak/>
+        <w:t>fixed once agreed. Privacy (/privacy) lists what the system really keeps - the account (password stored scrambled), G</w:t>
+      </w:r>
+      <w:r>
+        <w:t>oogle sign-in, orders with the M-Pesa number and receipt, the assistant's conversation, cookies - why, who else sees it (staff, Safaricom, Africa's Talking, Google, the assistant's AI service Groq), how long (orders at least five years, for tax), and the v</w:t>
+      </w:r>
+      <w:r>
+        <w:t>isitor's rights, including a complaint to the Data Protection Commissioner. Terms (/terms) covers accounts, prices, paying with M-Pesa, delivery dates, bulk orders, reviews and the assistant, under Kenyan law. Each page ends with every way to reach us (</w:t>
+      </w:r>
+      <w:r>
+        <w:rPr>
+          <w:rFonts w:ascii="Consolas" w:eastAsia="Consolas" w:hAnsi="Consolas" w:cs="Consolas"/>
+          <w:color w:val="3B3F3D"/>
+          <w:sz w:val="19"/>
+          <w:szCs w:val="19"/>
+        </w:rPr>
+        <w:t>com</w:t>
+      </w:r>
+      <w:r>
+        <w:rPr>
+          <w:rFonts w:ascii="Consolas" w:eastAsia="Consolas" w:hAnsi="Consolas" w:cs="Consolas"/>
+          <w:color w:val="3B3F3D"/>
+          <w:sz w:val="19"/>
+          <w:szCs w:val="19"/>
+        </w:rPr>
+        <w:t>ponents/ReachUs.jsx</w:t>
+      </w:r>
+      <w:r>
+        <w:t>, shared with About) and links to the other two.</w:t>
       </w:r>
     </w:p>
     <w:p>
@@ -10002,369 +10155,44 @@
         <w:spacing w:after="120" w:line="276" w:lineRule="auto"/>
       </w:pPr>
       <w:r>
-        <w:t xml:space="preserve">Below the film (since 23 October 2026) </w:t>
-      </w:r>
-      <w:r>
-        <w:t>the page sets out the company for customers and for payment-provider checks: Who we are, with the registered facts (business name, business registration number, the workshop in Nakuru and where the timber comes from - farms across Central Kenya); How we wo</w:t>
-      </w:r>
-      <w:r>
-        <w:t xml:space="preserve">rk in four numbered steps (sourcing, milling and finishing, ordering and paying, delivery); Our purpose (the mission and vision) beside a What we stand for card; Where to find us, with the workshop address, an Open in Google Maps button on the owner's own </w:t>
-      </w:r>
-      <w:r>
-        <w:t>pin and a Reach us card with the company phone, WhatsApp, email and socials (from the website server's settings); and the founder, with a round photo frame. The same day it was laid out again for big screens ("the rest need to be ordered good"): one centre</w:t>
-      </w:r>
-      <w:r>
-        <w:t>d column, every section with the words on the left and the facts in a card on the right, and the four steps on one line joined by a wood line (two by two on tablets, down a line on phones). The KRA PIN and personal phone numbers are deliberately left off t</w:t>
-      </w:r>
-      <w:r>
-        <w:t>he public page.</w:t>
-      </w:r>
-    </w:p>
-    <w:tbl>
-      <w:tblPr>
-        <w:tblW w:w="9638" w:type="dxa"/>
-        <w:tblBorders>
-          <w:top w:val="single" w:sz="4" w:space="0" w:color="C9D2CC"/>
-          <w:left w:val="single" w:sz="4" w:space="0" w:color="C9D2CC"/>
-          <w:bottom w:val="single" w:sz="4" w:space="0" w:color="C9D2CC"/>
-          <w:right w:val="single" w:sz="4" w:space="0" w:color="C9D2CC"/>
-          <w:insideH w:val="single" w:sz="4" w:space="0" w:color="C9D2CC"/>
-          <w:insideV w:val="single" w:sz="4" w:space="0" w:color="C9D2CC"/>
-        </w:tblBorders>
-        <w:tblLayout w:type="fixed"/>
-        <w:tblCellMar>
-          <w:left w:w="10" w:type="dxa"/>
-          <w:right w:w="10" w:type="dxa"/>
-        </w:tblCellMar>
-        <w:tblLook w:val="0000" w:firstRow="0" w:lastRow="0" w:firstColumn="0" w:lastColumn="0" w:noHBand="0" w:noVBand="0"/>
-      </w:tblPr>
-      <w:tblGrid>
-        <w:gridCol w:w="3125"/>
-        <w:gridCol w:w="6513"/>
-      </w:tblGrid>
-      <w:tr>
-        <w:tblPrEx>
-          <w:tblCellMar>
-            <w:top w:w="0" w:type="dxa"/>
-            <w:bottom w:w="0" w:type="dxa"/>
-          </w:tblCellMar>
-        </w:tblPrEx>
-        <w:trPr>
-          <w:cantSplit/>
-          <w:tblHeader/>
-        </w:trPr>
-        <w:tc>
-          <w:tcPr>
-            <w:tcW w:w="3125" w:type="dxa"/>
-            <w:shd w:val="clear" w:color="auto" w:fill="1F4D3A"/>
-            <w:tcMar>
-              <w:top w:w="50" w:type="dxa"/>
-              <w:left w:w="90" w:type="dxa"/>
-              <w:bottom w:w="50" w:type="dxa"/>
-              <w:right w:w="90" w:type="dxa"/>
-            </w:tcMar>
-          </w:tcPr>
-          <w:p>
-            <w:pPr>
-              <w:spacing w:after="20" w:line="252" w:lineRule="auto"/>
-            </w:pPr>
-            <w:r>
-              <w:rPr>
-                <w:b/>
-                <w:bCs/>
-                <w:color w:val="FFFFFF"/>
-                <w:sz w:val="19"/>
-                <w:szCs w:val="19"/>
-              </w:rPr>
-              <w:t>To change</w:t>
-            </w:r>
-          </w:p>
-        </w:tc>
-        <w:tc>
-          <w:tcPr>
-            <w:tcW w:w="6513" w:type="dxa"/>
-            <w:shd w:val="clear" w:color="auto" w:fill="1F4D3A"/>
-            <w:tcMar>
-              <w:top w:w="50" w:type="dxa"/>
-              <w:left w:w="90" w:type="dxa"/>
-              <w:bottom w:w="50" w:type="dxa"/>
-              <w:right w:w="90" w:type="dxa"/>
-            </w:tcMar>
-          </w:tcPr>
-          <w:p>
-            <w:pPr>
-              <w:spacing w:after="20" w:line="252" w:lineRule="auto"/>
-            </w:pPr>
-            <w:r>
-              <w:rPr>
-                <w:b/>
-                <w:bCs/>
-                <w:color w:val="FFFFFF"/>
-                <w:sz w:val="19"/>
-                <w:szCs w:val="19"/>
-              </w:rPr>
-              <w:t>Where</w:t>
-            </w:r>
-          </w:p>
-        </w:tc>
-      </w:tr>
-      <w:tr>
-        <w:tblPrEx>
-          <w:tblCellMar>
-            <w:top w:w="0" w:type="dxa"/>
-            <w:bottom w:w="0" w:type="dxa"/>
-          </w:tblCellMar>
-        </w:tblPrEx>
-        <w:trPr>
-          <w:cantSplit/>
-        </w:trPr>
-        <w:tc>
-          <w:tcPr>
-            <w:tcW w:w="3125" w:type="dxa"/>
-            <w:tcMar>
-              <w:top w:w="50" w:type="dxa"/>
-              <w:left w:w="90" w:type="dxa"/>
-              <w:bottom w:w="50" w:type="dxa"/>
-              <w:right w:w="90" w:type="dxa"/>
-            </w:tcMar>
-          </w:tcPr>
-          <w:p>
-            <w:pPr>
-              <w:spacing w:after="20" w:line="252" w:lineRule="auto"/>
-            </w:pPr>
-            <w:r>
-              <w:rPr>
-                <w:b/>
-                <w:bCs/>
-                <w:sz w:val="19"/>
-                <w:szCs w:val="19"/>
-              </w:rPr>
-              <w:t>Company facts, the steps, the address, the founder words</w:t>
-            </w:r>
-          </w:p>
-        </w:tc>
-        <w:tc>
-          <w:tcPr>
-            <w:tcW w:w="6513" w:type="dxa"/>
-            <w:tcMar>
-              <w:top w:w="50" w:type="dxa"/>
-              <w:left w:w="90" w:type="dxa"/>
-              <w:bottom w:w="50" w:type="dxa"/>
-              <w:right w:w="90" w:type="dxa"/>
-            </w:tcMar>
-          </w:tcPr>
-          <w:p>
-            <w:pPr>
-              <w:spacing w:after="20" w:line="252" w:lineRule="auto"/>
-            </w:pPr>
-            <w:r>
-              <w:rPr>
-                <w:rFonts w:ascii="Consolas" w:eastAsia="Consolas" w:hAnsi="Consolas" w:cs="Consolas"/>
-                <w:color w:val="3B3F3D"/>
-                <w:sz w:val="17"/>
-                <w:szCs w:val="17"/>
-              </w:rPr>
-              <w:t>src/core/aboutStory.js</w:t>
-            </w:r>
-            <w:r>
-              <w:rPr>
-                <w:sz w:val="19"/>
-                <w:szCs w:val="19"/>
-              </w:rPr>
-              <w:t xml:space="preserve"> (ABOUT_COMPANY, ABOUT_HOW, ABOUT_LOCATION, ABOUT_FOUNDER)</w:t>
-            </w:r>
-          </w:p>
-        </w:tc>
-      </w:tr>
-      <w:tr>
-        <w:tblPrEx>
-          <w:tblCellMar>
-            <w:top w:w="0" w:type="dxa"/>
-            <w:bottom w:w="0" w:type="dxa"/>
-          </w:tblCellMar>
-        </w:tblPrEx>
-        <w:trPr>
-          <w:cantSplit/>
-        </w:trPr>
-        <w:tc>
-          <w:tcPr>
-            <w:tcW w:w="3125" w:type="dxa"/>
-            <w:shd w:val="clear" w:color="auto" w:fill="F4F5F3"/>
-            <w:tcMar>
-              <w:top w:w="50" w:type="dxa"/>
-              <w:left w:w="90" w:type="dxa"/>
-              <w:bottom w:w="50" w:type="dxa"/>
-              <w:right w:w="90" w:type="dxa"/>
-            </w:tcMar>
-          </w:tcPr>
-          <w:p>
-            <w:pPr>
-              <w:spacing w:after="20" w:line="252" w:lineRule="auto"/>
-            </w:pPr>
-            <w:r>
-              <w:rPr>
-                <w:b/>
-                <w:bCs/>
-                <w:sz w:val="19"/>
-                <w:szCs w:val="19"/>
-              </w:rPr>
-              <w:t>The photo of the founder</w:t>
-            </w:r>
-          </w:p>
-        </w:tc>
-        <w:tc>
-          <w:tcPr>
-            <w:tcW w:w="6513" w:type="dxa"/>
-            <w:shd w:val="clear" w:color="auto" w:fill="F4F5F3"/>
-            <w:tcMar>
-              <w:top w:w="50" w:type="dxa"/>
-              <w:left w:w="90" w:type="dxa"/>
-              <w:bottom w:w="50" w:type="dxa"/>
-              <w:right w:w="90" w:type="dxa"/>
-            </w:tcMar>
-          </w:tcPr>
-          <w:p>
-            <w:pPr>
-              <w:spacing w:after="20" w:line="252" w:lineRule="auto"/>
-            </w:pPr>
-            <w:r>
-              <w:rPr>
-                <w:sz w:val="19"/>
-                <w:szCs w:val="19"/>
-              </w:rPr>
-              <w:t xml:space="preserve">Put a square photo (at least 800 x 800) at </w:t>
-            </w:r>
-            <w:r>
-              <w:rPr>
-                <w:rFonts w:ascii="Consolas" w:eastAsia="Consolas" w:hAnsi="Consolas" w:cs="Consolas"/>
-                <w:color w:val="3B3F3D"/>
-                <w:sz w:val="17"/>
-                <w:szCs w:val="17"/>
-              </w:rPr>
-              <w:t>public/brand/founder.jpg</w:t>
-            </w:r>
-            <w:r>
-              <w:rPr>
-                <w:sz w:val="19"/>
-                <w:szCs w:val="19"/>
-              </w:rPr>
-              <w:t xml:space="preserve"> and rebuild the site. Until then, and while it loads, the frame shows the company emblem (</w:t>
-            </w:r>
-            <w:r>
-              <w:rPr>
-                <w:rFonts w:ascii="Consolas" w:eastAsia="Consolas" w:hAnsi="Consolas" w:cs="Consolas"/>
-                <w:color w:val="3B3F3D"/>
-                <w:sz w:val="17"/>
-                <w:szCs w:val="17"/>
-              </w:rPr>
-              <w:t>FounderPhoto</w:t>
-            </w:r>
-            <w:r>
-              <w:rPr>
-                <w:sz w:val="19"/>
-                <w:szCs w:val="19"/>
-              </w:rPr>
-              <w:t xml:space="preserve"> in </w:t>
-            </w:r>
-            <w:r>
-              <w:rPr>
-                <w:rFonts w:ascii="Consolas" w:eastAsia="Consolas" w:hAnsi="Consolas" w:cs="Consolas"/>
-                <w:color w:val="3B3F3D"/>
-                <w:sz w:val="17"/>
-                <w:szCs w:val="17"/>
-              </w:rPr>
-              <w:t>src/pages/AboutPage.jsx</w:t>
-            </w:r>
-            <w:r>
-              <w:rPr>
-                <w:sz w:val="19"/>
-                <w:szCs w:val="19"/>
-              </w:rPr>
-              <w:t>).</w:t>
-            </w:r>
-          </w:p>
-        </w:tc>
-      </w:tr>
-      <w:tr>
-        <w:tblPrEx>
-          <w:tblCellMar>
-            <w:top w:w="0" w:type="dxa"/>
-            <w:bottom w:w="0" w:type="dxa"/>
-          </w:tblCellMar>
-        </w:tblPrEx>
-        <w:trPr>
-          <w:cantSplit/>
-        </w:trPr>
-        <w:tc>
-          <w:tcPr>
-            <w:tcW w:w="3125" w:type="dxa"/>
-            <w:tcMar>
-              <w:top w:w="50" w:type="dxa"/>
-              <w:left w:w="90" w:type="dxa"/>
-              <w:bottom w:w="50" w:type="dxa"/>
-              <w:right w:w="90" w:type="dxa"/>
-            </w:tcMar>
-          </w:tcPr>
-          <w:p>
-            <w:pPr>
-              <w:spacing w:after="20" w:line="252" w:lineRule="auto"/>
-            </w:pPr>
-            <w:r>
-              <w:rPr>
-                <w:b/>
-                <w:bCs/>
-                <w:sz w:val="19"/>
-                <w:szCs w:val="19"/>
-              </w:rPr>
-              <w:t>The same facts for search engines and payment checks</w:t>
-            </w:r>
-          </w:p>
-        </w:tc>
-        <w:tc>
-          <w:tcPr>
-            <w:tcW w:w="6513" w:type="dxa"/>
-            <w:tcMar>
-              <w:top w:w="50" w:type="dxa"/>
-              <w:left w:w="90" w:type="dxa"/>
-              <w:bottom w:w="50" w:type="dxa"/>
-              <w:right w:w="90" w:type="dxa"/>
-            </w:tcMar>
-          </w:tcPr>
-          <w:p>
-            <w:pPr>
-              <w:spacing w:after="20" w:line="252" w:lineRule="auto"/>
-            </w:pPr>
-            <w:r>
-              <w:rPr>
-                <w:rFonts w:ascii="Consolas" w:eastAsia="Consolas" w:hAnsi="Consolas" w:cs="Consolas"/>
-                <w:color w:val="3B3F3D"/>
-                <w:sz w:val="17"/>
-                <w:szCs w:val="17"/>
-              </w:rPr>
-              <w:t>index.html</w:t>
-            </w:r>
-            <w:r>
-              <w:rPr>
-                <w:sz w:val="19"/>
-                <w:szCs w:val="19"/>
-              </w:rPr>
-              <w:t xml:space="preserve"> (the Organization block, applicati</w:t>
-            </w:r>
-            <w:r>
-              <w:rPr>
-                <w:sz w:val="19"/>
-                <w:szCs w:val="19"/>
-              </w:rPr>
-              <w:t>on/ld+json) - keep it in step with the About page</w:t>
-            </w:r>
-          </w:p>
-        </w:tc>
-      </w:tr>
-    </w:tbl>
-    <w:p>
-      <w:pPr>
-        <w:spacing w:after="120"/>
-      </w:pPr>
+        <w:t>The footer links Track my order, Returns &amp; Refunds, Privacy, Terms and Cookie settings - the last opens the cookie banner again with the choices as they stand (</w:t>
+      </w:r>
+      <w:r>
+        <w:rPr>
+          <w:rFonts w:ascii="Consolas" w:eastAsia="Consolas" w:hAnsi="Consolas" w:cs="Consolas"/>
+          <w:color w:val="3B3F3D"/>
+          <w:sz w:val="19"/>
+          <w:szCs w:val="19"/>
+        </w:rPr>
+        <w:t>reopen()</w:t>
+      </w:r>
+      <w:r>
+        <w:t xml:space="preserve"> in </w:t>
+      </w:r>
+      <w:r>
+        <w:rPr>
+          <w:rFonts w:ascii="Consolas" w:eastAsia="Consolas" w:hAnsi="Consolas" w:cs="Consolas"/>
+          <w:color w:val="3B3F3D"/>
+          <w:sz w:val="19"/>
+          <w:szCs w:val="19"/>
+        </w:rPr>
+        <w:t>context/CookieCo</w:t>
+      </w:r>
+      <w:r>
+        <w:rPr>
+          <w:rFonts w:ascii="Consolas" w:eastAsia="Consolas" w:hAnsi="Consolas" w:cs="Consolas"/>
+          <w:color w:val="3B3F3D"/>
+          <w:sz w:val="19"/>
+          <w:szCs w:val="19"/>
+        </w:rPr>
+        <w:t>nsentContext.jsx</w:t>
+      </w:r>
+      <w:r>
+        <w:t>), which the Privacy page promises. Under Place order the cart says "By placing your order you agree to our Terms and Returns &amp; Refunds". Help answers can link to the three pages, and the answer to "Can I change or cancel an order after pay</w:t>
+      </w:r>
+      <w:r>
+        <w:t>ing?" now gives the short rules and links to Returns &amp; Refunds.</w:t>
+      </w:r>
     </w:p>
     <w:p>
       <w:pPr>
@@ -10376,10 +10204,9 @@
         <w:rPr>
           <w:noProof/>
         </w:rPr>
-        <w:lastRenderedPageBreak/>
         <w:drawing>
           <wp:inline distT="0" distB="0" distL="0" distR="0">
-            <wp:extent cx="6096000" cy="6181725"/>
+            <wp:extent cx="4381500" cy="5191125"/>
             <wp:effectExtent l="0" t="0" r="0" b="0"/>
             <wp:docPr id="7" name="Picture 7"/>
             <wp:cNvGraphicFramePr>
@@ -10404,7 +10231,7 @@
                   <pic:spPr bwMode="auto">
                     <a:xfrm>
                       <a:off x="0" y="0"/>
-                      <a:ext cx="6096000" cy="6181725"/>
+                      <a:ext cx="4381500" cy="5191125"/>
                     </a:xfrm>
                     <a:prstGeom prst="rect">
                       <a:avLst/>
@@ -10430,85 +10257,7 @@
           <w:sz w:val="18"/>
           <w:szCs w:val="18"/>
         </w:rPr>
-        <w:t>Figure 7: The About page: How we work, Our purpose with What we stand for, Where to find us with the Reach us card</w:t>
-      </w:r>
-    </w:p>
-    <w:p>
-      <w:pPr>
-        <w:pStyle w:val="Heading2"/>
-      </w:pPr>
-      <w:bookmarkStart w:id="17" w:name="_Toc243693228"/>
-      <w:r>
-        <w:t>4.10  Help page and support email</w:t>
-      </w:r>
-      <w:bookmarkEnd w:id="17"/>
-    </w:p>
-    <w:p>
-      <w:pPr>
-        <w:spacing w:after="120" w:line="276" w:lineRule="auto"/>
-      </w:pPr>
-      <w:r>
-        <w:t>The Help page's contact buttons sit right under the chat button, before the questions (since 7 October 2026; they used to be at the bottom of the page). The email button opens the Send us an email window (below); the address is shown under the buttons: dat</w:t>
-      </w:r>
-      <w:r>
-        <w:t>eroemwoodsales+support@gmail.com. That is the business Gmail (dateroemwoodsales@gmail.com) with a "+support" tag, so the mail arrives in the business mailbox and a Gmail filter files it under the Customers label. The page, the assistant and the fallback he</w:t>
-      </w:r>
-      <w:r>
-        <w:t>lper all read the contacts from the website server's settings (DWS-WEB-01).</w:t>
-      </w:r>
-    </w:p>
-    <w:p>
-      <w:pPr>
-        <w:pStyle w:val="Heading2"/>
-      </w:pPr>
-      <w:bookmarkStart w:id="18" w:name="_Toc243693229"/>
-      <w:r>
-        <w:t>4.11  Frequently asked questions</w:t>
-      </w:r>
-      <w:bookmarkEnd w:id="18"/>
-    </w:p>
-    <w:p>
-      <w:pPr>
-        <w:spacing w:after="120" w:line="276" w:lineRule="auto"/>
-      </w:pPr>
-      <w:r>
-        <w:t>Since 7 October 2026 the Help page lists frequently asked questions below the chat button and the contact buttons (</w:t>
-      </w:r>
-      <w:r>
-        <w:rPr>
-          <w:rFonts w:ascii="Consolas" w:eastAsia="Consolas" w:hAnsi="Consolas" w:cs="Consolas"/>
-          <w:color w:val="3B3F3D"/>
-          <w:sz w:val="19"/>
-          <w:szCs w:val="19"/>
-        </w:rPr>
-        <w:t>FaqSection</w:t>
-      </w:r>
-      <w:r>
-        <w:t xml:space="preserve"> in </w:t>
-      </w:r>
-      <w:r>
-        <w:rPr>
-          <w:rFonts w:ascii="Consolas" w:eastAsia="Consolas" w:hAnsi="Consolas" w:cs="Consolas"/>
-          <w:color w:val="3B3F3D"/>
-          <w:sz w:val="19"/>
-          <w:szCs w:val="19"/>
-        </w:rPr>
-        <w:t>src/pages/HelpPage.jsx</w:t>
-      </w:r>
-      <w:r>
-        <w:t>). They come from the website server (</w:t>
-      </w:r>
-      <w:r>
-        <w:rPr>
-          <w:rFonts w:ascii="Consolas" w:eastAsia="Consolas" w:hAnsi="Consolas" w:cs="Consolas"/>
-          <w:color w:val="3B3F3D"/>
-          <w:sz w:val="19"/>
-          <w:szCs w:val="19"/>
-        </w:rPr>
-        <w:t>GET /help/faqs</w:t>
-      </w:r>
-      <w:r>
-        <w:t>), grouped by topic in the order admins set, and admins keep them up to date in the desktop app (FAQs) - so a changed feature only needs its answer changed there, not the code.</w:t>
+        <w:t>Figure 7: Returns &amp; Refunds (Forest theme)</w:t>
       </w:r>
     </w:p>
     <w:p>
@@ -10524,7 +10273,7 @@
         <w:lastRenderedPageBreak/>
         <w:drawing>
           <wp:inline distT="0" distB="0" distL="0" distR="0">
-            <wp:extent cx="6096000" cy="4286250"/>
+            <wp:extent cx="3714750" cy="6381750"/>
             <wp:effectExtent l="0" t="0" r="0" b="0"/>
             <wp:docPr id="8" name="Picture 8"/>
             <wp:cNvGraphicFramePr>
@@ -10549,7 +10298,7 @@
                   <pic:spPr bwMode="auto">
                     <a:xfrm>
                       <a:off x="0" y="0"/>
-                      <a:ext cx="6096000" cy="4286250"/>
+                      <a:ext cx="3714750" cy="6381750"/>
                     </a:xfrm>
                     <a:prstGeom prst="rect">
                       <a:avLst/>
@@ -10575,209 +10324,7 @@
           <w:sz w:val="18"/>
           <w:szCs w:val="18"/>
         </w:rPr>
-        <w:t>Fig</w:t>
-      </w:r>
-      <w:r>
-        <w:rPr>
-          <w:i/>
-          <w:iCs/>
-          <w:color w:val="5F6B66"/>
-          <w:sz w:val="18"/>
-          <w:szCs w:val="18"/>
-        </w:rPr>
-        <w:t>ure 8: The Help page questions, one of them opened</w:t>
-      </w:r>
-    </w:p>
-    <w:p>
-      <w:pPr>
-        <w:pStyle w:val="ListParagraph"/>
-        <w:numPr>
-          <w:ilvl w:val="0"/>
-          <w:numId w:val="2"/>
-        </w:numPr>
-        <w:spacing w:after="60" w:line="264" w:lineRule="auto"/>
-      </w:pPr>
-      <w:r>
-        <w:t>A search box: every word typed must appear in the question, answer or topic; capitals and punctuation don't count, so "mpesa pin" finds "M-Pesa PIN".</w:t>
-      </w:r>
-    </w:p>
-    <w:p>
-      <w:pPr>
-        <w:pStyle w:val="ListParagraph"/>
-        <w:numPr>
-          <w:ilvl w:val="0"/>
-          <w:numId w:val="2"/>
-        </w:numPr>
-        <w:spacing w:after="60" w:line="264" w:lineRule="auto"/>
-      </w:pPr>
-      <w:r>
-        <w:t>Topic buttons (All, Ordering, Payment ...) show one top</w:t>
-      </w:r>
-      <w:r>
-        <w:t>ic at a time.</w:t>
-      </w:r>
-    </w:p>
-    <w:p>
-      <w:pPr>
-        <w:pStyle w:val="ListParagraph"/>
-        <w:numPr>
-          <w:ilvl w:val="0"/>
-          <w:numId w:val="2"/>
-        </w:numPr>
-        <w:spacing w:after="60" w:line="264" w:lineRule="auto"/>
-      </w:pPr>
-      <w:r>
-        <w:t>Each question opens to its answer. Lines starting "1. ", "2. " show as numbered steps, and a question can end with a link to the page it is about ("Go to Shipping"), named as in the menu.</w:t>
-      </w:r>
-    </w:p>
-    <w:p>
-      <w:pPr>
-        <w:pStyle w:val="ListParagraph"/>
-        <w:numPr>
-          <w:ilvl w:val="0"/>
-          <w:numId w:val="2"/>
-        </w:numPr>
-        <w:spacing w:after="60" w:line="264" w:lineRule="auto"/>
-      </w:pPr>
-      <w:r>
-        <w:t>With no questions, or when they can't be loaded, the s</w:t>
-      </w:r>
-      <w:r>
-        <w:t>ection is left out; the chat and the contacts remain.</w:t>
-      </w:r>
-    </w:p>
-    <w:p>
-      <w:pPr>
-        <w:spacing w:after="60"/>
-      </w:pPr>
-    </w:p>
-    <w:p>
-      <w:pPr>
-        <w:pBdr>
-          <w:left w:val="single" w:sz="24" w:space="8" w:color="8A5A2B"/>
-        </w:pBdr>
-        <w:shd w:val="clear" w:color="auto" w:fill="F6EFE6"/>
-        <w:spacing w:before="120" w:after="180" w:line="264" w:lineRule="auto"/>
-        <w:ind w:left="160" w:right="160"/>
-      </w:pPr>
-      <w:r>
-        <w:rPr>
-          <w:b/>
-          <w:bCs/>
-          <w:color w:val="8A5A2B"/>
-        </w:rPr>
-        <w:t xml:space="preserve">Where to adjust: </w:t>
-      </w:r>
-      <w:r>
-        <w:t xml:space="preserve">Questions and answers: the desktop app, FAQs. Page names for links: </w:t>
-      </w:r>
-      <w:r>
-        <w:rPr>
-          <w:rFonts w:ascii="Consolas" w:eastAsia="Consolas" w:hAnsi="Consolas" w:cs="Consolas"/>
-          <w:color w:val="3B3F3D"/>
-          <w:sz w:val="19"/>
-          <w:szCs w:val="19"/>
-        </w:rPr>
-        <w:t>PAGE_NAMES</w:t>
-      </w:r>
-      <w:r>
-        <w:t xml:space="preserve"> in </w:t>
-      </w:r>
-      <w:r>
-        <w:rPr>
-          <w:rFonts w:ascii="Consolas" w:eastAsia="Consolas" w:hAnsi="Consolas" w:cs="Consolas"/>
-          <w:color w:val="3B3F3D"/>
-          <w:sz w:val="19"/>
-          <w:szCs w:val="19"/>
-        </w:rPr>
-        <w:t>src/pages/HelpPage.jsx</w:t>
-      </w:r>
-      <w:r>
-        <w:t xml:space="preserve"> and </w:t>
-      </w:r>
-      <w:r>
-        <w:rPr>
-          <w:rFonts w:ascii="Consolas" w:eastAsia="Consolas" w:hAnsi="Consolas" w:cs="Consolas"/>
-          <w:color w:val="3B3F3D"/>
-          <w:sz w:val="19"/>
-          <w:szCs w:val="19"/>
-        </w:rPr>
-        <w:t>PAGES</w:t>
-      </w:r>
-      <w:r>
-        <w:t xml:space="preserve"> in the desktop app's </w:t>
-      </w:r>
-      <w:r>
-        <w:rPr>
-          <w:rFonts w:ascii="Consolas" w:eastAsia="Consolas" w:hAnsi="Consolas" w:cs="Consolas"/>
-          <w:color w:val="3B3F3D"/>
-          <w:sz w:val="19"/>
-          <w:szCs w:val="19"/>
-        </w:rPr>
-        <w:t>ui/sections/faqs_section.py</w:t>
-      </w:r>
-      <w:r>
-        <w:t xml:space="preserve"> (keep them the same). Styles: </w:t>
-      </w:r>
-      <w:r>
-        <w:rPr>
-          <w:rFonts w:ascii="Consolas" w:eastAsia="Consolas" w:hAnsi="Consolas" w:cs="Consolas"/>
-          <w:color w:val="3B3F3D"/>
-          <w:sz w:val="19"/>
-          <w:szCs w:val="19"/>
-        </w:rPr>
-        <w:t>.help-faq</w:t>
-      </w:r>
-      <w:r>
-        <w:t xml:space="preserve"> in </w:t>
-      </w:r>
-      <w:r>
-        <w:rPr>
-          <w:rFonts w:ascii="Consolas" w:eastAsia="Consolas" w:hAnsi="Consolas" w:cs="Consolas"/>
-          <w:color w:val="3B3F3D"/>
-          <w:sz w:val="19"/>
-          <w:szCs w:val="19"/>
-        </w:rPr>
-        <w:t>src/styles/index.css</w:t>
-      </w:r>
-      <w:r>
-        <w:t>.</w:t>
-      </w:r>
-    </w:p>
-    <w:p>
-      <w:pPr>
-        <w:pStyle w:val="Heading2"/>
-      </w:pPr>
-      <w:bookmarkStart w:id="19" w:name="_Toc243693230"/>
-      <w:r>
-        <w:t>4.12  Send us an email</w:t>
-      </w:r>
-      <w:bookmarkEnd w:id="19"/>
-    </w:p>
-    <w:p>
-      <w:pPr>
-        <w:spacing w:after="120" w:line="276" w:lineRule="auto"/>
-      </w:pPr>
-      <w:r>
-        <w:t>Since 7 October 2026 a customer can write to the support team on the site itself - "just like what they would have done in their outlook or gmail web", without opening</w:t>
-      </w:r>
-      <w:r>
-        <w:t xml:space="preserve"> an email app (sent by the website server, see the Website Server document). "i want that email thingy to appear once some one clicks on the email": the form is a window over the page (</w:t>
-      </w:r>
-      <w:r>
-        <w:rPr>
-          <w:rFonts w:ascii="Consolas" w:eastAsia="Consolas" w:hAnsi="Consolas" w:cs="Consolas"/>
-          <w:color w:val="3B3F3D"/>
-          <w:sz w:val="19"/>
-          <w:szCs w:val="19"/>
-        </w:rPr>
-        <w:t>src/components/EmailDialog.jsx</w:t>
-      </w:r>
-      <w:r>
-        <w:t xml:space="preserve">), opened by the Send us an email button </w:t>
-      </w:r>
-      <w:r>
-        <w:t>on the Help page and on the Bulk Orders page, where the subject starts as "Bulk order enquiry". While the website server has no email settings, the same buttons open the visitor's email app as before.</w:t>
+        <w:t>Figure 8: Privacy (Light theme)</w:t>
       </w:r>
     </w:p>
     <w:p>
@@ -10790,10 +10337,9 @@
         <w:rPr>
           <w:noProof/>
         </w:rPr>
-        <w:lastRenderedPageBreak/>
         <w:drawing>
           <wp:inline distT="0" distB="0" distL="0" distR="0">
-            <wp:extent cx="6096000" cy="4286250"/>
+            <wp:extent cx="4667250" cy="1181100"/>
             <wp:effectExtent l="0" t="0" r="0" b="0"/>
             <wp:docPr id="9" name="Picture 9"/>
             <wp:cNvGraphicFramePr>
@@ -10818,7 +10364,7 @@
                   <pic:spPr bwMode="auto">
                     <a:xfrm>
                       <a:off x="0" y="0"/>
-                      <a:ext cx="6096000" cy="4286250"/>
+                      <a:ext cx="4667250" cy="1181100"/>
                     </a:xfrm>
                     <a:prstGeom prst="rect">
                       <a:avLst/>
@@ -10844,18 +10390,770 @@
           <w:sz w:val="18"/>
           <w:szCs w:val="18"/>
         </w:rPr>
-        <w:t>Figure 9: The Help page: chat button, then the contac</w:t>
-      </w:r>
-      <w:r>
-        <w:rPr>
-          <w:i/>
-          <w:iCs/>
-          <w:color w:val="5F6B66"/>
-          <w:sz w:val="18"/>
-          <w:szCs w:val="18"/>
-        </w:rPr>
-        <w:t>t buttons, then the questions</w:t>
-      </w:r>
+        <w:t>Figure 9: The footer with the policy links and Cookie settings</w:t>
+      </w:r>
+    </w:p>
+    <w:p>
+      <w:pPr>
+        <w:pStyle w:val="Heading2"/>
+      </w:pPr>
+      <w:bookmarkStart w:id="17" w:name="_Toc243726474"/>
+      <w:r>
+        <w:t>4.10  About page story</w:t>
+      </w:r>
+      <w:bookmarkEnd w:id="17"/>
+    </w:p>
+    <w:p>
+      <w:pPr>
+        <w:spacing w:after="120" w:line="276" w:lineRule="auto"/>
+      </w:pPr>
+      <w:r>
+        <w:t>The About page plays a film of the business as the visitor scrolls: Acquisition, Harvest, Value addition, Packaging and Delivery, each with a card that flies in. Scrolling moves one stage at a time with smooth glides, and the dots allow jumping to a stage.</w:t>
+      </w:r>
+      <w:r>
+        <w:t xml:space="preserve"> Frames are drawn on a canvas that stays pinned while the section scrolls. The same frames play in the sign-in screen.</w:t>
+      </w:r>
+    </w:p>
+    <w:tbl>
+      <w:tblPr>
+        <w:tblW w:w="9638" w:type="dxa"/>
+        <w:tblBorders>
+          <w:top w:val="single" w:sz="4" w:space="0" w:color="C9D2CC"/>
+          <w:left w:val="single" w:sz="4" w:space="0" w:color="C9D2CC"/>
+          <w:bottom w:val="single" w:sz="4" w:space="0" w:color="C9D2CC"/>
+          <w:right w:val="single" w:sz="4" w:space="0" w:color="C9D2CC"/>
+          <w:insideH w:val="single" w:sz="4" w:space="0" w:color="C9D2CC"/>
+          <w:insideV w:val="single" w:sz="4" w:space="0" w:color="C9D2CC"/>
+        </w:tblBorders>
+        <w:tblLayout w:type="fixed"/>
+        <w:tblCellMar>
+          <w:left w:w="10" w:type="dxa"/>
+          <w:right w:w="10" w:type="dxa"/>
+        </w:tblCellMar>
+        <w:tblLook w:val="04A0" w:firstRow="1" w:lastRow="0" w:firstColumn="1" w:lastColumn="0" w:noHBand="0" w:noVBand="1"/>
+      </w:tblPr>
+      <w:tblGrid>
+        <w:gridCol w:w="3125"/>
+        <w:gridCol w:w="6513"/>
+      </w:tblGrid>
+      <w:tr>
+        <w:tblPrEx>
+          <w:tblCellMar>
+            <w:top w:w="0" w:type="dxa"/>
+            <w:bottom w:w="0" w:type="dxa"/>
+          </w:tblCellMar>
+        </w:tblPrEx>
+        <w:trPr>
+          <w:cantSplit/>
+          <w:tblHeader/>
+        </w:trPr>
+        <w:tc>
+          <w:tcPr>
+            <w:tcW w:w="3125" w:type="dxa"/>
+            <w:shd w:val="clear" w:color="auto" w:fill="1F4D3A"/>
+            <w:tcMar>
+              <w:top w:w="50" w:type="dxa"/>
+              <w:left w:w="90" w:type="dxa"/>
+              <w:bottom w:w="50" w:type="dxa"/>
+              <w:right w:w="90" w:type="dxa"/>
+            </w:tcMar>
+          </w:tcPr>
+          <w:p>
+            <w:pPr>
+              <w:spacing w:after="20" w:line="252" w:lineRule="auto"/>
+            </w:pPr>
+            <w:r>
+              <w:rPr>
+                <w:b/>
+                <w:bCs/>
+                <w:color w:val="FFFFFF"/>
+                <w:sz w:val="19"/>
+                <w:szCs w:val="19"/>
+              </w:rPr>
+              <w:lastRenderedPageBreak/>
+              <w:t>To change</w:t>
+            </w:r>
+          </w:p>
+        </w:tc>
+        <w:tc>
+          <w:tcPr>
+            <w:tcW w:w="6513" w:type="dxa"/>
+            <w:shd w:val="clear" w:color="auto" w:fill="1F4D3A"/>
+            <w:tcMar>
+              <w:top w:w="50" w:type="dxa"/>
+              <w:left w:w="90" w:type="dxa"/>
+              <w:bottom w:w="50" w:type="dxa"/>
+              <w:right w:w="90" w:type="dxa"/>
+            </w:tcMar>
+          </w:tcPr>
+          <w:p>
+            <w:pPr>
+              <w:spacing w:after="20" w:line="252" w:lineRule="auto"/>
+            </w:pPr>
+            <w:r>
+              <w:rPr>
+                <w:b/>
+                <w:bCs/>
+                <w:color w:val="FFFFFF"/>
+                <w:sz w:val="19"/>
+                <w:szCs w:val="19"/>
+              </w:rPr>
+              <w:t>Where</w:t>
+            </w:r>
+          </w:p>
+        </w:tc>
+      </w:tr>
+      <w:tr>
+        <w:tblPrEx>
+          <w:tblCellMar>
+            <w:top w:w="0" w:type="dxa"/>
+            <w:bottom w:w="0" w:type="dxa"/>
+          </w:tblCellMar>
+        </w:tblPrEx>
+        <w:trPr>
+          <w:cantSplit/>
+        </w:trPr>
+        <w:tc>
+          <w:tcPr>
+            <w:tcW w:w="3125" w:type="dxa"/>
+            <w:tcMar>
+              <w:top w:w="50" w:type="dxa"/>
+              <w:left w:w="90" w:type="dxa"/>
+              <w:bottom w:w="50" w:type="dxa"/>
+              <w:right w:w="90" w:type="dxa"/>
+            </w:tcMar>
+          </w:tcPr>
+          <w:p>
+            <w:pPr>
+              <w:spacing w:after="20" w:line="252" w:lineRule="auto"/>
+            </w:pPr>
+            <w:r>
+              <w:rPr>
+                <w:b/>
+                <w:bCs/>
+                <w:sz w:val="19"/>
+                <w:szCs w:val="19"/>
+              </w:rPr>
+              <w:t>Words of the intro, stages and closing</w:t>
+            </w:r>
+          </w:p>
+        </w:tc>
+        <w:tc>
+          <w:tcPr>
+            <w:tcW w:w="6513" w:type="dxa"/>
+            <w:tcMar>
+              <w:top w:w="50" w:type="dxa"/>
+              <w:left w:w="90" w:type="dxa"/>
+              <w:bottom w:w="50" w:type="dxa"/>
+              <w:right w:w="90" w:type="dxa"/>
+            </w:tcMar>
+          </w:tcPr>
+          <w:p>
+            <w:pPr>
+              <w:spacing w:after="20" w:line="252" w:lineRule="auto"/>
+            </w:pPr>
+            <w:r>
+              <w:rPr>
+                <w:rFonts w:ascii="Consolas" w:eastAsia="Consolas" w:hAnsi="Consolas" w:cs="Consolas"/>
+                <w:color w:val="3B3F3D"/>
+                <w:sz w:val="17"/>
+                <w:szCs w:val="17"/>
+              </w:rPr>
+              <w:t>src/core/aboutStory.js</w:t>
+            </w:r>
+          </w:p>
+        </w:tc>
+      </w:tr>
+      <w:tr>
+        <w:tblPrEx>
+          <w:tblCellMar>
+            <w:top w:w="0" w:type="dxa"/>
+            <w:bottom w:w="0" w:type="dxa"/>
+          </w:tblCellMar>
+        </w:tblPrEx>
+        <w:trPr>
+          <w:cantSplit/>
+        </w:trPr>
+        <w:tc>
+          <w:tcPr>
+            <w:tcW w:w="3125" w:type="dxa"/>
+            <w:shd w:val="clear" w:color="auto" w:fill="F4F5F3"/>
+            <w:tcMar>
+              <w:top w:w="50" w:type="dxa"/>
+              <w:left w:w="90" w:type="dxa"/>
+              <w:bottom w:w="50" w:type="dxa"/>
+              <w:right w:w="90" w:type="dxa"/>
+            </w:tcMar>
+          </w:tcPr>
+          <w:p>
+            <w:pPr>
+              <w:spacing w:after="20" w:line="252" w:lineRule="auto"/>
+            </w:pPr>
+            <w:r>
+              <w:rPr>
+                <w:b/>
+                <w:bCs/>
+                <w:sz w:val="19"/>
+                <w:szCs w:val="19"/>
+              </w:rPr>
+              <w:t>The pictures</w:t>
+            </w:r>
+          </w:p>
+        </w:tc>
+        <w:tc>
+          <w:tcPr>
+            <w:tcW w:w="6513" w:type="dxa"/>
+            <w:shd w:val="clear" w:color="auto" w:fill="F4F5F3"/>
+            <w:tcMar>
+              <w:top w:w="50" w:type="dxa"/>
+              <w:left w:w="90" w:type="dxa"/>
+              <w:bottom w:w="50" w:type="dxa"/>
+              <w:right w:w="90" w:type="dxa"/>
+            </w:tcMar>
+          </w:tcPr>
+          <w:p>
+            <w:pPr>
+              <w:spacing w:after="20" w:line="252" w:lineRule="auto"/>
+            </w:pPr>
+            <w:r>
+              <w:rPr>
+                <w:sz w:val="19"/>
+                <w:szCs w:val="19"/>
+              </w:rPr>
+              <w:t xml:space="preserve">Source frames in </w:t>
+            </w:r>
+            <w:r>
+              <w:rPr>
+                <w:rFonts w:ascii="Consolas" w:eastAsia="Consolas" w:hAnsi="Consolas" w:cs="Consolas"/>
+                <w:color w:val="3B3F3D"/>
+                <w:sz w:val="17"/>
+                <w:szCs w:val="17"/>
+              </w:rPr>
+              <w:t>/root/fathersProject/dateroem animations/frames</w:t>
+            </w:r>
+            <w:r>
+              <w:rPr>
+                <w:sz w:val="19"/>
+                <w:szCs w:val="19"/>
+              </w:rPr>
+              <w:t xml:space="preserve">; run </w:t>
+            </w:r>
+            <w:r>
+              <w:rPr>
+                <w:rFonts w:ascii="Consolas" w:eastAsia="Consolas" w:hAnsi="Consolas" w:cs="Consolas"/>
+                <w:color w:val="3B3F3D"/>
+                <w:sz w:val="17"/>
+                <w:szCs w:val="17"/>
+              </w:rPr>
+              <w:t>scripts/build_story_frames.py</w:t>
+            </w:r>
+            <w:r>
+              <w:rPr>
+                <w:sz w:val="19"/>
+                <w:szCs w:val="19"/>
+              </w:rPr>
+              <w:t xml:space="preserve"> to rebuild the web set in </w:t>
+            </w:r>
+            <w:r>
+              <w:rPr>
+                <w:rFonts w:ascii="Consolas" w:eastAsia="Consolas" w:hAnsi="Consolas" w:cs="Consolas"/>
+                <w:color w:val="3B3F3D"/>
+                <w:sz w:val="17"/>
+                <w:szCs w:val="17"/>
+              </w:rPr>
+              <w:t>public/story/</w:t>
+            </w:r>
+            <w:r>
+              <w:rPr>
+                <w:sz w:val="19"/>
+                <w:szCs w:val="19"/>
+              </w:rPr>
+              <w:t xml:space="preserve"> (large, small and fallback sizes with a manifest)</w:t>
+            </w:r>
+          </w:p>
+        </w:tc>
+      </w:tr>
+      <w:tr>
+        <w:tblPrEx>
+          <w:tblCellMar>
+            <w:top w:w="0" w:type="dxa"/>
+            <w:bottom w:w="0" w:type="dxa"/>
+          </w:tblCellMar>
+        </w:tblPrEx>
+        <w:trPr>
+          <w:cantSplit/>
+        </w:trPr>
+        <w:tc>
+          <w:tcPr>
+            <w:tcW w:w="3125" w:type="dxa"/>
+            <w:tcMar>
+              <w:top w:w="50" w:type="dxa"/>
+              <w:left w:w="90" w:type="dxa"/>
+              <w:bottom w:w="50" w:type="dxa"/>
+              <w:right w:w="90" w:type="dxa"/>
+            </w:tcMar>
+          </w:tcPr>
+          <w:p>
+            <w:pPr>
+              <w:spacing w:after="20" w:line="252" w:lineRule="auto"/>
+            </w:pPr>
+            <w:r>
+              <w:rPr>
+                <w:b/>
+                <w:bCs/>
+                <w:sz w:val="19"/>
+                <w:szCs w:val="19"/>
+              </w:rPr>
+              <w:t>Motion behaviour</w:t>
+            </w:r>
+          </w:p>
+        </w:tc>
+        <w:tc>
+          <w:tcPr>
+            <w:tcW w:w="6513" w:type="dxa"/>
+            <w:tcMar>
+              <w:top w:w="50" w:type="dxa"/>
+              <w:left w:w="90" w:type="dxa"/>
+              <w:bottom w:w="50" w:type="dxa"/>
+              <w:right w:w="90" w:type="dxa"/>
+            </w:tcMar>
+          </w:tcPr>
+          <w:p>
+            <w:pPr>
+              <w:spacing w:after="20" w:line="252" w:lineRule="auto"/>
+            </w:pPr>
+            <w:r>
+              <w:rPr>
+                <w:rFonts w:ascii="Consolas" w:eastAsia="Consolas" w:hAnsi="Consolas" w:cs="Consolas"/>
+                <w:color w:val="3B3F3D"/>
+                <w:sz w:val="17"/>
+                <w:szCs w:val="17"/>
+              </w:rPr>
+              <w:t>src/components/StoryScroller.jsx</w:t>
+            </w:r>
+            <w:r>
+              <w:rPr>
+                <w:sz w:val="19"/>
+                <w:szCs w:val="19"/>
+              </w:rPr>
+              <w:t xml:space="preserve"> (About page) and </w:t>
+            </w:r>
+            <w:r>
+              <w:rPr>
+                <w:rFonts w:ascii="Consolas" w:eastAsia="Consolas" w:hAnsi="Consolas" w:cs="Consolas"/>
+                <w:color w:val="3B3F3D"/>
+                <w:sz w:val="17"/>
+                <w:szCs w:val="17"/>
+              </w:rPr>
+              <w:t>src/components/AuthStory.jsx</w:t>
+            </w:r>
+            <w:r>
+              <w:rPr>
+                <w:sz w:val="19"/>
+                <w:szCs w:val="19"/>
+              </w:rPr>
+              <w:t xml:space="preserve"> (sign-in screen)</w:t>
+            </w:r>
+          </w:p>
+        </w:tc>
+      </w:tr>
+    </w:tbl>
+    <w:p>
+      <w:pPr>
+        <w:spacing w:after="120"/>
+      </w:pPr>
+    </w:p>
+    <w:p>
+      <w:pPr>
+        <w:pBdr>
+          <w:left w:val="single" w:sz="24" w:space="8" w:color="2E6B4F"/>
+        </w:pBdr>
+        <w:shd w:val="clear" w:color="auto" w:fill="EEF5F1"/>
+        <w:spacing w:before="120" w:after="180" w:line="264" w:lineRule="auto"/>
+        <w:ind w:left="160" w:right="160"/>
+      </w:pPr>
+      <w:r>
+        <w:rPr>
+          <w:b/>
+          <w:bCs/>
+          <w:color w:val="2E6B4F"/>
+        </w:rPr>
+        <w:t xml:space="preserve">Note: </w:t>
+      </w:r>
+      <w:r>
+        <w:t>Visitors who switch off animations in their device settings get a calm, motion-free version of the site. Windows on the company computer has animations switched off, so browsers there show the reduced-m</w:t>
+      </w:r>
+      <w:r>
+        <w:t>otion version.</w:t>
+      </w:r>
+    </w:p>
+    <w:p>
+      <w:pPr>
+        <w:spacing w:after="120" w:line="276" w:lineRule="auto"/>
+      </w:pPr>
+      <w:r>
+        <w:t>Below the film (since 23 October 2026) the page sets out the company for customers and for payment-provider checks: Who we are, with the registered facts (business name, business registration number, the workshop in Nakuru and where the timber comes from -</w:t>
+      </w:r>
+      <w:r>
+        <w:t xml:space="preserve"> farms across Central Kenya); How we work in four numbered steps (sourcing, milling and finishing, ordering and paying, delivery); Our purpose (the mission and vision) beside a What we stand for card; Where to find us, with the workshop address, an Open in</w:t>
+      </w:r>
+      <w:r>
+        <w:t xml:space="preserve"> Google Maps button on the owner's own pin and a Reach us card with the company phone, WhatsApp, email and socials (from the website server's settings); and the founder, with a round photo frame. The same day it was laid out again for big screens ("the res</w:t>
+      </w:r>
+      <w:r>
+        <w:t>t need to be ordered good"): one centred column, every section with the words on the left and the facts in a card on the right, and the four steps on one line joined by a wood line (two by two on tablets, down a line on phones). The KRA PIN and personal ph</w:t>
+      </w:r>
+      <w:r>
+        <w:t>one numbers are deliberately left off the public page.</w:t>
+      </w:r>
+    </w:p>
+    <w:tbl>
+      <w:tblPr>
+        <w:tblW w:w="9638" w:type="dxa"/>
+        <w:tblBorders>
+          <w:top w:val="single" w:sz="4" w:space="0" w:color="C9D2CC"/>
+          <w:left w:val="single" w:sz="4" w:space="0" w:color="C9D2CC"/>
+          <w:bottom w:val="single" w:sz="4" w:space="0" w:color="C9D2CC"/>
+          <w:right w:val="single" w:sz="4" w:space="0" w:color="C9D2CC"/>
+          <w:insideH w:val="single" w:sz="4" w:space="0" w:color="C9D2CC"/>
+          <w:insideV w:val="single" w:sz="4" w:space="0" w:color="C9D2CC"/>
+        </w:tblBorders>
+        <w:tblLayout w:type="fixed"/>
+        <w:tblCellMar>
+          <w:left w:w="10" w:type="dxa"/>
+          <w:right w:w="10" w:type="dxa"/>
+        </w:tblCellMar>
+        <w:tblLook w:val="04A0" w:firstRow="1" w:lastRow="0" w:firstColumn="1" w:lastColumn="0" w:noHBand="0" w:noVBand="1"/>
+      </w:tblPr>
+      <w:tblGrid>
+        <w:gridCol w:w="3125"/>
+        <w:gridCol w:w="6513"/>
+      </w:tblGrid>
+      <w:tr>
+        <w:tblPrEx>
+          <w:tblCellMar>
+            <w:top w:w="0" w:type="dxa"/>
+            <w:bottom w:w="0" w:type="dxa"/>
+          </w:tblCellMar>
+        </w:tblPrEx>
+        <w:trPr>
+          <w:cantSplit/>
+          <w:tblHeader/>
+        </w:trPr>
+        <w:tc>
+          <w:tcPr>
+            <w:tcW w:w="3125" w:type="dxa"/>
+            <w:shd w:val="clear" w:color="auto" w:fill="1F4D3A"/>
+            <w:tcMar>
+              <w:top w:w="50" w:type="dxa"/>
+              <w:left w:w="90" w:type="dxa"/>
+              <w:bottom w:w="50" w:type="dxa"/>
+              <w:right w:w="90" w:type="dxa"/>
+            </w:tcMar>
+          </w:tcPr>
+          <w:p>
+            <w:pPr>
+              <w:spacing w:after="20" w:line="252" w:lineRule="auto"/>
+            </w:pPr>
+            <w:r>
+              <w:rPr>
+                <w:b/>
+                <w:bCs/>
+                <w:color w:val="FFFFFF"/>
+                <w:sz w:val="19"/>
+                <w:szCs w:val="19"/>
+              </w:rPr>
+              <w:t>To change</w:t>
+            </w:r>
+          </w:p>
+        </w:tc>
+        <w:tc>
+          <w:tcPr>
+            <w:tcW w:w="6513" w:type="dxa"/>
+            <w:shd w:val="clear" w:color="auto" w:fill="1F4D3A"/>
+            <w:tcMar>
+              <w:top w:w="50" w:type="dxa"/>
+              <w:left w:w="90" w:type="dxa"/>
+              <w:bottom w:w="50" w:type="dxa"/>
+              <w:right w:w="90" w:type="dxa"/>
+            </w:tcMar>
+          </w:tcPr>
+          <w:p>
+            <w:pPr>
+              <w:spacing w:after="20" w:line="252" w:lineRule="auto"/>
+            </w:pPr>
+            <w:r>
+              <w:rPr>
+                <w:b/>
+                <w:bCs/>
+                <w:color w:val="FFFFFF"/>
+                <w:sz w:val="19"/>
+                <w:szCs w:val="19"/>
+              </w:rPr>
+              <w:t>Where</w:t>
+            </w:r>
+          </w:p>
+        </w:tc>
+      </w:tr>
+      <w:tr>
+        <w:tblPrEx>
+          <w:tblCellMar>
+            <w:top w:w="0" w:type="dxa"/>
+            <w:bottom w:w="0" w:type="dxa"/>
+          </w:tblCellMar>
+        </w:tblPrEx>
+        <w:trPr>
+          <w:cantSplit/>
+        </w:trPr>
+        <w:tc>
+          <w:tcPr>
+            <w:tcW w:w="3125" w:type="dxa"/>
+            <w:tcMar>
+              <w:top w:w="50" w:type="dxa"/>
+              <w:left w:w="90" w:type="dxa"/>
+              <w:bottom w:w="50" w:type="dxa"/>
+              <w:right w:w="90" w:type="dxa"/>
+            </w:tcMar>
+          </w:tcPr>
+          <w:p>
+            <w:pPr>
+              <w:spacing w:after="20" w:line="252" w:lineRule="auto"/>
+            </w:pPr>
+            <w:r>
+              <w:rPr>
+                <w:b/>
+                <w:bCs/>
+                <w:sz w:val="19"/>
+                <w:szCs w:val="19"/>
+              </w:rPr>
+              <w:t>Company facts, the steps, the address, the founder words</w:t>
+            </w:r>
+          </w:p>
+        </w:tc>
+        <w:tc>
+          <w:tcPr>
+            <w:tcW w:w="6513" w:type="dxa"/>
+            <w:tcMar>
+              <w:top w:w="50" w:type="dxa"/>
+              <w:left w:w="90" w:type="dxa"/>
+              <w:bottom w:w="50" w:type="dxa"/>
+              <w:right w:w="90" w:type="dxa"/>
+            </w:tcMar>
+          </w:tcPr>
+          <w:p>
+            <w:pPr>
+              <w:spacing w:after="20" w:line="252" w:lineRule="auto"/>
+            </w:pPr>
+            <w:r>
+              <w:rPr>
+                <w:rFonts w:ascii="Consolas" w:eastAsia="Consolas" w:hAnsi="Consolas" w:cs="Consolas"/>
+                <w:color w:val="3B3F3D"/>
+                <w:sz w:val="17"/>
+                <w:szCs w:val="17"/>
+              </w:rPr>
+              <w:t>src/core/aboutStory.js</w:t>
+            </w:r>
+            <w:r>
+              <w:rPr>
+                <w:sz w:val="19"/>
+                <w:szCs w:val="19"/>
+              </w:rPr>
+              <w:t xml:space="preserve"> (ABOUT_COMPANY, ABOUT_HOW, ABOUT_LOCATION, ABOUT_FOUNDER)</w:t>
+            </w:r>
+          </w:p>
+        </w:tc>
+      </w:tr>
+      <w:tr>
+        <w:tblPrEx>
+          <w:tblCellMar>
+            <w:top w:w="0" w:type="dxa"/>
+            <w:bottom w:w="0" w:type="dxa"/>
+          </w:tblCellMar>
+        </w:tblPrEx>
+        <w:trPr>
+          <w:cantSplit/>
+        </w:trPr>
+        <w:tc>
+          <w:tcPr>
+            <w:tcW w:w="3125" w:type="dxa"/>
+            <w:shd w:val="clear" w:color="auto" w:fill="F4F5F3"/>
+            <w:tcMar>
+              <w:top w:w="50" w:type="dxa"/>
+              <w:left w:w="90" w:type="dxa"/>
+              <w:bottom w:w="50" w:type="dxa"/>
+              <w:right w:w="90" w:type="dxa"/>
+            </w:tcMar>
+          </w:tcPr>
+          <w:p>
+            <w:pPr>
+              <w:spacing w:after="20" w:line="252" w:lineRule="auto"/>
+            </w:pPr>
+            <w:r>
+              <w:rPr>
+                <w:b/>
+                <w:bCs/>
+                <w:sz w:val="19"/>
+                <w:szCs w:val="19"/>
+              </w:rPr>
+              <w:t>The photo of the founder</w:t>
+            </w:r>
+          </w:p>
+        </w:tc>
+        <w:tc>
+          <w:tcPr>
+            <w:tcW w:w="6513" w:type="dxa"/>
+            <w:shd w:val="clear" w:color="auto" w:fill="F4F5F3"/>
+            <w:tcMar>
+              <w:top w:w="50" w:type="dxa"/>
+              <w:left w:w="90" w:type="dxa"/>
+              <w:bottom w:w="50" w:type="dxa"/>
+              <w:right w:w="90" w:type="dxa"/>
+            </w:tcMar>
+          </w:tcPr>
+          <w:p>
+            <w:pPr>
+              <w:spacing w:after="20" w:line="252" w:lineRule="auto"/>
+            </w:pPr>
+            <w:r>
+              <w:rPr>
+                <w:sz w:val="19"/>
+                <w:szCs w:val="19"/>
+              </w:rPr>
+              <w:t xml:space="preserve">Put a square photo (at least 800 x 800) at </w:t>
+            </w:r>
+            <w:r>
+              <w:rPr>
+                <w:rFonts w:ascii="Consolas" w:eastAsia="Consolas" w:hAnsi="Consolas" w:cs="Consolas"/>
+                <w:color w:val="3B3F3D"/>
+                <w:sz w:val="17"/>
+                <w:szCs w:val="17"/>
+              </w:rPr>
+              <w:t>public/brand/founder.jpg</w:t>
+            </w:r>
+            <w:r>
+              <w:rPr>
+                <w:sz w:val="19"/>
+                <w:szCs w:val="19"/>
+              </w:rPr>
+              <w:t xml:space="preserve"> and rebuild the site. Until then, and while it loads, the frame shows the company emblem (</w:t>
+            </w:r>
+            <w:r>
+              <w:rPr>
+                <w:rFonts w:ascii="Consolas" w:eastAsia="Consolas" w:hAnsi="Consolas" w:cs="Consolas"/>
+                <w:color w:val="3B3F3D"/>
+                <w:sz w:val="17"/>
+                <w:szCs w:val="17"/>
+              </w:rPr>
+              <w:t>FounderPhoto</w:t>
+            </w:r>
+            <w:r>
+              <w:rPr>
+                <w:sz w:val="19"/>
+                <w:szCs w:val="19"/>
+              </w:rPr>
+              <w:t xml:space="preserve"> in </w:t>
+            </w:r>
+            <w:r>
+              <w:rPr>
+                <w:rFonts w:ascii="Consolas" w:eastAsia="Consolas" w:hAnsi="Consolas" w:cs="Consolas"/>
+                <w:color w:val="3B3F3D"/>
+                <w:sz w:val="17"/>
+                <w:szCs w:val="17"/>
+              </w:rPr>
+              <w:t>src/pages/AboutPage.jsx</w:t>
+            </w:r>
+            <w:r>
+              <w:rPr>
+                <w:sz w:val="19"/>
+                <w:szCs w:val="19"/>
+              </w:rPr>
+              <w:t>).</w:t>
+            </w:r>
+          </w:p>
+        </w:tc>
+      </w:tr>
+      <w:tr>
+        <w:tblPrEx>
+          <w:tblCellMar>
+            <w:top w:w="0" w:type="dxa"/>
+            <w:bottom w:w="0" w:type="dxa"/>
+          </w:tblCellMar>
+        </w:tblPrEx>
+        <w:trPr>
+          <w:cantSplit/>
+        </w:trPr>
+        <w:tc>
+          <w:tcPr>
+            <w:tcW w:w="3125" w:type="dxa"/>
+            <w:tcMar>
+              <w:top w:w="50" w:type="dxa"/>
+              <w:left w:w="90" w:type="dxa"/>
+              <w:bottom w:w="50" w:type="dxa"/>
+              <w:right w:w="90" w:type="dxa"/>
+            </w:tcMar>
+          </w:tcPr>
+          <w:p>
+            <w:pPr>
+              <w:spacing w:after="20" w:line="252" w:lineRule="auto"/>
+            </w:pPr>
+            <w:r>
+              <w:rPr>
+                <w:b/>
+                <w:bCs/>
+                <w:sz w:val="19"/>
+                <w:szCs w:val="19"/>
+              </w:rPr>
+              <w:t>The same facts for search engines and payment checks</w:t>
+            </w:r>
+          </w:p>
+        </w:tc>
+        <w:tc>
+          <w:tcPr>
+            <w:tcW w:w="6513" w:type="dxa"/>
+            <w:tcMar>
+              <w:top w:w="50" w:type="dxa"/>
+              <w:left w:w="90" w:type="dxa"/>
+              <w:bottom w:w="50" w:type="dxa"/>
+              <w:right w:w="90" w:type="dxa"/>
+            </w:tcMar>
+          </w:tcPr>
+          <w:p>
+            <w:pPr>
+              <w:spacing w:after="20" w:line="252" w:lineRule="auto"/>
+            </w:pPr>
+            <w:r>
+              <w:rPr>
+                <w:rFonts w:ascii="Consolas" w:eastAsia="Consolas" w:hAnsi="Consolas" w:cs="Consolas"/>
+                <w:color w:val="3B3F3D"/>
+                <w:sz w:val="17"/>
+                <w:szCs w:val="17"/>
+              </w:rPr>
+              <w:t>in</w:t>
+            </w:r>
+            <w:r>
+              <w:rPr>
+                <w:rFonts w:ascii="Consolas" w:eastAsia="Consolas" w:hAnsi="Consolas" w:cs="Consolas"/>
+                <w:color w:val="3B3F3D"/>
+                <w:sz w:val="17"/>
+                <w:szCs w:val="17"/>
+              </w:rPr>
+              <w:t>dex.html</w:t>
+            </w:r>
+            <w:r>
+              <w:rPr>
+                <w:sz w:val="19"/>
+                <w:szCs w:val="19"/>
+              </w:rPr>
+              <w:t xml:space="preserve"> (the Organization block, application/ld+json) - keep it in step with the About page</w:t>
+            </w:r>
+          </w:p>
+        </w:tc>
+      </w:tr>
+    </w:tbl>
+    <w:p>
+      <w:pPr>
+        <w:spacing w:after="120"/>
+      </w:pPr>
     </w:p>
     <w:p>
       <w:pPr>
@@ -10867,9 +11165,10 @@
         <w:rPr>
           <w:noProof/>
         </w:rPr>
+        <w:lastRenderedPageBreak/>
         <w:drawing>
           <wp:inline distT="0" distB="0" distL="0" distR="0">
-            <wp:extent cx="6096000" cy="4286250"/>
+            <wp:extent cx="6096000" cy="6181725"/>
             <wp:effectExtent l="0" t="0" r="0" b="0"/>
             <wp:docPr id="10" name="Picture 10"/>
             <wp:cNvGraphicFramePr>
@@ -10894,7 +11193,7 @@
                   <pic:spPr bwMode="auto">
                     <a:xfrm>
                       <a:off x="0" y="0"/>
-                      <a:ext cx="6096000" cy="4286250"/>
+                      <a:ext cx="6096000" cy="6181725"/>
                     </a:xfrm>
                     <a:prstGeom prst="rect">
                       <a:avLst/>
@@ -10920,150 +11219,49 @@
           <w:sz w:val="18"/>
           <w:szCs w:val="18"/>
         </w:rPr>
-        <w:t>Figure 10: The Send us an email window (sample customer), with the suggestion for a mistyped address</w:t>
-      </w:r>
-    </w:p>
-    <w:p>
-      <w:pPr>
-        <w:pStyle w:val="ListParagraph"/>
-        <w:numPr>
-          <w:ilvl w:val="0"/>
-          <w:numId w:val="2"/>
-        </w:numPr>
-        <w:spacing w:after="60" w:line="264" w:lineRule="auto"/>
-      </w:pPr>
-      <w:r>
-        <w:lastRenderedPageBreak/>
-        <w:t>To is fixed (the support team); the customer fills in their name, email, an optional phone number, a subject and the messag</w:t>
-      </w:r>
-      <w:r>
-        <w:t>e (10 to 4,000 characters, with a counter).</w:t>
-      </w:r>
-    </w:p>
-    <w:p>
-      <w:pPr>
-        <w:pStyle w:val="ListParagraph"/>
-        <w:numPr>
-          <w:ilvl w:val="0"/>
-          <w:numId w:val="2"/>
-        </w:numPr>
-        <w:spacing w:after="60" w:line="264" w:lineRule="auto"/>
-      </w:pPr>
-      <w:r>
-        <w:t>Which desk (since 17 October 2026): the Help page writes to the support desk (+support); the Bulk Orders page to the orders desk (+orders), whose copies and replies also come from +orders.</w:t>
-      </w:r>
-    </w:p>
-    <w:p>
-      <w:pPr>
-        <w:pStyle w:val="ListParagraph"/>
-        <w:numPr>
-          <w:ilvl w:val="0"/>
-          <w:numId w:val="2"/>
-        </w:numPr>
-        <w:spacing w:after="60" w:line="264" w:lineRule="auto"/>
-      </w:pPr>
-      <w:r>
-        <w:t>Signed in: the phone fi</w:t>
-      </w:r>
-      <w:r>
-        <w:t>eld starts with the phone number on the account.</w:t>
-      </w:r>
-    </w:p>
-    <w:p>
-      <w:pPr>
-        <w:pStyle w:val="ListParagraph"/>
-        <w:numPr>
-          <w:ilvl w:val="0"/>
-          <w:numId w:val="2"/>
-        </w:numPr>
-        <w:spacing w:after="60" w:line="264" w:lineRule="auto"/>
-      </w:pPr>
-      <w:r>
-        <w:t>Signed in: name and email come from the account and can't be changed ("From your account - we reply here"). Not signed in: a mistyped address gets a suggestion, as at sign-up ("Did you mean ...@gmail.com?").</w:t>
-      </w:r>
-    </w:p>
-    <w:p>
-      <w:pPr>
-        <w:pStyle w:val="ListParagraph"/>
-        <w:numPr>
-          <w:ilvl w:val="0"/>
-          <w:numId w:val="2"/>
-        </w:numPr>
-        <w:spacing w:after="60" w:line="264" w:lineRule="auto"/>
-      </w:pPr>
-      <w:r>
-        <w:t>After Send: "Sent", the address the reply will go to, and whether a copy (signed in) or a short confirmation (not signed in) is on its way; "Write another" clears subject and message.</w:t>
-      </w:r>
-    </w:p>
-    <w:p>
-      <w:pPr>
-        <w:pStyle w:val="ListParagraph"/>
-        <w:numPr>
-          <w:ilvl w:val="0"/>
-          <w:numId w:val="2"/>
-        </w:numPr>
-        <w:spacing w:after="60" w:line="264" w:lineRule="auto"/>
-      </w:pPr>
-      <w:r>
-        <w:t xml:space="preserve">A hidden field only bots fill in, and the time the form was open, help </w:t>
-      </w:r>
-      <w:r>
-        <w:t>the server spot automated sending.</w:t>
-      </w:r>
-    </w:p>
-    <w:p>
-      <w:pPr>
-        <w:pStyle w:val="ListParagraph"/>
-        <w:numPr>
-          <w:ilvl w:val="0"/>
-          <w:numId w:val="2"/>
-        </w:numPr>
-        <w:spacing w:after="60" w:line="264" w:lineRule="auto"/>
-      </w:pPr>
-      <w:r>
-        <w:t>At the bottom, "Prefer your own email app? Open it" opens the visitor's email app with the subject and message typed so far, and the address is shown to copy.</w:t>
-      </w:r>
-    </w:p>
-    <w:p>
-      <w:pPr>
-        <w:pStyle w:val="ListParagraph"/>
-        <w:numPr>
-          <w:ilvl w:val="0"/>
-          <w:numId w:val="2"/>
-        </w:numPr>
-        <w:spacing w:after="60" w:line="264" w:lineRule="auto"/>
-      </w:pPr>
-      <w:r>
-        <w:t>The window closes with the cross, Escape or a click outside it</w:t>
-      </w:r>
-      <w:r>
-        <w:t>. Closing keeps what was typed until the page is left; after Send, Done closes it and the next one starts with an empty subject and message.</w:t>
-      </w:r>
-    </w:p>
-    <w:p>
-      <w:pPr>
-        <w:spacing w:after="60"/>
-      </w:pPr>
-    </w:p>
-    <w:p>
-      <w:pPr>
-        <w:pBdr>
-          <w:left w:val="single" w:sz="24" w:space="8" w:color="8A5A2B"/>
-        </w:pBdr>
-        <w:shd w:val="clear" w:color="auto" w:fill="F6EFE6"/>
-        <w:spacing w:before="120" w:after="180" w:line="264" w:lineRule="auto"/>
-        <w:ind w:left="160" w:right="160"/>
-      </w:pPr>
-      <w:r>
-        <w:rPr>
-          <w:b/>
-          <w:bCs/>
-          <w:color w:val="8A5A2B"/>
-        </w:rPr>
-        <w:t xml:space="preserve">Where to adjust: </w:t>
-      </w:r>
-      <w:r>
-        <w:t xml:space="preserve">Wording, fields and the Bulk Orders subject: </w:t>
+        <w:t>Figure 10: The About page: How we work, Our purpose with What we stand for, Where to find us with the Reach us card</w:t>
+      </w:r>
+    </w:p>
+    <w:p>
+      <w:pPr>
+        <w:pStyle w:val="Heading2"/>
+      </w:pPr>
+      <w:bookmarkStart w:id="18" w:name="_Toc243726475"/>
+      <w:r>
+        <w:t>4.11  Help page and support email</w:t>
+      </w:r>
+      <w:bookmarkEnd w:id="18"/>
+    </w:p>
+    <w:p>
+      <w:pPr>
+        <w:spacing w:after="120" w:line="276" w:lineRule="auto"/>
+      </w:pPr>
+      <w:r>
+        <w:t>The Help page's contact buttons sit right under the chat button, before the questions (since 7 October 2026; they used to be at the bottom of the page). The email button opens the Send us an email window (below); the address is shown under the buttons: dat</w:t>
+      </w:r>
+      <w:r>
+        <w:t>eroemwoodsales+support@gmail.com. That is the business Gmail (dateroemwoodsales@gmail.com) with a "+support" tag, so the mail arrives in the business mailbox and a Gmail filter files it under the Customers label. The page, the assistant and the fallback he</w:t>
+      </w:r>
+      <w:r>
+        <w:t>lper all read the contacts from the website server's settings (DWS-WEB-01).</w:t>
+      </w:r>
+    </w:p>
+    <w:p>
+      <w:pPr>
+        <w:pStyle w:val="Heading2"/>
+      </w:pPr>
+      <w:bookmarkStart w:id="19" w:name="_Toc243726476"/>
+      <w:r>
+        <w:t>4.12  Frequently asked questions</w:t>
+      </w:r>
+      <w:bookmarkEnd w:id="19"/>
+    </w:p>
+    <w:p>
+      <w:pPr>
+        <w:spacing w:after="120" w:line="276" w:lineRule="auto"/>
+      </w:pPr>
+      <w:r>
+        <w:t>Since 7 October 2026 the Help page lists frequently asked questions below the chat button and the contact buttons (</w:t>
       </w:r>
       <w:r>
         <w:rPr>
@@ -11072,10 +11270,10 @@
           <w:sz w:val="19"/>
           <w:szCs w:val="19"/>
         </w:rPr>
-        <w:t>src/components/EmailDialog.jsx</w:t>
-      </w:r>
-      <w:r>
-        <w:t xml:space="preserve"> and </w:t>
+        <w:t>FaqSection</w:t>
+      </w:r>
+      <w:r>
+        <w:t xml:space="preserve"> in </w:t>
       </w:r>
       <w:r>
         <w:rPr>
@@ -11084,10 +11282,7 @@
           <w:sz w:val="19"/>
           <w:szCs w:val="19"/>
         </w:rPr>
-        <w:t>BULK_SUBJECT</w:t>
-      </w:r>
-      <w:r>
-        <w:t xml:space="preserve"> in </w:t>
+        <w:t>src/pages/HelpPage</w:t>
       </w:r>
       <w:r>
         <w:rPr>
@@ -11096,7 +11291,10 @@
           <w:sz w:val="19"/>
           <w:szCs w:val="19"/>
         </w:rPr>
-        <w:t>s</w:t>
+        <w:t>.jsx</w:t>
+      </w:r>
+      <w:r>
+        <w:t>). They come from the website server (</w:t>
       </w:r>
       <w:r>
         <w:rPr>
@@ -11105,70 +11303,10 @@
           <w:sz w:val="19"/>
           <w:szCs w:val="19"/>
         </w:rPr>
-        <w:t>rc/pages/HeavyOrderPage.jsx</w:t>
-      </w:r>
-      <w:r>
-        <w:t xml:space="preserve">. Styles: </w:t>
-      </w:r>
-      <w:r>
-        <w:rPr>
-          <w:rFonts w:ascii="Consolas" w:eastAsia="Consolas" w:hAnsi="Consolas" w:cs="Consolas"/>
-          <w:color w:val="3B3F3D"/>
-          <w:sz w:val="19"/>
-          <w:szCs w:val="19"/>
-        </w:rPr>
-        <w:t>.email-modal</w:t>
-      </w:r>
-      <w:r>
-        <w:t xml:space="preserve"> and </w:t>
-      </w:r>
-      <w:r>
-        <w:rPr>
-          <w:rFonts w:ascii="Consolas" w:eastAsia="Consolas" w:hAnsi="Consolas" w:cs="Consolas"/>
-          <w:color w:val="3B3F3D"/>
-          <w:sz w:val="19"/>
-          <w:szCs w:val="19"/>
-        </w:rPr>
-        <w:t>.help-email</w:t>
-      </w:r>
-      <w:r>
-        <w:t xml:space="preserve"> in </w:t>
-      </w:r>
-      <w:r>
-        <w:rPr>
-          <w:rFonts w:ascii="Consolas" w:eastAsia="Consolas" w:hAnsi="Consolas" w:cs="Consolas"/>
-          <w:color w:val="3B3F3D"/>
-          <w:sz w:val="19"/>
-          <w:szCs w:val="19"/>
-        </w:rPr>
-        <w:t>src/styles/index.css</w:t>
-      </w:r>
-      <w:r>
-        <w:t>.</w:t>
-      </w:r>
-    </w:p>
-    <w:p>
-      <w:pPr>
-        <w:pStyle w:val="Heading2"/>
-      </w:pPr>
-      <w:bookmarkStart w:id="20" w:name="_Toc243693231"/>
-      <w:r>
-        <w:t>4.13  Bulk order pictures</w:t>
-      </w:r>
-      <w:bookmarkEnd w:id="20"/>
-    </w:p>
-    <w:p>
-      <w:pPr>
-        <w:spacing w:after="120" w:line="276" w:lineRule="auto"/>
-      </w:pPr>
-      <w:r>
-        <w:t>Since 9 October 2026 the Bulk Orders page shows what a bulk order looks like: "pictures that can be used to show case what bulk orders look</w:t>
-      </w:r>
-      <w:r>
-        <w:t xml:space="preserve"> like so that customers can see a template of what is meant by bulk orders ... like a slide". The pictures are not products; Marketers, Admins and the SuperAdmin keep them in Marketing in the phone and desktop apps (see those documents). With no pictures, </w:t>
-      </w:r>
-      <w:r>
-        <w:t>the page is as before.</w:t>
+        <w:t>GET /help/faqs</w:t>
+      </w:r>
+      <w:r>
+        <w:t>), grouped by topic in the order admins set, and admins keep them up to date in the desktop app (FAQs) - so a changed feature only needs its answer changed there, not the code.</w:t>
       </w:r>
     </w:p>
     <w:p>
@@ -11235,7 +11373,17 @@
           <w:sz w:val="18"/>
           <w:szCs w:val="18"/>
         </w:rPr>
-        <w:t>Figure 11: The Bulk Orders page with its slideshow (sample pictures)</w:t>
+        <w:t>Figure 11: The Help p</w:t>
+      </w:r>
+      <w:r>
+        <w:rPr>
+          <w:i/>
+          <w:iCs/>
+          <w:color w:val="5F6B66"/>
+          <w:sz w:val="18"/>
+          <w:szCs w:val="18"/>
+        </w:rPr>
+        <w:t>age questions, one of them opened</w:t>
       </w:r>
     </w:p>
     <w:p>
@@ -11248,7 +11396,7 @@
         <w:spacing w:after="60" w:line="264" w:lineRule="auto"/>
       </w:pPr>
       <w:r>
-        <w:t>One picture at a time, cross-fading to the next every 5 seconds. It waits while the mouse is over it, a finger is on it or it has the keyboard focus, and while the tab is in the background; after any change the next one is a full 5 seconds away.</w:t>
+        <w:t>A search box: every word typed must appear in the question, answer or topic; capitals and punctuation don't count, so "mpesa pin" finds "M-Pesa PIN".</w:t>
       </w:r>
     </w:p>
     <w:p>
@@ -11261,10 +11409,7 @@
         <w:spacing w:after="60" w:line="264" w:lineRule="auto"/>
       </w:pPr>
       <w:r>
-        <w:t xml:space="preserve">Arrows at </w:t>
-      </w:r>
-      <w:r>
-        <w:t>the sides, dots underneath (the current one a wood bar), the left and right arrow keys, and a swipe on a phone.</w:t>
+        <w:t>Topic buttons (All, Ordering, Payment ...) show one topic at a time.</w:t>
       </w:r>
     </w:p>
     <w:p>
@@ -11277,10 +11422,10 @@
         <w:spacing w:after="60" w:line="264" w:lineRule="auto"/>
       </w:pPr>
       <w:r>
-        <w:t>Each picture is shown whole - upright phone photos are not cut - over a blurred, darkened copy of itself that fills the frame (16:9 on a compute</w:t>
-      </w:r>
-      <w:r>
-        <w:t>r, 4:3 on a phone). The caption, when there is one, sits along the bottom.</w:t>
+        <w:t>Eac</w:t>
+      </w:r>
+      <w:r>
+        <w:t>h question opens to its answer. Lines starting "1. ", "2. " show as numbered steps, and a question can end with a link to the page it is about ("Go to Shipping"), named as in the menu.</w:t>
       </w:r>
     </w:p>
     <w:p>
@@ -11293,7 +11438,10 @@
         <w:spacing w:after="60" w:line="264" w:lineRule="auto"/>
       </w:pPr>
       <w:r>
-        <w:t>Visitors who have asked their device for less motion get no automatic changes or fades: the picture stays until they move it.</w:t>
+        <w:t>With no questions, or when they can't be loaded, the section is left ou</w:t>
+      </w:r>
+      <w:r>
+        <w:t>t; the chat and the contacts remain.</w:t>
       </w:r>
     </w:p>
     <w:p>
@@ -11319,7 +11467,7 @@
         <w:t xml:space="preserve">Where to adjust: </w:t>
       </w:r>
       <w:r>
-        <w:t xml:space="preserve">Timing and swipe distance: </w:t>
+        <w:t xml:space="preserve">Questions and answers: the desktop app, FAQs. Page names for links: </w:t>
       </w:r>
       <w:r>
         <w:rPr>
@@ -11328,10 +11476,10 @@
           <w:sz w:val="19"/>
           <w:szCs w:val="19"/>
         </w:rPr>
-        <w:t>ADVANCE_MS</w:t>
-      </w:r>
-      <w:r>
-        <w:t xml:space="preserve"> and </w:t>
+        <w:t>PAGE_NAMES</w:t>
+      </w:r>
+      <w:r>
+        <w:t xml:space="preserve"> in </w:t>
       </w:r>
       <w:r>
         <w:rPr>
@@ -11340,10 +11488,10 @@
           <w:sz w:val="19"/>
           <w:szCs w:val="19"/>
         </w:rPr>
-        <w:t>SWIPE_PX</w:t>
-      </w:r>
-      <w:r>
-        <w:t xml:space="preserve"> in </w:t>
+        <w:t>src/pages/HelpPage.jsx</w:t>
+      </w:r>
+      <w:r>
+        <w:t xml:space="preserve"> and </w:t>
       </w:r>
       <w:r>
         <w:rPr>
@@ -11352,10 +11500,10 @@
           <w:sz w:val="19"/>
           <w:szCs w:val="19"/>
         </w:rPr>
-        <w:t>src/components/ShowcaseSlider.jsx</w:t>
-      </w:r>
-      <w:r>
-        <w:t xml:space="preserve">. Heading: </w:t>
+        <w:t>PAGES</w:t>
+      </w:r>
+      <w:r>
+        <w:t xml:space="preserve"> in the desktop app's </w:t>
       </w:r>
       <w:r>
         <w:rPr>
@@ -11364,10 +11512,10 @@
           <w:sz w:val="19"/>
           <w:szCs w:val="19"/>
         </w:rPr>
-        <w:t>src/pages/HeavyOrderPage.jsx</w:t>
-      </w:r>
-      <w:r>
-        <w:t xml:space="preserve">. Styles: </w:t>
+        <w:t>ui/sections/faqs_section.py</w:t>
+      </w:r>
+      <w:r>
+        <w:t xml:space="preserve"> (keep them the same). Styles: </w:t>
       </w:r>
       <w:r>
         <w:rPr>
@@ -11376,7 +11524,7 @@
           <w:sz w:val="19"/>
           <w:szCs w:val="19"/>
         </w:rPr>
-        <w:t>.showcase</w:t>
+        <w:t>.help-faq</w:t>
       </w:r>
       <w:r>
         <w:t xml:space="preserve"> in </w:t>
@@ -11398,18 +11546,21 @@
       <w:pPr>
         <w:pStyle w:val="Heading2"/>
       </w:pPr>
-      <w:bookmarkStart w:id="21" w:name="_Toc243693232"/>
-      <w:r>
-        <w:t>4.14  Chat assistant and nudges</w:t>
-      </w:r>
-      <w:bookmarkEnd w:id="21"/>
+      <w:bookmarkStart w:id="20" w:name="_Toc243726477"/>
+      <w:r>
+        <w:t>4.13  Send us an email</w:t>
+      </w:r>
+      <w:bookmarkEnd w:id="20"/>
     </w:p>
     <w:p>
       <w:pPr>
         <w:spacing w:after="120" w:line="276" w:lineRule="auto"/>
       </w:pPr>
       <w:r>
-        <w:t xml:space="preserve">See the AI Assistant document (DWS-BE-04). Timings are in </w:t>
+        <w:t>Since 7 October 2026 a customer can write to the support team on the site itself - "just like what they would have done in their outlook or gmail web", without opening an email app (sent by the webs</w:t>
+      </w:r>
+      <w:r>
+        <w:t>ite server, see the Website Server document). "i want that email thingy to appear once some one clicks on the email": the form is a window over the page (</w:t>
       </w:r>
       <w:r>
         <w:rPr>
@@ -11418,107 +11569,13 @@
           <w:sz w:val="19"/>
           <w:szCs w:val="19"/>
         </w:rPr>
-        <w:t>NUDGE_TIMING</w:t>
-      </w:r>
-      <w:r>
-        <w:t xml:space="preserve"> in </w:t>
-      </w:r>
-      <w:r>
-        <w:rPr>
-          <w:rFonts w:ascii="Consolas" w:eastAsia="Consolas" w:hAnsi="Consolas" w:cs="Consolas"/>
-          <w:color w:val="3B3F3D"/>
-          <w:sz w:val="19"/>
-          <w:szCs w:val="19"/>
-        </w:rPr>
-        <w:t>src/context/Chat</w:t>
-      </w:r>
-      <w:r>
-        <w:rPr>
-          <w:rFonts w:ascii="Consolas" w:eastAsia="Consolas" w:hAnsi="Consolas" w:cs="Consolas"/>
-          <w:color w:val="3B3F3D"/>
-          <w:sz w:val="19"/>
-          <w:szCs w:val="19"/>
-        </w:rPr>
-        <w:t>NudgeContext.jsx</w:t>
-      </w:r>
-      <w:r>
-        <w:t xml:space="preserve">; one-tap questions are </w:t>
-      </w:r>
-      <w:r>
-        <w:rPr>
-          <w:rFonts w:ascii="Consolas" w:eastAsia="Consolas" w:hAnsi="Consolas" w:cs="Consolas"/>
-          <w:color w:val="3B3F3D"/>
-          <w:sz w:val="19"/>
-          <w:szCs w:val="19"/>
-        </w:rPr>
-        <w:t>QUICK_QUESTIONS</w:t>
-      </w:r>
-      <w:r>
-        <w:t xml:space="preserve"> in </w:t>
-      </w:r>
-      <w:r>
-        <w:rPr>
-          <w:rFonts w:ascii="Consolas" w:eastAsia="Consolas" w:hAnsi="Consolas" w:cs="Consolas"/>
-          <w:color w:val="3B3F3D"/>
-          <w:sz w:val="19"/>
-          <w:szCs w:val="19"/>
-        </w:rPr>
-        <w:t>src/components/HelpWidget.jsx</w:t>
-      </w:r>
-      <w:r>
-        <w:t>.</w:t>
-      </w:r>
-    </w:p>
-    <w:p>
-      <w:r>
-        <w:br w:type="page"/>
-      </w:r>
-    </w:p>
-    <w:p>
-      <w:pPr>
-        <w:pStyle w:val="Heading1"/>
-      </w:pPr>
-      <w:bookmarkStart w:id="22" w:name="_Toc243693233"/>
-      <w:r>
-        <w:lastRenderedPageBreak/>
-        <w:t>5  Brand style</w:t>
-      </w:r>
-      <w:bookmarkEnd w:id="22"/>
-    </w:p>
-    <w:p>
-      <w:pPr>
-        <w:pStyle w:val="Heading2"/>
-      </w:pPr>
-      <w:bookmarkStart w:id="23" w:name="_Toc243693234"/>
-      <w:r>
-        <w:t>5.1  Company emblem</w:t>
-      </w:r>
-      <w:bookmarkEnd w:id="23"/>
-    </w:p>
-    <w:p>
-      <w:pPr>
-        <w:spacing w:after="120" w:line="276" w:lineRule="auto"/>
-      </w:pPr>
-      <w:r>
-        <w:t>Since 7 October 2026 the company emblem is the one on the delivery lorry in the About film ("i want to use it as the company log"</w:t>
-      </w:r>
-      <w:r>
-        <w:t>), redrawn as clean gold lines on near-black without changing its design ("enhance it ... without having to restructure it so much"): the end of a log with its wavy bark edge and growth rings, and a tree whose leafy canopy is the innermost ring. The drawin</w:t>
-      </w:r>
-      <w:r>
-        <w:t>g is code (</w:t>
-      </w:r>
-      <w:r>
-        <w:rPr>
-          <w:rFonts w:ascii="Consolas" w:eastAsia="Consolas" w:hAnsi="Consolas" w:cs="Consolas"/>
-          <w:color w:val="3B3F3D"/>
-          <w:sz w:val="19"/>
-          <w:szCs w:val="19"/>
-        </w:rPr>
-        <w:t>src/brand/emblem.js</w:t>
-      </w:r>
-      <w:r>
-        <w:t>) in two weights: full, with every ring, for large pictures, and bold (bark edge, canopy and tree, thicker lines) for small ones.</w:t>
+        <w:t>src/components/EmailDialog.jsx</w:t>
+      </w:r>
+      <w:r>
+        <w:t>), opened by the Send us an email button on the Help page and on the Bul</w:t>
+      </w:r>
+      <w:r>
+        <w:t>k Orders page, where the subject starts as "Bulk order enquiry". While the website server has no email settings, the same buttons open the visitor's email app as before.</w:t>
       </w:r>
     </w:p>
     <w:p>
@@ -11531,9 +11588,10 @@
         <w:rPr>
           <w:noProof/>
         </w:rPr>
+        <w:lastRenderedPageBreak/>
         <w:drawing>
           <wp:inline distT="0" distB="0" distL="0" distR="0">
-            <wp:extent cx="2857500" cy="2857500"/>
+            <wp:extent cx="6096000" cy="4286250"/>
             <wp:effectExtent l="0" t="0" r="0" b="0"/>
             <wp:docPr id="12" name="Picture 12"/>
             <wp:cNvGraphicFramePr>
@@ -11558,7 +11616,7 @@
                   <pic:spPr bwMode="auto">
                     <a:xfrm>
                       <a:off x="0" y="0"/>
-                      <a:ext cx="2857500" cy="2857500"/>
+                      <a:ext cx="6096000" cy="4286250"/>
                     </a:xfrm>
                     <a:prstGeom prst="rect">
                       <a:avLst/>
@@ -11584,641 +11642,7 @@
           <w:sz w:val="18"/>
           <w:szCs w:val="18"/>
         </w:rPr>
-        <w:t>Figure 12: The social media profile picture (brand/Dateroem Woods profile picture.png)</w:t>
-      </w:r>
-    </w:p>
-    <w:tbl>
-      <w:tblPr>
-        <w:tblW w:w="9638" w:type="dxa"/>
-        <w:tblBorders>
-          <w:top w:val="single" w:sz="4" w:space="0" w:color="C9D2CC"/>
-          <w:left w:val="single" w:sz="4" w:space="0" w:color="C9D2CC"/>
-          <w:bottom w:val="single" w:sz="4" w:space="0" w:color="C9D2CC"/>
-          <w:right w:val="single" w:sz="4" w:space="0" w:color="C9D2CC"/>
-          <w:insideH w:val="single" w:sz="4" w:space="0" w:color="C9D2CC"/>
-          <w:insideV w:val="single" w:sz="4" w:space="0" w:color="C9D2CC"/>
-        </w:tblBorders>
-        <w:tblLayout w:type="fixed"/>
-        <w:tblCellMar>
-          <w:left w:w="10" w:type="dxa"/>
-          <w:right w:w="10" w:type="dxa"/>
-        </w:tblCellMar>
-        <w:tblLook w:val="0000" w:firstRow="0" w:lastRow="0" w:firstColumn="0" w:lastColumn="0" w:noHBand="0" w:noVBand="0"/>
-      </w:tblPr>
-      <w:tblGrid>
-        <w:gridCol w:w="3579"/>
-        <w:gridCol w:w="6059"/>
-      </w:tblGrid>
-      <w:tr>
-        <w:tblPrEx>
-          <w:tblCellMar>
-            <w:top w:w="0" w:type="dxa"/>
-            <w:bottom w:w="0" w:type="dxa"/>
-          </w:tblCellMar>
-        </w:tblPrEx>
-        <w:trPr>
-          <w:cantSplit/>
-          <w:tblHeader/>
-        </w:trPr>
-        <w:tc>
-          <w:tcPr>
-            <w:tcW w:w="3579" w:type="dxa"/>
-            <w:shd w:val="clear" w:color="auto" w:fill="1F4D3A"/>
-            <w:tcMar>
-              <w:top w:w="50" w:type="dxa"/>
-              <w:left w:w="90" w:type="dxa"/>
-              <w:bottom w:w="50" w:type="dxa"/>
-              <w:right w:w="90" w:type="dxa"/>
-            </w:tcMar>
-          </w:tcPr>
-          <w:p>
-            <w:pPr>
-              <w:spacing w:after="20" w:line="252" w:lineRule="auto"/>
-            </w:pPr>
-            <w:r>
-              <w:rPr>
-                <w:b/>
-                <w:bCs/>
-                <w:color w:val="FFFFFF"/>
-                <w:sz w:val="19"/>
-                <w:szCs w:val="19"/>
-              </w:rPr>
-              <w:t>File</w:t>
-            </w:r>
-          </w:p>
-        </w:tc>
-        <w:tc>
-          <w:tcPr>
-            <w:tcW w:w="6059" w:type="dxa"/>
-            <w:shd w:val="clear" w:color="auto" w:fill="1F4D3A"/>
-            <w:tcMar>
-              <w:top w:w="50" w:type="dxa"/>
-              <w:left w:w="90" w:type="dxa"/>
-              <w:bottom w:w="50" w:type="dxa"/>
-              <w:right w:w="90" w:type="dxa"/>
-            </w:tcMar>
-          </w:tcPr>
-          <w:p>
-            <w:pPr>
-              <w:spacing w:after="20" w:line="252" w:lineRule="auto"/>
-            </w:pPr>
-            <w:r>
-              <w:rPr>
-                <w:b/>
-                <w:bCs/>
-                <w:color w:val="FFFFFF"/>
-                <w:sz w:val="19"/>
-                <w:szCs w:val="19"/>
-              </w:rPr>
-              <w:t>Wh</w:t>
-            </w:r>
-            <w:r>
-              <w:rPr>
-                <w:b/>
-                <w:bCs/>
-                <w:color w:val="FFFFFF"/>
-                <w:sz w:val="19"/>
-                <w:szCs w:val="19"/>
-              </w:rPr>
-              <w:t>ere it is used</w:t>
-            </w:r>
-          </w:p>
-        </w:tc>
-      </w:tr>
-      <w:tr>
-        <w:tblPrEx>
-          <w:tblCellMar>
-            <w:top w:w="0" w:type="dxa"/>
-            <w:bottom w:w="0" w:type="dxa"/>
-          </w:tblCellMar>
-        </w:tblPrEx>
-        <w:trPr>
-          <w:cantSplit/>
-        </w:trPr>
-        <w:tc>
-          <w:tcPr>
-            <w:tcW w:w="3579" w:type="dxa"/>
-            <w:tcMar>
-              <w:top w:w="50" w:type="dxa"/>
-              <w:left w:w="90" w:type="dxa"/>
-              <w:bottom w:w="50" w:type="dxa"/>
-              <w:right w:w="90" w:type="dxa"/>
-            </w:tcMar>
-          </w:tcPr>
-          <w:p>
-            <w:pPr>
-              <w:spacing w:after="20" w:line="252" w:lineRule="auto"/>
-            </w:pPr>
-            <w:r>
-              <w:rPr>
-                <w:b/>
-                <w:bCs/>
-                <w:sz w:val="19"/>
-                <w:szCs w:val="19"/>
-              </w:rPr>
-              <w:t>public/favicon.svg, public/favicon.ico</w:t>
-            </w:r>
-          </w:p>
-        </w:tc>
-        <w:tc>
-          <w:tcPr>
-            <w:tcW w:w="6059" w:type="dxa"/>
-            <w:tcMar>
-              <w:top w:w="50" w:type="dxa"/>
-              <w:left w:w="90" w:type="dxa"/>
-              <w:bottom w:w="50" w:type="dxa"/>
-              <w:right w:w="90" w:type="dxa"/>
-            </w:tcMar>
-          </w:tcPr>
-          <w:p>
-            <w:pPr>
-              <w:spacing w:after="20" w:line="252" w:lineRule="auto"/>
-            </w:pPr>
-            <w:r>
-              <w:rPr>
-                <w:sz w:val="19"/>
-                <w:szCs w:val="19"/>
-              </w:rPr>
-              <w:t>The browser tab. Browsers draw tab icons in a fixed small square, so since 8 October 2026 the emblem fills all of it ("can we make it a little more visible ... without having to affect size allowed in the browser area"): its wavy bark edge is the outline o</w:t>
-            </w:r>
-            <w:r>
-              <w:rPr>
-                <w:sz w:val="19"/>
-                <w:szCs w:val="19"/>
-              </w:rPr>
-              <w:t>f the icon, dark inside, with the thickest lines (</w:t>
-            </w:r>
-            <w:r>
-              <w:rPr>
-                <w:rFonts w:ascii="Consolas" w:eastAsia="Consolas" w:hAnsi="Consolas" w:cs="Consolas"/>
-                <w:color w:val="3B3F3D"/>
-                <w:sz w:val="17"/>
-                <w:szCs w:val="17"/>
-              </w:rPr>
-              <w:t>tabIconSvg</w:t>
-            </w:r>
-            <w:r>
-              <w:rPr>
-                <w:sz w:val="19"/>
-                <w:szCs w:val="19"/>
-              </w:rPr>
-              <w:t xml:space="preserve"> in </w:t>
-            </w:r>
-            <w:r>
-              <w:rPr>
-                <w:rFonts w:ascii="Consolas" w:eastAsia="Consolas" w:hAnsi="Consolas" w:cs="Consolas"/>
-                <w:color w:val="3B3F3D"/>
-                <w:sz w:val="17"/>
-                <w:szCs w:val="17"/>
-              </w:rPr>
-              <w:t>src/brand/emblem.js</w:t>
-            </w:r>
-            <w:r>
-              <w:rPr>
-                <w:sz w:val="19"/>
-                <w:szCs w:val="19"/>
-              </w:rPr>
-              <w:t xml:space="preserve">). The page asks for </w:t>
-            </w:r>
-            <w:r>
-              <w:rPr>
-                <w:rFonts w:ascii="Consolas" w:eastAsia="Consolas" w:hAnsi="Consolas" w:cs="Consolas"/>
-                <w:color w:val="3B3F3D"/>
-                <w:sz w:val="17"/>
-                <w:szCs w:val="17"/>
-              </w:rPr>
-              <w:t>favicon.svg?v=2</w:t>
-            </w:r>
-            <w:r>
-              <w:rPr>
-                <w:sz w:val="19"/>
-                <w:szCs w:val="19"/>
-              </w:rPr>
-              <w:t>; raise the number when the icon changes, or browsers keep showing the old one.</w:t>
-            </w:r>
-          </w:p>
-        </w:tc>
-      </w:tr>
-      <w:tr>
-        <w:tblPrEx>
-          <w:tblCellMar>
-            <w:top w:w="0" w:type="dxa"/>
-            <w:bottom w:w="0" w:type="dxa"/>
-          </w:tblCellMar>
-        </w:tblPrEx>
-        <w:trPr>
-          <w:cantSplit/>
-        </w:trPr>
-        <w:tc>
-          <w:tcPr>
-            <w:tcW w:w="3579" w:type="dxa"/>
-            <w:shd w:val="clear" w:color="auto" w:fill="F4F5F3"/>
-            <w:tcMar>
-              <w:top w:w="50" w:type="dxa"/>
-              <w:left w:w="90" w:type="dxa"/>
-              <w:bottom w:w="50" w:type="dxa"/>
-              <w:right w:w="90" w:type="dxa"/>
-            </w:tcMar>
-          </w:tcPr>
-          <w:p>
-            <w:pPr>
-              <w:spacing w:after="20" w:line="252" w:lineRule="auto"/>
-            </w:pPr>
-            <w:r>
-              <w:rPr>
-                <w:b/>
-                <w:bCs/>
-                <w:sz w:val="19"/>
-                <w:szCs w:val="19"/>
-              </w:rPr>
-              <w:t>public/apple-touch-icon.png, public/icon-192.png, public/icon-512.png, public/manifest.webmanifest</w:t>
-            </w:r>
-          </w:p>
-        </w:tc>
-        <w:tc>
-          <w:tcPr>
-            <w:tcW w:w="6059" w:type="dxa"/>
-            <w:shd w:val="clear" w:color="auto" w:fill="F4F5F3"/>
-            <w:tcMar>
-              <w:top w:w="50" w:type="dxa"/>
-              <w:left w:w="90" w:type="dxa"/>
-              <w:bottom w:w="50" w:type="dxa"/>
-              <w:right w:w="90" w:type="dxa"/>
-            </w:tcMar>
-          </w:tcPr>
-          <w:p>
-            <w:pPr>
-              <w:spacing w:after="20" w:line="252" w:lineRule="auto"/>
-            </w:pPr>
-            <w:r>
-              <w:rPr>
-                <w:sz w:val="19"/>
-                <w:szCs w:val="19"/>
-              </w:rPr>
-              <w:t>Phone home screen when the site is added to it</w:t>
-            </w:r>
-          </w:p>
-        </w:tc>
-      </w:tr>
-      <w:tr>
-        <w:tblPrEx>
-          <w:tblCellMar>
-            <w:top w:w="0" w:type="dxa"/>
-            <w:bottom w:w="0" w:type="dxa"/>
-          </w:tblCellMar>
-        </w:tblPrEx>
-        <w:trPr>
-          <w:cantSplit/>
-        </w:trPr>
-        <w:tc>
-          <w:tcPr>
-            <w:tcW w:w="3579" w:type="dxa"/>
-            <w:tcMar>
-              <w:top w:w="50" w:type="dxa"/>
-              <w:left w:w="90" w:type="dxa"/>
-              <w:bottom w:w="50" w:type="dxa"/>
-              <w:right w:w="90" w:type="dxa"/>
-            </w:tcMar>
-          </w:tcPr>
-          <w:p>
-            <w:pPr>
-              <w:spacing w:after="20" w:line="252" w:lineRule="auto"/>
-            </w:pPr>
-            <w:r>
-              <w:rPr>
-                <w:b/>
-                <w:bCs/>
-                <w:sz w:val="19"/>
-                <w:szCs w:val="19"/>
-              </w:rPr>
-              <w:t>public/brand/emblem.svg</w:t>
-            </w:r>
-          </w:p>
-        </w:tc>
-        <w:tc>
-          <w:tcPr>
-            <w:tcW w:w="6059" w:type="dxa"/>
-            <w:tcMar>
-              <w:top w:w="50" w:type="dxa"/>
-              <w:left w:w="90" w:type="dxa"/>
-              <w:bottom w:w="50" w:type="dxa"/>
-              <w:right w:w="90" w:type="dxa"/>
-            </w:tcMar>
-          </w:tcPr>
-          <w:p>
-            <w:pPr>
-              <w:spacing w:after="20" w:line="252" w:lineRule="auto"/>
-            </w:pPr>
-            <w:r>
-              <w:rPr>
-                <w:sz w:val="19"/>
-                <w:szCs w:val="19"/>
-              </w:rPr>
-              <w:t>The footer</w:t>
-            </w:r>
-          </w:p>
-        </w:tc>
-      </w:tr>
-      <w:tr>
-        <w:tblPrEx>
-          <w:tblCellMar>
-            <w:top w:w="0" w:type="dxa"/>
-            <w:bottom w:w="0" w:type="dxa"/>
-          </w:tblCellMar>
-        </w:tblPrEx>
-        <w:trPr>
-          <w:cantSplit/>
-        </w:trPr>
-        <w:tc>
-          <w:tcPr>
-            <w:tcW w:w="3579" w:type="dxa"/>
-            <w:shd w:val="clear" w:color="auto" w:fill="F4F5F3"/>
-            <w:tcMar>
-              <w:top w:w="50" w:type="dxa"/>
-              <w:left w:w="90" w:type="dxa"/>
-              <w:bottom w:w="50" w:type="dxa"/>
-              <w:right w:w="90" w:type="dxa"/>
-            </w:tcMar>
-          </w:tcPr>
-          <w:p>
-            <w:pPr>
-              <w:spacing w:after="20" w:line="252" w:lineRule="auto"/>
-            </w:pPr>
-            <w:r>
-              <w:rPr>
-                <w:b/>
-                <w:bCs/>
-                <w:sz w:val="19"/>
-                <w:szCs w:val="19"/>
-              </w:rPr>
-              <w:t>brand/Dateroem Woods profile picture.png</w:t>
-            </w:r>
-          </w:p>
-        </w:tc>
-        <w:tc>
-          <w:tcPr>
-            <w:tcW w:w="6059" w:type="dxa"/>
-            <w:shd w:val="clear" w:color="auto" w:fill="F4F5F3"/>
-            <w:tcMar>
-              <w:top w:w="50" w:type="dxa"/>
-              <w:left w:w="90" w:type="dxa"/>
-              <w:bottom w:w="50" w:type="dxa"/>
-              <w:right w:w="90" w:type="dxa"/>
-            </w:tcMar>
-          </w:tcPr>
-          <w:p>
-            <w:pPr>
-              <w:spacing w:after="20" w:line="252" w:lineRule="auto"/>
-            </w:pPr>
-            <w:r>
-              <w:rPr>
-                <w:sz w:val="19"/>
-                <w:szCs w:val="19"/>
-              </w:rPr>
-              <w:t>TikTok and Instagram profile picture: emblem with DATEROEM WOODS below, 1080 x 1080, everything inside the circle the apps crop to</w:t>
-            </w:r>
-          </w:p>
-        </w:tc>
-      </w:tr>
-      <w:tr>
-        <w:tblPrEx>
-          <w:tblCellMar>
-            <w:top w:w="0" w:type="dxa"/>
-            <w:bottom w:w="0" w:type="dxa"/>
-          </w:tblCellMar>
-        </w:tblPrEx>
-        <w:trPr>
-          <w:cantSplit/>
-        </w:trPr>
-        <w:tc>
-          <w:tcPr>
-            <w:tcW w:w="3579" w:type="dxa"/>
-            <w:tcMar>
-              <w:top w:w="50" w:type="dxa"/>
-              <w:left w:w="90" w:type="dxa"/>
-              <w:bottom w:w="50" w:type="dxa"/>
-              <w:right w:w="90" w:type="dxa"/>
-            </w:tcMar>
-          </w:tcPr>
-          <w:p>
-            <w:pPr>
-              <w:spacing w:after="20" w:line="252" w:lineRule="auto"/>
-            </w:pPr>
-            <w:r>
-              <w:rPr>
-                <w:b/>
-                <w:bCs/>
-                <w:sz w:val="19"/>
-                <w:szCs w:val="19"/>
-              </w:rPr>
-              <w:t>brand/Dateroem Woods profile picture (emblem only).png</w:t>
-            </w:r>
-          </w:p>
-        </w:tc>
-        <w:tc>
-          <w:tcPr>
-            <w:tcW w:w="6059" w:type="dxa"/>
-            <w:tcMar>
-              <w:top w:w="50" w:type="dxa"/>
-              <w:left w:w="90" w:type="dxa"/>
-              <w:bottom w:w="50" w:type="dxa"/>
-              <w:right w:w="90" w:type="dxa"/>
-            </w:tcMar>
-          </w:tcPr>
-          <w:p>
-            <w:pPr>
-              <w:spacing w:after="20" w:line="252" w:lineRule="auto"/>
-            </w:pPr>
-            <w:r>
-              <w:rPr>
-                <w:sz w:val="19"/>
-                <w:szCs w:val="19"/>
-              </w:rPr>
-              <w:t>The same without the name, for places the picture is shown very small</w:t>
-            </w:r>
-          </w:p>
-        </w:tc>
-      </w:tr>
-      <w:tr>
-        <w:tblPrEx>
-          <w:tblCellMar>
-            <w:top w:w="0" w:type="dxa"/>
-            <w:bottom w:w="0" w:type="dxa"/>
-          </w:tblCellMar>
-        </w:tblPrEx>
-        <w:trPr>
-          <w:cantSplit/>
-        </w:trPr>
-        <w:tc>
-          <w:tcPr>
-            <w:tcW w:w="3579" w:type="dxa"/>
-            <w:shd w:val="clear" w:color="auto" w:fill="F4F5F3"/>
-            <w:tcMar>
-              <w:top w:w="50" w:type="dxa"/>
-              <w:left w:w="90" w:type="dxa"/>
-              <w:bottom w:w="50" w:type="dxa"/>
-              <w:right w:w="90" w:type="dxa"/>
-            </w:tcMar>
-          </w:tcPr>
-          <w:p>
-            <w:pPr>
-              <w:spacing w:after="20" w:line="252" w:lineRule="auto"/>
-            </w:pPr>
-            <w:r>
-              <w:rPr>
-                <w:b/>
-                <w:bCs/>
-                <w:sz w:val="19"/>
-                <w:szCs w:val="19"/>
-              </w:rPr>
-              <w:t>brand/Dateroem Woods logo.svg, .png, logo on dark.png</w:t>
-            </w:r>
-          </w:p>
-        </w:tc>
-        <w:tc>
-          <w:tcPr>
-            <w:tcW w:w="6059" w:type="dxa"/>
-            <w:shd w:val="clear" w:color="auto" w:fill="F4F5F3"/>
-            <w:tcMar>
-              <w:top w:w="50" w:type="dxa"/>
-              <w:left w:w="90" w:type="dxa"/>
-              <w:bottom w:w="50" w:type="dxa"/>
-              <w:right w:w="90" w:type="dxa"/>
-            </w:tcMar>
-          </w:tcPr>
-          <w:p>
-            <w:pPr>
-              <w:spacing w:after="20" w:line="252" w:lineRule="auto"/>
-            </w:pPr>
-            <w:r>
-              <w:rPr>
-                <w:sz w:val="19"/>
-                <w:szCs w:val="19"/>
-              </w:rPr>
-              <w:t>The emblem on its own (see-through and on dark), for anything else</w:t>
-            </w:r>
-          </w:p>
-        </w:tc>
-      </w:tr>
-    </w:tbl>
-    <w:p>
-      <w:pPr>
-        <w:spacing w:after="120"/>
-      </w:pPr>
-    </w:p>
-    <w:p>
-      <w:pPr>
-        <w:pBdr>
-          <w:left w:val="single" w:sz="24" w:space="8" w:color="8A5A2B"/>
-        </w:pBdr>
-        <w:shd w:val="clear" w:color="auto" w:fill="F6EFE6"/>
-        <w:spacing w:before="120" w:after="180" w:line="264" w:lineRule="auto"/>
-        <w:ind w:left="160" w:right="160"/>
-      </w:pPr>
-      <w:r>
-        <w:rPr>
-          <w:b/>
-          <w:bCs/>
-          <w:color w:val="8A5A2B"/>
-        </w:rPr>
-        <w:t xml:space="preserve">Where to adjust: </w:t>
-      </w:r>
-      <w:r>
-        <w:rPr>
-          <w:rFonts w:ascii="Consolas" w:eastAsia="Consolas" w:hAnsi="Consolas" w:cs="Consolas"/>
-          <w:color w:val="3B3F3D"/>
-          <w:sz w:val="19"/>
-          <w:szCs w:val="19"/>
-        </w:rPr>
-        <w:t>npm run brand:export</w:t>
-      </w:r>
-      <w:r>
-        <w:t xml:space="preserve"> (</w:t>
-      </w:r>
-      <w:r>
-        <w:rPr>
-          <w:rFonts w:ascii="Consolas" w:eastAsia="Consolas" w:hAnsi="Consolas" w:cs="Consolas"/>
-          <w:color w:val="3B3F3D"/>
-          <w:sz w:val="19"/>
-          <w:szCs w:val="19"/>
-        </w:rPr>
-        <w:t>scripts/export-brand.mjs</w:t>
-      </w:r>
-      <w:r>
-        <w:t xml:space="preserve">) makes all of these from </w:t>
-      </w:r>
-      <w:r>
-        <w:rPr>
-          <w:rFonts w:ascii="Consolas" w:eastAsia="Consolas" w:hAnsi="Consolas" w:cs="Consolas"/>
-          <w:color w:val="3B3F3D"/>
-          <w:sz w:val="19"/>
-          <w:szCs w:val="19"/>
-        </w:rPr>
-        <w:t>src/brand/emblem.js</w:t>
-      </w:r>
-      <w:r>
-        <w:t>. The lettering is Montserrat (</w:t>
-      </w:r>
-      <w:r>
-        <w:rPr>
-          <w:rFonts w:ascii="Consolas" w:eastAsia="Consolas" w:hAnsi="Consolas" w:cs="Consolas"/>
-          <w:color w:val="3B3F3D"/>
-          <w:sz w:val="19"/>
-          <w:szCs w:val="19"/>
-        </w:rPr>
-        <w:t>brand/fonts</w:t>
-      </w:r>
-      <w:r>
-        <w:t>, SIL Open Font License, free for logos).</w:t>
-      </w:r>
-    </w:p>
-    <w:p>
-      <w:pPr>
-        <w:pStyle w:val="Heading2"/>
-      </w:pPr>
-      <w:bookmarkStart w:id="24" w:name="_Toc243693235"/>
-      <w:r>
-        <w:lastRenderedPageBreak/>
-        <w:t>5.2  Footer</w:t>
-      </w:r>
-      <w:bookmarkEnd w:id="24"/>
-    </w:p>
-    <w:p>
-      <w:pPr>
-        <w:spacing w:after="120" w:line="276" w:lineRule="auto"/>
-      </w:pPr>
-      <w:r>
-        <w:t xml:space="preserve">"in the lower part of any page will have our socials there whatapp tiktok email and company telphone number": every page ends with the emblem, "Dateroem Woods" </w:t>
-      </w:r>
-      <w:r>
-        <w:t>and the tagline, then WhatsApp, TikTok, Instagram, the email address (opens the Send us an email window) and the phone number (</w:t>
-      </w:r>
-      <w:r>
-        <w:rPr>
-          <w:rFonts w:ascii="Consolas" w:eastAsia="Consolas" w:hAnsi="Consolas" w:cs="Consolas"/>
-          <w:color w:val="3B3F3D"/>
-          <w:sz w:val="19"/>
-          <w:szCs w:val="19"/>
-        </w:rPr>
-        <w:t>src/components/Footer.jsx</w:t>
-      </w:r>
-      <w:r>
-        <w:t>). The contacts come from the website server (</w:t>
-      </w:r>
-      <w:r>
-        <w:rPr>
-          <w:rFonts w:ascii="Consolas" w:eastAsia="Consolas" w:hAnsi="Consolas" w:cs="Consolas"/>
-          <w:color w:val="3B3F3D"/>
-          <w:sz w:val="19"/>
-          <w:szCs w:val="19"/>
-        </w:rPr>
-        <w:t>GET /help/contact</w:t>
-      </w:r>
-      <w:r>
-        <w:t>); TikTok and Instagram (both @dateroem.w</w:t>
-      </w:r>
-      <w:r>
-        <w:t>oods since 8 October 2026) open in a new tab; either one is left out while its link is empty (SUPPORT_TIKTOK, SUPPORT_INSTAGRAM).</w:t>
+        <w:t>Figure 12: The Help page: chat button, then the contact buttons, then the questions</w:t>
       </w:r>
     </w:p>
     <w:p>
@@ -12233,7 +11657,7 @@
         </w:rPr>
         <w:drawing>
           <wp:inline distT="0" distB="0" distL="0" distR="0">
-            <wp:extent cx="6096000" cy="3810000"/>
+            <wp:extent cx="6096000" cy="4286250"/>
             <wp:effectExtent l="0" t="0" r="0" b="0"/>
             <wp:docPr id="13" name="Picture 13"/>
             <wp:cNvGraphicFramePr>
@@ -12258,7 +11682,7 @@
                   <pic:spPr bwMode="auto">
                     <a:xfrm>
                       <a:off x="0" y="0"/>
-                      <a:ext cx="6096000" cy="3810000"/>
+                      <a:ext cx="6096000" cy="4286250"/>
                     </a:xfrm>
                     <a:prstGeom prst="rect">
                       <a:avLst/>
@@ -12284,18 +11708,8 @@
           <w:sz w:val="18"/>
           <w:szCs w:val="18"/>
         </w:rPr>
-        <w:t>Figure 13: The footer, with the business TikTok and Instagram (@dateroem.woods)</w:t>
-      </w:r>
-    </w:p>
-    <w:p>
-      <w:pPr>
-        <w:pStyle w:val="Heading2"/>
-      </w:pPr>
-      <w:bookmarkStart w:id="25" w:name="_Toc243693236"/>
-      <w:r>
-        <w:t>5.3  Colours, wood and icons</w:t>
-      </w:r>
-      <w:bookmarkEnd w:id="25"/>
+        <w:t>Figure 13: The Send us an email window (sample customer), with the suggestion for a mistyped address</w:t>
+      </w:r>
     </w:p>
     <w:p>
       <w:pPr>
@@ -12307,64 +11721,8 @@
         <w:spacing w:after="60" w:line="264" w:lineRule="auto"/>
       </w:pPr>
       <w:r>
-        <w:t>Forest-green th</w:t>
-      </w:r>
-      <w:r>
-        <w:t>eme with a painted-wood accent. Since 20 October 2026 the greens are "Living Forest", which the board chose after the older green was felt to be "too lazy and not lively": the page #0f241b, raised surfaces (cards, the cookie banner) #1d4232 and inner panel</w:t>
-      </w:r>
-      <w:r>
-        <w:t xml:space="preserve">s #173628 - the same values as the phone and desktop apps. Text on the page keeps a contrast of about 10:1, muted text about 6:1 and the wood about 5:1. The values are the variables at the top of </w:t>
-      </w:r>
-      <w:r>
-        <w:rPr>
-          <w:rFonts w:ascii="Consolas" w:eastAsia="Consolas" w:hAnsi="Consolas" w:cs="Consolas"/>
-          <w:color w:val="3B3F3D"/>
-          <w:sz w:val="19"/>
-          <w:szCs w:val="19"/>
-        </w:rPr>
-        <w:t>src/styles/index.css</w:t>
-      </w:r>
-      <w:r>
-        <w:t xml:space="preserve"> (</w:t>
-      </w:r>
-      <w:r>
-        <w:rPr>
-          <w:rFonts w:ascii="Consolas" w:eastAsia="Consolas" w:hAnsi="Consolas" w:cs="Consolas"/>
-          <w:color w:val="3B3F3D"/>
-          <w:sz w:val="19"/>
-          <w:szCs w:val="19"/>
-        </w:rPr>
-        <w:t>--bg</w:t>
-      </w:r>
-      <w:r>
-        <w:t xml:space="preserve">, </w:t>
-      </w:r>
-      <w:r>
-        <w:rPr>
-          <w:rFonts w:ascii="Consolas" w:eastAsia="Consolas" w:hAnsi="Consolas" w:cs="Consolas"/>
-          <w:color w:val="3B3F3D"/>
-          <w:sz w:val="19"/>
-          <w:szCs w:val="19"/>
-        </w:rPr>
-        <w:t>--bg-elevated</w:t>
-      </w:r>
-      <w:r>
-        <w:t xml:space="preserve">); the browser bar </w:t>
-      </w:r>
-      <w:r>
-        <w:t>colour (</w:t>
-      </w:r>
-      <w:r>
-        <w:rPr>
-          <w:rFonts w:ascii="Consolas" w:eastAsia="Consolas" w:hAnsi="Consolas" w:cs="Consolas"/>
-          <w:color w:val="3B3F3D"/>
-          <w:sz w:val="19"/>
-          <w:szCs w:val="19"/>
-        </w:rPr>
-        <w:t>theme-color</w:t>
-      </w:r>
-      <w:r>
-        <w:t xml:space="preserve"> in index.html and the web manifest) follows the page green.</w:t>
+        <w:lastRenderedPageBreak/>
+        <w:t>To is fixed (the support team); the customer fills in their name, email, an optional phone number, a subject and the message (10 to 4,000 characters, with a counter).</w:t>
       </w:r>
     </w:p>
     <w:p>
@@ -12377,61 +11735,10 @@
         <w:spacing w:after="60" w:line="264" w:lineRule="auto"/>
       </w:pPr>
       <w:r>
-        <w:t>Colour themes (since 20 October 2026: "is it possible to add more themes like the dark and light theme and what we have will be default"): Forest is the default, Dark is charcoal greys, Light is warm paper with dark text and a darker, barkier wood for smal</w:t>
-      </w:r>
-      <w:r>
-        <w:t>l text. Every colour is a variable with a value per theme (</w:t>
-      </w:r>
-      <w:r>
-        <w:rPr>
-          <w:rFonts w:ascii="Consolas" w:eastAsia="Consolas" w:hAnsi="Consolas" w:cs="Consolas"/>
-          <w:color w:val="3B3F3D"/>
-          <w:sz w:val="19"/>
-          <w:szCs w:val="19"/>
-        </w:rPr>
-        <w:t>html[data-theme]</w:t>
-      </w:r>
-      <w:r>
-        <w:t xml:space="preserve"> at the top of </w:t>
-      </w:r>
-      <w:r>
-        <w:rPr>
-          <w:rFonts w:ascii="Consolas" w:eastAsia="Consolas" w:hAnsi="Consolas" w:cs="Consolas"/>
-          <w:color w:val="3B3F3D"/>
-          <w:sz w:val="19"/>
-          <w:szCs w:val="19"/>
-        </w:rPr>
-        <w:t>index.css</w:t>
-      </w:r>
-      <w:r>
-        <w:t xml:space="preserve">); hairlines and faint tints use </w:t>
-      </w:r>
-      <w:r>
-        <w:rPr>
-          <w:rFonts w:ascii="Consolas" w:eastAsia="Consolas" w:hAnsi="Consolas" w:cs="Consolas"/>
-          <w:color w:val="3B3F3D"/>
-          <w:sz w:val="19"/>
-          <w:szCs w:val="19"/>
-        </w:rPr>
-        <w:t>--ink-rgb</w:t>
-      </w:r>
-      <w:r>
-        <w:t xml:space="preserve"> (white on the dark themes, black on Light). The About story and the sign-in photo panel are built on dark photographs and keep the Forest colours in every theme. A small script in </w:t>
-      </w:r>
-      <w:r>
-        <w:rPr>
-          <w:rFonts w:ascii="Consolas" w:eastAsia="Consolas" w:hAnsi="Consolas" w:cs="Consolas"/>
-          <w:color w:val="3B3F3D"/>
-          <w:sz w:val="19"/>
-          <w:szCs w:val="19"/>
-        </w:rPr>
-        <w:t>index.html</w:t>
-      </w:r>
-      <w:r>
-        <w:t xml:space="preserve"> applies the saved theme before the first frame, so a Light page </w:t>
-      </w:r>
-      <w:r>
-        <w:t>never flashes green.</w:t>
+        <w:t xml:space="preserve">Which desk (since 17 October 2026): the Help page writes to the support desk (+support); </w:t>
+      </w:r>
+      <w:r>
+        <w:t>the Bulk Orders page to the orders desk (+orders), whose copies and replies also come from +orders.</w:t>
       </w:r>
     </w:p>
     <w:p>
@@ -12444,19 +11751,7 @@
         <w:spacing w:after="60" w:line="264" w:lineRule="auto"/>
       </w:pPr>
       <w:r>
-        <w:t>One brush (</w:t>
-      </w:r>
-      <w:r>
-        <w:rPr>
-          <w:rFonts w:ascii="Consolas" w:eastAsia="Consolas" w:hAnsi="Consolas" w:cs="Consolas"/>
-          <w:color w:val="3B3F3D"/>
-          <w:sz w:val="19"/>
-          <w:szCs w:val="19"/>
-        </w:rPr>
-        <w:t>src/wood/woodPaint.js</w:t>
-      </w:r>
-      <w:r>
-        <w:t>) paints the Dateroem wordmark (whose letters form the rings of a cut log) and the plank and log-end textures used on buttons and highlights.</w:t>
+        <w:t>Signed in: the phone field starts with the phone number on the account.</w:t>
       </w:r>
     </w:p>
     <w:p>
@@ -12469,32 +11764,10 @@
         <w:spacing w:after="60" w:line="264" w:lineRule="auto"/>
       </w:pPr>
       <w:r>
-        <w:rPr>
-          <w:rFonts w:ascii="Consolas" w:eastAsia="Consolas" w:hAnsi="Consolas" w:cs="Consolas"/>
-          <w:color w:val="3B3F3D"/>
-          <w:sz w:val="19"/>
-          <w:szCs w:val="19"/>
-        </w:rPr>
-        <w:lastRenderedPageBreak/>
-        <w:t>npm run build</w:t>
-      </w:r>
-      <w:r>
-        <w:t xml:space="preserve"> first runs </w:t>
-      </w:r>
-      <w:r>
-        <w:rPr>
-          <w:rFonts w:ascii="Consolas" w:eastAsia="Consolas" w:hAnsi="Consolas" w:cs="Consolas"/>
-          <w:color w:val="3B3F3D"/>
-          <w:sz w:val="19"/>
-          <w:szCs w:val="19"/>
-        </w:rPr>
-        <w:t>scripts/paint-wood-textures.mjs</w:t>
-      </w:r>
-      <w:r>
-        <w:t xml:space="preserve">, so </w:t>
-      </w:r>
-      <w:r>
-        <w:t>the textures always match the wordmark.</w:t>
+        <w:t>Signed in: name and email come from the account and can't be changed ("From your acc</w:t>
+      </w:r>
+      <w:r>
+        <w:t>ount - we reply here"). Not signed in: a mistyped address gets a suggestion, as at sign-up ("Did you mean ...@gmail.com?").</w:t>
       </w:r>
     </w:p>
     <w:p>
@@ -12507,16 +11780,10 @@
         <w:spacing w:after="60" w:line="264" w:lineRule="auto"/>
       </w:pPr>
       <w:r>
-        <w:rPr>
-          <w:rFonts w:ascii="Consolas" w:eastAsia="Consolas" w:hAnsi="Consolas" w:cs="Consolas"/>
-          <w:color w:val="3B3F3D"/>
-          <w:sz w:val="19"/>
-          <w:szCs w:val="19"/>
-        </w:rPr>
-        <w:t>npm run wood:export -- --mobile &lt;mobile project&gt; ...</w:t>
-      </w:r>
-      <w:r>
-        <w:t xml:space="preserve"> renders the same wood images for the mobile and desktop apps.</w:t>
+        <w:t>After Send: "Sent", the address the reply will go to, and whether a copy (signed in) or a short confirmation (not signed in) is on i</w:t>
+      </w:r>
+      <w:r>
+        <w:t>ts way; "Write another" clears subject and message.</w:t>
       </w:r>
     </w:p>
     <w:p>
@@ -12529,22 +11796,7 @@
         <w:spacing w:after="60" w:line="264" w:lineRule="auto"/>
       </w:pPr>
       <w:r>
-        <w:t xml:space="preserve">All styles are in </w:t>
-      </w:r>
-      <w:r>
-        <w:rPr>
-          <w:rFonts w:ascii="Consolas" w:eastAsia="Consolas" w:hAnsi="Consolas" w:cs="Consolas"/>
-          <w:color w:val="3B3F3D"/>
-          <w:sz w:val="19"/>
-          <w:szCs w:val="19"/>
-        </w:rPr>
-        <w:t>src/styles/index.css</w:t>
-      </w:r>
-      <w:r>
-        <w:t>. Small "forest" motions (things growing into place) respect th</w:t>
-      </w:r>
-      <w:r>
-        <w:t>e reduced-motion setting.</w:t>
+        <w:t>A hidden field only bots fill in, and the time the form was open, help the server spot automated sending.</w:t>
       </w:r>
     </w:p>
     <w:p>
@@ -12557,7 +11809,52 @@
         <w:spacing w:after="60" w:line="264" w:lineRule="auto"/>
       </w:pPr>
       <w:r>
-        <w:t>Icons are drawn line icons (</w:t>
+        <w:t>At the bottom, "Prefer your own email app? Open it" opens the visitor's email app with the subject</w:t>
+      </w:r>
+      <w:r>
+        <w:t xml:space="preserve"> and message typed so far, and the address is shown to copy.</w:t>
+      </w:r>
+    </w:p>
+    <w:p>
+      <w:pPr>
+        <w:pStyle w:val="ListParagraph"/>
+        <w:numPr>
+          <w:ilvl w:val="0"/>
+          <w:numId w:val="2"/>
+        </w:numPr>
+        <w:spacing w:after="60" w:line="264" w:lineRule="auto"/>
+      </w:pPr>
+      <w:r>
+        <w:t>The window closes with the cross, Escape or a click outside it. Closing keeps what was typed until the page is left; after Send, Done closes it and the next one starts with an empty subject and m</w:t>
+      </w:r>
+      <w:r>
+        <w:t>essage.</w:t>
+      </w:r>
+    </w:p>
+    <w:p>
+      <w:pPr>
+        <w:spacing w:after="60"/>
+      </w:pPr>
+    </w:p>
+    <w:p>
+      <w:pPr>
+        <w:pBdr>
+          <w:left w:val="single" w:sz="24" w:space="8" w:color="8A5A2B"/>
+        </w:pBdr>
+        <w:shd w:val="clear" w:color="auto" w:fill="F6EFE6"/>
+        <w:spacing w:before="120" w:after="180" w:line="264" w:lineRule="auto"/>
+        <w:ind w:left="160" w:right="160"/>
+      </w:pPr>
+      <w:r>
+        <w:rPr>
+          <w:b/>
+          <w:bCs/>
+          <w:color w:val="8A5A2B"/>
+        </w:rPr>
+        <w:t xml:space="preserve">Where to adjust: </w:t>
+      </w:r>
+      <w:r>
+        <w:t xml:space="preserve">Wording, fields and the Bulk Orders subject: </w:t>
       </w:r>
       <w:r>
         <w:rPr>
@@ -12566,16 +11863,95 @@
           <w:sz w:val="19"/>
           <w:szCs w:val="19"/>
         </w:rPr>
-        <w:t>src/components/Icon.jsx</w:t>
-      </w:r>
-      <w:r>
-        <w:t>), not emojis.</w:t>
-      </w:r>
-    </w:p>
-    <w:p>
-      <w:pPr>
-        <w:spacing w:after="60"/>
-      </w:pPr>
+        <w:t>src/components/EmailDialog.jsx</w:t>
+      </w:r>
+      <w:r>
+        <w:t xml:space="preserve"> and </w:t>
+      </w:r>
+      <w:r>
+        <w:rPr>
+          <w:rFonts w:ascii="Consolas" w:eastAsia="Consolas" w:hAnsi="Consolas" w:cs="Consolas"/>
+          <w:color w:val="3B3F3D"/>
+          <w:sz w:val="19"/>
+          <w:szCs w:val="19"/>
+        </w:rPr>
+        <w:t>BULK_SUBJECT</w:t>
+      </w:r>
+      <w:r>
+        <w:t xml:space="preserve"> in </w:t>
+      </w:r>
+      <w:r>
+        <w:rPr>
+          <w:rFonts w:ascii="Consolas" w:eastAsia="Consolas" w:hAnsi="Consolas" w:cs="Consolas"/>
+          <w:color w:val="3B3F3D"/>
+          <w:sz w:val="19"/>
+          <w:szCs w:val="19"/>
+        </w:rPr>
+        <w:t>src/pages/HeavyOrderPage.jsx</w:t>
+      </w:r>
+      <w:r>
+        <w:t xml:space="preserve">. Styles: </w:t>
+      </w:r>
+      <w:r>
+        <w:rPr>
+          <w:rFonts w:ascii="Consolas" w:eastAsia="Consolas" w:hAnsi="Consolas" w:cs="Consolas"/>
+          <w:color w:val="3B3F3D"/>
+          <w:sz w:val="19"/>
+          <w:szCs w:val="19"/>
+        </w:rPr>
+        <w:t>.email-modal</w:t>
+      </w:r>
+      <w:r>
+        <w:t xml:space="preserve"> and </w:t>
+      </w:r>
+      <w:r>
+        <w:rPr>
+          <w:rFonts w:ascii="Consolas" w:eastAsia="Consolas" w:hAnsi="Consolas" w:cs="Consolas"/>
+          <w:color w:val="3B3F3D"/>
+          <w:sz w:val="19"/>
+          <w:szCs w:val="19"/>
+        </w:rPr>
+        <w:t>.help-email</w:t>
+      </w:r>
+      <w:r>
+        <w:t xml:space="preserve"> in </w:t>
+      </w:r>
+      <w:r>
+        <w:rPr>
+          <w:rFonts w:ascii="Consolas" w:eastAsia="Consolas" w:hAnsi="Consolas" w:cs="Consolas"/>
+          <w:color w:val="3B3F3D"/>
+          <w:sz w:val="19"/>
+          <w:szCs w:val="19"/>
+        </w:rPr>
+        <w:t>src/styles/index.css</w:t>
+      </w:r>
+      <w:r>
+        <w:t>.</w:t>
+      </w:r>
+    </w:p>
+    <w:p>
+      <w:pPr>
+        <w:pStyle w:val="Heading2"/>
+      </w:pPr>
+      <w:bookmarkStart w:id="21" w:name="_Toc243726478"/>
+      <w:r>
+        <w:t>4.14  Bulk order pictures</w:t>
+      </w:r>
+      <w:bookmarkEnd w:id="21"/>
+    </w:p>
+    <w:p>
+      <w:pPr>
+        <w:spacing w:after="120" w:line="276" w:lineRule="auto"/>
+      </w:pPr>
+      <w:r>
+        <w:t xml:space="preserve">Since 9 October </w:t>
+      </w:r>
+      <w:r>
+        <w:t>2026 the Bulk Orders page shows what a bulk order looks like: "pictures that can be used to show case what bulk orders look like so that customers can see a template of what is meant by bulk orders ... like a slide". The pictures are not products; Marketer</w:t>
+      </w:r>
+      <w:r>
+        <w:t>s, Admins and the SuperAdmin keep them in Marketing in the phone and desktop apps (see those documents). With no pictures, the page is as before.</w:t>
+      </w:r>
     </w:p>
     <w:p>
       <w:pPr>
@@ -12587,9 +11963,10 @@
         <w:rPr>
           <w:noProof/>
         </w:rPr>
+        <w:lastRenderedPageBreak/>
         <w:drawing>
           <wp:inline distT="0" distB="0" distL="0" distR="0">
-            <wp:extent cx="4191000" cy="1095375"/>
+            <wp:extent cx="6096000" cy="4286250"/>
             <wp:effectExtent l="0" t="0" r="0" b="0"/>
             <wp:docPr id="14" name="Picture 14"/>
             <wp:cNvGraphicFramePr>
@@ -12614,7 +11991,7 @@
                   <pic:spPr bwMode="auto">
                     <a:xfrm>
                       <a:off x="0" y="0"/>
-                      <a:ext cx="4191000" cy="1095375"/>
+                      <a:ext cx="6096000" cy="4286250"/>
                     </a:xfrm>
                     <a:prstGeom prst="rect">
                       <a:avLst/>
@@ -12640,7 +12017,299 @@
           <w:sz w:val="18"/>
           <w:szCs w:val="18"/>
         </w:rPr>
-        <w:t>Figure 14: The Theme menu at the end of the top links (Light)</w:t>
+        <w:t>Figure 14: The Bulk Orders page with its slideshow (sample pictures)</w:t>
+      </w:r>
+    </w:p>
+    <w:p>
+      <w:pPr>
+        <w:pStyle w:val="ListParagraph"/>
+        <w:numPr>
+          <w:ilvl w:val="0"/>
+          <w:numId w:val="2"/>
+        </w:numPr>
+        <w:spacing w:after="60" w:line="264" w:lineRule="auto"/>
+      </w:pPr>
+      <w:r>
+        <w:t xml:space="preserve">One picture at a time, cross-fading to </w:t>
+      </w:r>
+      <w:r>
+        <w:t>the next every 5 seconds. It waits while the mouse is over it, a finger is on it or it has the keyboard focus, and while the tab is in the background; after any change the next one is a full 5 seconds away.</w:t>
+      </w:r>
+    </w:p>
+    <w:p>
+      <w:pPr>
+        <w:pStyle w:val="ListParagraph"/>
+        <w:numPr>
+          <w:ilvl w:val="0"/>
+          <w:numId w:val="2"/>
+        </w:numPr>
+        <w:spacing w:after="60" w:line="264" w:lineRule="auto"/>
+      </w:pPr>
+      <w:r>
+        <w:t>Arrows at the sides, dots underneath (the current</w:t>
+      </w:r>
+      <w:r>
+        <w:t xml:space="preserve"> one a wood bar), the left and right arrow keys, and a swipe on a phone.</w:t>
+      </w:r>
+    </w:p>
+    <w:p>
+      <w:pPr>
+        <w:pStyle w:val="ListParagraph"/>
+        <w:numPr>
+          <w:ilvl w:val="0"/>
+          <w:numId w:val="2"/>
+        </w:numPr>
+        <w:spacing w:after="60" w:line="264" w:lineRule="auto"/>
+      </w:pPr>
+      <w:r>
+        <w:t>Each picture is shown whole - upright phone photos are not cut - over a blurred, darkened copy of itself that fills the frame (16:9 on a computer, 4:3 on a phone). The caption, when t</w:t>
+      </w:r>
+      <w:r>
+        <w:t>here is one, sits along the bottom.</w:t>
+      </w:r>
+    </w:p>
+    <w:p>
+      <w:pPr>
+        <w:pStyle w:val="ListParagraph"/>
+        <w:numPr>
+          <w:ilvl w:val="0"/>
+          <w:numId w:val="2"/>
+        </w:numPr>
+        <w:spacing w:after="60" w:line="264" w:lineRule="auto"/>
+      </w:pPr>
+      <w:r>
+        <w:t>Visitors who have asked their device for less motion get no automatic changes or fades: the picture stays until they move it.</w:t>
+      </w:r>
+    </w:p>
+    <w:p>
+      <w:pPr>
+        <w:spacing w:after="60"/>
+      </w:pPr>
+    </w:p>
+    <w:p>
+      <w:pPr>
+        <w:pBdr>
+          <w:left w:val="single" w:sz="24" w:space="8" w:color="8A5A2B"/>
+        </w:pBdr>
+        <w:shd w:val="clear" w:color="auto" w:fill="F6EFE6"/>
+        <w:spacing w:before="120" w:after="180" w:line="264" w:lineRule="auto"/>
+        <w:ind w:left="160" w:right="160"/>
+      </w:pPr>
+      <w:r>
+        <w:rPr>
+          <w:b/>
+          <w:bCs/>
+          <w:color w:val="8A5A2B"/>
+        </w:rPr>
+        <w:t xml:space="preserve">Where to adjust: </w:t>
+      </w:r>
+      <w:r>
+        <w:t xml:space="preserve">Timing and swipe distance: </w:t>
+      </w:r>
+      <w:r>
+        <w:rPr>
+          <w:rFonts w:ascii="Consolas" w:eastAsia="Consolas" w:hAnsi="Consolas" w:cs="Consolas"/>
+          <w:color w:val="3B3F3D"/>
+          <w:sz w:val="19"/>
+          <w:szCs w:val="19"/>
+        </w:rPr>
+        <w:t>ADVANCE_MS</w:t>
+      </w:r>
+      <w:r>
+        <w:t xml:space="preserve"> and </w:t>
+      </w:r>
+      <w:r>
+        <w:rPr>
+          <w:rFonts w:ascii="Consolas" w:eastAsia="Consolas" w:hAnsi="Consolas" w:cs="Consolas"/>
+          <w:color w:val="3B3F3D"/>
+          <w:sz w:val="19"/>
+          <w:szCs w:val="19"/>
+        </w:rPr>
+        <w:t>SWIPE_PX</w:t>
+      </w:r>
+      <w:r>
+        <w:t xml:space="preserve"> in </w:t>
+      </w:r>
+      <w:r>
+        <w:rPr>
+          <w:rFonts w:ascii="Consolas" w:eastAsia="Consolas" w:hAnsi="Consolas" w:cs="Consolas"/>
+          <w:color w:val="3B3F3D"/>
+          <w:sz w:val="19"/>
+          <w:szCs w:val="19"/>
+        </w:rPr>
+        <w:t>src/components/Showcas</w:t>
+      </w:r>
+      <w:r>
+        <w:rPr>
+          <w:rFonts w:ascii="Consolas" w:eastAsia="Consolas" w:hAnsi="Consolas" w:cs="Consolas"/>
+          <w:color w:val="3B3F3D"/>
+          <w:sz w:val="19"/>
+          <w:szCs w:val="19"/>
+        </w:rPr>
+        <w:t>eSlider.jsx</w:t>
+      </w:r>
+      <w:r>
+        <w:t xml:space="preserve">. Heading: </w:t>
+      </w:r>
+      <w:r>
+        <w:rPr>
+          <w:rFonts w:ascii="Consolas" w:eastAsia="Consolas" w:hAnsi="Consolas" w:cs="Consolas"/>
+          <w:color w:val="3B3F3D"/>
+          <w:sz w:val="19"/>
+          <w:szCs w:val="19"/>
+        </w:rPr>
+        <w:t>src/pages/HeavyOrderPage.jsx</w:t>
+      </w:r>
+      <w:r>
+        <w:t xml:space="preserve">. Styles: </w:t>
+      </w:r>
+      <w:r>
+        <w:rPr>
+          <w:rFonts w:ascii="Consolas" w:eastAsia="Consolas" w:hAnsi="Consolas" w:cs="Consolas"/>
+          <w:color w:val="3B3F3D"/>
+          <w:sz w:val="19"/>
+          <w:szCs w:val="19"/>
+        </w:rPr>
+        <w:t>.showcase</w:t>
+      </w:r>
+      <w:r>
+        <w:t xml:space="preserve"> in </w:t>
+      </w:r>
+      <w:r>
+        <w:rPr>
+          <w:rFonts w:ascii="Consolas" w:eastAsia="Consolas" w:hAnsi="Consolas" w:cs="Consolas"/>
+          <w:color w:val="3B3F3D"/>
+          <w:sz w:val="19"/>
+          <w:szCs w:val="19"/>
+        </w:rPr>
+        <w:t>src/styles/index.css</w:t>
+      </w:r>
+      <w:r>
+        <w:t>.</w:t>
+      </w:r>
+    </w:p>
+    <w:p>
+      <w:pPr>
+        <w:pStyle w:val="Heading2"/>
+      </w:pPr>
+      <w:bookmarkStart w:id="22" w:name="_Toc243726479"/>
+      <w:r>
+        <w:t>4.15  Chat assistant and nudges</w:t>
+      </w:r>
+      <w:bookmarkEnd w:id="22"/>
+    </w:p>
+    <w:p>
+      <w:pPr>
+        <w:spacing w:after="120" w:line="276" w:lineRule="auto"/>
+      </w:pPr>
+      <w:r>
+        <w:t xml:space="preserve">See the AI Assistant document (DWS-BE-04). Timings are in </w:t>
+      </w:r>
+      <w:r>
+        <w:rPr>
+          <w:rFonts w:ascii="Consolas" w:eastAsia="Consolas" w:hAnsi="Consolas" w:cs="Consolas"/>
+          <w:color w:val="3B3F3D"/>
+          <w:sz w:val="19"/>
+          <w:szCs w:val="19"/>
+        </w:rPr>
+        <w:t>NUDGE_TIMING</w:t>
+      </w:r>
+      <w:r>
+        <w:t xml:space="preserve"> in </w:t>
+      </w:r>
+      <w:r>
+        <w:rPr>
+          <w:rFonts w:ascii="Consolas" w:eastAsia="Consolas" w:hAnsi="Consolas" w:cs="Consolas"/>
+          <w:color w:val="3B3F3D"/>
+          <w:sz w:val="19"/>
+          <w:szCs w:val="19"/>
+        </w:rPr>
+        <w:t>src/context/ChatNudgeContext.jsx</w:t>
+      </w:r>
+      <w:r>
+        <w:t xml:space="preserve">; one-tap questions are </w:t>
+      </w:r>
+      <w:r>
+        <w:rPr>
+          <w:rFonts w:ascii="Consolas" w:eastAsia="Consolas" w:hAnsi="Consolas" w:cs="Consolas"/>
+          <w:color w:val="3B3F3D"/>
+          <w:sz w:val="19"/>
+          <w:szCs w:val="19"/>
+        </w:rPr>
+        <w:t>QUICK_QUESTIONS</w:t>
+      </w:r>
+      <w:r>
+        <w:t xml:space="preserve"> in </w:t>
+      </w:r>
+      <w:r>
+        <w:rPr>
+          <w:rFonts w:ascii="Consolas" w:eastAsia="Consolas" w:hAnsi="Consolas" w:cs="Consolas"/>
+          <w:color w:val="3B3F3D"/>
+          <w:sz w:val="19"/>
+          <w:szCs w:val="19"/>
+        </w:rPr>
+        <w:t>src/components/HelpWidget.jsx</w:t>
+      </w:r>
+      <w:r>
+        <w:t>.</w:t>
+      </w:r>
+    </w:p>
+    <w:p>
+      <w:r>
+        <w:br w:type="page"/>
+      </w:r>
+    </w:p>
+    <w:p>
+      <w:pPr>
+        <w:pStyle w:val="Heading1"/>
+      </w:pPr>
+      <w:bookmarkStart w:id="23" w:name="_Toc243726480"/>
+      <w:r>
+        <w:lastRenderedPageBreak/>
+        <w:t>5  Brand style</w:t>
+      </w:r>
+      <w:bookmarkEnd w:id="23"/>
+    </w:p>
+    <w:p>
+      <w:pPr>
+        <w:pStyle w:val="Heading2"/>
+      </w:pPr>
+      <w:bookmarkStart w:id="24" w:name="_Toc243726481"/>
+      <w:r>
+        <w:t>5.1  Company emblem</w:t>
+      </w:r>
+      <w:bookmarkEnd w:id="24"/>
+    </w:p>
+    <w:p>
+      <w:pPr>
+        <w:spacing w:after="120" w:line="276" w:lineRule="auto"/>
+      </w:pPr>
+      <w:r>
+        <w:t>Since 7 October 2026 the company emblem is the one on the delivery lorry in the About film ("i want to use it as the company log"), redrawn as cl</w:t>
+      </w:r>
+      <w:r>
+        <w:t>ean gold lines on near-black without changing its design ("enhance it ... without having to restructure it so much"): the end of a log with its wavy bark edge and growth rings, and a tree whose leafy canopy is the innermost ring. The drawing is code (</w:t>
+      </w:r>
+      <w:r>
+        <w:rPr>
+          <w:rFonts w:ascii="Consolas" w:eastAsia="Consolas" w:hAnsi="Consolas" w:cs="Consolas"/>
+          <w:color w:val="3B3F3D"/>
+          <w:sz w:val="19"/>
+          <w:szCs w:val="19"/>
+        </w:rPr>
+        <w:t>src/b</w:t>
+      </w:r>
+      <w:r>
+        <w:rPr>
+          <w:rFonts w:ascii="Consolas" w:eastAsia="Consolas" w:hAnsi="Consolas" w:cs="Consolas"/>
+          <w:color w:val="3B3F3D"/>
+          <w:sz w:val="19"/>
+          <w:szCs w:val="19"/>
+        </w:rPr>
+        <w:t>rand/emblem.js</w:t>
+      </w:r>
+      <w:r>
+        <w:t>) in two weights: full, with every ring, for large pictures, and bold (bark edge, canopy and tree, thicker lines) for small ones.</w:t>
       </w:r>
     </w:p>
     <w:p>
@@ -12655,7 +12324,7 @@
         </w:rPr>
         <w:drawing>
           <wp:inline distT="0" distB="0" distL="0" distR="0">
-            <wp:extent cx="6096000" cy="1247775"/>
+            <wp:extent cx="2857500" cy="2857500"/>
             <wp:effectExtent l="0" t="0" r="0" b="0"/>
             <wp:docPr id="15" name="Picture 15"/>
             <wp:cNvGraphicFramePr>
@@ -12680,7 +12349,7 @@
                   <pic:spPr bwMode="auto">
                     <a:xfrm>
                       <a:off x="0" y="0"/>
-                      <a:ext cx="6096000" cy="1247775"/>
+                      <a:ext cx="2857500" cy="2857500"/>
                     </a:xfrm>
                     <a:prstGeom prst="rect">
                       <a:avLst/>
@@ -12706,102 +12375,8 @@
           <w:sz w:val="18"/>
           <w:szCs w:val="18"/>
         </w:rPr>
-        <w:t>Figure 15: The products page in Forest, Dark and Light</w:t>
-      </w:r>
-    </w:p>
-    <w:p>
-      <w:r>
-        <w:br w:type="page"/>
-      </w:r>
-    </w:p>
-    <w:p>
-      <w:pPr>
-        <w:pStyle w:val="Heading1"/>
-      </w:pPr>
-      <w:bookmarkStart w:id="26" w:name="_Toc243693237"/>
-      <w:r>
-        <w:lastRenderedPageBreak/>
-        <w:t>6  Privacy and analytics</w:t>
-      </w:r>
-      <w:bookmarkEnd w:id="26"/>
-    </w:p>
-    <w:p>
-      <w:pPr>
-        <w:spacing w:after="120" w:line="276" w:lineRule="auto"/>
-      </w:pPr>
-      <w:r>
-        <w:t>Only strictly n</w:t>
-      </w:r>
-      <w:r>
-        <w:t xml:space="preserve">ecessary storage is used without consent: the sign-in token and the cart. The closed-banner and video-position notes are kept only in the visitor's own browser and are never sent anywhere. Google Analytics 4 (measurement id in </w:t>
-      </w:r>
-      <w:r>
-        <w:rPr>
-          <w:rFonts w:ascii="Consolas" w:eastAsia="Consolas" w:hAnsi="Consolas" w:cs="Consolas"/>
-          <w:color w:val="3B3F3D"/>
-          <w:sz w:val="19"/>
-          <w:szCs w:val="19"/>
-        </w:rPr>
-        <w:t>VITE_GA_MEASUREMENT_ID</w:t>
-      </w:r>
-      <w:r>
-        <w:t>) is lo</w:t>
-      </w:r>
-      <w:r>
-        <w:t>aded only after the visitor allows the analytics category. Chat nudge events (</w:t>
-      </w:r>
-      <w:r>
-        <w:rPr>
-          <w:rFonts w:ascii="Consolas" w:eastAsia="Consolas" w:hAnsi="Consolas" w:cs="Consolas"/>
-          <w:color w:val="3B3F3D"/>
-          <w:sz w:val="19"/>
-          <w:szCs w:val="19"/>
-        </w:rPr>
-        <w:t>chat_nudge_shown</w:t>
-      </w:r>
-      <w:r>
-        <w:t xml:space="preserve">, </w:t>
-      </w:r>
-      <w:r>
-        <w:rPr>
-          <w:rFonts w:ascii="Consolas" w:eastAsia="Consolas" w:hAnsi="Consolas" w:cs="Consolas"/>
-          <w:color w:val="3B3F3D"/>
-          <w:sz w:val="19"/>
-          <w:szCs w:val="19"/>
-        </w:rPr>
-        <w:t>chat_opened_after_nudge</w:t>
-      </w:r>
-      <w:r>
-        <w:t xml:space="preserve">, </w:t>
-      </w:r>
-      <w:r>
-        <w:rPr>
-          <w:rFonts w:ascii="Consolas" w:eastAsia="Consolas" w:hAnsi="Consolas" w:cs="Consolas"/>
-          <w:color w:val="3B3F3D"/>
-          <w:sz w:val="19"/>
-          <w:szCs w:val="19"/>
-        </w:rPr>
-        <w:t>chat_nudge_dismissed</w:t>
-      </w:r>
-      <w:r>
-        <w:t>) are recorded only for visitors who allowed analytics.</w:t>
-      </w:r>
-    </w:p>
-    <w:p>
-      <w:r>
-        <w:br w:type="page"/>
-      </w:r>
-    </w:p>
-    <w:p>
-      <w:pPr>
-        <w:pStyle w:val="Heading1"/>
-      </w:pPr>
-      <w:bookmarkStart w:id="27" w:name="_Toc243693238"/>
-      <w:r>
-        <w:lastRenderedPageBreak/>
-        <w:t>7  Configuration</w:t>
-      </w:r>
-      <w:bookmarkEnd w:id="27"/>
+        <w:t>Figure 15: The social media profile picture (brand/Dateroem Woods profile picture.png)</w:t>
+      </w:r>
     </w:p>
     <w:tbl>
       <w:tblPr>
@@ -12819,7 +12394,1222 @@
           <w:left w:w="10" w:type="dxa"/>
           <w:right w:w="10" w:type="dxa"/>
         </w:tblCellMar>
-        <w:tblLook w:val="0000" w:firstRow="0" w:lastRow="0" w:firstColumn="0" w:lastColumn="0" w:noHBand="0" w:noVBand="0"/>
+        <w:tblLook w:val="04A0" w:firstRow="1" w:lastRow="0" w:firstColumn="1" w:lastColumn="0" w:noHBand="0" w:noVBand="1"/>
+      </w:tblPr>
+      <w:tblGrid>
+        <w:gridCol w:w="3579"/>
+        <w:gridCol w:w="6059"/>
+      </w:tblGrid>
+      <w:tr>
+        <w:tblPrEx>
+          <w:tblCellMar>
+            <w:top w:w="0" w:type="dxa"/>
+            <w:bottom w:w="0" w:type="dxa"/>
+          </w:tblCellMar>
+        </w:tblPrEx>
+        <w:trPr>
+          <w:cantSplit/>
+          <w:tblHeader/>
+        </w:trPr>
+        <w:tc>
+          <w:tcPr>
+            <w:tcW w:w="3579" w:type="dxa"/>
+            <w:shd w:val="clear" w:color="auto" w:fill="1F4D3A"/>
+            <w:tcMar>
+              <w:top w:w="50" w:type="dxa"/>
+              <w:left w:w="90" w:type="dxa"/>
+              <w:bottom w:w="50" w:type="dxa"/>
+              <w:right w:w="90" w:type="dxa"/>
+            </w:tcMar>
+          </w:tcPr>
+          <w:p>
+            <w:pPr>
+              <w:spacing w:after="20" w:line="252" w:lineRule="auto"/>
+            </w:pPr>
+            <w:r>
+              <w:rPr>
+                <w:b/>
+                <w:bCs/>
+                <w:color w:val="FFFFFF"/>
+                <w:sz w:val="19"/>
+                <w:szCs w:val="19"/>
+              </w:rPr>
+              <w:t>File</w:t>
+            </w:r>
+          </w:p>
+        </w:tc>
+        <w:tc>
+          <w:tcPr>
+            <w:tcW w:w="6059" w:type="dxa"/>
+            <w:shd w:val="clear" w:color="auto" w:fill="1F4D3A"/>
+            <w:tcMar>
+              <w:top w:w="50" w:type="dxa"/>
+              <w:left w:w="90" w:type="dxa"/>
+              <w:bottom w:w="50" w:type="dxa"/>
+              <w:right w:w="90" w:type="dxa"/>
+            </w:tcMar>
+          </w:tcPr>
+          <w:p>
+            <w:pPr>
+              <w:spacing w:after="20" w:line="252" w:lineRule="auto"/>
+            </w:pPr>
+            <w:r>
+              <w:rPr>
+                <w:b/>
+                <w:bCs/>
+                <w:color w:val="FFFFFF"/>
+                <w:sz w:val="19"/>
+                <w:szCs w:val="19"/>
+              </w:rPr>
+              <w:t>Where it is used</w:t>
+            </w:r>
+          </w:p>
+        </w:tc>
+      </w:tr>
+      <w:tr>
+        <w:tblPrEx>
+          <w:tblCellMar>
+            <w:top w:w="0" w:type="dxa"/>
+            <w:bottom w:w="0" w:type="dxa"/>
+          </w:tblCellMar>
+        </w:tblPrEx>
+        <w:trPr>
+          <w:cantSplit/>
+        </w:trPr>
+        <w:tc>
+          <w:tcPr>
+            <w:tcW w:w="3579" w:type="dxa"/>
+            <w:tcMar>
+              <w:top w:w="50" w:type="dxa"/>
+              <w:left w:w="90" w:type="dxa"/>
+              <w:bottom w:w="50" w:type="dxa"/>
+              <w:right w:w="90" w:type="dxa"/>
+            </w:tcMar>
+          </w:tcPr>
+          <w:p>
+            <w:pPr>
+              <w:spacing w:after="20" w:line="252" w:lineRule="auto"/>
+            </w:pPr>
+            <w:r>
+              <w:rPr>
+                <w:b/>
+                <w:bCs/>
+                <w:sz w:val="19"/>
+                <w:szCs w:val="19"/>
+              </w:rPr>
+              <w:t>public/favicon.svg, public/favicon.ico</w:t>
+            </w:r>
+          </w:p>
+        </w:tc>
+        <w:tc>
+          <w:tcPr>
+            <w:tcW w:w="6059" w:type="dxa"/>
+            <w:tcMar>
+              <w:top w:w="50" w:type="dxa"/>
+              <w:left w:w="90" w:type="dxa"/>
+              <w:bottom w:w="50" w:type="dxa"/>
+              <w:right w:w="90" w:type="dxa"/>
+            </w:tcMar>
+          </w:tcPr>
+          <w:p>
+            <w:pPr>
+              <w:spacing w:after="20" w:line="252" w:lineRule="auto"/>
+            </w:pPr>
+            <w:r>
+              <w:rPr>
+                <w:sz w:val="19"/>
+                <w:szCs w:val="19"/>
+              </w:rPr>
+              <w:t>The browser tab. Browsers draw tab icons in a fixed small square, so since 8 October 2026 the emblem fills all of it ("can we make it a little more visible ... without having to affect size allowed in the browser area"): its wavy bark edge is the outline o</w:t>
+            </w:r>
+            <w:r>
+              <w:rPr>
+                <w:sz w:val="19"/>
+                <w:szCs w:val="19"/>
+              </w:rPr>
+              <w:t>f the icon, dark inside, with the thickest lines (</w:t>
+            </w:r>
+            <w:r>
+              <w:rPr>
+                <w:rFonts w:ascii="Consolas" w:eastAsia="Consolas" w:hAnsi="Consolas" w:cs="Consolas"/>
+                <w:color w:val="3B3F3D"/>
+                <w:sz w:val="17"/>
+                <w:szCs w:val="17"/>
+              </w:rPr>
+              <w:t>tabIconSvg</w:t>
+            </w:r>
+            <w:r>
+              <w:rPr>
+                <w:sz w:val="19"/>
+                <w:szCs w:val="19"/>
+              </w:rPr>
+              <w:t xml:space="preserve"> in </w:t>
+            </w:r>
+            <w:r>
+              <w:rPr>
+                <w:rFonts w:ascii="Consolas" w:eastAsia="Consolas" w:hAnsi="Consolas" w:cs="Consolas"/>
+                <w:color w:val="3B3F3D"/>
+                <w:sz w:val="17"/>
+                <w:szCs w:val="17"/>
+              </w:rPr>
+              <w:t>src/brand/emblem.js</w:t>
+            </w:r>
+            <w:r>
+              <w:rPr>
+                <w:sz w:val="19"/>
+                <w:szCs w:val="19"/>
+              </w:rPr>
+              <w:t xml:space="preserve">). The page asks for </w:t>
+            </w:r>
+            <w:r>
+              <w:rPr>
+                <w:rFonts w:ascii="Consolas" w:eastAsia="Consolas" w:hAnsi="Consolas" w:cs="Consolas"/>
+                <w:color w:val="3B3F3D"/>
+                <w:sz w:val="17"/>
+                <w:szCs w:val="17"/>
+              </w:rPr>
+              <w:t>favicon.svg?v=2</w:t>
+            </w:r>
+            <w:r>
+              <w:rPr>
+                <w:sz w:val="19"/>
+                <w:szCs w:val="19"/>
+              </w:rPr>
+              <w:t>; raise the number when the icon changes, or browsers keep showing the old one.</w:t>
+            </w:r>
+          </w:p>
+        </w:tc>
+      </w:tr>
+      <w:tr>
+        <w:tblPrEx>
+          <w:tblCellMar>
+            <w:top w:w="0" w:type="dxa"/>
+            <w:bottom w:w="0" w:type="dxa"/>
+          </w:tblCellMar>
+        </w:tblPrEx>
+        <w:trPr>
+          <w:cantSplit/>
+        </w:trPr>
+        <w:tc>
+          <w:tcPr>
+            <w:tcW w:w="3579" w:type="dxa"/>
+            <w:shd w:val="clear" w:color="auto" w:fill="F4F5F3"/>
+            <w:tcMar>
+              <w:top w:w="50" w:type="dxa"/>
+              <w:left w:w="90" w:type="dxa"/>
+              <w:bottom w:w="50" w:type="dxa"/>
+              <w:right w:w="90" w:type="dxa"/>
+            </w:tcMar>
+          </w:tcPr>
+          <w:p>
+            <w:pPr>
+              <w:spacing w:after="20" w:line="252" w:lineRule="auto"/>
+            </w:pPr>
+            <w:r>
+              <w:rPr>
+                <w:b/>
+                <w:bCs/>
+                <w:sz w:val="19"/>
+                <w:szCs w:val="19"/>
+              </w:rPr>
+              <w:t>public/apple-touch-icon.png, public/icon-192.png, public</w:t>
+            </w:r>
+            <w:r>
+              <w:rPr>
+                <w:b/>
+                <w:bCs/>
+                <w:sz w:val="19"/>
+                <w:szCs w:val="19"/>
+              </w:rPr>
+              <w:t>/icon-512.png, public/manifest.webmanifest</w:t>
+            </w:r>
+          </w:p>
+        </w:tc>
+        <w:tc>
+          <w:tcPr>
+            <w:tcW w:w="6059" w:type="dxa"/>
+            <w:shd w:val="clear" w:color="auto" w:fill="F4F5F3"/>
+            <w:tcMar>
+              <w:top w:w="50" w:type="dxa"/>
+              <w:left w:w="90" w:type="dxa"/>
+              <w:bottom w:w="50" w:type="dxa"/>
+              <w:right w:w="90" w:type="dxa"/>
+            </w:tcMar>
+          </w:tcPr>
+          <w:p>
+            <w:pPr>
+              <w:spacing w:after="20" w:line="252" w:lineRule="auto"/>
+            </w:pPr>
+            <w:r>
+              <w:rPr>
+                <w:sz w:val="19"/>
+                <w:szCs w:val="19"/>
+              </w:rPr>
+              <w:t>Phone home screen when the site is added to it</w:t>
+            </w:r>
+          </w:p>
+        </w:tc>
+      </w:tr>
+      <w:tr>
+        <w:tblPrEx>
+          <w:tblCellMar>
+            <w:top w:w="0" w:type="dxa"/>
+            <w:bottom w:w="0" w:type="dxa"/>
+          </w:tblCellMar>
+        </w:tblPrEx>
+        <w:trPr>
+          <w:cantSplit/>
+        </w:trPr>
+        <w:tc>
+          <w:tcPr>
+            <w:tcW w:w="3579" w:type="dxa"/>
+            <w:tcMar>
+              <w:top w:w="50" w:type="dxa"/>
+              <w:left w:w="90" w:type="dxa"/>
+              <w:bottom w:w="50" w:type="dxa"/>
+              <w:right w:w="90" w:type="dxa"/>
+            </w:tcMar>
+          </w:tcPr>
+          <w:p>
+            <w:pPr>
+              <w:spacing w:after="20" w:line="252" w:lineRule="auto"/>
+            </w:pPr>
+            <w:r>
+              <w:rPr>
+                <w:b/>
+                <w:bCs/>
+                <w:sz w:val="19"/>
+                <w:szCs w:val="19"/>
+              </w:rPr>
+              <w:t>public/brand/emblem.svg</w:t>
+            </w:r>
+          </w:p>
+        </w:tc>
+        <w:tc>
+          <w:tcPr>
+            <w:tcW w:w="6059" w:type="dxa"/>
+            <w:tcMar>
+              <w:top w:w="50" w:type="dxa"/>
+              <w:left w:w="90" w:type="dxa"/>
+              <w:bottom w:w="50" w:type="dxa"/>
+              <w:right w:w="90" w:type="dxa"/>
+            </w:tcMar>
+          </w:tcPr>
+          <w:p>
+            <w:pPr>
+              <w:spacing w:after="20" w:line="252" w:lineRule="auto"/>
+            </w:pPr>
+            <w:r>
+              <w:rPr>
+                <w:sz w:val="19"/>
+                <w:szCs w:val="19"/>
+              </w:rPr>
+              <w:t>The footer</w:t>
+            </w:r>
+          </w:p>
+        </w:tc>
+      </w:tr>
+      <w:tr>
+        <w:tblPrEx>
+          <w:tblCellMar>
+            <w:top w:w="0" w:type="dxa"/>
+            <w:bottom w:w="0" w:type="dxa"/>
+          </w:tblCellMar>
+        </w:tblPrEx>
+        <w:trPr>
+          <w:cantSplit/>
+        </w:trPr>
+        <w:tc>
+          <w:tcPr>
+            <w:tcW w:w="3579" w:type="dxa"/>
+            <w:shd w:val="clear" w:color="auto" w:fill="F4F5F3"/>
+            <w:tcMar>
+              <w:top w:w="50" w:type="dxa"/>
+              <w:left w:w="90" w:type="dxa"/>
+              <w:bottom w:w="50" w:type="dxa"/>
+              <w:right w:w="90" w:type="dxa"/>
+            </w:tcMar>
+          </w:tcPr>
+          <w:p>
+            <w:pPr>
+              <w:spacing w:after="20" w:line="252" w:lineRule="auto"/>
+            </w:pPr>
+            <w:r>
+              <w:rPr>
+                <w:b/>
+                <w:bCs/>
+                <w:sz w:val="19"/>
+                <w:szCs w:val="19"/>
+              </w:rPr>
+              <w:t>brand/Dateroem Woods profile picture.png</w:t>
+            </w:r>
+          </w:p>
+        </w:tc>
+        <w:tc>
+          <w:tcPr>
+            <w:tcW w:w="6059" w:type="dxa"/>
+            <w:shd w:val="clear" w:color="auto" w:fill="F4F5F3"/>
+            <w:tcMar>
+              <w:top w:w="50" w:type="dxa"/>
+              <w:left w:w="90" w:type="dxa"/>
+              <w:bottom w:w="50" w:type="dxa"/>
+              <w:right w:w="90" w:type="dxa"/>
+            </w:tcMar>
+          </w:tcPr>
+          <w:p>
+            <w:pPr>
+              <w:spacing w:after="20" w:line="252" w:lineRule="auto"/>
+            </w:pPr>
+            <w:r>
+              <w:rPr>
+                <w:sz w:val="19"/>
+                <w:szCs w:val="19"/>
+              </w:rPr>
+              <w:t>TikTok and Instagram profile picture: emblem with DATEROEM WOODS below, 1080 x 1080, everything inside the circle the apps crop to</w:t>
+            </w:r>
+          </w:p>
+        </w:tc>
+      </w:tr>
+      <w:tr>
+        <w:tblPrEx>
+          <w:tblCellMar>
+            <w:top w:w="0" w:type="dxa"/>
+            <w:bottom w:w="0" w:type="dxa"/>
+          </w:tblCellMar>
+        </w:tblPrEx>
+        <w:trPr>
+          <w:cantSplit/>
+        </w:trPr>
+        <w:tc>
+          <w:tcPr>
+            <w:tcW w:w="3579" w:type="dxa"/>
+            <w:tcMar>
+              <w:top w:w="50" w:type="dxa"/>
+              <w:left w:w="90" w:type="dxa"/>
+              <w:bottom w:w="50" w:type="dxa"/>
+              <w:right w:w="90" w:type="dxa"/>
+            </w:tcMar>
+          </w:tcPr>
+          <w:p>
+            <w:pPr>
+              <w:spacing w:after="20" w:line="252" w:lineRule="auto"/>
+            </w:pPr>
+            <w:r>
+              <w:rPr>
+                <w:b/>
+                <w:bCs/>
+                <w:sz w:val="19"/>
+                <w:szCs w:val="19"/>
+              </w:rPr>
+              <w:t>brand/Dateroem Woods profile picture (emblem only).png</w:t>
+            </w:r>
+          </w:p>
+        </w:tc>
+        <w:tc>
+          <w:tcPr>
+            <w:tcW w:w="6059" w:type="dxa"/>
+            <w:tcMar>
+              <w:top w:w="50" w:type="dxa"/>
+              <w:left w:w="90" w:type="dxa"/>
+              <w:bottom w:w="50" w:type="dxa"/>
+              <w:right w:w="90" w:type="dxa"/>
+            </w:tcMar>
+          </w:tcPr>
+          <w:p>
+            <w:pPr>
+              <w:spacing w:after="20" w:line="252" w:lineRule="auto"/>
+            </w:pPr>
+            <w:r>
+              <w:rPr>
+                <w:sz w:val="19"/>
+                <w:szCs w:val="19"/>
+              </w:rPr>
+              <w:t>The same without the name, for places the picture is shown very small</w:t>
+            </w:r>
+          </w:p>
+        </w:tc>
+      </w:tr>
+      <w:tr>
+        <w:tblPrEx>
+          <w:tblCellMar>
+            <w:top w:w="0" w:type="dxa"/>
+            <w:bottom w:w="0" w:type="dxa"/>
+          </w:tblCellMar>
+        </w:tblPrEx>
+        <w:trPr>
+          <w:cantSplit/>
+        </w:trPr>
+        <w:tc>
+          <w:tcPr>
+            <w:tcW w:w="3579" w:type="dxa"/>
+            <w:shd w:val="clear" w:color="auto" w:fill="F4F5F3"/>
+            <w:tcMar>
+              <w:top w:w="50" w:type="dxa"/>
+              <w:left w:w="90" w:type="dxa"/>
+              <w:bottom w:w="50" w:type="dxa"/>
+              <w:right w:w="90" w:type="dxa"/>
+            </w:tcMar>
+          </w:tcPr>
+          <w:p>
+            <w:pPr>
+              <w:spacing w:after="20" w:line="252" w:lineRule="auto"/>
+            </w:pPr>
+            <w:r>
+              <w:rPr>
+                <w:b/>
+                <w:bCs/>
+                <w:sz w:val="19"/>
+                <w:szCs w:val="19"/>
+              </w:rPr>
+              <w:t>brand/Dateroem Woods logo.svg, .png, logo on dark.png</w:t>
+            </w:r>
+          </w:p>
+        </w:tc>
+        <w:tc>
+          <w:tcPr>
+            <w:tcW w:w="6059" w:type="dxa"/>
+            <w:shd w:val="clear" w:color="auto" w:fill="F4F5F3"/>
+            <w:tcMar>
+              <w:top w:w="50" w:type="dxa"/>
+              <w:left w:w="90" w:type="dxa"/>
+              <w:bottom w:w="50" w:type="dxa"/>
+              <w:right w:w="90" w:type="dxa"/>
+            </w:tcMar>
+          </w:tcPr>
+          <w:p>
+            <w:pPr>
+              <w:spacing w:after="20" w:line="252" w:lineRule="auto"/>
+            </w:pPr>
+            <w:r>
+              <w:rPr>
+                <w:sz w:val="19"/>
+                <w:szCs w:val="19"/>
+              </w:rPr>
+              <w:t>The emblem on its own (see-through and on dark), for anything else</w:t>
+            </w:r>
+          </w:p>
+        </w:tc>
+      </w:tr>
+    </w:tbl>
+    <w:p>
+      <w:pPr>
+        <w:spacing w:after="120"/>
+      </w:pPr>
+    </w:p>
+    <w:p>
+      <w:pPr>
+        <w:pBdr>
+          <w:left w:val="single" w:sz="24" w:space="8" w:color="8A5A2B"/>
+        </w:pBdr>
+        <w:shd w:val="clear" w:color="auto" w:fill="F6EFE6"/>
+        <w:spacing w:before="120" w:after="180" w:line="264" w:lineRule="auto"/>
+        <w:ind w:left="160" w:right="160"/>
+      </w:pPr>
+      <w:r>
+        <w:rPr>
+          <w:b/>
+          <w:bCs/>
+          <w:color w:val="8A5A2B"/>
+        </w:rPr>
+        <w:t xml:space="preserve">Where to adjust: </w:t>
+      </w:r>
+      <w:r>
+        <w:rPr>
+          <w:rFonts w:ascii="Consolas" w:eastAsia="Consolas" w:hAnsi="Consolas" w:cs="Consolas"/>
+          <w:color w:val="3B3F3D"/>
+          <w:sz w:val="19"/>
+          <w:szCs w:val="19"/>
+        </w:rPr>
+        <w:t>npm run brand:export</w:t>
+      </w:r>
+      <w:r>
+        <w:t xml:space="preserve"> (</w:t>
+      </w:r>
+      <w:r>
+        <w:rPr>
+          <w:rFonts w:ascii="Consolas" w:eastAsia="Consolas" w:hAnsi="Consolas" w:cs="Consolas"/>
+          <w:color w:val="3B3F3D"/>
+          <w:sz w:val="19"/>
+          <w:szCs w:val="19"/>
+        </w:rPr>
+        <w:t>scripts/export-brand.mjs</w:t>
+      </w:r>
+      <w:r>
+        <w:t xml:space="preserve">) makes all of these from </w:t>
+      </w:r>
+      <w:r>
+        <w:rPr>
+          <w:rFonts w:ascii="Consolas" w:eastAsia="Consolas" w:hAnsi="Consolas" w:cs="Consolas"/>
+          <w:color w:val="3B3F3D"/>
+          <w:sz w:val="19"/>
+          <w:szCs w:val="19"/>
+        </w:rPr>
+        <w:t>src/brand/emblem.js</w:t>
+      </w:r>
+      <w:r>
+        <w:t>. The lettering is Montserrat (</w:t>
+      </w:r>
+      <w:r>
+        <w:rPr>
+          <w:rFonts w:ascii="Consolas" w:eastAsia="Consolas" w:hAnsi="Consolas" w:cs="Consolas"/>
+          <w:color w:val="3B3F3D"/>
+          <w:sz w:val="19"/>
+          <w:szCs w:val="19"/>
+        </w:rPr>
+        <w:t>brand/fonts</w:t>
+      </w:r>
+      <w:r>
+        <w:t>, SIL Open Font License, free for logos).</w:t>
+      </w:r>
+    </w:p>
+    <w:p>
+      <w:pPr>
+        <w:pStyle w:val="Heading2"/>
+      </w:pPr>
+      <w:bookmarkStart w:id="25" w:name="_Toc243726482"/>
+      <w:r>
+        <w:lastRenderedPageBreak/>
+        <w:t>5.2  Footer</w:t>
+      </w:r>
+      <w:bookmarkEnd w:id="25"/>
+    </w:p>
+    <w:p>
+      <w:pPr>
+        <w:spacing w:after="120" w:line="276" w:lineRule="auto"/>
+      </w:pPr>
+      <w:r>
+        <w:t xml:space="preserve">"in the lower part of any page will have our socials there whatapp tiktok email and company telphone number": every page ends with the emblem, "Dateroem Woods" </w:t>
+      </w:r>
+      <w:r>
+        <w:t>and the tagline, then WhatsApp, TikTok, Instagram, the email address (opens the Send us an email window) and the phone number (</w:t>
+      </w:r>
+      <w:r>
+        <w:rPr>
+          <w:rFonts w:ascii="Consolas" w:eastAsia="Consolas" w:hAnsi="Consolas" w:cs="Consolas"/>
+          <w:color w:val="3B3F3D"/>
+          <w:sz w:val="19"/>
+          <w:szCs w:val="19"/>
+        </w:rPr>
+        <w:t>src/components/Footer.jsx</w:t>
+      </w:r>
+      <w:r>
+        <w:t>). The contacts come from the website server (</w:t>
+      </w:r>
+      <w:r>
+        <w:rPr>
+          <w:rFonts w:ascii="Consolas" w:eastAsia="Consolas" w:hAnsi="Consolas" w:cs="Consolas"/>
+          <w:color w:val="3B3F3D"/>
+          <w:sz w:val="19"/>
+          <w:szCs w:val="19"/>
+        </w:rPr>
+        <w:t>GET /help/contact</w:t>
+      </w:r>
+      <w:r>
+        <w:t>); TikTok and Instagram (both @dateroem.w</w:t>
+      </w:r>
+      <w:r>
+        <w:t>oods since 8 October 2026) open in a new tab; either one is left out while its link is empty (SUPPORT_TIKTOK, SUPPORT_INSTAGRAM).</w:t>
+      </w:r>
+    </w:p>
+    <w:p>
+      <w:pPr>
+        <w:keepNext/>
+        <w:spacing w:before="120" w:after="60"/>
+        <w:jc w:val="center"/>
+      </w:pPr>
+      <w:r>
+        <w:rPr>
+          <w:noProof/>
+        </w:rPr>
+        <w:drawing>
+          <wp:inline distT="0" distB="0" distL="0" distR="0">
+            <wp:extent cx="6096000" cy="3810000"/>
+            <wp:effectExtent l="0" t="0" r="0" b="0"/>
+            <wp:docPr id="16" name="Picture 16"/>
+            <wp:cNvGraphicFramePr>
+              <a:graphicFrameLocks xmlns:a="http://schemas.openxmlformats.org/drawingml/2006/main" noChangeAspect="1"/>
+            </wp:cNvGraphicFramePr>
+            <a:graphic xmlns:a="http://schemas.openxmlformats.org/drawingml/2006/main">
+              <a:graphicData uri="http://schemas.openxmlformats.org/drawingml/2006/picture">
+                <pic:pic xmlns:pic="http://schemas.openxmlformats.org/drawingml/2006/picture">
+                  <pic:nvPicPr>
+                    <pic:cNvPr id="0" name=""/>
+                    <pic:cNvPicPr>
+                      <a:picLocks noChangeAspect="1" noChangeArrowheads="1"/>
+                    </pic:cNvPicPr>
+                  </pic:nvPicPr>
+                  <pic:blipFill>
+                    <a:blip r:embed="rId22"/>
+                    <a:srcRect/>
+                    <a:stretch>
+                      <a:fillRect/>
+                    </a:stretch>
+                  </pic:blipFill>
+                  <pic:spPr bwMode="auto">
+                    <a:xfrm>
+                      <a:off x="0" y="0"/>
+                      <a:ext cx="6096000" cy="3810000"/>
+                    </a:xfrm>
+                    <a:prstGeom prst="rect">
+                      <a:avLst/>
+                    </a:prstGeom>
+                  </pic:spPr>
+                </pic:pic>
+              </a:graphicData>
+            </a:graphic>
+          </wp:inline>
+        </w:drawing>
+      </w:r>
+    </w:p>
+    <w:p>
+      <w:pPr>
+        <w:spacing w:after="220"/>
+        <w:jc w:val="center"/>
+      </w:pPr>
+      <w:r>
+        <w:rPr>
+          <w:i/>
+          <w:iCs/>
+          <w:color w:val="5F6B66"/>
+          <w:sz w:val="18"/>
+          <w:szCs w:val="18"/>
+        </w:rPr>
+        <w:t>Figure 16: The footer, with the business TikTok and Instagram (@dateroem.woods)</w:t>
+      </w:r>
+    </w:p>
+    <w:p>
+      <w:pPr>
+        <w:pStyle w:val="Heading2"/>
+      </w:pPr>
+      <w:bookmarkStart w:id="26" w:name="_Toc243726483"/>
+      <w:r>
+        <w:t>5.3  Colours, wood and icons</w:t>
+      </w:r>
+      <w:bookmarkEnd w:id="26"/>
+    </w:p>
+    <w:p>
+      <w:pPr>
+        <w:pStyle w:val="ListParagraph"/>
+        <w:numPr>
+          <w:ilvl w:val="0"/>
+          <w:numId w:val="2"/>
+        </w:numPr>
+        <w:spacing w:after="60" w:line="264" w:lineRule="auto"/>
+      </w:pPr>
+      <w:r>
+        <w:t xml:space="preserve">Forest-green theme with a painted-wood accent. Since 20 October 2026 the greens are "Living Forest", which the board chose after the older green was felt to be "too lazy and not lively": the page #0f241b, raised surfaces (cards, the cookie banner) #1d4232 </w:t>
+      </w:r>
+      <w:r>
+        <w:t xml:space="preserve">and inner panels #173628 - the same values as the phone and desktop apps. Text on the page keeps a contrast of about 10:1, muted text about 6:1 and the wood about 5:1. The values are the variables at the top of </w:t>
+      </w:r>
+      <w:r>
+        <w:rPr>
+          <w:rFonts w:ascii="Consolas" w:eastAsia="Consolas" w:hAnsi="Consolas" w:cs="Consolas"/>
+          <w:color w:val="3B3F3D"/>
+          <w:sz w:val="19"/>
+          <w:szCs w:val="19"/>
+        </w:rPr>
+        <w:t>src/styles/index.css</w:t>
+      </w:r>
+      <w:r>
+        <w:t xml:space="preserve"> (</w:t>
+      </w:r>
+      <w:r>
+        <w:rPr>
+          <w:rFonts w:ascii="Consolas" w:eastAsia="Consolas" w:hAnsi="Consolas" w:cs="Consolas"/>
+          <w:color w:val="3B3F3D"/>
+          <w:sz w:val="19"/>
+          <w:szCs w:val="19"/>
+        </w:rPr>
+        <w:t>--bg</w:t>
+      </w:r>
+      <w:r>
+        <w:t xml:space="preserve">, </w:t>
+      </w:r>
+      <w:r>
+        <w:rPr>
+          <w:rFonts w:ascii="Consolas" w:eastAsia="Consolas" w:hAnsi="Consolas" w:cs="Consolas"/>
+          <w:color w:val="3B3F3D"/>
+          <w:sz w:val="19"/>
+          <w:szCs w:val="19"/>
+        </w:rPr>
+        <w:t>--bg-elevated</w:t>
+      </w:r>
+      <w:r>
+        <w:t>); t</w:t>
+      </w:r>
+      <w:r>
+        <w:t>he browser bar colour (</w:t>
+      </w:r>
+      <w:r>
+        <w:rPr>
+          <w:rFonts w:ascii="Consolas" w:eastAsia="Consolas" w:hAnsi="Consolas" w:cs="Consolas"/>
+          <w:color w:val="3B3F3D"/>
+          <w:sz w:val="19"/>
+          <w:szCs w:val="19"/>
+        </w:rPr>
+        <w:t>theme-color</w:t>
+      </w:r>
+      <w:r>
+        <w:t xml:space="preserve"> in index.html and the web manifest) follows the page green.</w:t>
+      </w:r>
+    </w:p>
+    <w:p>
+      <w:pPr>
+        <w:pStyle w:val="ListParagraph"/>
+        <w:numPr>
+          <w:ilvl w:val="0"/>
+          <w:numId w:val="2"/>
+        </w:numPr>
+        <w:spacing w:after="60" w:line="264" w:lineRule="auto"/>
+      </w:pPr>
+      <w:r>
+        <w:t>Colour themes (since 20 October 2026: "is it possible to add more themes like the dark and light theme and what we have will be default"): Forest is the default,</w:t>
+      </w:r>
+      <w:r>
+        <w:t xml:space="preserve"> Dark is charcoal greys, Light is warm paper with dark text and a darker, barkier wood for small text. Every colour is a variable with a value per theme (</w:t>
+      </w:r>
+      <w:r>
+        <w:rPr>
+          <w:rFonts w:ascii="Consolas" w:eastAsia="Consolas" w:hAnsi="Consolas" w:cs="Consolas"/>
+          <w:color w:val="3B3F3D"/>
+          <w:sz w:val="19"/>
+          <w:szCs w:val="19"/>
+        </w:rPr>
+        <w:t>html[data-theme]</w:t>
+      </w:r>
+      <w:r>
+        <w:t xml:space="preserve"> at the top of </w:t>
+      </w:r>
+      <w:r>
+        <w:rPr>
+          <w:rFonts w:ascii="Consolas" w:eastAsia="Consolas" w:hAnsi="Consolas" w:cs="Consolas"/>
+          <w:color w:val="3B3F3D"/>
+          <w:sz w:val="19"/>
+          <w:szCs w:val="19"/>
+        </w:rPr>
+        <w:t>index.css</w:t>
+      </w:r>
+      <w:r>
+        <w:t xml:space="preserve">); hairlines and faint tints use </w:t>
+      </w:r>
+      <w:r>
+        <w:rPr>
+          <w:rFonts w:ascii="Consolas" w:eastAsia="Consolas" w:hAnsi="Consolas" w:cs="Consolas"/>
+          <w:color w:val="3B3F3D"/>
+          <w:sz w:val="19"/>
+          <w:szCs w:val="19"/>
+        </w:rPr>
+        <w:t>--ink-rgb</w:t>
+      </w:r>
+      <w:r>
+        <w:t xml:space="preserve"> (white on the dark </w:t>
+      </w:r>
+      <w:r>
+        <w:t xml:space="preserve">themes, black on Light). The About story and the sign-in photo panel are built on dark photographs and keep the Forest colours in every theme. A small script in </w:t>
+      </w:r>
+      <w:r>
+        <w:rPr>
+          <w:rFonts w:ascii="Consolas" w:eastAsia="Consolas" w:hAnsi="Consolas" w:cs="Consolas"/>
+          <w:color w:val="3B3F3D"/>
+          <w:sz w:val="19"/>
+          <w:szCs w:val="19"/>
+        </w:rPr>
+        <w:t>index.html</w:t>
+      </w:r>
+      <w:r>
+        <w:t xml:space="preserve"> applies the saved theme before the first frame, so a Light page never flashes green.</w:t>
+      </w:r>
+    </w:p>
+    <w:p>
+      <w:pPr>
+        <w:pStyle w:val="ListParagraph"/>
+        <w:numPr>
+          <w:ilvl w:val="0"/>
+          <w:numId w:val="2"/>
+        </w:numPr>
+        <w:spacing w:after="60" w:line="264" w:lineRule="auto"/>
+      </w:pPr>
+      <w:r>
+        <w:t>One brush (</w:t>
+      </w:r>
+      <w:r>
+        <w:rPr>
+          <w:rFonts w:ascii="Consolas" w:eastAsia="Consolas" w:hAnsi="Consolas" w:cs="Consolas"/>
+          <w:color w:val="3B3F3D"/>
+          <w:sz w:val="19"/>
+          <w:szCs w:val="19"/>
+        </w:rPr>
+        <w:t>src/wood/woodPaint.js</w:t>
+      </w:r>
+      <w:r>
+        <w:t>) paints the Dateroem wordmark (whose letters form the rings of a cut log) and the plank and log-end textures used on buttons and highlights.</w:t>
+      </w:r>
+    </w:p>
+    <w:p>
+      <w:pPr>
+        <w:pStyle w:val="ListParagraph"/>
+        <w:numPr>
+          <w:ilvl w:val="0"/>
+          <w:numId w:val="2"/>
+        </w:numPr>
+        <w:spacing w:after="60" w:line="264" w:lineRule="auto"/>
+      </w:pPr>
+      <w:r>
+        <w:rPr>
+          <w:rFonts w:ascii="Consolas" w:eastAsia="Consolas" w:hAnsi="Consolas" w:cs="Consolas"/>
+          <w:color w:val="3B3F3D"/>
+          <w:sz w:val="19"/>
+          <w:szCs w:val="19"/>
+        </w:rPr>
+        <w:lastRenderedPageBreak/>
+        <w:t>npm run build</w:t>
+      </w:r>
+      <w:r>
+        <w:t xml:space="preserve"> first runs </w:t>
+      </w:r>
+      <w:r>
+        <w:rPr>
+          <w:rFonts w:ascii="Consolas" w:eastAsia="Consolas" w:hAnsi="Consolas" w:cs="Consolas"/>
+          <w:color w:val="3B3F3D"/>
+          <w:sz w:val="19"/>
+          <w:szCs w:val="19"/>
+        </w:rPr>
+        <w:t>scripts/paint-wood-textures.mjs</w:t>
+      </w:r>
+      <w:r>
+        <w:t xml:space="preserve">, so the textures always </w:t>
+      </w:r>
+      <w:r>
+        <w:t>match the wordmark.</w:t>
+      </w:r>
+    </w:p>
+    <w:p>
+      <w:pPr>
+        <w:pStyle w:val="ListParagraph"/>
+        <w:numPr>
+          <w:ilvl w:val="0"/>
+          <w:numId w:val="2"/>
+        </w:numPr>
+        <w:spacing w:after="60" w:line="264" w:lineRule="auto"/>
+      </w:pPr>
+      <w:r>
+        <w:rPr>
+          <w:rFonts w:ascii="Consolas" w:eastAsia="Consolas" w:hAnsi="Consolas" w:cs="Consolas"/>
+          <w:color w:val="3B3F3D"/>
+          <w:sz w:val="19"/>
+          <w:szCs w:val="19"/>
+        </w:rPr>
+        <w:t>npm run wood:export -- --mobile &lt;mobile project&gt; ...</w:t>
+      </w:r>
+      <w:r>
+        <w:t xml:space="preserve"> renders the same wood images for the mobile and desktop apps.</w:t>
+      </w:r>
+    </w:p>
+    <w:p>
+      <w:pPr>
+        <w:pStyle w:val="ListParagraph"/>
+        <w:numPr>
+          <w:ilvl w:val="0"/>
+          <w:numId w:val="2"/>
+        </w:numPr>
+        <w:spacing w:after="60" w:line="264" w:lineRule="auto"/>
+      </w:pPr>
+      <w:r>
+        <w:t xml:space="preserve">All styles are in </w:t>
+      </w:r>
+      <w:r>
+        <w:rPr>
+          <w:rFonts w:ascii="Consolas" w:eastAsia="Consolas" w:hAnsi="Consolas" w:cs="Consolas"/>
+          <w:color w:val="3B3F3D"/>
+          <w:sz w:val="19"/>
+          <w:szCs w:val="19"/>
+        </w:rPr>
+        <w:t>src/styles/index.css</w:t>
+      </w:r>
+      <w:r>
+        <w:t>. Small "forest" motions (things growing into place) respect the reduced-motion set</w:t>
+      </w:r>
+      <w:r>
+        <w:t>ting.</w:t>
+      </w:r>
+    </w:p>
+    <w:p>
+      <w:pPr>
+        <w:pStyle w:val="ListParagraph"/>
+        <w:numPr>
+          <w:ilvl w:val="0"/>
+          <w:numId w:val="2"/>
+        </w:numPr>
+        <w:spacing w:after="60" w:line="264" w:lineRule="auto"/>
+      </w:pPr>
+      <w:r>
+        <w:t>Icons are drawn line icons (</w:t>
+      </w:r>
+      <w:r>
+        <w:rPr>
+          <w:rFonts w:ascii="Consolas" w:eastAsia="Consolas" w:hAnsi="Consolas" w:cs="Consolas"/>
+          <w:color w:val="3B3F3D"/>
+          <w:sz w:val="19"/>
+          <w:szCs w:val="19"/>
+        </w:rPr>
+        <w:t>src/components/Icon.jsx</w:t>
+      </w:r>
+      <w:r>
+        <w:t>), not emojis.</w:t>
+      </w:r>
+    </w:p>
+    <w:p>
+      <w:pPr>
+        <w:spacing w:after="60"/>
+      </w:pPr>
+    </w:p>
+    <w:p>
+      <w:pPr>
+        <w:keepNext/>
+        <w:spacing w:before="120" w:after="60"/>
+        <w:jc w:val="center"/>
+      </w:pPr>
+      <w:r>
+        <w:rPr>
+          <w:noProof/>
+        </w:rPr>
+        <w:drawing>
+          <wp:inline distT="0" distB="0" distL="0" distR="0">
+            <wp:extent cx="4191000" cy="1095375"/>
+            <wp:effectExtent l="0" t="0" r="0" b="0"/>
+            <wp:docPr id="17" name="Picture 17"/>
+            <wp:cNvGraphicFramePr>
+              <a:graphicFrameLocks xmlns:a="http://schemas.openxmlformats.org/drawingml/2006/main" noChangeAspect="1"/>
+            </wp:cNvGraphicFramePr>
+            <a:graphic xmlns:a="http://schemas.openxmlformats.org/drawingml/2006/main">
+              <a:graphicData uri="http://schemas.openxmlformats.org/drawingml/2006/picture">
+                <pic:pic xmlns:pic="http://schemas.openxmlformats.org/drawingml/2006/picture">
+                  <pic:nvPicPr>
+                    <pic:cNvPr id="0" name=""/>
+                    <pic:cNvPicPr>
+                      <a:picLocks noChangeAspect="1" noChangeArrowheads="1"/>
+                    </pic:cNvPicPr>
+                  </pic:nvPicPr>
+                  <pic:blipFill>
+                    <a:blip r:embed="rId23"/>
+                    <a:srcRect/>
+                    <a:stretch>
+                      <a:fillRect/>
+                    </a:stretch>
+                  </pic:blipFill>
+                  <pic:spPr bwMode="auto">
+                    <a:xfrm>
+                      <a:off x="0" y="0"/>
+                      <a:ext cx="4191000" cy="1095375"/>
+                    </a:xfrm>
+                    <a:prstGeom prst="rect">
+                      <a:avLst/>
+                    </a:prstGeom>
+                  </pic:spPr>
+                </pic:pic>
+              </a:graphicData>
+            </a:graphic>
+          </wp:inline>
+        </w:drawing>
+      </w:r>
+    </w:p>
+    <w:p>
+      <w:pPr>
+        <w:spacing w:after="220"/>
+        <w:jc w:val="center"/>
+      </w:pPr>
+      <w:r>
+        <w:rPr>
+          <w:i/>
+          <w:iCs/>
+          <w:color w:val="5F6B66"/>
+          <w:sz w:val="18"/>
+          <w:szCs w:val="18"/>
+        </w:rPr>
+        <w:t>Figure 17: The Theme menu at the end of the top links (Light)</w:t>
+      </w:r>
+    </w:p>
+    <w:p>
+      <w:pPr>
+        <w:keepNext/>
+        <w:spacing w:before="120" w:after="60"/>
+        <w:jc w:val="center"/>
+      </w:pPr>
+      <w:r>
+        <w:rPr>
+          <w:noProof/>
+        </w:rPr>
+        <w:drawing>
+          <wp:inline distT="0" distB="0" distL="0" distR="0">
+            <wp:extent cx="6096000" cy="1247775"/>
+            <wp:effectExtent l="0" t="0" r="0" b="0"/>
+            <wp:docPr id="18" name="Picture 18"/>
+            <wp:cNvGraphicFramePr>
+              <a:graphicFrameLocks xmlns:a="http://schemas.openxmlformats.org/drawingml/2006/main" noChangeAspect="1"/>
+            </wp:cNvGraphicFramePr>
+            <a:graphic xmlns:a="http://schemas.openxmlformats.org/drawingml/2006/main">
+              <a:graphicData uri="http://schemas.openxmlformats.org/drawingml/2006/picture">
+                <pic:pic xmlns:pic="http://schemas.openxmlformats.org/drawingml/2006/picture">
+                  <pic:nvPicPr>
+                    <pic:cNvPr id="0" name=""/>
+                    <pic:cNvPicPr>
+                      <a:picLocks noChangeAspect="1" noChangeArrowheads="1"/>
+                    </pic:cNvPicPr>
+                  </pic:nvPicPr>
+                  <pic:blipFill>
+                    <a:blip r:embed="rId24"/>
+                    <a:srcRect/>
+                    <a:stretch>
+                      <a:fillRect/>
+                    </a:stretch>
+                  </pic:blipFill>
+                  <pic:spPr bwMode="auto">
+                    <a:xfrm>
+                      <a:off x="0" y="0"/>
+                      <a:ext cx="6096000" cy="1247775"/>
+                    </a:xfrm>
+                    <a:prstGeom prst="rect">
+                      <a:avLst/>
+                    </a:prstGeom>
+                  </pic:spPr>
+                </pic:pic>
+              </a:graphicData>
+            </a:graphic>
+          </wp:inline>
+        </w:drawing>
+      </w:r>
+    </w:p>
+    <w:p>
+      <w:pPr>
+        <w:spacing w:after="220"/>
+        <w:jc w:val="center"/>
+      </w:pPr>
+      <w:r>
+        <w:rPr>
+          <w:i/>
+          <w:iCs/>
+          <w:color w:val="5F6B66"/>
+          <w:sz w:val="18"/>
+          <w:szCs w:val="18"/>
+        </w:rPr>
+        <w:t>Figure 18: The products page in Forest, Dark and Light</w:t>
+      </w:r>
+    </w:p>
+    <w:p>
+      <w:r>
+        <w:br w:type="page"/>
+      </w:r>
+    </w:p>
+    <w:p>
+      <w:pPr>
+        <w:pStyle w:val="Heading1"/>
+      </w:pPr>
+      <w:bookmarkStart w:id="27" w:name="_Toc243726484"/>
+      <w:r>
+        <w:lastRenderedPageBreak/>
+        <w:t>6  Privacy and analytics</w:t>
+      </w:r>
+      <w:bookmarkEnd w:id="27"/>
+    </w:p>
+    <w:p>
+      <w:pPr>
+        <w:spacing w:after="120" w:line="276" w:lineRule="auto"/>
+      </w:pPr>
+      <w:r>
+        <w:t xml:space="preserve">Only strictly necessary storage is used without consent: the sign-in token and the cart. The closed-banner and video-position notes are kept only in the visitor's own browser and are never sent anywhere. Google Analytics 4 (measurement id in </w:t>
+      </w:r>
+      <w:r>
+        <w:rPr>
+          <w:rFonts w:ascii="Consolas" w:eastAsia="Consolas" w:hAnsi="Consolas" w:cs="Consolas"/>
+          <w:color w:val="3B3F3D"/>
+          <w:sz w:val="19"/>
+          <w:szCs w:val="19"/>
+        </w:rPr>
+        <w:t>VITE_GA_MEASUR</w:t>
+      </w:r>
+      <w:r>
+        <w:rPr>
+          <w:rFonts w:ascii="Consolas" w:eastAsia="Consolas" w:hAnsi="Consolas" w:cs="Consolas"/>
+          <w:color w:val="3B3F3D"/>
+          <w:sz w:val="19"/>
+          <w:szCs w:val="19"/>
+        </w:rPr>
+        <w:t>EMENT_ID</w:t>
+      </w:r>
+      <w:r>
+        <w:t>) is loaded only after the visitor allows the analytics category. Chat nudge events (</w:t>
+      </w:r>
+      <w:r>
+        <w:rPr>
+          <w:rFonts w:ascii="Consolas" w:eastAsia="Consolas" w:hAnsi="Consolas" w:cs="Consolas"/>
+          <w:color w:val="3B3F3D"/>
+          <w:sz w:val="19"/>
+          <w:szCs w:val="19"/>
+        </w:rPr>
+        <w:t>chat_nudge_shown</w:t>
+      </w:r>
+      <w:r>
+        <w:t xml:space="preserve">, </w:t>
+      </w:r>
+      <w:r>
+        <w:rPr>
+          <w:rFonts w:ascii="Consolas" w:eastAsia="Consolas" w:hAnsi="Consolas" w:cs="Consolas"/>
+          <w:color w:val="3B3F3D"/>
+          <w:sz w:val="19"/>
+          <w:szCs w:val="19"/>
+        </w:rPr>
+        <w:t>chat_opened_after_nudge</w:t>
+      </w:r>
+      <w:r>
+        <w:t xml:space="preserve">, </w:t>
+      </w:r>
+      <w:r>
+        <w:rPr>
+          <w:rFonts w:ascii="Consolas" w:eastAsia="Consolas" w:hAnsi="Consolas" w:cs="Consolas"/>
+          <w:color w:val="3B3F3D"/>
+          <w:sz w:val="19"/>
+          <w:szCs w:val="19"/>
+        </w:rPr>
+        <w:t>chat_nudge_dismissed</w:t>
+      </w:r>
+      <w:r>
+        <w:t>) are recorded only for visitors who allowed analytics.</w:t>
+      </w:r>
+    </w:p>
+    <w:p>
+      <w:r>
+        <w:br w:type="page"/>
+      </w:r>
+    </w:p>
+    <w:p>
+      <w:pPr>
+        <w:pStyle w:val="Heading1"/>
+      </w:pPr>
+      <w:bookmarkStart w:id="28" w:name="_Toc243726485"/>
+      <w:r>
+        <w:lastRenderedPageBreak/>
+        <w:t>7  Configuration</w:t>
+      </w:r>
+      <w:bookmarkEnd w:id="28"/>
+    </w:p>
+    <w:tbl>
+      <w:tblPr>
+        <w:tblW w:w="9638" w:type="dxa"/>
+        <w:tblBorders>
+          <w:top w:val="single" w:sz="4" w:space="0" w:color="C9D2CC"/>
+          <w:left w:val="single" w:sz="4" w:space="0" w:color="C9D2CC"/>
+          <w:bottom w:val="single" w:sz="4" w:space="0" w:color="C9D2CC"/>
+          <w:right w:val="single" w:sz="4" w:space="0" w:color="C9D2CC"/>
+          <w:insideH w:val="single" w:sz="4" w:space="0" w:color="C9D2CC"/>
+          <w:insideV w:val="single" w:sz="4" w:space="0" w:color="C9D2CC"/>
+        </w:tblBorders>
+        <w:tblLayout w:type="fixed"/>
+        <w:tblCellMar>
+          <w:left w:w="10" w:type="dxa"/>
+          <w:right w:w="10" w:type="dxa"/>
+        </w:tblCellMar>
+        <w:tblLook w:val="04A0" w:firstRow="1" w:lastRow="0" w:firstColumn="1" w:lastColumn="0" w:noHBand="0" w:noVBand="1"/>
       </w:tblPr>
       <w:tblGrid>
         <w:gridCol w:w="3125"/>
@@ -12860,25 +13650,8 @@
                 <w:sz w:val="19"/>
                 <w:szCs w:val="19"/>
               </w:rPr>
-              <w:t>Setting (frontend/website/.env)</w:t>
-            </w:r>
-          </w:p>
-        </w:tc>
-        <w:tc>
-          <w:tcPr>
-            <w:tcW w:w="2604" w:type="dxa"/>
-            <w:shd w:val="clear" w:color="auto" w:fill="1F4D3A"/>
-            <w:tcMar>
-              <w:top w:w="50" w:type="dxa"/>
-              <w:left w:w="90" w:type="dxa"/>
-              <w:bottom w:w="50" w:type="dxa"/>
-              <w:right w:w="90" w:type="dxa"/>
-            </w:tcMar>
-          </w:tcPr>
-          <w:p>
-            <w:pPr>
-              <w:spacing w:after="20" w:line="252" w:lineRule="auto"/>
-            </w:pPr>
+              <w:t>Setting (frontend/website</w:t>
+            </w:r>
             <w:r>
               <w:rPr>
                 <w:b/>
@@ -12887,8 +13660,25 @@
                 <w:sz w:val="19"/>
                 <w:szCs w:val="19"/>
               </w:rPr>
-              <w:t>Value to</w:t>
-            </w:r>
+              <w:t>/.env)</w:t>
+            </w:r>
+          </w:p>
+        </w:tc>
+        <w:tc>
+          <w:tcPr>
+            <w:tcW w:w="2604" w:type="dxa"/>
+            <w:shd w:val="clear" w:color="auto" w:fill="1F4D3A"/>
+            <w:tcMar>
+              <w:top w:w="50" w:type="dxa"/>
+              <w:left w:w="90" w:type="dxa"/>
+              <w:bottom w:w="50" w:type="dxa"/>
+              <w:right w:w="90" w:type="dxa"/>
+            </w:tcMar>
+          </w:tcPr>
+          <w:p>
+            <w:pPr>
+              <w:spacing w:after="20" w:line="252" w:lineRule="auto"/>
+            </w:pPr>
             <w:r>
               <w:rPr>
                 <w:b/>
@@ -12897,7 +13687,7 @@
                 <w:sz w:val="19"/>
                 <w:szCs w:val="19"/>
               </w:rPr>
-              <w:t>day</w:t>
+              <w:t>Value today</w:t>
             </w:r>
           </w:p>
         </w:tc>
@@ -13128,12 +13918,12 @@
       <w:pPr>
         <w:pStyle w:val="Heading1"/>
       </w:pPr>
-      <w:bookmarkStart w:id="28" w:name="_Toc243693239"/>
+      <w:bookmarkStart w:id="29" w:name="_Toc243726486"/>
       <w:r>
         <w:lastRenderedPageBreak/>
         <w:t>8  Build, preview and publish</w:t>
       </w:r>
-      <w:bookmarkEnd w:id="28"/>
+      <w:bookmarkEnd w:id="29"/>
     </w:p>
     <w:p>
       <w:pPr>
@@ -13232,10 +14022,10 @@
         <w:spacing w:after="120" w:line="276" w:lineRule="auto"/>
       </w:pPr>
       <w:r>
-        <w:t>Visitors reach the public build thro</w:t>
-      </w:r>
-      <w:r>
-        <w:t xml:space="preserve">ugh ngrok and the Caddy router, which sends every path that is not an app, download or payment path to port 4173. The desktop Servers section rebuilds and serves it with one click ("Website (public build)"). A running preview serves a new build as soon as </w:t>
+        <w:t>Visitors reach the public build through ngrok and the Caddy router, which sends every path that is not an app, download or payment path to port 4173. The desktop Servers section rebuilds a</w:t>
+      </w:r>
+      <w:r>
+        <w:t xml:space="preserve">nd serves it with one click ("Website (public build)"). A running preview serves a new build as soon as </w:t>
       </w:r>
       <w:r>
         <w:rPr>
@@ -13254,18 +14044,21 @@
       <w:pPr>
         <w:pStyle w:val="Heading2"/>
       </w:pPr>
-      <w:bookmarkStart w:id="29" w:name="_Toc243693240"/>
+      <w:bookmarkStart w:id="30" w:name="_Toc243726487"/>
       <w:r>
         <w:t>8.1  When something goes wrong</w:t>
       </w:r>
-      <w:bookmarkEnd w:id="29"/>
+      <w:bookmarkEnd w:id="30"/>
     </w:p>
     <w:p>
       <w:pPr>
         <w:spacing w:after="120" w:line="276" w:lineRule="auto"/>
       </w:pPr>
       <w:r>
-        <w:t xml:space="preserve">"in the event of an error e.g the server is offline ... the user ... never gets the whole details but what is necessary and presentable" (18 October 2026). Every message a visitor sees comes from </w:t>
+        <w:t>"in the event of an error e.g the server is offline ... the user ... never gets the whole details</w:t>
+      </w:r>
+      <w:r>
+        <w:t xml:space="preserve"> but what is necessary and presentable" (18 October 2026). Every message a visitor sees comes from </w:t>
       </w:r>
       <w:r>
         <w:rPr>
@@ -13274,7 +14067,10 @@
           <w:sz w:val="19"/>
           <w:szCs w:val="19"/>
         </w:rPr>
-        <w:t>apiEr</w:t>
+        <w:t>apiErrorMessage</w:t>
+      </w:r>
+      <w:r>
+        <w:t xml:space="preserve"> in </w:t>
       </w:r>
       <w:r>
         <w:rPr>
@@ -13283,28 +14079,16 @@
           <w:sz w:val="19"/>
           <w:szCs w:val="19"/>
         </w:rPr>
-        <w:t>rorMessage</w:t>
-      </w:r>
-      <w:r>
-        <w:t xml:space="preserve"> in </w:t>
-      </w:r>
-      <w:r>
-        <w:rPr>
-          <w:rFonts w:ascii="Consolas" w:eastAsia="Consolas" w:hAnsi="Consolas" w:cs="Consolas"/>
-          <w:color w:val="3B3F3D"/>
-          <w:sz w:val="19"/>
-          <w:szCs w:val="19"/>
-        </w:rPr>
         <w:t>src/api/client.js</w:t>
       </w:r>
       <w:r>
-        <w:t>: the server's own reason when it is meant for people ("Not enough stock ...", "That code isn't right"), otherwise one calm sentence - "We can't reach Dateroem right now. Please try again in a few minutes." (server down), "So</w:t>
-      </w:r>
-      <w:r>
-        <w:t>mething went wrong on our side. Please try again in a moment." (a problem on the server), "You seem to be offline ..." (no connection), or a plain sentence for "please sign in again", "you don't have access", "too many tries". Never a status code, a raw re</w:t>
-      </w:r>
-      <w:r>
-        <w:t>ply or browser error text.</w:t>
+        <w:t>: the server's own reason when it is meant for people ("Not enough stock ...", "That code isn't right"), otherwise one ca</w:t>
+      </w:r>
+      <w:r>
+        <w:t>lm sentence - "We can't reach Dateroem right now. Please try again in a few minutes." (server down), "Something went wrong on our side. Please try again in a moment." (a problem on the server), "You seem to be offline ..." (no connection), or a plain sente</w:t>
+      </w:r>
+      <w:r>
+        <w:t>nce for "please sign in again", "you don't have access", "too many tries". Never a status code, a raw reply or browser error text.</w:t>
       </w:r>
     </w:p>
     <w:p>
@@ -13312,10 +14096,10 @@
         <w:spacing w:after="120" w:line="276" w:lineRule="auto"/>
       </w:pPr>
       <w:r>
-        <w:t>While the website itself is down, the router answers the page with "We'll be right back" - the company emblem, a short note, the company number to call or WhatsApp - and reloads it by itself once the site is back (see the Running</w:t>
-      </w:r>
-      <w:r>
-        <w:t xml:space="preserve"> and Operating document).</w:t>
+        <w:t xml:space="preserve">While the website itself is down, the router answers the page with "We'll be right back" - the company emblem, a short note, </w:t>
+      </w:r>
+      <w:r>
+        <w:t>the company number to call or WhatsApp - and reloads it by itself once the site is back (see the Running and Operating document).</w:t>
       </w:r>
     </w:p>
     <w:p>
@@ -13360,12 +14144,12 @@
       <w:pPr>
         <w:pStyle w:val="Heading1"/>
       </w:pPr>
-      <w:bookmarkStart w:id="30" w:name="_Toc243693241"/>
+      <w:bookmarkStart w:id="31" w:name="_Toc243726488"/>
       <w:r>
         <w:lastRenderedPageBreak/>
         <w:t>9  Development history</w:t>
       </w:r>
-      <w:bookmarkEnd w:id="30"/>
+      <w:bookmarkEnd w:id="31"/>
     </w:p>
     <w:tbl>
       <w:tblPr>
@@ -13383,7 +14167,7 @@
           <w:left w:w="10" w:type="dxa"/>
           <w:right w:w="10" w:type="dxa"/>
         </w:tblCellMar>
-        <w:tblLook w:val="0000" w:firstRow="0" w:lastRow="0" w:firstColumn="0" w:lastColumn="0" w:noHBand="0" w:noVBand="0"/>
+        <w:tblLook w:val="04A0" w:firstRow="1" w:lastRow="0" w:firstColumn="1" w:lastColumn="0" w:noHBand="0" w:noVBand="1"/>
       </w:tblPr>
       <w:tblGrid>
         <w:gridCol w:w="1606"/>
@@ -14037,7 +14821,14 @@
                 <w:sz w:val="19"/>
                 <w:szCs w:val="19"/>
               </w:rPr>
-              <w:t>Phone number required at sign-up; About page with the scroll-played journey from tree to doorstep.</w:t>
+              <w:t>Phone number required at sign-up; About page wit</w:t>
+            </w:r>
+            <w:r>
+              <w:rPr>
+                <w:sz w:val="19"/>
+                <w:szCs w:val="19"/>
+              </w:rPr>
+              <w:t>h the scroll-played journey from tree to doorstep.</w:t>
             </w:r>
           </w:p>
         </w:tc>
@@ -14326,7 +15117,14 @@
                 <w:sz w:val="19"/>
                 <w:szCs w:val="19"/>
               </w:rPr>
-              <w:t>Product pages: "All products" link, the campaign shown in a card under the product details (the video at its own shape with a soft glow either side), video position remembered between pages.</w:t>
+              <w:t xml:space="preserve">Product pages: </w:t>
+            </w:r>
+            <w:r>
+              <w:rPr>
+                <w:sz w:val="19"/>
+                <w:szCs w:val="19"/>
+              </w:rPr>
+              <w:t>"All products" link, the campaign shown in a card under the product details (the video at its own shape with a soft glow either side), video position remembered between pages.</w:t>
             </w:r>
           </w:p>
         </w:tc>
@@ -14385,14 +15183,7 @@
                 <w:sz w:val="19"/>
                 <w:szCs w:val="19"/>
               </w:rPr>
-              <w:t>New sign-in screen with the About film beside the for</w:t>
-            </w:r>
-            <w:r>
-              <w:rPr>
-                <w:sz w:val="19"/>
-                <w:szCs w:val="19"/>
-              </w:rPr>
-              <w:t>m; sign in with username or email; email addresses checked at sign-up (format, mail domain, not already used) with typo suggestions; "+" addresses accepted.</w:t>
+              <w:t>New sign-in screen with the About film beside the form; sign in with username or email; email addresses checked at sign-up (format, mail domain, not already used) with typo suggestions; "+" addresses accepted.</w:t>
             </w:r>
           </w:p>
         </w:tc>
@@ -14755,21 +15546,14 @@
                 <w:sz w:val="19"/>
                 <w:szCs w:val="19"/>
               </w:rPr>
-              <w:t>Co</w:t>
-            </w:r>
-            <w:r>
-              <w:rPr>
-                <w:sz w:val="19"/>
-                <w:szCs w:val="19"/>
-              </w:rPr>
-              <w:t>mpany emblem: the emblem on the delivery lorry in the About film, redrawn as a clean gold logo (log rings and a tree). It is the browser tab and phone home-screen icon; profile pictures for TikTok and Instagram are in brand/. Every page ends with a footer:</w:t>
-            </w:r>
-            <w:r>
-              <w:rPr>
-                <w:sz w:val="19"/>
-                <w:szCs w:val="19"/>
-              </w:rPr>
-              <w:t xml:space="preserve"> the emblem, then WhatsApp, TikTok, Instagram, email and phone.</w:t>
+              <w:t>Company emblem: the emblem on the delivery lorry in the About film, redrawn as a clean gold logo (log rings and a tree). It is the browser tab and phone home-screen icon; profile pictures for TikTok and Instagram are in brand/. Every page ends with a foote</w:t>
+            </w:r>
+            <w:r>
+              <w:rPr>
+                <w:sz w:val="19"/>
+                <w:szCs w:val="19"/>
+              </w:rPr>
+              <w:t>r: the emblem, then WhatsApp, TikTok, Instagram, email and phone.</w:t>
             </w:r>
           </w:p>
         </w:tc>
@@ -14949,14 +15733,14 @@
                 <w:sz w:val="19"/>
                 <w:szCs w:val="19"/>
               </w:rPr>
-              <w:t xml:space="preserve">Bulk order pictures: example photos of real bulk orders play as a slideshow on the website's Bulk Orders page (whole picture, optional caption, moves on every 5 seconds). Marketers, Admins and the SuperAdmin add, caption, put in order and remove them from </w:t>
-            </w:r>
-            <w:r>
-              <w:rPr>
-                <w:sz w:val="19"/>
-                <w:szCs w:val="19"/>
-              </w:rPr>
-              <w:t>Marketing in the phone and desktop apps; 12 at most.</w:t>
+              <w:t>Bulk order pictures: example photos of real bulk orders play as a slideshow on the website's Bulk Orders page (whole picture, optional caption, moves on every 5 seconds). Marketers, Admins and the S</w:t>
+            </w:r>
+            <w:r>
+              <w:rPr>
+                <w:sz w:val="19"/>
+                <w:szCs w:val="19"/>
+              </w:rPr>
+              <w:t>uperAdmin add, caption, put in order and remove them from Marketing in the phone and desktop apps; 12 at most.</w:t>
             </w:r>
           </w:p>
         </w:tc>
@@ -15015,14 +15799,7 @@
                 <w:sz w:val="19"/>
                 <w:szCs w:val="19"/>
               </w:rPr>
-              <w:t>Bulk Orders emails go to the orders desk (the +orders address), and its replies come from there; the Help page keeps +support. A signed-in customer's phone number is filled in for them in the</w:t>
-            </w:r>
-            <w:r>
-              <w:rPr>
-                <w:sz w:val="19"/>
-                <w:szCs w:val="19"/>
-              </w:rPr>
-              <w:t xml:space="preserve"> email window and at checkout.</w:t>
+              <w:t>Bulk Orders emails go to the orders desk (the +orders address), and its replies come from there; the Help page keeps +support. A signed-in customer's phone number is filled in for them in the email window and at checkout.</w:t>
             </w:r>
           </w:p>
         </w:tc>
@@ -15294,10 +16071,10 @@
       </w:pPr>
     </w:p>
     <w:sectPr>
-      <w:headerReference w:type="default" r:id="rId22"/>
-      <w:footerReference w:type="default" r:id="rId23"/>
-      <w:headerReference w:type="first" r:id="rId24"/>
-      <w:footerReference w:type="first" r:id="rId25"/>
+      <w:headerReference w:type="default" r:id="rId25"/>
+      <w:footerReference w:type="default" r:id="rId26"/>
+      <w:headerReference w:type="first" r:id="rId27"/>
+      <w:footerReference w:type="first" r:id="rId28"/>
       <w:pgSz w:w="11906" w:h="16838"/>
       <w:pgMar w:top="1134" w:right="1134" w:bottom="1134" w:left="1134" w:header="560" w:footer="560" w:gutter="0"/>
       <w:cols w:space="720"/>
@@ -15385,7 +16162,7 @@
         <w:sz w:val="16"/>
         <w:szCs w:val="16"/>
       </w:rPr>
-      <w:t>29</w:t>
+      <w:t>31</w:t>
     </w:r>
     <w:r>
       <w:rPr>
@@ -15434,7 +16211,7 @@
         <w:sz w:val="16"/>
         <w:szCs w:val="16"/>
       </w:rPr>
-      <w:t>29</w:t>
+      <w:t>31</w:t>
     </w:r>
     <w:r>
       <w:rPr>
@@ -15518,72 +16295,72 @@
 <file path=word/numbering.xml><?xml version="1.0" encoding="utf-8"?>
 <w:numbering xmlns:wpc="http://schemas.microsoft.com/office/word/2010/wordprocessingCanvas" xmlns:cx="http://schemas.microsoft.com/office/drawing/2014/chartex" xmlns:cx1="http://schemas.microsoft.com/office/drawing/2015/9/8/chartex" xmlns:mc="http://schemas.openxmlformats.org/markup-compatibility/2006" xmlns:o="urn:schemas-microsoft-com:office:office" xmlns:r="http://schemas.openxmlformats.org/officeDocument/2006/relationships" xmlns:m="http://schemas.openxmlformats.org/officeDocument/2006/math" xmlns:v="urn:schemas-microsoft-com:vml" xmlns:wp14="http://schemas.microsoft.com/office/word/2010/wordprocessingDrawing" xmlns:wp="http://schemas.openxmlformats.org/drawingml/2006/wordprocessingDrawing" xmlns:w10="urn:schemas-microsoft-com:office:word" xmlns:w="http://schemas.openxmlformats.org/wordprocessingml/2006/main" xmlns:w14="http://schemas.microsoft.com/office/word/2010/wordml" xmlns:w15="http://schemas.microsoft.com/office/word/2012/wordml" xmlns:w16se="http://schemas.microsoft.com/office/word/2015/wordml/symex" xmlns:wpg="http://schemas.microsoft.com/office/word/2010/wordprocessingGroup" xmlns:wpi="http://schemas.microsoft.com/office/word/2010/wordprocessingInk" xmlns:wne="http://schemas.microsoft.com/office/word/2006/wordml" xmlns:wps="http://schemas.microsoft.com/office/word/2010/wordprocessingShape" mc:Ignorable="w14 w15 w16se wp14">
   <w:abstractNum w:abstractNumId="0" w15:restartNumberingAfterBreak="0">
-    <w:nsid w:val="18466835"/>
+    <w:nsid w:val="3C4017BF"/>
     <w:multiLevelType w:val="hybridMultilevel"/>
-    <w:tmpl w:val="FAC03312"/>
-    <w:lvl w:ilvl="0" w:tplc="C3B82462">
+    <w:tmpl w:val="6F964B38"/>
+    <w:lvl w:ilvl="0" w:tplc="FFA04C5A">
       <w:start w:val="1"/>
-      <w:numFmt w:val="decimal"/>
-      <w:lvlText w:val="%1."/>
+      <w:numFmt w:val="bullet"/>
+      <w:lvlText w:val="•"/>
       <w:lvlJc w:val="left"/>
       <w:pPr>
         <w:ind w:left="540" w:hanging="300"/>
       </w:pPr>
     </w:lvl>
-    <w:lvl w:ilvl="1" w:tplc="44446696" w:tentative="1">
+    <w:lvl w:ilvl="1" w:tplc="67A6B8D8" w:tentative="1">
       <w:start w:val="1"/>
-      <w:numFmt w:val="lowerLetter"/>
-      <w:lvlText w:val="%2."/>
+      <w:numFmt w:val="bullet"/>
+      <w:lvlText w:val="–"/>
       <w:lvlJc w:val="left"/>
       <w:pPr>
         <w:ind w:left="940" w:hanging="300"/>
       </w:pPr>
     </w:lvl>
-    <w:lvl w:ilvl="2" w:tplc="1F2AD0B2" w:tentative="1">
+    <w:lvl w:ilvl="2" w:tplc="B756D8DC" w:tentative="1">
       <w:start w:val="1"/>
-      <w:numFmt w:val="lowerRoman"/>
-      <w:lvlText w:val="%3."/>
+      <w:numFmt w:val="bullet"/>
+      <w:lvlText w:val="◦"/>
       <w:lvlJc w:val="left"/>
       <w:pPr>
         <w:ind w:left="1340" w:hanging="300"/>
       </w:pPr>
     </w:lvl>
-    <w:lvl w:ilvl="3" w:tplc="D70A4E34">
+    <w:lvl w:ilvl="3" w:tplc="F64A074C">
       <w:numFmt w:val="decimal"/>
       <w:lvlText w:val=""/>
       <w:lvlJc w:val="left"/>
     </w:lvl>
-    <w:lvl w:ilvl="4" w:tplc="74F2DDA0">
+    <w:lvl w:ilvl="4" w:tplc="310880D4">
       <w:numFmt w:val="decimal"/>
       <w:lvlText w:val=""/>
       <w:lvlJc w:val="left"/>
     </w:lvl>
-    <w:lvl w:ilvl="5" w:tplc="D67E4F88">
+    <w:lvl w:ilvl="5" w:tplc="A42A5ECC">
       <w:numFmt w:val="decimal"/>
       <w:lvlText w:val=""/>
       <w:lvlJc w:val="left"/>
     </w:lvl>
-    <w:lvl w:ilvl="6" w:tplc="A620A458">
+    <w:lvl w:ilvl="6" w:tplc="2DFED4D8">
       <w:numFmt w:val="decimal"/>
       <w:lvlText w:val=""/>
       <w:lvlJc w:val="left"/>
     </w:lvl>
-    <w:lvl w:ilvl="7" w:tplc="57108E6A">
+    <w:lvl w:ilvl="7" w:tplc="02C459D0">
       <w:numFmt w:val="decimal"/>
       <w:lvlText w:val=""/>
       <w:lvlJc w:val="left"/>
     </w:lvl>
-    <w:lvl w:ilvl="8" w:tplc="04B4AF44">
+    <w:lvl w:ilvl="8" w:tplc="EA38051C">
       <w:numFmt w:val="decimal"/>
       <w:lvlText w:val=""/>
       <w:lvlJc w:val="left"/>
     </w:lvl>
   </w:abstractNum>
   <w:abstractNum w:abstractNumId="1" w15:restartNumberingAfterBreak="0">
-    <w:nsid w:val="330F0C14"/>
+    <w:nsid w:val="3F403455"/>
     <w:multiLevelType w:val="hybridMultilevel"/>
-    <w:tmpl w:val="1E1A0D22"/>
-    <w:lvl w:ilvl="0" w:tplc="523C4CE0" w:tentative="1">
+    <w:tmpl w:val="A02669B2"/>
+    <w:lvl w:ilvl="0" w:tplc="2AB0E4FC" w:tentative="1">
       <w:start w:val="1"/>
       <w:numFmt w:val="bullet"/>
       <w:lvlText w:val="●"/>
@@ -15592,7 +16369,7 @@
         <w:ind w:left="720" w:hanging="360"/>
       </w:pPr>
     </w:lvl>
-    <w:lvl w:ilvl="1" w:tplc="AEF6AF5A" w:tentative="1">
+    <w:lvl w:ilvl="1" w:tplc="5D4C9EB6" w:tentative="1">
       <w:start w:val="1"/>
       <w:numFmt w:val="bullet"/>
       <w:lvlText w:val="○"/>
@@ -15601,7 +16378,7 @@
         <w:ind w:left="1440" w:hanging="360"/>
       </w:pPr>
     </w:lvl>
-    <w:lvl w:ilvl="2" w:tplc="893E76C6" w:tentative="1">
+    <w:lvl w:ilvl="2" w:tplc="264ED5F8" w:tentative="1">
       <w:start w:val="1"/>
       <w:numFmt w:val="bullet"/>
       <w:lvlText w:val="■"/>
@@ -15610,7 +16387,7 @@
         <w:ind w:left="2160" w:hanging="360"/>
       </w:pPr>
     </w:lvl>
-    <w:lvl w:ilvl="3" w:tplc="025CFD5A" w:tentative="1">
+    <w:lvl w:ilvl="3" w:tplc="2F3A406C" w:tentative="1">
       <w:start w:val="1"/>
       <w:numFmt w:val="bullet"/>
       <w:lvlText w:val="●"/>
@@ -15619,7 +16396,7 @@
         <w:ind w:left="2880" w:hanging="360"/>
       </w:pPr>
     </w:lvl>
-    <w:lvl w:ilvl="4" w:tplc="E968E5EA" w:tentative="1">
+    <w:lvl w:ilvl="4" w:tplc="CAE2CBFC" w:tentative="1">
       <w:start w:val="1"/>
       <w:numFmt w:val="bullet"/>
       <w:lvlText w:val="○"/>
@@ -15628,7 +16405,7 @@
         <w:ind w:left="3600" w:hanging="360"/>
       </w:pPr>
     </w:lvl>
-    <w:lvl w:ilvl="5" w:tplc="E0A6CAEA" w:tentative="1">
+    <w:lvl w:ilvl="5" w:tplc="391E93C0" w:tentative="1">
       <w:start w:val="1"/>
       <w:numFmt w:val="bullet"/>
       <w:lvlText w:val="■"/>
@@ -15637,7 +16414,7 @@
         <w:ind w:left="4320" w:hanging="360"/>
       </w:pPr>
     </w:lvl>
-    <w:lvl w:ilvl="6" w:tplc="EF96DE9A" w:tentative="1">
+    <w:lvl w:ilvl="6" w:tplc="C52A9368" w:tentative="1">
       <w:start w:val="1"/>
       <w:numFmt w:val="bullet"/>
       <w:lvlText w:val="●"/>
@@ -15646,7 +16423,7 @@
         <w:ind w:left="5040" w:hanging="360"/>
       </w:pPr>
     </w:lvl>
-    <w:lvl w:ilvl="7" w:tplc="45567334" w:tentative="1">
+    <w:lvl w:ilvl="7" w:tplc="9F087410" w:tentative="1">
       <w:start w:val="1"/>
       <w:numFmt w:val="bullet"/>
       <w:lvlText w:val="●"/>
@@ -15655,7 +16432,7 @@
         <w:ind w:left="5760" w:hanging="360"/>
       </w:pPr>
     </w:lvl>
-    <w:lvl w:ilvl="8" w:tplc="0414D99A" w:tentative="1">
+    <w:lvl w:ilvl="8" w:tplc="2C5E8706" w:tentative="1">
       <w:start w:val="1"/>
       <w:numFmt w:val="bullet"/>
       <w:lvlText w:val="●"/>
@@ -15666,62 +16443,62 @@
     </w:lvl>
   </w:abstractNum>
   <w:abstractNum w:abstractNumId="2" w15:restartNumberingAfterBreak="0">
-    <w:nsid w:val="49EE01BF"/>
+    <w:nsid w:val="41773CA0"/>
     <w:multiLevelType w:val="hybridMultilevel"/>
-    <w:tmpl w:val="56127F6C"/>
-    <w:lvl w:ilvl="0" w:tplc="CF129A44">
+    <w:tmpl w:val="EC76F2D4"/>
+    <w:lvl w:ilvl="0" w:tplc="6DCA529A">
       <w:start w:val="1"/>
-      <w:numFmt w:val="bullet"/>
-      <w:lvlText w:val="•"/>
+      <w:numFmt w:val="decimal"/>
+      <w:lvlText w:val="%1."/>
       <w:lvlJc w:val="left"/>
       <w:pPr>
         <w:ind w:left="540" w:hanging="300"/>
       </w:pPr>
     </w:lvl>
-    <w:lvl w:ilvl="1" w:tplc="D3C018FE" w:tentative="1">
+    <w:lvl w:ilvl="1" w:tplc="33049230" w:tentative="1">
       <w:start w:val="1"/>
-      <w:numFmt w:val="bullet"/>
-      <w:lvlText w:val="–"/>
+      <w:numFmt w:val="lowerLetter"/>
+      <w:lvlText w:val="%2."/>
       <w:lvlJc w:val="left"/>
       <w:pPr>
         <w:ind w:left="940" w:hanging="300"/>
       </w:pPr>
     </w:lvl>
-    <w:lvl w:ilvl="2" w:tplc="3560ED1A" w:tentative="1">
+    <w:lvl w:ilvl="2" w:tplc="D556BB36" w:tentative="1">
       <w:start w:val="1"/>
-      <w:numFmt w:val="bullet"/>
-      <w:lvlText w:val="◦"/>
+      <w:numFmt w:val="lowerRoman"/>
+      <w:lvlText w:val="%3."/>
       <w:lvlJc w:val="left"/>
       <w:pPr>
         <w:ind w:left="1340" w:hanging="300"/>
       </w:pPr>
     </w:lvl>
-    <w:lvl w:ilvl="3" w:tplc="B51471DE">
+    <w:lvl w:ilvl="3" w:tplc="82DEF59E">
       <w:numFmt w:val="decimal"/>
       <w:lvlText w:val=""/>
       <w:lvlJc w:val="left"/>
     </w:lvl>
-    <w:lvl w:ilvl="4" w:tplc="D53A9B7A">
+    <w:lvl w:ilvl="4" w:tplc="6FDCD0B4">
       <w:numFmt w:val="decimal"/>
       <w:lvlText w:val=""/>
       <w:lvlJc w:val="left"/>
     </w:lvl>
-    <w:lvl w:ilvl="5" w:tplc="3A3A161C">
+    <w:lvl w:ilvl="5" w:tplc="3D6CA978">
       <w:numFmt w:val="decimal"/>
       <w:lvlText w:val=""/>
       <w:lvlJc w:val="left"/>
     </w:lvl>
-    <w:lvl w:ilvl="6" w:tplc="71CAB026">
+    <w:lvl w:ilvl="6" w:tplc="FB1ACEAC">
       <w:numFmt w:val="decimal"/>
       <w:lvlText w:val=""/>
       <w:lvlJc w:val="left"/>
     </w:lvl>
-    <w:lvl w:ilvl="7" w:tplc="49525FAA">
+    <w:lvl w:ilvl="7" w:tplc="477CB8B8">
       <w:numFmt w:val="decimal"/>
       <w:lvlText w:val=""/>
       <w:lvlJc w:val="left"/>
     </w:lvl>
-    <w:lvl w:ilvl="8" w:tplc="79927A0A">
+    <w:lvl w:ilvl="8" w:tplc="DBCCC16E">
       <w:numFmt w:val="decimal"/>
       <w:lvlText w:val=""/>
       <w:lvlJc w:val="left"/>
@@ -15734,13 +16511,13 @@
     </w:lvlOverride>
   </w:num>
   <w:num w:numId="2">
-    <w:abstractNumId w:val="2"/>
+    <w:abstractNumId w:val="0"/>
     <w:lvlOverride w:ilvl="0">
       <w:startOverride w:val="1"/>
     </w:lvlOverride>
   </w:num>
   <w:num w:numId="3">
-    <w:abstractNumId w:val="0"/>
+    <w:abstractNumId w:val="2"/>
     <w:lvlOverride w:ilvl="0">
       <w:startOverride w:val="1"/>
     </w:lvlOverride>
@@ -16369,7 +17146,7 @@
     <w:autoRedefine/>
     <w:uiPriority w:val="39"/>
     <w:unhideWhenUsed/>
-    <w:rsid w:val="00DE390E"/>
+    <w:rsid w:val="004F7FCD"/>
     <w:pPr>
       <w:spacing w:after="100"/>
     </w:pPr>
@@ -16381,7 +17158,7 @@
     <w:autoRedefine/>
     <w:uiPriority w:val="39"/>
     <w:unhideWhenUsed/>
-    <w:rsid w:val="00DE390E"/>
+    <w:rsid w:val="004F7FCD"/>
     <w:pPr>
       <w:spacing w:after="100"/>
       <w:ind w:left="210"/>

--- a/documentation/04 Website/Website User Interface.docx
+++ b/documentation/04 Website/Website User Interface.docx
@@ -80,7 +80,7 @@
           <w:left w:w="10" w:type="dxa"/>
           <w:right w:w="10" w:type="dxa"/>
         </w:tblCellMar>
-        <w:tblLook w:val="04A0" w:firstRow="1" w:lastRow="0" w:firstColumn="1" w:lastColumn="0" w:noHBand="0" w:noVBand="1"/>
+        <w:tblLook w:val="0000" w:firstRow="0" w:lastRow="0" w:firstColumn="0" w:lastColumn="0" w:noHBand="0" w:noVBand="0"/>
       </w:tblPr>
       <w:tblGrid>
         <w:gridCol w:w="2600"/>
@@ -461,7 +461,7 @@
           <w:left w:w="10" w:type="dxa"/>
           <w:right w:w="10" w:type="dxa"/>
         </w:tblCellMar>
-        <w:tblLook w:val="04A0" w:firstRow="1" w:lastRow="0" w:firstColumn="1" w:lastColumn="0" w:noHBand="0" w:noVBand="1"/>
+        <w:tblLook w:val="0000" w:firstRow="0" w:lastRow="0" w:firstColumn="0" w:lastColumn="0" w:noHBand="0" w:noVBand="0"/>
       </w:tblPr>
       <w:tblGrid>
         <w:gridCol w:w="1300"/>
@@ -1251,7 +1251,14 @@
                 <w:sz w:val="19"/>
                 <w:szCs w:val="19"/>
               </w:rPr>
-              <w:t>The "Living Forest" colours, chosen by the board for a livelier green: a deeper, cleaner page green and lighter raised surfaces, the same in the phone and desktop apps. The cookie banner's Customize is a wood link instead of a warning red.</w:t>
+              <w:t>The "Living Forest" colours, chosen by the board for a livelier green: a deeper, cleaner page green and lighter raised surfaces, the same in the phone and desktop apps. The cooki</w:t>
+            </w:r>
+            <w:r>
+              <w:rPr>
+                <w:sz w:val="19"/>
+                <w:szCs w:val="19"/>
+              </w:rPr>
+              <w:t>e banner's Customize is a wood link instead of a warning red.</w:t>
             </w:r>
           </w:p>
         </w:tc>
@@ -1299,14 +1306,7 @@
                 <w:sz w:val="19"/>
                 <w:szCs w:val="19"/>
               </w:rPr>
-              <w:t xml:space="preserve">20 October </w:t>
-            </w:r>
-            <w:r>
-              <w:rPr>
-                <w:sz w:val="19"/>
-                <w:szCs w:val="19"/>
-              </w:rPr>
-              <w:t>2026</w:t>
+              <w:t>20 October 2026</w:t>
             </w:r>
           </w:p>
         </w:tc>
@@ -1326,14 +1326,14 @@
                 <w:sz w:val="19"/>
                 <w:szCs w:val="19"/>
               </w:rPr>
-              <w:t>Colour themes: Forest (the default), Dark and Light from the Theme menu at the end of the top links, remembered in the browser and, for a signed-in customer, with the account. The product grid and the Featured banner fill the page at any width, the ca</w:t>
-            </w:r>
-            <w:r>
-              <w:rPr>
-                <w:sz w:val="19"/>
-                <w:szCs w:val="19"/>
-              </w:rPr>
-              <w:t>rds growing with the screen.</w:t>
+              <w:t>Colour themes: Forest (the default), Dark and Light from the Theme menu at the end of the top links, remembered in the browser and, for a signed-in customer, with the account. The product grid and the Featured banner fill the page at any width, the cards g</w:t>
+            </w:r>
+            <w:r>
+              <w:rPr>
+                <w:sz w:val="19"/>
+                <w:szCs w:val="19"/>
+              </w:rPr>
+              <w:t>rowing with the screen.</w:t>
             </w:r>
           </w:p>
         </w:tc>
@@ -1401,14 +1401,14 @@
                 <w:sz w:val="19"/>
                 <w:szCs w:val="19"/>
               </w:rPr>
-              <w:t xml:space="preserve">The About page sets out the company below the film: who we are with the registered facts, how we work (timber from farms across Central Kenya, milled in Nakuru), mission and vision, where to find us with a </w:t>
-            </w:r>
-            <w:r>
-              <w:rPr>
-                <w:sz w:val="19"/>
-                <w:szCs w:val="19"/>
-              </w:rPr>
-              <w:t>map link, and the founder with a photo frame; the same facts for search engines in index.html.</w:t>
+              <w:t>The About page sets out the company below the film: who we are with the registered facts, how we work (timber from farms across Central Kenya, milled in Nakuru), mission and vision, where to find us with a map l</w:t>
+            </w:r>
+            <w:r>
+              <w:rPr>
+                <w:sz w:val="19"/>
+                <w:szCs w:val="19"/>
+              </w:rPr>
+              <w:t>ink, and the founder with a photo frame; the same facts for search engines in index.html.</w:t>
             </w:r>
           </w:p>
         </w:tc>
@@ -1476,14 +1476,14 @@
                 <w:sz w:val="19"/>
                 <w:szCs w:val="19"/>
               </w:rPr>
-              <w:t>Order tickets (DW-7K3Q9P) on the payment screen, the order page and Ordered Goods; Track my order without signing in (the ticket and the las</w:t>
-            </w:r>
-            <w:r>
-              <w:rPr>
-                <w:sz w:val="19"/>
-                <w:szCs w:val="19"/>
-              </w:rPr>
-              <w:t>t 3 digits of the phone); the driver and number plate show only when staff share them for that delivery.</w:t>
+              <w:t>Order tickets (DW-7K3Q9P) on the payment screen, the order page and Ordered Goods; Track my order without signing in (the ticket and the last 3 d</w:t>
+            </w:r>
+            <w:r>
+              <w:rPr>
+                <w:sz w:val="19"/>
+                <w:szCs w:val="19"/>
+              </w:rPr>
+              <w:t>igits of the phone); the driver and number plate show only when staff share them for that delivery.</w:t>
             </w:r>
           </w:p>
         </w:tc>
@@ -1551,7 +1551,14 @@
                 <w:sz w:val="19"/>
                 <w:szCs w:val="19"/>
               </w:rPr>
-              <w:t>My profile: photo, name, email, phone and password, the email and phone shown partly until Show; the photo in the account button; Choose a new password after an admin's reset.</w:t>
+              <w:t>My profile: photo, name, email, phone and password, the email and phone shown partly until Show; the photo in the account button; Choos</w:t>
+            </w:r>
+            <w:r>
+              <w:rPr>
+                <w:sz w:val="19"/>
+                <w:szCs w:val="19"/>
+              </w:rPr>
+              <w:t>e a new password after an admin's reset.</w:t>
             </w:r>
           </w:p>
         </w:tc>
@@ -1619,14 +1626,75 @@
                 <w:sz w:val="19"/>
                 <w:szCs w:val="19"/>
               </w:rPr>
-              <w:t>Returns &amp; Refunds, Privacy and Terms pages (/returns, /priv</w:t>
-            </w:r>
-            <w:r>
-              <w:rPr>
-                <w:sz w:val="19"/>
-                <w:szCs w:val="19"/>
-              </w:rPr>
-              <w:t>acy, /terms), linked from the footer and at checkout; Cookie settings in the footer; ReachUs shared with About.</w:t>
+              <w:t>Returns &amp; Refunds, Privacy and Terms pages (/returns, /privacy, /terms), linked from the footer and at checkout; Cookie settings in the footer; ReachUs shared with About.</w:t>
+            </w:r>
+          </w:p>
+        </w:tc>
+      </w:tr>
+      <w:tr>
+        <w:tblPrEx>
+          <w:tblCellMar>
+            <w:top w:w="0" w:type="dxa"/>
+            <w:bottom w:w="0" w:type="dxa"/>
+          </w:tblCellMar>
+        </w:tblPrEx>
+        <w:tc>
+          <w:tcPr>
+            <w:tcW w:w="1300" w:type="dxa"/>
+            <w:tcMar>
+              <w:top w:w="50" w:type="dxa"/>
+              <w:left w:w="90" w:type="dxa"/>
+              <w:bottom w:w="50" w:type="dxa"/>
+              <w:right w:w="90" w:type="dxa"/>
+            </w:tcMar>
+          </w:tcPr>
+          <w:p>
+            <w:r>
+              <w:rPr>
+                <w:sz w:val="19"/>
+                <w:szCs w:val="19"/>
+              </w:rPr>
+              <w:t>1.1</w:t>
+            </w:r>
+          </w:p>
+        </w:tc>
+        <w:tc>
+          <w:tcPr>
+            <w:tcW w:w="1900" w:type="dxa"/>
+            <w:tcMar>
+              <w:top w:w="50" w:type="dxa"/>
+              <w:left w:w="90" w:type="dxa"/>
+              <w:bottom w:w="50" w:type="dxa"/>
+              <w:right w:w="90" w:type="dxa"/>
+            </w:tcMar>
+          </w:tcPr>
+          <w:p>
+            <w:r>
+              <w:rPr>
+                <w:sz w:val="19"/>
+                <w:szCs w:val="19"/>
+              </w:rPr>
+              <w:t>24 October 2026</w:t>
+            </w:r>
+          </w:p>
+        </w:tc>
+        <w:tc>
+          <w:tcPr>
+            <w:tcW w:w="6438" w:type="dxa"/>
+            <w:tcMar>
+              <w:top w:w="50" w:type="dxa"/>
+              <w:left w:w="90" w:type="dxa"/>
+              <w:bottom w:w="50" w:type="dxa"/>
+              <w:right w:w="90" w:type="dxa"/>
+            </w:tcMar>
+          </w:tcPr>
+          <w:p>
+            <w:r>
+              <w:rPr>
+                <w:sz w:val="19"/>
+                <w:szCs w:val="19"/>
+              </w:rPr>
+              <w:t>The founder's approved bio and two photos on the About page (portrait in the round frame, and a photo with a young tree).</w:t>
             </w:r>
           </w:p>
         </w:tc>
@@ -1642,7 +1710,15 @@
           <w:sz w:val="20"/>
           <w:szCs w:val="20"/>
         </w:rPr>
-        <w:t>Keep this document up to date: when a feature, setting or server changes, edit the matching section here and add a line to the table above.</w:t>
+        <w:t xml:space="preserve">Keep this document up to date: when a feature, setting or server changes, edit the matching section here and add a line to the table </w:t>
+      </w:r>
+      <w:r>
+        <w:rPr>
+          <w:color w:val="5F6B66"/>
+          <w:sz w:val="20"/>
+          <w:szCs w:val="20"/>
+        </w:rPr>
+        <w:t>above.</w:t>
       </w:r>
     </w:p>
     <w:p>
@@ -1657,23 +1733,14 @@
           <w:sz w:val="28"/>
           <w:szCs w:val="28"/>
         </w:rPr>
-        <w:t>Con</w:t>
-      </w:r>
-      <w:r>
-        <w:rPr>
-          <w:b/>
-          <w:bCs/>
-          <w:color w:val="1F4D3A"/>
-          <w:sz w:val="28"/>
-          <w:szCs w:val="28"/>
-        </w:rPr>
-        <w:t>tents</w:t>
+        <w:lastRenderedPageBreak/>
+        <w:t>Contents</w:t>
       </w:r>
     </w:p>
     <w:sdt>
       <w:sdtPr>
         <w:alias w:val="Contents"/>
-        <w:id w:val="-1057626516"/>
+        <w:id w:val="-1617830794"/>
       </w:sdtPr>
       <w:sdtEndPr/>
       <w:sdtContent>
@@ -1700,7 +1767,7 @@
           <w:r>
             <w:fldChar w:fldCharType="separate"/>
           </w:r>
-          <w:hyperlink w:anchor="_Toc243726458" w:history="1">
+          <w:hyperlink w:anchor="_Toc243728585" w:history="1">
             <w:r>
               <w:rPr>
                 <w:rStyle w:val="Hyperlink"/>
@@ -1724,7 +1791,7 @@
               <w:rPr>
                 <w:noProof/>
               </w:rPr>
-              <w:instrText xml:space="preserve"> PAGEREF _Toc243726458 \h </w:instrText>
+              <w:instrText xml:space="preserve"> PAGEREF _Toc243728585 \h </w:instrText>
             </w:r>
             <w:r>
               <w:rPr>
@@ -1765,7 +1832,7 @@
               <w:szCs w:val="22"/>
             </w:rPr>
           </w:pPr>
-          <w:hyperlink w:anchor="_Toc243726459" w:history="1">
+          <w:hyperlink w:anchor="_Toc243728586" w:history="1">
             <w:r>
               <w:rPr>
                 <w:rStyle w:val="Hyperlink"/>
@@ -1789,7 +1856,7 @@
               <w:rPr>
                 <w:noProof/>
               </w:rPr>
-              <w:instrText xml:space="preserve"> PAGEREF _Toc243726459 \h </w:instrText>
+              <w:instrText xml:space="preserve"> PAGEREF _Toc243728586 \h </w:instrText>
             </w:r>
             <w:r>
               <w:rPr>
@@ -1830,7 +1897,7 @@
               <w:szCs w:val="22"/>
             </w:rPr>
           </w:pPr>
-          <w:hyperlink w:anchor="_Toc243726460" w:history="1">
+          <w:hyperlink w:anchor="_Toc243728587" w:history="1">
             <w:r>
               <w:rPr>
                 <w:rStyle w:val="Hyperlink"/>
@@ -1854,7 +1921,7 @@
               <w:rPr>
                 <w:noProof/>
               </w:rPr>
-              <w:instrText xml:space="preserve"> PAGEREF _Toc243726460 \h </w:instrText>
+              <w:instrText xml:space="preserve"> PAGEREF _Toc243728587 \h </w:instrText>
             </w:r>
             <w:r>
               <w:rPr>
@@ -1895,7 +1962,7 @@
               <w:szCs w:val="22"/>
             </w:rPr>
           </w:pPr>
-          <w:hyperlink w:anchor="_Toc243726461" w:history="1">
+          <w:hyperlink w:anchor="_Toc243728588" w:history="1">
             <w:r>
               <w:rPr>
                 <w:rStyle w:val="Hyperlink"/>
@@ -1919,7 +1986,7 @@
               <w:rPr>
                 <w:noProof/>
               </w:rPr>
-              <w:instrText xml:space="preserve"> PAGEREF _Toc243726461 \h </w:instrText>
+              <w:instrText xml:space="preserve"> PAGEREF _Toc243728588 \h </w:instrText>
             </w:r>
             <w:r>
               <w:rPr>
@@ -1960,7 +2027,7 @@
               <w:szCs w:val="22"/>
             </w:rPr>
           </w:pPr>
-          <w:hyperlink w:anchor="_Toc243726462" w:history="1">
+          <w:hyperlink w:anchor="_Toc243728589" w:history="1">
             <w:r>
               <w:rPr>
                 <w:rStyle w:val="Hyperlink"/>
@@ -1984,7 +2051,7 @@
               <w:rPr>
                 <w:noProof/>
               </w:rPr>
-              <w:instrText xml:space="preserve"> PAGEREF _Toc243726462 \h </w:instrText>
+              <w:instrText xml:space="preserve"> PAGEREF _Toc243728589 \h </w:instrText>
             </w:r>
             <w:r>
               <w:rPr>
@@ -2025,7 +2092,7 @@
               <w:szCs w:val="22"/>
             </w:rPr>
           </w:pPr>
-          <w:hyperlink w:anchor="_Toc243726463" w:history="1">
+          <w:hyperlink w:anchor="_Toc243728590" w:history="1">
             <w:r>
               <w:rPr>
                 <w:rStyle w:val="Hyperlink"/>
@@ -2049,7 +2116,7 @@
               <w:rPr>
                 <w:noProof/>
               </w:rPr>
-              <w:instrText xml:space="preserve"> PAGEREF _Toc243726463 \h </w:instrText>
+              <w:instrText xml:space="preserve"> PAGEREF _Toc243728590 \h </w:instrText>
             </w:r>
             <w:r>
               <w:rPr>
@@ -2090,7 +2157,7 @@
               <w:szCs w:val="22"/>
             </w:rPr>
           </w:pPr>
-          <w:hyperlink w:anchor="_Toc243726464" w:history="1">
+          <w:hyperlink w:anchor="_Toc243728591" w:history="1">
             <w:r>
               <w:rPr>
                 <w:rStyle w:val="Hyperlink"/>
@@ -2114,7 +2181,7 @@
               <w:rPr>
                 <w:noProof/>
               </w:rPr>
-              <w:instrText xml:space="preserve"> PAGEREF _Toc243726464 \h </w:instrText>
+              <w:instrText xml:space="preserve"> PAGEREF _Toc243728591 \h </w:instrText>
             </w:r>
             <w:r>
               <w:rPr>
@@ -2155,7 +2222,7 @@
               <w:szCs w:val="22"/>
             </w:rPr>
           </w:pPr>
-          <w:hyperlink w:anchor="_Toc243726465" w:history="1">
+          <w:hyperlink w:anchor="_Toc243728592" w:history="1">
             <w:r>
               <w:rPr>
                 <w:rStyle w:val="Hyperlink"/>
@@ -2179,7 +2246,7 @@
               <w:rPr>
                 <w:noProof/>
               </w:rPr>
-              <w:instrText xml:space="preserve"> PAGEREF _Toc243726465 \h </w:instrText>
+              <w:instrText xml:space="preserve"> PAGEREF _Toc243728592 \h </w:instrText>
             </w:r>
             <w:r>
               <w:rPr>
@@ -2220,7 +2287,7 @@
               <w:szCs w:val="22"/>
             </w:rPr>
           </w:pPr>
-          <w:hyperlink w:anchor="_Toc243726466" w:history="1">
+          <w:hyperlink w:anchor="_Toc243728593" w:history="1">
             <w:r>
               <w:rPr>
                 <w:rStyle w:val="Hyperlink"/>
@@ -2244,7 +2311,7 @@
               <w:rPr>
                 <w:noProof/>
               </w:rPr>
-              <w:instrText xml:space="preserve"> PAGEREF _Toc243726466 \h </w:instrText>
+              <w:instrText xml:space="preserve"> PAGEREF _Toc243728593 \h </w:instrText>
             </w:r>
             <w:r>
               <w:rPr>
@@ -2285,7 +2352,7 @@
               <w:szCs w:val="22"/>
             </w:rPr>
           </w:pPr>
-          <w:hyperlink w:anchor="_Toc243726467" w:history="1">
+          <w:hyperlink w:anchor="_Toc243728594" w:history="1">
             <w:r>
               <w:rPr>
                 <w:rStyle w:val="Hyperlink"/>
@@ -2309,7 +2376,7 @@
               <w:rPr>
                 <w:noProof/>
               </w:rPr>
-              <w:instrText xml:space="preserve"> PAGEREF _Toc243726467 \h </w:instrText>
+              <w:instrText xml:space="preserve"> PAGEREF _Toc243728594 \h </w:instrText>
             </w:r>
             <w:r>
               <w:rPr>
@@ -2350,7 +2417,7 @@
               <w:szCs w:val="22"/>
             </w:rPr>
           </w:pPr>
-          <w:hyperlink w:anchor="_Toc243726468" w:history="1">
+          <w:hyperlink w:anchor="_Toc243728595" w:history="1">
             <w:r>
               <w:rPr>
                 <w:rStyle w:val="Hyperlink"/>
@@ -2374,7 +2441,7 @@
               <w:rPr>
                 <w:noProof/>
               </w:rPr>
-              <w:instrText xml:space="preserve"> PAGEREF _Toc243726468 \h </w:instrText>
+              <w:instrText xml:space="preserve"> PAGEREF _Toc243728595 \h </w:instrText>
             </w:r>
             <w:r>
               <w:rPr>
@@ -2415,7 +2482,7 @@
               <w:szCs w:val="22"/>
             </w:rPr>
           </w:pPr>
-          <w:hyperlink w:anchor="_Toc243726469" w:history="1">
+          <w:hyperlink w:anchor="_Toc243728596" w:history="1">
             <w:r>
               <w:rPr>
                 <w:rStyle w:val="Hyperlink"/>
@@ -2439,7 +2506,7 @@
               <w:rPr>
                 <w:noProof/>
               </w:rPr>
-              <w:instrText xml:space="preserve"> PAGEREF _Toc243726469 \h </w:instrText>
+              <w:instrText xml:space="preserve"> PAGEREF _Toc243728596 \h </w:instrText>
             </w:r>
             <w:r>
               <w:rPr>
@@ -2480,7 +2547,7 @@
               <w:szCs w:val="22"/>
             </w:rPr>
           </w:pPr>
-          <w:hyperlink w:anchor="_Toc243726470" w:history="1">
+          <w:hyperlink w:anchor="_Toc243728597" w:history="1">
             <w:r>
               <w:rPr>
                 <w:rStyle w:val="Hyperlink"/>
@@ -2504,7 +2571,7 @@
               <w:rPr>
                 <w:noProof/>
               </w:rPr>
-              <w:instrText xml:space="preserve"> PAGEREF _Toc243726470 \h </w:instrText>
+              <w:instrText xml:space="preserve"> PAGEREF _Toc243728597 \h </w:instrText>
             </w:r>
             <w:r>
               <w:rPr>
@@ -2545,7 +2612,7 @@
               <w:szCs w:val="22"/>
             </w:rPr>
           </w:pPr>
-          <w:hyperlink w:anchor="_Toc243726471" w:history="1">
+          <w:hyperlink w:anchor="_Toc243728598" w:history="1">
             <w:r>
               <w:rPr>
                 <w:rStyle w:val="Hyperlink"/>
@@ -2569,7 +2636,7 @@
               <w:rPr>
                 <w:noProof/>
               </w:rPr>
-              <w:instrText xml:space="preserve"> PAGEREF _Toc243726471 \h </w:instrText>
+              <w:instrText xml:space="preserve"> PAGEREF _Toc243728598 \h </w:instrText>
             </w:r>
             <w:r>
               <w:rPr>
@@ -2610,7 +2677,7 @@
               <w:szCs w:val="22"/>
             </w:rPr>
           </w:pPr>
-          <w:hyperlink w:anchor="_Toc243726472" w:history="1">
+          <w:hyperlink w:anchor="_Toc243728599" w:history="1">
             <w:r>
               <w:rPr>
                 <w:rStyle w:val="Hyperlink"/>
@@ -2634,7 +2701,7 @@
               <w:rPr>
                 <w:noProof/>
               </w:rPr>
-              <w:instrText xml:space="preserve"> PAGEREF _Toc243726472 \h </w:instrText>
+              <w:instrText xml:space="preserve"> PAGEREF _Toc243728599 \h </w:instrText>
             </w:r>
             <w:r>
               <w:rPr>
@@ -2675,7 +2742,7 @@
               <w:szCs w:val="22"/>
             </w:rPr>
           </w:pPr>
-          <w:hyperlink w:anchor="_Toc243726473" w:history="1">
+          <w:hyperlink w:anchor="_Toc243728600" w:history="1">
             <w:r>
               <w:rPr>
                 <w:rStyle w:val="Hyperlink"/>
@@ -2699,7 +2766,7 @@
               <w:rPr>
                 <w:noProof/>
               </w:rPr>
-              <w:instrText xml:space="preserve"> PAGEREF _Toc243726473 \h </w:instrText>
+              <w:instrText xml:space="preserve"> PAGEREF _Toc243728600 \h </w:instrText>
             </w:r>
             <w:r>
               <w:rPr>
@@ -2740,7 +2807,7 @@
               <w:szCs w:val="22"/>
             </w:rPr>
           </w:pPr>
-          <w:hyperlink w:anchor="_Toc243726474" w:history="1">
+          <w:hyperlink w:anchor="_Toc243728601" w:history="1">
             <w:r>
               <w:rPr>
                 <w:rStyle w:val="Hyperlink"/>
@@ -2764,7 +2831,7 @@
               <w:rPr>
                 <w:noProof/>
               </w:rPr>
-              <w:instrText xml:space="preserve"> PAGEREF _Toc243726474 \h </w:instrText>
+              <w:instrText xml:space="preserve"> PAGEREF _Toc243728601 \h </w:instrText>
             </w:r>
             <w:r>
               <w:rPr>
@@ -2805,7 +2872,7 @@
               <w:szCs w:val="22"/>
             </w:rPr>
           </w:pPr>
-          <w:hyperlink w:anchor="_Toc243726475" w:history="1">
+          <w:hyperlink w:anchor="_Toc243728602" w:history="1">
             <w:r>
               <w:rPr>
                 <w:rStyle w:val="Hyperlink"/>
@@ -2829,7 +2896,7 @@
               <w:rPr>
                 <w:noProof/>
               </w:rPr>
-              <w:instrText xml:space="preserve"> PAGEREF _Toc243726475 \h </w:instrText>
+              <w:instrText xml:space="preserve"> PAGEREF _Toc243728602 \h </w:instrText>
             </w:r>
             <w:r>
               <w:rPr>
@@ -2870,7 +2937,7 @@
               <w:szCs w:val="22"/>
             </w:rPr>
           </w:pPr>
-          <w:hyperlink w:anchor="_Toc243726476" w:history="1">
+          <w:hyperlink w:anchor="_Toc243728603" w:history="1">
             <w:r>
               <w:rPr>
                 <w:rStyle w:val="Hyperlink"/>
@@ -2894,7 +2961,7 @@
               <w:rPr>
                 <w:noProof/>
               </w:rPr>
-              <w:instrText xml:space="preserve"> PAGEREF _Toc243726476 \h </w:instrText>
+              <w:instrText xml:space="preserve"> PAGEREF _Toc243728603 \h </w:instrText>
             </w:r>
             <w:r>
               <w:rPr>
@@ -2911,7 +2978,7 @@
               <w:rPr>
                 <w:noProof/>
               </w:rPr>
-              <w:t>19</w:t>
+              <w:t>20</w:t>
             </w:r>
             <w:r>
               <w:rPr>
@@ -2935,7 +3002,7 @@
               <w:szCs w:val="22"/>
             </w:rPr>
           </w:pPr>
-          <w:hyperlink w:anchor="_Toc243726477" w:history="1">
+          <w:hyperlink w:anchor="_Toc243728604" w:history="1">
             <w:r>
               <w:rPr>
                 <w:rStyle w:val="Hyperlink"/>
@@ -2959,7 +3026,7 @@
               <w:rPr>
                 <w:noProof/>
               </w:rPr>
-              <w:instrText xml:space="preserve"> PAGEREF _Toc243726477 \h </w:instrText>
+              <w:instrText xml:space="preserve"> PAGEREF _Toc243728604 \h </w:instrText>
             </w:r>
             <w:r>
               <w:rPr>
@@ -2976,7 +3043,7 @@
               <w:rPr>
                 <w:noProof/>
               </w:rPr>
-              <w:t>20</w:t>
+              <w:t>21</w:t>
             </w:r>
             <w:r>
               <w:rPr>
@@ -3000,7 +3067,7 @@
               <w:szCs w:val="22"/>
             </w:rPr>
           </w:pPr>
-          <w:hyperlink w:anchor="_Toc243726478" w:history="1">
+          <w:hyperlink w:anchor="_Toc243728605" w:history="1">
             <w:r>
               <w:rPr>
                 <w:rStyle w:val="Hyperlink"/>
@@ -3024,7 +3091,7 @@
               <w:rPr>
                 <w:noProof/>
               </w:rPr>
-              <w:instrText xml:space="preserve"> PAGEREF _Toc243726478 \h </w:instrText>
+              <w:instrText xml:space="preserve"> PAGEREF _Toc243728605 \h </w:instrText>
             </w:r>
             <w:r>
               <w:rPr>
@@ -3065,7 +3132,7 @@
               <w:szCs w:val="22"/>
             </w:rPr>
           </w:pPr>
-          <w:hyperlink w:anchor="_Toc243726479" w:history="1">
+          <w:hyperlink w:anchor="_Toc243728606" w:history="1">
             <w:r>
               <w:rPr>
                 <w:rStyle w:val="Hyperlink"/>
@@ -3089,7 +3156,7 @@
               <w:rPr>
                 <w:noProof/>
               </w:rPr>
-              <w:instrText xml:space="preserve"> PAGEREF _Toc243726479 \h </w:instrText>
+              <w:instrText xml:space="preserve"> PAGEREF _Toc243728606 \h </w:instrText>
             </w:r>
             <w:r>
               <w:rPr>
@@ -3130,7 +3197,7 @@
               <w:szCs w:val="22"/>
             </w:rPr>
           </w:pPr>
-          <w:hyperlink w:anchor="_Toc243726480" w:history="1">
+          <w:hyperlink w:anchor="_Toc243728607" w:history="1">
             <w:r>
               <w:rPr>
                 <w:rStyle w:val="Hyperlink"/>
@@ -3154,7 +3221,7 @@
               <w:rPr>
                 <w:noProof/>
               </w:rPr>
-              <w:instrText xml:space="preserve"> PAGEREF _Toc243726480 \h </w:instrText>
+              <w:instrText xml:space="preserve"> PAGEREF _Toc243728607 \h </w:instrText>
             </w:r>
             <w:r>
               <w:rPr>
@@ -3195,7 +3262,7 @@
               <w:szCs w:val="22"/>
             </w:rPr>
           </w:pPr>
-          <w:hyperlink w:anchor="_Toc243726481" w:history="1">
+          <w:hyperlink w:anchor="_Toc243728608" w:history="1">
             <w:r>
               <w:rPr>
                 <w:rStyle w:val="Hyperlink"/>
@@ -3219,7 +3286,7 @@
               <w:rPr>
                 <w:noProof/>
               </w:rPr>
-              <w:instrText xml:space="preserve"> PAGEREF _Toc243726481 \h </w:instrText>
+              <w:instrText xml:space="preserve"> PAGEREF _Toc243728608 \h </w:instrText>
             </w:r>
             <w:r>
               <w:rPr>
@@ -3260,7 +3327,7 @@
               <w:szCs w:val="22"/>
             </w:rPr>
           </w:pPr>
-          <w:hyperlink w:anchor="_Toc243726482" w:history="1">
+          <w:hyperlink w:anchor="_Toc243728609" w:history="1">
             <w:r>
               <w:rPr>
                 <w:rStyle w:val="Hyperlink"/>
@@ -3284,7 +3351,7 @@
               <w:rPr>
                 <w:noProof/>
               </w:rPr>
-              <w:instrText xml:space="preserve"> PAGEREF _Toc243726482 \h </w:instrText>
+              <w:instrText xml:space="preserve"> PAGEREF _Toc243728609 \h </w:instrText>
             </w:r>
             <w:r>
               <w:rPr>
@@ -3325,7 +3392,7 @@
               <w:szCs w:val="22"/>
             </w:rPr>
           </w:pPr>
-          <w:hyperlink w:anchor="_Toc243726483" w:history="1">
+          <w:hyperlink w:anchor="_Toc243728610" w:history="1">
             <w:r>
               <w:rPr>
                 <w:rStyle w:val="Hyperlink"/>
@@ -3349,7 +3416,7 @@
               <w:rPr>
                 <w:noProof/>
               </w:rPr>
-              <w:instrText xml:space="preserve"> PAGEREF _Toc243726483 \h </w:instrText>
+              <w:instrText xml:space="preserve"> PAGEREF _Toc243728610 \h </w:instrText>
             </w:r>
             <w:r>
               <w:rPr>
@@ -3390,7 +3457,7 @@
               <w:szCs w:val="22"/>
             </w:rPr>
           </w:pPr>
-          <w:hyperlink w:anchor="_Toc243726484" w:history="1">
+          <w:hyperlink w:anchor="_Toc243728611" w:history="1">
             <w:r>
               <w:rPr>
                 <w:rStyle w:val="Hyperlink"/>
@@ -3414,7 +3481,7 @@
               <w:rPr>
                 <w:noProof/>
               </w:rPr>
-              <w:instrText xml:space="preserve"> PAGEREF _Toc243726484 \h </w:instrText>
+              <w:instrText xml:space="preserve"> PAGEREF _Toc243728611 \h </w:instrText>
             </w:r>
             <w:r>
               <w:rPr>
@@ -3455,7 +3522,7 @@
               <w:szCs w:val="22"/>
             </w:rPr>
           </w:pPr>
-          <w:hyperlink w:anchor="_Toc243726485" w:history="1">
+          <w:hyperlink w:anchor="_Toc243728612" w:history="1">
             <w:r>
               <w:rPr>
                 <w:rStyle w:val="Hyperlink"/>
@@ -3479,7 +3546,7 @@
               <w:rPr>
                 <w:noProof/>
               </w:rPr>
-              <w:instrText xml:space="preserve"> PAGEREF _Toc243726485 \h </w:instrText>
+              <w:instrText xml:space="preserve"> PAGEREF _Toc243728612 \h </w:instrText>
             </w:r>
             <w:r>
               <w:rPr>
@@ -3520,7 +3587,7 @@
               <w:szCs w:val="22"/>
             </w:rPr>
           </w:pPr>
-          <w:hyperlink w:anchor="_Toc243726486" w:history="1">
+          <w:hyperlink w:anchor="_Toc243728613" w:history="1">
             <w:r>
               <w:rPr>
                 <w:rStyle w:val="Hyperlink"/>
@@ -3544,7 +3611,7 @@
               <w:rPr>
                 <w:noProof/>
               </w:rPr>
-              <w:instrText xml:space="preserve"> PAGEREF _Toc243726486 \h </w:instrText>
+              <w:instrText xml:space="preserve"> PAGEREF _Toc243728613 \h </w:instrText>
             </w:r>
             <w:r>
               <w:rPr>
@@ -3585,7 +3652,7 @@
               <w:szCs w:val="22"/>
             </w:rPr>
           </w:pPr>
-          <w:hyperlink w:anchor="_Toc243726487" w:history="1">
+          <w:hyperlink w:anchor="_Toc243728614" w:history="1">
             <w:r>
               <w:rPr>
                 <w:rStyle w:val="Hyperlink"/>
@@ -3609,7 +3676,7 @@
               <w:rPr>
                 <w:noProof/>
               </w:rPr>
-              <w:instrText xml:space="preserve"> PAGEREF _Toc243726487 \h </w:instrText>
+              <w:instrText xml:space="preserve"> PAGEREF _Toc243728614 \h </w:instrText>
             </w:r>
             <w:r>
               <w:rPr>
@@ -3650,7 +3717,7 @@
               <w:szCs w:val="22"/>
             </w:rPr>
           </w:pPr>
-          <w:hyperlink w:anchor="_Toc243726488" w:history="1">
+          <w:hyperlink w:anchor="_Toc243728615" w:history="1">
             <w:r>
               <w:rPr>
                 <w:rStyle w:val="Hyperlink"/>
@@ -3674,7 +3741,7 @@
               <w:rPr>
                 <w:noProof/>
               </w:rPr>
-              <w:instrText xml:space="preserve"> PAGEREF _Toc243726488 \h </w:instrText>
+              <w:instrText xml:space="preserve"> PAGEREF _Toc243728615 \h </w:instrText>
             </w:r>
             <w:r>
               <w:rPr>
@@ -3717,7 +3784,7 @@
       <w:pPr>
         <w:pStyle w:val="Heading1"/>
       </w:pPr>
-      <w:bookmarkStart w:id="1" w:name="_Toc243726458"/>
+      <w:bookmarkStart w:id="1" w:name="_Toc243728585"/>
       <w:r>
         <w:lastRenderedPageBreak/>
         <w:t>1  Introduction</w:t>
@@ -3763,7 +3830,7 @@
           <w:left w:w="10" w:type="dxa"/>
           <w:right w:w="10" w:type="dxa"/>
         </w:tblCellMar>
-        <w:tblLook w:val="04A0" w:firstRow="1" w:lastRow="0" w:firstColumn="1" w:lastColumn="0" w:noHBand="0" w:noVBand="1"/>
+        <w:tblLook w:val="0000" w:firstRow="0" w:lastRow="0" w:firstColumn="0" w:lastColumn="0" w:noHBand="0" w:noVBand="0"/>
       </w:tblPr>
       <w:tblGrid>
         <w:gridCol w:w="2551"/>
@@ -4250,7 +4317,7 @@
       <w:pPr>
         <w:pStyle w:val="Heading1"/>
       </w:pPr>
-      <w:bookmarkStart w:id="2" w:name="_Toc243726459"/>
+      <w:bookmarkStart w:id="2" w:name="_Toc243728586"/>
       <w:r>
         <w:lastRenderedPageBreak/>
         <w:t>2  Pages</w:t>
@@ -4305,7 +4372,7 @@
           <w:left w:w="10" w:type="dxa"/>
           <w:right w:w="10" w:type="dxa"/>
         </w:tblCellMar>
-        <w:tblLook w:val="04A0" w:firstRow="1" w:lastRow="0" w:firstColumn="1" w:lastColumn="0" w:noHBand="0" w:noVBand="1"/>
+        <w:tblLook w:val="0000" w:firstRow="0" w:lastRow="0" w:firstColumn="0" w:lastColumn="0" w:noHBand="0" w:noVBand="0"/>
       </w:tblPr>
       <w:tblGrid>
         <w:gridCol w:w="1880"/>
@@ -4346,17 +4413,7 @@
                 <w:sz w:val="19"/>
                 <w:szCs w:val="19"/>
               </w:rPr>
-              <w:t>Addres</w:t>
-            </w:r>
-            <w:r>
-              <w:rPr>
-                <w:b/>
-                <w:bCs/>
-                <w:color w:val="FFFFFF"/>
-                <w:sz w:val="19"/>
-                <w:szCs w:val="19"/>
-              </w:rPr>
-              <w:t>s</w:t>
+              <w:t>Address</w:t>
             </w:r>
           </w:p>
         </w:tc>
@@ -4579,7 +4636,14 @@
                 <w:sz w:val="19"/>
                 <w:szCs w:val="19"/>
               </w:rPr>
-              <w:t>ProductDetailPage.jsx</w:t>
+              <w:t>ProductDetailPag</w:t>
+            </w:r>
+            <w:r>
+              <w:rPr>
+                <w:sz w:val="19"/>
+                <w:szCs w:val="19"/>
+              </w:rPr>
+              <w:t>e.jsx</w:t>
             </w:r>
           </w:p>
         </w:tc>
@@ -4603,14 +4667,14 @@
                 <w:sz w:val="19"/>
                 <w:szCs w:val="19"/>
               </w:rPr>
-              <w:t>Back arrow and "All products" link; photo, rating line, "Featured in ...", arranged description, stock, quantity with + and - only, Order Now (adds to cart), Go to cart. Below them: About this product, the campaign card, then the rati</w:t>
-            </w:r>
-            <w:r>
-              <w:rPr>
-                <w:sz w:val="19"/>
-                <w:szCs w:val="19"/>
-              </w:rPr>
-              <w:t>ngs (see Product page in section 4).</w:t>
+              <w:t>Back arrow and "All products" link; photo, rating line, "Featured in ...", arranged description, stock, quantity with + and - only, Order Now (adds to cart), Go to cart. Below them: About this product, the campaign card, then the ratings (see Product</w:t>
+            </w:r>
+            <w:r>
+              <w:rPr>
+                <w:sz w:val="19"/>
+                <w:szCs w:val="19"/>
+              </w:rPr>
+              <w:t xml:space="preserve"> page in section 4).</w:t>
             </w:r>
           </w:p>
         </w:tc>
@@ -5796,7 +5860,7 @@
       <w:pPr>
         <w:pStyle w:val="Heading1"/>
       </w:pPr>
-      <w:bookmarkStart w:id="3" w:name="_Toc243726460"/>
+      <w:bookmarkStart w:id="3" w:name="_Toc243728587"/>
       <w:r>
         <w:lastRenderedPageBreak/>
         <w:t>3  Shared components and state</w:t>
@@ -5807,7 +5871,7 @@
       <w:pPr>
         <w:pStyle w:val="Heading2"/>
       </w:pPr>
-      <w:bookmarkStart w:id="4" w:name="_Toc243726461"/>
+      <w:bookmarkStart w:id="4" w:name="_Toc243728588"/>
       <w:r>
         <w:t>3.1  Components (src/components)</w:t>
       </w:r>
@@ -5829,7 +5893,7 @@
           <w:left w:w="10" w:type="dxa"/>
           <w:right w:w="10" w:type="dxa"/>
         </w:tblCellMar>
-        <w:tblLook w:val="04A0" w:firstRow="1" w:lastRow="0" w:firstColumn="1" w:lastColumn="0" w:noHBand="0" w:noVBand="1"/>
+        <w:tblLook w:val="0000" w:firstRow="0" w:lastRow="0" w:firstColumn="0" w:lastColumn="0" w:noHBand="0" w:noVBand="0"/>
       </w:tblPr>
       <w:tblGrid>
         <w:gridCol w:w="2753"/>
@@ -6016,7 +6080,14 @@
                 <w:sz w:val="19"/>
                 <w:szCs w:val="19"/>
               </w:rPr>
-              <w:t>The full-screen sign-in and sign-up screen: the form on one side and the About film on the other (see Signing in and signing up). Escape closes it.</w:t>
+              <w:t xml:space="preserve">The full-screen sign-in and sign-up screen: the form on one side </w:t>
+            </w:r>
+            <w:r>
+              <w:rPr>
+                <w:sz w:val="19"/>
+                <w:szCs w:val="19"/>
+              </w:rPr>
+              <w:t>and the About film on the other (see Signing in and signing up). Escape closes it.</w:t>
             </w:r>
           </w:p>
         </w:tc>
@@ -6075,14 +6146,7 @@
                 <w:sz w:val="19"/>
                 <w:szCs w:val="19"/>
               </w:rPr>
-              <w:t>The About film inside the sign-in screen: Acquisition to Delivery with captions, progress bars an</w:t>
-            </w:r>
-            <w:r>
-              <w:rPr>
-                <w:sz w:val="19"/>
-                <w:szCs w:val="19"/>
-              </w:rPr>
-              <w:t>d a pause button.</w:t>
+              <w:t>The About film inside the sign-in screen: Acquisition to Delivery with captions, progress bars and a pause button.</w:t>
             </w:r>
           </w:p>
         </w:tc>
@@ -6263,14 +6327,14 @@
                 <w:sz w:val="19"/>
                 <w:szCs w:val="19"/>
               </w:rPr>
-              <w:t>Asks for the optional cookie categories (analytics, marketing): Accept all, Reject all and Customize. Customize is a wood-coloured link (since 20 October 2026; it used to share the red of Remove and Sign out, which made a normal choice look like a warning)</w:t>
-            </w:r>
-            <w:r>
-              <w:rPr>
-                <w:sz w:val="19"/>
-                <w:szCs w:val="19"/>
-              </w:rPr>
-              <w:t>.</w:t>
+              <w:t xml:space="preserve">Asks for the optional cookie categories (analytics, marketing): Accept all, Reject </w:t>
+            </w:r>
+            <w:r>
+              <w:rPr>
+                <w:sz w:val="19"/>
+                <w:szCs w:val="19"/>
+              </w:rPr>
+              <w:t>all and Customize. Customize is a wood-coloured link (since 20 October 2026; it used to share the red of Remove and Sign out, which made a normal choice look like a warning).</w:t>
             </w:r>
           </w:p>
         </w:tc>
@@ -6390,7 +6454,14 @@
                 <w:sz w:val="19"/>
                 <w:szCs w:val="19"/>
               </w:rPr>
-              <w:t>Product display pieces; ProductCard shows the Featured tag; ProductDescription shows the AI-arranged copy or tidies the original itself.</w:t>
+              <w:t>Product display pie</w:t>
+            </w:r>
+            <w:r>
+              <w:rPr>
+                <w:sz w:val="19"/>
+                <w:szCs w:val="19"/>
+              </w:rPr>
+              <w:t>ces; ProductCard shows the Featured tag; ProductDescription shows the AI-arranged copy or tidies the original itself.</w:t>
             </w:r>
           </w:p>
         </w:tc>
@@ -6689,14 +6760,7 @@
                 <w:sz w:val="19"/>
                 <w:szCs w:val="19"/>
               </w:rPr>
-              <w:t>Every way to reach the business (phone, WhatsApp, email, TikTok, Instagram) from GET /help/contact - on the About page and at th</w:t>
-            </w:r>
-            <w:r>
-              <w:rPr>
-                <w:sz w:val="19"/>
-                <w:szCs w:val="19"/>
-              </w:rPr>
-              <w:t>e foot of each policy page.</w:t>
+              <w:t>Every way to reach the business (phone, WhatsApp, email, TikTok, Instagram) from GET /help/contact - on the About page and at the foot of each policy page.</w:t>
             </w:r>
           </w:p>
         </w:tc>
@@ -6997,7 +7061,14 @@
                 <w:sz w:val="19"/>
                 <w:szCs w:val="19"/>
               </w:rPr>
-              <w:t>Line icons (no emojis; WhatsApp, TikTok and Instagram drawn in the same style), back button, brand wordmark, footer (emblem and every way to reach the business).</w:t>
+              <w:t>Line icons (no emojis; WhatsApp, TikTok and Instagram drawn in the same style), back button, brand wordmark, footer (emblem and every way t</w:t>
+            </w:r>
+            <w:r>
+              <w:rPr>
+                <w:sz w:val="19"/>
+                <w:szCs w:val="19"/>
+              </w:rPr>
+              <w:t>o reach the business).</w:t>
             </w:r>
           </w:p>
         </w:tc>
@@ -7012,7 +7083,7 @@
       <w:pPr>
         <w:pStyle w:val="Heading2"/>
       </w:pPr>
-      <w:bookmarkStart w:id="5" w:name="_Toc243726462"/>
+      <w:bookmarkStart w:id="5" w:name="_Toc243728589"/>
       <w:r>
         <w:t>3.2  State (src/context)</w:t>
       </w:r>
@@ -7034,7 +7105,7 @@
           <w:left w:w="10" w:type="dxa"/>
           <w:right w:w="10" w:type="dxa"/>
         </w:tblCellMar>
-        <w:tblLook w:val="04A0" w:firstRow="1" w:lastRow="0" w:firstColumn="1" w:lastColumn="0" w:noHBand="0" w:noVBand="1"/>
+        <w:tblLook w:val="0000" w:firstRow="0" w:lastRow="0" w:firstColumn="0" w:lastColumn="0" w:noHBand="0" w:noVBand="0"/>
       </w:tblPr>
       <w:tblGrid>
         <w:gridCol w:w="2409"/>
@@ -7831,7 +7902,7 @@
       <w:pPr>
         <w:pStyle w:val="Heading2"/>
       </w:pPr>
-      <w:bookmarkStart w:id="6" w:name="_Toc243726463"/>
+      <w:bookmarkStart w:id="6" w:name="_Toc243728590"/>
       <w:r>
         <w:t>3.3  Helpers (src/core and src/api)</w:t>
       </w:r>
@@ -7890,7 +7961,10 @@
         <w:t>core/phone.js</w:t>
       </w:r>
       <w:r>
-        <w:t xml:space="preserve"> - the same phone rules as the backend, so a number that passes here is never rejected later.</w:t>
+        <w:t xml:space="preserve"> - the same phone rules as the backend, so a number that passes here is never rej</w:t>
+      </w:r>
+      <w:r>
+        <w:t>ected later.</w:t>
       </w:r>
     </w:p>
     <w:p>
@@ -7934,10 +8008,10 @@
         <w:t>core/email.js</w:t>
       </w:r>
       <w:r>
-        <w:t xml:space="preserve"> - the email format check and spelling suggestions at sign-up</w:t>
-      </w:r>
-      <w:r>
-        <w:t xml:space="preserve"> (for example gmial.com becomes gmail.com). The backend checks the address again, including its mail domain.</w:t>
+        <w:t xml:space="preserve"> - the email format check and spelling suggestions at sign-up (for example gmial.com becomes gmail.com). The backend checks the address again,</w:t>
+      </w:r>
+      <w:r>
+        <w:t xml:space="preserve"> including its mail domain.</w:t>
       </w:r>
     </w:p>
     <w:p>
@@ -7981,10 +8055,7 @@
         <w:t>core/orderRef.js</w:t>
       </w:r>
       <w:r>
-        <w:t xml:space="preserve"> - masks the order id shown in the address bar (not a se</w:t>
-      </w:r>
-      <w:r>
-        <w:t>curity measure; the backend checks ownership).</w:t>
+        <w:t xml:space="preserve"> - masks the order id shown in the address bar (not a security measure; the backend checks ownership).</w:t>
       </w:r>
     </w:p>
     <w:p>
@@ -8006,7 +8077,10 @@
         <w:t>core/googleSignIn.js</w:t>
       </w:r>
       <w:r>
-        <w:t xml:space="preserve"> - loads Google's sign-in script only when the sign-in screen opens.</w:t>
+        <w:t xml:space="preserve"> - loads Googl</w:t>
+      </w:r>
+      <w:r>
+        <w:t>e's sign-in script only when the sign-in screen opens.</w:t>
       </w:r>
     </w:p>
     <w:p>
@@ -8071,7 +8145,10 @@
           <w:sz w:val="19"/>
           <w:szCs w:val="19"/>
         </w:rPr>
-        <w:t>core/deliveredGoo</w:t>
+        <w:t>core/deliveredGoods.js</w:t>
+      </w:r>
+      <w:r>
+        <w:t xml:space="preserve">, </w:t>
       </w:r>
       <w:r>
         <w:rPr>
@@ -8080,7 +8157,7 @@
           <w:sz w:val="19"/>
           <w:szCs w:val="19"/>
         </w:rPr>
-        <w:t>ds.js</w:t>
+        <w:t>core/reviewConsent.js</w:t>
       </w:r>
       <w:r>
         <w:t xml:space="preserve">, </w:t>
@@ -8092,22 +8169,13 @@
           <w:sz w:val="19"/>
           <w:szCs w:val="19"/>
         </w:rPr>
-        <w:t>core/reviewConsent.js</w:t>
-      </w:r>
-      <w:r>
-        <w:t xml:space="preserve">, </w:t>
-      </w:r>
-      <w:r>
-        <w:rPr>
-          <w:rFonts w:ascii="Consolas" w:eastAsia="Consolas" w:hAnsi="Consolas" w:cs="Consolas"/>
-          <w:color w:val="3B3F3D"/>
-          <w:sz w:val="19"/>
-          <w:szCs w:val="19"/>
-        </w:rPr>
         <w:t>core/aboutStory.js</w:t>
       </w:r>
       <w:r>
-        <w:t xml:space="preserve"> - distances, delivered-goods ordering, review agreement text and version, About page words (also used by the sign-in film).</w:t>
+        <w:t xml:space="preserve"> - distances, delivered-goods ord</w:t>
+      </w:r>
+      <w:r>
+        <w:t>ering, review agreement text and version, About page words (also used by the sign-in film).</w:t>
       </w:r>
     </w:p>
     <w:p>
@@ -8124,7 +8192,7 @@
       <w:pPr>
         <w:pStyle w:val="Heading1"/>
       </w:pPr>
-      <w:bookmarkStart w:id="7" w:name="_Toc243726464"/>
+      <w:bookmarkStart w:id="7" w:name="_Toc243728591"/>
       <w:r>
         <w:lastRenderedPageBreak/>
         <w:t>4  Feature notes</w:t>
@@ -8135,7 +8203,7 @@
       <w:pPr>
         <w:pStyle w:val="Heading2"/>
       </w:pPr>
-      <w:bookmarkStart w:id="8" w:name="_Toc243726465"/>
+      <w:bookmarkStart w:id="8" w:name="_Toc243728592"/>
       <w:r>
         <w:t>4.1  Buying and paying</w:t>
       </w:r>
@@ -8190,10 +8258,7 @@
         <w:spacing w:after="60" w:line="264" w:lineRule="auto"/>
       </w:pPr>
       <w:r>
-        <w:t xml:space="preserve">The order is created only if the M-Pesa prompt is </w:t>
-      </w:r>
-      <w:r>
-        <w:t>sent successfully; the status page then follows the payment (see DWS-BE-03).</w:t>
+        <w:t>The order is created only if the M-Pesa prompt is sent successfully; the status page then follows the payment (see DWS-BE-03).</w:t>
       </w:r>
     </w:p>
     <w:p>
@@ -8206,7 +8271,10 @@
         <w:spacing w:after="60" w:line="264" w:lineRule="auto"/>
       </w:pPr>
       <w:r>
-        <w:t>Paid orders appear in Ordered Goods with a delivery estimate (3 weeks, or 3 months for very large items) until an admin schedules a real date.</w:t>
+        <w:t>Paid orders appear in Ordered Goods with a d</w:t>
+      </w:r>
+      <w:r>
+        <w:t>elivery estimate (3 weeks, or 3 months for very large items) until an admin schedules a real date.</w:t>
       </w:r>
     </w:p>
     <w:p>
@@ -8218,7 +8286,7 @@
       <w:pPr>
         <w:pStyle w:val="Heading2"/>
       </w:pPr>
-      <w:bookmarkStart w:id="9" w:name="_Toc243726466"/>
+      <w:bookmarkStart w:id="9" w:name="_Toc243728593"/>
       <w:r>
         <w:t>4.2  Featured campaigns</w:t>
       </w:r>
@@ -8229,13 +8297,13 @@
         <w:spacing w:after="120" w:line="276" w:lineRule="auto"/>
       </w:pPr>
       <w:r>
-        <w:t>Customers s</w:t>
-      </w:r>
-      <w:r>
-        <w:t>ee campaigns where they already shop instead of on a separate "Marketing" tab, and only while a campaign is running: its status is Active, today is within its start and end dates, and it promotes at least one product that is not in the bin. The website ser</w:t>
-      </w:r>
-      <w:r>
-        <w:t>ver applies this rule (DWS-WEB-01), so drafts, paused or ended campaigns and campaigns without products never reach the browser. Staff choose a campaign's products in the phone app or the desktop app.</w:t>
+        <w:t xml:space="preserve">Customers see campaigns where they already shop instead of on a separate "Marketing" tab, and only while a campaign is running: its </w:t>
+      </w:r>
+      <w:r>
+        <w:t>status is Active, today is within its start and end dates, and it promotes at least one product that is not in the bin. The website server applies this rule (DWS-WEB-01), so drafts, paused or ended campaigns and campaigns without products never reach the b</w:t>
+      </w:r>
+      <w:r>
+        <w:t>rowser. Staff choose a campaign's products in the phone app or the desktop app.</w:t>
       </w:r>
     </w:p>
     <w:tbl>
@@ -8254,7 +8322,7 @@
           <w:left w:w="10" w:type="dxa"/>
           <w:right w:w="10" w:type="dxa"/>
         </w:tblCellMar>
-        <w:tblLook w:val="04A0" w:firstRow="1" w:lastRow="0" w:firstColumn="1" w:lastColumn="0" w:noHBand="0" w:noVBand="1"/>
+        <w:tblLook w:val="0000" w:firstRow="0" w:lastRow="0" w:firstColumn="0" w:lastColumn="0" w:noHBand="0" w:noVBand="0"/>
       </w:tblPr>
       <w:tblGrid>
         <w:gridCol w:w="2753"/>
@@ -8576,7 +8644,7 @@
       <w:pPr>
         <w:pStyle w:val="Heading2"/>
       </w:pPr>
-      <w:bookmarkStart w:id="10" w:name="_Toc243726467"/>
+      <w:bookmarkStart w:id="10" w:name="_Toc243728594"/>
       <w:r>
         <w:t>4.3  Product page</w:t>
       </w:r>
@@ -8610,7 +8678,10 @@
         <w:t>Getting back.</w:t>
       </w:r>
       <w:r>
-        <w:t xml:space="preserve"> The back arrow returns to wherever the visitor came from; a page opened from a shared link has nowhere to go back to inside the site, so the arrow then goes to the products. "All products" always opens the full catalogue.</w:t>
+        <w:t xml:space="preserve"> The back arrow returns to wherever the visitor came from; a page opened from a shared link has nowhere to go back to inside the site, so the arrow then goes to the products. "All products</w:t>
+      </w:r>
+      <w:r>
+        <w:t>" always opens the full catalogue.</w:t>
       </w:r>
     </w:p>
     <w:p>
@@ -8639,22 +8710,13 @@
           <w:sz w:val="19"/>
           <w:szCs w:val="19"/>
         </w:rPr>
-        <w:t>ProductCampaig</w:t>
-      </w:r>
-      <w:r>
-        <w:rPr>
-          <w:rFonts w:ascii="Consolas" w:eastAsia="Consolas" w:hAnsi="Consolas" w:cs="Consolas"/>
-          <w:color w:val="3B3F3D"/>
-          <w:sz w:val="19"/>
-          <w:szCs w:val="19"/>
-        </w:rPr>
-        <w:t>nCard.jsx</w:t>
-      </w:r>
-      <w:r>
-        <w:t>) is as wide as the About box (900 px). Its media stands on a stage at least as wide as it is tall, up to 440 px high, so an upright phone video is shown whole in the middle with a soft blurred glow of itself either side (drawn into a small canvas</w:t>
-      </w:r>
-      <w:r>
-        <w:t>); wide media fill the stage. On a phone the stage takes the media's own shape. Other products in the campaign are listed as links, with "See all featured".</w:t>
+        <w:t>ProductCampaignCard.jsx</w:t>
+      </w:r>
+      <w:r>
+        <w:t xml:space="preserve">) is as wide as the About box (900 px). Its media stands on a stage at least as wide as it is tall, up to 440 px high, so an upright phone video is shown whole in the middle with </w:t>
+      </w:r>
+      <w:r>
+        <w:t>a soft blurred glow of itself either side (drawn into a small canvas); wide media fill the stage. On a phone the stage takes the media's own shape. Other products in the campaign are listed as links, with "See all featured".</w:t>
       </w:r>
     </w:p>
     <w:p>
@@ -8683,13 +8745,22 @@
           <w:sz w:val="19"/>
           <w:szCs w:val="19"/>
         </w:rPr>
-        <w:t>CampaignVideo.jsx</w:t>
-      </w:r>
-      <w:r>
-        <w:t xml:space="preserve"> remembers how far each campaign video has played and w</w:t>
-      </w:r>
-      <w:r>
-        <w:t>hether it was playing, for the whole visit, so moving to another product in the same campaign carries on where it was. The card also remembers each video's shape, so coming back does not make the page jump.</w:t>
+        <w:t>Camp</w:t>
+      </w:r>
+      <w:r>
+        <w:rPr>
+          <w:rFonts w:ascii="Consolas" w:eastAsia="Consolas" w:hAnsi="Consolas" w:cs="Consolas"/>
+          <w:color w:val="3B3F3D"/>
+          <w:sz w:val="19"/>
+          <w:szCs w:val="19"/>
+        </w:rPr>
+        <w:t>aignVideo.jsx</w:t>
+      </w:r>
+      <w:r>
+        <w:t xml:space="preserve"> remembers how far each campaign video has played and whether it was playing, for the whole visit, so moving to another product in the same campaign carries on where it was. The card also remembers each video's shape, so coming back does not m</w:t>
+      </w:r>
+      <w:r>
+        <w:t>ake the page jump.</w:t>
       </w:r>
     </w:p>
     <w:p>
@@ -8710,10 +8781,10 @@
         <w:t>In-page links.</w:t>
       </w:r>
       <w:r>
-        <w:t xml:space="preserve"> "4.4 · 5 ratings", "Featured in ..</w:t>
-      </w:r>
-      <w:r>
-        <w:t xml:space="preserve">." and "Read the full description" scroll to their section without adding a Back step, so Back still returns to the list. Because the campaign card arrives a moment after the ratings and then grows to the video's shape, </w:t>
+        <w:t xml:space="preserve"> "4.4 · 5 ratings", "Featured in ..." and "Read the full description" scroll to their section without adding a Back step, so Back still returns to the list. Because the campaign card arrives a moment after the ratings and t</w:t>
+      </w:r>
+      <w:r>
+        <w:t xml:space="preserve">hen grows to the video's shape, </w:t>
       </w:r>
       <w:r>
         <w:rPr>
@@ -8725,10 +8796,10 @@
         <w:t>core/jumpTo.js</w:t>
       </w:r>
       <w:r>
-        <w:t xml:space="preserve"> keeps the chosen sect</w:t>
-      </w:r>
-      <w:r>
-        <w:t>ion on the same spot of the screen for up to 15 seconds while the page fills in, and lets go as soon as the visitor scrolls. Keyboard users land on the section, which gets a wood-coloured outline.</w:t>
+        <w:t xml:space="preserve"> keeps the chosen section on the same spot of the screen for up to 15 seconds while the page fills in, and lets go as soon as the visitor scrolls. Keyboard users land on the section, which gets a wood-coloured </w:t>
+      </w:r>
+      <w:r>
+        <w:t>outline.</w:t>
       </w:r>
     </w:p>
     <w:p>
@@ -8740,7 +8811,7 @@
       <w:pPr>
         <w:pStyle w:val="Heading2"/>
       </w:pPr>
-      <w:bookmarkStart w:id="11" w:name="_Toc243726468"/>
+      <w:bookmarkStart w:id="11" w:name="_Toc243728595"/>
       <w:r>
         <w:t>4.4  Ratings</w:t>
       </w:r>
@@ -8751,13 +8822,10 @@
         <w:spacing w:after="120" w:line="276" w:lineRule="auto"/>
       </w:pPr>
       <w:r>
-        <w:t>Delivered products appear under "Rate your go</w:t>
-      </w:r>
-      <w:r>
-        <w:t>ods". A rating is private by default; making it public requires reading the agreement to the end and accepting it, after which the first name and last-name initial are shown. Ratings can be edited or made private later. A product shows its average, star br</w:t>
-      </w:r>
-      <w:r>
-        <w:t>eakdown and public reviews once 3 customers have rated it (</w:t>
+        <w:t>Delivered products appear under "Rate your goods". A rating is private by default; making it public requires reading the agreement to the end and accepting it, after which the first name and last-name initial are shown. Ratings can b</w:t>
+      </w:r>
+      <w:r>
+        <w:t>e edited or made private later. A product shows its average, star breakdown and public reviews once 3 customers have rated it (</w:t>
       </w:r>
       <w:r>
         <w:rPr>
@@ -8769,7 +8837,10 @@
         <w:t>MIN_RATINGS_TO_SHOW</w:t>
       </w:r>
       <w:r>
-        <w:t xml:space="preserve"> in the backend's ReviewService.java); before that the product page says "No ratings yet". Private ratings count in the numbers and are mentioned only as a count.</w:t>
+        <w:t xml:space="preserve"> in the backend's ReviewService.java); before that the product page says "No ratings yet". Private ratings cou</w:t>
+      </w:r>
+      <w:r>
+        <w:t>nt in the numbers and are mentioned only as a count.</w:t>
       </w:r>
     </w:p>
     <w:p>
@@ -8821,7 +8892,7 @@
       <w:pPr>
         <w:pStyle w:val="Heading2"/>
       </w:pPr>
-      <w:bookmarkStart w:id="12" w:name="_Toc243726469"/>
+      <w:bookmarkStart w:id="12" w:name="_Toc243728596"/>
       <w:r>
         <w:t>4.5  Signing in and signing up</w:t>
       </w:r>
@@ -8832,16 +8903,16 @@
         <w:spacing w:after="120" w:line="276" w:lineRule="auto"/>
       </w:pPr>
       <w:r>
-        <w:t>Signing in opens a full-screen window: the form on the left and, on the right</w:t>
-      </w:r>
-      <w:r>
-        <w:t>, the About film (Acquisition, Harvest, Value addition, Packaging and Delivery) with captions, progress bars and a pause button. On a computer the film plays every third large frame of the About animation with blended in-between frames, about 5.6 seconds p</w:t>
-      </w:r>
-      <w:r>
-        <w:t>er chapter. Phones, data-saver connections and devices with animations switched off get one still picture per chapter that cross-fades instead, and on a phone the film is a strip above the form. Escape or the close button leaves; the page behind stays wher</w:t>
-      </w:r>
-      <w:r>
-        <w:t>e it was.</w:t>
+        <w:t>Signing in opens a full-</w:t>
+      </w:r>
+      <w:r>
+        <w:t>screen window: the form on the left and, on the right, the About film (Acquisition, Harvest, Value addition, Packaging and Delivery) with captions, progress bars and a pause button. On a computer the film plays every third large frame of the About animatio</w:t>
+      </w:r>
+      <w:r>
+        <w:t>n with blended in-between frames, about 5.6 seconds per chapter. Phones, data-saver connections and devices with animations switched off get one still picture per chapter that cross-fades instead, and on a phone the film is a strip above the form. Escape o</w:t>
+      </w:r>
+      <w:r>
+        <w:t>r the close button leaves; the page behind stays where it was.</w:t>
       </w:r>
     </w:p>
     <w:tbl>
@@ -8860,7 +8931,7 @@
           <w:left w:w="10" w:type="dxa"/>
           <w:right w:w="10" w:type="dxa"/>
         </w:tblCellMar>
-        <w:tblLook w:val="04A0" w:firstRow="1" w:lastRow="0" w:firstColumn="1" w:lastColumn="0" w:noHBand="0" w:noVBand="1"/>
+        <w:tblLook w:val="0000" w:firstRow="0" w:lastRow="0" w:firstColumn="0" w:lastColumn="0" w:noHBand="0" w:noVBand="0"/>
       </w:tblPr>
       <w:tblGrid>
         <w:gridCol w:w="2478"/>
@@ -9083,16 +9154,7 @@
                 <w:sz w:val="19"/>
                 <w:szCs w:val="19"/>
               </w:rPr>
-              <w:t>Email at sign-</w:t>
-            </w:r>
-            <w:r>
-              <w:rPr>
-                <w:b/>
-                <w:bCs/>
-                <w:sz w:val="19"/>
-                <w:szCs w:val="19"/>
-              </w:rPr>
-              <w:t>up</w:t>
+              <w:t>Email at sign-up</w:t>
             </w:r>
           </w:p>
         </w:tc>
@@ -9115,14 +9177,14 @@
                 <w:sz w:val="19"/>
                 <w:szCs w:val="19"/>
               </w:rPr>
-              <w:t xml:space="preserve">A suggestion for common misspellings appears while typing ("Did you mean ...@gmail.com?"), and the format is checked when the field is left. The backend then checks it again: the format, that the domain can receive email, and that no other account already </w:t>
-            </w:r>
-            <w:r>
-              <w:rPr>
-                <w:sz w:val="19"/>
-                <w:szCs w:val="19"/>
-              </w:rPr>
-              <w:t>uses it. Addresses with a "+tag" (name+shop@gmail.com) are accepted.</w:t>
+              <w:t>A suggestion for common misspellings appears while typing ("Did you mean ...@gmail.com?"), and the format is checked when the field is left. The backend then checks it again: the format, that the domain can receive email, and that no other</w:t>
+            </w:r>
+            <w:r>
+              <w:rPr>
+                <w:sz w:val="19"/>
+                <w:szCs w:val="19"/>
+              </w:rPr>
+              <w:t xml:space="preserve"> account already uses it. Addresses with a "+tag" (name+shop@gmail.com) are accepted.</w:t>
             </w:r>
           </w:p>
         </w:tc>
@@ -9183,14 +9245,14 @@
                 <w:sz w:val="19"/>
                 <w:szCs w:val="19"/>
               </w:rPr>
-              <w:t>Shown above the form. A new Google user then chooses a username (same rule) and gives a phone number before the account is created. A Google account whose email alre</w:t>
-            </w:r>
-            <w:r>
-              <w:rPr>
-                <w:sz w:val="19"/>
-                <w:szCs w:val="19"/>
-              </w:rPr>
-              <w:t>ady belongs to an account here is not joined to it; the person is asked to sign in with that account instead.</w:t>
+              <w:t>Shown above the form. A new Google user then chooses a username (same rule) and gives a phone number before the account is created. A Google account whose email already belongs to an account here is not joined to it; the person is asked to sign in with tha</w:t>
+            </w:r>
+            <w:r>
+              <w:rPr>
+                <w:sz w:val="19"/>
+                <w:szCs w:val="19"/>
+              </w:rPr>
+              <w:t>t account instead.</w:t>
             </w:r>
           </w:p>
         </w:tc>
@@ -9367,7 +9429,7 @@
       <w:pPr>
         <w:pStyle w:val="Heading2"/>
       </w:pPr>
-      <w:bookmarkStart w:id="13" w:name="_Toc243726470"/>
+      <w:bookmarkStart w:id="13" w:name="_Toc243728597"/>
       <w:r>
         <w:t>4.6  Confirming the phone number (SMS code)</w:t>
       </w:r>
@@ -9516,7 +9578,17 @@
           <w:sz w:val="18"/>
           <w:szCs w:val="18"/>
         </w:rPr>
-        <w:t>Figure 2: Sign-up: the code step (sample account)</w:t>
+        <w:t>Figure 2: Sign-up</w:t>
+      </w:r>
+      <w:r>
+        <w:rPr>
+          <w:i/>
+          <w:iCs/>
+          <w:color w:val="5F6B66"/>
+          <w:sz w:val="18"/>
+          <w:szCs w:val="18"/>
+        </w:rPr>
+        <w:t>: the code step (sample account)</w:t>
       </w:r>
     </w:p>
     <w:p>
@@ -9652,14 +9724,17 @@
         <w:t>src/api/client.js</w:t>
       </w:r>
       <w:r>
-        <w:t xml:space="preserve"> (sendPhoneCode, verifyPhoneCode). Which networks get codes, the limits and the SMS wording are backend settings and code (see the Backend Server document).</w:t>
+        <w:t xml:space="preserve"> (sendPhoneCode, </w:t>
+      </w:r>
+      <w:r>
+        <w:t>verifyPhoneCode). Which networks get codes, the limits and the SMS wording are backend settings and code (see the Backend Server document).</w:t>
       </w:r>
     </w:p>
     <w:p>
       <w:pPr>
         <w:pStyle w:val="Heading2"/>
       </w:pPr>
-      <w:bookmarkStart w:id="14" w:name="_Toc243726471"/>
+      <w:bookmarkStart w:id="14" w:name="_Toc243728598"/>
       <w:r>
         <w:t>4.7  My profile and passwords</w:t>
       </w:r>
@@ -9670,10 +9745,10 @@
         <w:spacing w:after="120" w:line="276" w:lineRule="auto"/>
       </w:pPr>
       <w:r>
-        <w:t xml:space="preserve">Since 24 October 2026 the account menu (the photo or first letter at </w:t>
-      </w:r>
-      <w:r>
-        <w:t>the top right) has My profile (</w:t>
+        <w:t>Since 24 October 2026 the account menu (the photo or first letter at the top right) ha</w:t>
+      </w:r>
+      <w:r>
+        <w:t>s My profile (</w:t>
       </w:r>
       <w:r>
         <w:rPr>
@@ -9709,10 +9784,10 @@
         <w:t>core/profile.js</w:t>
       </w:r>
       <w:r>
-        <w:t xml:space="preserve"> squareJpeg) and sent to the website server, which stores it - the name and email (the password</w:t>
-      </w:r>
-      <w:r>
-        <w:t xml:space="preserve"> is asked for when the email changes), the phone number, the password, and a pointer to the Theme menu. The email and phone show partly (ja•••@gmail.com, 07•• ••• 678) until Show is pressed. A new phone number goes through the SMS code step (</w:t>
+        <w:t xml:space="preserve"> squareJpeg) and sent to the website server, which stores it - the name and email (the password is asked for whe</w:t>
+      </w:r>
+      <w:r>
+        <w:t>n the email changes), the phone number, the password, and a pointer to the Theme menu. The email and phone show partly (ja•••@gmail.com, 07•• ••• 678) until Show is pressed. A new phone number goes through the SMS code step (</w:t>
       </w:r>
       <w:r>
         <w:rPr>
@@ -9721,7 +9796,13 @@
           <w:sz w:val="19"/>
           <w:szCs w:val="19"/>
         </w:rPr>
-        <w:t>components/Pho</w:t>
+        <w:t>components/PhoneCodeStep.jsx</w:t>
+      </w:r>
+      <w:r>
+        <w:t>) w</w:t>
+      </w:r>
+      <w:r>
+        <w:t>here codes are sent; staff accounts can't change their number here - an admin does. Changing the password (</w:t>
       </w:r>
       <w:r>
         <w:rPr>
@@ -9730,25 +9811,13 @@
           <w:sz w:val="19"/>
           <w:szCs w:val="19"/>
         </w:rPr>
-        <w:t>neCodeStep.jsx</w:t>
-      </w:r>
-      <w:r>
-        <w:t>) where codes are sent; staff accounts can't change their number here - an admin does. Changing the password (</w:t>
-      </w:r>
-      <w:r>
-        <w:rPr>
-          <w:rFonts w:ascii="Consolas" w:eastAsia="Consolas" w:hAnsi="Consolas" w:cs="Consolas"/>
-          <w:color w:val="3B3F3D"/>
-          <w:sz w:val="19"/>
-          <w:szCs w:val="19"/>
-        </w:rPr>
         <w:t>components/PasswordFields.jsx</w:t>
       </w:r>
       <w:r>
-        <w:t>) keeps this browser signed in with a new token and signs every other device out. The photo shows in th</w:t>
-      </w:r>
-      <w:r>
-        <w:t>e account button (</w:t>
+        <w:t xml:space="preserve">) keeps this browser signed in with a new token and signs every other device out. The photo shows in the account button </w:t>
+      </w:r>
+      <w:r>
+        <w:t>(</w:t>
       </w:r>
       <w:r>
         <w:rPr>
@@ -9920,7 +9989,7 @@
       <w:pPr>
         <w:pStyle w:val="Heading2"/>
       </w:pPr>
-      <w:bookmarkStart w:id="15" w:name="_Toc243726472"/>
+      <w:bookmarkStart w:id="15" w:name="_Toc243728599"/>
       <w:r>
         <w:lastRenderedPageBreak/>
         <w:t>4.8  Order tickets and Track my order</w:t>
@@ -9932,13 +10001,13 @@
         <w:spacing w:after="120" w:line="276" w:lineRule="auto"/>
       </w:pPr>
       <w:r>
-        <w:t>Since 23 October 2026 every order has a ticket like DW-7K3Q9P (migration 038): six letters and digits drawn at r</w:t>
-      </w:r>
-      <w:r>
-        <w:t xml:space="preserve">andom, without the easily confused 0, O, 1, I and L, so it says nothing about how many orders exist and the next one can't be guessed. The customer sees it while M-Pesa confirms the payment, on the order page and on each order in Ordered Goods, and quotes </w:t>
-      </w:r>
-      <w:r>
-        <w:t>it to the team; the assistant names orders by it too.</w:t>
+        <w:t>Since 23 October 2026 every order has a ticket like DW-7K3Q9P (migration 038): six letters and digits drawn at rand</w:t>
+      </w:r>
+      <w:r>
+        <w:t xml:space="preserve">om, without the easily confused 0, O, 1, I and L, so it says nothing about how many orders exist and the next one can't be guessed. The customer sees it while M-Pesa confirms the payment, on the order page and on each order in Ordered Goods, and quotes it </w:t>
+      </w:r>
+      <w:r>
+        <w:t>to the team; the assistant names orders by it too.</w:t>
       </w:r>
     </w:p>
     <w:p>
@@ -9970,16 +10039,16 @@
         <w:t>pages/TrackOrderPage.jsx</w:t>
       </w:r>
       <w:r>
-        <w:t>) needs no sign-in: the ticket and the last 3 digits of the phone number on the account. It shows the order in four steps - placed, paid, on a delivery, d</w:t>
-      </w:r>
-      <w:r>
-        <w:t>elivered (or cancelled, or being rescheduled) - with the dates, the pickup area, the total and the items, never the customer's name or phone. Signed-out visitors find it in the top links where signed-in customers see Ordered Goods, and in the footer; the o</w:t>
-      </w:r>
-      <w:r>
-        <w:t>rder page links to it with the ticket filled in. Only website orders can be tracked this way - orders staff open on a trip have no customer phone on record. Five wrong tries lock a ticket for half an hour and the page answers at most 60 look-ups a minute (</w:t>
-      </w:r>
-      <w:r>
-        <w:t>the backend keeps count).</w:t>
+        <w:t>) needs no sign-in: the ticket and the last 3 digits of the phone number on the account. It shows the order in four steps - placed, paid, on a delivery, deli</w:t>
+      </w:r>
+      <w:r>
+        <w:t>vered (or cancelled, or being rescheduled) - with the dates, the pickup area, the total and the items, never the customer's name or phone. Signed-out visitors find it in the top links where signed-in customers see Ordered Goods, and in the footer; the orde</w:t>
+      </w:r>
+      <w:r>
+        <w:t>r page links to it with the ticket filled in. Only website orders can be tracked this way - orders staff open on a trip have no customer phone on record. Five wrong tries lock a ticket for half an hour and the page answers at most 60 look-ups a minute (the</w:t>
+      </w:r>
+      <w:r>
+        <w:t xml:space="preserve"> backend keeps count).</w:t>
       </w:r>
     </w:p>
     <w:p>
@@ -9987,10 +10056,10 @@
         <w:spacing w:after="120" w:line="276" w:lineRule="auto"/>
       </w:pPr>
       <w:r>
-        <w:t>The driver and the vehicle are hidden from customers unless staff switch on Share driver for that delivery (desktop or phone). Then the order page, Ordered Goods and Track my order show the driver's first name, the number plate an</w:t>
-      </w:r>
-      <w:r>
-        <w:t>d the company phone number (</w:t>
+        <w:t>The driver and the vehicle are hidden from customers unless staff switch on Share driver for that delivery (desktop or phone). Then the order page, Ordered Goods and Track my order show the driver's first name, the number plate and t</w:t>
+      </w:r>
+      <w:r>
+        <w:t>he company phone number (</w:t>
       </w:r>
       <w:r>
         <w:rPr>
@@ -10075,7 +10144,7 @@
       <w:pPr>
         <w:pStyle w:val="Heading2"/>
       </w:pPr>
-      <w:bookmarkStart w:id="16" w:name="_Toc243726473"/>
+      <w:bookmarkStart w:id="16" w:name="_Toc243728600"/>
       <w:r>
         <w:t>4.9  Returns, Privacy and Terms</w:t>
       </w:r>
@@ -10095,10 +10164,7 @@
           <w:sz w:val="19"/>
           <w:szCs w:val="19"/>
         </w:rPr>
-        <w:t>pages/PolicyPage.jsx</w:t>
-      </w:r>
-      <w:r>
-        <w:t xml:space="preserve">) with the words in </w:t>
+        <w:t>p</w:t>
       </w:r>
       <w:r>
         <w:rPr>
@@ -10107,26 +10173,10 @@
           <w:sz w:val="19"/>
           <w:szCs w:val="19"/>
         </w:rPr>
-        <w:t>core/policies.js</w:t>
-      </w:r>
-      <w:r>
-        <w:t xml:space="preserve"> and the date at the top (POLICY_UPDATED). Returns &amp; Refunds (/returns) holds the owner's rules: cancel any time before delivery - th</w:t>
-      </w:r>
-      <w:r>
-        <w:t>e full amount back if nothing has been cut or loaded yet, otherwise a cancellation cost agreed first; the full amount back if the latest delivery date passes; damaged, wrong or missing goods reported within 3 days with photos, replaced or refunded; no retu</w:t>
-      </w:r>
-      <w:r>
-        <w:t xml:space="preserve">rns for a change of mind - only damaged goods; refunds to the same M-Pesa number within 3 working days of agreeing the amount; bulk orders </w:t>
-      </w:r>
-      <w:r>
-        <w:lastRenderedPageBreak/>
-        <w:t>fixed once agreed. Privacy (/privacy) lists what the system really keeps - the account (password stored scrambled), G</w:t>
-      </w:r>
-      <w:r>
-        <w:t>oogle sign-in, orders with the M-Pesa number and receipt, the assistant's conversation, cookies - why, who else sees it (staff, Safaricom, Africa's Talking, Google, the assistant's AI service Groq), how long (orders at least five years, for tax), and the v</w:t>
-      </w:r>
-      <w:r>
-        <w:t>isitor's rights, including a complaint to the Data Protection Commissioner. Terms (/terms) covers accounts, prices, paying with M-Pesa, delivery dates, bulk orders, reviews and the assistant, under Kenyan law. Each page ends with every way to reach us (</w:t>
+        <w:t>ages/PolicyPage.jsx</w:t>
+      </w:r>
+      <w:r>
+        <w:t xml:space="preserve">) with the words in </w:t>
       </w:r>
       <w:r>
         <w:rPr>
@@ -10135,7 +10185,26 @@
           <w:sz w:val="19"/>
           <w:szCs w:val="19"/>
         </w:rPr>
-        <w:t>com</w:t>
+        <w:t>core/policies.js</w:t>
+      </w:r>
+      <w:r>
+        <w:t xml:space="preserve"> and the date at the top (POLICY_UPDATED). Returns &amp; Refunds (/returns) holds the owner's rules: cancel any time before delivery - the full amount back if nothing has been cut or loaded yet, otherwise </w:t>
+      </w:r>
+      <w:r>
+        <w:t>a cancellation cost agreed first; the full amount back if the latest delivery date passes; damaged, wrong or missing goods reported within 3 days with photos, replaced or refunded; no returns for a change of mind - only damaged goods; refunds to the same M</w:t>
+      </w:r>
+      <w:r>
+        <w:t xml:space="preserve">-Pesa number within 3 working days of agreeing the amount; bulk orders </w:t>
+      </w:r>
+      <w:r>
+        <w:lastRenderedPageBreak/>
+        <w:t>fixed once agreed. Privacy (/privacy) lists what the system really keeps - the account (password stored scrambled), Google sign-in, orders with the M-Pesa number and receipt, the assist</w:t>
+      </w:r>
+      <w:r>
+        <w:t>ant's conversation, cookies - why, who else sees it (staff, Safaricom, Africa's Talking, Google, the assistant's AI service Groq), how long (orders at least five years, for tax), and the visitor's rights, including a complaint to the Data Protection Commis</w:t>
+      </w:r>
+      <w:r>
+        <w:t>sioner. Terms (/terms) covers accounts, prices, paying with M-Pesa, delivery dates, bulk orders, reviews and the assistant, under Kenyan law. Each page ends with every way to reach us (</w:t>
       </w:r>
       <w:r>
         <w:rPr>
@@ -10144,7 +10213,7 @@
           <w:sz w:val="19"/>
           <w:szCs w:val="19"/>
         </w:rPr>
-        <w:t>ponents/ReachUs.jsx</w:t>
+        <w:t>components/ReachUs.jsx</w:t>
       </w:r>
       <w:r>
         <w:t>, shared with About) and links to the other two.</w:t>
@@ -10176,22 +10245,13 @@
           <w:sz w:val="19"/>
           <w:szCs w:val="19"/>
         </w:rPr>
-        <w:t>context/CookieCo</w:t>
-      </w:r>
-      <w:r>
-        <w:rPr>
-          <w:rFonts w:ascii="Consolas" w:eastAsia="Consolas" w:hAnsi="Consolas" w:cs="Consolas"/>
-          <w:color w:val="3B3F3D"/>
-          <w:sz w:val="19"/>
-          <w:szCs w:val="19"/>
-        </w:rPr>
-        <w:t>nsentContext.jsx</w:t>
-      </w:r>
-      <w:r>
-        <w:t>), which the Privacy page promises. Under Place order the cart says "By placing your order you agree to our Terms and Returns &amp; Refunds". Help answers can link to the three pages, and the answer to "Can I change or cancel an order after pay</w:t>
-      </w:r>
-      <w:r>
-        <w:t>ing?" now gives the short rules and links to Returns &amp; Refunds.</w:t>
+        <w:t>context/CookieConsentContext.jsx</w:t>
+      </w:r>
+      <w:r>
+        <w:t>), which the Privacy page promises. Under Place orde</w:t>
+      </w:r>
+      <w:r>
+        <w:t>r the cart says "By placing your order you agree to our Terms and Returns &amp; Refunds". Help answers can link to the three pages, and the answer to "Can I change or cancel an order after paying?" now gives the short rules and links to Returns &amp; Refunds.</w:t>
       </w:r>
     </w:p>
     <w:p>
@@ -10257,7 +10317,17 @@
           <w:sz w:val="18"/>
           <w:szCs w:val="18"/>
         </w:rPr>
-        <w:t>Figure 7: Returns &amp; Refunds (Forest theme)</w:t>
+        <w:t>Fi</w:t>
+      </w:r>
+      <w:r>
+        <w:rPr>
+          <w:i/>
+          <w:iCs/>
+          <w:color w:val="5F6B66"/>
+          <w:sz w:val="18"/>
+          <w:szCs w:val="18"/>
+        </w:rPr>
+        <w:t>gure 7: Returns &amp; Refunds (Forest theme)</w:t>
       </w:r>
     </w:p>
     <w:p>
@@ -10397,7 +10467,7 @@
       <w:pPr>
         <w:pStyle w:val="Heading2"/>
       </w:pPr>
-      <w:bookmarkStart w:id="17" w:name="_Toc243726474"/>
+      <w:bookmarkStart w:id="17" w:name="_Toc243728601"/>
       <w:r>
         <w:t>4.10  About page story</w:t>
       </w:r>
@@ -10408,10 +10478,13 @@
         <w:spacing w:after="120" w:line="276" w:lineRule="auto"/>
       </w:pPr>
       <w:r>
-        <w:t>The About page plays a film of the business as the visitor scrolls: Acquisition, Harvest, Value addition, Packaging and Delivery, each with a card that flies in. Scrolling moves one stage at a time with smooth glides, and the dots allow jumping to a stage.</w:t>
-      </w:r>
-      <w:r>
-        <w:t xml:space="preserve"> Frames are drawn on a canvas that stays pinned while the section scrolls. The same frames play in the sign-in screen.</w:t>
+        <w:t>The About page plays a film of the business as the visitor scrolls: Acquisition, Harvest, Val</w:t>
+      </w:r>
+      <w:r>
+        <w:t>ue addition, Packaging and Delivery, each with a card that flies in. Scrolling moves one stage at a time with smooth glides, and the dots allow jumping to a stage. Frames are drawn on a canvas that stays pinned while the section scrolls. The same frames pl</w:t>
+      </w:r>
+      <w:r>
+        <w:t>ay in the sign-in screen.</w:t>
       </w:r>
     </w:p>
     <w:tbl>
@@ -10430,7 +10503,7 @@
           <w:left w:w="10" w:type="dxa"/>
           <w:right w:w="10" w:type="dxa"/>
         </w:tblCellMar>
-        <w:tblLook w:val="04A0" w:firstRow="1" w:lastRow="0" w:firstColumn="1" w:lastColumn="0" w:noHBand="0" w:noVBand="1"/>
+        <w:tblLook w:val="0000" w:firstRow="0" w:lastRow="0" w:firstColumn="0" w:lastColumn="0" w:noHBand="0" w:noVBand="0"/>
       </w:tblPr>
       <w:tblGrid>
         <w:gridCol w:w="3125"/>
@@ -10781,10 +10854,7 @@
         <w:t xml:space="preserve">Note: </w:t>
       </w:r>
       <w:r>
-        <w:t>Visitors who switch off animations in their device settings get a calm, motion-free version of the site. Windows on the company computer has animations switched off, so browsers there show the reduced-m</w:t>
-      </w:r>
-      <w:r>
-        <w:t>otion version.</w:t>
+        <w:t>Visitors who switch off animations in their device settings get a calm, motion-free version of the site. Windows on the company computer has animations switched off, so browsers there show the reduced-motion version.</w:t>
       </w:r>
     </w:p>
     <w:p>
@@ -10792,19 +10862,22 @@
         <w:spacing w:after="120" w:line="276" w:lineRule="auto"/>
       </w:pPr>
       <w:r>
-        <w:t>Below the film (since 23 October 2026) the page sets out the company for customers and for payment-provider checks: Who we are, with the registered facts (business name, business registration number, the workshop in Nakuru and where the timber comes from -</w:t>
-      </w:r>
-      <w:r>
-        <w:t xml:space="preserve"> farms across Central Kenya); How we work in four numbered steps (sourcing, milling and finishing, ordering and paying, delivery); Our purpose (the mission and vision) beside a What we stand for card; Where to find us, with the workshop address, an Open in</w:t>
-      </w:r>
-      <w:r>
-        <w:t xml:space="preserve"> Google Maps button on the owner's own pin and a Reach us card with the company phone, WhatsApp, email and socials (from the website server's settings); and the founder, with a round photo frame. The same day it was laid out again for big screens ("the res</w:t>
-      </w:r>
-      <w:r>
-        <w:t>t need to be ordered good"): one centred column, every section with the words on the left and the facts in a card on the right, and the four steps on one line joined by a wood line (two by two on tablets, down a line on phones). The KRA PIN and personal ph</w:t>
-      </w:r>
-      <w:r>
-        <w:t>one numbers are deliberately left off the public page.</w:t>
+        <w:t xml:space="preserve">Below the film (since 23 October 2026) </w:t>
+      </w:r>
+      <w:r>
+        <w:t>the page sets out the company for customers and for payment-provider checks: Who we are, with the registered facts (business name, business registration number, the workshop in Nakuru and where the timber comes from - farms across Central Kenya); How we wo</w:t>
+      </w:r>
+      <w:r>
+        <w:t xml:space="preserve">rk in four numbered steps (sourcing, milling and finishing, ordering and paying, delivery); Our purpose (the mission and vision) beside a What we stand for card; Where to find us, with the workshop address, an Open in Google Maps button on the owner's own </w:t>
+      </w:r>
+      <w:r>
+        <w:t xml:space="preserve">pin and a Reach us card with the company phone, WhatsApp, email and socials (from the website server's settings); and the founder, with a round photo frame (his approved bio and photos since 24 October 2026 - see below). The same day it was laid out again </w:t>
+      </w:r>
+      <w:r>
+        <w:t>for big screens ("the rest need to be ordered good"): one centred column, every section with the words on the left and the facts in a card on the right, and the four steps on one line joined by a wood line (two by two on tablets, down a line on phones). Th</w:t>
+      </w:r>
+      <w:r>
+        <w:t>e KRA PIN and personal phone numbers are deliberately left off the public page.</w:t>
       </w:r>
     </w:p>
     <w:tbl>
@@ -10823,7 +10896,7 @@
           <w:left w:w="10" w:type="dxa"/>
           <w:right w:w="10" w:type="dxa"/>
         </w:tblCellMar>
-        <w:tblLook w:val="04A0" w:firstRow="1" w:lastRow="0" w:firstColumn="1" w:lastColumn="0" w:noHBand="0" w:noVBand="1"/>
+        <w:tblLook w:val="0000" w:firstRow="0" w:lastRow="0" w:firstColumn="0" w:lastColumn="0" w:noHBand="0" w:noVBand="0"/>
       </w:tblPr>
       <w:tblGrid>
         <w:gridCol w:w="3125"/>
@@ -10995,7 +11068,7 @@
                 <w:sz w:val="19"/>
                 <w:szCs w:val="19"/>
               </w:rPr>
-              <w:t>The photo of the founder</w:t>
+              <w:t>The founder's photos</w:t>
             </w:r>
           </w:p>
         </w:tc>
@@ -11019,7 +11092,7 @@
                 <w:sz w:val="19"/>
                 <w:szCs w:val="19"/>
               </w:rPr>
-              <w:t xml:space="preserve">Put a square photo (at least 800 x 800) at </w:t>
+              <w:t xml:space="preserve">The round portrait is </w:t>
             </w:r>
             <w:r>
               <w:rPr>
@@ -11035,7 +11108,7 @@
                 <w:sz w:val="19"/>
                 <w:szCs w:val="19"/>
               </w:rPr>
-              <w:t xml:space="preserve"> and rebuild the site. Until then, and while it loads, the frame shows the company emblem (</w:t>
+              <w:t xml:space="preserve"> (square, 800 x 800; while it loads the frame shows the company emblem - </w:t>
             </w:r>
             <w:r>
               <w:rPr>
@@ -11067,7 +11140,30 @@
                 <w:sz w:val="19"/>
                 <w:szCs w:val="19"/>
               </w:rPr>
-              <w:t>).</w:t>
+              <w:t xml:space="preserve">); the second picture is </w:t>
+            </w:r>
+            <w:r>
+              <w:rPr>
+                <w:rFonts w:ascii="Consolas" w:eastAsia="Consolas" w:hAnsi="Consolas" w:cs="Consolas"/>
+                <w:color w:val="3B3F3D"/>
+                <w:sz w:val="17"/>
+                <w:szCs w:val="17"/>
+              </w:rPr>
+              <w:t>public/brand/founder-tree.jpg</w:t>
+            </w:r>
+            <w:r>
+              <w:rPr>
+                <w:sz w:val="19"/>
+                <w:szCs w:val="19"/>
+              </w:rPr>
+              <w:t xml:space="preserve"> (640 x 800, shown 4:5 with a caption). Rep</w:t>
+            </w:r>
+            <w:r>
+              <w:rPr>
+                <w:sz w:val="19"/>
+                <w:szCs w:val="19"/>
+              </w:rPr>
+              <w:t>lace a file with one of the same name and size and rebuild the site. Photos are saved without camera or location data.</w:t>
             </w:r>
           </w:p>
         </w:tc>
@@ -11128,23 +11224,21 @@
                 <w:sz w:val="17"/>
                 <w:szCs w:val="17"/>
               </w:rPr>
-              <w:t>in</w:t>
-            </w:r>
-            <w:r>
-              <w:rPr>
-                <w:rFonts w:ascii="Consolas" w:eastAsia="Consolas" w:hAnsi="Consolas" w:cs="Consolas"/>
-                <w:color w:val="3B3F3D"/>
-                <w:sz w:val="17"/>
-                <w:szCs w:val="17"/>
-              </w:rPr>
-              <w:t>dex.html</w:t>
-            </w:r>
-            <w:r>
-              <w:rPr>
-                <w:sz w:val="19"/>
-                <w:szCs w:val="19"/>
-              </w:rPr>
-              <w:t xml:space="preserve"> (the Organization block, application/ld+json) - keep it in step with the About page</w:t>
+              <w:t>index.html</w:t>
+            </w:r>
+            <w:r>
+              <w:rPr>
+                <w:sz w:val="19"/>
+                <w:szCs w:val="19"/>
+              </w:rPr>
+              <w:t xml:space="preserve"> (the Organization block, application/ld+json) - keep it in step with the</w:t>
+            </w:r>
+            <w:r>
+              <w:rPr>
+                <w:sz w:val="19"/>
+                <w:szCs w:val="19"/>
+              </w:rPr>
+              <w:t xml:space="preserve"> About page</w:t>
             </w:r>
           </w:p>
         </w:tc>
@@ -11224,44 +11318,19 @@
     </w:p>
     <w:p>
       <w:pPr>
-        <w:pStyle w:val="Heading2"/>
-      </w:pPr>
-      <w:bookmarkStart w:id="18" w:name="_Toc243726475"/>
-      <w:r>
-        <w:t>4.11  Help page and support email</w:t>
-      </w:r>
-      <w:bookmarkEnd w:id="18"/>
-    </w:p>
-    <w:p>
-      <w:pPr>
         <w:spacing w:after="120" w:line="276" w:lineRule="auto"/>
       </w:pPr>
       <w:r>
-        <w:t>The Help page's contact buttons sit right under the chat button, before the questions (since 7 October 2026; they used to be at the bottom of the page). The email button opens the Send us an email window (below); the address is shown under the buttons: dat</w:t>
-      </w:r>
-      <w:r>
-        <w:t>eroemwoodsales+support@gmail.com. That is the business Gmail (dateroemwoodsales@gmail.com) with a "+support" tag, so the mail arrives in the business mailbox and a Gmail filter files it under the Customers label. The page, the assistant and the fallback he</w:t>
-      </w:r>
-      <w:r>
-        <w:t>lper all read the contacts from the website server's settings (DWS-WEB-01).</w:t>
-      </w:r>
-    </w:p>
-    <w:p>
-      <w:pPr>
-        <w:pStyle w:val="Heading2"/>
-      </w:pPr>
-      <w:bookmarkStart w:id="19" w:name="_Toc243726476"/>
-      <w:r>
-        <w:t>4.12  Frequently asked questions</w:t>
-      </w:r>
-      <w:bookmarkEnd w:id="19"/>
-    </w:p>
-    <w:p>
-      <w:pPr>
-        <w:spacing w:after="120" w:line="276" w:lineRule="auto"/>
-      </w:pPr>
-      <w:r>
-        <w:t>Since 7 October 2026 the Help page lists frequently asked questions below the chat button and the contact buttons (</w:t>
+        <w:t xml:space="preserve">The founder section (24 October 2026, the founder's own bio put in order and approved by the owner): the round portrait - cut from a clearer group photo, with only him in the frame - and under it a photo of him with a young tree ("this depict his love for </w:t>
+      </w:r>
+      <w:r>
+        <w:t>trees"), captioned; beside them his story (founded in 2026 for the demand for timber in Nakuru; grew up in Timboroa, where timber milling was the main activity), the four reasons he started the business as a list (a steady supply; value added to raw timber</w:t>
+      </w:r>
+      <w:r>
+        <w:t>, such as furniture; one central place to meet customers; customers choosing before supply), how he leads the purchasing team and the supply team, and his own closing words as a quote. On phones the order is portrait, the story, then the tree photo; the pa</w:t>
+      </w:r>
+      <w:r>
+        <w:t xml:space="preserve">ragraphs are left-aligned there for easier reading. The words are ABOUT_FOUNDER in </w:t>
       </w:r>
       <w:r>
         <w:rPr>
@@ -11270,10 +11339,10 @@
           <w:sz w:val="19"/>
           <w:szCs w:val="19"/>
         </w:rPr>
-        <w:t>FaqSection</w:t>
-      </w:r>
-      <w:r>
-        <w:t xml:space="preserve"> in </w:t>
+        <w:t>src/core/aboutStory.js</w:t>
+      </w:r>
+      <w:r>
+        <w:t xml:space="preserve"> (intro, aims, closing, quote, treePhoto, treeCaption). The shared contact card is </w:t>
       </w:r>
       <w:r>
         <w:rPr>
@@ -11282,7 +11351,59 @@
           <w:sz w:val="19"/>
           <w:szCs w:val="19"/>
         </w:rPr>
-        <w:t>src/pages/HelpPage</w:t>
+        <w:t>components/ReachUs.jsx</w:t>
+      </w:r>
+      <w:r>
+        <w:t>.</w:t>
+      </w:r>
+    </w:p>
+    <w:p>
+      <w:pPr>
+        <w:pStyle w:val="Heading2"/>
+      </w:pPr>
+      <w:bookmarkStart w:id="18" w:name="_Toc243728602"/>
+      <w:r>
+        <w:t>4.11  Help page and support email</w:t>
+      </w:r>
+      <w:bookmarkEnd w:id="18"/>
+    </w:p>
+    <w:p>
+      <w:pPr>
+        <w:spacing w:after="120" w:line="276" w:lineRule="auto"/>
+      </w:pPr>
+      <w:r>
+        <w:t>The Help p</w:t>
+      </w:r>
+      <w:r>
+        <w:t xml:space="preserve">age's contact buttons sit right under the chat button, before the questions (since 7 October 2026; they used to be at the bottom of the page). The email button opens the Send us an email window (below); the </w:t>
+      </w:r>
+      <w:r>
+        <w:lastRenderedPageBreak/>
+        <w:t>address is shown under the buttons: dateroemwoods</w:t>
+      </w:r>
+      <w:r>
+        <w:t>ales+support@gmail.com. That is the business Gmail (dateroemwoodsales@gmail.com) with a "+support" tag, so the mail arrives in the business mailbox and a Gmail filter files it under the Customers label. The page, the assistant and the fallback helper all r</w:t>
+      </w:r>
+      <w:r>
+        <w:t>ead the contacts from the website server's settings (DWS-WEB-01).</w:t>
+      </w:r>
+    </w:p>
+    <w:p>
+      <w:pPr>
+        <w:pStyle w:val="Heading2"/>
+      </w:pPr>
+      <w:bookmarkStart w:id="19" w:name="_Toc243728603"/>
+      <w:r>
+        <w:t>4.12  Frequently asked questions</w:t>
+      </w:r>
+      <w:bookmarkEnd w:id="19"/>
+    </w:p>
+    <w:p>
+      <w:pPr>
+        <w:spacing w:after="120" w:line="276" w:lineRule="auto"/>
+      </w:pPr>
+      <w:r>
+        <w:t>Since 7 October 2026 the Help page lists frequently asked questions below the chat button and the contact buttons (</w:t>
       </w:r>
       <w:r>
         <w:rPr>
@@ -11291,10 +11412,10 @@
           <w:sz w:val="19"/>
           <w:szCs w:val="19"/>
         </w:rPr>
-        <w:t>.jsx</w:t>
-      </w:r>
-      <w:r>
-        <w:t>). They come from the website server (</w:t>
+        <w:t>FaqSection</w:t>
+      </w:r>
+      <w:r>
+        <w:t xml:space="preserve"> in </w:t>
       </w:r>
       <w:r>
         <w:rPr>
@@ -11303,6 +11424,18 @@
           <w:sz w:val="19"/>
           <w:szCs w:val="19"/>
         </w:rPr>
+        <w:t>src/pages/HelpPage.jsx</w:t>
+      </w:r>
+      <w:r>
+        <w:t>). They come from the website server (</w:t>
+      </w:r>
+      <w:r>
+        <w:rPr>
+          <w:rFonts w:ascii="Consolas" w:eastAsia="Consolas" w:hAnsi="Consolas" w:cs="Consolas"/>
+          <w:color w:val="3B3F3D"/>
+          <w:sz w:val="19"/>
+          <w:szCs w:val="19"/>
+        </w:rPr>
         <w:t>GET /help/faqs</w:t>
       </w:r>
       <w:r>
@@ -11319,7 +11452,6 @@
         <w:rPr>
           <w:noProof/>
         </w:rPr>
-        <w:lastRenderedPageBreak/>
         <w:drawing>
           <wp:inline distT="0" distB="0" distL="0" distR="0">
             <wp:extent cx="6096000" cy="4286250"/>
@@ -11373,7 +11505,7 @@
           <w:sz w:val="18"/>
           <w:szCs w:val="18"/>
         </w:rPr>
-        <w:t>Figure 11: The Help p</w:t>
+        <w:t xml:space="preserve">Figure 11: The Help page </w:t>
       </w:r>
       <w:r>
         <w:rPr>
@@ -11383,7 +11515,7 @@
           <w:sz w:val="18"/>
           <w:szCs w:val="18"/>
         </w:rPr>
-        <w:t>age questions, one of them opened</w:t>
+        <w:t>questions, one of them opened</w:t>
       </w:r>
     </w:p>
     <w:p>
@@ -11422,10 +11554,10 @@
         <w:spacing w:after="60" w:line="264" w:lineRule="auto"/>
       </w:pPr>
       <w:r>
-        <w:t>Eac</w:t>
-      </w:r>
-      <w:r>
-        <w:t>h question opens to its answer. Lines starting "1. ", "2. " show as numbered steps, and a question can end with a link to the page it is about ("Go to Shipping"), named as in the menu.</w:t>
+        <w:t>Each qu</w:t>
+      </w:r>
+      <w:r>
+        <w:t>estion opens to its answer. Lines starting "1. ", "2. " show as numbered steps, and a question can end with a link to the page it is about ("Go to Shipping"), named as in the menu.</w:t>
       </w:r>
     </w:p>
     <w:p>
@@ -11438,10 +11570,10 @@
         <w:spacing w:after="60" w:line="264" w:lineRule="auto"/>
       </w:pPr>
       <w:r>
-        <w:t>With no questions, or when they can't be loaded, the section is left ou</w:t>
-      </w:r>
-      <w:r>
-        <w:t>t; the chat and the contacts remain.</w:t>
+        <w:t>With no questions, or when they can't be loaded, the section is left out; t</w:t>
+      </w:r>
+      <w:r>
+        <w:t>he chat and the contacts remain.</w:t>
       </w:r>
     </w:p>
     <w:p>
@@ -11546,8 +11678,9 @@
       <w:pPr>
         <w:pStyle w:val="Heading2"/>
       </w:pPr>
-      <w:bookmarkStart w:id="20" w:name="_Toc243726477"/>
-      <w:r>
+      <w:bookmarkStart w:id="20" w:name="_Toc243728604"/>
+      <w:r>
+        <w:lastRenderedPageBreak/>
         <w:t>4.13  Send us an email</w:t>
       </w:r>
       <w:bookmarkEnd w:id="20"/>
@@ -11557,10 +11690,10 @@
         <w:spacing w:after="120" w:line="276" w:lineRule="auto"/>
       </w:pPr>
       <w:r>
-        <w:t>Since 7 October 2026 a customer can write to the support team on the site itself - "just like what they would have done in their outlook or gmail web", without opening an email app (sent by the webs</w:t>
-      </w:r>
-      <w:r>
-        <w:t>ite server, see the Website Server document). "i want that email thingy to appear once some one clicks on the email": the form is a window over the page (</w:t>
+        <w:t>Since 7 October 2026 a customer can write to the support team on the site itself - "just like what they would have done in their outlook or gmail web", without opening an email app (sent by the website serve</w:t>
+      </w:r>
+      <w:r>
+        <w:t>r, see the Website Server document). "i want that email thingy to appear once some one clicks on the email": the form is a window over the page (</w:t>
       </w:r>
       <w:r>
         <w:rPr>
@@ -11572,10 +11705,10 @@
         <w:t>src/components/EmailDialog.jsx</w:t>
       </w:r>
       <w:r>
-        <w:t>), opened by the Send us an email button on the Help page and on the Bul</w:t>
-      </w:r>
-      <w:r>
-        <w:t>k Orders page, where the subject starts as "Bulk order enquiry". While the website server has no email settings, the same buttons open the visitor's email app as before.</w:t>
+        <w:t xml:space="preserve">), opened by the Send us an email button on the Help page and on the Bulk Orders </w:t>
+      </w:r>
+      <w:r>
+        <w:t>page, where the subject starts as "Bulk order enquiry". While the website server has no email settings, the same buttons open the visitor's email app as before.</w:t>
       </w:r>
     </w:p>
     <w:p>
@@ -11588,7 +11721,6 @@
         <w:rPr>
           <w:noProof/>
         </w:rPr>
-        <w:lastRenderedPageBreak/>
         <w:drawing>
           <wp:inline distT="0" distB="0" distL="0" distR="0">
             <wp:extent cx="6096000" cy="4286250"/>
@@ -11655,6 +11787,7 @@
         <w:rPr>
           <w:noProof/>
         </w:rPr>
+        <w:lastRenderedPageBreak/>
         <w:drawing>
           <wp:inline distT="0" distB="0" distL="0" distR="0">
             <wp:extent cx="6096000" cy="4286250"/>
@@ -11708,7 +11841,17 @@
           <w:sz w:val="18"/>
           <w:szCs w:val="18"/>
         </w:rPr>
-        <w:t>Figure 13: The Send us an email window (sample customer), with the suggestion for a mistyped address</w:t>
+        <w:t xml:space="preserve">Figure </w:t>
+      </w:r>
+      <w:r>
+        <w:rPr>
+          <w:i/>
+          <w:iCs/>
+          <w:color w:val="5F6B66"/>
+          <w:sz w:val="18"/>
+          <w:szCs w:val="18"/>
+        </w:rPr>
+        <w:t>13: The Send us an email window (sample customer), with the suggestion for a mistyped address</w:t>
       </w:r>
     </w:p>
     <w:p>
@@ -11721,8 +11864,10 @@
         <w:spacing w:after="60" w:line="264" w:lineRule="auto"/>
       </w:pPr>
       <w:r>
-        <w:lastRenderedPageBreak/>
-        <w:t>To is fixed (the support team); the customer fills in their name, email, an optional phone number, a subject and the message (10 to 4,000 characters, with a counter).</w:t>
+        <w:t>To is fixed (the support team); the customer fills in their name, email, an optional phone number, a subject and the message (10 to 4,000 characters, with a count</w:t>
+      </w:r>
+      <w:r>
+        <w:t>er).</w:t>
       </w:r>
     </w:p>
     <w:p>
@@ -11735,10 +11880,7 @@
         <w:spacing w:after="60" w:line="264" w:lineRule="auto"/>
       </w:pPr>
       <w:r>
-        <w:t xml:space="preserve">Which desk (since 17 October 2026): the Help page writes to the support desk (+support); </w:t>
-      </w:r>
-      <w:r>
-        <w:t>the Bulk Orders page to the orders desk (+orders), whose copies and replies also come from +orders.</w:t>
+        <w:t>Which desk (since 17 October 2026): the Help page writes to the support desk (+support); the Bulk Orders page to the orders desk (+orders), whose copies and replies also come from +orders.</w:t>
       </w:r>
     </w:p>
     <w:p>
@@ -11751,7 +11893,10 @@
         <w:spacing w:after="60" w:line="264" w:lineRule="auto"/>
       </w:pPr>
       <w:r>
-        <w:t>Signed in: the phone field starts with the phone number on the account.</w:t>
+        <w:t>Signed in: the phone field starts with the phone number on the</w:t>
+      </w:r>
+      <w:r>
+        <w:t xml:space="preserve"> account.</w:t>
       </w:r>
     </w:p>
     <w:p>
@@ -11764,10 +11909,7 @@
         <w:spacing w:after="60" w:line="264" w:lineRule="auto"/>
       </w:pPr>
       <w:r>
-        <w:t>Signed in: name and email come from the account and can't be changed ("From your acc</w:t>
-      </w:r>
-      <w:r>
-        <w:t>ount - we reply here"). Not signed in: a mistyped address gets a suggestion, as at sign-up ("Did you mean ...@gmail.com?").</w:t>
+        <w:t>Signed in: name and email come from the account and can't be changed ("From your account - we reply here"). Not signed in: a mistyped address gets a suggestion, as at sign-up ("Did you mean ...@gmail.com?").</w:t>
       </w:r>
     </w:p>
     <w:p>
@@ -11780,10 +11922,10 @@
         <w:spacing w:after="60" w:line="264" w:lineRule="auto"/>
       </w:pPr>
       <w:r>
-        <w:t>After Send: "Sent", the address the reply will go to, and whether a copy (signed in) or a short confirmation (not signed in) is on i</w:t>
-      </w:r>
-      <w:r>
-        <w:t>ts way; "Write another" clears subject and message.</w:t>
+        <w:t>After Send: "Sent", the address the re</w:t>
+      </w:r>
+      <w:r>
+        <w:t>ply will go to, and whether a copy (signed in) or a short confirmation (not signed in) is on its way; "Write another" clears subject and message.</w:t>
       </w:r>
     </w:p>
     <w:p>
@@ -11809,10 +11951,10 @@
         <w:spacing w:after="60" w:line="264" w:lineRule="auto"/>
       </w:pPr>
       <w:r>
-        <w:t>At the bottom, "Prefer your own email app? Open it" opens the visitor's email app with the subject</w:t>
-      </w:r>
-      <w:r>
-        <w:t xml:space="preserve"> and message typed so far, and the address is shown to copy.</w:t>
+        <w:t>At t</w:t>
+      </w:r>
+      <w:r>
+        <w:t>he bottom, "Prefer your own email app? Open it" opens the visitor's email app with the subject and message typed so far, and the address is shown to copy.</w:t>
       </w:r>
     </w:p>
     <w:p>
@@ -11825,10 +11967,10 @@
         <w:spacing w:after="60" w:line="264" w:lineRule="auto"/>
       </w:pPr>
       <w:r>
-        <w:t>The window closes with the cross, Escape or a click outside it. Closing keeps what was typed until the page is left; after Send, Done closes it and the next one starts with an empty subject and m</w:t>
-      </w:r>
-      <w:r>
-        <w:t>essage.</w:t>
+        <w:t>The window closes with the cross, Escape or a click outside it. Closing keeps what was typed until th</w:t>
+      </w:r>
+      <w:r>
+        <w:t>e page is left; after Send, Done closes it and the next one starts with an empty subject and message.</w:t>
       </w:r>
     </w:p>
     <w:p>
@@ -11899,10 +12041,7 @@
           <w:sz w:val="19"/>
           <w:szCs w:val="19"/>
         </w:rPr>
-        <w:t>.email-modal</w:t>
-      </w:r>
-      <w:r>
-        <w:t xml:space="preserve"> and </w:t>
+        <w:t>.e</w:t>
       </w:r>
       <w:r>
         <w:rPr>
@@ -11911,10 +12050,10 @@
           <w:sz w:val="19"/>
           <w:szCs w:val="19"/>
         </w:rPr>
-        <w:t>.help-email</w:t>
-      </w:r>
-      <w:r>
-        <w:t xml:space="preserve"> in </w:t>
+        <w:t>mail-modal</w:t>
+      </w:r>
+      <w:r>
+        <w:t xml:space="preserve"> and </w:t>
       </w:r>
       <w:r>
         <w:rPr>
@@ -11923,6 +12062,18 @@
           <w:sz w:val="19"/>
           <w:szCs w:val="19"/>
         </w:rPr>
+        <w:t>.help-email</w:t>
+      </w:r>
+      <w:r>
+        <w:t xml:space="preserve"> in </w:t>
+      </w:r>
+      <w:r>
+        <w:rPr>
+          <w:rFonts w:ascii="Consolas" w:eastAsia="Consolas" w:hAnsi="Consolas" w:cs="Consolas"/>
+          <w:color w:val="3B3F3D"/>
+          <w:sz w:val="19"/>
+          <w:szCs w:val="19"/>
+        </w:rPr>
         <w:t>src/styles/index.css</w:t>
       </w:r>
       <w:r>
@@ -11933,7 +12084,7 @@
       <w:pPr>
         <w:pStyle w:val="Heading2"/>
       </w:pPr>
-      <w:bookmarkStart w:id="21" w:name="_Toc243726478"/>
+      <w:bookmarkStart w:id="21" w:name="_Toc243728605"/>
       <w:r>
         <w:t>4.14  Bulk order pictures</w:t>
       </w:r>
@@ -11944,13 +12095,14 @@
         <w:spacing w:after="120" w:line="276" w:lineRule="auto"/>
       </w:pPr>
       <w:r>
-        <w:t xml:space="preserve">Since 9 October </w:t>
-      </w:r>
-      <w:r>
-        <w:t>2026 the Bulk Orders page shows what a bulk order looks like: "pictures that can be used to show case what bulk orders look like so that customers can see a template of what is meant by bulk orders ... like a slide". The pictures are not products; Marketer</w:t>
-      </w:r>
-      <w:r>
-        <w:t>s, Admins and the SuperAdmin keep them in Marketing in the phone and desktop apps (see those documents). With no pictures, the page is as before.</w:t>
+        <w:t xml:space="preserve">Since 9 October 2026 the Bulk Orders page shows what a bulk order looks like: "pictures that can be used to show case what bulk orders look like so that customers can see a template of what is meant by bulk orders ... </w:t>
+      </w:r>
+      <w:r>
+        <w:lastRenderedPageBreak/>
+        <w:t>like a slide". The pictures are not pr</w:t>
+      </w:r>
+      <w:r>
+        <w:t>oducts; Marketers, Admins and the SuperAdmin keep them in Marketing in the phone and desktop apps (see those documents). With no pictures, the page is as before.</w:t>
       </w:r>
     </w:p>
     <w:p>
@@ -11963,7 +12115,6 @@
         <w:rPr>
           <w:noProof/>
         </w:rPr>
-        <w:lastRenderedPageBreak/>
         <w:drawing>
           <wp:inline distT="0" distB="0" distL="0" distR="0">
             <wp:extent cx="6096000" cy="4286250"/>
@@ -12030,10 +12181,7 @@
         <w:spacing w:after="60" w:line="264" w:lineRule="auto"/>
       </w:pPr>
       <w:r>
-        <w:t xml:space="preserve">One picture at a time, cross-fading to </w:t>
-      </w:r>
-      <w:r>
-        <w:t>the next every 5 seconds. It waits while the mouse is over it, a finger is on it or it has the keyboard focus, and while the tab is in the background; after any change the next one is a full 5 seconds away.</w:t>
+        <w:t>One picture at a time, cross-fading to the next every 5 seconds. It waits while the mouse is over it, a finger is on it or it has the keyboard focus, and while the tab is in the background; after any change the next one is a full 5 seconds away.</w:t>
       </w:r>
     </w:p>
     <w:p>
@@ -12046,10 +12194,10 @@
         <w:spacing w:after="60" w:line="264" w:lineRule="auto"/>
       </w:pPr>
       <w:r>
-        <w:t>Arrows at the sides, dots underneath (the current</w:t>
-      </w:r>
-      <w:r>
-        <w:t xml:space="preserve"> one a wood bar), the left and right arrow keys, and a swipe on a phone.</w:t>
+        <w:t xml:space="preserve">Arrows at </w:t>
+      </w:r>
+      <w:r>
+        <w:t>the sides, dots underneath (the current one a wood bar), the left and right arrow keys, and a swipe on a phone.</w:t>
       </w:r>
     </w:p>
     <w:p>
@@ -12062,10 +12210,10 @@
         <w:spacing w:after="60" w:line="264" w:lineRule="auto"/>
       </w:pPr>
       <w:r>
-        <w:t>Each picture is shown whole - upright phone photos are not cut - over a blurred, darkened copy of itself that fills the frame (16:9 on a computer, 4:3 on a phone). The caption, when t</w:t>
-      </w:r>
-      <w:r>
-        <w:t>here is one, sits along the bottom.</w:t>
+        <w:t>Each picture is shown whole - upright phone photos are not cut - over a blurred, darkened copy of itself that fills the frame (16:9 on a compute</w:t>
+      </w:r>
+      <w:r>
+        <w:t>r, 4:3 on a phone). The caption, when there is one, sits along the bottom.</w:t>
       </w:r>
     </w:p>
     <w:p>
@@ -12137,7 +12285,10 @@
           <w:sz w:val="19"/>
           <w:szCs w:val="19"/>
         </w:rPr>
-        <w:t>src/components/Showcas</w:t>
+        <w:t>src/components/ShowcaseSlider.jsx</w:t>
+      </w:r>
+      <w:r>
+        <w:t xml:space="preserve">. Heading: </w:t>
       </w:r>
       <w:r>
         <w:rPr>
@@ -12146,10 +12297,10 @@
           <w:sz w:val="19"/>
           <w:szCs w:val="19"/>
         </w:rPr>
-        <w:t>eSlider.jsx</w:t>
-      </w:r>
-      <w:r>
-        <w:t xml:space="preserve">. Heading: </w:t>
+        <w:t>src/pages/HeavyOrderPage.jsx</w:t>
+      </w:r>
+      <w:r>
+        <w:t xml:space="preserve">. Styles: </w:t>
       </w:r>
       <w:r>
         <w:rPr>
@@ -12158,10 +12309,10 @@
           <w:sz w:val="19"/>
           <w:szCs w:val="19"/>
         </w:rPr>
-        <w:t>src/pages/HeavyOrderPage.jsx</w:t>
-      </w:r>
-      <w:r>
-        <w:t xml:space="preserve">. Styles: </w:t>
+        <w:t>.showcase</w:t>
+      </w:r>
+      <w:r>
+        <w:t xml:space="preserve"> in </w:t>
       </w:r>
       <w:r>
         <w:rPr>
@@ -12170,10 +12321,28 @@
           <w:sz w:val="19"/>
           <w:szCs w:val="19"/>
         </w:rPr>
-        <w:t>.showcase</w:t>
-      </w:r>
-      <w:r>
-        <w:t xml:space="preserve"> in </w:t>
+        <w:t>src/styles/index.css</w:t>
+      </w:r>
+      <w:r>
+        <w:t>.</w:t>
+      </w:r>
+    </w:p>
+    <w:p>
+      <w:pPr>
+        <w:pStyle w:val="Heading2"/>
+      </w:pPr>
+      <w:bookmarkStart w:id="22" w:name="_Toc243728606"/>
+      <w:r>
+        <w:t>4.15  Chat assistant and nudges</w:t>
+      </w:r>
+      <w:bookmarkEnd w:id="22"/>
+    </w:p>
+    <w:p>
+      <w:pPr>
+        <w:spacing w:after="120" w:line="276" w:lineRule="auto"/>
+      </w:pPr>
+      <w:r>
+        <w:t xml:space="preserve">See the AI Assistant document (DWS-BE-04). Timings are in </w:t>
       </w:r>
       <w:r>
         <w:rPr>
@@ -12182,28 +12351,10 @@
           <w:sz w:val="19"/>
           <w:szCs w:val="19"/>
         </w:rPr>
-        <w:t>src/styles/index.css</w:t>
-      </w:r>
-      <w:r>
-        <w:t>.</w:t>
-      </w:r>
-    </w:p>
-    <w:p>
-      <w:pPr>
-        <w:pStyle w:val="Heading2"/>
-      </w:pPr>
-      <w:bookmarkStart w:id="22" w:name="_Toc243726479"/>
-      <w:r>
-        <w:t>4.15  Chat assistant and nudges</w:t>
-      </w:r>
-      <w:bookmarkEnd w:id="22"/>
-    </w:p>
-    <w:p>
-      <w:pPr>
-        <w:spacing w:after="120" w:line="276" w:lineRule="auto"/>
-      </w:pPr>
-      <w:r>
-        <w:t xml:space="preserve">See the AI Assistant document (DWS-BE-04). Timings are in </w:t>
+        <w:t>NUDGE_TIMING</w:t>
+      </w:r>
+      <w:r>
+        <w:t xml:space="preserve"> in </w:t>
       </w:r>
       <w:r>
         <w:rPr>
@@ -12212,10 +12363,7 @@
           <w:sz w:val="19"/>
           <w:szCs w:val="19"/>
         </w:rPr>
-        <w:t>NUDGE_TIMING</w:t>
-      </w:r>
-      <w:r>
-        <w:t xml:space="preserve"> in </w:t>
+        <w:t>src/context/Chat</w:t>
       </w:r>
       <w:r>
         <w:rPr>
@@ -12224,7 +12372,7 @@
           <w:sz w:val="19"/>
           <w:szCs w:val="19"/>
         </w:rPr>
-        <w:t>src/context/ChatNudgeContext.jsx</w:t>
+        <w:t>NudgeContext.jsx</w:t>
       </w:r>
       <w:r>
         <w:t xml:space="preserve">; one-tap questions are </w:t>
@@ -12263,7 +12411,7 @@
       <w:pPr>
         <w:pStyle w:val="Heading1"/>
       </w:pPr>
-      <w:bookmarkStart w:id="23" w:name="_Toc243726480"/>
+      <w:bookmarkStart w:id="23" w:name="_Toc243728607"/>
       <w:r>
         <w:lastRenderedPageBreak/>
         <w:t>5  Brand style</w:t>
@@ -12274,7 +12422,7 @@
       <w:pPr>
         <w:pStyle w:val="Heading2"/>
       </w:pPr>
-      <w:bookmarkStart w:id="24" w:name="_Toc243726481"/>
+      <w:bookmarkStart w:id="24" w:name="_Toc243728608"/>
       <w:r>
         <w:t>5.1  Company emblem</w:t>
       </w:r>
@@ -12285,10 +12433,13 @@
         <w:spacing w:after="120" w:line="276" w:lineRule="auto"/>
       </w:pPr>
       <w:r>
-        <w:t>Since 7 October 2026 the company emblem is the one on the delivery lorry in the About film ("i want to use it as the company log"), redrawn as cl</w:t>
-      </w:r>
-      <w:r>
-        <w:t>ean gold lines on near-black without changing its design ("enhance it ... without having to restructure it so much"): the end of a log with its wavy bark edge and growth rings, and a tree whose leafy canopy is the innermost ring. The drawing is code (</w:t>
+        <w:t>Since 7 October 2026 the company emblem is the one on the delivery lorry in the About film ("i want to use it as the company log"</w:t>
+      </w:r>
+      <w:r>
+        <w:t>), redrawn as clean gold lines on near-black without changing its design ("enhance it ... without having to restructure it so much"): the end of a log with its wavy bark edge and growth rings, and a tree whose leafy canopy is the innermost ring. The drawin</w:t>
+      </w:r>
+      <w:r>
+        <w:t>g is code (</w:t>
       </w:r>
       <w:r>
         <w:rPr>
@@ -12297,16 +12448,7 @@
           <w:sz w:val="19"/>
           <w:szCs w:val="19"/>
         </w:rPr>
-        <w:t>src/b</w:t>
-      </w:r>
-      <w:r>
-        <w:rPr>
-          <w:rFonts w:ascii="Consolas" w:eastAsia="Consolas" w:hAnsi="Consolas" w:cs="Consolas"/>
-          <w:color w:val="3B3F3D"/>
-          <w:sz w:val="19"/>
-          <w:szCs w:val="19"/>
-        </w:rPr>
-        <w:t>rand/emblem.js</w:t>
+        <w:t>src/brand/emblem.js</w:t>
       </w:r>
       <w:r>
         <w:t>) in two weights: full, with every ring, for large pictures, and bold (bark edge, canopy and tree, thicker lines) for small ones.</w:t>
@@ -12394,7 +12536,7 @@
           <w:left w:w="10" w:type="dxa"/>
           <w:right w:w="10" w:type="dxa"/>
         </w:tblCellMar>
-        <w:tblLook w:val="04A0" w:firstRow="1" w:lastRow="0" w:firstColumn="1" w:lastColumn="0" w:noHBand="0" w:noVBand="1"/>
+        <w:tblLook w:val="0000" w:firstRow="0" w:lastRow="0" w:firstColumn="0" w:lastColumn="0" w:noHBand="0" w:noVBand="0"/>
       </w:tblPr>
       <w:tblGrid>
         <w:gridCol w:w="3579"/>
@@ -12461,7 +12603,17 @@
                 <w:sz w:val="19"/>
                 <w:szCs w:val="19"/>
               </w:rPr>
-              <w:t>Where it is used</w:t>
+              <w:t>Wh</w:t>
+            </w:r>
+            <w:r>
+              <w:rPr>
+                <w:b/>
+                <w:bCs/>
+                <w:color w:val="FFFFFF"/>
+                <w:sz w:val="19"/>
+                <w:szCs w:val="19"/>
+              </w:rPr>
+              <w:t>ere it is used</w:t>
             </w:r>
           </w:p>
         </w:tc>
@@ -12612,16 +12764,7 @@
                 <w:sz w:val="19"/>
                 <w:szCs w:val="19"/>
               </w:rPr>
-              <w:t>public/apple-touch-icon.png, public/icon-192.png, public</w:t>
-            </w:r>
-            <w:r>
-              <w:rPr>
-                <w:b/>
-                <w:bCs/>
-                <w:sz w:val="19"/>
-                <w:szCs w:val="19"/>
-              </w:rPr>
-              <w:t>/icon-512.png, public/manifest.webmanifest</w:t>
+              <w:t>public/apple-touch-icon.png, public/icon-192.png, public/icon-512.png, public/manifest.webmanifest</w:t>
             </w:r>
           </w:p>
         </w:tc>
@@ -12966,7 +13109,7 @@
       <w:pPr>
         <w:pStyle w:val="Heading2"/>
       </w:pPr>
-      <w:bookmarkStart w:id="25" w:name="_Toc243726482"/>
+      <w:bookmarkStart w:id="25" w:name="_Toc243728609"/>
       <w:r>
         <w:lastRenderedPageBreak/>
         <w:t>5.2  Footer</w:t>
@@ -13081,7 +13224,7 @@
       <w:pPr>
         <w:pStyle w:val="Heading2"/>
       </w:pPr>
-      <w:bookmarkStart w:id="26" w:name="_Toc243726483"/>
+      <w:bookmarkStart w:id="26" w:name="_Toc243728610"/>
       <w:r>
         <w:t>5.3  Colours, wood and icons</w:t>
       </w:r>
@@ -13097,10 +13240,13 @@
         <w:spacing w:after="60" w:line="264" w:lineRule="auto"/>
       </w:pPr>
       <w:r>
-        <w:t xml:space="preserve">Forest-green theme with a painted-wood accent. Since 20 October 2026 the greens are "Living Forest", which the board chose after the older green was felt to be "too lazy and not lively": the page #0f241b, raised surfaces (cards, the cookie banner) #1d4232 </w:t>
-      </w:r>
-      <w:r>
-        <w:t xml:space="preserve">and inner panels #173628 - the same values as the phone and desktop apps. Text on the page keeps a contrast of about 10:1, muted text about 6:1 and the wood about 5:1. The values are the variables at the top of </w:t>
+        <w:t>Forest-green th</w:t>
+      </w:r>
+      <w:r>
+        <w:t>eme with a painted-wood accent. Since 20 October 2026 the greens are "Living Forest", which the board chose after the older green was felt to be "too lazy and not lively": the page #0f241b, raised surfaces (cards, the cookie banner) #1d4232 and inner panel</w:t>
+      </w:r>
+      <w:r>
+        <w:t xml:space="preserve">s #173628 - the same values as the phone and desktop apps. Text on the page keeps a contrast of about 10:1, muted text about 6:1 and the wood about 5:1. The values are the variables at the top of </w:t>
       </w:r>
       <w:r>
         <w:rPr>
@@ -13136,10 +13282,10 @@
         <w:t>--bg-elevated</w:t>
       </w:r>
       <w:r>
-        <w:t>); t</w:t>
-      </w:r>
-      <w:r>
-        <w:t>he browser bar colour (</w:t>
+        <w:t xml:space="preserve">); the browser bar </w:t>
+      </w:r>
+      <w:r>
+        <w:t>colour (</w:t>
       </w:r>
       <w:r>
         <w:rPr>
@@ -13164,10 +13310,10 @@
         <w:spacing w:after="60" w:line="264" w:lineRule="auto"/>
       </w:pPr>
       <w:r>
-        <w:t>Colour themes (since 20 October 2026: "is it possible to add more themes like the dark and light theme and what we have will be default"): Forest is the default,</w:t>
-      </w:r>
-      <w:r>
-        <w:t xml:space="preserve"> Dark is charcoal greys, Light is warm paper with dark text and a darker, barkier wood for small text. Every colour is a variable with a value per theme (</w:t>
+        <w:t>Colour themes (since 20 October 2026: "is it possible to add more themes like the dark and light theme and what we have will be default"): Forest is the default, Dark is charcoal greys, Light is warm paper with dark text and a darker, barkier wood for smal</w:t>
+      </w:r>
+      <w:r>
+        <w:t>l text. Every colour is a variable with a value per theme (</w:t>
       </w:r>
       <w:r>
         <w:rPr>
@@ -13203,10 +13349,7 @@
         <w:t>--ink-rgb</w:t>
       </w:r>
       <w:r>
-        <w:t xml:space="preserve"> (white on the dark </w:t>
-      </w:r>
-      <w:r>
-        <w:t xml:space="preserve">themes, black on Light). The About story and the sign-in photo panel are built on dark photographs and keep the Forest colours in every theme. A small script in </w:t>
+        <w:t xml:space="preserve"> (white on the dark themes, black on Light). The About story and the sign-in photo panel are built on dark photographs and keep the Forest colours in every theme. A small script in </w:t>
       </w:r>
       <w:r>
         <w:rPr>
@@ -13218,7 +13361,10 @@
         <w:t>index.html</w:t>
       </w:r>
       <w:r>
-        <w:t xml:space="preserve"> applies the saved theme before the first frame, so a Light page never flashes green.</w:t>
+        <w:t xml:space="preserve"> applies the saved theme before the first frame, so a Light page </w:t>
+      </w:r>
+      <w:r>
+        <w:t>never flashes green.</w:t>
       </w:r>
     </w:p>
     <w:p>
@@ -13278,10 +13424,10 @@
         <w:t>scripts/paint-wood-textures.mjs</w:t>
       </w:r>
       <w:r>
-        <w:t xml:space="preserve">, so the textures always </w:t>
-      </w:r>
-      <w:r>
-        <w:t>match the wordmark.</w:t>
+        <w:t xml:space="preserve">, so </w:t>
+      </w:r>
+      <w:r>
+        <w:t>the textures always match the wordmark.</w:t>
       </w:r>
     </w:p>
     <w:p>
@@ -13328,10 +13474,10 @@
         <w:t>src/styles/index.css</w:t>
       </w:r>
       <w:r>
-        <w:t>. Small "forest" motions (things growing into place) respect the reduced-motion set</w:t>
-      </w:r>
-      <w:r>
-        <w:t>ting.</w:t>
+        <w:t>. Small "forest" motions (things growing into place) respect th</w:t>
+      </w:r>
+      <w:r>
+        <w:t>e reduced-motion setting.</w:t>
       </w:r>
     </w:p>
     <w:p>
@@ -13505,7 +13651,7 @@
       <w:pPr>
         <w:pStyle w:val="Heading1"/>
       </w:pPr>
-      <w:bookmarkStart w:id="27" w:name="_Toc243726484"/>
+      <w:bookmarkStart w:id="27" w:name="_Toc243728611"/>
       <w:r>
         <w:lastRenderedPageBreak/>
         <w:t>6  Privacy and analytics</w:t>
@@ -13517,7 +13663,10 @@
         <w:spacing w:after="120" w:line="276" w:lineRule="auto"/>
       </w:pPr>
       <w:r>
-        <w:t xml:space="preserve">Only strictly necessary storage is used without consent: the sign-in token and the cart. The closed-banner and video-position notes are kept only in the visitor's own browser and are never sent anywhere. Google Analytics 4 (measurement id in </w:t>
+        <w:t>Only strictly n</w:t>
+      </w:r>
+      <w:r>
+        <w:t xml:space="preserve">ecessary storage is used without consent: the sign-in token and the cart. The closed-banner and video-position notes are kept only in the visitor's own browser and are never sent anywhere. Google Analytics 4 (measurement id in </w:t>
       </w:r>
       <w:r>
         <w:rPr>
@@ -13526,7 +13675,13 @@
           <w:sz w:val="19"/>
           <w:szCs w:val="19"/>
         </w:rPr>
-        <w:t>VITE_GA_MEASUR</w:t>
+        <w:t>VITE_GA_MEASUREMENT_ID</w:t>
+      </w:r>
+      <w:r>
+        <w:t>) is lo</w:t>
+      </w:r>
+      <w:r>
+        <w:t>aded only after the visitor allows the analytics category. Chat nudge events (</w:t>
       </w:r>
       <w:r>
         <w:rPr>
@@ -13535,10 +13690,10 @@
           <w:sz w:val="19"/>
           <w:szCs w:val="19"/>
         </w:rPr>
-        <w:t>EMENT_ID</w:t>
-      </w:r>
-      <w:r>
-        <w:t>) is loaded only after the visitor allows the analytics category. Chat nudge events (</w:t>
+        <w:t>chat_nudge_shown</w:t>
+      </w:r>
+      <w:r>
+        <w:t xml:space="preserve">, </w:t>
       </w:r>
       <w:r>
         <w:rPr>
@@ -13547,7 +13702,7 @@
           <w:sz w:val="19"/>
           <w:szCs w:val="19"/>
         </w:rPr>
-        <w:t>chat_nudge_shown</w:t>
+        <w:t>chat_opened_after_nudge</w:t>
       </w:r>
       <w:r>
         <w:t xml:space="preserve">, </w:t>
@@ -13559,18 +13714,6 @@
           <w:sz w:val="19"/>
           <w:szCs w:val="19"/>
         </w:rPr>
-        <w:t>chat_opened_after_nudge</w:t>
-      </w:r>
-      <w:r>
-        <w:t xml:space="preserve">, </w:t>
-      </w:r>
-      <w:r>
-        <w:rPr>
-          <w:rFonts w:ascii="Consolas" w:eastAsia="Consolas" w:hAnsi="Consolas" w:cs="Consolas"/>
-          <w:color w:val="3B3F3D"/>
-          <w:sz w:val="19"/>
-          <w:szCs w:val="19"/>
-        </w:rPr>
         <w:t>chat_nudge_dismissed</w:t>
       </w:r>
       <w:r>
@@ -13586,7 +13729,7 @@
       <w:pPr>
         <w:pStyle w:val="Heading1"/>
       </w:pPr>
-      <w:bookmarkStart w:id="28" w:name="_Toc243726485"/>
+      <w:bookmarkStart w:id="28" w:name="_Toc243728612"/>
       <w:r>
         <w:lastRenderedPageBreak/>
         <w:t>7  Configuration</w:t>
@@ -13609,7 +13752,7 @@
           <w:left w:w="10" w:type="dxa"/>
           <w:right w:w="10" w:type="dxa"/>
         </w:tblCellMar>
-        <w:tblLook w:val="04A0" w:firstRow="1" w:lastRow="0" w:firstColumn="1" w:lastColumn="0" w:noHBand="0" w:noVBand="1"/>
+        <w:tblLook w:val="0000" w:firstRow="0" w:lastRow="0" w:firstColumn="0" w:lastColumn="0" w:noHBand="0" w:noVBand="0"/>
       </w:tblPr>
       <w:tblGrid>
         <w:gridCol w:w="3125"/>
@@ -13650,8 +13793,25 @@
                 <w:sz w:val="19"/>
                 <w:szCs w:val="19"/>
               </w:rPr>
-              <w:t>Setting (frontend/website</w:t>
-            </w:r>
+              <w:t>Setting (frontend/website/.env)</w:t>
+            </w:r>
+          </w:p>
+        </w:tc>
+        <w:tc>
+          <w:tcPr>
+            <w:tcW w:w="2604" w:type="dxa"/>
+            <w:shd w:val="clear" w:color="auto" w:fill="1F4D3A"/>
+            <w:tcMar>
+              <w:top w:w="50" w:type="dxa"/>
+              <w:left w:w="90" w:type="dxa"/>
+              <w:bottom w:w="50" w:type="dxa"/>
+              <w:right w:w="90" w:type="dxa"/>
+            </w:tcMar>
+          </w:tcPr>
+          <w:p>
+            <w:pPr>
+              <w:spacing w:after="20" w:line="252" w:lineRule="auto"/>
+            </w:pPr>
             <w:r>
               <w:rPr>
                 <w:b/>
@@ -13660,25 +13820,8 @@
                 <w:sz w:val="19"/>
                 <w:szCs w:val="19"/>
               </w:rPr>
-              <w:t>/.env)</w:t>
-            </w:r>
-          </w:p>
-        </w:tc>
-        <w:tc>
-          <w:tcPr>
-            <w:tcW w:w="2604" w:type="dxa"/>
-            <w:shd w:val="clear" w:color="auto" w:fill="1F4D3A"/>
-            <w:tcMar>
-              <w:top w:w="50" w:type="dxa"/>
-              <w:left w:w="90" w:type="dxa"/>
-              <w:bottom w:w="50" w:type="dxa"/>
-              <w:right w:w="90" w:type="dxa"/>
-            </w:tcMar>
-          </w:tcPr>
-          <w:p>
-            <w:pPr>
-              <w:spacing w:after="20" w:line="252" w:lineRule="auto"/>
-            </w:pPr>
+              <w:t>Value to</w:t>
+            </w:r>
             <w:r>
               <w:rPr>
                 <w:b/>
@@ -13687,7 +13830,7 @@
                 <w:sz w:val="19"/>
                 <w:szCs w:val="19"/>
               </w:rPr>
-              <w:t>Value today</w:t>
+              <w:t>day</w:t>
             </w:r>
           </w:p>
         </w:tc>
@@ -13918,7 +14061,7 @@
       <w:pPr>
         <w:pStyle w:val="Heading1"/>
       </w:pPr>
-      <w:bookmarkStart w:id="29" w:name="_Toc243726486"/>
+      <w:bookmarkStart w:id="29" w:name="_Toc243728613"/>
       <w:r>
         <w:lastRenderedPageBreak/>
         <w:t>8  Build, preview and publish</w:t>
@@ -14022,10 +14165,10 @@
         <w:spacing w:after="120" w:line="276" w:lineRule="auto"/>
       </w:pPr>
       <w:r>
-        <w:t>Visitors reach the public build through ngrok and the Caddy router, which sends every path that is not an app, download or payment path to port 4173. The desktop Servers section rebuilds a</w:t>
-      </w:r>
-      <w:r>
-        <w:t xml:space="preserve">nd serves it with one click ("Website (public build)"). A running preview serves a new build as soon as </w:t>
+        <w:t>Visitors reach the public build thro</w:t>
+      </w:r>
+      <w:r>
+        <w:t xml:space="preserve">ugh ngrok and the Caddy router, which sends every path that is not an app, download or payment path to port 4173. The desktop Servers section rebuilds and serves it with one click ("Website (public build)"). A running preview serves a new build as soon as </w:t>
       </w:r>
       <w:r>
         <w:rPr>
@@ -14044,7 +14187,7 @@
       <w:pPr>
         <w:pStyle w:val="Heading2"/>
       </w:pPr>
-      <w:bookmarkStart w:id="30" w:name="_Toc243726487"/>
+      <w:bookmarkStart w:id="30" w:name="_Toc243728614"/>
       <w:r>
         <w:t>8.1  When something goes wrong</w:t>
       </w:r>
@@ -14055,10 +14198,7 @@
         <w:spacing w:after="120" w:line="276" w:lineRule="auto"/>
       </w:pPr>
       <w:r>
-        <w:t>"in the event of an error e.g the server is offline ... the user ... never gets the whole details</w:t>
-      </w:r>
-      <w:r>
-        <w:t xml:space="preserve"> but what is necessary and presentable" (18 October 2026). Every message a visitor sees comes from </w:t>
+        <w:t xml:space="preserve">"in the event of an error e.g the server is offline ... the user ... never gets the whole details but what is necessary and presentable" (18 October 2026). Every message a visitor sees comes from </w:t>
       </w:r>
       <w:r>
         <w:rPr>
@@ -14067,10 +14207,7 @@
           <w:sz w:val="19"/>
           <w:szCs w:val="19"/>
         </w:rPr>
-        <w:t>apiErrorMessage</w:t>
-      </w:r>
-      <w:r>
-        <w:t xml:space="preserve"> in </w:t>
+        <w:t>apiEr</w:t>
       </w:r>
       <w:r>
         <w:rPr>
@@ -14079,16 +14216,28 @@
           <w:sz w:val="19"/>
           <w:szCs w:val="19"/>
         </w:rPr>
+        <w:t>rorMessage</w:t>
+      </w:r>
+      <w:r>
+        <w:t xml:space="preserve"> in </w:t>
+      </w:r>
+      <w:r>
+        <w:rPr>
+          <w:rFonts w:ascii="Consolas" w:eastAsia="Consolas" w:hAnsi="Consolas" w:cs="Consolas"/>
+          <w:color w:val="3B3F3D"/>
+          <w:sz w:val="19"/>
+          <w:szCs w:val="19"/>
+        </w:rPr>
         <w:t>src/api/client.js</w:t>
       </w:r>
       <w:r>
-        <w:t>: the server's own reason when it is meant for people ("Not enough stock ...", "That code isn't right"), otherwise one ca</w:t>
-      </w:r>
-      <w:r>
-        <w:t>lm sentence - "We can't reach Dateroem right now. Please try again in a few minutes." (server down), "Something went wrong on our side. Please try again in a moment." (a problem on the server), "You seem to be offline ..." (no connection), or a plain sente</w:t>
-      </w:r>
-      <w:r>
-        <w:t>nce for "please sign in again", "you don't have access", "too many tries". Never a status code, a raw reply or browser error text.</w:t>
+        <w:t>: the server's own reason when it is meant for people ("Not enough stock ...", "That code isn't right"), otherwise one calm sentence - "We can't reach Dateroem right now. Please try again in a few minutes." (server down), "So</w:t>
+      </w:r>
+      <w:r>
+        <w:t>mething went wrong on our side. Please try again in a moment." (a problem on the server), "You seem to be offline ..." (no connection), or a plain sentence for "please sign in again", "you don't have access", "too many tries". Never a status code, a raw re</w:t>
+      </w:r>
+      <w:r>
+        <w:t>ply or browser error text.</w:t>
       </w:r>
     </w:p>
     <w:p>
@@ -14096,10 +14245,10 @@
         <w:spacing w:after="120" w:line="276" w:lineRule="auto"/>
       </w:pPr>
       <w:r>
-        <w:t xml:space="preserve">While the website itself is down, the router answers the page with "We'll be right back" - the company emblem, a short note, </w:t>
-      </w:r>
-      <w:r>
-        <w:t>the company number to call or WhatsApp - and reloads it by itself once the site is back (see the Running and Operating document).</w:t>
+        <w:t>While the website itself is down, the router answers the page with "We'll be right back" - the company emblem, a short note, the company number to call or WhatsApp - and reloads it by itself once the site is back (see the Running</w:t>
+      </w:r>
+      <w:r>
+        <w:t xml:space="preserve"> and Operating document).</w:t>
       </w:r>
     </w:p>
     <w:p>
@@ -14144,7 +14293,7 @@
       <w:pPr>
         <w:pStyle w:val="Heading1"/>
       </w:pPr>
-      <w:bookmarkStart w:id="31" w:name="_Toc243726488"/>
+      <w:bookmarkStart w:id="31" w:name="_Toc243728615"/>
       <w:r>
         <w:lastRenderedPageBreak/>
         <w:t>9  Development history</w:t>
@@ -14167,7 +14316,7 @@
           <w:left w:w="10" w:type="dxa"/>
           <w:right w:w="10" w:type="dxa"/>
         </w:tblCellMar>
-        <w:tblLook w:val="04A0" w:firstRow="1" w:lastRow="0" w:firstColumn="1" w:lastColumn="0" w:noHBand="0" w:noVBand="1"/>
+        <w:tblLook w:val="0000" w:firstRow="0" w:lastRow="0" w:firstColumn="0" w:lastColumn="0" w:noHBand="0" w:noVBand="0"/>
       </w:tblPr>
       <w:tblGrid>
         <w:gridCol w:w="1606"/>
@@ -14821,14 +14970,7 @@
                 <w:sz w:val="19"/>
                 <w:szCs w:val="19"/>
               </w:rPr>
-              <w:t>Phone number required at sign-up; About page wit</w:t>
-            </w:r>
-            <w:r>
-              <w:rPr>
-                <w:sz w:val="19"/>
-                <w:szCs w:val="19"/>
-              </w:rPr>
-              <w:t>h the scroll-played journey from tree to doorstep.</w:t>
+              <w:t>Phone number required at sign-up; About page with the scroll-played journey from tree to doorstep.</w:t>
             </w:r>
           </w:p>
         </w:tc>
@@ -15117,14 +15259,7 @@
                 <w:sz w:val="19"/>
                 <w:szCs w:val="19"/>
               </w:rPr>
-              <w:t xml:space="preserve">Product pages: </w:t>
-            </w:r>
-            <w:r>
-              <w:rPr>
-                <w:sz w:val="19"/>
-                <w:szCs w:val="19"/>
-              </w:rPr>
-              <w:t>"All products" link, the campaign shown in a card under the product details (the video at its own shape with a soft glow either side), video position remembered between pages.</w:t>
+              <w:t>Product pages: "All products" link, the campaign shown in a card under the product details (the video at its own shape with a soft glow either side), video position remembered between pages.</w:t>
             </w:r>
           </w:p>
         </w:tc>
@@ -15183,7 +15318,14 @@
                 <w:sz w:val="19"/>
                 <w:szCs w:val="19"/>
               </w:rPr>
-              <w:t>New sign-in screen with the About film beside the form; sign in with username or email; email addresses checked at sign-up (format, mail domain, not already used) with typo suggestions; "+" addresses accepted.</w:t>
+              <w:t>New sign-in screen with the About film beside the for</w:t>
+            </w:r>
+            <w:r>
+              <w:rPr>
+                <w:sz w:val="19"/>
+                <w:szCs w:val="19"/>
+              </w:rPr>
+              <w:t>m; sign in with username or email; email addresses checked at sign-up (format, mail domain, not already used) with typo suggestions; "+" addresses accepted.</w:t>
             </w:r>
           </w:p>
         </w:tc>
@@ -15546,14 +15688,21 @@
                 <w:sz w:val="19"/>
                 <w:szCs w:val="19"/>
               </w:rPr>
-              <w:t>Company emblem: the emblem on the delivery lorry in the About film, redrawn as a clean gold logo (log rings and a tree). It is the browser tab and phone home-screen icon; profile pictures for TikTok and Instagram are in brand/. Every page ends with a foote</w:t>
-            </w:r>
-            <w:r>
-              <w:rPr>
-                <w:sz w:val="19"/>
-                <w:szCs w:val="19"/>
-              </w:rPr>
-              <w:t>r: the emblem, then WhatsApp, TikTok, Instagram, email and phone.</w:t>
+              <w:t>Co</w:t>
+            </w:r>
+            <w:r>
+              <w:rPr>
+                <w:sz w:val="19"/>
+                <w:szCs w:val="19"/>
+              </w:rPr>
+              <w:t>mpany emblem: the emblem on the delivery lorry in the About film, redrawn as a clean gold logo (log rings and a tree). It is the browser tab and phone home-screen icon; profile pictures for TikTok and Instagram are in brand/. Every page ends with a footer:</w:t>
+            </w:r>
+            <w:r>
+              <w:rPr>
+                <w:sz w:val="19"/>
+                <w:szCs w:val="19"/>
+              </w:rPr>
+              <w:t xml:space="preserve"> the emblem, then WhatsApp, TikTok, Instagram, email and phone.</w:t>
             </w:r>
           </w:p>
         </w:tc>
@@ -15733,14 +15882,14 @@
                 <w:sz w:val="19"/>
                 <w:szCs w:val="19"/>
               </w:rPr>
-              <w:t>Bulk order pictures: example photos of real bulk orders play as a slideshow on the website's Bulk Orders page (whole picture, optional caption, moves on every 5 seconds). Marketers, Admins and the S</w:t>
-            </w:r>
-            <w:r>
-              <w:rPr>
-                <w:sz w:val="19"/>
-                <w:szCs w:val="19"/>
-              </w:rPr>
-              <w:t>uperAdmin add, caption, put in order and remove them from Marketing in the phone and desktop apps; 12 at most.</w:t>
+              <w:t xml:space="preserve">Bulk order pictures: example photos of real bulk orders play as a slideshow on the website's Bulk Orders page (whole picture, optional caption, moves on every 5 seconds). Marketers, Admins and the SuperAdmin add, caption, put in order and remove them from </w:t>
+            </w:r>
+            <w:r>
+              <w:rPr>
+                <w:sz w:val="19"/>
+                <w:szCs w:val="19"/>
+              </w:rPr>
+              <w:t>Marketing in the phone and desktop apps; 12 at most.</w:t>
             </w:r>
           </w:p>
         </w:tc>
@@ -15799,7 +15948,14 @@
                 <w:sz w:val="19"/>
                 <w:szCs w:val="19"/>
               </w:rPr>
-              <w:t>Bulk Orders emails go to the orders desk (the +orders address), and its replies come from there; the Help page keeps +support. A signed-in customer's phone number is filled in for them in the email window and at checkout.</w:t>
+              <w:t>Bulk Orders emails go to the orders desk (the +orders address), and its replies come from there; the Help page keeps +support. A signed-in customer's phone number is filled in for them in the</w:t>
+            </w:r>
+            <w:r>
+              <w:rPr>
+                <w:sz w:val="19"/>
+                <w:szCs w:val="19"/>
+              </w:rPr>
+              <w:t xml:space="preserve"> email window and at checkout.</w:t>
             </w:r>
           </w:p>
         </w:tc>
@@ -16295,10 +16451,10 @@
 <file path=word/numbering.xml><?xml version="1.0" encoding="utf-8"?>
 <w:numbering xmlns:wpc="http://schemas.microsoft.com/office/word/2010/wordprocessingCanvas" xmlns:cx="http://schemas.microsoft.com/office/drawing/2014/chartex" xmlns:cx1="http://schemas.microsoft.com/office/drawing/2015/9/8/chartex" xmlns:mc="http://schemas.openxmlformats.org/markup-compatibility/2006" xmlns:o="urn:schemas-microsoft-com:office:office" xmlns:r="http://schemas.openxmlformats.org/officeDocument/2006/relationships" xmlns:m="http://schemas.openxmlformats.org/officeDocument/2006/math" xmlns:v="urn:schemas-microsoft-com:vml" xmlns:wp14="http://schemas.microsoft.com/office/word/2010/wordprocessingDrawing" xmlns:wp="http://schemas.openxmlformats.org/drawingml/2006/wordprocessingDrawing" xmlns:w10="urn:schemas-microsoft-com:office:word" xmlns:w="http://schemas.openxmlformats.org/wordprocessingml/2006/main" xmlns:w14="http://schemas.microsoft.com/office/word/2010/wordml" xmlns:w15="http://schemas.microsoft.com/office/word/2012/wordml" xmlns:w16se="http://schemas.microsoft.com/office/word/2015/wordml/symex" xmlns:wpg="http://schemas.microsoft.com/office/word/2010/wordprocessingGroup" xmlns:wpi="http://schemas.microsoft.com/office/word/2010/wordprocessingInk" xmlns:wne="http://schemas.microsoft.com/office/word/2006/wordml" xmlns:wps="http://schemas.microsoft.com/office/word/2010/wordprocessingShape" mc:Ignorable="w14 w15 w16se wp14">
   <w:abstractNum w:abstractNumId="0" w15:restartNumberingAfterBreak="0">
-    <w:nsid w:val="3C4017BF"/>
+    <w:nsid w:val="19A575B0"/>
     <w:multiLevelType w:val="hybridMultilevel"/>
-    <w:tmpl w:val="6F964B38"/>
-    <w:lvl w:ilvl="0" w:tplc="FFA04C5A">
+    <w:tmpl w:val="76621B1A"/>
+    <w:lvl w:ilvl="0" w:tplc="1DCEB120">
       <w:start w:val="1"/>
       <w:numFmt w:val="bullet"/>
       <w:lvlText w:val="•"/>
@@ -16307,7 +16463,7 @@
         <w:ind w:left="540" w:hanging="300"/>
       </w:pPr>
     </w:lvl>
-    <w:lvl w:ilvl="1" w:tplc="67A6B8D8" w:tentative="1">
+    <w:lvl w:ilvl="1" w:tplc="9F587626" w:tentative="1">
       <w:start w:val="1"/>
       <w:numFmt w:val="bullet"/>
       <w:lvlText w:val="–"/>
@@ -16316,7 +16472,7 @@
         <w:ind w:left="940" w:hanging="300"/>
       </w:pPr>
     </w:lvl>
-    <w:lvl w:ilvl="2" w:tplc="B756D8DC" w:tentative="1">
+    <w:lvl w:ilvl="2" w:tplc="22989922" w:tentative="1">
       <w:start w:val="1"/>
       <w:numFmt w:val="bullet"/>
       <w:lvlText w:val="◦"/>
@@ -16325,128 +16481,42 @@
         <w:ind w:left="1340" w:hanging="300"/>
       </w:pPr>
     </w:lvl>
-    <w:lvl w:ilvl="3" w:tplc="F64A074C">
+    <w:lvl w:ilvl="3" w:tplc="5A46AAFC">
       <w:numFmt w:val="decimal"/>
       <w:lvlText w:val=""/>
       <w:lvlJc w:val="left"/>
     </w:lvl>
-    <w:lvl w:ilvl="4" w:tplc="310880D4">
+    <w:lvl w:ilvl="4" w:tplc="F626C832">
       <w:numFmt w:val="decimal"/>
       <w:lvlText w:val=""/>
       <w:lvlJc w:val="left"/>
     </w:lvl>
-    <w:lvl w:ilvl="5" w:tplc="A42A5ECC">
+    <w:lvl w:ilvl="5" w:tplc="D3785F88">
       <w:numFmt w:val="decimal"/>
       <w:lvlText w:val=""/>
       <w:lvlJc w:val="left"/>
     </w:lvl>
-    <w:lvl w:ilvl="6" w:tplc="2DFED4D8">
+    <w:lvl w:ilvl="6" w:tplc="6E5C4D9E">
       <w:numFmt w:val="decimal"/>
       <w:lvlText w:val=""/>
       <w:lvlJc w:val="left"/>
     </w:lvl>
-    <w:lvl w:ilvl="7" w:tplc="02C459D0">
+    <w:lvl w:ilvl="7" w:tplc="2B025394">
       <w:numFmt w:val="decimal"/>
       <w:lvlText w:val=""/>
       <w:lvlJc w:val="left"/>
     </w:lvl>
-    <w:lvl w:ilvl="8" w:tplc="EA38051C">
+    <w:lvl w:ilvl="8" w:tplc="E834A8E2">
       <w:numFmt w:val="decimal"/>
       <w:lvlText w:val=""/>
       <w:lvlJc w:val="left"/>
     </w:lvl>
   </w:abstractNum>
   <w:abstractNum w:abstractNumId="1" w15:restartNumberingAfterBreak="0">
-    <w:nsid w:val="3F403455"/>
+    <w:nsid w:val="34107E54"/>
     <w:multiLevelType w:val="hybridMultilevel"/>
-    <w:tmpl w:val="A02669B2"/>
-    <w:lvl w:ilvl="0" w:tplc="2AB0E4FC" w:tentative="1">
-      <w:start w:val="1"/>
-      <w:numFmt w:val="bullet"/>
-      <w:lvlText w:val="●"/>
-      <w:lvlJc w:val="left"/>
-      <w:pPr>
-        <w:ind w:left="720" w:hanging="360"/>
-      </w:pPr>
-    </w:lvl>
-    <w:lvl w:ilvl="1" w:tplc="5D4C9EB6" w:tentative="1">
-      <w:start w:val="1"/>
-      <w:numFmt w:val="bullet"/>
-      <w:lvlText w:val="○"/>
-      <w:lvlJc w:val="left"/>
-      <w:pPr>
-        <w:ind w:left="1440" w:hanging="360"/>
-      </w:pPr>
-    </w:lvl>
-    <w:lvl w:ilvl="2" w:tplc="264ED5F8" w:tentative="1">
-      <w:start w:val="1"/>
-      <w:numFmt w:val="bullet"/>
-      <w:lvlText w:val="■"/>
-      <w:lvlJc w:val="left"/>
-      <w:pPr>
-        <w:ind w:left="2160" w:hanging="360"/>
-      </w:pPr>
-    </w:lvl>
-    <w:lvl w:ilvl="3" w:tplc="2F3A406C" w:tentative="1">
-      <w:start w:val="1"/>
-      <w:numFmt w:val="bullet"/>
-      <w:lvlText w:val="●"/>
-      <w:lvlJc w:val="left"/>
-      <w:pPr>
-        <w:ind w:left="2880" w:hanging="360"/>
-      </w:pPr>
-    </w:lvl>
-    <w:lvl w:ilvl="4" w:tplc="CAE2CBFC" w:tentative="1">
-      <w:start w:val="1"/>
-      <w:numFmt w:val="bullet"/>
-      <w:lvlText w:val="○"/>
-      <w:lvlJc w:val="left"/>
-      <w:pPr>
-        <w:ind w:left="3600" w:hanging="360"/>
-      </w:pPr>
-    </w:lvl>
-    <w:lvl w:ilvl="5" w:tplc="391E93C0" w:tentative="1">
-      <w:start w:val="1"/>
-      <w:numFmt w:val="bullet"/>
-      <w:lvlText w:val="■"/>
-      <w:lvlJc w:val="left"/>
-      <w:pPr>
-        <w:ind w:left="4320" w:hanging="360"/>
-      </w:pPr>
-    </w:lvl>
-    <w:lvl w:ilvl="6" w:tplc="C52A9368" w:tentative="1">
-      <w:start w:val="1"/>
-      <w:numFmt w:val="bullet"/>
-      <w:lvlText w:val="●"/>
-      <w:lvlJc w:val="left"/>
-      <w:pPr>
-        <w:ind w:left="5040" w:hanging="360"/>
-      </w:pPr>
-    </w:lvl>
-    <w:lvl w:ilvl="7" w:tplc="9F087410" w:tentative="1">
-      <w:start w:val="1"/>
-      <w:numFmt w:val="bullet"/>
-      <w:lvlText w:val="●"/>
-      <w:lvlJc w:val="left"/>
-      <w:pPr>
-        <w:ind w:left="5760" w:hanging="360"/>
-      </w:pPr>
-    </w:lvl>
-    <w:lvl w:ilvl="8" w:tplc="2C5E8706" w:tentative="1">
-      <w:start w:val="1"/>
-      <w:numFmt w:val="bullet"/>
-      <w:lvlText w:val="●"/>
-      <w:lvlJc w:val="left"/>
-      <w:pPr>
-        <w:ind w:left="6480" w:hanging="360"/>
-      </w:pPr>
-    </w:lvl>
-  </w:abstractNum>
-  <w:abstractNum w:abstractNumId="2" w15:restartNumberingAfterBreak="0">
-    <w:nsid w:val="41773CA0"/>
-    <w:multiLevelType w:val="hybridMultilevel"/>
-    <w:tmpl w:val="EC76F2D4"/>
-    <w:lvl w:ilvl="0" w:tplc="6DCA529A">
+    <w:tmpl w:val="74F8CE1E"/>
+    <w:lvl w:ilvl="0" w:tplc="E5184A1C">
       <w:start w:val="1"/>
       <w:numFmt w:val="decimal"/>
       <w:lvlText w:val="%1."/>
@@ -16455,7 +16525,7 @@
         <w:ind w:left="540" w:hanging="300"/>
       </w:pPr>
     </w:lvl>
-    <w:lvl w:ilvl="1" w:tplc="33049230" w:tentative="1">
+    <w:lvl w:ilvl="1" w:tplc="A1A0DFC0" w:tentative="1">
       <w:start w:val="1"/>
       <w:numFmt w:val="lowerLetter"/>
       <w:lvlText w:val="%2."/>
@@ -16464,7 +16534,7 @@
         <w:ind w:left="940" w:hanging="300"/>
       </w:pPr>
     </w:lvl>
-    <w:lvl w:ilvl="2" w:tplc="D556BB36" w:tentative="1">
+    <w:lvl w:ilvl="2" w:tplc="54F84712" w:tentative="1">
       <w:start w:val="1"/>
       <w:numFmt w:val="lowerRoman"/>
       <w:lvlText w:val="%3."/>
@@ -16473,39 +16543,125 @@
         <w:ind w:left="1340" w:hanging="300"/>
       </w:pPr>
     </w:lvl>
-    <w:lvl w:ilvl="3" w:tplc="82DEF59E">
+    <w:lvl w:ilvl="3" w:tplc="D96A78F2">
       <w:numFmt w:val="decimal"/>
       <w:lvlText w:val=""/>
       <w:lvlJc w:val="left"/>
     </w:lvl>
-    <w:lvl w:ilvl="4" w:tplc="6FDCD0B4">
+    <w:lvl w:ilvl="4" w:tplc="6B783516">
       <w:numFmt w:val="decimal"/>
       <w:lvlText w:val=""/>
       <w:lvlJc w:val="left"/>
     </w:lvl>
-    <w:lvl w:ilvl="5" w:tplc="3D6CA978">
+    <w:lvl w:ilvl="5" w:tplc="F4C8671C">
       <w:numFmt w:val="decimal"/>
       <w:lvlText w:val=""/>
       <w:lvlJc w:val="left"/>
     </w:lvl>
-    <w:lvl w:ilvl="6" w:tplc="FB1ACEAC">
+    <w:lvl w:ilvl="6" w:tplc="2EFA8944">
       <w:numFmt w:val="decimal"/>
       <w:lvlText w:val=""/>
       <w:lvlJc w:val="left"/>
     </w:lvl>
-    <w:lvl w:ilvl="7" w:tplc="477CB8B8">
+    <w:lvl w:ilvl="7" w:tplc="79D6A060">
       <w:numFmt w:val="decimal"/>
       <w:lvlText w:val=""/>
       <w:lvlJc w:val="left"/>
     </w:lvl>
-    <w:lvl w:ilvl="8" w:tplc="DBCCC16E">
+    <w:lvl w:ilvl="8" w:tplc="FCAE37DA">
       <w:numFmt w:val="decimal"/>
       <w:lvlText w:val=""/>
       <w:lvlJc w:val="left"/>
     </w:lvl>
   </w:abstractNum>
+  <w:abstractNum w:abstractNumId="2" w15:restartNumberingAfterBreak="0">
+    <w:nsid w:val="791C0AAE"/>
+    <w:multiLevelType w:val="hybridMultilevel"/>
+    <w:tmpl w:val="B582CAD8"/>
+    <w:lvl w:ilvl="0" w:tplc="712C2430" w:tentative="1">
+      <w:start w:val="1"/>
+      <w:numFmt w:val="bullet"/>
+      <w:lvlText w:val="●"/>
+      <w:lvlJc w:val="left"/>
+      <w:pPr>
+        <w:ind w:left="720" w:hanging="360"/>
+      </w:pPr>
+    </w:lvl>
+    <w:lvl w:ilvl="1" w:tplc="AF3CFB94" w:tentative="1">
+      <w:start w:val="1"/>
+      <w:numFmt w:val="bullet"/>
+      <w:lvlText w:val="○"/>
+      <w:lvlJc w:val="left"/>
+      <w:pPr>
+        <w:ind w:left="1440" w:hanging="360"/>
+      </w:pPr>
+    </w:lvl>
+    <w:lvl w:ilvl="2" w:tplc="E0DC0888" w:tentative="1">
+      <w:start w:val="1"/>
+      <w:numFmt w:val="bullet"/>
+      <w:lvlText w:val="■"/>
+      <w:lvlJc w:val="left"/>
+      <w:pPr>
+        <w:ind w:left="2160" w:hanging="360"/>
+      </w:pPr>
+    </w:lvl>
+    <w:lvl w:ilvl="3" w:tplc="A58EC8CC" w:tentative="1">
+      <w:start w:val="1"/>
+      <w:numFmt w:val="bullet"/>
+      <w:lvlText w:val="●"/>
+      <w:lvlJc w:val="left"/>
+      <w:pPr>
+        <w:ind w:left="2880" w:hanging="360"/>
+      </w:pPr>
+    </w:lvl>
+    <w:lvl w:ilvl="4" w:tplc="CF385170" w:tentative="1">
+      <w:start w:val="1"/>
+      <w:numFmt w:val="bullet"/>
+      <w:lvlText w:val="○"/>
+      <w:lvlJc w:val="left"/>
+      <w:pPr>
+        <w:ind w:left="3600" w:hanging="360"/>
+      </w:pPr>
+    </w:lvl>
+    <w:lvl w:ilvl="5" w:tplc="AA46CD16" w:tentative="1">
+      <w:start w:val="1"/>
+      <w:numFmt w:val="bullet"/>
+      <w:lvlText w:val="■"/>
+      <w:lvlJc w:val="left"/>
+      <w:pPr>
+        <w:ind w:left="4320" w:hanging="360"/>
+      </w:pPr>
+    </w:lvl>
+    <w:lvl w:ilvl="6" w:tplc="3ECEF9AE" w:tentative="1">
+      <w:start w:val="1"/>
+      <w:numFmt w:val="bullet"/>
+      <w:lvlText w:val="●"/>
+      <w:lvlJc w:val="left"/>
+      <w:pPr>
+        <w:ind w:left="5040" w:hanging="360"/>
+      </w:pPr>
+    </w:lvl>
+    <w:lvl w:ilvl="7" w:tplc="46E05D6A" w:tentative="1">
+      <w:start w:val="1"/>
+      <w:numFmt w:val="bullet"/>
+      <w:lvlText w:val="●"/>
+      <w:lvlJc w:val="left"/>
+      <w:pPr>
+        <w:ind w:left="5760" w:hanging="360"/>
+      </w:pPr>
+    </w:lvl>
+    <w:lvl w:ilvl="8" w:tplc="0D14F5CC" w:tentative="1">
+      <w:start w:val="1"/>
+      <w:numFmt w:val="bullet"/>
+      <w:lvlText w:val="●"/>
+      <w:lvlJc w:val="left"/>
+      <w:pPr>
+        <w:ind w:left="6480" w:hanging="360"/>
+      </w:pPr>
+    </w:lvl>
+  </w:abstractNum>
   <w:num w:numId="1">
-    <w:abstractNumId w:val="1"/>
+    <w:abstractNumId w:val="2"/>
     <w:lvlOverride w:ilvl="0">
       <w:startOverride w:val="1"/>
     </w:lvlOverride>
@@ -16517,7 +16673,7 @@
     </w:lvlOverride>
   </w:num>
   <w:num w:numId="3">
-    <w:abstractNumId w:val="2"/>
+    <w:abstractNumId w:val="1"/>
     <w:lvlOverride w:ilvl="0">
       <w:startOverride w:val="1"/>
     </w:lvlOverride>
@@ -17146,7 +17302,7 @@
     <w:autoRedefine/>
     <w:uiPriority w:val="39"/>
     <w:unhideWhenUsed/>
-    <w:rsid w:val="004F7FCD"/>
+    <w:rsid w:val="00E95FE9"/>
     <w:pPr>
       <w:spacing w:after="100"/>
     </w:pPr>
@@ -17158,7 +17314,7 @@
     <w:autoRedefine/>
     <w:uiPriority w:val="39"/>
     <w:unhideWhenUsed/>
-    <w:rsid w:val="004F7FCD"/>
+    <w:rsid w:val="00E95FE9"/>
     <w:pPr>
       <w:spacing w:after="100"/>
       <w:ind w:left="210"/>
